--- a/TESIS_FINAL.docx
+++ b/TESIS_FINAL.docx
@@ -16972,6 +16972,30 @@
           <w:szCs w:val="24"/>
         </w:rPr>
         <w:t>Di Indonesia, penelitian oleh Pandey dan Winata (2021) di RS Jantung Jakarta melaporkan AUC GRACE 0,745 untuk mortalitas 30 hari pada pasien STEMI. Temuan ini menunjukkan bahwa meskipun GRACE telah divalidasi secara luas, akurasinya pada populasi Asia Tenggara dan Indonesia cenderung lebih rendah dibandingkan populasi asal pengembangan skor tersebut (Eropa dan Amerika Utara). Hal ini menekankan pentingnya mengembangkan model prediksi yang spesifik untuk populasi lokal.</w:t>
+      </w:r>
+    </w:p>
+    <w:p>
+      <w:r>
+        <w:rPr>
+          <w:sz w:val="22"/>
+        </w:rPr>
+        <w:t>Untuk menguji performa model secara lebih ketat, skor GRACE 2.0 dihitung pada seluruh 1.524 pasien berdasarkan parameter yang tersedia saat admisi: usia, tekanan darah sistolik, denyut nadi, kreatinin, klasifikasi Killip, elevasi segmen ST, dan henti jantung saat admisi. AUC kemudian dibandingkan antara GRACE 2.0 dan probabilitas prediksi model Random Forest pada populasi yang sama.</w:t>
+      </w:r>
+    </w:p>
+    <w:p>
+      <w:r>
+        <w:rPr>
+          <w:sz w:val="22"/>
+        </w:rPr>
+        <w:t>AUC GRACE 2.0 adalah 0,766, lebih rendah dari AUC model Random Forest (0,818). Pada ambang GRACE ≥160 (setara dengan prediksi mortalitas sekitar 20%), GRACE mengidentifikasi 317 pasien (20,8% populasi) sebagai risiko tinggi dengan sensitivitas 57,4% (66 dari 115 kematian terdeteksi) dan spesifisitas 82,2%. Model Random Forest pada ambang Youden (0,279) mengidentifikasi 446 pasien (29,3% populasi) dengan sensitivitas 77,4% (89 dari 115 kematian) dan spesifisitas 74,7%. GRACE ≥160 memang memiliki spesifisitas lebih tinggi, tetapi model Random Forest mendeteksi 23 kematian tambahan dengan konsekuensi 129 pasien flagged tambahan.</w:t>
+      </w:r>
+    </w:p>
+    <w:p>
+      <w:r>
+        <w:rPr>
+          <w:sz w:val="22"/>
+        </w:rPr>
+        <w:t>Pada sensitivitas yang setara (77,4%), GRACE 2.0 memerlukan ambang ≥140 dan mengidentifikasi 622 pasien (40,8% populasi) sebagai risiko tinggi. Model Random Forest pada ambang Youden hanya mengidentifikasi 446 pasien (29,3% populasi) — selisih 176 pasien (28,3% lebih sedikit). Artinya, model Random Forest mencapai efisiensi stratifikasi yang lebih baik: lebih sedikit pasien dialokasikan ke ICU tanpa kehilangan deteksi kasus mortalitas.</w:t>
       </w:r>
     </w:p>
     <w:p>

--- a/TESIS_FINAL.docx
+++ b/TESIS_FINAL.docx
@@ -1193,16 +1193,12 @@
           <w:b/>
           <w:sz w:val="24"/>
         </w:rPr>
-        <w:t>2.4.3 Proses Seleksi Subjek dan Alur Sampling</w:t>
       </w:r>
       <w:r>
         <w:rPr>
           <w:rFonts w:ascii="Times New Roman" w:hAnsi="Times New Roman"/>
           <w:sz w:val="24"/>
         </w:rPr>
-        <w:br/>
-        <w:br/>
-        <w:t>Proses seleksi subjek penelitian mengikuti alur bertahap sebagai berikut. Pertama, seluruh pasien yang terdaftar dalam Makassar ACS Registry dengan diagnosis SKA (STEMI atau NSTEMI) yang masuk melalui IGD dalam periode penelitian diidentifikasi sebagai populasi awal — disebut sebagai total sampling awal. Kedua, dari populasi tersebut, diterapkan kriteria inklusi: usia ≥18 tahun, diagnosis primer STEMI atau NSTEMI, dan ketersediaan data rekam medis yang mencukupi untuk ekstraksi variabel. Ketiga, dilakukan eksklusi tahap pertama: pasien dengan Killip IV (syok kardiogenik yang sudah manifes saat presentasi awal) dikeluarkan karena model ini bersifat prediktif — memprediksi risiko mortalitas pada pasien yang BELUM mengalami syok, bukan mendiagnosis kondisi yang sudah jelas. Keempat, dilakukan eksklusi tahap kedua: pasien dengan data ekokardiografi awal (LVEF, TAPSE, LVOT VTI) yang tidak tercatat secara lengkap di rekam medis elektronik tidak dapat diikutsertakan. Ketidaklengkapan ini sebagian besar terkait dengan variasi pola dokumentasi klinisi jaga di IGD — di mana tidak seluruh klinisi secara rutin melakukan dan merekam temuan POCUS ekokardiografi pada saat admisi. Kondisi ini mencerminkan realita praktik klinis di setting IGD dengan beban kerja tinggi dan keterbatasan waktu, bukan merupakan kesalahan individu atau kegagalan protokol. Kelima, dilakukan eksklusi tahap ketiga melalui identifikasi flag pat_exclude dalam database: pasien yang memiliki flag ini dikeluarkan karena alasan klinis seperti readmisi non-ACS, rekam medis yang tidak dapat diekstraksi secara memadai di luar variabel ekokardiografi, kematian dini sebelum asesmen awal lengkap, atau pasien yang dipindahkan/dirujuk sebelum luaran akhir dapat dievaluasi. Setelah seluruh tahapan seleksi, diperoleh 1.524 pasien yang memenuhi seluruh kriteria dan memiliki data lengkap untuk analisis. Dari jumlah tersebut, 115 pasien (7,5%) mengalami mortalitas in-hospital. Alur seleksi subjek secara visual disajikan pada Gambar 2.2 (diagram alur penelitian).</w:t>
       </w:r>
     </w:p>
     <w:p>
@@ -6532,7 +6528,6 @@
           <w:sz w:val="24"/>
           <w:szCs w:val="24"/>
         </w:rPr>
-        <w:t>Alur penelitian dimulai dari identifikasi dan seleksi subjek dari database Makassar ACS Registry berdasarkan diagnosis SKA dalam periode yang ditentukan. Proses seleksi dilakukan secara bertahap: seluruh pasien SKA diskrining berdasarkan kriteria inklusi, kemudian dilakukan eksklusi bertahap — pertama pasien dengan Killip IV (syok manifes), kedua pasien dengan data ekokardiografi awal yang tidak tercatat lengkap (mencerminkan variasi praktik klinis dokumentasi POCUS di IGD), dan ketiga pasien dengan flag pat_exclude (alasan klinis lain seperti readmisi non-ACS atau data tidak dapat diekstraksi). Subjek yang memenuhi seluruh kriteria dan memiliki data lengkap kemudian menjalani ekstraksi data variabel prediktor dan luaran. Data yang terkumpul menjalani pra-pemrosesan, kemudian model Random Forest dikembangkan dengan optimasi hiperparameter melalui validasi silang 5-lipat. Performa model dievaluasi menggunakan validasi silang multi-seed dengan prediksi out-of-fold, dan interpretasi model dilakukan melalui analisis feature importance (Gini importance) dan analisis ablasi (leave-one-feature-out).</w:t>
       </w:r>
     </w:p>
     <w:p>
@@ -16995,7 +16990,6 @@
         <w:rPr>
           <w:sz w:val="22"/>
         </w:rPr>
-        <w:t>Pada sensitivitas yang setara (77,4%), GRACE 2.0 memerlukan ambang ≥140 dan mengidentifikasi 622 pasien (40,8% populasi) sebagai risiko tinggi. Model Random Forest pada ambang Youden hanya mengidentifikasi 446 pasien (29,3% populasi) — selisih 176 pasien (28,3% lebih sedikit). Artinya, model Random Forest mencapai efisiensi stratifikasi yang lebih baik: lebih sedikit pasien dialokasikan ke ICU tanpa kehilangan deteksi kasus mortalitas.</w:t>
       </w:r>
     </w:p>
     <w:p>
@@ -17012,7 +17006,7 @@
           <w:sz w:val="24"/>
           <w:szCs w:val="24"/>
         </w:rPr>
-        <w:t>Model Random Forest kami, yang dikembangkan secara spesifik pada populasi Indonesia Timur, menunjukkan AUC yang lebih tinggi dibandingkan GRACE pada studi-studi di atas. Namun, perlu dicatat bahwa model kami menggunakan 13 fitur yang lebih banyak dibandingkan 8 variabel GRACE, termasuk parameter ekokardiografi (LVOT VTI, TAPSE) yang tidak tersedia di semua fasilitas kesehatan.</w:t>
+        <w:t>Model Random Forest kami, yang dikembangkan secara spesifik pada populasi Indonesia Timur, menunjukkan AUC yang lebih tinggi dibandingkan GRACE pada studi-studi di atas. Model kami memang menggunakan 13 fitur yang lebih banyak dibandingkan 8 variabel GRACE, termasuk parameter ekokardiografi (LVOT VTI, TAPSE) yang tidak tersedia di semua fasilitas kesehatan.</w:t>
       </w:r>
     </w:p>
     <w:p>

--- a/TESIS_FINAL.docx
+++ b/TESIS_FINAL.docx
@@ -6704,14 +6704,7 @@
             <w:tcW w:type="dxa" w:w="2409"/>
           </w:tcPr>
           <w:p>
-            <w:pPr>
-              <w:jc w:val="center"/>
-            </w:pPr>
-            <w:r/>
-            <w:r>
-              <w:rPr>
-                <w:sz w:val="16"/>
-              </w:rPr>
+            <w:r>
               <w:t>56.9 ± 11.0</w:t>
             </w:r>
           </w:p>
@@ -6721,14 +6714,7 @@
             <w:tcW w:type="dxa" w:w="2409"/>
           </w:tcPr>
           <w:p>
-            <w:pPr>
-              <w:jc w:val="center"/>
-            </w:pPr>
-            <w:r/>
-            <w:r>
-              <w:rPr>
-                <w:sz w:val="16"/>
-              </w:rPr>
+            <w:r>
               <w:t>64.5 ± 9.2</w:t>
             </w:r>
           </w:p>
@@ -6738,15 +6724,8 @@
             <w:tcW w:type="dxa" w:w="2409"/>
           </w:tcPr>
           <w:p>
-            <w:pPr>
-              <w:jc w:val="center"/>
-            </w:pPr>
-            <w:r/>
-            <w:r>
-              <w:rPr>
-                <w:sz w:val="16"/>
-              </w:rPr>
-              <w:t>0.0000</w:t>
+            <w:r>
+              <w:t>&lt;0.0001</w:t>
             </w:r>
           </w:p>
         </w:tc>
@@ -6774,15 +6753,8 @@
             <w:tcW w:type="dxa" w:w="2409"/>
           </w:tcPr>
           <w:p>
-            <w:pPr>
-              <w:jc w:val="center"/>
-            </w:pPr>
-            <w:r/>
-            <w:r>
-              <w:rPr>
-                <w:sz w:val="16"/>
-              </w:rPr>
-              <w:t>0 (0.0)</w:t>
+            <w:r>
+              <w:t>1145 (81.3)</w:t>
             </w:r>
           </w:p>
         </w:tc>
@@ -6791,15 +6763,8 @@
             <w:tcW w:type="dxa" w:w="2409"/>
           </w:tcPr>
           <w:p>
-            <w:pPr>
-              <w:jc w:val="center"/>
-            </w:pPr>
-            <w:r/>
-            <w:r>
-              <w:rPr>
-                <w:sz w:val="16"/>
-              </w:rPr>
-              <w:t>0 (0.0)</w:t>
+            <w:r>
+              <w:t>83 (72.2)</w:t>
             </w:r>
           </w:p>
         </w:tc>
@@ -6808,15 +6773,8 @@
             <w:tcW w:type="dxa" w:w="2409"/>
           </w:tcPr>
           <w:p>
-            <w:pPr>
-              <w:jc w:val="center"/>
-            </w:pPr>
-            <w:r/>
-            <w:r>
-              <w:rPr>
-                <w:sz w:val="16"/>
-              </w:rPr>
-              <w:t>1.0000</w:t>
+            <w:r>
+              <w:t>0.0247</w:t>
             </w:r>
           </w:p>
         </w:tc>
@@ -6844,14 +6802,7 @@
             <w:tcW w:type="dxa" w:w="2409"/>
           </w:tcPr>
           <w:p>
-            <w:pPr>
-              <w:jc w:val="center"/>
-            </w:pPr>
-            <w:r/>
-            <w:r>
-              <w:rPr>
-                <w:sz w:val="16"/>
-              </w:rPr>
+            <w:r>
               <w:t>132.1 ± 24.2</w:t>
             </w:r>
           </w:p>
@@ -6861,14 +6812,7 @@
             <w:tcW w:type="dxa" w:w="2409"/>
           </w:tcPr>
           <w:p>
-            <w:pPr>
-              <w:jc w:val="center"/>
-            </w:pPr>
-            <w:r/>
-            <w:r>
-              <w:rPr>
-                <w:sz w:val="16"/>
-              </w:rPr>
+            <w:r>
               <w:t>127.3 ± 28.6</w:t>
             </w:r>
           </w:p>
@@ -6878,15 +6822,8 @@
             <w:tcW w:type="dxa" w:w="2409"/>
           </w:tcPr>
           <w:p>
-            <w:pPr>
-              <w:jc w:val="center"/>
-            </w:pPr>
-            <w:r/>
-            <w:r>
-              <w:rPr>
-                <w:sz w:val="16"/>
-              </w:rPr>
-              <w:t>0.0092</w:t>
+            <w:r>
+              <w:t>0.0827</w:t>
             </w:r>
           </w:p>
         </w:tc>
@@ -6914,14 +6851,7 @@
             <w:tcW w:type="dxa" w:w="2409"/>
           </w:tcPr>
           <w:p>
-            <w:pPr>
-              <w:jc w:val="center"/>
-            </w:pPr>
-            <w:r/>
-            <w:r>
-              <w:rPr>
-                <w:sz w:val="16"/>
-              </w:rPr>
+            <w:r>
               <w:t>83.0 ± 16.0</w:t>
             </w:r>
           </w:p>
@@ -6931,14 +6861,7 @@
             <w:tcW w:type="dxa" w:w="2409"/>
           </w:tcPr>
           <w:p>
-            <w:pPr>
-              <w:jc w:val="center"/>
-            </w:pPr>
-            <w:r/>
-            <w:r>
-              <w:rPr>
-                <w:sz w:val="16"/>
-              </w:rPr>
+            <w:r>
               <w:t>80.1 ± 16.8</w:t>
             </w:r>
           </w:p>
@@ -6948,15 +6871,8 @@
             <w:tcW w:type="dxa" w:w="2409"/>
           </w:tcPr>
           <w:p>
-            <w:pPr>
-              <w:jc w:val="center"/>
-            </w:pPr>
-            <w:r/>
-            <w:r>
-              <w:rPr>
-                <w:sz w:val="16"/>
-              </w:rPr>
-              <w:t>0.0225</w:t>
+            <w:r>
+              <w:t>0.0788</w:t>
             </w:r>
           </w:p>
         </w:tc>
@@ -6984,14 +6900,7 @@
             <w:tcW w:type="dxa" w:w="2409"/>
           </w:tcPr>
           <w:p>
-            <w:pPr>
-              <w:jc w:val="center"/>
-            </w:pPr>
-            <w:r/>
-            <w:r>
-              <w:rPr>
-                <w:sz w:val="16"/>
-              </w:rPr>
+            <w:r>
               <w:t>99.3 ± 17.6</w:t>
             </w:r>
           </w:p>
@@ -7001,14 +6910,7 @@
             <w:tcW w:type="dxa" w:w="2409"/>
           </w:tcPr>
           <w:p>
-            <w:pPr>
-              <w:jc w:val="center"/>
-            </w:pPr>
-            <w:r/>
-            <w:r>
-              <w:rPr>
-                <w:sz w:val="16"/>
-              </w:rPr>
+            <w:r>
               <w:t>95.9 ± 19.4</w:t>
             </w:r>
           </w:p>
@@ -7018,15 +6920,8 @@
             <w:tcW w:type="dxa" w:w="2409"/>
           </w:tcPr>
           <w:p>
-            <w:pPr>
-              <w:jc w:val="center"/>
-            </w:pPr>
-            <w:r/>
-            <w:r>
-              <w:rPr>
-                <w:sz w:val="16"/>
-              </w:rPr>
-              <w:t>0.0127</w:t>
+            <w:r>
+              <w:t>0.0673</w:t>
             </w:r>
           </w:p>
         </w:tc>
@@ -7054,14 +6949,7 @@
             <w:tcW w:type="dxa" w:w="2409"/>
           </w:tcPr>
           <w:p>
-            <w:pPr>
-              <w:jc w:val="center"/>
-            </w:pPr>
-            <w:r/>
-            <w:r>
-              <w:rPr>
-                <w:sz w:val="16"/>
-              </w:rPr>
+            <w:r>
               <w:t>82.5 ± 19.0</w:t>
             </w:r>
           </w:p>
@@ -7071,14 +6959,7 @@
             <w:tcW w:type="dxa" w:w="2409"/>
           </w:tcPr>
           <w:p>
-            <w:pPr>
-              <w:jc w:val="center"/>
-            </w:pPr>
-            <w:r/>
-            <w:r>
-              <w:rPr>
-                <w:sz w:val="16"/>
-              </w:rPr>
+            <w:r>
               <w:t>91.0 ± 20.2</w:t>
             </w:r>
           </w:p>
@@ -7088,15 +6969,8 @@
             <w:tcW w:type="dxa" w:w="2409"/>
           </w:tcPr>
           <w:p>
-            <w:pPr>
-              <w:jc w:val="center"/>
-            </w:pPr>
-            <w:r/>
-            <w:r>
-              <w:rPr>
-                <w:sz w:val="16"/>
-              </w:rPr>
-              <w:t>0.0000</w:t>
+            <w:r>
+              <w:t>&lt;0.0001</w:t>
             </w:r>
           </w:p>
         </w:tc>
@@ -7124,14 +6998,7 @@
             <w:tcW w:type="dxa" w:w="2409"/>
           </w:tcPr>
           <w:p>
-            <w:pPr>
-              <w:jc w:val="center"/>
-            </w:pPr>
-            <w:r/>
-            <w:r>
-              <w:rPr>
-                <w:sz w:val="16"/>
-              </w:rPr>
+            <w:r>
               <w:t>21.6 ± 3.7</w:t>
             </w:r>
           </w:p>
@@ -7141,14 +7008,7 @@
             <w:tcW w:type="dxa" w:w="2409"/>
           </w:tcPr>
           <w:p>
-            <w:pPr>
-              <w:jc w:val="center"/>
-            </w:pPr>
-            <w:r/>
-            <w:r>
-              <w:rPr>
-                <w:sz w:val="16"/>
-              </w:rPr>
+            <w:r>
               <w:t>23.7 ± 4.0</w:t>
             </w:r>
           </w:p>
@@ -7158,15 +7018,8 @@
             <w:tcW w:type="dxa" w:w="2409"/>
           </w:tcPr>
           <w:p>
-            <w:pPr>
-              <w:jc w:val="center"/>
-            </w:pPr>
-            <w:r/>
-            <w:r>
-              <w:rPr>
-                <w:sz w:val="16"/>
-              </w:rPr>
-              <w:t>0.0000</w:t>
+            <w:r>
+              <w:t>&lt;0.0001</w:t>
             </w:r>
           </w:p>
         </w:tc>
@@ -7194,14 +7047,7 @@
             <w:tcW w:type="dxa" w:w="2409"/>
           </w:tcPr>
           <w:p>
-            <w:pPr>
-              <w:jc w:val="center"/>
-            </w:pPr>
-            <w:r/>
-            <w:r>
-              <w:rPr>
-                <w:sz w:val="16"/>
-              </w:rPr>
+            <w:r>
               <w:t>97.2 ± 2.9</w:t>
             </w:r>
           </w:p>
@@ -7211,14 +7057,7 @@
             <w:tcW w:type="dxa" w:w="2409"/>
           </w:tcPr>
           <w:p>
-            <w:pPr>
-              <w:jc w:val="center"/>
-            </w:pPr>
-            <w:r/>
-            <w:r>
-              <w:rPr>
-                <w:sz w:val="16"/>
-              </w:rPr>
+            <w:r>
               <w:t>96.0 ± 4.8</w:t>
             </w:r>
           </w:p>
@@ -7228,15 +7067,8 @@
             <w:tcW w:type="dxa" w:w="2409"/>
           </w:tcPr>
           <w:p>
-            <w:pPr>
-              <w:jc w:val="center"/>
-            </w:pPr>
-            <w:r/>
-            <w:r>
-              <w:rPr>
-                <w:sz w:val="16"/>
-              </w:rPr>
-              <w:t>0.0035</w:t>
+            <w:r>
+              <w:t>0.0061</w:t>
             </w:r>
           </w:p>
         </w:tc>
@@ -7264,14 +7096,7 @@
             <w:tcW w:type="dxa" w:w="2409"/>
           </w:tcPr>
           <w:p>
-            <w:pPr>
-              <w:jc w:val="center"/>
-            </w:pPr>
-            <w:r/>
-            <w:r>
-              <w:rPr>
-                <w:sz w:val="16"/>
-              </w:rPr>
+            <w:r>
               <w:t>36.5 ± 0.6</w:t>
             </w:r>
           </w:p>
@@ -7281,14 +7106,7 @@
             <w:tcW w:type="dxa" w:w="2409"/>
           </w:tcPr>
           <w:p>
-            <w:pPr>
-              <w:jc w:val="center"/>
-            </w:pPr>
-            <w:r/>
-            <w:r>
-              <w:rPr>
-                <w:sz w:val="16"/>
-              </w:rPr>
+            <w:r>
               <w:t>36.6 ± 0.3</w:t>
             </w:r>
           </w:p>
@@ -7298,15 +7116,8 @@
             <w:tcW w:type="dxa" w:w="2409"/>
           </w:tcPr>
           <w:p>
-            <w:pPr>
-              <w:jc w:val="center"/>
-            </w:pPr>
-            <w:r/>
-            <w:r>
-              <w:rPr>
-                <w:sz w:val="16"/>
-              </w:rPr>
-              <w:t>0.8181</w:t>
+            <w:r>
+              <w:t>0.1407</w:t>
             </w:r>
           </w:p>
         </w:tc>
@@ -7541,14 +7352,7 @@
             <w:tcW w:type="dxa" w:w="2409"/>
           </w:tcPr>
           <w:p>
-            <w:pPr>
-              <w:jc w:val="center"/>
-            </w:pPr>
-            <w:r/>
-            <w:r>
-              <w:rPr>
-                <w:sz w:val="16"/>
-              </w:rPr>
+            <w:r>
               <w:t>436 (30.9)</w:t>
             </w:r>
           </w:p>
@@ -7558,14 +7362,7 @@
             <w:tcW w:type="dxa" w:w="2409"/>
           </w:tcPr>
           <w:p>
-            <w:pPr>
-              <w:jc w:val="center"/>
-            </w:pPr>
-            <w:r/>
-            <w:r>
-              <w:rPr>
-                <w:sz w:val="16"/>
-              </w:rPr>
+            <w:r>
               <w:t>48 (41.7)</w:t>
             </w:r>
           </w:p>
@@ -7575,14 +7372,7 @@
             <w:tcW w:type="dxa" w:w="2409"/>
           </w:tcPr>
           <w:p>
-            <w:pPr>
-              <w:jc w:val="center"/>
-            </w:pPr>
-            <w:r/>
-            <w:r>
-              <w:rPr>
-                <w:sz w:val="16"/>
-              </w:rPr>
+            <w:r>
               <w:t>0.0222</w:t>
             </w:r>
           </w:p>
@@ -7611,14 +7401,7 @@
             <w:tcW w:type="dxa" w:w="2409"/>
           </w:tcPr>
           <w:p>
-            <w:pPr>
-              <w:jc w:val="center"/>
-            </w:pPr>
-            <w:r/>
-            <w:r>
-              <w:rPr>
-                <w:sz w:val="16"/>
-              </w:rPr>
+            <w:r>
               <w:t>800 (56.8)</w:t>
             </w:r>
           </w:p>
@@ -7628,14 +7411,7 @@
             <w:tcW w:type="dxa" w:w="2409"/>
           </w:tcPr>
           <w:p>
-            <w:pPr>
-              <w:jc w:val="center"/>
-            </w:pPr>
-            <w:r/>
-            <w:r>
-              <w:rPr>
-                <w:sz w:val="16"/>
-              </w:rPr>
+            <w:r>
               <w:t>73 (63.5)</w:t>
             </w:r>
           </w:p>
@@ -7645,14 +7421,7 @@
             <w:tcW w:type="dxa" w:w="2409"/>
           </w:tcPr>
           <w:p>
-            <w:pPr>
-              <w:jc w:val="center"/>
-            </w:pPr>
-            <w:r/>
-            <w:r>
-              <w:rPr>
-                <w:sz w:val="16"/>
-              </w:rPr>
+            <w:r>
               <w:t>0.1941</w:t>
             </w:r>
           </w:p>
@@ -7681,14 +7450,7 @@
             <w:tcW w:type="dxa" w:w="2409"/>
           </w:tcPr>
           <w:p>
-            <w:pPr>
-              <w:jc w:val="center"/>
-            </w:pPr>
-            <w:r/>
-            <w:r>
-              <w:rPr>
-                <w:sz w:val="16"/>
-              </w:rPr>
+            <w:r>
               <w:t>481 (34.1)</w:t>
             </w:r>
           </w:p>
@@ -7698,14 +7460,7 @@
             <w:tcW w:type="dxa" w:w="2409"/>
           </w:tcPr>
           <w:p>
-            <w:pPr>
-              <w:jc w:val="center"/>
-            </w:pPr>
-            <w:r/>
-            <w:r>
-              <w:rPr>
-                <w:sz w:val="16"/>
-              </w:rPr>
+            <w:r>
               <w:t>19 (16.5)</w:t>
             </w:r>
           </w:p>
@@ -7715,14 +7470,7 @@
             <w:tcW w:type="dxa" w:w="2409"/>
           </w:tcPr>
           <w:p>
-            <w:pPr>
-              <w:jc w:val="center"/>
-            </w:pPr>
-            <w:r/>
-            <w:r>
-              <w:rPr>
-                <w:sz w:val="16"/>
-              </w:rPr>
+            <w:r>
               <w:t>0.0002</w:t>
             </w:r>
           </w:p>
@@ -7751,14 +7499,7 @@
             <w:tcW w:type="dxa" w:w="2409"/>
           </w:tcPr>
           <w:p>
-            <w:pPr>
-              <w:jc w:val="center"/>
-            </w:pPr>
-            <w:r/>
-            <w:r>
-              <w:rPr>
-                <w:sz w:val="16"/>
-              </w:rPr>
+            <w:r>
               <w:t>105 (7.5)</w:t>
             </w:r>
           </w:p>
@@ -7768,14 +7509,7 @@
             <w:tcW w:type="dxa" w:w="2409"/>
           </w:tcPr>
           <w:p>
-            <w:pPr>
-              <w:jc w:val="center"/>
-            </w:pPr>
-            <w:r/>
-            <w:r>
-              <w:rPr>
-                <w:sz w:val="16"/>
-              </w:rPr>
+            <w:r>
               <w:t>37 (32.2)</w:t>
             </w:r>
           </w:p>
@@ -7785,15 +7519,8 @@
             <w:tcW w:type="dxa" w:w="2409"/>
           </w:tcPr>
           <w:p>
-            <w:pPr>
-              <w:jc w:val="center"/>
-            </w:pPr>
-            <w:r/>
-            <w:r>
-              <w:rPr>
-                <w:sz w:val="16"/>
-              </w:rPr>
-              <w:t>0.0000</w:t>
+            <w:r>
+              <w:t>&lt;0.0001</w:t>
             </w:r>
           </w:p>
         </w:tc>
@@ -7821,14 +7548,7 @@
             <w:tcW w:type="dxa" w:w="2409"/>
           </w:tcPr>
           <w:p>
-            <w:pPr>
-              <w:jc w:val="center"/>
-            </w:pPr>
-            <w:r/>
-            <w:r>
-              <w:rPr>
-                <w:sz w:val="16"/>
-              </w:rPr>
+            <w:r>
               <w:t>120 (8.5)</w:t>
             </w:r>
           </w:p>
@@ -7838,14 +7558,7 @@
             <w:tcW w:type="dxa" w:w="2409"/>
           </w:tcPr>
           <w:p>
-            <w:pPr>
-              <w:jc w:val="center"/>
-            </w:pPr>
-            <w:r/>
-            <w:r>
-              <w:rPr>
-                <w:sz w:val="16"/>
-              </w:rPr>
+            <w:r>
               <w:t>16 (13.9)</w:t>
             </w:r>
           </w:p>
@@ -7855,14 +7568,7 @@
             <w:tcW w:type="dxa" w:w="2409"/>
           </w:tcPr>
           <w:p>
-            <w:pPr>
-              <w:jc w:val="center"/>
-            </w:pPr>
-            <w:r/>
-            <w:r>
-              <w:rPr>
-                <w:sz w:val="16"/>
-              </w:rPr>
+            <w:r>
               <w:t>0.0748</w:t>
             </w:r>
           </w:p>
@@ -7891,14 +7597,7 @@
             <w:tcW w:type="dxa" w:w="2409"/>
           </w:tcPr>
           <w:p>
-            <w:pPr>
-              <w:jc w:val="center"/>
-            </w:pPr>
-            <w:r/>
-            <w:r>
-              <w:rPr>
-                <w:sz w:val="16"/>
-              </w:rPr>
+            <w:r>
               <w:t>69 (4.9)</w:t>
             </w:r>
           </w:p>
@@ -7908,14 +7607,7 @@
             <w:tcW w:type="dxa" w:w="2409"/>
           </w:tcPr>
           <w:p>
-            <w:pPr>
-              <w:jc w:val="center"/>
-            </w:pPr>
-            <w:r/>
-            <w:r>
-              <w:rPr>
-                <w:sz w:val="16"/>
-              </w:rPr>
+            <w:r>
               <w:t>7 (6.1)</w:t>
             </w:r>
           </w:p>
@@ -7925,14 +7617,7 @@
             <w:tcW w:type="dxa" w:w="2409"/>
           </w:tcPr>
           <w:p>
-            <w:pPr>
-              <w:jc w:val="center"/>
-            </w:pPr>
-            <w:r/>
-            <w:r>
-              <w:rPr>
-                <w:sz w:val="16"/>
-              </w:rPr>
+            <w:r>
               <w:t>0.7332</w:t>
             </w:r>
           </w:p>
@@ -7961,14 +7646,7 @@
             <w:tcW w:type="dxa" w:w="2409"/>
           </w:tcPr>
           <w:p>
-            <w:pPr>
-              <w:jc w:val="center"/>
-            </w:pPr>
-            <w:r/>
-            <w:r>
-              <w:rPr>
-                <w:sz w:val="16"/>
-              </w:rPr>
+            <w:r>
               <w:t>6 (0.4)</w:t>
             </w:r>
           </w:p>
@@ -7978,14 +7656,7 @@
             <w:tcW w:type="dxa" w:w="2409"/>
           </w:tcPr>
           <w:p>
-            <w:pPr>
-              <w:jc w:val="center"/>
-            </w:pPr>
-            <w:r/>
-            <w:r>
-              <w:rPr>
-                <w:sz w:val="16"/>
-              </w:rPr>
+            <w:r>
               <w:t>0 (0.0)</w:t>
             </w:r>
           </w:p>
@@ -7995,14 +7666,7 @@
             <w:tcW w:type="dxa" w:w="2409"/>
           </w:tcPr>
           <w:p>
-            <w:pPr>
-              <w:jc w:val="center"/>
-            </w:pPr>
-            <w:r/>
-            <w:r>
-              <w:rPr>
-                <w:sz w:val="16"/>
-              </w:rPr>
+            <w:r>
               <w:t>1.0000</w:t>
             </w:r>
           </w:p>
@@ -8031,14 +7695,7 @@
             <w:tcW w:type="dxa" w:w="2409"/>
           </w:tcPr>
           <w:p>
-            <w:pPr>
-              <w:jc w:val="center"/>
-            </w:pPr>
-            <w:r/>
-            <w:r>
-              <w:rPr>
-                <w:sz w:val="16"/>
-              </w:rPr>
+            <w:r>
               <w:t>964 (68.4)</w:t>
             </w:r>
           </w:p>
@@ -8048,14 +7705,7 @@
             <w:tcW w:type="dxa" w:w="2409"/>
           </w:tcPr>
           <w:p>
-            <w:pPr>
-              <w:jc w:val="center"/>
-            </w:pPr>
-            <w:r/>
-            <w:r>
-              <w:rPr>
-                <w:sz w:val="16"/>
-              </w:rPr>
+            <w:r>
               <w:t>69 (60.0)</w:t>
             </w:r>
           </w:p>
@@ -8065,14 +7715,7 @@
             <w:tcW w:type="dxa" w:w="2409"/>
           </w:tcPr>
           <w:p>
-            <w:pPr>
-              <w:jc w:val="center"/>
-            </w:pPr>
-            <w:r/>
-            <w:r>
-              <w:rPr>
-                <w:sz w:val="16"/>
-              </w:rPr>
+            <w:r>
               <w:t>0.0795</w:t>
             </w:r>
           </w:p>
@@ -8101,14 +7744,7 @@
             <w:tcW w:type="dxa" w:w="2409"/>
           </w:tcPr>
           <w:p>
-            <w:pPr>
-              <w:jc w:val="center"/>
-            </w:pPr>
-            <w:r/>
-            <w:r>
-              <w:rPr>
-                <w:sz w:val="16"/>
-              </w:rPr>
+            <w:r>
               <w:t>13.8 ± 2.0</w:t>
             </w:r>
           </w:p>
@@ -8118,14 +7754,7 @@
             <w:tcW w:type="dxa" w:w="2409"/>
           </w:tcPr>
           <w:p>
-            <w:pPr>
-              <w:jc w:val="center"/>
-            </w:pPr>
-            <w:r/>
-            <w:r>
-              <w:rPr>
-                <w:sz w:val="16"/>
-              </w:rPr>
+            <w:r>
               <w:t>12.4 ± 2.4</w:t>
             </w:r>
           </w:p>
@@ -8135,15 +7764,8 @@
             <w:tcW w:type="dxa" w:w="2409"/>
           </w:tcPr>
           <w:p>
-            <w:pPr>
-              <w:jc w:val="center"/>
-            </w:pPr>
-            <w:r/>
-            <w:r>
-              <w:rPr>
-                <w:sz w:val="16"/>
-              </w:rPr>
-              <w:t>0.0000</w:t>
+            <w:r>
+              <w:t>&lt;0.0001</w:t>
             </w:r>
           </w:p>
         </w:tc>
@@ -8171,14 +7793,7 @@
             <w:tcW w:type="dxa" w:w="2409"/>
           </w:tcPr>
           <w:p>
-            <w:pPr>
-              <w:jc w:val="center"/>
-            </w:pPr>
-            <w:r/>
-            <w:r>
-              <w:rPr>
-                <w:sz w:val="16"/>
-              </w:rPr>
+            <w:r>
               <w:t>38.6 ± 13.9</w:t>
             </w:r>
           </w:p>
@@ -8188,14 +7803,7 @@
             <w:tcW w:type="dxa" w:w="2409"/>
           </w:tcPr>
           <w:p>
-            <w:pPr>
-              <w:jc w:val="center"/>
-            </w:pPr>
-            <w:r/>
-            <w:r>
-              <w:rPr>
-                <w:sz w:val="16"/>
-              </w:rPr>
+            <w:r>
               <w:t>35.4 ± 9.2</w:t>
             </w:r>
           </w:p>
@@ -8205,15 +7813,8 @@
             <w:tcW w:type="dxa" w:w="2409"/>
           </w:tcPr>
           <w:p>
-            <w:pPr>
-              <w:jc w:val="center"/>
-            </w:pPr>
-            <w:r/>
-            <w:r>
-              <w:rPr>
-                <w:sz w:val="16"/>
-              </w:rPr>
-              <w:t>0.1000</w:t>
+            <w:r>
+              <w:t>0.3710</w:t>
             </w:r>
           </w:p>
         </w:tc>
@@ -8241,14 +7842,7 @@
             <w:tcW w:type="dxa" w:w="2409"/>
           </w:tcPr>
           <w:p>
-            <w:pPr>
-              <w:jc w:val="center"/>
-            </w:pPr>
-            <w:r/>
-            <w:r>
-              <w:rPr>
-                <w:sz w:val="16"/>
-              </w:rPr>
+            <w:r>
               <w:t>12.6 ± 5.0</w:t>
             </w:r>
           </w:p>
@@ -8258,14 +7852,7 @@
             <w:tcW w:type="dxa" w:w="2409"/>
           </w:tcPr>
           <w:p>
-            <w:pPr>
-              <w:jc w:val="center"/>
-            </w:pPr>
-            <w:r/>
-            <w:r>
-              <w:rPr>
-                <w:sz w:val="16"/>
-              </w:rPr>
+            <w:r>
               <w:t>13.3 ± 5.9</w:t>
             </w:r>
           </w:p>
@@ -8275,15 +7862,8 @@
             <w:tcW w:type="dxa" w:w="2409"/>
           </w:tcPr>
           <w:p>
-            <w:pPr>
-              <w:jc w:val="center"/>
-            </w:pPr>
-            <w:r/>
-            <w:r>
-              <w:rPr>
-                <w:sz w:val="16"/>
-              </w:rPr>
-              <w:t>0.2756</w:t>
+            <w:r>
+              <w:t>0.1813</w:t>
             </w:r>
           </w:p>
         </w:tc>
@@ -8311,14 +7891,7 @@
             <w:tcW w:type="dxa" w:w="2409"/>
           </w:tcPr>
           <w:p>
-            <w:pPr>
-              <w:jc w:val="center"/>
-            </w:pPr>
-            <w:r/>
-            <w:r>
-              <w:rPr>
-                <w:sz w:val="16"/>
-              </w:rPr>
+            <w:r>
               <w:t>270.0 ± 78.0</w:t>
             </w:r>
           </w:p>
@@ -8328,14 +7901,7 @@
             <w:tcW w:type="dxa" w:w="2409"/>
           </w:tcPr>
           <w:p>
-            <w:pPr>
-              <w:jc w:val="center"/>
-            </w:pPr>
-            <w:r/>
-            <w:r>
-              <w:rPr>
-                <w:sz w:val="16"/>
-              </w:rPr>
+            <w:r>
               <w:t>262.3 ± 118.1</w:t>
             </w:r>
           </w:p>
@@ -8345,15 +7911,8 @@
             <w:tcW w:type="dxa" w:w="2409"/>
           </w:tcPr>
           <w:p>
-            <w:pPr>
-              <w:jc w:val="center"/>
-            </w:pPr>
-            <w:r/>
-            <w:r>
-              <w:rPr>
-                <w:sz w:val="16"/>
-              </w:rPr>
-              <w:t>0.0242</w:t>
+            <w:r>
+              <w:t>0.4943</w:t>
             </w:r>
           </w:p>
         </w:tc>
@@ -8381,14 +7940,7 @@
             <w:tcW w:type="dxa" w:w="2409"/>
           </w:tcPr>
           <w:p>
-            <w:pPr>
-              <w:jc w:val="center"/>
-            </w:pPr>
-            <w:r/>
-            <w:r>
-              <w:rPr>
-                <w:sz w:val="16"/>
-              </w:rPr>
+            <w:r>
               <w:t>38.3 ± 26.3</w:t>
             </w:r>
           </w:p>
@@ -8398,14 +7950,7 @@
             <w:tcW w:type="dxa" w:w="2409"/>
           </w:tcPr>
           <w:p>
-            <w:pPr>
-              <w:jc w:val="center"/>
-            </w:pPr>
-            <w:r/>
-            <w:r>
-              <w:rPr>
-                <w:sz w:val="16"/>
-              </w:rPr>
+            <w:r>
               <w:t>71.8 ± 53.3</w:t>
             </w:r>
           </w:p>
@@ -8415,15 +7960,8 @@
             <w:tcW w:type="dxa" w:w="2409"/>
           </w:tcPr>
           <w:p>
-            <w:pPr>
-              <w:jc w:val="center"/>
-            </w:pPr>
-            <w:r/>
-            <w:r>
-              <w:rPr>
-                <w:sz w:val="16"/>
-              </w:rPr>
-              <w:t>0.0000</w:t>
+            <w:r>
+              <w:t>&lt;0.0001</w:t>
             </w:r>
           </w:p>
         </w:tc>
@@ -8451,14 +7989,7 @@
             <w:tcW w:type="dxa" w:w="2409"/>
           </w:tcPr>
           <w:p>
-            <w:pPr>
-              <w:jc w:val="center"/>
-            </w:pPr>
-            <w:r/>
-            <w:r>
-              <w:rPr>
-                <w:sz w:val="16"/>
-              </w:rPr>
+            <w:r>
               <w:t>1.1 ± 0.8</w:t>
             </w:r>
           </w:p>
@@ -8468,14 +7999,7 @@
             <w:tcW w:type="dxa" w:w="2409"/>
           </w:tcPr>
           <w:p>
-            <w:pPr>
-              <w:jc w:val="center"/>
-            </w:pPr>
-            <w:r/>
-            <w:r>
-              <w:rPr>
-                <w:sz w:val="16"/>
-              </w:rPr>
+            <w:r>
               <w:t>1.8 ± 1.5</w:t>
             </w:r>
           </w:p>
@@ -8485,15 +8009,8 @@
             <w:tcW w:type="dxa" w:w="2409"/>
           </w:tcPr>
           <w:p>
-            <w:pPr>
-              <w:jc w:val="center"/>
-            </w:pPr>
-            <w:r/>
-            <w:r>
-              <w:rPr>
-                <w:sz w:val="16"/>
-              </w:rPr>
-              <w:t>0.0000</w:t>
+            <w:r>
+              <w:t>&lt;0.0001</w:t>
             </w:r>
           </w:p>
         </w:tc>
@@ -8521,14 +8038,7 @@
             <w:tcW w:type="dxa" w:w="2409"/>
           </w:tcPr>
           <w:p>
-            <w:pPr>
-              <w:jc w:val="center"/>
-            </w:pPr>
-            <w:r/>
-            <w:r>
-              <w:rPr>
-                <w:sz w:val="16"/>
-              </w:rPr>
+            <w:r>
               <w:t>83.4 ± 26.0</w:t>
             </w:r>
           </w:p>
@@ -8538,14 +8048,7 @@
             <w:tcW w:type="dxa" w:w="2409"/>
           </w:tcPr>
           <w:p>
-            <w:pPr>
-              <w:jc w:val="center"/>
-            </w:pPr>
-            <w:r/>
-            <w:r>
-              <w:rPr>
-                <w:sz w:val="16"/>
-              </w:rPr>
+            <w:r>
               <w:t>57.8 ± 29.0</w:t>
             </w:r>
           </w:p>
@@ -8555,15 +8058,8 @@
             <w:tcW w:type="dxa" w:w="2409"/>
           </w:tcPr>
           <w:p>
-            <w:pPr>
-              <w:jc w:val="center"/>
-            </w:pPr>
-            <w:r/>
-            <w:r>
-              <w:rPr>
-                <w:sz w:val="16"/>
-              </w:rPr>
-              <w:t>0.0000</w:t>
+            <w:r>
+              <w:t>&lt;0.0001</w:t>
             </w:r>
           </w:p>
         </w:tc>
@@ -8591,14 +8087,7 @@
             <w:tcW w:type="dxa" w:w="2409"/>
           </w:tcPr>
           <w:p>
-            <w:pPr>
-              <w:jc w:val="center"/>
-            </w:pPr>
-            <w:r/>
-            <w:r>
-              <w:rPr>
-                <w:sz w:val="16"/>
-              </w:rPr>
+            <w:r>
               <w:t>136.2 ± 3.6</w:t>
             </w:r>
           </w:p>
@@ -8608,14 +8097,7 @@
             <w:tcW w:type="dxa" w:w="2409"/>
           </w:tcPr>
           <w:p>
-            <w:pPr>
-              <w:jc w:val="center"/>
-            </w:pPr>
-            <w:r/>
-            <w:r>
-              <w:rPr>
-                <w:sz w:val="16"/>
-              </w:rPr>
+            <w:r>
               <w:t>134.9 ± 4.3</w:t>
             </w:r>
           </w:p>
@@ -8625,15 +8107,8 @@
             <w:tcW w:type="dxa" w:w="2409"/>
           </w:tcPr>
           <w:p>
-            <w:pPr>
-              <w:jc w:val="center"/>
-            </w:pPr>
-            <w:r/>
-            <w:r>
-              <w:rPr>
-                <w:sz w:val="16"/>
-              </w:rPr>
-              <w:t>0.0002</w:t>
+            <w:r>
+              <w:t>0.0021</w:t>
             </w:r>
           </w:p>
         </w:tc>
@@ -8661,14 +8136,7 @@
             <w:tcW w:type="dxa" w:w="2409"/>
           </w:tcPr>
           <w:p>
-            <w:pPr>
-              <w:jc w:val="center"/>
-            </w:pPr>
-            <w:r/>
-            <w:r>
-              <w:rPr>
-                <w:sz w:val="16"/>
-              </w:rPr>
+            <w:r>
               <w:t>4.1 ± 0.6</w:t>
             </w:r>
           </w:p>
@@ -8678,14 +8146,7 @@
             <w:tcW w:type="dxa" w:w="2409"/>
           </w:tcPr>
           <w:p>
-            <w:pPr>
-              <w:jc w:val="center"/>
-            </w:pPr>
-            <w:r/>
-            <w:r>
-              <w:rPr>
-                <w:sz w:val="16"/>
-              </w:rPr>
+            <w:r>
               <w:t>4.4 ± 1.0</w:t>
             </w:r>
           </w:p>
@@ -8695,15 +8156,8 @@
             <w:tcW w:type="dxa" w:w="2409"/>
           </w:tcPr>
           <w:p>
-            <w:pPr>
-              <w:jc w:val="center"/>
-            </w:pPr>
-            <w:r/>
-            <w:r>
-              <w:rPr>
-                <w:sz w:val="16"/>
-              </w:rPr>
-              <w:t>0.0003</w:t>
+            <w:r>
+              <w:t>0.0009</w:t>
             </w:r>
           </w:p>
         </w:tc>
@@ -8731,14 +8185,7 @@
             <w:tcW w:type="dxa" w:w="2409"/>
           </w:tcPr>
           <w:p>
-            <w:pPr>
-              <w:jc w:val="center"/>
-            </w:pPr>
-            <w:r/>
-            <w:r>
-              <w:rPr>
-                <w:sz w:val="16"/>
-              </w:rPr>
+            <w:r>
               <w:t>179.9 ± 90.3</w:t>
             </w:r>
           </w:p>
@@ -8748,14 +8195,7 @@
             <w:tcW w:type="dxa" w:w="2409"/>
           </w:tcPr>
           <w:p>
-            <w:pPr>
-              <w:jc w:val="center"/>
-            </w:pPr>
-            <w:r/>
-            <w:r>
-              <w:rPr>
-                <w:sz w:val="16"/>
-              </w:rPr>
+            <w:r>
               <w:t>198.8 ± 116.9</w:t>
             </w:r>
           </w:p>
@@ -8765,15 +8205,8 @@
             <w:tcW w:type="dxa" w:w="2409"/>
           </w:tcPr>
           <w:p>
-            <w:pPr>
-              <w:jc w:val="center"/>
-            </w:pPr>
-            <w:r/>
-            <w:r>
-              <w:rPr>
-                <w:sz w:val="16"/>
-              </w:rPr>
-              <w:t>0.1500</w:t>
+            <w:r>
+              <w:t>0.0952</w:t>
             </w:r>
           </w:p>
         </w:tc>
@@ -8801,14 +8234,7 @@
             <w:tcW w:type="dxa" w:w="2409"/>
           </w:tcPr>
           <w:p>
-            <w:pPr>
-              <w:jc w:val="center"/>
-            </w:pPr>
-            <w:r/>
-            <w:r>
-              <w:rPr>
-                <w:sz w:val="16"/>
-              </w:rPr>
+            <w:r>
               <w:t>16771.2 ± 22440.3</w:t>
             </w:r>
           </w:p>
@@ -8818,14 +8244,7 @@
             <w:tcW w:type="dxa" w:w="2409"/>
           </w:tcPr>
           <w:p>
-            <w:pPr>
-              <w:jc w:val="center"/>
-            </w:pPr>
-            <w:r/>
-            <w:r>
-              <w:rPr>
-                <w:sz w:val="16"/>
-              </w:rPr>
+            <w:r>
               <w:t>15142.8 ± 21999.8</w:t>
             </w:r>
           </w:p>
@@ -8835,15 +8254,8 @@
             <w:tcW w:type="dxa" w:w="2409"/>
           </w:tcPr>
           <w:p>
-            <w:pPr>
-              <w:jc w:val="center"/>
-            </w:pPr>
-            <w:r/>
-            <w:r>
-              <w:rPr>
-                <w:sz w:val="16"/>
-              </w:rPr>
-              <w:t>0.6797</w:t>
+            <w:r>
+              <w:t>0.4550</w:t>
             </w:r>
           </w:p>
         </w:tc>
@@ -8871,14 +8283,7 @@
             <w:tcW w:type="dxa" w:w="2409"/>
           </w:tcPr>
           <w:p>
-            <w:pPr>
-              <w:jc w:val="center"/>
-            </w:pPr>
-            <w:r/>
-            <w:r>
-              <w:rPr>
-                <w:sz w:val="16"/>
-              </w:rPr>
+            <w:r>
               <w:t>6.7 ± 5.5</w:t>
             </w:r>
           </w:p>
@@ -8888,14 +8293,7 @@
             <w:tcW w:type="dxa" w:w="2409"/>
           </w:tcPr>
           <w:p>
-            <w:pPr>
-              <w:jc w:val="center"/>
-            </w:pPr>
-            <w:r/>
-            <w:r>
-              <w:rPr>
-                <w:sz w:val="16"/>
-              </w:rPr>
+            <w:r>
               <w:t>9.0 ± 7.8</w:t>
             </w:r>
           </w:p>
@@ -8905,15 +8303,8 @@
             <w:tcW w:type="dxa" w:w="2409"/>
           </w:tcPr>
           <w:p>
-            <w:pPr>
-              <w:jc w:val="center"/>
-            </w:pPr>
-            <w:r/>
-            <w:r>
-              <w:rPr>
-                <w:sz w:val="16"/>
-              </w:rPr>
-              <w:t>0.0005</w:t>
+            <w:r>
+              <w:t>0.0028</w:t>
             </w:r>
           </w:p>
         </w:tc>
@@ -8941,14 +8332,7 @@
             <w:tcW w:type="dxa" w:w="2409"/>
           </w:tcPr>
           <w:p>
-            <w:pPr>
-              <w:jc w:val="center"/>
-            </w:pPr>
-            <w:r/>
-            <w:r>
-              <w:rPr>
-                <w:sz w:val="16"/>
-              </w:rPr>
+            <w:r>
               <w:t>1803.9 ± 1544.9</w:t>
             </w:r>
           </w:p>
@@ -8958,14 +8342,7 @@
             <w:tcW w:type="dxa" w:w="2409"/>
           </w:tcPr>
           <w:p>
-            <w:pPr>
-              <w:jc w:val="center"/>
-            </w:pPr>
-            <w:r/>
-            <w:r>
-              <w:rPr>
-                <w:sz w:val="16"/>
-              </w:rPr>
+            <w:r>
               <w:t>2377.6 ± 2406.7</w:t>
             </w:r>
           </w:p>
@@ -8975,15 +8352,8 @@
             <w:tcW w:type="dxa" w:w="2409"/>
           </w:tcPr>
           <w:p>
-            <w:pPr>
-              <w:jc w:val="center"/>
-            </w:pPr>
-            <w:r/>
-            <w:r>
-              <w:rPr>
-                <w:sz w:val="16"/>
-              </w:rPr>
-              <w:t>0.0350</w:t>
+            <w:r>
+              <w:t>0.0132</w:t>
             </w:r>
           </w:p>
         </w:tc>
@@ -9011,14 +8381,7 @@
             <w:tcW w:type="dxa" w:w="2409"/>
           </w:tcPr>
           <w:p>
-            <w:pPr>
-              <w:jc w:val="center"/>
-            </w:pPr>
-            <w:r/>
-            <w:r>
-              <w:rPr>
-                <w:sz w:val="16"/>
-              </w:rPr>
+            <w:r>
               <w:t>42.8 ± 7.7</w:t>
             </w:r>
           </w:p>
@@ -9028,14 +8391,7 @@
             <w:tcW w:type="dxa" w:w="2409"/>
           </w:tcPr>
           <w:p>
-            <w:pPr>
-              <w:jc w:val="center"/>
-            </w:pPr>
-            <w:r/>
-            <w:r>
-              <w:rPr>
-                <w:sz w:val="16"/>
-              </w:rPr>
+            <w:r>
               <w:t>38.1 ± 8.8</w:t>
             </w:r>
           </w:p>
@@ -9045,15 +8401,8 @@
             <w:tcW w:type="dxa" w:w="2409"/>
           </w:tcPr>
           <w:p>
-            <w:pPr>
-              <w:jc w:val="center"/>
-            </w:pPr>
-            <w:r/>
-            <w:r>
-              <w:rPr>
-                <w:sz w:val="16"/>
-              </w:rPr>
-              <w:t>0.0000</w:t>
+            <w:r>
+              <w:t>&lt;0.0001</w:t>
             </w:r>
           </w:p>
         </w:tc>
@@ -9081,14 +8430,7 @@
             <w:tcW w:type="dxa" w:w="2409"/>
           </w:tcPr>
           <w:p>
-            <w:pPr>
-              <w:jc w:val="center"/>
-            </w:pPr>
-            <w:r/>
-            <w:r>
-              <w:rPr>
-                <w:sz w:val="16"/>
-              </w:rPr>
+            <w:r>
               <w:t>2.0 ± 0.3</w:t>
             </w:r>
           </w:p>
@@ -9098,14 +8440,7 @@
             <w:tcW w:type="dxa" w:w="2409"/>
           </w:tcPr>
           <w:p>
-            <w:pPr>
-              <w:jc w:val="center"/>
-            </w:pPr>
-            <w:r/>
-            <w:r>
-              <w:rPr>
-                <w:sz w:val="16"/>
-              </w:rPr>
+            <w:r>
               <w:t>1.9 ± 0.3</w:t>
             </w:r>
           </w:p>
@@ -9115,15 +8450,8 @@
             <w:tcW w:type="dxa" w:w="2409"/>
           </w:tcPr>
           <w:p>
-            <w:pPr>
-              <w:jc w:val="center"/>
-            </w:pPr>
-            <w:r/>
-            <w:r>
-              <w:rPr>
-                <w:sz w:val="16"/>
-              </w:rPr>
-              <w:t>0.0002</w:t>
+            <w:r>
+              <w:t>0.0003</w:t>
             </w:r>
           </w:p>
         </w:tc>
@@ -9151,14 +8479,7 @@
             <w:tcW w:type="dxa" w:w="2409"/>
           </w:tcPr>
           <w:p>
-            <w:pPr>
-              <w:jc w:val="center"/>
-            </w:pPr>
-            <w:r/>
-            <w:r>
-              <w:rPr>
-                <w:sz w:val="16"/>
-              </w:rPr>
+            <w:r>
               <w:t>48.8 ± 9.4</w:t>
             </w:r>
           </w:p>
@@ -9168,14 +8489,7 @@
             <w:tcW w:type="dxa" w:w="2409"/>
           </w:tcPr>
           <w:p>
-            <w:pPr>
-              <w:jc w:val="center"/>
-            </w:pPr>
-            <w:r/>
-            <w:r>
-              <w:rPr>
-                <w:sz w:val="16"/>
-              </w:rPr>
+            <w:r>
               <w:t>52.2 ± 7.8</w:t>
             </w:r>
           </w:p>
@@ -9185,15 +8499,8 @@
             <w:tcW w:type="dxa" w:w="2409"/>
           </w:tcPr>
           <w:p>
-            <w:pPr>
-              <w:jc w:val="center"/>
-            </w:pPr>
-            <w:r/>
-            <w:r>
-              <w:rPr>
-                <w:sz w:val="16"/>
-              </w:rPr>
-              <w:t>0.0000</w:t>
+            <w:r>
+              <w:t>&lt;0.0001</w:t>
             </w:r>
           </w:p>
         </w:tc>
@@ -9221,14 +8528,7 @@
             <w:tcW w:type="dxa" w:w="2409"/>
           </w:tcPr>
           <w:p>
-            <w:pPr>
-              <w:jc w:val="center"/>
-            </w:pPr>
-            <w:r/>
-            <w:r>
-              <w:rPr>
-                <w:sz w:val="16"/>
-              </w:rPr>
+            <w:r>
               <w:t>17.7 ± 4.7</w:t>
             </w:r>
           </w:p>
@@ -9238,14 +8538,7 @@
             <w:tcW w:type="dxa" w:w="2409"/>
           </w:tcPr>
           <w:p>
-            <w:pPr>
-              <w:jc w:val="center"/>
-            </w:pPr>
-            <w:r/>
-            <w:r>
-              <w:rPr>
-                <w:sz w:val="16"/>
-              </w:rPr>
+            <w:r>
               <w:t>15.5 ± 5.6</w:t>
             </w:r>
           </w:p>
@@ -9255,15 +8548,8 @@
             <w:tcW w:type="dxa" w:w="2409"/>
           </w:tcPr>
           <w:p>
-            <w:pPr>
-              <w:jc w:val="center"/>
-            </w:pPr>
-            <w:r/>
-            <w:r>
-              <w:rPr>
-                <w:sz w:val="16"/>
-              </w:rPr>
-              <w:t>0.0000</w:t>
+            <w:r>
+              <w:t>&lt;0.0001</w:t>
             </w:r>
           </w:p>
         </w:tc>
@@ -9291,14 +8577,7 @@
             <w:tcW w:type="dxa" w:w="2409"/>
           </w:tcPr>
           <w:p>
-            <w:pPr>
-              <w:jc w:val="center"/>
-            </w:pPr>
-            <w:r/>
-            <w:r>
-              <w:rPr>
-                <w:sz w:val="16"/>
-              </w:rPr>
+            <w:r>
               <w:t>4.1 ± 1.2</w:t>
             </w:r>
           </w:p>
@@ -9308,14 +8587,7 @@
             <w:tcW w:type="dxa" w:w="2409"/>
           </w:tcPr>
           <w:p>
-            <w:pPr>
-              <w:jc w:val="center"/>
-            </w:pPr>
-            <w:r/>
-            <w:r>
-              <w:rPr>
-                <w:sz w:val="16"/>
-              </w:rPr>
+            <w:r>
               <w:t>3.9 ± 1.4</w:t>
             </w:r>
           </w:p>
@@ -9325,15 +8597,8 @@
             <w:tcW w:type="dxa" w:w="2409"/>
           </w:tcPr>
           <w:p>
-            <w:pPr>
-              <w:jc w:val="center"/>
-            </w:pPr>
-            <w:r/>
-            <w:r>
-              <w:rPr>
-                <w:sz w:val="16"/>
-              </w:rPr>
-              <w:t>0.0096</w:t>
+            <w:r>
+              <w:t>0.1665</w:t>
             </w:r>
           </w:p>
         </w:tc>
@@ -9352,7 +8617,7 @@
               <w:rPr>
                 <w:sz w:val="16"/>
               </w:rPr>
-              <w:t>BSA (m²)</w:t>
+              <w:t>APTT (seconds)</w:t>
             </w:r>
           </w:p>
         </w:tc>
@@ -9361,15 +8626,8 @@
             <w:tcW w:type="dxa" w:w="2409"/>
           </w:tcPr>
           <w:p>
-            <w:pPr>
-              <w:jc w:val="center"/>
-            </w:pPr>
-            <w:r/>
-            <w:r>
-              <w:rPr>
-                <w:sz w:val="16"/>
-              </w:rPr>
-              <w:t>1.7 ± 0.2</w:t>
+            <w:r>
+              <w:t>27.7 ± 12.9</w:t>
             </w:r>
           </w:p>
         </w:tc>
@@ -9378,15 +8636,8 @@
             <w:tcW w:type="dxa" w:w="2409"/>
           </w:tcPr>
           <w:p>
-            <w:pPr>
-              <w:jc w:val="center"/>
-            </w:pPr>
-            <w:r/>
-            <w:r>
-              <w:rPr>
-                <w:sz w:val="16"/>
-              </w:rPr>
-              <w:t>1.7 ± 0.2</w:t>
+            <w:r>
+              <w:t>31.6 ± 20.0</w:t>
             </w:r>
           </w:p>
         </w:tc>
@@ -9395,15 +8646,8 @@
             <w:tcW w:type="dxa" w:w="2409"/>
           </w:tcPr>
           <w:p>
-            <w:pPr>
-              <w:jc w:val="center"/>
-            </w:pPr>
-            <w:r/>
-            <w:r>
-              <w:rPr>
-                <w:sz w:val="16"/>
-              </w:rPr>
-              <w:t>0.0011</w:t>
+            <w:r>
+              <w:t>0.0438</w:t>
             </w:r>
           </w:p>
         </w:tc>
@@ -9422,7 +8666,7 @@
               <w:rPr>
                 <w:sz w:val="16"/>
               </w:rPr>
-              <w:t>RWMA — n (%)</w:t>
+              <w:t>BSA (m²)</w:t>
             </w:r>
           </w:p>
         </w:tc>
@@ -9431,15 +8675,8 @@
             <w:tcW w:type="dxa" w:w="2409"/>
           </w:tcPr>
           <w:p>
-            <w:pPr>
-              <w:jc w:val="center"/>
-            </w:pPr>
-            <w:r/>
-            <w:r>
-              <w:rPr>
-                <w:sz w:val="16"/>
-              </w:rPr>
-              <w:t>1319 (93.6)</w:t>
+            <w:r>
+              <w:t>1.7 ± 0.2</w:t>
             </w:r>
           </w:p>
         </w:tc>
@@ -9448,15 +8685,8 @@
             <w:tcW w:type="dxa" w:w="2409"/>
           </w:tcPr>
           <w:p>
-            <w:pPr>
-              <w:jc w:val="center"/>
-            </w:pPr>
-            <w:r/>
-            <w:r>
-              <w:rPr>
-                <w:sz w:val="16"/>
-              </w:rPr>
-              <w:t>109 (94.8)</w:t>
+            <w:r>
+              <w:t>1.7 ± 0.2</w:t>
             </w:r>
           </w:p>
         </w:tc>
@@ -9465,15 +8695,8 @@
             <w:tcW w:type="dxa" w:w="2409"/>
           </w:tcPr>
           <w:p>
-            <w:pPr>
-              <w:jc w:val="center"/>
-            </w:pPr>
-            <w:r/>
-            <w:r>
-              <w:rPr>
-                <w:sz w:val="16"/>
-              </w:rPr>
-              <w:t>0.7664</w:t>
+            <w:r>
+              <w:t>0.0103</w:t>
             </w:r>
           </w:p>
         </w:tc>
@@ -9492,7 +8715,7 @@
               <w:rPr>
                 <w:sz w:val="16"/>
               </w:rPr>
-              <w:t>LA dilation — n (%)</w:t>
+              <w:t>RWMA — n (%)</w:t>
             </w:r>
           </w:p>
         </w:tc>
@@ -9501,15 +8724,8 @@
             <w:tcW w:type="dxa" w:w="2409"/>
           </w:tcPr>
           <w:p>
-            <w:pPr>
-              <w:jc w:val="center"/>
-            </w:pPr>
-            <w:r/>
-            <w:r>
-              <w:rPr>
-                <w:sz w:val="16"/>
-              </w:rPr>
-              <w:t>299 (21.2)</w:t>
+            <w:r>
+              <w:t>1319 (93.6)</w:t>
             </w:r>
           </w:p>
         </w:tc>
@@ -9518,15 +8734,8 @@
             <w:tcW w:type="dxa" w:w="2409"/>
           </w:tcPr>
           <w:p>
-            <w:pPr>
-              <w:jc w:val="center"/>
-            </w:pPr>
-            <w:r/>
-            <w:r>
-              <w:rPr>
-                <w:sz w:val="16"/>
-              </w:rPr>
-              <w:t>52 (45.2)</w:t>
+            <w:r>
+              <w:t>109 (94.8)</w:t>
             </w:r>
           </w:p>
         </w:tc>
@@ -9535,15 +8744,8 @@
             <w:tcW w:type="dxa" w:w="2409"/>
           </w:tcPr>
           <w:p>
-            <w:pPr>
-              <w:jc w:val="center"/>
-            </w:pPr>
-            <w:r/>
-            <w:r>
-              <w:rPr>
-                <w:sz w:val="16"/>
-              </w:rPr>
-              <w:t>0.0000</w:t>
+            <w:r>
+              <w:t>0.7664</w:t>
             </w:r>
           </w:p>
         </w:tc>
@@ -9562,7 +8764,7 @@
               <w:rPr>
                 <w:sz w:val="16"/>
               </w:rPr>
-              <w:t>RA dilation — n (%)</w:t>
+              <w:t>LA dilation — n (%)</w:t>
             </w:r>
           </w:p>
         </w:tc>
@@ -9571,15 +8773,8 @@
             <w:tcW w:type="dxa" w:w="2409"/>
           </w:tcPr>
           <w:p>
-            <w:pPr>
-              <w:jc w:val="center"/>
-            </w:pPr>
-            <w:r/>
-            <w:r>
-              <w:rPr>
-                <w:sz w:val="16"/>
-              </w:rPr>
-              <w:t>81 (5.7)</w:t>
+            <w:r>
+              <w:t>299 (21.2)</w:t>
             </w:r>
           </w:p>
         </w:tc>
@@ -9588,15 +8783,8 @@
             <w:tcW w:type="dxa" w:w="2409"/>
           </w:tcPr>
           <w:p>
-            <w:pPr>
-              <w:jc w:val="center"/>
-            </w:pPr>
-            <w:r/>
-            <w:r>
-              <w:rPr>
-                <w:sz w:val="16"/>
-              </w:rPr>
-              <w:t>11 (9.6)</w:t>
+            <w:r>
+              <w:t>52 (45.2)</w:t>
             </w:r>
           </w:p>
         </w:tc>
@@ -9605,15 +8793,8 @@
             <w:tcW w:type="dxa" w:w="2409"/>
           </w:tcPr>
           <w:p>
-            <w:pPr>
-              <w:jc w:val="center"/>
-            </w:pPr>
-            <w:r/>
-            <w:r>
-              <w:rPr>
-                <w:sz w:val="16"/>
-              </w:rPr>
-              <w:t>0.1474</w:t>
+            <w:r>
+              <w:t>&lt;0.0001</w:t>
             </w:r>
           </w:p>
         </w:tc>
@@ -9632,7 +8813,7 @@
               <w:rPr>
                 <w:sz w:val="16"/>
               </w:rPr>
-              <w:t>STE — n (%)</w:t>
+              <w:t>RA dilation — n (%)</w:t>
             </w:r>
           </w:p>
         </w:tc>
@@ -9641,15 +8822,8 @@
             <w:tcW w:type="dxa" w:w="2409"/>
           </w:tcPr>
           <w:p>
-            <w:pPr>
-              <w:jc w:val="center"/>
-            </w:pPr>
-            <w:r/>
-            <w:r>
-              <w:rPr>
-                <w:sz w:val="16"/>
-              </w:rPr>
-              <w:t>909 (64.5)</w:t>
+            <w:r>
+              <w:t>81 (5.7)</w:t>
             </w:r>
           </w:p>
         </w:tc>
@@ -9658,15 +8832,8 @@
             <w:tcW w:type="dxa" w:w="2409"/>
           </w:tcPr>
           <w:p>
-            <w:pPr>
-              <w:jc w:val="center"/>
-            </w:pPr>
-            <w:r/>
-            <w:r>
-              <w:rPr>
-                <w:sz w:val="16"/>
-              </w:rPr>
-              <w:t>66 (57.4)</w:t>
+            <w:r>
+              <w:t>11 (9.6)</w:t>
             </w:r>
           </w:p>
         </w:tc>
@@ -9675,15 +8842,8 @@
             <w:tcW w:type="dxa" w:w="2409"/>
           </w:tcPr>
           <w:p>
-            <w:pPr>
-              <w:jc w:val="center"/>
-            </w:pPr>
-            <w:r/>
-            <w:r>
-              <w:rPr>
-                <w:sz w:val="16"/>
-              </w:rPr>
-              <w:t>0.1531</w:t>
+            <w:r>
+              <w:t>0.1474</w:t>
             </w:r>
           </w:p>
         </w:tc>
@@ -9702,7 +8862,7 @@
               <w:rPr>
                 <w:sz w:val="16"/>
               </w:rPr>
-              <w:t>Pathological Q/OMI — n (%)</w:t>
+              <w:t>STE — n (%)</w:t>
             </w:r>
           </w:p>
         </w:tc>
@@ -9711,15 +8871,8 @@
             <w:tcW w:type="dxa" w:w="2409"/>
           </w:tcPr>
           <w:p>
-            <w:pPr>
-              <w:jc w:val="center"/>
-            </w:pPr>
-            <w:r/>
-            <w:r>
-              <w:rPr>
-                <w:sz w:val="16"/>
-              </w:rPr>
-              <w:t>760 (53.9)</w:t>
+            <w:r>
+              <w:t>909 (64.5)</w:t>
             </w:r>
           </w:p>
         </w:tc>
@@ -9728,15 +8881,8 @@
             <w:tcW w:type="dxa" w:w="2409"/>
           </w:tcPr>
           <w:p>
-            <w:pPr>
-              <w:jc w:val="center"/>
-            </w:pPr>
-            <w:r/>
-            <w:r>
-              <w:rPr>
-                <w:sz w:val="16"/>
-              </w:rPr>
-              <w:t>59 (51.3)</w:t>
+            <w:r>
+              <w:t>66 (57.4)</w:t>
             </w:r>
           </w:p>
         </w:tc>
@@ -9745,15 +8891,8 @@
             <w:tcW w:type="dxa" w:w="2409"/>
           </w:tcPr>
           <w:p>
-            <w:pPr>
-              <w:jc w:val="center"/>
-            </w:pPr>
-            <w:r/>
-            <w:r>
-              <w:rPr>
-                <w:sz w:val="16"/>
-              </w:rPr>
-              <w:t>0.6544</w:t>
+            <w:r>
+              <w:t>0.1531</w:t>
             </w:r>
           </w:p>
         </w:tc>
@@ -9772,7 +8911,7 @@
               <w:rPr>
                 <w:sz w:val="16"/>
               </w:rPr>
-              <w:t>Anterior STE/LBBB — n (%)</w:t>
+              <w:t>Pathological Q/OMI — n (%)</w:t>
             </w:r>
           </w:p>
         </w:tc>
@@ -9781,15 +8920,8 @@
             <w:tcW w:type="dxa" w:w="2409"/>
           </w:tcPr>
           <w:p>
-            <w:pPr>
-              <w:jc w:val="center"/>
-            </w:pPr>
-            <w:r/>
-            <w:r>
-              <w:rPr>
-                <w:sz w:val="16"/>
-              </w:rPr>
-              <w:t>576 (40.9)</w:t>
+            <w:r>
+              <w:t>760 (53.9)</w:t>
             </w:r>
           </w:p>
         </w:tc>
@@ -9798,15 +8930,8 @@
             <w:tcW w:type="dxa" w:w="2409"/>
           </w:tcPr>
           <w:p>
-            <w:pPr>
-              <w:jc w:val="center"/>
-            </w:pPr>
-            <w:r/>
-            <w:r>
-              <w:rPr>
-                <w:sz w:val="16"/>
-              </w:rPr>
-              <w:t>46 (40.0)</w:t>
+            <w:r>
+              <w:t>59 (51.3)</w:t>
             </w:r>
           </w:p>
         </w:tc>
@@ -9815,15 +8940,8 @@
             <w:tcW w:type="dxa" w:w="2409"/>
           </w:tcPr>
           <w:p>
-            <w:pPr>
-              <w:jc w:val="center"/>
-            </w:pPr>
-            <w:r/>
-            <w:r>
-              <w:rPr>
-                <w:sz w:val="16"/>
-              </w:rPr>
-              <w:t>0.9315</w:t>
+            <w:r>
+              <w:t>0.6544</w:t>
             </w:r>
           </w:p>
         </w:tc>
@@ -9842,7 +8960,7 @@
               <w:rPr>
                 <w:sz w:val="16"/>
               </w:rPr>
-              <w:t>Cardiomegaly — n (%)</w:t>
+              <w:t>Anterior STE/LBBB — n (%)</w:t>
             </w:r>
           </w:p>
         </w:tc>
@@ -9851,15 +8969,8 @@
             <w:tcW w:type="dxa" w:w="2409"/>
           </w:tcPr>
           <w:p>
-            <w:pPr>
-              <w:jc w:val="center"/>
-            </w:pPr>
-            <w:r/>
-            <w:r>
-              <w:rPr>
-                <w:sz w:val="16"/>
-              </w:rPr>
-              <w:t>934 (66.3)</w:t>
+            <w:r>
+              <w:t>576 (40.9)</w:t>
             </w:r>
           </w:p>
         </w:tc>
@@ -9868,15 +8979,8 @@
             <w:tcW w:type="dxa" w:w="2409"/>
           </w:tcPr>
           <w:p>
-            <w:pPr>
-              <w:jc w:val="center"/>
-            </w:pPr>
-            <w:r/>
-            <w:r>
-              <w:rPr>
-                <w:sz w:val="16"/>
-              </w:rPr>
-              <w:t>83 (72.2)</w:t>
+            <w:r>
+              <w:t>46 (40.0)</w:t>
             </w:r>
           </w:p>
         </w:tc>
@@ -9885,15 +8989,8 @@
             <w:tcW w:type="dxa" w:w="2409"/>
           </w:tcPr>
           <w:p>
-            <w:pPr>
-              <w:jc w:val="center"/>
-            </w:pPr>
-            <w:r/>
-            <w:r>
-              <w:rPr>
-                <w:sz w:val="16"/>
-              </w:rPr>
-              <w:t>0.2360</w:t>
+            <w:r>
+              <w:t>0.9315</w:t>
             </w:r>
           </w:p>
         </w:tc>
@@ -9912,6 +9009,55 @@
               <w:rPr>
                 <w:sz w:val="16"/>
               </w:rPr>
+              <w:t>Cardiomegaly — n (%)</w:t>
+            </w:r>
+          </w:p>
+        </w:tc>
+        <w:tc>
+          <w:tcPr>
+            <w:tcW w:type="dxa" w:w="2409"/>
+          </w:tcPr>
+          <w:p>
+            <w:r>
+              <w:t>934 (66.3)</w:t>
+            </w:r>
+          </w:p>
+        </w:tc>
+        <w:tc>
+          <w:tcPr>
+            <w:tcW w:type="dxa" w:w="2409"/>
+          </w:tcPr>
+          <w:p>
+            <w:r>
+              <w:t>83 (72.2)</w:t>
+            </w:r>
+          </w:p>
+        </w:tc>
+        <w:tc>
+          <w:tcPr>
+            <w:tcW w:type="dxa" w:w="2409"/>
+          </w:tcPr>
+          <w:p>
+            <w:r>
+              <w:t>0.2360</w:t>
+            </w:r>
+          </w:p>
+        </w:tc>
+      </w:tr>
+      <w:tr>
+        <w:tc>
+          <w:tcPr>
+            <w:tcW w:type="dxa" w:w="2409"/>
+          </w:tcPr>
+          <w:p>
+            <w:pPr>
+              <w:jc w:val="left"/>
+            </w:pPr>
+            <w:r/>
+            <w:r>
+              <w:rPr>
+                <w:sz w:val="16"/>
+              </w:rPr>
               <w:t>Pulmonary edema — n (%)</w:t>
             </w:r>
           </w:p>
@@ -9921,14 +9067,7 @@
             <w:tcW w:type="dxa" w:w="2409"/>
           </w:tcPr>
           <w:p>
-            <w:pPr>
-              <w:jc w:val="center"/>
-            </w:pPr>
-            <w:r/>
-            <w:r>
-              <w:rPr>
-                <w:sz w:val="16"/>
-              </w:rPr>
+            <w:r>
               <w:t>403 (28.6)</w:t>
             </w:r>
           </w:p>
@@ -9938,14 +9077,7 @@
             <w:tcW w:type="dxa" w:w="2409"/>
           </w:tcPr>
           <w:p>
-            <w:pPr>
-              <w:jc w:val="center"/>
-            </w:pPr>
-            <w:r/>
-            <w:r>
-              <w:rPr>
-                <w:sz w:val="16"/>
-              </w:rPr>
+            <w:r>
               <w:t>53 (46.1)</w:t>
             </w:r>
           </w:p>
@@ -9955,14 +9087,7 @@
             <w:tcW w:type="dxa" w:w="2409"/>
           </w:tcPr>
           <w:p>
-            <w:pPr>
-              <w:jc w:val="center"/>
-            </w:pPr>
-            <w:r/>
-            <w:r>
-              <w:rPr>
-                <w:sz w:val="16"/>
-              </w:rPr>
+            <w:r>
               <w:t>0.0001</w:t>
             </w:r>
           </w:p>

--- a/TESIS_FINAL.docx
+++ b/TESIS_FINAL.docx
@@ -46,11 +46,7 @@
         <w:jc w:val="both"/>
       </w:pPr>
       <w:r>
-        <w:rPr>
-          <w:rFonts w:ascii="Times New Roman" w:hAnsi="Times New Roman" w:cs="Times New Roman"/>
-          <w:sz w:val="24"/>
-          <w:szCs w:val="24"/>
-        </w:rPr>
+        <w:t>Latar belakang: Mortalitas in-hospital pada sindrom koroner akut memerlukan stratifikasi risiko dini. Tujuan: Mengembangkan dan memvalidasi model Random Forest untuk mortalitas in-hospital pada pasien STEMI dan NSTEMI. Metode: Kohort retrospektif mencakup 1.524 pasien Killip I sampai III dengan 115 kematian. Tiga belas prediktor dianalisis menggunakan validasi silang lima lipat yang diulang pada sepuluh seed. Imputasi median dilakukan hanya pada data pelatihan setiap lipatan. Hasil: AUC vektor out-of-fold rerata adalah 0,819 (dibulatkan menjadi 0,818 pada ringkasan tesis). Rerata AUC antar seed adalah 0,816 ± 0,008, IK 95% 0,811 sampai 0,820, dengan rentang 0,802 sampai 0,825. Brier score adalah 0,061 dan AUPRC 0,301. Ambang safety 0,018 menghasilkan sensitivitas 98,3% dan spesifisitas 26,2%. AUC GRACE 2.0 adalah 0,777. Kesimpulan: Model memiliki diskriminasi yang baik, tetapi ambang klinis memerlukan validasi eksternal sebelum penerapan.</w:t>
       </w:r>
     </w:p>
     <w:p>
@@ -107,10 +103,7 @@
         <w:jc w:val="both"/>
       </w:pPr>
       <w:r>
-        <w:rPr>
-          <w:sz w:val="22"/>
-        </w:rPr>
-        <w:t>Background: In-hospital mortality in Acute Coronary Syndrome (ACS) patients remains high. Early prediction of mortality risk at Emergency Department (ED) admission is crucial for risk stratification and treatment optimization. Machine learning offers an alternative approach capable of capturing non-linear patterns among predictor variables. Objective: To develop and validate a Random Forest-based prediction model for in-hospital mortality in STEMI and NSTEMI patients presenting to the ED, and compare its performance with XGBoost. Methods: This retrospective cohort study used electronic medical records of adult patients (≥18 years) diagnosed with STEMI or NSTEMI admitted through the ED of Pusat Jantung Terpadu RSUP Dr. Wahidin Sudirohusodo between January 2024 and December 2025. Thirteen selected predictor variables were used to build a Random Forest model with 5-fold cross-validation repeated over 10 random seeds. Model performance was evaluated using AUC-ROC, sensitivity, specificity, AUPRC, Brier score, and decision curve analysis. Results: Of 1,524 patients meeting the inclusion criteria, 115 (7.5%) experienced in-hospital mortality. The Random Forest model with 13 predictor variables achieved an AUC of 0.818 ± 0.003 (good discrimination). At a safety-oriented threshold of 0.069, the model achieved 98.3% sensitivity and 19.7% specificity, with an NPV of 99.3%. The three dominant predictors were ureum, eGFR, and age. The Random Forest model outperformed XGBoost (AUC 0.789). Conclusion: The Random Forest model using 13 routinely available clinical parameters demonstrates good discriminative performance for predicting in-hospital mortality in STEMI and NSTEMI patients, and has potential as a risk stratification tool in the ED.</w:t>
+        <w:t>Background: Early mortality risk stratification is required in acute coronary syndrome. Objective: To develop and internally validate a Random Forest model for in-hospital mortality. Methods: This retrospective cohort included 1,524 Killip I to III patients and 115 deaths. Thirteen predictors were evaluated with five-fold cross-validation repeated over ten fixed seeds, with median imputation fitted within each training fold. Results: The mean out-of-fold prediction vector had an AUC of 0.819, reported as 0.818 in the thesis headline. Mean seed AUC was 0.816 ± 0.008 (95% CI 0.811 to 0.820; range 0.802 to 0.825). The Brier score was 0.061, AUPRC was 0.301, and GRACE 2.0 AUC was 0.777. Conclusion: The model showed good discrimination, while clinical thresholds require external validation.</w:t>
       </w:r>
     </w:p>
     <w:p>
@@ -334,12 +327,7 @@
         <w:jc w:val="both"/>
       </w:pPr>
       <w:r>
-        <w:rPr>
-          <w:rFonts w:ascii="Times New Roman" w:hAnsi="Times New Roman" w:cs="Times New Roman"/>
-          <w:sz w:val="24"/>
-          <w:szCs w:val="24"/>
-        </w:rPr>
-        <w:t>SKG adalah sindrom klinis yang ditandai oleh ketidakmampuan jantung memompa darah secara adekuat, sehingga terjadi hipoperfusi jaringan sistemik (Baran et al., 2019). Berbeda dengan syok hipovolemik atau distributif, pada SKG volume intravaskular pasien sebenarnya adekuat; masalah primer terletak pada disfungsi pompa jantung (Chioncel et al., 2020).</w:t>
+        <w:t>SKG adalah sindrom klinis yang ditandai oleh ketidakmampuan jantung memompa darah secara memadai, sehingga terjadi hipoperfusi jaringan sistemik (Baran et al., 2019). Berbeda dengan syok hipovolemik atau distributif, pada SKG volume intravaskular pasien sebenarnya memadai; masalah primer terletak pada disfungsi pompa jantung (Chioncel et al., 2020).</w:t>
       </w:r>
     </w:p>
     <w:p>
@@ -394,12 +382,7 @@
         <w:jc w:val="both"/>
       </w:pPr>
       <w:r>
-        <w:rPr>
-          <w:rFonts w:ascii="Times New Roman" w:hAnsi="Times New Roman" w:cs="Times New Roman"/>
-          <w:sz w:val="24"/>
-          <w:szCs w:val="24"/>
-        </w:rPr>
-        <w:t>Aktivasi sistem saraf simpatis dan aksis neurohormonal pada awalnya bersifat kompensatorik, namun pada kondisi yang berkepanjangan menjadi maladaptif. Vasokonstriksi sistemik meningkatkan afterload dan takikardia meningkatkan konsumsi oksigen miokard, yang justru memperberat kerja jantung. Respons inflamasi sistemik yang masif dengan pelepasan mediator seperti TNF-α dan IL-6 memiliki efek kardiodepresan langsung (Chioncel et al., 2020; Tehrani et al., 2020).</w:t>
+        <w:t>Aktivasi sistem saraf simpatis dan aksis neurohormonal pada awalnya bersifat sebagai kompensasi, namun pada kondisi yang berkepanjangan menjadi tidak sesuai. Vasokonstriksi sistemik meningkatkan afterload dan takikardia meningkatkan konsumsi oksigen miokard, yang justru memperberat kerja jantung. Respons inflamasi sistemik yang masif dengan pelepasan mediator seperti TNF-α dan IL-6 memiliki efek kardiodepresan langsung (Chioncel et al., 2020; Tehrani et al., 2020).</w:t>
       </w:r>
     </w:p>
     <w:p>
@@ -1130,12 +1113,7 @@
         <w:jc w:val="both"/>
       </w:pPr>
       <w:r>
-        <w:rPr>
-          <w:rFonts w:ascii="Times New Roman" w:hAnsi="Times New Roman" w:cs="Times New Roman"/>
-          <w:sz w:val="24"/>
-          <w:szCs w:val="24"/>
-        </w:rPr>
-        <w:t>3. Pasien yang meninggal di IGD sebelum proses diagnosis SKA dan pengumpulan data prediktor awal dapat diselesaikan secara adekuat.</w:t>
+        <w:t>3. Pasien yang meninggal di IGD sebelum proses diagnosis SKA dan pengumpulan data prediktor awal dapat diselesaikan secara memadai.</w:t>
       </w:r>
     </w:p>
     <w:p>
@@ -5865,12 +5843,7 @@
         <w:jc w:val="both"/>
       </w:pPr>
       <w:r>
-        <w:rPr>
-          <w:rFonts w:ascii="Times New Roman" w:hAnsi="Times New Roman" w:cs="Times New Roman"/>
-          <w:sz w:val="24"/>
-          <w:szCs w:val="24"/>
-        </w:rPr>
-        <w:t>Kerangka teori penelitian ini dibangun atas dasar pemahaman bahwa patofisiologi SKG pada SKA diawali oleh cedera miokard akibat oklusi koroner yang menyebabkan penurunan kontraktilitas ventrikel, penurunan curah jantung, dan hipotensi sistemik. Hipotensi memperburuk perfusi koroner dan memperluas iskemia, membentuk siklus yang sulit dihentikan. Aktivasi neurohormonal yang pada awalnya kompensatorik justru meningkatkan afterload dan konsumsi oksigen miokard, sehingga mempercepat dekompensasi.</w:t>
+        <w:t>Kerangka teori penelitian ini dibangun atas dasar pemahaman bahwa patofisiologi SKG pada SKA diawali oleh cedera miokard akibat oklusi koroner yang menyebabkan penurunan kontraktilitas ventrikel, penurunan curah jantung, dan hipotensi sistemik. Hipotensi memperburuk perfusi koroner dan memperluas iskemia, membentuk siklus yang sulit dihentikan. Aktivasi neurohormonal yang pada awalnya sebagai kompensasi justru meningkatkan afterload dan konsumsi oksigen miokard, sehingga mempercepat dekompensasi.</w:t>
       </w:r>
     </w:p>
     <w:p>
@@ -6613,16 +6586,8 @@
             <w:tcW w:type="dxa" w:w="2409"/>
           </w:tcPr>
           <w:p>
-            <w:pPr>
-              <w:jc w:val="center"/>
-            </w:pPr>
-            <w:r/>
-            <w:r>
-              <w:rPr>
-                <w:b/>
-                <w:sz w:val="16"/>
-              </w:rPr>
-              <w:t>Variable</w:t>
+            <w:r>
+              <w:t>Variabel</w:t>
             </w:r>
           </w:p>
         </w:tc>
@@ -6631,16 +6596,8 @@
             <w:tcW w:type="dxa" w:w="2409"/>
           </w:tcPr>
           <w:p>
-            <w:pPr>
-              <w:jc w:val="center"/>
-            </w:pPr>
-            <w:r/>
-            <w:r>
-              <w:rPr>
-                <w:b/>
-                <w:sz w:val="16"/>
-              </w:rPr>
-              <w:t>Alive (n=1409)</w:t>
+            <w:r>
+              <w:t>Hidup (n=1.409)</w:t>
             </w:r>
           </w:p>
         </w:tc>
@@ -6649,16 +6606,8 @@
             <w:tcW w:type="dxa" w:w="2409"/>
           </w:tcPr>
           <w:p>
-            <w:pPr>
-              <w:jc w:val="center"/>
-            </w:pPr>
-            <w:r/>
-            <w:r>
-              <w:rPr>
-                <w:b/>
-                <w:sz w:val="16"/>
-              </w:rPr>
-              <w:t>Death (n=115)</w:t>
+            <w:r>
+              <w:t>Meninggal (n=115)</w:t>
             </w:r>
           </w:p>
         </w:tc>
@@ -6667,16 +6616,8 @@
             <w:tcW w:type="dxa" w:w="2409"/>
           </w:tcPr>
           <w:p>
-            <w:pPr>
-              <w:jc w:val="center"/>
-            </w:pPr>
-            <w:r/>
-            <w:r>
-              <w:rPr>
-                <w:b/>
-                <w:sz w:val="16"/>
-              </w:rPr>
-              <w:t>p</w:t>
+            <w:r>
+              <w:t>Nilai p</w:t>
             </w:r>
           </w:p>
         </w:tc>
@@ -6687,14 +6628,7 @@
             <w:tcW w:type="dxa" w:w="2409"/>
           </w:tcPr>
           <w:p>
-            <w:pPr>
-              <w:jc w:val="left"/>
-            </w:pPr>
-            <w:r/>
-            <w:r>
-              <w:rPr>
-                <w:sz w:val="16"/>
-              </w:rPr>
+            <w:r>
               <w:t>Age (years)</w:t>
             </w:r>
           </w:p>
@@ -6705,7 +6639,7 @@
           </w:tcPr>
           <w:p>
             <w:r>
-              <w:t>56.9 ± 11.0</w:t>
+              <w:t>56,9 ± 11,0</w:t>
             </w:r>
           </w:p>
         </w:tc>
@@ -6715,7 +6649,7 @@
           </w:tcPr>
           <w:p>
             <w:r>
-              <w:t>64.5 ± 9.2</w:t>
+              <w:t>64,5 ± 9,2</w:t>
             </w:r>
           </w:p>
         </w:tc>
@@ -6725,7 +6659,7 @@
           </w:tcPr>
           <w:p>
             <w:r>
-              <w:t>&lt;0.0001</w:t>
+              <w:t>&lt;0,001</w:t>
             </w:r>
           </w:p>
         </w:tc>
@@ -6736,15 +6670,8 @@
             <w:tcW w:type="dxa" w:w="2409"/>
           </w:tcPr>
           <w:p>
-            <w:pPr>
-              <w:jc w:val="left"/>
-            </w:pPr>
-            <w:r/>
-            <w:r>
-              <w:rPr>
-                <w:sz w:val="16"/>
-              </w:rPr>
-              <w:t>Male gender — n (%)</w:t>
+            <w:r>
+              <w:t>Male gender</w:t>
             </w:r>
           </w:p>
         </w:tc>
@@ -6754,7 +6681,7 @@
           </w:tcPr>
           <w:p>
             <w:r>
-              <w:t>1145 (81.3)</w:t>
+              <w:t>1145 (81,3%)</w:t>
             </w:r>
           </w:p>
         </w:tc>
@@ -6764,7 +6691,7 @@
           </w:tcPr>
           <w:p>
             <w:r>
-              <w:t>83 (72.2)</w:t>
+              <w:t>83 (72,2%)</w:t>
             </w:r>
           </w:p>
         </w:tc>
@@ -6774,7 +6701,7 @@
           </w:tcPr>
           <w:p>
             <w:r>
-              <w:t>0.0247</w:t>
+              <w:t>0,025</w:t>
             </w:r>
           </w:p>
         </w:tc>
@@ -6785,15 +6712,8 @@
             <w:tcW w:type="dxa" w:w="2409"/>
           </w:tcPr>
           <w:p>
-            <w:pPr>
-              <w:jc w:val="left"/>
-            </w:pPr>
-            <w:r/>
-            <w:r>
-              <w:rPr>
-                <w:sz w:val="16"/>
-              </w:rPr>
-              <w:t>SBP (mmHg)</w:t>
+            <w:r>
+              <w:t>STEMI</w:t>
             </w:r>
           </w:p>
         </w:tc>
@@ -6803,7 +6723,7 @@
           </w:tcPr>
           <w:p>
             <w:r>
-              <w:t>132.1 ± 24.2</w:t>
+              <w:t>975 (69,2%)</w:t>
             </w:r>
           </w:p>
         </w:tc>
@@ -6813,7 +6733,7 @@
           </w:tcPr>
           <w:p>
             <w:r>
-              <w:t>127.3 ± 28.6</w:t>
+              <w:t>72 (62,6%)</w:t>
             </w:r>
           </w:p>
         </w:tc>
@@ -6823,7 +6743,7 @@
           </w:tcPr>
           <w:p>
             <w:r>
-              <w:t>0.0827</w:t>
+              <w:t>0,174</w:t>
             </w:r>
           </w:p>
         </w:tc>
@@ -6834,15 +6754,8 @@
             <w:tcW w:type="dxa" w:w="2409"/>
           </w:tcPr>
           <w:p>
-            <w:pPr>
-              <w:jc w:val="left"/>
-            </w:pPr>
-            <w:r/>
-            <w:r>
-              <w:rPr>
-                <w:sz w:val="16"/>
-              </w:rPr>
-              <w:t>DBP (mmHg)</w:t>
+            <w:r>
+              <w:t>Heart rate (bpm)</w:t>
             </w:r>
           </w:p>
         </w:tc>
@@ -6852,7 +6765,7 @@
           </w:tcPr>
           <w:p>
             <w:r>
-              <w:t>83.0 ± 16.0</w:t>
+              <w:t>82,5 ± 19,0</w:t>
             </w:r>
           </w:p>
         </w:tc>
@@ -6862,7 +6775,7 @@
           </w:tcPr>
           <w:p>
             <w:r>
-              <w:t>80.1 ± 16.8</w:t>
+              <w:t>91,0 ± 20,2</w:t>
             </w:r>
           </w:p>
         </w:tc>
@@ -6872,7 +6785,7 @@
           </w:tcPr>
           <w:p>
             <w:r>
-              <w:t>0.0788</w:t>
+              <w:t>&lt;0,001</w:t>
             </w:r>
           </w:p>
         </w:tc>
@@ -6883,15 +6796,8 @@
             <w:tcW w:type="dxa" w:w="2409"/>
           </w:tcPr>
           <w:p>
-            <w:pPr>
-              <w:jc w:val="left"/>
-            </w:pPr>
-            <w:r/>
-            <w:r>
-              <w:rPr>
-                <w:sz w:val="16"/>
-              </w:rPr>
-              <w:t>MAP (mmHg)</w:t>
+            <w:r>
+              <w:t>SBP (mmHg)</w:t>
             </w:r>
           </w:p>
         </w:tc>
@@ -6901,7 +6807,7 @@
           </w:tcPr>
           <w:p>
             <w:r>
-              <w:t>99.3 ± 17.6</w:t>
+              <w:t>132,1 ± 24,2</w:t>
             </w:r>
           </w:p>
         </w:tc>
@@ -6911,7 +6817,7 @@
           </w:tcPr>
           <w:p>
             <w:r>
-              <w:t>95.9 ± 19.4</w:t>
+              <w:t>127,3 ± 28,6</w:t>
             </w:r>
           </w:p>
         </w:tc>
@@ -6921,7 +6827,7 @@
           </w:tcPr>
           <w:p>
             <w:r>
-              <w:t>0.0673</w:t>
+              <w:t>0,083</w:t>
             </w:r>
           </w:p>
         </w:tc>
@@ -6932,15 +6838,8 @@
             <w:tcW w:type="dxa" w:w="2409"/>
           </w:tcPr>
           <w:p>
-            <w:pPr>
-              <w:jc w:val="left"/>
-            </w:pPr>
-            <w:r/>
-            <w:r>
-              <w:rPr>
-                <w:sz w:val="16"/>
-              </w:rPr>
-              <w:t>Heart Rate (bpm)</w:t>
+            <w:r>
+              <w:t>RR (/min)</w:t>
             </w:r>
           </w:p>
         </w:tc>
@@ -6950,7 +6849,7 @@
           </w:tcPr>
           <w:p>
             <w:r>
-              <w:t>82.5 ± 19.0</w:t>
+              <w:t>21,6 ± 3,7</w:t>
             </w:r>
           </w:p>
         </w:tc>
@@ -6960,7 +6859,7 @@
           </w:tcPr>
           <w:p>
             <w:r>
-              <w:t>91.0 ± 20.2</w:t>
+              <w:t>23,7 ± 4,0</w:t>
             </w:r>
           </w:p>
         </w:tc>
@@ -6970,7 +6869,7 @@
           </w:tcPr>
           <w:p>
             <w:r>
-              <w:t>&lt;0.0001</w:t>
+              <w:t>&lt;0,001</w:t>
             </w:r>
           </w:p>
         </w:tc>
@@ -6981,15 +6880,8 @@
             <w:tcW w:type="dxa" w:w="2409"/>
           </w:tcPr>
           <w:p>
-            <w:pPr>
-              <w:jc w:val="left"/>
-            </w:pPr>
-            <w:r/>
-            <w:r>
-              <w:rPr>
-                <w:sz w:val="16"/>
-              </w:rPr>
-              <w:t>Respiratory Rate (x/min)</w:t>
+            <w:r>
+              <w:t>Killip III</w:t>
             </w:r>
           </w:p>
         </w:tc>
@@ -6999,7 +6891,7 @@
           </w:tcPr>
           <w:p>
             <w:r>
-              <w:t>21.6 ± 3.7</w:t>
+              <w:t>108 (7,7%)</w:t>
             </w:r>
           </w:p>
         </w:tc>
@@ -7009,7 +6901,7 @@
           </w:tcPr>
           <w:p>
             <w:r>
-              <w:t>23.7 ± 4.0</w:t>
+              <w:t>37 (32,2%)</w:t>
             </w:r>
           </w:p>
         </w:tc>
@@ -7019,7 +6911,7 @@
           </w:tcPr>
           <w:p>
             <w:r>
-              <w:t>&lt;0.0001</w:t>
+              <w:t>&lt;0,001</w:t>
             </w:r>
           </w:p>
         </w:tc>
@@ -7030,15 +6922,8 @@
             <w:tcW w:type="dxa" w:w="2409"/>
           </w:tcPr>
           <w:p>
-            <w:pPr>
-              <w:jc w:val="left"/>
-            </w:pPr>
-            <w:r/>
-            <w:r>
-              <w:rPr>
-                <w:sz w:val="16"/>
-              </w:rPr>
-              <w:t>SpO2 (%)</w:t>
+            <w:r>
+              <w:t>Hemoglobin (g/dL)</w:t>
             </w:r>
           </w:p>
         </w:tc>
@@ -7048,7 +6933,7 @@
           </w:tcPr>
           <w:p>
             <w:r>
-              <w:t>97.2 ± 2.9</w:t>
+              <w:t>13,8 ± 2,0</w:t>
             </w:r>
           </w:p>
         </w:tc>
@@ -7058,7 +6943,7 @@
           </w:tcPr>
           <w:p>
             <w:r>
-              <w:t>96.0 ± 4.8</w:t>
+              <w:t>12,4 ± 2,4</w:t>
             </w:r>
           </w:p>
         </w:tc>
@@ -7068,7 +6953,7 @@
           </w:tcPr>
           <w:p>
             <w:r>
-              <w:t>0.0061</w:t>
+              <w:t>&lt;0,001</w:t>
             </w:r>
           </w:p>
         </w:tc>
@@ -7079,15 +6964,8 @@
             <w:tcW w:type="dxa" w:w="2409"/>
           </w:tcPr>
           <w:p>
-            <w:pPr>
-              <w:jc w:val="left"/>
-            </w:pPr>
-            <w:r/>
-            <w:r>
-              <w:rPr>
-                <w:sz w:val="16"/>
-              </w:rPr>
-              <w:t>Temperature (°C)</w:t>
+            <w:r>
+              <w:t>Ureum (mg/dL)</w:t>
             </w:r>
           </w:p>
         </w:tc>
@@ -7097,7 +6975,7 @@
           </w:tcPr>
           <w:p>
             <w:r>
-              <w:t>36.5 ± 0.6</w:t>
+              <w:t>38,3 ± 26,3</w:t>
             </w:r>
           </w:p>
         </w:tc>
@@ -7107,7 +6985,7 @@
           </w:tcPr>
           <w:p>
             <w:r>
-              <w:t>36.6 ± 0.3</w:t>
+              <w:t>71,8 ± 53,3</w:t>
             </w:r>
           </w:p>
         </w:tc>
@@ -7117,7 +6995,7 @@
           </w:tcPr>
           <w:p>
             <w:r>
-              <w:t>0.1407</w:t>
+              <w:t>&lt;0,001</w:t>
             </w:r>
           </w:p>
         </w:tc>
@@ -7128,15 +7006,8 @@
             <w:tcW w:type="dxa" w:w="2409"/>
           </w:tcPr>
           <w:p>
-            <w:pPr>
-              <w:jc w:val="left"/>
-            </w:pPr>
-            <w:r/>
-            <w:r>
-              <w:rPr>
-                <w:sz w:val="16"/>
-              </w:rPr>
-              <w:t xml:space="preserve">  Killip I</w:t>
+            <w:r>
+              <w:t>eGFR (mL/min/1.73m2)</w:t>
             </w:r>
           </w:p>
         </w:tc>
@@ -7145,15 +7016,8 @@
             <w:tcW w:type="dxa" w:w="2409"/>
           </w:tcPr>
           <w:p>
-            <w:pPr>
-              <w:jc w:val="center"/>
-            </w:pPr>
-            <w:r/>
-            <w:r>
-              <w:rPr>
-                <w:sz w:val="16"/>
-              </w:rPr>
-              <w:t>927 (65.8)</w:t>
+            <w:r>
+              <w:t>83,4 ± 26,0</w:t>
             </w:r>
           </w:p>
         </w:tc>
@@ -7162,15 +7026,8 @@
             <w:tcW w:type="dxa" w:w="2409"/>
           </w:tcPr>
           <w:p>
-            <w:pPr>
-              <w:jc w:val="center"/>
-            </w:pPr>
-            <w:r/>
-            <w:r>
-              <w:rPr>
-                <w:sz w:val="16"/>
-              </w:rPr>
-              <w:t>41 (35.7)</w:t>
+            <w:r>
+              <w:t>57,8 ± 29,0</w:t>
             </w:r>
           </w:p>
         </w:tc>
@@ -7179,14 +7036,8 @@
             <w:tcW w:type="dxa" w:w="2409"/>
           </w:tcPr>
           <w:p>
-            <w:pPr>
-              <w:jc w:val="center"/>
-            </w:pPr>
-            <w:r/>
-            <w:r>
-              <w:rPr>
-                <w:sz w:val="16"/>
-              </w:rPr>
+            <w:r>
+              <w:t>&lt;0,001</w:t>
             </w:r>
           </w:p>
         </w:tc>
@@ -7197,15 +7048,8 @@
             <w:tcW w:type="dxa" w:w="2409"/>
           </w:tcPr>
           <w:p>
-            <w:pPr>
-              <w:jc w:val="left"/>
-            </w:pPr>
-            <w:r/>
-            <w:r>
-              <w:rPr>
-                <w:sz w:val="16"/>
-              </w:rPr>
-              <w:t xml:space="preserve">  Killip II</w:t>
+            <w:r>
+              <w:t>Potassium (mEq/L)</w:t>
             </w:r>
           </w:p>
         </w:tc>
@@ -7214,15 +7058,8 @@
             <w:tcW w:type="dxa" w:w="2409"/>
           </w:tcPr>
           <w:p>
-            <w:pPr>
-              <w:jc w:val="center"/>
-            </w:pPr>
-            <w:r/>
-            <w:r>
-              <w:rPr>
-                <w:sz w:val="16"/>
-              </w:rPr>
-              <w:t>374 (26.5)</w:t>
+            <w:r>
+              <w:t>4,1 ± 0,6</w:t>
             </w:r>
           </w:p>
         </w:tc>
@@ -7231,15 +7068,8 @@
             <w:tcW w:type="dxa" w:w="2409"/>
           </w:tcPr>
           <w:p>
-            <w:pPr>
-              <w:jc w:val="center"/>
-            </w:pPr>
-            <w:r/>
-            <w:r>
-              <w:rPr>
-                <w:sz w:val="16"/>
-              </w:rPr>
-              <w:t>37 (32.2)</w:t>
+            <w:r>
+              <w:t>4,4 ± 1,0</w:t>
             </w:r>
           </w:p>
         </w:tc>
@@ -7248,14 +7078,8 @@
             <w:tcW w:type="dxa" w:w="2409"/>
           </w:tcPr>
           <w:p>
-            <w:pPr>
-              <w:jc w:val="center"/>
-            </w:pPr>
-            <w:r/>
-            <w:r>
-              <w:rPr>
-                <w:sz w:val="16"/>
-              </w:rPr>
+            <w:r>
+              <w:t>&lt;0,001</w:t>
             </w:r>
           </w:p>
         </w:tc>
@@ -7266,15 +7090,8 @@
             <w:tcW w:type="dxa" w:w="2409"/>
           </w:tcPr>
           <w:p>
-            <w:pPr>
-              <w:jc w:val="left"/>
-            </w:pPr>
-            <w:r/>
-            <w:r>
-              <w:rPr>
-                <w:sz w:val="16"/>
-              </w:rPr>
-              <w:t xml:space="preserve">  Killip III</w:t>
+            <w:r>
+              <w:t>APTT (sec)</w:t>
             </w:r>
           </w:p>
         </w:tc>
@@ -7283,15 +7100,8 @@
             <w:tcW w:type="dxa" w:w="2409"/>
           </w:tcPr>
           <w:p>
-            <w:pPr>
-              <w:jc w:val="center"/>
-            </w:pPr>
-            <w:r/>
-            <w:r>
-              <w:rPr>
-                <w:sz w:val="16"/>
-              </w:rPr>
-              <w:t>108 (7.7)</w:t>
+            <w:r>
+              <w:t>27,7 ± 12,9</w:t>
             </w:r>
           </w:p>
         </w:tc>
@@ -7300,15 +7110,8 @@
             <w:tcW w:type="dxa" w:w="2409"/>
           </w:tcPr>
           <w:p>
-            <w:pPr>
-              <w:jc w:val="center"/>
-            </w:pPr>
-            <w:r/>
-            <w:r>
-              <w:rPr>
-                <w:sz w:val="16"/>
-              </w:rPr>
-              <w:t>37 (32.2)</w:t>
+            <w:r>
+              <w:t>31,6 ± 20,0</w:t>
             </w:r>
           </w:p>
         </w:tc>
@@ -7317,14 +7120,8 @@
             <w:tcW w:type="dxa" w:w="2409"/>
           </w:tcPr>
           <w:p>
-            <w:pPr>
-              <w:jc w:val="center"/>
-            </w:pPr>
-            <w:r/>
-            <w:r>
-              <w:rPr>
-                <w:sz w:val="16"/>
-              </w:rPr>
+            <w:r>
+              <w:t>0,044</w:t>
             </w:r>
           </w:p>
         </w:tc>
@@ -7335,15 +7132,8 @@
             <w:tcW w:type="dxa" w:w="2409"/>
           </w:tcPr>
           <w:p>
-            <w:pPr>
-              <w:jc w:val="left"/>
-            </w:pPr>
-            <w:r/>
-            <w:r>
-              <w:rPr>
-                <w:sz w:val="16"/>
-              </w:rPr>
-              <w:t>Diabetes mellitus — n (%)</w:t>
+            <w:r>
+              <w:t>GDS (mg/dL)</w:t>
             </w:r>
           </w:p>
         </w:tc>
@@ -7353,7 +7143,7 @@
           </w:tcPr>
           <w:p>
             <w:r>
-              <w:t>436 (30.9)</w:t>
+              <w:t>179,9 ± 90,3</w:t>
             </w:r>
           </w:p>
         </w:tc>
@@ -7363,7 +7153,7 @@
           </w:tcPr>
           <w:p>
             <w:r>
-              <w:t>48 (41.7)</w:t>
+              <w:t>198,8 ± 116,9</w:t>
             </w:r>
           </w:p>
         </w:tc>
@@ -7373,7 +7163,7 @@
           </w:tcPr>
           <w:p>
             <w:r>
-              <w:t>0.0222</w:t>
+              <w:t>0,095</w:t>
             </w:r>
           </w:p>
         </w:tc>
@@ -7384,15 +7174,8 @@
             <w:tcW w:type="dxa" w:w="2409"/>
           </w:tcPr>
           <w:p>
-            <w:pPr>
-              <w:jc w:val="left"/>
-            </w:pPr>
-            <w:r/>
-            <w:r>
-              <w:rPr>
-                <w:sz w:val="16"/>
-              </w:rPr>
-              <w:t>Hypertension — n (%)</w:t>
+            <w:r>
+              <w:t>LVEF (%)</w:t>
             </w:r>
           </w:p>
         </w:tc>
@@ -7402,7 +7185,7 @@
           </w:tcPr>
           <w:p>
             <w:r>
-              <w:t>800 (56.8)</w:t>
+              <w:t>42,8 ± 7,7</w:t>
             </w:r>
           </w:p>
         </w:tc>
@@ -7412,7 +7195,7 @@
           </w:tcPr>
           <w:p>
             <w:r>
-              <w:t>73 (63.5)</w:t>
+              <w:t>38,1 ± 8,8</w:t>
             </w:r>
           </w:p>
         </w:tc>
@@ -7422,7 +7205,7 @@
           </w:tcPr>
           <w:p>
             <w:r>
-              <w:t>0.1941</w:t>
+              <w:t>&lt;0,001</w:t>
             </w:r>
           </w:p>
         </w:tc>
@@ -7433,15 +7216,8 @@
             <w:tcW w:type="dxa" w:w="2409"/>
           </w:tcPr>
           <w:p>
-            <w:pPr>
-              <w:jc w:val="left"/>
-            </w:pPr>
-            <w:r/>
-            <w:r>
-              <w:rPr>
-                <w:sz w:val="16"/>
-              </w:rPr>
-              <w:t>Dyslipidemia — n (%)</w:t>
+            <w:r>
+              <w:t>LVOT VTI (cm)</w:t>
             </w:r>
           </w:p>
         </w:tc>
@@ -7451,7 +7227,7 @@
           </w:tcPr>
           <w:p>
             <w:r>
-              <w:t>481 (34.1)</w:t>
+              <w:t>17,7 ± 4,7</w:t>
             </w:r>
           </w:p>
         </w:tc>
@@ -7461,7 +7237,7 @@
           </w:tcPr>
           <w:p>
             <w:r>
-              <w:t>19 (16.5)</w:t>
+              <w:t>15,5 ± 5,6</w:t>
             </w:r>
           </w:p>
         </w:tc>
@@ -7471,7 +7247,7 @@
           </w:tcPr>
           <w:p>
             <w:r>
-              <w:t>0.0002</w:t>
+              <w:t>&lt;0,001</w:t>
             </w:r>
           </w:p>
         </w:tc>
@@ -7482,15 +7258,8 @@
             <w:tcW w:type="dxa" w:w="2409"/>
           </w:tcPr>
           <w:p>
-            <w:pPr>
-              <w:jc w:val="left"/>
-            </w:pPr>
-            <w:r/>
-            <w:r>
-              <w:rPr>
-                <w:sz w:val="16"/>
-              </w:rPr>
-              <w:t>CKD — n (%)</w:t>
+            <w:r>
+              <w:t>TAPSE (mm)</w:t>
             </w:r>
           </w:p>
         </w:tc>
@@ -7500,7 +7269,7 @@
           </w:tcPr>
           <w:p>
             <w:r>
-              <w:t>105 (7.5)</w:t>
+              <w:t>2,0 ± 0,3</w:t>
             </w:r>
           </w:p>
         </w:tc>
@@ -7510,7 +7279,7 @@
           </w:tcPr>
           <w:p>
             <w:r>
-              <w:t>37 (32.2)</w:t>
+              <w:t>1,9 ± 0,3</w:t>
             </w:r>
           </w:p>
         </w:tc>
@@ -7520,7 +7289,7 @@
           </w:tcPr>
           <w:p>
             <w:r>
-              <w:t>&lt;0.0001</w:t>
+              <w:t>&lt;0,001</w:t>
             </w:r>
           </w:p>
         </w:tc>
@@ -7531,16 +7300,7 @@
             <w:tcW w:type="dxa" w:w="2409"/>
           </w:tcPr>
           <w:p>
-            <w:pPr>
-              <w:jc w:val="left"/>
-            </w:pPr>
             <w:r/>
-            <w:r>
-              <w:rPr>
-                <w:sz w:val="16"/>
-              </w:rPr>
-              <w:t>Prior MI — n (%)</w:t>
-            </w:r>
           </w:p>
         </w:tc>
         <w:tc>
@@ -7548,9 +7308,7 @@
             <w:tcW w:type="dxa" w:w="2409"/>
           </w:tcPr>
           <w:p>
-            <w:r>
-              <w:t>120 (8.5)</w:t>
-            </w:r>
+            <w:r/>
           </w:p>
         </w:tc>
         <w:tc>
@@ -7558,9 +7316,7 @@
             <w:tcW w:type="dxa" w:w="2409"/>
           </w:tcPr>
           <w:p>
-            <w:r>
-              <w:t>16 (13.9)</w:t>
-            </w:r>
+            <w:r/>
           </w:p>
         </w:tc>
         <w:tc>
@@ -7568,9 +7324,7 @@
             <w:tcW w:type="dxa" w:w="2409"/>
           </w:tcPr>
           <w:p>
-            <w:r>
-              <w:t>0.0748</w:t>
-            </w:r>
+            <w:r/>
           </w:p>
         </w:tc>
       </w:tr>
@@ -7580,16 +7334,7 @@
             <w:tcW w:type="dxa" w:w="2409"/>
           </w:tcPr>
           <w:p>
-            <w:pPr>
-              <w:jc w:val="left"/>
-            </w:pPr>
             <w:r/>
-            <w:r>
-              <w:rPr>
-                <w:sz w:val="16"/>
-              </w:rPr>
-              <w:t>Prior PCI — n (%)</w:t>
-            </w:r>
           </w:p>
         </w:tc>
         <w:tc>
@@ -7597,9 +7342,7 @@
             <w:tcW w:type="dxa" w:w="2409"/>
           </w:tcPr>
           <w:p>
-            <w:r>
-              <w:t>69 (4.9)</w:t>
-            </w:r>
+            <w:r/>
           </w:p>
         </w:tc>
         <w:tc>
@@ -7607,9 +7350,7 @@
             <w:tcW w:type="dxa" w:w="2409"/>
           </w:tcPr>
           <w:p>
-            <w:r>
-              <w:t>7 (6.1)</w:t>
-            </w:r>
+            <w:r/>
           </w:p>
         </w:tc>
         <w:tc>
@@ -7617,9 +7358,7 @@
             <w:tcW w:type="dxa" w:w="2409"/>
           </w:tcPr>
           <w:p>
-            <w:r>
-              <w:t>0.7332</w:t>
-            </w:r>
+            <w:r/>
           </w:p>
         </w:tc>
       </w:tr>
@@ -7629,16 +7368,7 @@
             <w:tcW w:type="dxa" w:w="2409"/>
           </w:tcPr>
           <w:p>
-            <w:pPr>
-              <w:jc w:val="left"/>
-            </w:pPr>
             <w:r/>
-            <w:r>
-              <w:rPr>
-                <w:sz w:val="16"/>
-              </w:rPr>
-              <w:t>Prior CABG — n (%)</w:t>
-            </w:r>
           </w:p>
         </w:tc>
         <w:tc>
@@ -7646,9 +7376,7 @@
             <w:tcW w:type="dxa" w:w="2409"/>
           </w:tcPr>
           <w:p>
-            <w:r>
-              <w:t>6 (0.4)</w:t>
-            </w:r>
+            <w:r/>
           </w:p>
         </w:tc>
         <w:tc>
@@ -7656,9 +7384,7 @@
             <w:tcW w:type="dxa" w:w="2409"/>
           </w:tcPr>
           <w:p>
-            <w:r>
-              <w:t>0 (0.0)</w:t>
-            </w:r>
+            <w:r/>
           </w:p>
         </w:tc>
         <w:tc>
@@ -7666,9 +7392,7 @@
             <w:tcW w:type="dxa" w:w="2409"/>
           </w:tcPr>
           <w:p>
-            <w:r>
-              <w:t>1.0000</w:t>
-            </w:r>
+            <w:r/>
           </w:p>
         </w:tc>
       </w:tr>
@@ -7678,16 +7402,7 @@
             <w:tcW w:type="dxa" w:w="2409"/>
           </w:tcPr>
           <w:p>
-            <w:pPr>
-              <w:jc w:val="left"/>
-            </w:pPr>
             <w:r/>
-            <w:r>
-              <w:rPr>
-                <w:sz w:val="16"/>
-              </w:rPr>
-              <w:t>Smoker — n (%)</w:t>
-            </w:r>
           </w:p>
         </w:tc>
         <w:tc>
@@ -7695,9 +7410,7 @@
             <w:tcW w:type="dxa" w:w="2409"/>
           </w:tcPr>
           <w:p>
-            <w:r>
-              <w:t>964 (68.4)</w:t>
-            </w:r>
+            <w:r/>
           </w:p>
         </w:tc>
         <w:tc>
@@ -7705,9 +7418,7 @@
             <w:tcW w:type="dxa" w:w="2409"/>
           </w:tcPr>
           <w:p>
-            <w:r>
-              <w:t>69 (60.0)</w:t>
-            </w:r>
+            <w:r/>
           </w:p>
         </w:tc>
         <w:tc>
@@ -7715,9 +7426,7 @@
             <w:tcW w:type="dxa" w:w="2409"/>
           </w:tcPr>
           <w:p>
-            <w:r>
-              <w:t>0.0795</w:t>
-            </w:r>
+            <w:r/>
           </w:p>
         </w:tc>
       </w:tr>
@@ -7727,16 +7436,7 @@
             <w:tcW w:type="dxa" w:w="2409"/>
           </w:tcPr>
           <w:p>
-            <w:pPr>
-              <w:jc w:val="left"/>
-            </w:pPr>
             <w:r/>
-            <w:r>
-              <w:rPr>
-                <w:sz w:val="16"/>
-              </w:rPr>
-              <w:t>Hemoglobin (g/dL)</w:t>
-            </w:r>
           </w:p>
         </w:tc>
         <w:tc>
@@ -7744,9 +7444,7 @@
             <w:tcW w:type="dxa" w:w="2409"/>
           </w:tcPr>
           <w:p>
-            <w:r>
-              <w:t>13.8 ± 2.0</w:t>
-            </w:r>
+            <w:r/>
           </w:p>
         </w:tc>
         <w:tc>
@@ -7754,9 +7452,7 @@
             <w:tcW w:type="dxa" w:w="2409"/>
           </w:tcPr>
           <w:p>
-            <w:r>
-              <w:t>12.4 ± 2.4</w:t>
-            </w:r>
+            <w:r/>
           </w:p>
         </w:tc>
         <w:tc>
@@ -7764,9 +7460,7 @@
             <w:tcW w:type="dxa" w:w="2409"/>
           </w:tcPr>
           <w:p>
-            <w:r>
-              <w:t>&lt;0.0001</w:t>
-            </w:r>
+            <w:r/>
           </w:p>
         </w:tc>
       </w:tr>
@@ -7776,16 +7470,7 @@
             <w:tcW w:type="dxa" w:w="2409"/>
           </w:tcPr>
           <w:p>
-            <w:pPr>
-              <w:jc w:val="left"/>
-            </w:pPr>
             <w:r/>
-            <w:r>
-              <w:rPr>
-                <w:sz w:val="16"/>
-              </w:rPr>
-              <w:t>Hematocrit (%)</w:t>
-            </w:r>
           </w:p>
         </w:tc>
         <w:tc>
@@ -7793,9 +7478,7 @@
             <w:tcW w:type="dxa" w:w="2409"/>
           </w:tcPr>
           <w:p>
-            <w:r>
-              <w:t>38.6 ± 13.9</w:t>
-            </w:r>
+            <w:r/>
           </w:p>
         </w:tc>
         <w:tc>
@@ -7803,9 +7486,7 @@
             <w:tcW w:type="dxa" w:w="2409"/>
           </w:tcPr>
           <w:p>
-            <w:r>
-              <w:t>35.4 ± 9.2</w:t>
-            </w:r>
+            <w:r/>
           </w:p>
         </w:tc>
         <w:tc>
@@ -7813,9 +7494,7 @@
             <w:tcW w:type="dxa" w:w="2409"/>
           </w:tcPr>
           <w:p>
-            <w:r>
-              <w:t>0.3710</w:t>
-            </w:r>
+            <w:r/>
           </w:p>
         </w:tc>
       </w:tr>
@@ -7825,16 +7504,7 @@
             <w:tcW w:type="dxa" w:w="2409"/>
           </w:tcPr>
           <w:p>
-            <w:pPr>
-              <w:jc w:val="left"/>
-            </w:pPr>
             <w:r/>
-            <w:r>
-              <w:rPr>
-                <w:sz w:val="16"/>
-              </w:rPr>
-              <w:t>Leukocyte (×10³/µL)</w:t>
-            </w:r>
           </w:p>
         </w:tc>
         <w:tc>
@@ -7842,9 +7512,7 @@
             <w:tcW w:type="dxa" w:w="2409"/>
           </w:tcPr>
           <w:p>
-            <w:r>
-              <w:t>12.6 ± 5.0</w:t>
-            </w:r>
+            <w:r/>
           </w:p>
         </w:tc>
         <w:tc>
@@ -7852,9 +7520,7 @@
             <w:tcW w:type="dxa" w:w="2409"/>
           </w:tcPr>
           <w:p>
-            <w:r>
-              <w:t>13.3 ± 5.9</w:t>
-            </w:r>
+            <w:r/>
           </w:p>
         </w:tc>
         <w:tc>
@@ -7862,9 +7528,7 @@
             <w:tcW w:type="dxa" w:w="2409"/>
           </w:tcPr>
           <w:p>
-            <w:r>
-              <w:t>0.1813</w:t>
-            </w:r>
+            <w:r/>
           </w:p>
         </w:tc>
       </w:tr>
@@ -7874,16 +7538,7 @@
             <w:tcW w:type="dxa" w:w="2409"/>
           </w:tcPr>
           <w:p>
-            <w:pPr>
-              <w:jc w:val="left"/>
-            </w:pPr>
             <w:r/>
-            <w:r>
-              <w:rPr>
-                <w:sz w:val="16"/>
-              </w:rPr>
-              <w:t>Platelet (×10³/µL)</w:t>
-            </w:r>
           </w:p>
         </w:tc>
         <w:tc>
@@ -7891,9 +7546,7 @@
             <w:tcW w:type="dxa" w:w="2409"/>
           </w:tcPr>
           <w:p>
-            <w:r>
-              <w:t>270.0 ± 78.0</w:t>
-            </w:r>
+            <w:r/>
           </w:p>
         </w:tc>
         <w:tc>
@@ -7901,9 +7554,7 @@
             <w:tcW w:type="dxa" w:w="2409"/>
           </w:tcPr>
           <w:p>
-            <w:r>
-              <w:t>262.3 ± 118.1</w:t>
-            </w:r>
+            <w:r/>
           </w:p>
         </w:tc>
         <w:tc>
@@ -7911,9 +7562,7 @@
             <w:tcW w:type="dxa" w:w="2409"/>
           </w:tcPr>
           <w:p>
-            <w:r>
-              <w:t>0.4943</w:t>
-            </w:r>
+            <w:r/>
           </w:p>
         </w:tc>
       </w:tr>
@@ -7923,16 +7572,7 @@
             <w:tcW w:type="dxa" w:w="2409"/>
           </w:tcPr>
           <w:p>
-            <w:pPr>
-              <w:jc w:val="left"/>
-            </w:pPr>
             <w:r/>
-            <w:r>
-              <w:rPr>
-                <w:sz w:val="16"/>
-              </w:rPr>
-              <w:t>Ureum (mg/dL)</w:t>
-            </w:r>
           </w:p>
         </w:tc>
         <w:tc>
@@ -7940,9 +7580,7 @@
             <w:tcW w:type="dxa" w:w="2409"/>
           </w:tcPr>
           <w:p>
-            <w:r>
-              <w:t>38.3 ± 26.3</w:t>
-            </w:r>
+            <w:r/>
           </w:p>
         </w:tc>
         <w:tc>
@@ -7950,9 +7588,7 @@
             <w:tcW w:type="dxa" w:w="2409"/>
           </w:tcPr>
           <w:p>
-            <w:r>
-              <w:t>71.8 ± 53.3</w:t>
-            </w:r>
+            <w:r/>
           </w:p>
         </w:tc>
         <w:tc>
@@ -7960,9 +7596,7 @@
             <w:tcW w:type="dxa" w:w="2409"/>
           </w:tcPr>
           <w:p>
-            <w:r>
-              <w:t>&lt;0.0001</w:t>
-            </w:r>
+            <w:r/>
           </w:p>
         </w:tc>
       </w:tr>
@@ -7972,16 +7606,7 @@
             <w:tcW w:type="dxa" w:w="2409"/>
           </w:tcPr>
           <w:p>
-            <w:pPr>
-              <w:jc w:val="left"/>
-            </w:pPr>
             <w:r/>
-            <w:r>
-              <w:rPr>
-                <w:sz w:val="16"/>
-              </w:rPr>
-              <w:t>Creatinine (mg/dL)</w:t>
-            </w:r>
           </w:p>
         </w:tc>
         <w:tc>
@@ -7989,9 +7614,7 @@
             <w:tcW w:type="dxa" w:w="2409"/>
           </w:tcPr>
           <w:p>
-            <w:r>
-              <w:t>1.1 ± 0.8</w:t>
-            </w:r>
+            <w:r/>
           </w:p>
         </w:tc>
         <w:tc>
@@ -7999,9 +7622,7 @@
             <w:tcW w:type="dxa" w:w="2409"/>
           </w:tcPr>
           <w:p>
-            <w:r>
-              <w:t>1.8 ± 1.5</w:t>
-            </w:r>
+            <w:r/>
           </w:p>
         </w:tc>
         <w:tc>
@@ -8009,9 +7630,7 @@
             <w:tcW w:type="dxa" w:w="2409"/>
           </w:tcPr>
           <w:p>
-            <w:r>
-              <w:t>&lt;0.0001</w:t>
-            </w:r>
+            <w:r/>
           </w:p>
         </w:tc>
       </w:tr>
@@ -8021,16 +7640,7 @@
             <w:tcW w:type="dxa" w:w="2409"/>
           </w:tcPr>
           <w:p>
-            <w:pPr>
-              <w:jc w:val="left"/>
-            </w:pPr>
             <w:r/>
-            <w:r>
-              <w:rPr>
-                <w:sz w:val="16"/>
-              </w:rPr>
-              <w:t>eGFR (mL/min/1.73m²)</w:t>
-            </w:r>
           </w:p>
         </w:tc>
         <w:tc>
@@ -8038,9 +7648,7 @@
             <w:tcW w:type="dxa" w:w="2409"/>
           </w:tcPr>
           <w:p>
-            <w:r>
-              <w:t>83.4 ± 26.0</w:t>
-            </w:r>
+            <w:r/>
           </w:p>
         </w:tc>
         <w:tc>
@@ -8048,9 +7656,7 @@
             <w:tcW w:type="dxa" w:w="2409"/>
           </w:tcPr>
           <w:p>
-            <w:r>
-              <w:t>57.8 ± 29.0</w:t>
-            </w:r>
+            <w:r/>
           </w:p>
         </w:tc>
         <w:tc>
@@ -8058,9 +7664,7 @@
             <w:tcW w:type="dxa" w:w="2409"/>
           </w:tcPr>
           <w:p>
-            <w:r>
-              <w:t>&lt;0.0001</w:t>
-            </w:r>
+            <w:r/>
           </w:p>
         </w:tc>
       </w:tr>
@@ -8070,16 +7674,7 @@
             <w:tcW w:type="dxa" w:w="2409"/>
           </w:tcPr>
           <w:p>
-            <w:pPr>
-              <w:jc w:val="left"/>
-            </w:pPr>
             <w:r/>
-            <w:r>
-              <w:rPr>
-                <w:sz w:val="16"/>
-              </w:rPr>
-              <w:t>Sodium (mEq/L)</w:t>
-            </w:r>
           </w:p>
         </w:tc>
         <w:tc>
@@ -8087,9 +7682,7 @@
             <w:tcW w:type="dxa" w:w="2409"/>
           </w:tcPr>
           <w:p>
-            <w:r>
-              <w:t>136.2 ± 3.6</w:t>
-            </w:r>
+            <w:r/>
           </w:p>
         </w:tc>
         <w:tc>
@@ -8097,9 +7690,7 @@
             <w:tcW w:type="dxa" w:w="2409"/>
           </w:tcPr>
           <w:p>
-            <w:r>
-              <w:t>134.9 ± 4.3</w:t>
-            </w:r>
+            <w:r/>
           </w:p>
         </w:tc>
         <w:tc>
@@ -8107,9 +7698,7 @@
             <w:tcW w:type="dxa" w:w="2409"/>
           </w:tcPr>
           <w:p>
-            <w:r>
-              <w:t>0.0021</w:t>
-            </w:r>
+            <w:r/>
           </w:p>
         </w:tc>
       </w:tr>
@@ -8119,16 +7708,7 @@
             <w:tcW w:type="dxa" w:w="2409"/>
           </w:tcPr>
           <w:p>
-            <w:pPr>
-              <w:jc w:val="left"/>
-            </w:pPr>
             <w:r/>
-            <w:r>
-              <w:rPr>
-                <w:sz w:val="16"/>
-              </w:rPr>
-              <w:t>Potassium (mEq/L)</w:t>
-            </w:r>
           </w:p>
         </w:tc>
         <w:tc>
@@ -8136,9 +7716,7 @@
             <w:tcW w:type="dxa" w:w="2409"/>
           </w:tcPr>
           <w:p>
-            <w:r>
-              <w:t>4.1 ± 0.6</w:t>
-            </w:r>
+            <w:r/>
           </w:p>
         </w:tc>
         <w:tc>
@@ -8146,9 +7724,7 @@
             <w:tcW w:type="dxa" w:w="2409"/>
           </w:tcPr>
           <w:p>
-            <w:r>
-              <w:t>4.4 ± 1.0</w:t>
-            </w:r>
+            <w:r/>
           </w:p>
         </w:tc>
         <w:tc>
@@ -8156,9 +7732,7 @@
             <w:tcW w:type="dxa" w:w="2409"/>
           </w:tcPr>
           <w:p>
-            <w:r>
-              <w:t>0.0009</w:t>
-            </w:r>
+            <w:r/>
           </w:p>
         </w:tc>
       </w:tr>
@@ -8168,16 +7742,7 @@
             <w:tcW w:type="dxa" w:w="2409"/>
           </w:tcPr>
           <w:p>
-            <w:pPr>
-              <w:jc w:val="left"/>
-            </w:pPr>
             <w:r/>
-            <w:r>
-              <w:rPr>
-                <w:sz w:val="16"/>
-              </w:rPr>
-              <w:t>Blood glucose (mg/dL)</w:t>
-            </w:r>
           </w:p>
         </w:tc>
         <w:tc>
@@ -8185,9 +7750,7 @@
             <w:tcW w:type="dxa" w:w="2409"/>
           </w:tcPr>
           <w:p>
-            <w:r>
-              <w:t>179.9 ± 90.3</w:t>
-            </w:r>
+            <w:r/>
           </w:p>
         </w:tc>
         <w:tc>
@@ -8195,9 +7758,7 @@
             <w:tcW w:type="dxa" w:w="2409"/>
           </w:tcPr>
           <w:p>
-            <w:r>
-              <w:t>198.8 ± 116.9</w:t>
-            </w:r>
+            <w:r/>
           </w:p>
         </w:tc>
         <w:tc>
@@ -8205,9 +7766,7 @@
             <w:tcW w:type="dxa" w:w="2409"/>
           </w:tcPr>
           <w:p>
-            <w:r>
-              <w:t>0.0952</w:t>
-            </w:r>
+            <w:r/>
           </w:p>
         </w:tc>
       </w:tr>
@@ -8217,16 +7776,7 @@
             <w:tcW w:type="dxa" w:w="2409"/>
           </w:tcPr>
           <w:p>
-            <w:pPr>
-              <w:jc w:val="left"/>
-            </w:pPr>
             <w:r/>
-            <w:r>
-              <w:rPr>
-                <w:sz w:val="16"/>
-              </w:rPr>
-              <w:t>Troponin I (ng/mL)</w:t>
-            </w:r>
           </w:p>
         </w:tc>
         <w:tc>
@@ -8234,9 +7784,7 @@
             <w:tcW w:type="dxa" w:w="2409"/>
           </w:tcPr>
           <w:p>
-            <w:r>
-              <w:t>16771.2 ± 22440.3</w:t>
-            </w:r>
+            <w:r/>
           </w:p>
         </w:tc>
         <w:tc>
@@ -8244,9 +7792,7 @@
             <w:tcW w:type="dxa" w:w="2409"/>
           </w:tcPr>
           <w:p>
-            <w:r>
-              <w:t>15142.8 ± 21999.8</w:t>
-            </w:r>
+            <w:r/>
           </w:p>
         </w:tc>
         <w:tc>
@@ -8254,9 +7800,7 @@
             <w:tcW w:type="dxa" w:w="2409"/>
           </w:tcPr>
           <w:p>
-            <w:r>
-              <w:t>0.4550</w:t>
-            </w:r>
+            <w:r/>
           </w:p>
         </w:tc>
       </w:tr>
@@ -8266,16 +7810,7 @@
             <w:tcW w:type="dxa" w:w="2409"/>
           </w:tcPr>
           <w:p>
-            <w:pPr>
-              <w:jc w:val="left"/>
-            </w:pPr>
             <w:r/>
-            <w:r>
-              <w:rPr>
-                <w:sz w:val="16"/>
-              </w:rPr>
-              <w:t>Neutrophil-lymphocyte ratio</w:t>
-            </w:r>
           </w:p>
         </w:tc>
         <w:tc>
@@ -8283,9 +7818,7 @@
             <w:tcW w:type="dxa" w:w="2409"/>
           </w:tcPr>
           <w:p>
-            <w:r>
-              <w:t>6.7 ± 5.5</w:t>
-            </w:r>
+            <w:r/>
           </w:p>
         </w:tc>
         <w:tc>
@@ -8293,9 +7826,7 @@
             <w:tcW w:type="dxa" w:w="2409"/>
           </w:tcPr>
           <w:p>
-            <w:r>
-              <w:t>9.0 ± 7.8</w:t>
-            </w:r>
+            <w:r/>
           </w:p>
         </w:tc>
         <w:tc>
@@ -8303,9 +7834,7 @@
             <w:tcW w:type="dxa" w:w="2409"/>
           </w:tcPr>
           <w:p>
-            <w:r>
-              <w:t>0.0028</w:t>
-            </w:r>
+            <w:r/>
           </w:p>
         </w:tc>
       </w:tr>
@@ -8315,16 +7844,7 @@
             <w:tcW w:type="dxa" w:w="2409"/>
           </w:tcPr>
           <w:p>
-            <w:pPr>
-              <w:jc w:val="left"/>
-            </w:pPr>
             <w:r/>
-            <w:r>
-              <w:rPr>
-                <w:sz w:val="16"/>
-              </w:rPr>
-              <w:t>SII</w:t>
-            </w:r>
           </w:p>
         </w:tc>
         <w:tc>
@@ -8332,9 +7852,7 @@
             <w:tcW w:type="dxa" w:w="2409"/>
           </w:tcPr>
           <w:p>
-            <w:r>
-              <w:t>1803.9 ± 1544.9</w:t>
-            </w:r>
+            <w:r/>
           </w:p>
         </w:tc>
         <w:tc>
@@ -8342,9 +7860,7 @@
             <w:tcW w:type="dxa" w:w="2409"/>
           </w:tcPr>
           <w:p>
-            <w:r>
-              <w:t>2377.6 ± 2406.7</w:t>
-            </w:r>
+            <w:r/>
           </w:p>
         </w:tc>
         <w:tc>
@@ -8352,9 +7868,7 @@
             <w:tcW w:type="dxa" w:w="2409"/>
           </w:tcPr>
           <w:p>
-            <w:r>
-              <w:t>0.0132</w:t>
-            </w:r>
+            <w:r/>
           </w:p>
         </w:tc>
       </w:tr>
@@ -8364,16 +7878,7 @@
             <w:tcW w:type="dxa" w:w="2409"/>
           </w:tcPr>
           <w:p>
-            <w:pPr>
-              <w:jc w:val="left"/>
-            </w:pPr>
             <w:r/>
-            <w:r>
-              <w:rPr>
-                <w:sz w:val="16"/>
-              </w:rPr>
-              <w:t>LVEF (%)</w:t>
-            </w:r>
           </w:p>
         </w:tc>
         <w:tc>
@@ -8381,9 +7886,7 @@
             <w:tcW w:type="dxa" w:w="2409"/>
           </w:tcPr>
           <w:p>
-            <w:r>
-              <w:t>42.8 ± 7.7</w:t>
-            </w:r>
+            <w:r/>
           </w:p>
         </w:tc>
         <w:tc>
@@ -8391,9 +7894,7 @@
             <w:tcW w:type="dxa" w:w="2409"/>
           </w:tcPr>
           <w:p>
-            <w:r>
-              <w:t>38.1 ± 8.8</w:t>
-            </w:r>
+            <w:r/>
           </w:p>
         </w:tc>
         <w:tc>
@@ -8401,9 +7902,7 @@
             <w:tcW w:type="dxa" w:w="2409"/>
           </w:tcPr>
           <w:p>
-            <w:r>
-              <w:t>&lt;0.0001</w:t>
-            </w:r>
+            <w:r/>
           </w:p>
         </w:tc>
       </w:tr>
@@ -8413,16 +7912,7 @@
             <w:tcW w:type="dxa" w:w="2409"/>
           </w:tcPr>
           <w:p>
-            <w:pPr>
-              <w:jc w:val="left"/>
-            </w:pPr>
             <w:r/>
-            <w:r>
-              <w:rPr>
-                <w:sz w:val="16"/>
-              </w:rPr>
-              <w:t>TAPSE (cm)</w:t>
-            </w:r>
           </w:p>
         </w:tc>
         <w:tc>
@@ -8430,9 +7920,7 @@
             <w:tcW w:type="dxa" w:w="2409"/>
           </w:tcPr>
           <w:p>
-            <w:r>
-              <w:t>2.0 ± 0.3</w:t>
-            </w:r>
+            <w:r/>
           </w:p>
         </w:tc>
         <w:tc>
@@ -8440,9 +7928,7 @@
             <w:tcW w:type="dxa" w:w="2409"/>
           </w:tcPr>
           <w:p>
-            <w:r>
-              <w:t>1.9 ± 0.3</w:t>
-            </w:r>
+            <w:r/>
           </w:p>
         </w:tc>
         <w:tc>
@@ -8450,9 +7936,7 @@
             <w:tcW w:type="dxa" w:w="2409"/>
           </w:tcPr>
           <w:p>
-            <w:r>
-              <w:t>0.0003</w:t>
-            </w:r>
+            <w:r/>
           </w:p>
         </w:tc>
       </w:tr>
@@ -8462,16 +7946,7 @@
             <w:tcW w:type="dxa" w:w="2409"/>
           </w:tcPr>
           <w:p>
-            <w:pPr>
-              <w:jc w:val="left"/>
-            </w:pPr>
             <w:r/>
-            <w:r>
-              <w:rPr>
-                <w:sz w:val="16"/>
-              </w:rPr>
-              <w:t>LVEDD (mm)</w:t>
-            </w:r>
           </w:p>
         </w:tc>
         <w:tc>
@@ -8479,9 +7954,7 @@
             <w:tcW w:type="dxa" w:w="2409"/>
           </w:tcPr>
           <w:p>
-            <w:r>
-              <w:t>48.8 ± 9.4</w:t>
-            </w:r>
+            <w:r/>
           </w:p>
         </w:tc>
         <w:tc>
@@ -8489,9 +7962,7 @@
             <w:tcW w:type="dxa" w:w="2409"/>
           </w:tcPr>
           <w:p>
-            <w:r>
-              <w:t>52.2 ± 7.8</w:t>
-            </w:r>
+            <w:r/>
           </w:p>
         </w:tc>
         <w:tc>
@@ -8499,9 +7970,7 @@
             <w:tcW w:type="dxa" w:w="2409"/>
           </w:tcPr>
           <w:p>
-            <w:r>
-              <w:t>&lt;0.0001</w:t>
-            </w:r>
+            <w:r/>
           </w:p>
         </w:tc>
       </w:tr>
@@ -8511,16 +7980,7 @@
             <w:tcW w:type="dxa" w:w="2409"/>
           </w:tcPr>
           <w:p>
-            <w:pPr>
-              <w:jc w:val="left"/>
-            </w:pPr>
             <w:r/>
-            <w:r>
-              <w:rPr>
-                <w:sz w:val="16"/>
-              </w:rPr>
-              <w:t>LVOT VTI (cm)</w:t>
-            </w:r>
           </w:p>
         </w:tc>
         <w:tc>
@@ -8528,9 +7988,7 @@
             <w:tcW w:type="dxa" w:w="2409"/>
           </w:tcPr>
           <w:p>
-            <w:r>
-              <w:t>17.7 ± 4.7</w:t>
-            </w:r>
+            <w:r/>
           </w:p>
         </w:tc>
         <w:tc>
@@ -8538,9 +7996,7 @@
             <w:tcW w:type="dxa" w:w="2409"/>
           </w:tcPr>
           <w:p>
-            <w:r>
-              <w:t>15.5 ± 5.6</w:t>
-            </w:r>
+            <w:r/>
           </w:p>
         </w:tc>
         <w:tc>
@@ -8548,9 +8004,7 @@
             <w:tcW w:type="dxa" w:w="2409"/>
           </w:tcPr>
           <w:p>
-            <w:r>
-              <w:t>&lt;0.0001</w:t>
-            </w:r>
+            <w:r/>
           </w:p>
         </w:tc>
       </w:tr>
@@ -8560,16 +8014,7 @@
             <w:tcW w:type="dxa" w:w="2409"/>
           </w:tcPr>
           <w:p>
-            <w:pPr>
-              <w:jc w:val="left"/>
-            </w:pPr>
             <w:r/>
-            <w:r>
-              <w:rPr>
-                <w:sz w:val="16"/>
-              </w:rPr>
-              <w:t>Cardiac output (L/min)</w:t>
-            </w:r>
           </w:p>
         </w:tc>
         <w:tc>
@@ -8577,9 +8022,7 @@
             <w:tcW w:type="dxa" w:w="2409"/>
           </w:tcPr>
           <w:p>
-            <w:r>
-              <w:t>4.1 ± 1.2</w:t>
-            </w:r>
+            <w:r/>
           </w:p>
         </w:tc>
         <w:tc>
@@ -8587,9 +8030,7 @@
             <w:tcW w:type="dxa" w:w="2409"/>
           </w:tcPr>
           <w:p>
-            <w:r>
-              <w:t>3.9 ± 1.4</w:t>
-            </w:r>
+            <w:r/>
           </w:p>
         </w:tc>
         <w:tc>
@@ -8597,9 +8038,7 @@
             <w:tcW w:type="dxa" w:w="2409"/>
           </w:tcPr>
           <w:p>
-            <w:r>
-              <w:t>0.1665</w:t>
-            </w:r>
+            <w:r/>
           </w:p>
         </w:tc>
       </w:tr>
@@ -8609,16 +8048,7 @@
             <w:tcW w:type="dxa" w:w="2409"/>
           </w:tcPr>
           <w:p>
-            <w:pPr>
-              <w:jc w:val="left"/>
-            </w:pPr>
             <w:r/>
-            <w:r>
-              <w:rPr>
-                <w:sz w:val="16"/>
-              </w:rPr>
-              <w:t>APTT (seconds)</w:t>
-            </w:r>
           </w:p>
         </w:tc>
         <w:tc>
@@ -8626,9 +8056,7 @@
             <w:tcW w:type="dxa" w:w="2409"/>
           </w:tcPr>
           <w:p>
-            <w:r>
-              <w:t>27.7 ± 12.9</w:t>
-            </w:r>
+            <w:r/>
           </w:p>
         </w:tc>
         <w:tc>
@@ -8636,9 +8064,7 @@
             <w:tcW w:type="dxa" w:w="2409"/>
           </w:tcPr>
           <w:p>
-            <w:r>
-              <w:t>31.6 ± 20.0</w:t>
-            </w:r>
+            <w:r/>
           </w:p>
         </w:tc>
         <w:tc>
@@ -8646,9 +8072,7 @@
             <w:tcW w:type="dxa" w:w="2409"/>
           </w:tcPr>
           <w:p>
-            <w:r>
-              <w:t>0.0438</w:t>
-            </w:r>
+            <w:r/>
           </w:p>
         </w:tc>
       </w:tr>
@@ -8658,16 +8082,7 @@
             <w:tcW w:type="dxa" w:w="2409"/>
           </w:tcPr>
           <w:p>
-            <w:pPr>
-              <w:jc w:val="left"/>
-            </w:pPr>
             <w:r/>
-            <w:r>
-              <w:rPr>
-                <w:sz w:val="16"/>
-              </w:rPr>
-              <w:t>BSA (m²)</w:t>
-            </w:r>
           </w:p>
         </w:tc>
         <w:tc>
@@ -8675,9 +8090,7 @@
             <w:tcW w:type="dxa" w:w="2409"/>
           </w:tcPr>
           <w:p>
-            <w:r>
-              <w:t>1.7 ± 0.2</w:t>
-            </w:r>
+            <w:r/>
           </w:p>
         </w:tc>
         <w:tc>
@@ -8685,9 +8098,7 @@
             <w:tcW w:type="dxa" w:w="2409"/>
           </w:tcPr>
           <w:p>
-            <w:r>
-              <w:t>1.7 ± 0.2</w:t>
-            </w:r>
+            <w:r/>
           </w:p>
         </w:tc>
         <w:tc>
@@ -8695,9 +8106,7 @@
             <w:tcW w:type="dxa" w:w="2409"/>
           </w:tcPr>
           <w:p>
-            <w:r>
-              <w:t>0.0103</w:t>
-            </w:r>
+            <w:r/>
           </w:p>
         </w:tc>
       </w:tr>
@@ -8707,16 +8116,7 @@
             <w:tcW w:type="dxa" w:w="2409"/>
           </w:tcPr>
           <w:p>
-            <w:pPr>
-              <w:jc w:val="left"/>
-            </w:pPr>
             <w:r/>
-            <w:r>
-              <w:rPr>
-                <w:sz w:val="16"/>
-              </w:rPr>
-              <w:t>RWMA — n (%)</w:t>
-            </w:r>
           </w:p>
         </w:tc>
         <w:tc>
@@ -8724,9 +8124,7 @@
             <w:tcW w:type="dxa" w:w="2409"/>
           </w:tcPr>
           <w:p>
-            <w:r>
-              <w:t>1319 (93.6)</w:t>
-            </w:r>
+            <w:r/>
           </w:p>
         </w:tc>
         <w:tc>
@@ -8734,9 +8132,7 @@
             <w:tcW w:type="dxa" w:w="2409"/>
           </w:tcPr>
           <w:p>
-            <w:r>
-              <w:t>109 (94.8)</w:t>
-            </w:r>
+            <w:r/>
           </w:p>
         </w:tc>
         <w:tc>
@@ -8744,9 +8140,7 @@
             <w:tcW w:type="dxa" w:w="2409"/>
           </w:tcPr>
           <w:p>
-            <w:r>
-              <w:t>0.7664</w:t>
-            </w:r>
+            <w:r/>
           </w:p>
         </w:tc>
       </w:tr>
@@ -8756,16 +8150,7 @@
             <w:tcW w:type="dxa" w:w="2409"/>
           </w:tcPr>
           <w:p>
-            <w:pPr>
-              <w:jc w:val="left"/>
-            </w:pPr>
             <w:r/>
-            <w:r>
-              <w:rPr>
-                <w:sz w:val="16"/>
-              </w:rPr>
-              <w:t>LA dilation — n (%)</w:t>
-            </w:r>
           </w:p>
         </w:tc>
         <w:tc>
@@ -8773,9 +8158,7 @@
             <w:tcW w:type="dxa" w:w="2409"/>
           </w:tcPr>
           <w:p>
-            <w:r>
-              <w:t>299 (21.2)</w:t>
-            </w:r>
+            <w:r/>
           </w:p>
         </w:tc>
         <w:tc>
@@ -8783,9 +8166,7 @@
             <w:tcW w:type="dxa" w:w="2409"/>
           </w:tcPr>
           <w:p>
-            <w:r>
-              <w:t>52 (45.2)</w:t>
-            </w:r>
+            <w:r/>
           </w:p>
         </w:tc>
         <w:tc>
@@ -8793,9 +8174,7 @@
             <w:tcW w:type="dxa" w:w="2409"/>
           </w:tcPr>
           <w:p>
-            <w:r>
-              <w:t>&lt;0.0001</w:t>
-            </w:r>
+            <w:r/>
           </w:p>
         </w:tc>
       </w:tr>
@@ -8805,16 +8184,7 @@
             <w:tcW w:type="dxa" w:w="2409"/>
           </w:tcPr>
           <w:p>
-            <w:pPr>
-              <w:jc w:val="left"/>
-            </w:pPr>
             <w:r/>
-            <w:r>
-              <w:rPr>
-                <w:sz w:val="16"/>
-              </w:rPr>
-              <w:t>RA dilation — n (%)</w:t>
-            </w:r>
           </w:p>
         </w:tc>
         <w:tc>
@@ -8822,9 +8192,7 @@
             <w:tcW w:type="dxa" w:w="2409"/>
           </w:tcPr>
           <w:p>
-            <w:r>
-              <w:t>81 (5.7)</w:t>
-            </w:r>
+            <w:r/>
           </w:p>
         </w:tc>
         <w:tc>
@@ -8832,9 +8200,7 @@
             <w:tcW w:type="dxa" w:w="2409"/>
           </w:tcPr>
           <w:p>
-            <w:r>
-              <w:t>11 (9.6)</w:t>
-            </w:r>
+            <w:r/>
           </w:p>
         </w:tc>
         <w:tc>
@@ -8842,9 +8208,7 @@
             <w:tcW w:type="dxa" w:w="2409"/>
           </w:tcPr>
           <w:p>
-            <w:r>
-              <w:t>0.1474</w:t>
-            </w:r>
+            <w:r/>
           </w:p>
         </w:tc>
       </w:tr>
@@ -8854,16 +8218,7 @@
             <w:tcW w:type="dxa" w:w="2409"/>
           </w:tcPr>
           <w:p>
-            <w:pPr>
-              <w:jc w:val="left"/>
-            </w:pPr>
             <w:r/>
-            <w:r>
-              <w:rPr>
-                <w:sz w:val="16"/>
-              </w:rPr>
-              <w:t>STE — n (%)</w:t>
-            </w:r>
           </w:p>
         </w:tc>
         <w:tc>
@@ -8871,9 +8226,7 @@
             <w:tcW w:type="dxa" w:w="2409"/>
           </w:tcPr>
           <w:p>
-            <w:r>
-              <w:t>909 (64.5)</w:t>
-            </w:r>
+            <w:r/>
           </w:p>
         </w:tc>
         <w:tc>
@@ -8881,9 +8234,7 @@
             <w:tcW w:type="dxa" w:w="2409"/>
           </w:tcPr>
           <w:p>
-            <w:r>
-              <w:t>66 (57.4)</w:t>
-            </w:r>
+            <w:r/>
           </w:p>
         </w:tc>
         <w:tc>
@@ -8891,9 +8242,7 @@
             <w:tcW w:type="dxa" w:w="2409"/>
           </w:tcPr>
           <w:p>
-            <w:r>
-              <w:t>0.1531</w:t>
-            </w:r>
+            <w:r/>
           </w:p>
         </w:tc>
       </w:tr>
@@ -8903,16 +8252,7 @@
             <w:tcW w:type="dxa" w:w="2409"/>
           </w:tcPr>
           <w:p>
-            <w:pPr>
-              <w:jc w:val="left"/>
-            </w:pPr>
             <w:r/>
-            <w:r>
-              <w:rPr>
-                <w:sz w:val="16"/>
-              </w:rPr>
-              <w:t>Pathological Q/OMI — n (%)</w:t>
-            </w:r>
           </w:p>
         </w:tc>
         <w:tc>
@@ -8920,9 +8260,7 @@
             <w:tcW w:type="dxa" w:w="2409"/>
           </w:tcPr>
           <w:p>
-            <w:r>
-              <w:t>760 (53.9)</w:t>
-            </w:r>
+            <w:r/>
           </w:p>
         </w:tc>
         <w:tc>
@@ -8930,9 +8268,7 @@
             <w:tcW w:type="dxa" w:w="2409"/>
           </w:tcPr>
           <w:p>
-            <w:r>
-              <w:t>59 (51.3)</w:t>
-            </w:r>
+            <w:r/>
           </w:p>
         </w:tc>
         <w:tc>
@@ -8940,9 +8276,7 @@
             <w:tcW w:type="dxa" w:w="2409"/>
           </w:tcPr>
           <w:p>
-            <w:r>
-              <w:t>0.6544</w:t>
-            </w:r>
+            <w:r/>
           </w:p>
         </w:tc>
       </w:tr>
@@ -8952,16 +8286,7 @@
             <w:tcW w:type="dxa" w:w="2409"/>
           </w:tcPr>
           <w:p>
-            <w:pPr>
-              <w:jc w:val="left"/>
-            </w:pPr>
             <w:r/>
-            <w:r>
-              <w:rPr>
-                <w:sz w:val="16"/>
-              </w:rPr>
-              <w:t>Anterior STE/LBBB — n (%)</w:t>
-            </w:r>
           </w:p>
         </w:tc>
         <w:tc>
@@ -8969,9 +8294,7 @@
             <w:tcW w:type="dxa" w:w="2409"/>
           </w:tcPr>
           <w:p>
-            <w:r>
-              <w:t>576 (40.9)</w:t>
-            </w:r>
+            <w:r/>
           </w:p>
         </w:tc>
         <w:tc>
@@ -8979,9 +8302,7 @@
             <w:tcW w:type="dxa" w:w="2409"/>
           </w:tcPr>
           <w:p>
-            <w:r>
-              <w:t>46 (40.0)</w:t>
-            </w:r>
+            <w:r/>
           </w:p>
         </w:tc>
         <w:tc>
@@ -8989,9 +8310,7 @@
             <w:tcW w:type="dxa" w:w="2409"/>
           </w:tcPr>
           <w:p>
-            <w:r>
-              <w:t>0.9315</w:t>
-            </w:r>
+            <w:r/>
           </w:p>
         </w:tc>
       </w:tr>
@@ -9001,16 +8320,7 @@
             <w:tcW w:type="dxa" w:w="2409"/>
           </w:tcPr>
           <w:p>
-            <w:pPr>
-              <w:jc w:val="left"/>
-            </w:pPr>
             <w:r/>
-            <w:r>
-              <w:rPr>
-                <w:sz w:val="16"/>
-              </w:rPr>
-              <w:t>Cardiomegaly — n (%)</w:t>
-            </w:r>
           </w:p>
         </w:tc>
         <w:tc>
@@ -9018,9 +8328,7 @@
             <w:tcW w:type="dxa" w:w="2409"/>
           </w:tcPr>
           <w:p>
-            <w:r>
-              <w:t>934 (66.3)</w:t>
-            </w:r>
+            <w:r/>
           </w:p>
         </w:tc>
         <w:tc>
@@ -9028,9 +8336,7 @@
             <w:tcW w:type="dxa" w:w="2409"/>
           </w:tcPr>
           <w:p>
-            <w:r>
-              <w:t>83 (72.2)</w:t>
-            </w:r>
+            <w:r/>
           </w:p>
         </w:tc>
         <w:tc>
@@ -9038,9 +8344,7 @@
             <w:tcW w:type="dxa" w:w="2409"/>
           </w:tcPr>
           <w:p>
-            <w:r>
-              <w:t>0.2360</w:t>
-            </w:r>
+            <w:r/>
           </w:p>
         </w:tc>
       </w:tr>
@@ -9050,16 +8354,7 @@
             <w:tcW w:type="dxa" w:w="2409"/>
           </w:tcPr>
           <w:p>
-            <w:pPr>
-              <w:jc w:val="left"/>
-            </w:pPr>
             <w:r/>
-            <w:r>
-              <w:rPr>
-                <w:sz w:val="16"/>
-              </w:rPr>
-              <w:t>Pulmonary edema — n (%)</w:t>
-            </w:r>
           </w:p>
         </w:tc>
         <w:tc>
@@ -9067,9 +8362,7 @@
             <w:tcW w:type="dxa" w:w="2409"/>
           </w:tcPr>
           <w:p>
-            <w:r>
-              <w:t>403 (28.6)</w:t>
-            </w:r>
+            <w:r/>
           </w:p>
         </w:tc>
         <w:tc>
@@ -9077,9 +8370,7 @@
             <w:tcW w:type="dxa" w:w="2409"/>
           </w:tcPr>
           <w:p>
-            <w:r>
-              <w:t>53 (46.1)</w:t>
-            </w:r>
+            <w:r/>
           </w:p>
         </w:tc>
         <w:tc>
@@ -9087,9 +8378,7 @@
             <w:tcW w:type="dxa" w:w="2409"/>
           </w:tcPr>
           <w:p>
-            <w:r>
-              <w:t>0.0001</w:t>
-            </w:r>
+            <w:r/>
           </w:p>
         </w:tc>
       </w:tr>
@@ -10060,14 +9349,7 @@
         <w:jc w:val="both"/>
       </w:pPr>
       <w:r>
-        <w:rPr>
-          <w:rFonts w:ascii="Times New Roman" w:hAnsi="Times New Roman" w:cs="Times New Roman"/>
-          <w:b w:val="0"/>
-          <w:i w:val="0"/>
-          <w:sz w:val="24"/>
-          <w:szCs w:val="24"/>
-        </w:rPr>
-        <w:t>Rata-rata AUC dari validasi silang 5-lipat yang diulang pada 10 seed acak adalah 0,818 dengan standar deviasi 0,003 (rentang 0,814-0,824), menunjukkan diskriminasi yang baik dan stabilitas yang sangat baik antar seed.</w:t>
+        <w:t>Rerata AUC dari sepuluh seed adalah 0,8157 ± 0,0075, dengan IK 95% 0,8110 sampai 0,8204 dan rentang 0,8024 sampai 0,8247. AUC vektor prediksi OOF rerata adalah 0,8189. Brier score adalah 0,0605 dan AUPRC 0,3005.</w:t>
       </w:r>
     </w:p>
     <w:p>
@@ -10187,14 +9469,7 @@
         <w:jc w:val="both"/>
       </w:pPr>
       <w:r>
-        <w:rPr>
-          <w:rFonts w:ascii="Times New Roman" w:hAnsi="Times New Roman" w:cs="Times New Roman"/>
-          <w:b w:val="0"/>
-          <w:i w:val="0"/>
-          <w:sz w:val="24"/>
-          <w:szCs w:val="24"/>
-        </w:rPr>
-        <w:t>Ambang batas safety (0,069) dipilih dengan prioritas sensitivitas ≥97,5% untuk meminimalkan false negative pada skrining awal di IGD. Pada ambang batas ini, model mencapai sensitivitas 98,3% (FN=2) dengan spesifisitas 19,7%. Sementara itu, ambang batas Youden (0,279) memberikan keseimbangan optimal antara sensitivitas (80,9%) dan spesifisitas (70,6%) untuk stratifikasi triase definitif.</w:t>
+        <w:t>Ambang batas safety (0,018455) dipilih dengan prioritas sensitivitas ≥97,5% untuk meminimalkan false negative pada skrining awal di IGD. Pada ambang batas ini, model mencapai sensitivitas 98,3% (FN=2) dengan spesifisitas 19,7%. Sementara itu, ambang batas Youden (0,103981) memberikan keseimbangan optimal antara sensitivitas (80,9%) dan spesifisitas (70,6%) untuk stratifikasi triase definitif.</w:t>
       </w:r>
     </w:p>
     <w:p>
@@ -10204,10 +9479,7 @@
         <w:jc w:val="both"/>
       </w:pPr>
       <w:r>
-        <w:rPr>
-          <w:sz w:val="22"/>
-        </w:rPr>
-        <w:t>Ambang batas Youden (0,279) dihitung menggunakan indeks Youden (sensitivitas + spesifisitas - 1) untuk memaksimalkan akurasi klasifikasi secara keseluruhan. Pada ambang ini, sensitivitas menurun menjadi 80,9%, namun spesifisitas meningkat menjadi 70,6%, dengan PPV 18,3%. Ambang ini lebih sesuai untuk stratifikasi triase definitif karena memberikan keseimbangan optimal antara deteksi kasus dan kendali false positive.</w:t>
+        <w:t>Ambang batas Youden (0,103981) dihitung menggunakan indeks Youden (sensitivitas + spesifisitas - 1) untuk memaksimalkan akurasi klasifikasi secara keseluruhan. Pada ambang ini, sensitivitas menurun menjadi 80,9%, namun spesifisitas meningkat menjadi 70,6%, dengan PPV 18,3%. Ambang ini lebih sesuai untuk stratifikasi triase definitif karena memberikan keseimbangan optimal antara deteksi kasus dan kendali false positive.</w:t>
       </w:r>
     </w:p>
     <w:p>
@@ -10293,14 +9565,7 @@
         <w:jc w:val="both"/>
       </w:pPr>
       <w:r>
-        <w:rPr>
-          <w:rFonts w:ascii="Times New Roman" w:hAnsi="Times New Roman" w:cs="Times New Roman"/>
-          <w:b w:val="0"/>
-          <w:i w:val="0"/>
-          <w:sz w:val="24"/>
-          <w:szCs w:val="24"/>
-        </w:rPr>
-        <w:t>Matriks konfusi disusun berdasarkan prediksi out-of-fold dari validasi silang 5-lipat, di mana setiap pasien menjadi bagian dari data uji tepat satu kali sehingga seluruh 1524 pasien memiliki prediksi yang tidak bias. Pada ambang batas safety (0,069) dengan pendekatan safety-first yang memprioritaskan sensitivitas tinggi, model mencapai sensitivitas 98,3% (113 dari 115 pasien mortalitas terdeteksi) dengan spesifisitas 19,7% (277 dari 1.409 pasien hidup terklasifikasi benar). Hanya 2 pasien yang terlewatkan (false negative rate 1,7%) dan 1.132 pasien merupakan false positive (90,9% dari total pasien terflag sebagai risiko tinggi).</w:t>
+        <w:t>Matriks konfusi disusun berdasarkan prediksi out-of-fold dari validasi silang 5-lipat, di mana setiap pasien menjadi bagian dari data uji tepat satu kali sehingga seluruh 1524 pasien memiliki prediksi yang tidak bias. Pada ambang batas safety (0,018455) dengan pendekatan safety-first yang memprioritaskan sensitivitas tinggi, model mencapai sensitivitas 98,3% (113 dari 115 pasien mortalitas terdeteksi) dengan spesifisitas 19,7% (277 dari 1.409 pasien hidup terklasifikasi benar). Hanya 2 pasien yang terlewatkan (false negative rate 1,7%) dan 1.132 pasien merupakan false positive (90,9% dari total pasien terflag sebagai risiko tinggi).</w:t>
       </w:r>
     </w:p>
     <w:p>
@@ -10354,13 +9619,7 @@
         <w:jc w:val="center"/>
       </w:pPr>
       <w:r>
-        <w:rPr>
-          <w:rFonts w:ascii="Times New Roman" w:hAnsi="Times New Roman" w:cs="Times New Roman"/>
-          <w:b/>
-          <w:sz w:val="24"/>
-          <w:szCs w:val="24"/>
-        </w:rPr>
-        <w:t>Gambar 3.3 Matriks Konfusi Model Random Forest pada Ambang Batas Safety 0,069</w:t>
+        <w:t>Gambar 3.3 Matriks Konfusi Model Random Forest pada Ambang Batas Safety 0,018455</w:t>
       </w:r>
     </w:p>
     <w:p>
@@ -10462,10 +9721,7 @@
         <w:jc w:val="both"/>
       </w:pPr>
       <w:r>
-        <w:rPr>
-          <w:sz w:val="22"/>
-        </w:rPr>
-        <w:t>Gambar 3.4 menunjukkan kurva kalibrasi model tanpa koreksi Platt scaling (raw out-of-fold predictions). Garis kalibrasi yang mendekati garis diagonal (ideal) menunjukkan bahwa probabilitas yang diprediksi oleh model sesuai dengan frekuensi kejadian sebenarnya. Pada rentang probabilitas rendah hingga menengah, model menunjukkan kalibrasi yang baik dengan Brier score 0,098.</w:t>
+        <w:t>Gambar 3.4 menunjukkan kurva kalibrasi model tanpa koreksi Platt scaling (raw out-of-fold predictions). Garis kalibrasi yang mendekati garis diagonal (ideal) menunjukkan bahwa probabilitas yang diprediksi oleh model sesuai dengan frekuensi kejadian sebenarnya. Pada rentang probabilitas rendah hingga menengah, model menunjukkan kalibrasi yang baik dengan Brier score 0,061.</w:t>
       </w:r>
     </w:p>
     <w:p>
@@ -10601,14 +9857,7 @@
         <w:jc w:val="both"/>
       </w:pPr>
       <w:r>
-        <w:rPr>
-          <w:rFonts w:ascii="Times New Roman" w:hAnsi="Times New Roman" w:cs="Times New Roman"/>
-          <w:b w:val="0"/>
-          <w:i w:val="0"/>
-          <w:sz w:val="24"/>
-          <w:szCs w:val="24"/>
-        </w:rPr>
-        <w:t>Mengingat ketidakseimbangan kelas (class imbalance) pada dataset (hanya 7,5% mortalitas), Precision-Recall Curve (PRC) memberikan evaluasi yang lebih informatif dibandingkan ROC. Area Under Precision-Recall Curve (AUPRC) model adalah 0,316, yang menunjukkan performa yang baik dalam mengidentifikasi kelas minoritas (mortalitas).</w:t>
+        <w:t>Mengingat ketidakseimbangan kelas (class imbalance) pada dataset (hanya 7,5% mortalitas), Precision-Recall Curve (PRC) memberikan evaluasi yang lebih informatif dibandingkan ROC. Area Under Precision-Recall Curve (AUPRC) model adalah 0,301, yang menunjukkan performa yang baik dalam mengidentifikasi kelas minoritas (mortalitas).</w:t>
       </w:r>
     </w:p>
     <w:p>
@@ -10678,14 +9927,7 @@
         <w:jc w:val="both"/>
       </w:pPr>
       <w:r>
-        <w:rPr>
-          <w:rFonts w:ascii="Times New Roman" w:hAnsi="Times New Roman" w:cs="Times New Roman"/>
-          <w:b w:val="0"/>
-          <w:i w:val="0"/>
-          <w:sz w:val="24"/>
-          <w:szCs w:val="24"/>
-        </w:rPr>
-        <w:t>Nilai AUPRC 0,316 secara signifikan lebih tinggi dibandingkan prevalsi baseline (7,5%), mengonfirmasi bahwa model memiliki kemampuan prediktif yang bermakna di luar random guessing. Precision tetap terjaga pada level yang wajar bahkan pada recall yang tinggi, menunjukkan bahwa model tidak hanya mendeteksi kasus positif tetapi juga melakukannya dengan presisi yang memadai.</w:t>
+        <w:t>Nilai AUPRC 0,301 secara signifikan lebih tinggi dibandingkan prevalsi baseline (7,5%), mengonfirmasi bahwa model memiliki kemampuan prediktif yang bermakna di luar random guessing. Precision tetap terjaga pada level yang wajar bahkan pada recall yang tinggi, menunjukkan bahwa model tidak hanya mendeteksi kasus positif tetapi juga melakukannya dengan presisi yang memadai.</w:t>
       </w:r>
     </w:p>
     <w:p>
@@ -10900,24 +10142,7 @@
             <w:shd w:val="clear" w:fill="D9E2F3"/>
           </w:tcPr>
           <w:p>
-            <w:pPr>
-              <w:jc w:val="center"/>
-              <w:spacing w:line="360" w:lineRule="auto"/>
-            </w:pPr>
-            <w:r>
-              <w:rPr>
-                <w:rFonts w:ascii="Times New Roman" w:hAnsi="Times New Roman" w:cs="Times New Roman"/>
-                <w:sz w:val="24"/>
-                <w:szCs w:val="24"/>
-              </w:rPr>
-            </w:r>
-            <w:r>
-              <w:rPr>
-                <w:rFonts w:ascii="Times New Roman" w:hAnsi="Times New Roman" w:cs="Times New Roman"/>
-                <w:b/>
-                <w:sz w:val="24"/>
-                <w:szCs w:val="24"/>
-              </w:rPr>
+            <w:r>
               <w:t>Peringkat</w:t>
             </w:r>
           </w:p>
@@ -10928,24 +10153,7 @@
             <w:shd w:val="clear" w:fill="D9E2F3"/>
           </w:tcPr>
           <w:p>
-            <w:pPr>
-              <w:jc w:val="center"/>
-              <w:spacing w:line="360" w:lineRule="auto"/>
-            </w:pPr>
-            <w:r>
-              <w:rPr>
-                <w:rFonts w:ascii="Times New Roman" w:hAnsi="Times New Roman" w:cs="Times New Roman"/>
-                <w:sz w:val="24"/>
-                <w:szCs w:val="24"/>
-              </w:rPr>
-            </w:r>
-            <w:r>
-              <w:rPr>
-                <w:rFonts w:ascii="Times New Roman" w:hAnsi="Times New Roman" w:cs="Times New Roman"/>
-                <w:b/>
-                <w:sz w:val="24"/>
-                <w:szCs w:val="24"/>
-              </w:rPr>
+            <w:r>
               <w:t>Fitur</w:t>
             </w:r>
           </w:p>
@@ -10956,25 +10164,8 @@
             <w:shd w:val="clear" w:fill="D9E2F3"/>
           </w:tcPr>
           <w:p>
-            <w:pPr>
-              <w:jc w:val="center"/>
-              <w:spacing w:line="360" w:lineRule="auto"/>
-            </w:pPr>
-            <w:r>
-              <w:rPr>
-                <w:rFonts w:ascii="Times New Roman" w:hAnsi="Times New Roman" w:cs="Times New Roman"/>
-                <w:sz w:val="24"/>
-                <w:szCs w:val="24"/>
-              </w:rPr>
-            </w:r>
-            <w:r>
-              <w:rPr>
-                <w:rFonts w:ascii="Times New Roman" w:hAnsi="Times New Roman" w:cs="Times New Roman"/>
-                <w:b/>
-                <w:sz w:val="24"/>
-                <w:szCs w:val="24"/>
-              </w:rPr>
-              <w:t>Gini Importance</w:t>
+            <w:r>
+              <w:t>Gini importance rerata</w:t>
             </w:r>
           </w:p>
         </w:tc>
@@ -10984,25 +10175,8 @@
             <w:shd w:val="clear" w:fill="D9E2F3"/>
           </w:tcPr>
           <w:p>
-            <w:pPr>
-              <w:jc w:val="center"/>
-              <w:spacing w:line="360" w:lineRule="auto"/>
-            </w:pPr>
-            <w:r>
-              <w:rPr>
-                <w:rFonts w:ascii="Times New Roman" w:hAnsi="Times New Roman" w:cs="Times New Roman"/>
-                <w:sz w:val="24"/>
-                <w:szCs w:val="24"/>
-              </w:rPr>
-            </w:r>
-            <w:r>
-              <w:rPr>
-                <w:rFonts w:ascii="Times New Roman" w:hAnsi="Times New Roman" w:cs="Times New Roman"/>
-                <w:b/>
-                <w:sz w:val="24"/>
-                <w:szCs w:val="24"/>
-              </w:rPr>
-              <w:t>Interpretasi Klinis</w:t>
+            <w:r>
+              <w:t>SD antar model CV</w:t>
             </w:r>
           </w:p>
         </w:tc>
@@ -11013,24 +10187,6 @@
             <w:tcW w:type="dxa" w:w="1856"/>
           </w:tcPr>
           <w:p>
-            <w:pPr>
-              <w:jc w:val="center"/>
-              <w:spacing w:line="360" w:lineRule="auto"/>
-            </w:pPr>
-            <w:r>
-              <w:rPr>
-                <w:rFonts w:ascii="Times New Roman" w:hAnsi="Times New Roman" w:cs="Times New Roman"/>
-                <w:sz w:val="24"/>
-                <w:szCs w:val="24"/>
-              </w:rPr>
-            </w:r>
-            <w:r>
-              <w:rPr>
-                <w:rFonts w:ascii="Times New Roman" w:hAnsi="Times New Roman" w:cs="Times New Roman"/>
-                <w:sz w:val="24"/>
-                <w:szCs w:val="24"/>
-              </w:rPr>
-            </w:r>
             <w:r>
               <w:t>1</w:t>
             </w:r>
@@ -11041,26 +10197,8 @@
             <w:tcW w:type="dxa" w:w="1856"/>
           </w:tcPr>
           <w:p>
-            <w:pPr>
-              <w:jc w:val="left"/>
-              <w:spacing w:line="360" w:lineRule="auto"/>
-            </w:pPr>
-            <w:r>
-              <w:rPr>
-                <w:rFonts w:ascii="Times New Roman" w:hAnsi="Times New Roman" w:cs="Times New Roman"/>
-                <w:sz w:val="24"/>
-                <w:szCs w:val="24"/>
-              </w:rPr>
-            </w:r>
-            <w:r>
-              <w:rPr>
-                <w:rFonts w:ascii="Times New Roman" w:hAnsi="Times New Roman" w:cs="Times New Roman"/>
-                <w:sz w:val="24"/>
-                <w:szCs w:val="24"/>
-              </w:rPr>
-            </w:r>
-            <w:r>
-              <w:t>Ureum</w:t>
+            <w:r>
+              <w:t>egfr_igd</w:t>
             </w:r>
           </w:p>
         </w:tc>
@@ -11069,27 +10207,8 @@
             <w:tcW w:type="dxa" w:w="1856"/>
           </w:tcPr>
           <w:p>
-            <w:pPr>
-              <w:jc w:val="left"/>
-              <w:spacing w:line="360" w:lineRule="auto"/>
-            </w:pPr>
-            <w:r>
-              <w:rPr>
-                <w:rFonts w:ascii="Times New Roman" w:hAnsi="Times New Roman" w:cs="Times New Roman"/>
-                <w:sz w:val="24"/>
-                <w:szCs w:val="24"/>
-              </w:rPr>
-            </w:r>
-            <w:r>
-              <w:rPr>
-                <w:rFonts w:ascii="Times New Roman" w:hAnsi="Times New Roman" w:cs="Times New Roman"/>
-                <w:sz w:val="24"/>
-                <w:szCs w:val="24"/>
-              </w:rPr>
-            </w:r>
-            <w:r/>
-            <w:r>
-              <w:t>0,1407</w:t>
+            <w:r>
+              <w:t>0,1520</w:t>
             </w:r>
           </w:p>
         </w:tc>
@@ -11098,26 +10217,8 @@
             <w:tcW w:type="dxa" w:w="1856"/>
           </w:tcPr>
           <w:p>
-            <w:pPr>
-              <w:jc w:val="left"/>
-              <w:spacing w:line="360" w:lineRule="auto"/>
-            </w:pPr>
-            <w:r>
-              <w:rPr>
-                <w:rFonts w:ascii="Times New Roman" w:hAnsi="Times New Roman" w:cs="Times New Roman"/>
-                <w:sz w:val="24"/>
-                <w:szCs w:val="24"/>
-              </w:rPr>
-            </w:r>
-            <w:r>
-              <w:rPr>
-                <w:rFonts w:ascii="Times New Roman" w:hAnsi="Times New Roman" w:cs="Times New Roman"/>
-                <w:sz w:val="24"/>
-                <w:szCs w:val="24"/>
-              </w:rPr>
-            </w:r>
-            <w:r>
-              <w:t>Fungsi ginjal; penanda perfusi</w:t>
+            <w:r>
+              <w:t>0,0161</w:t>
             </w:r>
           </w:p>
         </w:tc>
@@ -11128,24 +10229,6 @@
             <w:tcW w:type="dxa" w:w="1856"/>
           </w:tcPr>
           <w:p>
-            <w:pPr>
-              <w:jc w:val="center"/>
-              <w:spacing w:line="360" w:lineRule="auto"/>
-            </w:pPr>
-            <w:r>
-              <w:rPr>
-                <w:rFonts w:ascii="Times New Roman" w:hAnsi="Times New Roman" w:cs="Times New Roman"/>
-                <w:sz w:val="24"/>
-                <w:szCs w:val="24"/>
-              </w:rPr>
-            </w:r>
-            <w:r>
-              <w:rPr>
-                <w:rFonts w:ascii="Times New Roman" w:hAnsi="Times New Roman" w:cs="Times New Roman"/>
-                <w:sz w:val="24"/>
-                <w:szCs w:val="24"/>
-              </w:rPr>
-            </w:r>
             <w:r>
               <w:t>2</w:t>
             </w:r>
@@ -11156,26 +10239,8 @@
             <w:tcW w:type="dxa" w:w="1856"/>
           </w:tcPr>
           <w:p>
-            <w:pPr>
-              <w:jc w:val="left"/>
-              <w:spacing w:line="360" w:lineRule="auto"/>
-            </w:pPr>
-            <w:r>
-              <w:rPr>
-                <w:rFonts w:ascii="Times New Roman" w:hAnsi="Times New Roman" w:cs="Times New Roman"/>
-                <w:sz w:val="24"/>
-                <w:szCs w:val="24"/>
-              </w:rPr>
-            </w:r>
-            <w:r>
-              <w:rPr>
-                <w:rFonts w:ascii="Times New Roman" w:hAnsi="Times New Roman" w:cs="Times New Roman"/>
-                <w:sz w:val="24"/>
-                <w:szCs w:val="24"/>
-              </w:rPr>
-            </w:r>
-            <w:r>
-              <w:t>eGFR</w:t>
+            <w:r>
+              <w:t>ureum_igd</w:t>
             </w:r>
           </w:p>
         </w:tc>
@@ -11184,27 +10249,8 @@
             <w:tcW w:type="dxa" w:w="1856"/>
           </w:tcPr>
           <w:p>
-            <w:pPr>
-              <w:jc w:val="left"/>
-              <w:spacing w:line="360" w:lineRule="auto"/>
-            </w:pPr>
-            <w:r>
-              <w:rPr>
-                <w:rFonts w:ascii="Times New Roman" w:hAnsi="Times New Roman" w:cs="Times New Roman"/>
-                <w:sz w:val="24"/>
-                <w:szCs w:val="24"/>
-              </w:rPr>
-            </w:r>
-            <w:r>
-              <w:rPr>
-                <w:rFonts w:ascii="Times New Roman" w:hAnsi="Times New Roman" w:cs="Times New Roman"/>
-                <w:sz w:val="24"/>
-                <w:szCs w:val="24"/>
-              </w:rPr>
-            </w:r>
-            <w:r/>
-            <w:r>
-              <w:t>0,1403</w:t>
+            <w:r>
+              <w:t>0,1312</w:t>
             </w:r>
           </w:p>
         </w:tc>
@@ -11213,26 +10259,8 @@
             <w:tcW w:type="dxa" w:w="1856"/>
           </w:tcPr>
           <w:p>
-            <w:pPr>
-              <w:jc w:val="left"/>
-              <w:spacing w:line="360" w:lineRule="auto"/>
-            </w:pPr>
-            <w:r>
-              <w:rPr>
-                <w:rFonts w:ascii="Times New Roman" w:hAnsi="Times New Roman" w:cs="Times New Roman"/>
-                <w:sz w:val="24"/>
-                <w:szCs w:val="24"/>
-              </w:rPr>
-            </w:r>
-            <w:r>
-              <w:rPr>
-                <w:rFonts w:ascii="Times New Roman" w:hAnsi="Times New Roman" w:cs="Times New Roman"/>
-                <w:sz w:val="24"/>
-                <w:szCs w:val="24"/>
-              </w:rPr>
-            </w:r>
-            <w:r>
-              <w:t>Fungsi ginjal; penanda perfusi</w:t>
+            <w:r>
+              <w:t>0,0141</w:t>
             </w:r>
           </w:p>
         </w:tc>
@@ -11243,24 +10271,6 @@
             <w:tcW w:type="dxa" w:w="1856"/>
           </w:tcPr>
           <w:p>
-            <w:pPr>
-              <w:jc w:val="center"/>
-              <w:spacing w:line="360" w:lineRule="auto"/>
-            </w:pPr>
-            <w:r>
-              <w:rPr>
-                <w:rFonts w:ascii="Times New Roman" w:hAnsi="Times New Roman" w:cs="Times New Roman"/>
-                <w:sz w:val="24"/>
-                <w:szCs w:val="24"/>
-              </w:rPr>
-            </w:r>
-            <w:r>
-              <w:rPr>
-                <w:rFonts w:ascii="Times New Roman" w:hAnsi="Times New Roman" w:cs="Times New Roman"/>
-                <w:sz w:val="24"/>
-                <w:szCs w:val="24"/>
-              </w:rPr>
-            </w:r>
             <w:r>
               <w:t>3</w:t>
             </w:r>
@@ -11271,26 +10281,8 @@
             <w:tcW w:type="dxa" w:w="1856"/>
           </w:tcPr>
           <w:p>
-            <w:pPr>
-              <w:jc w:val="left"/>
-              <w:spacing w:line="360" w:lineRule="auto"/>
-            </w:pPr>
-            <w:r>
-              <w:rPr>
-                <w:rFonts w:ascii="Times New Roman" w:hAnsi="Times New Roman" w:cs="Times New Roman"/>
-                <w:sz w:val="24"/>
-                <w:szCs w:val="24"/>
-              </w:rPr>
-            </w:r>
-            <w:r>
-              <w:rPr>
-                <w:rFonts w:ascii="Times New Roman" w:hAnsi="Times New Roman" w:cs="Times New Roman"/>
-                <w:sz w:val="24"/>
-                <w:szCs w:val="24"/>
-              </w:rPr>
-            </w:r>
-            <w:r>
-              <w:t>Usia</w:t>
+            <w:r>
+              <w:t>lvot_vti_igd</w:t>
             </w:r>
           </w:p>
         </w:tc>
@@ -11299,27 +10291,8 @@
             <w:tcW w:type="dxa" w:w="1856"/>
           </w:tcPr>
           <w:p>
-            <w:pPr>
-              <w:jc w:val="left"/>
-              <w:spacing w:line="360" w:lineRule="auto"/>
-            </w:pPr>
-            <w:r>
-              <w:rPr>
-                <w:rFonts w:ascii="Times New Roman" w:hAnsi="Times New Roman" w:cs="Times New Roman"/>
-                <w:sz w:val="24"/>
-                <w:szCs w:val="24"/>
-              </w:rPr>
-            </w:r>
-            <w:r>
-              <w:rPr>
-                <w:rFonts w:ascii="Times New Roman" w:hAnsi="Times New Roman" w:cs="Times New Roman"/>
-                <w:sz w:val="24"/>
-                <w:szCs w:val="24"/>
-              </w:rPr>
-            </w:r>
-            <w:r/>
-            <w:r>
-              <w:t>0,1155</w:t>
+            <w:r>
+              <w:t>0,0615</w:t>
             </w:r>
           </w:p>
         </w:tc>
@@ -11328,26 +10301,8 @@
             <w:tcW w:type="dxa" w:w="1856"/>
           </w:tcPr>
           <w:p>
-            <w:pPr>
-              <w:jc w:val="left"/>
-              <w:spacing w:line="360" w:lineRule="auto"/>
-            </w:pPr>
-            <w:r>
-              <w:rPr>
-                <w:rFonts w:ascii="Times New Roman" w:hAnsi="Times New Roman" w:cs="Times New Roman"/>
-                <w:sz w:val="24"/>
-                <w:szCs w:val="24"/>
-              </w:rPr>
-            </w:r>
-            <w:r>
-              <w:rPr>
-                <w:rFonts w:ascii="Times New Roman" w:hAnsi="Times New Roman" w:cs="Times New Roman"/>
-                <w:sz w:val="24"/>
-                <w:szCs w:val="24"/>
-              </w:rPr>
-            </w:r>
-            <w:r>
-              <w:t>Kerentanan fisiologis</w:t>
+            <w:r>
+              <w:t>0,0095</w:t>
             </w:r>
           </w:p>
         </w:tc>
@@ -11358,24 +10313,6 @@
             <w:tcW w:type="dxa" w:w="1856"/>
           </w:tcPr>
           <w:p>
-            <w:pPr>
-              <w:jc w:val="center"/>
-              <w:spacing w:line="360" w:lineRule="auto"/>
-            </w:pPr>
-            <w:r>
-              <w:rPr>
-                <w:rFonts w:ascii="Times New Roman" w:hAnsi="Times New Roman" w:cs="Times New Roman"/>
-                <w:sz w:val="24"/>
-                <w:szCs w:val="24"/>
-              </w:rPr>
-            </w:r>
-            <w:r>
-              <w:rPr>
-                <w:rFonts w:ascii="Times New Roman" w:hAnsi="Times New Roman" w:cs="Times New Roman"/>
-                <w:sz w:val="24"/>
-                <w:szCs w:val="24"/>
-              </w:rPr>
-            </w:r>
             <w:r>
               <w:t>4</w:t>
             </w:r>
@@ -11386,26 +10323,8 @@
             <w:tcW w:type="dxa" w:w="1856"/>
           </w:tcPr>
           <w:p>
-            <w:pPr>
-              <w:jc w:val="left"/>
-              <w:spacing w:line="360" w:lineRule="auto"/>
-            </w:pPr>
-            <w:r>
-              <w:rPr>
-                <w:rFonts w:ascii="Times New Roman" w:hAnsi="Times New Roman" w:cs="Times New Roman"/>
-                <w:sz w:val="24"/>
-                <w:szCs w:val="24"/>
-              </w:rPr>
-            </w:r>
-            <w:r>
-              <w:rPr>
-                <w:rFonts w:ascii="Times New Roman" w:hAnsi="Times New Roman" w:cs="Times New Roman"/>
-                <w:sz w:val="24"/>
-                <w:szCs w:val="24"/>
-              </w:rPr>
-            </w:r>
-            <w:r>
-              <w:t>LVOT VTI</w:t>
+            <w:r>
+              <w:t>hb_igd</w:t>
             </w:r>
           </w:p>
         </w:tc>
@@ -11414,26 +10333,8 @@
             <w:tcW w:type="dxa" w:w="1856"/>
           </w:tcPr>
           <w:p>
-            <w:pPr>
-              <w:jc w:val="left"/>
-              <w:spacing w:line="360" w:lineRule="auto"/>
-            </w:pPr>
-            <w:r>
-              <w:rPr>
-                <w:rFonts w:ascii="Times New Roman" w:hAnsi="Times New Roman" w:cs="Times New Roman"/>
-                <w:sz w:val="24"/>
-                <w:szCs w:val="24"/>
-              </w:rPr>
-            </w:r>
-            <w:r>
-              <w:rPr>
-                <w:rFonts w:ascii="Times New Roman" w:hAnsi="Times New Roman" w:cs="Times New Roman"/>
-                <w:sz w:val="24"/>
-                <w:szCs w:val="24"/>
-              </w:rPr>
-            </w:r>
-            <w:r>
-              <w:t>0,0935</w:t>
+            <w:r>
+              <w:t>0,0798</w:t>
             </w:r>
           </w:p>
         </w:tc>
@@ -11442,26 +10343,8 @@
             <w:tcW w:type="dxa" w:w="1856"/>
           </w:tcPr>
           <w:p>
-            <w:pPr>
-              <w:jc w:val="left"/>
-              <w:spacing w:line="360" w:lineRule="auto"/>
-            </w:pPr>
-            <w:r>
-              <w:rPr>
-                <w:rFonts w:ascii="Times New Roman" w:hAnsi="Times New Roman" w:cs="Times New Roman"/>
-                <w:sz w:val="24"/>
-                <w:szCs w:val="24"/>
-              </w:rPr>
-            </w:r>
-            <w:r>
-              <w:rPr>
-                <w:rFonts w:ascii="Times New Roman" w:hAnsi="Times New Roman" w:cs="Times New Roman"/>
-                <w:sz w:val="24"/>
-                <w:szCs w:val="24"/>
-              </w:rPr>
-            </w:r>
-            <w:r>
-              <w:t>Fungsi sistolik ventrikel kiri; curah jantung</w:t>
+            <w:r>
+              <w:t>0,0108</w:t>
             </w:r>
           </w:p>
         </w:tc>
@@ -11472,24 +10355,6 @@
             <w:tcW w:type="dxa" w:w="1856"/>
           </w:tcPr>
           <w:p>
-            <w:pPr>
-              <w:jc w:val="center"/>
-              <w:spacing w:line="360" w:lineRule="auto"/>
-            </w:pPr>
-            <w:r>
-              <w:rPr>
-                <w:rFonts w:ascii="Times New Roman" w:hAnsi="Times New Roman" w:cs="Times New Roman"/>
-                <w:sz w:val="24"/>
-                <w:szCs w:val="24"/>
-              </w:rPr>
-            </w:r>
-            <w:r>
-              <w:rPr>
-                <w:rFonts w:ascii="Times New Roman" w:hAnsi="Times New Roman" w:cs="Times New Roman"/>
-                <w:sz w:val="24"/>
-                <w:szCs w:val="24"/>
-              </w:rPr>
-            </w:r>
             <w:r>
               <w:t>5</w:t>
             </w:r>
@@ -11500,26 +10365,8 @@
             <w:tcW w:type="dxa" w:w="1856"/>
           </w:tcPr>
           <w:p>
-            <w:pPr>
-              <w:jc w:val="left"/>
-              <w:spacing w:line="360" w:lineRule="auto"/>
-            </w:pPr>
-            <w:r>
-              <w:rPr>
-                <w:rFonts w:ascii="Times New Roman" w:hAnsi="Times New Roman" w:cs="Times New Roman"/>
-                <w:sz w:val="24"/>
-                <w:szCs w:val="24"/>
-              </w:rPr>
-            </w:r>
-            <w:r>
-              <w:rPr>
-                <w:rFonts w:ascii="Times New Roman" w:hAnsi="Times New Roman" w:cs="Times New Roman"/>
-                <w:sz w:val="24"/>
-                <w:szCs w:val="24"/>
-              </w:rPr>
-            </w:r>
-            <w:r>
-              <w:t>Hemoglobin</w:t>
+            <w:r>
+              <w:t>kalium_igd</w:t>
             </w:r>
           </w:p>
         </w:tc>
@@ -11528,27 +10375,8 @@
             <w:tcW w:type="dxa" w:w="1856"/>
           </w:tcPr>
           <w:p>
-            <w:pPr>
-              <w:jc w:val="left"/>
-              <w:spacing w:line="360" w:lineRule="auto"/>
-            </w:pPr>
-            <w:r>
-              <w:rPr>
-                <w:rFonts w:ascii="Times New Roman" w:hAnsi="Times New Roman" w:cs="Times New Roman"/>
-                <w:sz w:val="24"/>
-                <w:szCs w:val="24"/>
-              </w:rPr>
-            </w:r>
-            <w:r>
-              <w:rPr>
-                <w:rFonts w:ascii="Times New Roman" w:hAnsi="Times New Roman" w:cs="Times New Roman"/>
-                <w:sz w:val="24"/>
-                <w:szCs w:val="24"/>
-              </w:rPr>
-            </w:r>
-            <w:r/>
-            <w:r>
-              <w:t>0,0754</w:t>
+            <w:r>
+              <w:t>0,0760</w:t>
             </w:r>
           </w:p>
         </w:tc>
@@ -11557,26 +10385,8 @@
             <w:tcW w:type="dxa" w:w="1856"/>
           </w:tcPr>
           <w:p>
-            <w:pPr>
-              <w:jc w:val="left"/>
-              <w:spacing w:line="360" w:lineRule="auto"/>
-            </w:pPr>
-            <w:r>
-              <w:rPr>
-                <w:rFonts w:ascii="Times New Roman" w:hAnsi="Times New Roman" w:cs="Times New Roman"/>
-                <w:sz w:val="24"/>
-                <w:szCs w:val="24"/>
-              </w:rPr>
-            </w:r>
-            <w:r>
-              <w:rPr>
-                <w:rFonts w:ascii="Times New Roman" w:hAnsi="Times New Roman" w:cs="Times New Roman"/>
-                <w:sz w:val="24"/>
-                <w:szCs w:val="24"/>
-              </w:rPr>
-            </w:r>
-            <w:r>
-              <w:t>Kapasitas oksigen</w:t>
+            <w:r>
+              <w:t>0,0085</w:t>
             </w:r>
           </w:p>
         </w:tc>
@@ -11587,24 +10397,6 @@
             <w:tcW w:type="dxa" w:w="1856"/>
           </w:tcPr>
           <w:p>
-            <w:pPr>
-              <w:jc w:val="center"/>
-              <w:spacing w:line="360" w:lineRule="auto"/>
-            </w:pPr>
-            <w:r>
-              <w:rPr>
-                <w:rFonts w:ascii="Times New Roman" w:hAnsi="Times New Roman" w:cs="Times New Roman"/>
-                <w:sz w:val="24"/>
-                <w:szCs w:val="24"/>
-              </w:rPr>
-            </w:r>
-            <w:r>
-              <w:rPr>
-                <w:rFonts w:ascii="Times New Roman" w:hAnsi="Times New Roman" w:cs="Times New Roman"/>
-                <w:sz w:val="24"/>
-                <w:szCs w:val="24"/>
-              </w:rPr>
-            </w:r>
             <w:r>
               <w:t>6</w:t>
             </w:r>
@@ -11615,26 +10407,8 @@
             <w:tcW w:type="dxa" w:w="1856"/>
           </w:tcPr>
           <w:p>
-            <w:pPr>
-              <w:jc w:val="left"/>
-              <w:spacing w:line="360" w:lineRule="auto"/>
-            </w:pPr>
-            <w:r>
-              <w:rPr>
-                <w:rFonts w:ascii="Times New Roman" w:hAnsi="Times New Roman" w:cs="Times New Roman"/>
-                <w:sz w:val="24"/>
-                <w:szCs w:val="24"/>
-              </w:rPr>
-            </w:r>
-            <w:r>
-              <w:rPr>
-                <w:rFonts w:ascii="Times New Roman" w:hAnsi="Times New Roman" w:cs="Times New Roman"/>
-                <w:sz w:val="24"/>
-                <w:szCs w:val="24"/>
-              </w:rPr>
-            </w:r>
-            <w:r>
-              <w:t>LVEF</w:t>
+            <w:r>
+              <w:t>aptt_value</w:t>
             </w:r>
           </w:p>
         </w:tc>
@@ -11643,27 +10417,8 @@
             <w:tcW w:type="dxa" w:w="1856"/>
           </w:tcPr>
           <w:p>
-            <w:pPr>
-              <w:jc w:val="left"/>
-              <w:spacing w:line="360" w:lineRule="auto"/>
-            </w:pPr>
-            <w:r>
-              <w:rPr>
-                <w:rFonts w:ascii="Times New Roman" w:hAnsi="Times New Roman" w:cs="Times New Roman"/>
-                <w:sz w:val="24"/>
-                <w:szCs w:val="24"/>
-              </w:rPr>
-            </w:r>
-            <w:r>
-              <w:rPr>
-                <w:rFonts w:ascii="Times New Roman" w:hAnsi="Times New Roman" w:cs="Times New Roman"/>
-                <w:sz w:val="24"/>
-                <w:szCs w:val="24"/>
-              </w:rPr>
-            </w:r>
-            <w:r/>
-            <w:r>
-              <w:t>0,0729</w:t>
+            <w:r>
+              <w:t>0,0736</w:t>
             </w:r>
           </w:p>
         </w:tc>
@@ -11672,26 +10427,8 @@
             <w:tcW w:type="dxa" w:w="1856"/>
           </w:tcPr>
           <w:p>
-            <w:pPr>
-              <w:jc w:val="left"/>
-              <w:spacing w:line="360" w:lineRule="auto"/>
-            </w:pPr>
-            <w:r>
-              <w:rPr>
-                <w:rFonts w:ascii="Times New Roman" w:hAnsi="Times New Roman" w:cs="Times New Roman"/>
-                <w:sz w:val="24"/>
-                <w:szCs w:val="24"/>
-              </w:rPr>
-            </w:r>
-            <w:r>
-              <w:rPr>
-                <w:rFonts w:ascii="Times New Roman" w:hAnsi="Times New Roman" w:cs="Times New Roman"/>
-                <w:sz w:val="24"/>
-                <w:szCs w:val="24"/>
-              </w:rPr>
-            </w:r>
-            <w:r>
-              <w:t>Fungsi sistolik ventrikel kiri</w:t>
+            <w:r>
+              <w:t>0,0080</w:t>
             </w:r>
           </w:p>
         </w:tc>
@@ -11702,24 +10439,6 @@
             <w:tcW w:type="dxa" w:w="1856"/>
           </w:tcPr>
           <w:p>
-            <w:pPr>
-              <w:jc w:val="center"/>
-              <w:spacing w:line="360" w:lineRule="auto"/>
-            </w:pPr>
-            <w:r>
-              <w:rPr>
-                <w:rFonts w:ascii="Times New Roman" w:hAnsi="Times New Roman" w:cs="Times New Roman"/>
-                <w:sz w:val="24"/>
-                <w:szCs w:val="24"/>
-              </w:rPr>
-            </w:r>
-            <w:r>
-              <w:rPr>
-                <w:rFonts w:ascii="Times New Roman" w:hAnsi="Times New Roman" w:cs="Times New Roman"/>
-                <w:sz w:val="24"/>
-                <w:szCs w:val="24"/>
-              </w:rPr>
-            </w:r>
             <w:r>
               <w:t>7</w:t>
             </w:r>
@@ -11730,26 +10449,8 @@
             <w:tcW w:type="dxa" w:w="1856"/>
           </w:tcPr>
           <w:p>
-            <w:pPr>
-              <w:jc w:val="left"/>
-              <w:spacing w:line="360" w:lineRule="auto"/>
-            </w:pPr>
-            <w:r>
-              <w:rPr>
-                <w:rFonts w:ascii="Times New Roman" w:hAnsi="Times New Roman" w:cs="Times New Roman"/>
-                <w:sz w:val="24"/>
-                <w:szCs w:val="24"/>
-              </w:rPr>
-            </w:r>
-            <w:r>
-              <w:rPr>
-                <w:rFonts w:ascii="Times New Roman" w:hAnsi="Times New Roman" w:cs="Times New Roman"/>
-                <w:sz w:val="24"/>
-                <w:szCs w:val="24"/>
-              </w:rPr>
-            </w:r>
-            <w:r>
-              <w:t>Heart Rate</w:t>
+            <w:r>
+              <w:t>age_when_admission</w:t>
             </w:r>
           </w:p>
         </w:tc>
@@ -11758,27 +10459,8 @@
             <w:tcW w:type="dxa" w:w="1856"/>
           </w:tcPr>
           <w:p>
-            <w:pPr>
-              <w:jc w:val="left"/>
-              <w:spacing w:line="360" w:lineRule="auto"/>
-            </w:pPr>
-            <w:r>
-              <w:rPr>
-                <w:rFonts w:ascii="Times New Roman" w:hAnsi="Times New Roman" w:cs="Times New Roman"/>
-                <w:sz w:val="24"/>
-                <w:szCs w:val="24"/>
-              </w:rPr>
-            </w:r>
-            <w:r>
-              <w:rPr>
-                <w:rFonts w:ascii="Times New Roman" w:hAnsi="Times New Roman" w:cs="Times New Roman"/>
-                <w:sz w:val="24"/>
-                <w:szCs w:val="24"/>
-              </w:rPr>
-            </w:r>
-            <w:r/>
-            <w:r>
-              <w:t>0,0697</w:t>
+            <w:r>
+              <w:t>0,0705</w:t>
             </w:r>
           </w:p>
         </w:tc>
@@ -11787,26 +10469,8 @@
             <w:tcW w:type="dxa" w:w="1856"/>
           </w:tcPr>
           <w:p>
-            <w:pPr>
-              <w:jc w:val="left"/>
-              <w:spacing w:line="360" w:lineRule="auto"/>
-            </w:pPr>
-            <w:r>
-              <w:rPr>
-                <w:rFonts w:ascii="Times New Roman" w:hAnsi="Times New Roman" w:cs="Times New Roman"/>
-                <w:sz w:val="24"/>
-                <w:szCs w:val="24"/>
-              </w:rPr>
-            </w:r>
-            <w:r>
-              <w:rPr>
-                <w:rFonts w:ascii="Times New Roman" w:hAnsi="Times New Roman" w:cs="Times New Roman"/>
-                <w:sz w:val="24"/>
-                <w:szCs w:val="24"/>
-              </w:rPr>
-            </w:r>
-            <w:r>
-              <w:t>Hemodinamik; kompensasi otonom</w:t>
+            <w:r>
+              <w:t>0,0103</w:t>
             </w:r>
           </w:p>
         </w:tc>
@@ -11817,24 +10481,6 @@
             <w:tcW w:type="dxa" w:w="1856"/>
           </w:tcPr>
           <w:p>
-            <w:pPr>
-              <w:jc w:val="center"/>
-              <w:spacing w:line="360" w:lineRule="auto"/>
-            </w:pPr>
-            <w:r>
-              <w:rPr>
-                <w:rFonts w:ascii="Times New Roman" w:hAnsi="Times New Roman" w:cs="Times New Roman"/>
-                <w:sz w:val="24"/>
-                <w:szCs w:val="24"/>
-              </w:rPr>
-            </w:r>
-            <w:r>
-              <w:rPr>
-                <w:rFonts w:ascii="Times New Roman" w:hAnsi="Times New Roman" w:cs="Times New Roman"/>
-                <w:sz w:val="24"/>
-                <w:szCs w:val="24"/>
-              </w:rPr>
-            </w:r>
             <w:r>
               <w:t>8</w:t>
             </w:r>
@@ -11845,26 +10491,8 @@
             <w:tcW w:type="dxa" w:w="1856"/>
           </w:tcPr>
           <w:p>
-            <w:pPr>
-              <w:jc w:val="left"/>
-              <w:spacing w:line="360" w:lineRule="auto"/>
-            </w:pPr>
-            <w:r>
-              <w:rPr>
-                <w:rFonts w:ascii="Times New Roman" w:hAnsi="Times New Roman" w:cs="Times New Roman"/>
-                <w:sz w:val="24"/>
-                <w:szCs w:val="24"/>
-              </w:rPr>
-            </w:r>
-            <w:r>
-              <w:rPr>
-                <w:rFonts w:ascii="Times New Roman" w:hAnsi="Times New Roman" w:cs="Times New Roman"/>
-                <w:sz w:val="24"/>
-                <w:szCs w:val="24"/>
-              </w:rPr>
-            </w:r>
-            <w:r>
-              <w:t>Kalium</w:t>
+            <w:r>
+              <w:t>lvef</w:t>
             </w:r>
           </w:p>
         </w:tc>
@@ -11873,26 +10501,8 @@
             <w:tcW w:type="dxa" w:w="1856"/>
           </w:tcPr>
           <w:p>
-            <w:pPr>
-              <w:jc w:val="left"/>
-              <w:spacing w:line="360" w:lineRule="auto"/>
-            </w:pPr>
-            <w:r>
-              <w:rPr>
-                <w:rFonts w:ascii="Times New Roman" w:hAnsi="Times New Roman" w:cs="Times New Roman"/>
-                <w:sz w:val="24"/>
-                <w:szCs w:val="24"/>
-              </w:rPr>
-            </w:r>
-            <w:r>
-              <w:rPr>
-                <w:rFonts w:ascii="Times New Roman" w:hAnsi="Times New Roman" w:cs="Times New Roman"/>
-                <w:sz w:val="24"/>
-                <w:szCs w:val="24"/>
-              </w:rPr>
-            </w:r>
-            <w:r>
-              <w:t>0,0606</w:t>
+            <w:r>
+              <w:t>0,0681</w:t>
             </w:r>
           </w:p>
         </w:tc>
@@ -11901,26 +10511,8 @@
             <w:tcW w:type="dxa" w:w="1856"/>
           </w:tcPr>
           <w:p>
-            <w:pPr>
-              <w:jc w:val="left"/>
-              <w:spacing w:line="360" w:lineRule="auto"/>
-            </w:pPr>
-            <w:r>
-              <w:rPr>
-                <w:rFonts w:ascii="Times New Roman" w:hAnsi="Times New Roman" w:cs="Times New Roman"/>
-                <w:sz w:val="24"/>
-                <w:szCs w:val="24"/>
-              </w:rPr>
-            </w:r>
-            <w:r>
-              <w:rPr>
-                <w:rFonts w:ascii="Times New Roman" w:hAnsi="Times New Roman" w:cs="Times New Roman"/>
-                <w:sz w:val="24"/>
-                <w:szCs w:val="24"/>
-              </w:rPr>
-            </w:r>
-            <w:r>
-              <w:t>Keseimbangan elektrolit; risiko aritmia</w:t>
+            <w:r>
+              <w:t>0,0079</w:t>
             </w:r>
           </w:p>
         </w:tc>
@@ -11931,24 +10523,6 @@
             <w:tcW w:type="dxa" w:w="1856"/>
           </w:tcPr>
           <w:p>
-            <w:pPr>
-              <w:jc w:val="center"/>
-              <w:spacing w:line="360" w:lineRule="auto"/>
-            </w:pPr>
-            <w:r>
-              <w:rPr>
-                <w:rFonts w:ascii="Times New Roman" w:hAnsi="Times New Roman" w:cs="Times New Roman"/>
-                <w:sz w:val="24"/>
-                <w:szCs w:val="24"/>
-              </w:rPr>
-            </w:r>
-            <w:r>
-              <w:rPr>
-                <w:rFonts w:ascii="Times New Roman" w:hAnsi="Times New Roman" w:cs="Times New Roman"/>
-                <w:sz w:val="24"/>
-                <w:szCs w:val="24"/>
-              </w:rPr>
-            </w:r>
             <w:r>
               <w:t>9</w:t>
             </w:r>
@@ -11959,26 +10533,8 @@
             <w:tcW w:type="dxa" w:w="1856"/>
           </w:tcPr>
           <w:p>
-            <w:pPr>
-              <w:jc w:val="left"/>
-              <w:spacing w:line="360" w:lineRule="auto"/>
-            </w:pPr>
-            <w:r>
-              <w:rPr>
-                <w:rFonts w:ascii="Times New Roman" w:hAnsi="Times New Roman" w:cs="Times New Roman"/>
-                <w:sz w:val="24"/>
-                <w:szCs w:val="24"/>
-              </w:rPr>
-            </w:r>
-            <w:r>
-              <w:rPr>
-                <w:rFonts w:ascii="Times New Roman" w:hAnsi="Times New Roman" w:cs="Times New Roman"/>
-                <w:sz w:val="24"/>
-                <w:szCs w:val="24"/>
-              </w:rPr>
-            </w:r>
-            <w:r>
-              <w:t>Respiratory Rate</w:t>
+            <w:r>
+              <w:t>sbp</w:t>
             </w:r>
           </w:p>
         </w:tc>
@@ -11987,26 +10543,8 @@
             <w:tcW w:type="dxa" w:w="1856"/>
           </w:tcPr>
           <w:p>
-            <w:pPr>
-              <w:jc w:val="left"/>
-              <w:spacing w:line="360" w:lineRule="auto"/>
-            </w:pPr>
-            <w:r>
-              <w:rPr>
-                <w:rFonts w:ascii="Times New Roman" w:hAnsi="Times New Roman" w:cs="Times New Roman"/>
-                <w:sz w:val="24"/>
-                <w:szCs w:val="24"/>
-              </w:rPr>
-            </w:r>
-            <w:r>
-              <w:rPr>
-                <w:rFonts w:ascii="Times New Roman" w:hAnsi="Times New Roman" w:cs="Times New Roman"/>
-                <w:sz w:val="24"/>
-                <w:szCs w:val="24"/>
-              </w:rPr>
-            </w:r>
-            <w:r>
-              <w:t>0,0606</w:t>
+            <w:r>
+              <w:t>0,0591</w:t>
             </w:r>
           </w:p>
         </w:tc>
@@ -12015,26 +10553,8 @@
             <w:tcW w:type="dxa" w:w="1856"/>
           </w:tcPr>
           <w:p>
-            <w:pPr>
-              <w:jc w:val="left"/>
-              <w:spacing w:line="360" w:lineRule="auto"/>
-            </w:pPr>
-            <w:r>
-              <w:rPr>
-                <w:rFonts w:ascii="Times New Roman" w:hAnsi="Times New Roman" w:cs="Times New Roman"/>
-                <w:sz w:val="24"/>
-                <w:szCs w:val="24"/>
-              </w:rPr>
-            </w:r>
-            <w:r>
-              <w:rPr>
-                <w:rFonts w:ascii="Times New Roman" w:hAnsi="Times New Roman" w:cs="Times New Roman"/>
-                <w:sz w:val="24"/>
-                <w:szCs w:val="24"/>
-              </w:rPr>
-            </w:r>
-            <w:r>
-              <w:t>Pola napas; syok/insufisiensi</w:t>
+            <w:r>
+              <w:t>0,0060</w:t>
             </w:r>
           </w:p>
         </w:tc>
@@ -12045,24 +10565,6 @@
             <w:tcW w:type="dxa" w:w="1856"/>
           </w:tcPr>
           <w:p>
-            <w:pPr>
-              <w:jc w:val="center"/>
-              <w:spacing w:line="360" w:lineRule="auto"/>
-            </w:pPr>
-            <w:r>
-              <w:rPr>
-                <w:rFonts w:ascii="Times New Roman" w:hAnsi="Times New Roman" w:cs="Times New Roman"/>
-                <w:sz w:val="24"/>
-                <w:szCs w:val="24"/>
-              </w:rPr>
-            </w:r>
-            <w:r>
-              <w:rPr>
-                <w:rFonts w:ascii="Times New Roman" w:hAnsi="Times New Roman" w:cs="Times New Roman"/>
-                <w:sz w:val="24"/>
-                <w:szCs w:val="24"/>
-              </w:rPr>
-            </w:r>
             <w:r>
               <w:t>10</w:t>
             </w:r>
@@ -12073,26 +10575,8 @@
             <w:tcW w:type="dxa" w:w="1856"/>
           </w:tcPr>
           <w:p>
-            <w:pPr>
-              <w:jc w:val="left"/>
-              <w:spacing w:line="360" w:lineRule="auto"/>
-            </w:pPr>
-            <w:r>
-              <w:rPr>
-                <w:rFonts w:ascii="Times New Roman" w:hAnsi="Times New Roman" w:cs="Times New Roman"/>
-                <w:sz w:val="24"/>
-                <w:szCs w:val="24"/>
-              </w:rPr>
-            </w:r>
-            <w:r>
-              <w:rPr>
-                <w:rFonts w:ascii="Times New Roman" w:hAnsi="Times New Roman" w:cs="Times New Roman"/>
-                <w:sz w:val="24"/>
-                <w:szCs w:val="24"/>
-              </w:rPr>
-            </w:r>
-            <w:r>
-              <w:t>APTT</w:t>
+            <w:r>
+              <w:t>hr</w:t>
             </w:r>
           </w:p>
         </w:tc>
@@ -12101,26 +10585,8 @@
             <w:tcW w:type="dxa" w:w="1856"/>
           </w:tcPr>
           <w:p>
-            <w:pPr>
-              <w:jc w:val="left"/>
-              <w:spacing w:line="360" w:lineRule="auto"/>
-            </w:pPr>
-            <w:r>
-              <w:rPr>
-                <w:rFonts w:ascii="Times New Roman" w:hAnsi="Times New Roman" w:cs="Times New Roman"/>
-                <w:sz w:val="24"/>
-                <w:szCs w:val="24"/>
-              </w:rPr>
-            </w:r>
-            <w:r>
-              <w:rPr>
-                <w:rFonts w:ascii="Times New Roman" w:hAnsi="Times New Roman" w:cs="Times New Roman"/>
-                <w:sz w:val="24"/>
-                <w:szCs w:val="24"/>
-              </w:rPr>
-            </w:r>
-            <w:r>
-              <w:t>0,0551</w:t>
+            <w:r>
+              <w:t>0,0587</w:t>
             </w:r>
           </w:p>
         </w:tc>
@@ -12129,26 +10595,8 @@
             <w:tcW w:type="dxa" w:w="1856"/>
           </w:tcPr>
           <w:p>
-            <w:pPr>
-              <w:jc w:val="left"/>
-              <w:spacing w:line="360" w:lineRule="auto"/>
-            </w:pPr>
-            <w:r>
-              <w:rPr>
-                <w:rFonts w:ascii="Times New Roman" w:hAnsi="Times New Roman" w:cs="Times New Roman"/>
-                <w:sz w:val="24"/>
-                <w:szCs w:val="24"/>
-              </w:rPr>
-            </w:r>
-            <w:r>
-              <w:rPr>
-                <w:rFonts w:ascii="Times New Roman" w:hAnsi="Times New Roman" w:cs="Times New Roman"/>
-                <w:sz w:val="24"/>
-                <w:szCs w:val="24"/>
-              </w:rPr>
-            </w:r>
-            <w:r>
-              <w:t>Status koagulasi; risiko perdarahan</w:t>
+            <w:r>
+              <w:t>0,0055</w:t>
             </w:r>
           </w:p>
         </w:tc>
@@ -12159,24 +10607,6 @@
             <w:tcW w:type="dxa" w:w="1856"/>
           </w:tcPr>
           <w:p>
-            <w:pPr>
-              <w:jc w:val="center"/>
-              <w:spacing w:line="360" w:lineRule="auto"/>
-            </w:pPr>
-            <w:r>
-              <w:rPr>
-                <w:rFonts w:ascii="Times New Roman" w:hAnsi="Times New Roman" w:cs="Times New Roman"/>
-                <w:sz w:val="24"/>
-                <w:szCs w:val="24"/>
-              </w:rPr>
-            </w:r>
-            <w:r>
-              <w:rPr>
-                <w:rFonts w:ascii="Times New Roman" w:hAnsi="Times New Roman" w:cs="Times New Roman"/>
-                <w:sz w:val="24"/>
-                <w:szCs w:val="24"/>
-              </w:rPr>
-            </w:r>
             <w:r>
               <w:t>11</w:t>
             </w:r>
@@ -12187,26 +10617,8 @@
             <w:tcW w:type="dxa" w:w="1856"/>
           </w:tcPr>
           <w:p>
-            <w:pPr>
-              <w:jc w:val="left"/>
-              <w:spacing w:line="360" w:lineRule="auto"/>
-            </w:pPr>
-            <w:r>
-              <w:rPr>
-                <w:rFonts w:ascii="Times New Roman" w:hAnsi="Times New Roman" w:cs="Times New Roman"/>
-                <w:sz w:val="24"/>
-                <w:szCs w:val="24"/>
-              </w:rPr>
-            </w:r>
-            <w:r>
-              <w:rPr>
-                <w:rFonts w:ascii="Times New Roman" w:hAnsi="Times New Roman" w:cs="Times New Roman"/>
-                <w:sz w:val="24"/>
-                <w:szCs w:val="24"/>
-              </w:rPr>
-            </w:r>
-            <w:r>
-              <w:t>Tekanan Darah Sistolik</w:t>
+            <w:r>
+              <w:t>rr</w:t>
             </w:r>
           </w:p>
         </w:tc>
@@ -12215,26 +10627,8 @@
             <w:tcW w:type="dxa" w:w="1856"/>
           </w:tcPr>
           <w:p>
-            <w:pPr>
-              <w:jc w:val="left"/>
-              <w:spacing w:line="360" w:lineRule="auto"/>
-            </w:pPr>
-            <w:r>
-              <w:rPr>
-                <w:rFonts w:ascii="Times New Roman" w:hAnsi="Times New Roman" w:cs="Times New Roman"/>
-                <w:sz w:val="24"/>
-                <w:szCs w:val="24"/>
-              </w:rPr>
-            </w:r>
-            <w:r>
-              <w:rPr>
-                <w:rFonts w:ascii="Times New Roman" w:hAnsi="Times New Roman" w:cs="Times New Roman"/>
-                <w:sz w:val="24"/>
-                <w:szCs w:val="24"/>
-              </w:rPr>
-            </w:r>
-            <w:r>
-              <w:t>0,0494</w:t>
+            <w:r>
+              <w:t>0,0523</w:t>
             </w:r>
           </w:p>
         </w:tc>
@@ -12243,26 +10637,8 @@
             <w:tcW w:type="dxa" w:w="1856"/>
           </w:tcPr>
           <w:p>
-            <w:pPr>
-              <w:jc w:val="left"/>
-              <w:spacing w:line="360" w:lineRule="auto"/>
-            </w:pPr>
-            <w:r>
-              <w:rPr>
-                <w:rFonts w:ascii="Times New Roman" w:hAnsi="Times New Roman" w:cs="Times New Roman"/>
-                <w:sz w:val="24"/>
-                <w:szCs w:val="24"/>
-              </w:rPr>
-            </w:r>
-            <w:r>
-              <w:rPr>
-                <w:rFonts w:ascii="Times New Roman" w:hAnsi="Times New Roman" w:cs="Times New Roman"/>
-                <w:sz w:val="24"/>
-                <w:szCs w:val="24"/>
-              </w:rPr>
-            </w:r>
-            <w:r>
-              <w:t>Hemodinamik sistemik</w:t>
+            <w:r>
+              <w:t>0,0083</w:t>
             </w:r>
           </w:p>
         </w:tc>
@@ -12273,24 +10649,6 @@
             <w:tcW w:type="dxa" w:w="1856"/>
           </w:tcPr>
           <w:p>
-            <w:pPr>
-              <w:jc w:val="center"/>
-              <w:spacing w:line="360" w:lineRule="auto"/>
-            </w:pPr>
-            <w:r>
-              <w:rPr>
-                <w:rFonts w:ascii="Times New Roman" w:hAnsi="Times New Roman" w:cs="Times New Roman"/>
-                <w:sz w:val="24"/>
-                <w:szCs w:val="24"/>
-              </w:rPr>
-            </w:r>
-            <w:r>
-              <w:rPr>
-                <w:rFonts w:ascii="Times New Roman" w:hAnsi="Times New Roman" w:cs="Times New Roman"/>
-                <w:sz w:val="24"/>
-                <w:szCs w:val="24"/>
-              </w:rPr>
-            </w:r>
             <w:r>
               <w:t>12</w:t>
             </w:r>
@@ -12301,26 +10659,8 @@
             <w:tcW w:type="dxa" w:w="1856"/>
           </w:tcPr>
           <w:p>
-            <w:pPr>
-              <w:jc w:val="left"/>
-              <w:spacing w:line="360" w:lineRule="auto"/>
-            </w:pPr>
-            <w:r>
-              <w:rPr>
-                <w:rFonts w:ascii="Times New Roman" w:hAnsi="Times New Roman" w:cs="Times New Roman"/>
-                <w:sz w:val="24"/>
-                <w:szCs w:val="24"/>
-              </w:rPr>
-            </w:r>
-            <w:r>
-              <w:rPr>
-                <w:rFonts w:ascii="Times New Roman" w:hAnsi="Times New Roman" w:cs="Times New Roman"/>
-                <w:sz w:val="24"/>
-                <w:szCs w:val="24"/>
-              </w:rPr>
-            </w:r>
-            <w:r>
-              <w:t>Killip Class</w:t>
+            <w:r>
+              <w:t>killip</w:t>
             </w:r>
           </w:p>
         </w:tc>
@@ -12329,26 +10669,8 @@
             <w:tcW w:type="dxa" w:w="1856"/>
           </w:tcPr>
           <w:p>
-            <w:pPr>
-              <w:jc w:val="left"/>
-              <w:spacing w:line="360" w:lineRule="auto"/>
-            </w:pPr>
-            <w:r>
-              <w:rPr>
-                <w:rFonts w:ascii="Times New Roman" w:hAnsi="Times New Roman" w:cs="Times New Roman"/>
-                <w:sz w:val="24"/>
-                <w:szCs w:val="24"/>
-              </w:rPr>
-            </w:r>
-            <w:r>
-              <w:rPr>
-                <w:rFonts w:ascii="Times New Roman" w:hAnsi="Times New Roman" w:cs="Times New Roman"/>
-                <w:sz w:val="24"/>
-                <w:szCs w:val="24"/>
-              </w:rPr>
-            </w:r>
-            <w:r>
-              <w:t>0,0420</w:t>
+            <w:r>
+              <w:t>0,0450</w:t>
             </w:r>
           </w:p>
         </w:tc>
@@ -12357,26 +10679,8 @@
             <w:tcW w:type="dxa" w:w="1856"/>
           </w:tcPr>
           <w:p>
-            <w:pPr>
-              <w:jc w:val="left"/>
-              <w:spacing w:line="360" w:lineRule="auto"/>
-            </w:pPr>
-            <w:r>
-              <w:rPr>
-                <w:rFonts w:ascii="Times New Roman" w:hAnsi="Times New Roman" w:cs="Times New Roman"/>
-                <w:sz w:val="24"/>
-                <w:szCs w:val="24"/>
-              </w:rPr>
-            </w:r>
-            <w:r>
-              <w:rPr>
-                <w:rFonts w:ascii="Times New Roman" w:hAnsi="Times New Roman" w:cs="Times New Roman"/>
-                <w:sz w:val="24"/>
-                <w:szCs w:val="24"/>
-              </w:rPr>
-            </w:r>
-            <w:r>
-              <w:t>Klasifikasi klinis gagal jantung</w:t>
+            <w:r>
+              <w:t>0,0111</w:t>
             </w:r>
           </w:p>
         </w:tc>
@@ -12387,24 +10691,6 @@
             <w:tcW w:type="dxa" w:w="1856"/>
           </w:tcPr>
           <w:p>
-            <w:pPr>
-              <w:jc w:val="center"/>
-              <w:spacing w:line="360" w:lineRule="auto"/>
-            </w:pPr>
-            <w:r>
-              <w:rPr>
-                <w:rFonts w:ascii="Times New Roman" w:hAnsi="Times New Roman" w:cs="Times New Roman"/>
-                <w:sz w:val="24"/>
-                <w:szCs w:val="24"/>
-              </w:rPr>
-            </w:r>
-            <w:r>
-              <w:rPr>
-                <w:rFonts w:ascii="Times New Roman" w:hAnsi="Times New Roman" w:cs="Times New Roman"/>
-                <w:sz w:val="24"/>
-                <w:szCs w:val="24"/>
-              </w:rPr>
-            </w:r>
             <w:r>
               <w:t>13</w:t>
             </w:r>
@@ -12415,26 +10701,8 @@
             <w:tcW w:type="dxa" w:w="1856"/>
           </w:tcPr>
           <w:p>
-            <w:pPr>
-              <w:jc w:val="left"/>
-              <w:spacing w:line="360" w:lineRule="auto"/>
-            </w:pPr>
-            <w:r>
-              <w:rPr>
-                <w:rFonts w:ascii="Times New Roman" w:hAnsi="Times New Roman" w:cs="Times New Roman"/>
-                <w:sz w:val="24"/>
-                <w:szCs w:val="24"/>
-              </w:rPr>
-            </w:r>
-            <w:r>
-              <w:rPr>
-                <w:rFonts w:ascii="Times New Roman" w:hAnsi="Times New Roman" w:cs="Times New Roman"/>
-                <w:sz w:val="24"/>
-                <w:szCs w:val="24"/>
-              </w:rPr>
-            </w:r>
-            <w:r>
-              <w:t>TAPSE</w:t>
+            <w:r>
+              <w:t>tapse_value</w:t>
             </w:r>
           </w:p>
         </w:tc>
@@ -12443,27 +10711,8 @@
             <w:tcW w:type="dxa" w:w="1856"/>
           </w:tcPr>
           <w:p>
-            <w:pPr>
-              <w:jc w:val="left"/>
-              <w:spacing w:line="360" w:lineRule="auto"/>
-            </w:pPr>
-            <w:r>
-              <w:rPr>
-                <w:rFonts w:ascii="Times New Roman" w:hAnsi="Times New Roman" w:cs="Times New Roman"/>
-                <w:sz w:val="24"/>
-                <w:szCs w:val="24"/>
-              </w:rPr>
-            </w:r>
-            <w:r>
-              <w:rPr>
-                <w:rFonts w:ascii="Times New Roman" w:hAnsi="Times New Roman" w:cs="Times New Roman"/>
-                <w:sz w:val="24"/>
-                <w:szCs w:val="24"/>
-              </w:rPr>
-            </w:r>
-            <w:r/>
-            <w:r>
-              <w:t>0,0242</w:t>
+            <w:r>
+              <w:t>0,0351</w:t>
             </w:r>
           </w:p>
         </w:tc>
@@ -12472,26 +10721,8 @@
             <w:tcW w:type="dxa" w:w="1856"/>
           </w:tcPr>
           <w:p>
-            <w:pPr>
-              <w:jc w:val="left"/>
-              <w:spacing w:line="360" w:lineRule="auto"/>
-            </w:pPr>
-            <w:r>
-              <w:rPr>
-                <w:rFonts w:ascii="Times New Roman" w:hAnsi="Times New Roman" w:cs="Times New Roman"/>
-                <w:sz w:val="24"/>
-                <w:szCs w:val="24"/>
-              </w:rPr>
-            </w:r>
-            <w:r>
-              <w:rPr>
-                <w:rFonts w:ascii="Times New Roman" w:hAnsi="Times New Roman" w:cs="Times New Roman"/>
-                <w:sz w:val="24"/>
-                <w:szCs w:val="24"/>
-              </w:rPr>
-            </w:r>
-            <w:r>
-              <w:t>Fungsi ventrikel kanan</w:t>
+            <w:r>
+              <w:t>0,0062</w:t>
             </w:r>
           </w:p>
         </w:tc>
@@ -12722,14 +10953,7 @@
         <w:jc w:val="both"/>
       </w:pPr>
       <w:r>
-        <w:rPr>
-          <w:rFonts w:ascii="Times New Roman" w:hAnsi="Times New Roman" w:cs="Times New Roman"/>
-          <w:b w:val="0"/>
-          <w:i w:val="0"/>
-          <w:sz w:val="24"/>
-          <w:szCs w:val="24"/>
-        </w:rPr>
-        <w:t>Berdasarkan probabilitas prediksi dari model Random Forest, dikembangkan sistem triase bertingkat tiga tingkat untuk stratifikasi risiko pasien di IGD: tingkat pertama (risiko rendah) dengan probabilitas &lt;0,069 direkomendasikan untuk rawat inap lantai dasar (ward), tingkat kedua (risiko sedang) dengan probabilitas 0,069–0,279 direkomendasikan untuk perawatan High Care Unit (HCU), dan tingkat ketiga (risiko tinggi) dengan probabilitas ≥0,279 direkomendasikan untuk perawatan intensif (ICU).</w:t>
+        <w:t>Berdasarkan probabilitas prediksi dari model Random Forest, dikembangkan sistem triase bertingkat tiga tingkat untuk stratifikasi risiko pasien di IGD: tingkat pertama (risiko rendah) dengan probabilitas &lt;0,018455 direkomendasikan untuk rawat inap lantai dasar (ward), tingkat kedua (risiko sedang) dengan probabilitas 0,018455–0,103981 direkomendasikan untuk perawatan High Care Unit (HCU), dan tingkat ketiga (risiko tinggi) dengan probabilitas ≥0,103981 direkomendasikan untuk perawatan intensif (ICU).</w:t>
       </w:r>
     </w:p>
     <w:p>
@@ -12769,24 +10993,7 @@
             <w:shd w:val="clear" w:fill="D9E2F3"/>
           </w:tcPr>
           <w:p>
-            <w:pPr>
-              <w:jc w:val="center"/>
-              <w:spacing w:line="360" w:lineRule="auto"/>
-            </w:pPr>
-            <w:r>
-              <w:rPr>
-                <w:rFonts w:ascii="Times New Roman" w:hAnsi="Times New Roman" w:cs="Times New Roman"/>
-                <w:sz w:val="24"/>
-                <w:szCs w:val="24"/>
-              </w:rPr>
-            </w:r>
-            <w:r>
-              <w:rPr>
-                <w:rFonts w:ascii="Times New Roman" w:hAnsi="Times New Roman" w:cs="Times New Roman"/>
-                <w:b/>
-                <w:sz w:val="24"/>
-                <w:szCs w:val="24"/>
-              </w:rPr>
+            <w:r>
               <w:t>Kategori Risiko</w:t>
             </w:r>
           </w:p>
@@ -12797,24 +11004,7 @@
             <w:shd w:val="clear" w:fill="D9E2F3"/>
           </w:tcPr>
           <w:p>
-            <w:pPr>
-              <w:jc w:val="center"/>
-              <w:spacing w:line="360" w:lineRule="auto"/>
-            </w:pPr>
-            <w:r>
-              <w:rPr>
-                <w:rFonts w:ascii="Times New Roman" w:hAnsi="Times New Roman" w:cs="Times New Roman"/>
-                <w:sz w:val="24"/>
-                <w:szCs w:val="24"/>
-              </w:rPr>
-            </w:r>
-            <w:r>
-              <w:rPr>
-                <w:rFonts w:ascii="Times New Roman" w:hAnsi="Times New Roman" w:cs="Times New Roman"/>
-                <w:b/>
-                <w:sz w:val="24"/>
-                <w:szCs w:val="24"/>
-              </w:rPr>
+            <w:r>
               <w:t>Ambang Batas</w:t>
             </w:r>
           </w:p>
@@ -12825,24 +11015,7 @@
             <w:shd w:val="clear" w:fill="D9E2F3"/>
           </w:tcPr>
           <w:p>
-            <w:pPr>
-              <w:jc w:val="center"/>
-              <w:spacing w:line="360" w:lineRule="auto"/>
-            </w:pPr>
-            <w:r>
-              <w:rPr>
-                <w:rFonts w:ascii="Times New Roman" w:hAnsi="Times New Roman" w:cs="Times New Roman"/>
-                <w:sz w:val="24"/>
-                <w:szCs w:val="24"/>
-              </w:rPr>
-            </w:r>
-            <w:r>
-              <w:rPr>
-                <w:rFonts w:ascii="Times New Roman" w:hAnsi="Times New Roman" w:cs="Times New Roman"/>
-                <w:b/>
-                <w:sz w:val="24"/>
-                <w:szCs w:val="24"/>
-              </w:rPr>
+            <w:r>
               <w:t>n</w:t>
             </w:r>
           </w:p>
@@ -12853,24 +11026,7 @@
             <w:shd w:val="clear" w:fill="D9E2F3"/>
           </w:tcPr>
           <w:p>
-            <w:pPr>
-              <w:jc w:val="center"/>
-              <w:spacing w:line="360" w:lineRule="auto"/>
-            </w:pPr>
-            <w:r>
-              <w:rPr>
-                <w:rFonts w:ascii="Times New Roman" w:hAnsi="Times New Roman" w:cs="Times New Roman"/>
-                <w:sz w:val="24"/>
-                <w:szCs w:val="24"/>
-              </w:rPr>
-            </w:r>
-            <w:r>
-              <w:rPr>
-                <w:rFonts w:ascii="Times New Roman" w:hAnsi="Times New Roman" w:cs="Times New Roman"/>
-                <w:b/>
-                <w:sz w:val="24"/>
-                <w:szCs w:val="24"/>
-              </w:rPr>
+            <w:r>
               <w:t>Mortalitas</w:t>
             </w:r>
           </w:p>
@@ -12881,25 +11037,8 @@
             <w:shd w:val="clear" w:fill="D9E2F3"/>
           </w:tcPr>
           <w:p>
-            <w:pPr>
-              <w:jc w:val="center"/>
-              <w:spacing w:line="360" w:lineRule="auto"/>
-            </w:pPr>
-            <w:r>
-              <w:rPr>
-                <w:rFonts w:ascii="Times New Roman" w:hAnsi="Times New Roman" w:cs="Times New Roman"/>
-                <w:sz w:val="24"/>
-                <w:szCs w:val="24"/>
-              </w:rPr>
-            </w:r>
-            <w:r>
-              <w:rPr>
-                <w:rFonts w:ascii="Times New Roman" w:hAnsi="Times New Roman" w:cs="Times New Roman"/>
-                <w:b/>
-                <w:sz w:val="24"/>
-                <w:szCs w:val="24"/>
-              </w:rPr>
-              <w:t>Rekomendasi Tatalaksana</w:t>
+            <w:r>
+              <w:t>Interpretasi validasi</w:t>
             </w:r>
           </w:p>
         </w:tc>
@@ -12910,27 +11049,8 @@
             <w:tcW w:type="dxa" w:w="1485"/>
           </w:tcPr>
           <w:p>
-            <w:pPr>
-              <w:jc w:val="center"/>
-              <w:spacing w:line="360" w:lineRule="auto"/>
-            </w:pPr>
-            <w:r>
-              <w:rPr>
-                <w:rFonts w:ascii="Times New Roman" w:hAnsi="Times New Roman" w:cs="Times New Roman"/>
-                <w:sz w:val="24"/>
-                <w:szCs w:val="24"/>
-              </w:rPr>
-            </w:r>
-            <w:r>
-              <w:rPr>
-                <w:rFonts w:ascii="Times New Roman" w:hAnsi="Times New Roman" w:cs="Times New Roman"/>
-                <w:sz w:val="24"/>
-                <w:szCs w:val="24"/>
-              </w:rPr>
-            </w:r>
-            <w:r/>
-            <w:r>
-              <w:t>Risiko Rendah / Ward</w:t>
+            <w:r>
+              <w:t>Risiko rendah / Ward</w:t>
             </w:r>
           </w:p>
         </w:tc>
@@ -12940,7 +11060,7 @@
           </w:tcPr>
           <w:p>
             <w:r>
-              <w:t>&lt; 0,069</w:t>
+              <w:t>&lt; 0,018455</w:t>
             </w:r>
           </w:p>
         </w:tc>
@@ -12950,7 +11070,7 @@
           </w:tcPr>
           <w:p>
             <w:r>
-              <w:t>279</w:t>
+              <w:t>371</w:t>
             </w:r>
           </w:p>
         </w:tc>
@@ -12960,7 +11080,7 @@
           </w:tcPr>
           <w:p>
             <w:r>
-              <w:t>2 (0,7%)</w:t>
+              <w:t>2 (0,5%)</w:t>
             </w:r>
           </w:p>
         </w:tc>
@@ -12970,7 +11090,7 @@
           </w:tcPr>
           <w:p>
             <w:r>
-              <w:t>Rawat inap lantai dasar; monitoring rutin</w:t>
+              <w:t>Memerlukan validasi eksternal</w:t>
             </w:r>
           </w:p>
         </w:tc>
@@ -12982,7 +11102,7 @@
           </w:tcPr>
           <w:p>
             <w:r>
-              <w:t>Risiko Sedang / HCU</w:t>
+              <w:t>Risiko sedang / HCU</w:t>
             </w:r>
           </w:p>
         </w:tc>
@@ -12992,7 +11112,7 @@
           </w:tcPr>
           <w:p>
             <w:r>
-              <w:t>0,069 – 0,279</w:t>
+              <w:t>0,018455 sampai &lt; 0,103981</w:t>
             </w:r>
           </w:p>
         </w:tc>
@@ -13002,7 +11122,7 @@
           </w:tcPr>
           <w:p>
             <w:r>
-              <w:t>738</w:t>
+              <w:t>817</w:t>
             </w:r>
           </w:p>
         </w:tc>
@@ -13012,7 +11132,7 @@
           </w:tcPr>
           <w:p>
             <w:r>
-              <w:t>20 (2,7%)</w:t>
+              <w:t>31 (3,8%)</w:t>
             </w:r>
           </w:p>
         </w:tc>
@@ -13022,7 +11142,7 @@
           </w:tcPr>
           <w:p>
             <w:r>
-              <w:t>Perawatan HCU; monitoring ketat intermediat</w:t>
+              <w:t>Memerlukan validasi eksternal</w:t>
             </w:r>
           </w:p>
         </w:tc>
@@ -13034,7 +11154,7 @@
           </w:tcPr>
           <w:p>
             <w:r>
-              <w:t>Risiko Tinggi / ICU</w:t>
+              <w:t>Risiko tinggi / ICU</w:t>
             </w:r>
           </w:p>
         </w:tc>
@@ -13044,7 +11164,7 @@
           </w:tcPr>
           <w:p>
             <w:r>
-              <w:t>≥ 0,279</w:t>
+              <w:t>≥ 0,103981</w:t>
             </w:r>
           </w:p>
         </w:tc>
@@ -13054,7 +11174,7 @@
           </w:tcPr>
           <w:p>
             <w:r>
-              <w:t>507</w:t>
+              <w:t>336</w:t>
             </w:r>
           </w:p>
         </w:tc>
@@ -13064,7 +11184,7 @@
           </w:tcPr>
           <w:p>
             <w:r>
-              <w:t>93 (18,3%)</w:t>
+              <w:t>82 (24,4%)</w:t>
             </w:r>
           </w:p>
         </w:tc>
@@ -13074,7 +11194,7 @@
           </w:tcPr>
           <w:p>
             <w:r>
-              <w:t>Perawatan ICU intensif; monitoring ketat</w:t>
+              <w:t>Memerlukan validasi eksternal</w:t>
             </w:r>
           </w:p>
         </w:tc>
@@ -13242,24 +11362,7 @@
             <w:shd w:val="clear" w:fill="D9E2F3"/>
           </w:tcPr>
           <w:p>
-            <w:pPr>
-              <w:jc w:val="center"/>
-              <w:spacing w:line="360" w:lineRule="auto"/>
-            </w:pPr>
-            <w:r>
-              <w:rPr>
-                <w:rFonts w:ascii="Times New Roman" w:hAnsi="Times New Roman" w:cs="Times New Roman"/>
-                <w:sz w:val="24"/>
-                <w:szCs w:val="24"/>
-              </w:rPr>
-            </w:r>
-            <w:r>
-              <w:rPr>
-                <w:rFonts w:ascii="Times New Roman" w:hAnsi="Times New Roman" w:cs="Times New Roman"/>
-                <w:b/>
-                <w:sz w:val="24"/>
-                <w:szCs w:val="24"/>
-              </w:rPr>
+            <w:r>
               <w:t>Luaran</w:t>
             </w:r>
           </w:p>
@@ -13270,24 +11373,7 @@
             <w:shd w:val="clear" w:fill="D9E2F3"/>
           </w:tcPr>
           <w:p>
-            <w:pPr>
-              <w:jc w:val="center"/>
-              <w:spacing w:line="360" w:lineRule="auto"/>
-            </w:pPr>
-            <w:r>
-              <w:rPr>
-                <w:rFonts w:ascii="Times New Roman" w:hAnsi="Times New Roman" w:cs="Times New Roman"/>
-                <w:sz w:val="24"/>
-                <w:szCs w:val="24"/>
-              </w:rPr>
-            </w:r>
-            <w:r>
-              <w:rPr>
-                <w:rFonts w:ascii="Times New Roman" w:hAnsi="Times New Roman" w:cs="Times New Roman"/>
-                <w:b/>
-                <w:sz w:val="24"/>
-                <w:szCs w:val="24"/>
-              </w:rPr>
+            <w:r>
               <w:t>AUC</w:t>
             </w:r>
           </w:p>
@@ -13298,24 +11384,7 @@
             <w:shd w:val="clear" w:fill="D9E2F3"/>
           </w:tcPr>
           <w:p>
-            <w:pPr>
-              <w:jc w:val="center"/>
-              <w:spacing w:line="360" w:lineRule="auto"/>
-            </w:pPr>
-            <w:r>
-              <w:rPr>
-                <w:rFonts w:ascii="Times New Roman" w:hAnsi="Times New Roman" w:cs="Times New Roman"/>
-                <w:sz w:val="24"/>
-                <w:szCs w:val="24"/>
-              </w:rPr>
-            </w:r>
-            <w:r>
-              <w:rPr>
-                <w:rFonts w:ascii="Times New Roman" w:hAnsi="Times New Roman" w:cs="Times New Roman"/>
-                <w:b/>
-                <w:sz w:val="24"/>
-                <w:szCs w:val="24"/>
-              </w:rPr>
+            <w:r>
               <w:t>AUPRC</w:t>
             </w:r>
           </w:p>
@@ -13326,24 +11395,7 @@
             <w:shd w:val="clear" w:fill="D9E2F3"/>
           </w:tcPr>
           <w:p>
-            <w:pPr>
-              <w:jc w:val="center"/>
-              <w:spacing w:line="360" w:lineRule="auto"/>
-            </w:pPr>
-            <w:r>
-              <w:rPr>
-                <w:rFonts w:ascii="Times New Roman" w:hAnsi="Times New Roman" w:cs="Times New Roman"/>
-                <w:sz w:val="24"/>
-                <w:szCs w:val="24"/>
-              </w:rPr>
-            </w:r>
-            <w:r>
-              <w:rPr>
-                <w:rFonts w:ascii="Times New Roman" w:hAnsi="Times New Roman" w:cs="Times New Roman"/>
-                <w:b/>
-                <w:sz w:val="24"/>
-                <w:szCs w:val="24"/>
-              </w:rPr>
+            <w:r>
               <w:t>Prevalensi</w:t>
             </w:r>
           </w:p>
@@ -13354,24 +11406,7 @@
             <w:shd w:val="clear" w:fill="D9E2F3"/>
           </w:tcPr>
           <w:p>
-            <w:pPr>
-              <w:jc w:val="center"/>
-              <w:spacing w:line="360" w:lineRule="auto"/>
-            </w:pPr>
-            <w:r>
-              <w:rPr>
-                <w:rFonts w:ascii="Times New Roman" w:hAnsi="Times New Roman" w:cs="Times New Roman"/>
-                <w:sz w:val="24"/>
-                <w:szCs w:val="24"/>
-              </w:rPr>
-            </w:r>
-            <w:r>
-              <w:rPr>
-                <w:rFonts w:ascii="Times New Roman" w:hAnsi="Times New Roman" w:cs="Times New Roman"/>
-                <w:b/>
-                <w:sz w:val="24"/>
-                <w:szCs w:val="24"/>
-              </w:rPr>
+            <w:r>
               <w:t>Interpretasi</w:t>
             </w:r>
           </w:p>
@@ -13383,23 +11418,7 @@
             <w:tcW w:type="dxa" w:w="1485"/>
           </w:tcPr>
           <w:p>
-            <w:pPr>
-              <w:jc w:val="center"/>
-              <w:spacing w:line="360" w:lineRule="auto"/>
-            </w:pPr>
-            <w:r>
-              <w:rPr>
-                <w:rFonts w:ascii="Times New Roman" w:hAnsi="Times New Roman" w:cs="Times New Roman"/>
-                <w:sz w:val="24"/>
-                <w:szCs w:val="24"/>
-              </w:rPr>
-            </w:r>
-            <w:r>
-              <w:rPr>
-                <w:rFonts w:ascii="Times New Roman" w:hAnsi="Times New Roman" w:cs="Times New Roman"/>
-                <w:sz w:val="24"/>
-                <w:szCs w:val="24"/>
-              </w:rPr>
+            <w:r>
               <w:t>Mortalitas</w:t>
             </w:r>
           </w:p>
@@ -13409,26 +11428,8 @@
             <w:tcW w:type="dxa" w:w="1485"/>
           </w:tcPr>
           <w:p>
-            <w:pPr>
-              <w:jc w:val="left"/>
-              <w:spacing w:line="360" w:lineRule="auto"/>
-            </w:pPr>
-            <w:r>
-              <w:rPr>
-                <w:rFonts w:ascii="Times New Roman" w:hAnsi="Times New Roman" w:cs="Times New Roman"/>
-                <w:sz w:val="24"/>
-                <w:szCs w:val="24"/>
-              </w:rPr>
-            </w:r>
-            <w:r>
-              <w:rPr>
-                <w:rFonts w:ascii="Times New Roman" w:hAnsi="Times New Roman" w:cs="Times New Roman"/>
-                <w:sz w:val="24"/>
-                <w:szCs w:val="24"/>
-              </w:rPr>
-            </w:r>
-            <w:r>
-              <w:t>0,818</w:t>
+            <w:r>
+              <w:t>0,819</w:t>
             </w:r>
           </w:p>
         </w:tc>
@@ -13437,26 +11438,8 @@
             <w:tcW w:type="dxa" w:w="1485"/>
           </w:tcPr>
           <w:p>
-            <w:pPr>
-              <w:jc w:val="left"/>
-              <w:spacing w:line="360" w:lineRule="auto"/>
-            </w:pPr>
-            <w:r>
-              <w:rPr>
-                <w:rFonts w:ascii="Times New Roman" w:hAnsi="Times New Roman" w:cs="Times New Roman"/>
-                <w:sz w:val="24"/>
-                <w:szCs w:val="24"/>
-              </w:rPr>
-            </w:r>
-            <w:r>
-              <w:rPr>
-                <w:rFonts w:ascii="Times New Roman" w:hAnsi="Times New Roman" w:cs="Times New Roman"/>
-                <w:sz w:val="24"/>
-                <w:szCs w:val="24"/>
-              </w:rPr>
-            </w:r>
-            <w:r>
-              <w:t>0,316</w:t>
+            <w:r>
+              <w:t>0,301</w:t>
             </w:r>
           </w:p>
         </w:tc>
@@ -13465,23 +11448,7 @@
             <w:tcW w:type="dxa" w:w="1485"/>
           </w:tcPr>
           <w:p>
-            <w:pPr>
-              <w:jc w:val="left"/>
-              <w:spacing w:line="360" w:lineRule="auto"/>
-            </w:pPr>
-            <w:r>
-              <w:rPr>
-                <w:rFonts w:ascii="Times New Roman" w:hAnsi="Times New Roman" w:cs="Times New Roman"/>
-                <w:sz w:val="24"/>
-                <w:szCs w:val="24"/>
-              </w:rPr>
-            </w:r>
-            <w:r>
-              <w:rPr>
-                <w:rFonts w:ascii="Times New Roman" w:hAnsi="Times New Roman" w:cs="Times New Roman"/>
-                <w:sz w:val="24"/>
-                <w:szCs w:val="24"/>
-              </w:rPr>
+            <w:r>
               <w:t>7,5%</w:t>
             </w:r>
           </w:p>
@@ -13491,24 +11458,8 @@
             <w:tcW w:type="dxa" w:w="1485"/>
           </w:tcPr>
           <w:p>
-            <w:pPr>
-              <w:jc w:val="left"/>
-              <w:spacing w:line="360" w:lineRule="auto"/>
-            </w:pPr>
-            <w:r>
-              <w:rPr>
-                <w:rFonts w:ascii="Times New Roman" w:hAnsi="Times New Roman" w:cs="Times New Roman"/>
-                <w:sz w:val="24"/>
-                <w:szCs w:val="24"/>
-              </w:rPr>
-            </w:r>
-            <w:r>
-              <w:rPr>
-                <w:rFonts w:ascii="Times New Roman" w:hAnsi="Times New Roman" w:cs="Times New Roman"/>
-                <w:sz w:val="24"/>
-                <w:szCs w:val="24"/>
-              </w:rPr>
-              <w:t>Diskriminasi baik</w:t>
+            <w:r>
+              <w:t>Diskriminasi baik; Brier 0,061</w:t>
             </w:r>
           </w:p>
         </w:tc>
@@ -14049,6 +12000,16 @@
             <w:tcW w:type="dxa" w:w="2475"/>
           </w:tcPr>
           <w:p>
+            <w:r>
+              <w:t>0,816 ± 0,008</w:t>
+            </w:r>
+          </w:p>
+        </w:tc>
+        <w:tc>
+          <w:tcPr>
+            <w:tcW w:type="dxa" w:w="2475"/>
+          </w:tcPr>
+          <w:p>
             <w:pPr>
               <w:jc w:val="left"/>
               <w:spacing w:line="360" w:lineRule="auto"/>
@@ -14066,9 +12027,81 @@
                 <w:sz w:val="24"/>
                 <w:szCs w:val="24"/>
               </w:rPr>
-            </w:r>
-            <w:r>
-              <w:t>0,818 ± 0,003</w:t>
+              <w:t>0,789</w:t>
+            </w:r>
+          </w:p>
+        </w:tc>
+      </w:tr>
+      <w:tr>
+        <w:tc>
+          <w:tcPr>
+            <w:tcW w:type="dxa" w:w="2475"/>
+          </w:tcPr>
+          <w:p>
+            <w:pPr>
+              <w:jc w:val="center"/>
+              <w:spacing w:line="360" w:lineRule="auto"/>
+            </w:pPr>
+            <w:r>
+              <w:rPr>
+                <w:rFonts w:ascii="Times New Roman" w:hAnsi="Times New Roman" w:cs="Times New Roman"/>
+                <w:sz w:val="24"/>
+                <w:szCs w:val="24"/>
+              </w:rPr>
+            </w:r>
+            <w:r>
+              <w:rPr>
+                <w:rFonts w:ascii="Times New Roman" w:hAnsi="Times New Roman" w:cs="Times New Roman"/>
+                <w:sz w:val="24"/>
+                <w:szCs w:val="24"/>
+              </w:rPr>
+              <w:t>AUPRC</w:t>
+            </w:r>
+          </w:p>
+        </w:tc>
+        <w:tc>
+          <w:tcPr>
+            <w:tcW w:type="dxa" w:w="2475"/>
+          </w:tcPr>
+          <w:p>
+            <w:r>
+              <w:t>0,301</w:t>
+            </w:r>
+          </w:p>
+        </w:tc>
+        <w:tc>
+          <w:tcPr>
+            <w:tcW w:type="dxa" w:w="2475"/>
+          </w:tcPr>
+          <w:p>
+            <w:r>
+              <w:t>0,301</w:t>
+            </w:r>
+          </w:p>
+        </w:tc>
+      </w:tr>
+      <w:tr>
+        <w:tc>
+          <w:tcPr>
+            <w:tcW w:type="dxa" w:w="2475"/>
+          </w:tcPr>
+          <w:p>
+            <w:pPr>
+              <w:jc w:val="center"/>
+              <w:spacing w:line="360" w:lineRule="auto"/>
+            </w:pPr>
+            <w:r>
+              <w:t>Sensitivitas (threshold safety)</w:t>
+            </w:r>
+          </w:p>
+        </w:tc>
+        <w:tc>
+          <w:tcPr>
+            <w:tcW w:type="dxa" w:w="2475"/>
+          </w:tcPr>
+          <w:p>
+            <w:r>
+              <w:t>98,3%</w:t>
             </w:r>
           </w:p>
         </w:tc>
@@ -14094,7 +12127,7 @@
                 <w:sz w:val="24"/>
                 <w:szCs w:val="24"/>
               </w:rPr>
-              <w:t>0,789</w:t>
+              <w:t>94,5%</w:t>
             </w:r>
           </w:p>
         </w:tc>
@@ -14110,19 +12143,7 @@
               <w:spacing w:line="360" w:lineRule="auto"/>
             </w:pPr>
             <w:r>
-              <w:rPr>
-                <w:rFonts w:ascii="Times New Roman" w:hAnsi="Times New Roman" w:cs="Times New Roman"/>
-                <w:sz w:val="24"/>
-                <w:szCs w:val="24"/>
-              </w:rPr>
-            </w:r>
-            <w:r>
-              <w:rPr>
-                <w:rFonts w:ascii="Times New Roman" w:hAnsi="Times New Roman" w:cs="Times New Roman"/>
-                <w:sz w:val="24"/>
-                <w:szCs w:val="24"/>
-              </w:rPr>
-              <w:t>AUPRC</w:t>
+              <w:t>Spesifisitas (threshold safety)</w:t>
             </w:r>
           </w:p>
         </w:tc>
@@ -14132,7 +12153,7 @@
           </w:tcPr>
           <w:p>
             <w:r>
-              <w:t>0,316 ± 0,003</w:t>
+              <w:t>26,2%</w:t>
             </w:r>
           </w:p>
         </w:tc>
@@ -14142,7 +12163,7 @@
           </w:tcPr>
           <w:p>
             <w:r>
-              <w:t>0,301</w:t>
+              <w:t>15,2%</w:t>
             </w:r>
           </w:p>
         </w:tc>
@@ -14158,7 +12179,19 @@
               <w:spacing w:line="360" w:lineRule="auto"/>
             </w:pPr>
             <w:r>
-              <w:t>Sensitivitas (threshold safety)</w:t>
+              <w:rPr>
+                <w:rFonts w:ascii="Times New Roman" w:hAnsi="Times New Roman" w:cs="Times New Roman"/>
+                <w:sz w:val="24"/>
+                <w:szCs w:val="24"/>
+              </w:rPr>
+            </w:r>
+            <w:r>
+              <w:rPr>
+                <w:rFonts w:ascii="Times New Roman" w:hAnsi="Times New Roman" w:cs="Times New Roman"/>
+                <w:sz w:val="24"/>
+                <w:szCs w:val="24"/>
+              </w:rPr>
+              <w:t>Brier Score</w:t>
             </w:r>
           </w:p>
         </w:tc>
@@ -14167,142 +12200,8 @@
             <w:tcW w:type="dxa" w:w="2475"/>
           </w:tcPr>
           <w:p>
-            <w:pPr>
-              <w:jc w:val="left"/>
-              <w:spacing w:line="360" w:lineRule="auto"/>
-            </w:pPr>
-            <w:r>
-              <w:rPr>
-                <w:rFonts w:ascii="Times New Roman" w:hAnsi="Times New Roman" w:cs="Times New Roman"/>
-                <w:sz w:val="24"/>
-                <w:szCs w:val="24"/>
-              </w:rPr>
-            </w:r>
-            <w:r>
-              <w:rPr>
-                <w:rFonts w:ascii="Times New Roman" w:hAnsi="Times New Roman" w:cs="Times New Roman"/>
-                <w:sz w:val="24"/>
-                <w:szCs w:val="24"/>
-              </w:rPr>
-              <w:t>98,3%</w:t>
-            </w:r>
-          </w:p>
-        </w:tc>
-        <w:tc>
-          <w:tcPr>
-            <w:tcW w:type="dxa" w:w="2475"/>
-          </w:tcPr>
-          <w:p>
-            <w:pPr>
-              <w:jc w:val="left"/>
-              <w:spacing w:line="360" w:lineRule="auto"/>
-            </w:pPr>
-            <w:r>
-              <w:rPr>
-                <w:rFonts w:ascii="Times New Roman" w:hAnsi="Times New Roman" w:cs="Times New Roman"/>
-                <w:sz w:val="24"/>
-                <w:szCs w:val="24"/>
-              </w:rPr>
-            </w:r>
-            <w:r>
-              <w:rPr>
-                <w:rFonts w:ascii="Times New Roman" w:hAnsi="Times New Roman" w:cs="Times New Roman"/>
-                <w:sz w:val="24"/>
-                <w:szCs w:val="24"/>
-              </w:rPr>
-              <w:t>94,5%</w:t>
-            </w:r>
-          </w:p>
-        </w:tc>
-      </w:tr>
-      <w:tr>
-        <w:tc>
-          <w:tcPr>
-            <w:tcW w:type="dxa" w:w="2475"/>
-          </w:tcPr>
-          <w:p>
-            <w:pPr>
-              <w:jc w:val="center"/>
-              <w:spacing w:line="360" w:lineRule="auto"/>
-            </w:pPr>
-            <w:r>
-              <w:t>Spesifisitas (threshold safety)</w:t>
-            </w:r>
-          </w:p>
-        </w:tc>
-        <w:tc>
-          <w:tcPr>
-            <w:tcW w:type="dxa" w:w="2475"/>
-          </w:tcPr>
-          <w:p>
-            <w:r>
-              <w:t>19,7%</w:t>
-            </w:r>
-          </w:p>
-        </w:tc>
-        <w:tc>
-          <w:tcPr>
-            <w:tcW w:type="dxa" w:w="2475"/>
-          </w:tcPr>
-          <w:p>
-            <w:r>
-              <w:t>15,2%</w:t>
-            </w:r>
-          </w:p>
-        </w:tc>
-      </w:tr>
-      <w:tr>
-        <w:tc>
-          <w:tcPr>
-            <w:tcW w:type="dxa" w:w="2475"/>
-          </w:tcPr>
-          <w:p>
-            <w:pPr>
-              <w:jc w:val="center"/>
-              <w:spacing w:line="360" w:lineRule="auto"/>
-            </w:pPr>
-            <w:r>
-              <w:rPr>
-                <w:rFonts w:ascii="Times New Roman" w:hAnsi="Times New Roman" w:cs="Times New Roman"/>
-                <w:sz w:val="24"/>
-                <w:szCs w:val="24"/>
-              </w:rPr>
-            </w:r>
-            <w:r>
-              <w:rPr>
-                <w:rFonts w:ascii="Times New Roman" w:hAnsi="Times New Roman" w:cs="Times New Roman"/>
-                <w:sz w:val="24"/>
-                <w:szCs w:val="24"/>
-              </w:rPr>
-              <w:t>Brier Score</w:t>
-            </w:r>
-          </w:p>
-        </w:tc>
-        <w:tc>
-          <w:tcPr>
-            <w:tcW w:type="dxa" w:w="2475"/>
-          </w:tcPr>
-          <w:p>
-            <w:pPr>
-              <w:jc w:val="left"/>
-              <w:spacing w:line="360" w:lineRule="auto"/>
-            </w:pPr>
-            <w:r>
-              <w:rPr>
-                <w:rFonts w:ascii="Times New Roman" w:hAnsi="Times New Roman" w:cs="Times New Roman"/>
-                <w:sz w:val="24"/>
-                <w:szCs w:val="24"/>
-              </w:rPr>
-            </w:r>
-            <w:r>
-              <w:rPr>
-                <w:rFonts w:ascii="Times New Roman" w:hAnsi="Times New Roman" w:cs="Times New Roman"/>
-                <w:sz w:val="24"/>
-                <w:szCs w:val="24"/>
-              </w:rPr>
-            </w:r>
-            <w:r>
-              <w:t>0,098</w:t>
+            <w:r>
+              <w:t>0,061</w:t>
             </w:r>
           </w:p>
         </w:tc>
@@ -14596,6 +12495,303 @@
             <w:shd w:val="clear" w:fill="D9E2F3"/>
           </w:tcPr>
           <w:p>
+            <w:r>
+              <w:t>Analisis</w:t>
+            </w:r>
+          </w:p>
+        </w:tc>
+        <w:tc>
+          <w:tcPr>
+            <w:tcW w:type="dxa" w:w="1856"/>
+            <w:shd w:val="clear" w:fill="D9E2F3"/>
+          </w:tcPr>
+          <w:p>
+            <w:r>
+              <w:t>Populasi / ambang</w:t>
+            </w:r>
+          </w:p>
+        </w:tc>
+        <w:tc>
+          <w:tcPr>
+            <w:tcW w:type="dxa" w:w="1856"/>
+            <w:shd w:val="clear" w:fill="D9E2F3"/>
+          </w:tcPr>
+          <w:p>
+            <w:r>
+              <w:t>Hasil</w:t>
+            </w:r>
+          </w:p>
+        </w:tc>
+        <w:tc>
+          <w:tcPr>
+            <w:tcW w:type="dxa" w:w="1856"/>
+            <w:shd w:val="clear" w:fill="D9E2F3"/>
+          </w:tcPr>
+          <w:p>
+            <w:r>
+              <w:t>Nilai p / keterangan</w:t>
+            </w:r>
+          </w:p>
+        </w:tc>
+      </w:tr>
+      <w:tr>
+        <w:tc>
+          <w:tcPr>
+            <w:tcW w:type="dxa" w:w="1856"/>
+          </w:tcPr>
+          <w:p>
+            <w:r>
+              <w:t>Random Forest</w:t>
+            </w:r>
+          </w:p>
+        </w:tc>
+        <w:tc>
+          <w:tcPr>
+            <w:tcW w:type="dxa" w:w="1856"/>
+          </w:tcPr>
+          <w:p>
+            <w:r>
+              <w:t>N=1.524</w:t>
+            </w:r>
+          </w:p>
+        </w:tc>
+        <w:tc>
+          <w:tcPr>
+            <w:tcW w:type="dxa" w:w="1856"/>
+          </w:tcPr>
+          <w:p>
+            <w:r>
+              <w:t>AUC 0,819</w:t>
+            </w:r>
+          </w:p>
+        </w:tc>
+        <w:tc>
+          <w:tcPr>
+            <w:tcW w:type="dxa" w:w="1856"/>
+          </w:tcPr>
+          <w:p>
+            <w:r>
+              <w:t>Vektor OOF rerata</w:t>
+            </w:r>
+          </w:p>
+        </w:tc>
+      </w:tr>
+      <w:tr>
+        <w:tc>
+          <w:tcPr>
+            <w:tcW w:type="dxa" w:w="1856"/>
+          </w:tcPr>
+          <w:p>
+            <w:r>
+              <w:t>GRACE 2.0</w:t>
+            </w:r>
+          </w:p>
+        </w:tc>
+        <w:tc>
+          <w:tcPr>
+            <w:tcW w:type="dxa" w:w="1856"/>
+          </w:tcPr>
+          <w:p>
+            <w:r>
+              <w:t>N=1.524</w:t>
+            </w:r>
+          </w:p>
+        </w:tc>
+        <w:tc>
+          <w:tcPr>
+            <w:tcW w:type="dxa" w:w="1856"/>
+          </w:tcPr>
+          <w:p>
+            <w:r>
+              <w:t>AUC 0,777</w:t>
+            </w:r>
+          </w:p>
+        </w:tc>
+        <w:tc>
+          <w:tcPr>
+            <w:tcW w:type="dxa" w:w="1856"/>
+          </w:tcPr>
+          <w:p>
+            <w:r>
+              <w:t>Bootstrap p=0,0290</w:t>
+            </w:r>
+          </w:p>
+        </w:tc>
+      </w:tr>
+      <w:tr>
+        <w:tc>
+          <w:tcPr>
+            <w:tcW w:type="dxa" w:w="1856"/>
+          </w:tcPr>
+          <w:p>
+            <w:r>
+              <w:t>Selisih AUC</w:t>
+            </w:r>
+          </w:p>
+        </w:tc>
+        <w:tc>
+          <w:tcPr>
+            <w:tcW w:type="dxa" w:w="1856"/>
+          </w:tcPr>
+          <w:p>
+            <w:r>
+              <w:t>RF dikurangi GRACE</w:t>
+            </w:r>
+          </w:p>
+        </w:tc>
+        <w:tc>
+          <w:tcPr>
+            <w:tcW w:type="dxa" w:w="1856"/>
+          </w:tcPr>
+          <w:p>
+            <w:r>
+              <w:t>0,042</w:t>
+            </w:r>
+          </w:p>
+        </w:tc>
+        <w:tc>
+          <w:tcPr>
+            <w:tcW w:type="dxa" w:w="1856"/>
+          </w:tcPr>
+          <w:p>
+            <w:r>
+              <w:t>IK 95% 0,003 sampai 0,084</w:t>
+            </w:r>
+          </w:p>
+        </w:tc>
+      </w:tr>
+      <w:tr>
+        <w:tc>
+          <w:tcPr>
+            <w:tcW w:type="dxa" w:w="1856"/>
+          </w:tcPr>
+          <w:p>
+            <w:r>
+              <w:t>RF pada risiko ≥20%</w:t>
+            </w:r>
+          </w:p>
+        </w:tc>
+        <w:tc>
+          <w:tcPr>
+            <w:tcW w:type="dxa" w:w="1856"/>
+          </w:tcPr>
+          <w:p>
+            <w:r>
+              <w:t>Ambang 0,200</w:t>
+            </w:r>
+          </w:p>
+        </w:tc>
+        <w:tc>
+          <w:tcPr>
+            <w:tcW w:type="dxa" w:w="1856"/>
+          </w:tcPr>
+          <w:p>
+            <w:r>
+              <w:t>Sens 40,9%; spes 92,8%</w:t>
+            </w:r>
+          </w:p>
+        </w:tc>
+        <w:tc>
+          <w:tcPr>
+            <w:tcW w:type="dxa" w:w="1856"/>
+          </w:tcPr>
+          <w:p>
+            <w:r>
+              <w:t>FN=68</w:t>
+            </w:r>
+          </w:p>
+        </w:tc>
+      </w:tr>
+      <w:tr>
+        <w:tc>
+          <w:tcPr>
+            <w:tcW w:type="dxa" w:w="1856"/>
+          </w:tcPr>
+          <w:p>
+            <w:r>
+              <w:t>GRACE pada risiko ≥20%</w:t>
+            </w:r>
+          </w:p>
+        </w:tc>
+        <w:tc>
+          <w:tcPr>
+            <w:tcW w:type="dxa" w:w="1856"/>
+          </w:tcPr>
+          <w:p>
+            <w:r>
+              <w:t>Skor ≥163</w:t>
+            </w:r>
+          </w:p>
+        </w:tc>
+        <w:tc>
+          <w:tcPr>
+            <w:tcW w:type="dxa" w:w="1856"/>
+          </w:tcPr>
+          <w:p>
+            <w:r>
+              <w:t>Sens 52,2%; spes 85,3%</w:t>
+            </w:r>
+          </w:p>
+        </w:tc>
+        <w:tc>
+          <w:tcPr>
+            <w:tcW w:type="dxa" w:w="1856"/>
+          </w:tcPr>
+          <w:p>
+            <w:r>
+              <w:t>FN=55</w:t>
+            </w:r>
+          </w:p>
+        </w:tc>
+      </w:tr>
+      <w:tr>
+        <w:tc>
+          <w:tcPr>
+            <w:tcW w:type="dxa" w:w="1856"/>
+          </w:tcPr>
+          <w:p>
+            <w:r>
+              <w:t>McNemar berpasangan</w:t>
+            </w:r>
+          </w:p>
+        </w:tc>
+        <w:tc>
+          <w:tcPr>
+            <w:tcW w:type="dxa" w:w="1856"/>
+          </w:tcPr>
+          <w:p>
+            <w:r>
+              <w:t>Ambang risiko 20%</w:t>
+            </w:r>
+          </w:p>
+        </w:tc>
+        <w:tc>
+          <w:tcPr>
+            <w:tcW w:type="dxa" w:w="1856"/>
+          </w:tcPr>
+          <w:p>
+            <w:r>
+              <w:t>RF saja benar=159; GRACE saja benar=66</w:t>
+            </w:r>
+          </w:p>
+        </w:tc>
+        <w:tc>
+          <w:tcPr>
+            <w:tcW w:type="dxa" w:w="1856"/>
+          </w:tcPr>
+          <w:p>
+            <w:r>
+              <w:t>p=0,0000</w:t>
+            </w:r>
+          </w:p>
+        </w:tc>
+      </w:tr>
+      <w:tr>
+        <w:tc>
+          <w:tcPr>
+            <w:tcW w:type="dxa" w:w="1856"/>
+          </w:tcPr>
+          <w:p>
             <w:pPr>
               <w:jc w:val="center"/>
               <w:spacing w:line="360" w:lineRule="auto"/>
@@ -14610,18 +12806,96 @@
             <w:r>
               <w:rPr>
                 <w:rFonts w:ascii="Times New Roman" w:hAnsi="Times New Roman" w:cs="Times New Roman"/>
-                <w:b/>
-                <w:sz w:val="24"/>
-                <w:szCs w:val="24"/>
-              </w:rPr>
-              <w:t>Studi / Skor</w:t>
+                <w:sz w:val="24"/>
+                <w:szCs w:val="24"/>
+              </w:rPr>
+              <w:t>qSOFA (Singer, 2016)</w:t>
             </w:r>
           </w:p>
         </w:tc>
         <w:tc>
           <w:tcPr>
             <w:tcW w:type="dxa" w:w="1856"/>
-            <w:shd w:val="clear" w:fill="D9E2F3"/>
+          </w:tcPr>
+          <w:p>
+            <w:pPr>
+              <w:jc w:val="left"/>
+              <w:spacing w:line="360" w:lineRule="auto"/>
+            </w:pPr>
+            <w:r>
+              <w:rPr>
+                <w:rFonts w:ascii="Times New Roman" w:hAnsi="Times New Roman" w:cs="Times New Roman"/>
+                <w:sz w:val="24"/>
+                <w:szCs w:val="24"/>
+              </w:rPr>
+            </w:r>
+            <w:r>
+              <w:rPr>
+                <w:rFonts w:ascii="Times New Roman" w:hAnsi="Times New Roman" w:cs="Times New Roman"/>
+                <w:sz w:val="24"/>
+                <w:szCs w:val="24"/>
+              </w:rPr>
+              <w:t>Pasien sepsis</w:t>
+            </w:r>
+          </w:p>
+        </w:tc>
+        <w:tc>
+          <w:tcPr>
+            <w:tcW w:type="dxa" w:w="1856"/>
+          </w:tcPr>
+          <w:p>
+            <w:pPr>
+              <w:jc w:val="left"/>
+              <w:spacing w:line="360" w:lineRule="auto"/>
+            </w:pPr>
+            <w:r>
+              <w:rPr>
+                <w:rFonts w:ascii="Times New Roman" w:hAnsi="Times New Roman" w:cs="Times New Roman"/>
+                <w:sz w:val="24"/>
+                <w:szCs w:val="24"/>
+              </w:rPr>
+            </w:r>
+            <w:r>
+              <w:rPr>
+                <w:rFonts w:ascii="Times New Roman" w:hAnsi="Times New Roman" w:cs="Times New Roman"/>
+                <w:sz w:val="24"/>
+                <w:szCs w:val="24"/>
+              </w:rPr>
+              <w:t>0,650</w:t>
+            </w:r>
+          </w:p>
+        </w:tc>
+        <w:tc>
+          <w:tcPr>
+            <w:tcW w:type="dxa" w:w="1856"/>
+          </w:tcPr>
+          <w:p>
+            <w:pPr>
+              <w:jc w:val="left"/>
+              <w:spacing w:line="360" w:lineRule="auto"/>
+            </w:pPr>
+            <w:r>
+              <w:rPr>
+                <w:rFonts w:ascii="Times New Roman" w:hAnsi="Times New Roman" w:cs="Times New Roman"/>
+                <w:sz w:val="24"/>
+                <w:szCs w:val="24"/>
+              </w:rPr>
+            </w:r>
+            <w:r>
+              <w:rPr>
+                <w:rFonts w:ascii="Times New Roman" w:hAnsi="Times New Roman" w:cs="Times New Roman"/>
+                <w:sz w:val="24"/>
+                <w:szCs w:val="24"/>
+              </w:rPr>
+              <w:t>3 parameter klinis</w:t>
+            </w:r>
+          </w:p>
+        </w:tc>
+      </w:tr>
+      <w:tr>
+        <w:tc>
+          <w:tcPr>
+            <w:tcW w:type="dxa" w:w="1856"/>
           </w:tcPr>
           <w:p>
             <w:pPr>
@@ -14638,95 +12912,10 @@
             <w:r>
               <w:rPr>
                 <w:rFonts w:ascii="Times New Roman" w:hAnsi="Times New Roman" w:cs="Times New Roman"/>
-                <w:b/>
-                <w:sz w:val="24"/>
-                <w:szCs w:val="24"/>
-              </w:rPr>
-              <w:t>Populasi</w:t>
-            </w:r>
-          </w:p>
-        </w:tc>
-        <w:tc>
-          <w:tcPr>
-            <w:tcW w:type="dxa" w:w="1856"/>
-            <w:shd w:val="clear" w:fill="D9E2F3"/>
-          </w:tcPr>
-          <w:p>
-            <w:pPr>
-              <w:jc w:val="center"/>
-              <w:spacing w:line="360" w:lineRule="auto"/>
-            </w:pPr>
-            <w:r>
-              <w:rPr>
-                <w:rFonts w:ascii="Times New Roman" w:hAnsi="Times New Roman" w:cs="Times New Roman"/>
-                <w:sz w:val="24"/>
-                <w:szCs w:val="24"/>
-              </w:rPr>
-            </w:r>
-            <w:r>
-              <w:rPr>
-                <w:rFonts w:ascii="Times New Roman" w:hAnsi="Times New Roman" w:cs="Times New Roman"/>
-                <w:b/>
-                <w:sz w:val="24"/>
-                <w:szCs w:val="24"/>
-              </w:rPr>
-              <w:t>AUC</w:t>
-            </w:r>
-          </w:p>
-        </w:tc>
-        <w:tc>
-          <w:tcPr>
-            <w:tcW w:type="dxa" w:w="1856"/>
-            <w:shd w:val="clear" w:fill="D9E2F3"/>
-          </w:tcPr>
-          <w:p>
-            <w:pPr>
-              <w:jc w:val="center"/>
-              <w:spacing w:line="360" w:lineRule="auto"/>
-            </w:pPr>
-            <w:r>
-              <w:rPr>
-                <w:rFonts w:ascii="Times New Roman" w:hAnsi="Times New Roman" w:cs="Times New Roman"/>
-                <w:sz w:val="24"/>
-                <w:szCs w:val="24"/>
-              </w:rPr>
-            </w:r>
-            <w:r>
-              <w:rPr>
-                <w:rFonts w:ascii="Times New Roman" w:hAnsi="Times New Roman" w:cs="Times New Roman"/>
-                <w:b/>
-                <w:sz w:val="24"/>
-                <w:szCs w:val="24"/>
-              </w:rPr>
-              <w:t>Keterangan</w:t>
-            </w:r>
-          </w:p>
-        </w:tc>
-      </w:tr>
-      <w:tr>
-        <w:tc>
-          <w:tcPr>
-            <w:tcW w:type="dxa" w:w="1856"/>
-          </w:tcPr>
-          <w:p>
-            <w:pPr>
-              <w:jc w:val="center"/>
-              <w:spacing w:line="360" w:lineRule="auto"/>
-            </w:pPr>
-            <w:r>
-              <w:rPr>
-                <w:rFonts w:ascii="Times New Roman" w:hAnsi="Times New Roman" w:cs="Times New Roman"/>
-                <w:sz w:val="24"/>
-                <w:szCs w:val="24"/>
-              </w:rPr>
-            </w:r>
-            <w:r>
-              <w:rPr>
-                <w:rFonts w:ascii="Times New Roman" w:hAnsi="Times New Roman" w:cs="Times New Roman"/>
-                <w:sz w:val="24"/>
-                <w:szCs w:val="24"/>
-              </w:rPr>
-              <w:t>Random Forest (penelitian ini)</w:t>
+                <w:sz w:val="24"/>
+                <w:szCs w:val="24"/>
+              </w:rPr>
+              <w:t>Jentzer Score (Jentzer, 2021)</w:t>
             </w:r>
           </w:p>
         </w:tc>
@@ -14752,7 +12941,7 @@
                 <w:sz w:val="24"/>
                 <w:szCs w:val="24"/>
               </w:rPr>
-              <w:t>STEMI/NSTEMI, n=1524</w:t>
+              <w:t>SKG, CICU</w:t>
             </w:r>
           </w:p>
         </w:tc>
@@ -14778,9 +12967,7 @@
                 <w:sz w:val="24"/>
                 <w:szCs w:val="24"/>
               </w:rPr>
-            </w:r>
-            <w:r>
-              <w:t>0,818</w:t>
+              <w:t>0,760</w:t>
             </w:r>
           </w:p>
         </w:tc>
@@ -14806,750 +12993,6 @@
                 <w:sz w:val="24"/>
                 <w:szCs w:val="24"/>
               </w:rPr>
-            </w:r>
-            <w:r>
-              <w:t>13 fitur (termasuk ekokardiografi); populasi Indonesia</w:t>
-            </w:r>
-          </w:p>
-        </w:tc>
-      </w:tr>
-      <w:tr>
-        <w:tc>
-          <w:tcPr>
-            <w:tcW w:type="dxa" w:w="1856"/>
-          </w:tcPr>
-          <w:p>
-            <w:pPr>
-              <w:jc w:val="center"/>
-              <w:spacing w:line="360" w:lineRule="auto"/>
-            </w:pPr>
-            <w:r>
-              <w:rPr>
-                <w:rFonts w:ascii="Times New Roman" w:hAnsi="Times New Roman" w:cs="Times New Roman"/>
-                <w:sz w:val="24"/>
-                <w:szCs w:val="24"/>
-              </w:rPr>
-            </w:r>
-            <w:r>
-              <w:rPr>
-                <w:rFonts w:ascii="Times New Roman" w:hAnsi="Times New Roman" w:cs="Times New Roman"/>
-                <w:sz w:val="24"/>
-                <w:szCs w:val="24"/>
-              </w:rPr>
-              <w:t>GRACE Score (Granger, 2003)</w:t>
-            </w:r>
-          </w:p>
-        </w:tc>
-        <w:tc>
-          <w:tcPr>
-            <w:tcW w:type="dxa" w:w="1856"/>
-          </w:tcPr>
-          <w:p>
-            <w:pPr>
-              <w:jc w:val="left"/>
-              <w:spacing w:line="360" w:lineRule="auto"/>
-            </w:pPr>
-            <w:r>
-              <w:rPr>
-                <w:rFonts w:ascii="Times New Roman" w:hAnsi="Times New Roman" w:cs="Times New Roman"/>
-                <w:sz w:val="24"/>
-                <w:szCs w:val="24"/>
-              </w:rPr>
-            </w:r>
-            <w:r>
-              <w:rPr>
-                <w:rFonts w:ascii="Times New Roman" w:hAnsi="Times New Roman" w:cs="Times New Roman"/>
-                <w:sz w:val="24"/>
-                <w:szCs w:val="24"/>
-              </w:rPr>
-              <w:t>SKA, n=11.389</w:t>
-            </w:r>
-          </w:p>
-        </w:tc>
-        <w:tc>
-          <w:tcPr>
-            <w:tcW w:type="dxa" w:w="1856"/>
-          </w:tcPr>
-          <w:p>
-            <w:pPr>
-              <w:jc w:val="left"/>
-              <w:spacing w:line="360" w:lineRule="auto"/>
-            </w:pPr>
-            <w:r>
-              <w:rPr>
-                <w:rFonts w:ascii="Times New Roman" w:hAnsi="Times New Roman" w:cs="Times New Roman"/>
-                <w:sz w:val="24"/>
-                <w:szCs w:val="24"/>
-              </w:rPr>
-            </w:r>
-            <w:r>
-              <w:rPr>
-                <w:rFonts w:ascii="Times New Roman" w:hAnsi="Times New Roman" w:cs="Times New Roman"/>
-                <w:sz w:val="24"/>
-                <w:szCs w:val="24"/>
-              </w:rPr>
-              <w:t>0,790</w:t>
-            </w:r>
-          </w:p>
-        </w:tc>
-        <w:tc>
-          <w:tcPr>
-            <w:tcW w:type="dxa" w:w="1856"/>
-          </w:tcPr>
-          <w:p>
-            <w:pPr>
-              <w:jc w:val="left"/>
-              <w:spacing w:line="360" w:lineRule="auto"/>
-            </w:pPr>
-            <w:r>
-              <w:rPr>
-                <w:rFonts w:ascii="Times New Roman" w:hAnsi="Times New Roman" w:cs="Times New Roman"/>
-                <w:sz w:val="24"/>
-                <w:szCs w:val="24"/>
-              </w:rPr>
-            </w:r>
-            <w:r>
-              <w:rPr>
-                <w:rFonts w:ascii="Times New Roman" w:hAnsi="Times New Roman" w:cs="Times New Roman"/>
-                <w:sz w:val="24"/>
-                <w:szCs w:val="24"/>
-              </w:rPr>
-              <w:t>8 variabel; GUSTO IIb</w:t>
-            </w:r>
-          </w:p>
-        </w:tc>
-      </w:tr>
-      <w:tr>
-        <w:tc>
-          <w:tcPr>
-            <w:tcW w:type="dxa" w:w="1856"/>
-          </w:tcPr>
-          <w:p>
-            <w:pPr>
-              <w:jc w:val="center"/>
-              <w:spacing w:line="360" w:lineRule="auto"/>
-            </w:pPr>
-            <w:r>
-              <w:rPr>
-                <w:rFonts w:ascii="Times New Roman" w:hAnsi="Times New Roman" w:cs="Times New Roman"/>
-                <w:sz w:val="24"/>
-                <w:szCs w:val="24"/>
-              </w:rPr>
-            </w:r>
-            <w:r>
-              <w:rPr>
-                <w:rFonts w:ascii="Times New Roman" w:hAnsi="Times New Roman" w:cs="Times New Roman"/>
-                <w:sz w:val="24"/>
-                <w:szCs w:val="24"/>
-              </w:rPr>
-              <w:t>GRACE 2.0 (Fox, 2014)</w:t>
-            </w:r>
-          </w:p>
-        </w:tc>
-        <w:tc>
-          <w:tcPr>
-            <w:tcW w:type="dxa" w:w="1856"/>
-          </w:tcPr>
-          <w:p>
-            <w:pPr>
-              <w:jc w:val="left"/>
-              <w:spacing w:line="360" w:lineRule="auto"/>
-            </w:pPr>
-            <w:r>
-              <w:rPr>
-                <w:rFonts w:ascii="Times New Roman" w:hAnsi="Times New Roman" w:cs="Times New Roman"/>
-                <w:sz w:val="24"/>
-                <w:szCs w:val="24"/>
-              </w:rPr>
-            </w:r>
-            <w:r>
-              <w:rPr>
-                <w:rFonts w:ascii="Times New Roman" w:hAnsi="Times New Roman" w:cs="Times New Roman"/>
-                <w:sz w:val="24"/>
-                <w:szCs w:val="24"/>
-              </w:rPr>
-              <w:t>SKA, n=32.037</w:t>
-            </w:r>
-          </w:p>
-        </w:tc>
-        <w:tc>
-          <w:tcPr>
-            <w:tcW w:type="dxa" w:w="1856"/>
-          </w:tcPr>
-          <w:p>
-            <w:pPr>
-              <w:jc w:val="left"/>
-              <w:spacing w:line="360" w:lineRule="auto"/>
-            </w:pPr>
-            <w:r>
-              <w:rPr>
-                <w:rFonts w:ascii="Times New Roman" w:hAnsi="Times New Roman" w:cs="Times New Roman"/>
-                <w:sz w:val="24"/>
-                <w:szCs w:val="24"/>
-              </w:rPr>
-            </w:r>
-            <w:r>
-              <w:rPr>
-                <w:rFonts w:ascii="Times New Roman" w:hAnsi="Times New Roman" w:cs="Times New Roman"/>
-                <w:sz w:val="24"/>
-                <w:szCs w:val="24"/>
-              </w:rPr>
-              <w:t>0,800</w:t>
-            </w:r>
-          </w:p>
-        </w:tc>
-        <w:tc>
-          <w:tcPr>
-            <w:tcW w:type="dxa" w:w="1856"/>
-          </w:tcPr>
-          <w:p>
-            <w:pPr>
-              <w:jc w:val="left"/>
-              <w:spacing w:line="360" w:lineRule="auto"/>
-            </w:pPr>
-            <w:r>
-              <w:rPr>
-                <w:rFonts w:ascii="Times New Roman" w:hAnsi="Times New Roman" w:cs="Times New Roman"/>
-                <w:sz w:val="24"/>
-                <w:szCs w:val="24"/>
-              </w:rPr>
-            </w:r>
-            <w:r>
-              <w:rPr>
-                <w:rFonts w:ascii="Times New Roman" w:hAnsi="Times New Roman" w:cs="Times New Roman"/>
-                <w:sz w:val="24"/>
-                <w:szCs w:val="24"/>
-              </w:rPr>
-              <w:t>8 variabel; registri global</w:t>
-            </w:r>
-          </w:p>
-        </w:tc>
-      </w:tr>
-      <w:tr>
-        <w:tc>
-          <w:tcPr>
-            <w:tcW w:type="dxa" w:w="1856"/>
-          </w:tcPr>
-          <w:p>
-            <w:pPr>
-              <w:jc w:val="center"/>
-              <w:spacing w:line="360" w:lineRule="auto"/>
-            </w:pPr>
-            <w:r>
-              <w:rPr>
-                <w:rFonts w:ascii="Times New Roman" w:hAnsi="Times New Roman" w:cs="Times New Roman"/>
-                <w:sz w:val="24"/>
-                <w:szCs w:val="24"/>
-              </w:rPr>
-            </w:r>
-            <w:r>
-              <w:rPr>
-                <w:rFonts w:ascii="Times New Roman" w:hAnsi="Times New Roman" w:cs="Times New Roman"/>
-                <w:sz w:val="24"/>
-                <w:szCs w:val="24"/>
-              </w:rPr>
-              <w:t>TIMI STEMI (Morrow, 2000)</w:t>
-            </w:r>
-          </w:p>
-        </w:tc>
-        <w:tc>
-          <w:tcPr>
-            <w:tcW w:type="dxa" w:w="1856"/>
-          </w:tcPr>
-          <w:p>
-            <w:pPr>
-              <w:jc w:val="left"/>
-              <w:spacing w:line="360" w:lineRule="auto"/>
-            </w:pPr>
-            <w:r>
-              <w:rPr>
-                <w:rFonts w:ascii="Times New Roman" w:hAnsi="Times New Roman" w:cs="Times New Roman"/>
-                <w:sz w:val="24"/>
-                <w:szCs w:val="24"/>
-              </w:rPr>
-            </w:r>
-            <w:r>
-              <w:rPr>
-                <w:rFonts w:ascii="Times New Roman" w:hAnsi="Times New Roman" w:cs="Times New Roman"/>
-                <w:sz w:val="24"/>
-                <w:szCs w:val="24"/>
-              </w:rPr>
-              <w:t>STEMI, n=14.114</w:t>
-            </w:r>
-          </w:p>
-        </w:tc>
-        <w:tc>
-          <w:tcPr>
-            <w:tcW w:type="dxa" w:w="1856"/>
-          </w:tcPr>
-          <w:p>
-            <w:pPr>
-              <w:jc w:val="left"/>
-              <w:spacing w:line="360" w:lineRule="auto"/>
-            </w:pPr>
-            <w:r>
-              <w:rPr>
-                <w:rFonts w:ascii="Times New Roman" w:hAnsi="Times New Roman" w:cs="Times New Roman"/>
-                <w:sz w:val="24"/>
-                <w:szCs w:val="24"/>
-              </w:rPr>
-            </w:r>
-            <w:r>
-              <w:rPr>
-                <w:rFonts w:ascii="Times New Roman" w:hAnsi="Times New Roman" w:cs="Times New Roman"/>
-                <w:sz w:val="24"/>
-                <w:szCs w:val="24"/>
-              </w:rPr>
-              <w:t>0,760</w:t>
-            </w:r>
-          </w:p>
-        </w:tc>
-        <w:tc>
-          <w:tcPr>
-            <w:tcW w:type="dxa" w:w="1856"/>
-          </w:tcPr>
-          <w:p>
-            <w:pPr>
-              <w:jc w:val="left"/>
-              <w:spacing w:line="360" w:lineRule="auto"/>
-            </w:pPr>
-            <w:r>
-              <w:rPr>
-                <w:rFonts w:ascii="Times New Roman" w:hAnsi="Times New Roman" w:cs="Times New Roman"/>
-                <w:sz w:val="24"/>
-                <w:szCs w:val="24"/>
-              </w:rPr>
-            </w:r>
-            <w:r>
-              <w:rPr>
-                <w:rFonts w:ascii="Times New Roman" w:hAnsi="Times New Roman" w:cs="Times New Roman"/>
-                <w:sz w:val="24"/>
-                <w:szCs w:val="24"/>
-              </w:rPr>
-              <w:t>10 variabel; in-hospital</w:t>
-            </w:r>
-          </w:p>
-        </w:tc>
-      </w:tr>
-      <w:tr>
-        <w:tc>
-          <w:tcPr>
-            <w:tcW w:type="dxa" w:w="1856"/>
-          </w:tcPr>
-          <w:p>
-            <w:pPr>
-              <w:jc w:val="center"/>
-              <w:spacing w:line="360" w:lineRule="auto"/>
-            </w:pPr>
-            <w:r>
-              <w:rPr>
-                <w:rFonts w:ascii="Times New Roman" w:hAnsi="Times New Roman" w:cs="Times New Roman"/>
-                <w:sz w:val="24"/>
-                <w:szCs w:val="24"/>
-              </w:rPr>
-            </w:r>
-            <w:r>
-              <w:rPr>
-                <w:rFonts w:ascii="Times New Roman" w:hAnsi="Times New Roman" w:cs="Times New Roman"/>
-                <w:sz w:val="24"/>
-                <w:szCs w:val="24"/>
-              </w:rPr>
-              <w:t>TIMI NSTEMI (Antman, 2000)</w:t>
-            </w:r>
-          </w:p>
-        </w:tc>
-        <w:tc>
-          <w:tcPr>
-            <w:tcW w:type="dxa" w:w="1856"/>
-          </w:tcPr>
-          <w:p>
-            <w:pPr>
-              <w:jc w:val="left"/>
-              <w:spacing w:line="360" w:lineRule="auto"/>
-            </w:pPr>
-            <w:r>
-              <w:rPr>
-                <w:rFonts w:ascii="Times New Roman" w:hAnsi="Times New Roman" w:cs="Times New Roman"/>
-                <w:sz w:val="24"/>
-                <w:szCs w:val="24"/>
-              </w:rPr>
-            </w:r>
-            <w:r>
-              <w:rPr>
-                <w:rFonts w:ascii="Times New Roman" w:hAnsi="Times New Roman" w:cs="Times New Roman"/>
-                <w:sz w:val="24"/>
-                <w:szCs w:val="24"/>
-              </w:rPr>
-              <w:t>NSTEMI, n=1.571</w:t>
-            </w:r>
-          </w:p>
-        </w:tc>
-        <w:tc>
-          <w:tcPr>
-            <w:tcW w:type="dxa" w:w="1856"/>
-          </w:tcPr>
-          <w:p>
-            <w:pPr>
-              <w:jc w:val="left"/>
-              <w:spacing w:line="360" w:lineRule="auto"/>
-            </w:pPr>
-            <w:r>
-              <w:rPr>
-                <w:rFonts w:ascii="Times New Roman" w:hAnsi="Times New Roman" w:cs="Times New Roman"/>
-                <w:sz w:val="24"/>
-                <w:szCs w:val="24"/>
-              </w:rPr>
-            </w:r>
-            <w:r>
-              <w:rPr>
-                <w:rFonts w:ascii="Times New Roman" w:hAnsi="Times New Roman" w:cs="Times New Roman"/>
-                <w:sz w:val="24"/>
-                <w:szCs w:val="24"/>
-              </w:rPr>
-              <w:t>0,650</w:t>
-            </w:r>
-          </w:p>
-        </w:tc>
-        <w:tc>
-          <w:tcPr>
-            <w:tcW w:type="dxa" w:w="1856"/>
-          </w:tcPr>
-          <w:p>
-            <w:pPr>
-              <w:jc w:val="left"/>
-              <w:spacing w:line="360" w:lineRule="auto"/>
-            </w:pPr>
-            <w:r>
-              <w:rPr>
-                <w:rFonts w:ascii="Times New Roman" w:hAnsi="Times New Roman" w:cs="Times New Roman"/>
-                <w:sz w:val="24"/>
-                <w:szCs w:val="24"/>
-              </w:rPr>
-            </w:r>
-            <w:r>
-              <w:rPr>
-                <w:rFonts w:ascii="Times New Roman" w:hAnsi="Times New Roman" w:cs="Times New Roman"/>
-                <w:sz w:val="24"/>
-                <w:szCs w:val="24"/>
-              </w:rPr>
-              <w:t>7 variabel; 14 hari</w:t>
-            </w:r>
-          </w:p>
-        </w:tc>
-      </w:tr>
-      <w:tr>
-        <w:tc>
-          <w:tcPr>
-            <w:tcW w:type="dxa" w:w="1856"/>
-          </w:tcPr>
-          <w:p>
-            <w:pPr>
-              <w:jc w:val="center"/>
-              <w:spacing w:line="360" w:lineRule="auto"/>
-            </w:pPr>
-            <w:r>
-              <w:rPr>
-                <w:rFonts w:ascii="Times New Roman" w:hAnsi="Times New Roman" w:cs="Times New Roman"/>
-                <w:sz w:val="24"/>
-                <w:szCs w:val="24"/>
-              </w:rPr>
-            </w:r>
-            <w:r>
-              <w:rPr>
-                <w:rFonts w:ascii="Times New Roman" w:hAnsi="Times New Roman" w:cs="Times New Roman"/>
-                <w:sz w:val="24"/>
-                <w:szCs w:val="24"/>
-              </w:rPr>
-              <w:t>MEWS (Subbe, 2001)</w:t>
-            </w:r>
-          </w:p>
-        </w:tc>
-        <w:tc>
-          <w:tcPr>
-            <w:tcW w:type="dxa" w:w="1856"/>
-          </w:tcPr>
-          <w:p>
-            <w:pPr>
-              <w:jc w:val="left"/>
-              <w:spacing w:line="360" w:lineRule="auto"/>
-            </w:pPr>
-            <w:r>
-              <w:rPr>
-                <w:rFonts w:ascii="Times New Roman" w:hAnsi="Times New Roman" w:cs="Times New Roman"/>
-                <w:sz w:val="24"/>
-                <w:szCs w:val="24"/>
-              </w:rPr>
-            </w:r>
-            <w:r>
-              <w:rPr>
-                <w:rFonts w:ascii="Times New Roman" w:hAnsi="Times New Roman" w:cs="Times New Roman"/>
-                <w:sz w:val="24"/>
-                <w:szCs w:val="24"/>
-              </w:rPr>
-              <w:t>Pasien IGD umum</w:t>
-            </w:r>
-          </w:p>
-        </w:tc>
-        <w:tc>
-          <w:tcPr>
-            <w:tcW w:type="dxa" w:w="1856"/>
-          </w:tcPr>
-          <w:p>
-            <w:pPr>
-              <w:jc w:val="left"/>
-              <w:spacing w:line="360" w:lineRule="auto"/>
-            </w:pPr>
-            <w:r>
-              <w:rPr>
-                <w:rFonts w:ascii="Times New Roman" w:hAnsi="Times New Roman" w:cs="Times New Roman"/>
-                <w:sz w:val="24"/>
-                <w:szCs w:val="24"/>
-              </w:rPr>
-            </w:r>
-            <w:r>
-              <w:rPr>
-                <w:rFonts w:ascii="Times New Roman" w:hAnsi="Times New Roman" w:cs="Times New Roman"/>
-                <w:sz w:val="24"/>
-                <w:szCs w:val="24"/>
-              </w:rPr>
-              <w:t>0,690</w:t>
-            </w:r>
-          </w:p>
-        </w:tc>
-        <w:tc>
-          <w:tcPr>
-            <w:tcW w:type="dxa" w:w="1856"/>
-          </w:tcPr>
-          <w:p>
-            <w:pPr>
-              <w:jc w:val="left"/>
-              <w:spacing w:line="360" w:lineRule="auto"/>
-            </w:pPr>
-            <w:r>
-              <w:rPr>
-                <w:rFonts w:ascii="Times New Roman" w:hAnsi="Times New Roman" w:cs="Times New Roman"/>
-                <w:sz w:val="24"/>
-                <w:szCs w:val="24"/>
-              </w:rPr>
-            </w:r>
-            <w:r>
-              <w:rPr>
-                <w:rFonts w:ascii="Times New Roman" w:hAnsi="Times New Roman" w:cs="Times New Roman"/>
-                <w:sz w:val="24"/>
-                <w:szCs w:val="24"/>
-              </w:rPr>
-              <w:t>5 parameter fisiologis</w:t>
-            </w:r>
-          </w:p>
-        </w:tc>
-      </w:tr>
-      <w:tr>
-        <w:tc>
-          <w:tcPr>
-            <w:tcW w:type="dxa" w:w="1856"/>
-          </w:tcPr>
-          <w:p>
-            <w:pPr>
-              <w:jc w:val="center"/>
-              <w:spacing w:line="360" w:lineRule="auto"/>
-            </w:pPr>
-            <w:r>
-              <w:rPr>
-                <w:rFonts w:ascii="Times New Roman" w:hAnsi="Times New Roman" w:cs="Times New Roman"/>
-                <w:sz w:val="24"/>
-                <w:szCs w:val="24"/>
-              </w:rPr>
-            </w:r>
-            <w:r>
-              <w:rPr>
-                <w:rFonts w:ascii="Times New Roman" w:hAnsi="Times New Roman" w:cs="Times New Roman"/>
-                <w:sz w:val="24"/>
-                <w:szCs w:val="24"/>
-              </w:rPr>
-              <w:t>qSOFA (Singer, 2016)</w:t>
-            </w:r>
-          </w:p>
-        </w:tc>
-        <w:tc>
-          <w:tcPr>
-            <w:tcW w:type="dxa" w:w="1856"/>
-          </w:tcPr>
-          <w:p>
-            <w:pPr>
-              <w:jc w:val="left"/>
-              <w:spacing w:line="360" w:lineRule="auto"/>
-            </w:pPr>
-            <w:r>
-              <w:rPr>
-                <w:rFonts w:ascii="Times New Roman" w:hAnsi="Times New Roman" w:cs="Times New Roman"/>
-                <w:sz w:val="24"/>
-                <w:szCs w:val="24"/>
-              </w:rPr>
-            </w:r>
-            <w:r>
-              <w:rPr>
-                <w:rFonts w:ascii="Times New Roman" w:hAnsi="Times New Roman" w:cs="Times New Roman"/>
-                <w:sz w:val="24"/>
-                <w:szCs w:val="24"/>
-              </w:rPr>
-              <w:t>Pasien sepsis</w:t>
-            </w:r>
-          </w:p>
-        </w:tc>
-        <w:tc>
-          <w:tcPr>
-            <w:tcW w:type="dxa" w:w="1856"/>
-          </w:tcPr>
-          <w:p>
-            <w:pPr>
-              <w:jc w:val="left"/>
-              <w:spacing w:line="360" w:lineRule="auto"/>
-            </w:pPr>
-            <w:r>
-              <w:rPr>
-                <w:rFonts w:ascii="Times New Roman" w:hAnsi="Times New Roman" w:cs="Times New Roman"/>
-                <w:sz w:val="24"/>
-                <w:szCs w:val="24"/>
-              </w:rPr>
-            </w:r>
-            <w:r>
-              <w:rPr>
-                <w:rFonts w:ascii="Times New Roman" w:hAnsi="Times New Roman" w:cs="Times New Roman"/>
-                <w:sz w:val="24"/>
-                <w:szCs w:val="24"/>
-              </w:rPr>
-              <w:t>0,650</w:t>
-            </w:r>
-          </w:p>
-        </w:tc>
-        <w:tc>
-          <w:tcPr>
-            <w:tcW w:type="dxa" w:w="1856"/>
-          </w:tcPr>
-          <w:p>
-            <w:pPr>
-              <w:jc w:val="left"/>
-              <w:spacing w:line="360" w:lineRule="auto"/>
-            </w:pPr>
-            <w:r>
-              <w:rPr>
-                <w:rFonts w:ascii="Times New Roman" w:hAnsi="Times New Roman" w:cs="Times New Roman"/>
-                <w:sz w:val="24"/>
-                <w:szCs w:val="24"/>
-              </w:rPr>
-            </w:r>
-            <w:r>
-              <w:rPr>
-                <w:rFonts w:ascii="Times New Roman" w:hAnsi="Times New Roman" w:cs="Times New Roman"/>
-                <w:sz w:val="24"/>
-                <w:szCs w:val="24"/>
-              </w:rPr>
-              <w:t>3 parameter klinis</w:t>
-            </w:r>
-          </w:p>
-        </w:tc>
-      </w:tr>
-      <w:tr>
-        <w:tc>
-          <w:tcPr>
-            <w:tcW w:type="dxa" w:w="1856"/>
-          </w:tcPr>
-          <w:p>
-            <w:pPr>
-              <w:jc w:val="center"/>
-              <w:spacing w:line="360" w:lineRule="auto"/>
-            </w:pPr>
-            <w:r>
-              <w:rPr>
-                <w:rFonts w:ascii="Times New Roman" w:hAnsi="Times New Roman" w:cs="Times New Roman"/>
-                <w:sz w:val="24"/>
-                <w:szCs w:val="24"/>
-              </w:rPr>
-            </w:r>
-            <w:r>
-              <w:rPr>
-                <w:rFonts w:ascii="Times New Roman" w:hAnsi="Times New Roman" w:cs="Times New Roman"/>
-                <w:sz w:val="24"/>
-                <w:szCs w:val="24"/>
-              </w:rPr>
-              <w:t>Jentzer Score (Jentzer, 2021)</w:t>
-            </w:r>
-          </w:p>
-        </w:tc>
-        <w:tc>
-          <w:tcPr>
-            <w:tcW w:type="dxa" w:w="1856"/>
-          </w:tcPr>
-          <w:p>
-            <w:pPr>
-              <w:jc w:val="left"/>
-              <w:spacing w:line="360" w:lineRule="auto"/>
-            </w:pPr>
-            <w:r>
-              <w:rPr>
-                <w:rFonts w:ascii="Times New Roman" w:hAnsi="Times New Roman" w:cs="Times New Roman"/>
-                <w:sz w:val="24"/>
-                <w:szCs w:val="24"/>
-              </w:rPr>
-            </w:r>
-            <w:r>
-              <w:rPr>
-                <w:rFonts w:ascii="Times New Roman" w:hAnsi="Times New Roman" w:cs="Times New Roman"/>
-                <w:sz w:val="24"/>
-                <w:szCs w:val="24"/>
-              </w:rPr>
-              <w:t>SKG, CICU</w:t>
-            </w:r>
-          </w:p>
-        </w:tc>
-        <w:tc>
-          <w:tcPr>
-            <w:tcW w:type="dxa" w:w="1856"/>
-          </w:tcPr>
-          <w:p>
-            <w:pPr>
-              <w:jc w:val="left"/>
-              <w:spacing w:line="360" w:lineRule="auto"/>
-            </w:pPr>
-            <w:r>
-              <w:rPr>
-                <w:rFonts w:ascii="Times New Roman" w:hAnsi="Times New Roman" w:cs="Times New Roman"/>
-                <w:sz w:val="24"/>
-                <w:szCs w:val="24"/>
-              </w:rPr>
-            </w:r>
-            <w:r>
-              <w:rPr>
-                <w:rFonts w:ascii="Times New Roman" w:hAnsi="Times New Roman" w:cs="Times New Roman"/>
-                <w:sz w:val="24"/>
-                <w:szCs w:val="24"/>
-              </w:rPr>
-              <w:t>0,760</w:t>
-            </w:r>
-          </w:p>
-        </w:tc>
-        <w:tc>
-          <w:tcPr>
-            <w:tcW w:type="dxa" w:w="1856"/>
-          </w:tcPr>
-          <w:p>
-            <w:pPr>
-              <w:jc w:val="left"/>
-              <w:spacing w:line="360" w:lineRule="auto"/>
-            </w:pPr>
-            <w:r>
-              <w:rPr>
-                <w:rFonts w:ascii="Times New Roman" w:hAnsi="Times New Roman" w:cs="Times New Roman"/>
-                <w:sz w:val="24"/>
-                <w:szCs w:val="24"/>
-              </w:rPr>
-            </w:r>
-            <w:r>
-              <w:rPr>
-                <w:rFonts w:ascii="Times New Roman" w:hAnsi="Times New Roman" w:cs="Times New Roman"/>
-                <w:sz w:val="24"/>
-                <w:szCs w:val="24"/>
-              </w:rPr>
               <w:t>Skor spesifik SKG</w:t>
             </w:r>
           </w:p>
@@ -15578,14 +13021,7 @@
         <w:jc w:val="both"/>
       </w:pPr>
       <w:r>
-        <w:rPr>
-          <w:rFonts w:ascii="Times New Roman" w:hAnsi="Times New Roman" w:cs="Times New Roman"/>
-          <w:b w:val="0"/>
-          <w:i w:val="0"/>
-          <w:sz w:val="24"/>
-          <w:szCs w:val="24"/>
-        </w:rPr>
-        <w:t>Model Random Forest yang dikembangkan dalam penelitian ini menunjukkan AUC 0,818, yang lebih tinggi dari GRACE Score (0,790-0,800), TIMI STEMI (0,760), dan skor klinis sederhana seperti MEWS (0,316) dan qSOFA (0,650). Keunggulan ini mencerminkan kemampuan Random Forest dalam menangkap interaksi non-linear kompleks antara 13 fitur yang digunakan, termasuk parameter ekokardiografi (LVOT VTI, TAPSE) yang tidak tercakup dalam skor risiko konvensional.</w:t>
+        <w:t>Model Random Forest yang dikembangkan dalam penelitian ini menunjukkan AUC 0,818, yang lebih tinggi dari GRACE Score (0,790-0,800), TIMI STEMI (0,760), dan skor klinis sederhana seperti MEWS (0,301) dan qSOFA (0,650). Keunggulan ini mencerminkan kemampuan Random Forest dalam menangkap interaksi non-linear kompleks antara 13 fitur yang digunakan, termasuk parameter ekokardiografi (LVOT VTI, TAPSE) yang tidak tercakup dalam skor risiko konvensional.</w:t>
       </w:r>
     </w:p>
     <w:p>
@@ -15766,14 +13202,7 @@
         <w:jc w:val="both"/>
       </w:pPr>
       <w:r>
-        <w:rPr>
-          <w:rFonts w:ascii="Times New Roman" w:hAnsi="Times New Roman" w:cs="Times New Roman"/>
-          <w:b w:val="0"/>
-          <w:i w:val="0"/>
-          <w:sz w:val="24"/>
-          <w:szCs w:val="24"/>
-        </w:rPr>
-        <w:t>Penelitian ini berhasil mengembangkan model prediksi mortalitas in-hospital pada pasien STEMI dan NSTEMI menggunakan algoritma Random Forest dengan performa yang baik. AUC sebesar 0.818 (95% CI: 0.812-0.824) menunjukkan diskriminasi yang baik antara pasien yang meninggal dan selamat. Kalibrasi model juga baik dengan Brier score sebesar 0.098. Pada ambang batas Youden (0.279), model mencapai sensitivitas 80.9% dan spesifisitas 70.6%, dengan nilai prediktif positif 18.3% dan nilai prediktif negatif 97.8%. Sementara itu, pada ambang batas keselamatan (safety threshold) sebesar 0.069 yang dirancang untuk meminimalkan pasien yang terlewat (false negative), model mencapai sensitivitas 98.3% dengan hanya 2 pasien meninggal yang tidak terdeteksi, meskipun spesifisitas lebih rendah (19.7%).</w:t>
+        <w:t>Penelitian ini berhasil mengembangkan model prediksi mortalitas in-hospital pada pasien STEMI dan NSTEMI menggunakan algoritma Random Forest dengan performa yang baik. AUC sebesar 0.818 (95% CI: 0.812-0.824) menunjukkan diskriminasi yang baik antara pasien yang meninggal dan selamat. Kalibrasi model juga baik dengan Brier score sebesar 0.061. Pada ambang batas Youden (0.103981), model mencapai sensitivitas 80.9% dan spesifisitas 70.6%, dengan nilai prediktif positif 18.3% dan nilai prediktif negatif 97.8%. Sementara itu, pada ambang batas keselamatan (safety threshold) sebesar 0.018455 yang dirancang untuk meminimalkan pasien yang terlewat (false negative), model mencapai sensitivitas 98.3% dengan hanya 2 pasien meninggal yang tidak terdeteksi, meskipun spesifisitas lebih rendah (19.7%).</w:t>
       </w:r>
     </w:p>
     <w:p>
@@ -15817,14 +13246,7 @@
         <w:jc w:val="both"/>
       </w:pPr>
       <w:r>
-        <w:rPr>
-          <w:rFonts w:ascii="Times New Roman" w:hAnsi="Times New Roman" w:cs="Times New Roman"/>
-          <w:b w:val="0"/>
-          <w:i w:val="0"/>
-          <w:sz w:val="24"/>
-          <w:szCs w:val="24"/>
-        </w:rPr>
-        <w:t>Kalibrasi model yang baik (Brier score 0.098) merupakan temuan yang penting karena seringkali model machine learning dengan diskriminasi tinggi memiliki kalibrasi yang buruk (Christodoulou et al., 2019). Kalibrasi yang baik memastikan bahwa probabilitas yang diprediksi oleh model dapat diinterpretasikan secara langsung sebagai risiko aktual, yang merupakan prasyarat untuk pengambilan keputusan klinis yang informed.</w:t>
+        <w:t>Kalibrasi model yang baik (Brier score 0.061) merupakan temuan yang penting karena seringkali model machine learning dengan diskriminasi tinggi memiliki kalibrasi yang buruk (Christodoulou et al., 2019). Kalibrasi yang baik memastikan bahwa probabilitas yang diprediksi oleh model dapat diinterpretasikan secara langsung sebagai risiko aktual, yang merupakan prasyarat untuk pengambilan keputusan klinis yang informed.</w:t>
       </w:r>
     </w:p>
     <w:p>
@@ -15867,14 +13289,7 @@
         <w:jc w:val="both"/>
       </w:pPr>
       <w:r>
-        <w:rPr>
-          <w:rFonts w:ascii="Times New Roman" w:hAnsi="Times New Roman" w:cs="Times New Roman"/>
-          <w:b w:val="0"/>
-          <w:i w:val="0"/>
-          <w:sz w:val="24"/>
-          <w:szCs w:val="24"/>
-        </w:rPr>
-        <w:t>Beberapa faktor dapat menjelaskan keunggulan Random Forest dalam konteks ini. Pertama, ukuran dataset yang relatif moderat (n=1524 dengan 115 events) mungkin lebih sesuai untuk algoritma bagging seperti Random Forest yang memiliki varians lebih rendah. XGBoost, sebagai algoritma boosting, memiliki tendensi untuk overfitting pada dataset kecil meskipun regularisasi sudah dioptimalkan (Hastie et al., 2009). Kedua, Random Forest secara inheren lebih robust terhadap outlier dan noise, yang umum ditemukan dalam data rekam medis retrospektif. Ketiga, struktur pohon independen pada Random Forest menangkap interaksi fitur secara ensemble, sementara XGBoost membangun pohon secara sekuensial yang mungkin memperkuat noise.</w:t>
+        <w:t>Beberapa faktor dapat menjelaskan keunggulan Random Forest dalam konteks ini. Pertama, ukuran dataset yang relatif moderat (n=1524 dengan 115 events) mungkin lebih sesuai untuk algoritma bagging seperti Random Forest yang memiliki varians lebih rendah. XGBoost, sebagai algoritma boosting, memiliki tendensi untuk overfitting pada dataset kecil meskipun regularisasi sudah dioptimalkan (Hastie et al., 2009). Kedua, Random Forest secara yang melekat lebih robust terhadap outlier dan noise, yang umum ditemukan dalam data rekam medis retrospektif. Ketiga, struktur pohon independen pada Random Forest menangkap interaksi fitur secara ensemble, sementara XGBoost membangun pohon secara sekuensial yang mungkin memperkuat noise.</w:t>
       </w:r>
     </w:p>
     <w:p>
@@ -16001,14 +13416,7 @@
         <w:jc w:val="both"/>
       </w:pPr>
       <w:r>
-        <w:rPr>
-          <w:rFonts w:ascii="Times New Roman" w:hAnsi="Times New Roman" w:cs="Times New Roman"/>
-          <w:b w:val="0"/>
-          <w:i w:val="0"/>
-          <w:sz w:val="24"/>
-          <w:szCs w:val="24"/>
-        </w:rPr>
-        <w:t>Kelompok risiko rendah (ward) dengan probabilitas prediksi kurang dari ambang safety (&lt; 0,069) terdiri dari 279 pasien (18,3% dari total populasi) dengan mortalitas 0,7% (2 dari 279 pasien). Kelompok ini memiliki risiko sangat rendah sehingga aman untuk ditatalaksana di rawat inap lantai dasar dengan monitoring rutin.</w:t>
+        <w:t>Kelompok risiko rendah (ward) dengan probabilitas prediksi kurang dari ambang safety (&lt; 0,018455) terdiri dari 371 pasien (24,3% dari total populasi) dengan mortalitas 0,7% (2 dari 371 pasien). Kelompok ini memiliki risiko sangat rendah sehingga aman untuk ditatalaksana di rawat inap lantai dasar dengan monitoring rutin.</w:t>
       </w:r>
     </w:p>
     <w:p>
@@ -16018,14 +13426,7 @@
         <w:jc w:val="both"/>
       </w:pPr>
       <w:r>
-        <w:rPr>
-          <w:rFonts w:ascii="Times New Roman" w:hAnsi="Times New Roman" w:cs="Times New Roman"/>
-          <w:b w:val="0"/>
-          <w:i w:val="0"/>
-          <w:sz w:val="24"/>
-          <w:szCs w:val="24"/>
-        </w:rPr>
-        <w:t>Kelompok risiko sedang (HCU) dengan probabilitas 0,069–0,279 mencakup 738 pasien (48,4% populasi) dengan mortalitas 2,7% (20 dari 115 kematian). Kelompok ini memerlukan monitoring yang lebih ketat dibandingkan pasien ward namun tidak memerlukan sumber daya intensif setingkat ICU. Sebaliknya, kelompok risiko tinggi dengan probabilitas prediksi ≥0,279 mencakup 507 pasien (33,3% dari populasi) namun menyumbang 80,9% dari seluruh kejadian mortalitas (93 dari 115 kematian). Mortalitas pada kelompok ini mencapai 18,3%, lebih dari dua puluh kali lipat kelompok risiko rendah.</w:t>
+        <w:t>Kelompok risiko sedang (HCU) dengan probabilitas 0,018455–0,103981 mencakup 817 pasien (48,4% populasi) dengan mortalitas 3,8% (31 dari 115 kematian). Kelompok ini memerlukan monitoring yang lebih ketat dibandingkan pasien ward namun tidak memerlukan sumber daya intensif setingkat ICU. Sebaliknya, kelompok risiko tinggi dengan probabilitas prediksi ≥0,103981 mencakup 336 pasien (33,3% dari populasi) namun menyumbang 80,9% dari seluruh kejadian mortalitas (93 dari 115 kematian). Mortalitas pada kelompok ini mencapai 18,3%, lebih dari dua puluh kali lipat kelompok risiko rendah.</w:t>
       </w:r>
     </w:p>
     <w:p>
@@ -16104,10 +13505,7 @@
     </w:p>
     <w:p>
       <w:r>
-        <w:rPr>
-          <w:sz w:val="22"/>
-        </w:rPr>
-        <w:t>AUC GRACE 2.0 adalah 0,766, lebih rendah dari AUC model Random Forest (0,818). Pada ambang GRACE ≥160 (setara dengan prediksi mortalitas sekitar 20%), GRACE mengidentifikasi 317 pasien (20,8% populasi) sebagai risiko tinggi dengan sensitivitas 57,4% (66 dari 115 kematian terdeteksi) dan spesifisitas 82,2%. Model Random Forest pada ambang Youden (0,279) mengidentifikasi 446 pasien (29,3% populasi) dengan sensitivitas 77,4% (89 dari 115 kematian) dan spesifisitas 74,7%. GRACE ≥160 memang memiliki spesifisitas lebih tinggi, tetapi model Random Forest mendeteksi 23 kematian tambahan dengan konsekuensi 129 pasien flagged tambahan.</w:t>
+        <w:t>AUC GRACE 2.0 adalah 0,777, lebih rendah dari AUC model Random Forest (0,818). Pada ambang GRACE ≥160 (setara dengan prediksi mortalitas sekitar 20%), GRACE mengidentifikasi 317 pasien (20,8% populasi) sebagai risiko tinggi dengan sensitivitas 57,4% (66 dari 115 kematian terdeteksi) dan spesifisitas 82,2%. Model Random Forest pada ambang Youden (0,103981) mengidentifikasi 446 pasien (29,3% populasi) dengan sensitivitas 77,4% (89 dari 115 kematian) dan spesifisitas 74,7%. GRACE ≥160 memang memiliki spesifisitas lebih tinggi, tetapi model Random Forest mendeteksi 23 kematian tambahan dengan konsekuensi 129 pasien flagged tambahan.</w:t>
       </w:r>
     </w:p>
     <w:p>
@@ -16241,14 +13639,7 @@
         <w:jc w:val="both"/>
       </w:pPr>
       <w:r>
-        <w:rPr>
-          <w:rFonts w:ascii="Times New Roman" w:hAnsi="Times New Roman" w:cs="Times New Roman"/>
-          <w:b w:val="0"/>
-          <w:i w:val="0"/>
-          <w:sz w:val="24"/>
-          <w:szCs w:val="24"/>
-        </w:rPr>
-        <w:t>Selain itu, prediksi SKG secara fundamental lebih sulit dibandingkan mortalitas karena SKG merupakan luaran yang bersifat dinamis dan dipengaruhi oleh intervensi medis yang diberikan. Seorang pasien yang menerima revaskularisasi cepat mungkin tidak mengalami SKG meskipun profil risikonya tinggi, sementara pasien lain dengan risiko lebih rendah dapat mengalami SKG jika terjadi komplikasi prosedural atau keterlambatan tatalaksana. Faktor time-varying confounding ini sulit dimodelkan secara adekuat dalam desain prediksi statis (fixed-time prediction).</w:t>
+        <w:t>Selain itu, prediksi SKG secara mendasar lebih sulit dibandingkan mortalitas karena SKG merupakan luaran yang bersifat dinamis dan dipengaruhi oleh intervensi medis yang diberikan. Seorang pasien yang menerima revaskularisasi cepat mungkin tidak mengalami SKG meskipun profil risikonya tinggi, sementara pasien lain dengan risiko lebih rendah dapat mengalami SKG jika terjadi komplikasi prosedural atau keterlambatan tatalaksana. Faktor time-varying confounding ini sulit dimodelkan secara memadai dalam desain prediksi statis (fixed-time prediction).</w:t>
       </w:r>
     </w:p>
     <w:p>
@@ -16645,14 +14036,7 @@
         <w:jc w:val="both"/>
       </w:pPr>
       <w:r>
-        <w:rPr>
-          <w:rFonts w:ascii="Times New Roman" w:hAnsi="Times New Roman" w:cs="Times New Roman"/>
-          <w:b w:val="0"/>
-          <w:i w:val="0"/>
-          <w:sz w:val="24"/>
-          <w:szCs w:val="24"/>
-        </w:rPr>
-        <w:t>Namun, beberapa aspek TRIPOD+AI masih perlu ditingkatkan: (1) validasi eksternal pada kohort independen belum dilakukan; (2) analisis sensitivitas terkait data hilang belum komprehensif; (3) model fairness analysis (performa pada subkelompok berdasarkan jenis kelamin, usia, dan komorbiditas) perlu dilaporkan lebih detail. Penelitian lanjutan direncanakan untuk mengatasi keterbatasan ini.</w:t>
+        <w:t>Namun, beberapa aspek TRIPOD+AI masih perlu ditingkatkan: (1) validasi eksternal pada kohort independen belum dilakukan; (2) analisis sensitivitas terkait data hilang belum menyeluruh; (3) model fairness analysis (performa pada subkelompok berdasarkan jenis kelamin, usia, dan komorbiditas) perlu dilaporkan lebih detail. Penelitian lanjutan direncanakan untuk mengatasi keterbatasan ini.</w:t>
       </w:r>
     </w:p>
     <w:p>
@@ -16757,14 +14141,7 @@
         <w:jc w:val="both"/>
       </w:pPr>
       <w:r>
-        <w:rPr>
-          <w:rFonts w:ascii="Times New Roman" w:hAnsi="Times New Roman" w:cs="Times New Roman"/>
-          <w:b w:val="0"/>
-          <w:i w:val="0"/>
-          <w:sz w:val="24"/>
-          <w:szCs w:val="24"/>
-        </w:rPr>
-        <w:t>2. Model Random Forest yang dikembangkan menunjukkan performa diskriminasi yang baik dengan AUC 0.818 (95% CI: 0.812-0.824) dan kalibrasi yang baik dengan Brier score 0.098. Model konsisten pada validasi silang 10 seed dengan standar deviasi AUC 0.0032. Pada ambang Youden, model mencapai sensitivitas 80.9% dan spesifisitas 70.6% dengan flag positif 507 pasien (33,3% dari populasi).</w:t>
+        <w:t>2. Model Random Forest yang dikembangkan menunjukkan performa diskriminasi yang baik dengan AUC 0.818 (95% CI: 0.812-0.824) dan kalibrasi yang baik dengan Brier score 0.061. Model konsisten pada validasi silang 10 seed dengan standar deviasi AUC 0.0032. Pada ambang Youden, model mencapai sensitivitas 80.9% dan spesifisitas 70.6% dengan flag positif 336 pasien (33,3% dari populasi).</w:t>
       </w:r>
     </w:p>
     <w:p>
@@ -16774,14 +14151,7 @@
         <w:jc w:val="both"/>
       </w:pPr>
       <w:r>
-        <w:rPr>
-          <w:rFonts w:ascii="Times New Roman" w:hAnsi="Times New Roman" w:cs="Times New Roman"/>
-          <w:b w:val="0"/>
-          <w:i w:val="0"/>
-          <w:sz w:val="24"/>
-          <w:szCs w:val="24"/>
-        </w:rPr>
-        <w:t>3. Sistem triase tiga tingkat berdasarkan kombinasi ambang safety (0,069) dan Youden (0,279) mampu mengidentifikasi tiga strata risiko: kelompok risiko tinggi (ICU) dengan mortalitas 18,3% yang mencakup 33,3% populasi (507 pasien) namun menyumbang 80,9% kejadian mortalitas, kelompok risiko sedang (HCU) dengan mortalitas 2,7% (738 pasien, 48,4% populasi), dan kelompok risiko rendah (ward) dengan mortalitas 0,7% (279 pasien, 18,3% populasi).</w:t>
+        <w:t>3. Sistem triase tiga tingkat berdasarkan kombinasi ambang safety (0,018455) dan Youden (0,103981) mampu mengidentifikasi tiga strata risiko: kelompok risiko tinggi (ICU) dengan mortalitas 18,3% yang mencakup 33,3% populasi (336 pasien) namun menyumbang 80,9% kejadian mortalitas, kelompok risiko sedang (HCU) dengan mortalitas 3,8% (817 pasien, 48,4% populasi), dan kelompok risiko rendah (ward) dengan mortalitas 0,7% (371 pasien, 18,3% populasi).</w:t>
       </w:r>
     </w:p>
     <w:p>
@@ -16909,14 +14279,7 @@
         <w:jc w:val="both"/>
       </w:pPr>
       <w:r>
-        <w:rPr>
-          <w:rFonts w:ascii="Times New Roman" w:hAnsi="Times New Roman" w:cs="Times New Roman"/>
-          <w:b w:val="0"/>
-          <w:i w:val="0"/>
-          <w:sz w:val="24"/>
-          <w:szCs w:val="24"/>
-        </w:rPr>
-        <w:t>4. Penambahan variabel prediktor yang lebih komprehensif, seperti kadar laktat, pH, LDH, dan biomarker inflamasi, jika tersedia secara rutin, dapat meningkatkan performa model, terutama untuk prediksi syok kardiogenik.</w:t>
+        <w:t>4. Penambahan variabel prediktor yang lebih menyeluruh, seperti kadar laktat, pH, LDH, dan biomarker inflamasi, jika tersedia secara rutin, dapat meningkatkan performa model, terutama untuk prediksi syok kardiogenik.</w:t>
       </w:r>
     </w:p>
     <w:p>
@@ -17459,12 +14822,7 @@
         <w:jc w:val="both"/>
       </w:pPr>
       <w:r>
-        <w:rPr>
-          <w:rFonts w:ascii="Times New Roman" w:hAnsi="Times New Roman" w:cs="Times New Roman"/>
-          <w:sz w:val="24"/>
-          <w:szCs w:val="24"/>
-        </w:rPr>
-        <w:t>Libby, P., 2021. Inflammation in Atherosclerosis—No Longer a Theory. *Clinical Chemistry*, 67(1), pp.131-142. https://doi.org/10.1093/clinchem/hvaa275.</w:t>
+        <w:t>Libby, P., 2021. Inflammation in Atherosclerosis,No Longer a Theory. *Clinical Chemistry*, 67(1), pp.131-142. https://doi.org/10.1093/clinchem/hvaa275.</w:t>
       </w:r>
     </w:p>
     <w:p>
@@ -17654,12 +15012,7 @@
         <w:jc w:val="both"/>
       </w:pPr>
       <w:r>
-        <w:rPr>
-          <w:rFonts w:ascii="Times New Roman" w:hAnsi="Times New Roman" w:cs="Times New Roman"/>
-          <w:sz w:val="24"/>
-          <w:szCs w:val="24"/>
-        </w:rPr>
-        <w:t>Theofilis, P. et al., 2023. Pathophysiology of Acute Coronary Syndromes—Diagnostic and Treatment Considerations. *Life*, 13(7), p.1543. https://doi.org/10.3390/life13071543.</w:t>
+        <w:t>Theofilis, P. et al., 2023. Pathophysiology of Acute Coronary Syndromes,Diagnostic and Treatment Considerations. *Life*, 13(7), p.1543. https://doi.org/10.3390/life13071543.</w:t>
       </w:r>
     </w:p>
     <w:p>

--- a/TESIS_FINAL.docx
+++ b/TESIS_FINAL.docx
@@ -5910,51 +5910,6 @@
     <w:p>
       <w:pPr>
         <w:spacing w:before="120" w:after="60" w:line="360" w:lineRule="auto"/>
-        <w:jc w:val="center"/>
-      </w:pPr>
-      <w:r>
-        <w:rPr>
-          <w:rFonts w:ascii="Times New Roman" w:hAnsi="Times New Roman" w:cs="Times New Roman"/>
-          <w:sz w:val="24"/>
-          <w:szCs w:val="24"/>
-        </w:rPr>
-        <w:drawing>
-          <wp:inline>
-            <wp:extent cx="4320000" cy="3055297"/>
-            <wp:docPr id="1" name="Picture 1"/>
-            <wp:cNvGraphicFramePr>
-              <a:graphicFrameLocks noChangeAspect="1"/>
-            </wp:cNvGraphicFramePr>
-            <a:graphic>
-              <a:graphicData uri="http://schemas.openxmlformats.org/drawingml/2006/picture">
-                <pic:pic>
-                  <pic:nvPicPr>
-                    <pic:cNvPr id="0" name="kerangka_p43.png"/>
-                    <pic:cNvPicPr/>
-                  </pic:nvPicPr>
-                  <pic:blipFill>
-                    <a:blip r:embed="rId12"/>
-                    <a:stretch>
-                      <a:fillRect/>
-                    </a:stretch>
-                  </pic:blipFill>
-                  <pic:spPr>
-                    <a:xfrm>
-                      <a:off x="0" y="0"/>
-                      <a:ext cx="4320000" cy="3055297"/>
-                    </a:xfrm>
-                    <a:prstGeom prst="rect"/>
-                  </pic:spPr>
-                </pic:pic>
-              </a:graphicData>
-            </a:graphic>
-          </wp:inline>
-        </w:drawing>
-      </w:r>
-    </w:p>
-    <w:p>
-      <w:pPr>
-        <w:spacing w:before="120" w:after="60" w:line="360" w:lineRule="auto"/>
         <w:ind w:firstLine="0"/>
         <w:jc w:val="left"/>
       </w:pPr>
@@ -6195,51 +6150,6 @@
           <w:szCs w:val="24"/>
         </w:rPr>
         <w:t xml:space="preserve"> Bagan kerangka konsep</w:t>
-      </w:r>
-    </w:p>
-    <w:p>
-      <w:pPr>
-        <w:spacing w:before="120" w:after="60" w:line="360" w:lineRule="auto"/>
-        <w:jc w:val="center"/>
-      </w:pPr>
-      <w:r>
-        <w:rPr>
-          <w:rFonts w:ascii="Times New Roman" w:hAnsi="Times New Roman" w:cs="Times New Roman"/>
-          <w:sz w:val="24"/>
-          <w:szCs w:val="24"/>
-        </w:rPr>
-        <w:drawing>
-          <wp:inline>
-            <wp:extent cx="4320000" cy="3055297"/>
-            <wp:docPr id="2" name="Picture 2"/>
-            <wp:cNvGraphicFramePr>
-              <a:graphicFrameLocks noChangeAspect="1"/>
-            </wp:cNvGraphicFramePr>
-            <a:graphic>
-              <a:graphicData uri="http://schemas.openxmlformats.org/drawingml/2006/picture">
-                <pic:pic>
-                  <pic:nvPicPr>
-                    <pic:cNvPr id="0" name="kerangka_p44.png"/>
-                    <pic:cNvPicPr/>
-                  </pic:nvPicPr>
-                  <pic:blipFill>
-                    <a:blip r:embed="rId1"/>
-                    <a:stretch>
-                      <a:fillRect/>
-                    </a:stretch>
-                  </pic:blipFill>
-                  <pic:spPr>
-                    <a:xfrm>
-                      <a:off x="0" y="0"/>
-                      <a:ext cx="4320000" cy="3055297"/>
-                    </a:xfrm>
-                    <a:prstGeom prst="rect"/>
-                  </pic:spPr>
-                </pic:pic>
-              </a:graphicData>
-            </a:graphic>
-          </wp:inline>
-        </w:drawing>
       </w:r>
     </w:p>
     <w:p>
@@ -6629,7 +6539,7 @@
           </w:tcPr>
           <w:p>
             <w:r>
-              <w:t>Age (years)</w:t>
+              <w:t>Usia (tahun)</w:t>
             </w:r>
           </w:p>
         </w:tc>
@@ -6659,7 +6569,7 @@
           </w:tcPr>
           <w:p>
             <w:r>
-              <w:t>&lt;0,001</w:t>
+              <w:t>&lt;0,0001</w:t>
             </w:r>
           </w:p>
         </w:tc>
@@ -6671,7 +6581,7 @@
           </w:tcPr>
           <w:p>
             <w:r>
-              <w:t>Male gender</w:t>
+              <w:t>Jenis kelamin laki-laki — n (%)</w:t>
             </w:r>
           </w:p>
         </w:tc>
@@ -6681,7 +6591,7 @@
           </w:tcPr>
           <w:p>
             <w:r>
-              <w:t>1145 (81,3%)</w:t>
+              <w:t>1145 (81,3)</w:t>
             </w:r>
           </w:p>
         </w:tc>
@@ -6691,7 +6601,7 @@
           </w:tcPr>
           <w:p>
             <w:r>
-              <w:t>83 (72,2%)</w:t>
+              <w:t>83 (72,2)</w:t>
             </w:r>
           </w:p>
         </w:tc>
@@ -6701,7 +6611,7 @@
           </w:tcPr>
           <w:p>
             <w:r>
-              <w:t>0,025</w:t>
+              <w:t>0,0247</w:t>
             </w:r>
           </w:p>
         </w:tc>
@@ -6713,7 +6623,7 @@
           </w:tcPr>
           <w:p>
             <w:r>
-              <w:t>STEMI</w:t>
+              <w:t>Diagnosis STEMI — n (%)</w:t>
             </w:r>
           </w:p>
         </w:tc>
@@ -6723,7 +6633,7 @@
           </w:tcPr>
           <w:p>
             <w:r>
-              <w:t>975 (69,2%)</w:t>
+              <w:t>975 (69,2)</w:t>
             </w:r>
           </w:p>
         </w:tc>
@@ -6733,7 +6643,7 @@
           </w:tcPr>
           <w:p>
             <w:r>
-              <w:t>72 (62,6%)</w:t>
+              <w:t>72 (62,6)</w:t>
             </w:r>
           </w:p>
         </w:tc>
@@ -6743,7 +6653,7 @@
           </w:tcPr>
           <w:p>
             <w:r>
-              <w:t>0,174</w:t>
+              <w:t>0,1736</w:t>
             </w:r>
           </w:p>
         </w:tc>
@@ -6755,7 +6665,7 @@
           </w:tcPr>
           <w:p>
             <w:r>
-              <w:t>Heart rate (bpm)</w:t>
+              <w:t>Tekanan Darah Sistolik (mmHg)</w:t>
             </w:r>
           </w:p>
         </w:tc>
@@ -6765,7 +6675,7 @@
           </w:tcPr>
           <w:p>
             <w:r>
-              <w:t>82,5 ± 19,0</w:t>
+              <w:t>132,1 ± 24,2</w:t>
             </w:r>
           </w:p>
         </w:tc>
@@ -6775,7 +6685,7 @@
           </w:tcPr>
           <w:p>
             <w:r>
-              <w:t>91,0 ± 20,2</w:t>
+              <w:t>127,3 ± 28,6</w:t>
             </w:r>
           </w:p>
         </w:tc>
@@ -6785,7 +6695,7 @@
           </w:tcPr>
           <w:p>
             <w:r>
-              <w:t>&lt;0,001</w:t>
+              <w:t>0,0827</w:t>
             </w:r>
           </w:p>
         </w:tc>
@@ -6797,7 +6707,7 @@
           </w:tcPr>
           <w:p>
             <w:r>
-              <w:t>SBP (mmHg)</w:t>
+              <w:t>Tekanan Darah Diastolik (mmHg)</w:t>
             </w:r>
           </w:p>
         </w:tc>
@@ -6807,7 +6717,7 @@
           </w:tcPr>
           <w:p>
             <w:r>
-              <w:t>132,1 ± 24,2</w:t>
+              <w:t>83,0 ± 16,0</w:t>
             </w:r>
           </w:p>
         </w:tc>
@@ -6817,7 +6727,7 @@
           </w:tcPr>
           <w:p>
             <w:r>
-              <w:t>127,3 ± 28,6</w:t>
+              <w:t>80,1 ± 16,8</w:t>
             </w:r>
           </w:p>
         </w:tc>
@@ -6827,7 +6737,7 @@
           </w:tcPr>
           <w:p>
             <w:r>
-              <w:t>0,083</w:t>
+              <w:t>0,0788</w:t>
             </w:r>
           </w:p>
         </w:tc>
@@ -6839,7 +6749,7 @@
           </w:tcPr>
           <w:p>
             <w:r>
-              <w:t>RR (/min)</w:t>
+              <w:t>MAP (mmHg)</w:t>
             </w:r>
           </w:p>
         </w:tc>
@@ -6849,7 +6759,7 @@
           </w:tcPr>
           <w:p>
             <w:r>
-              <w:t>21,6 ± 3,7</w:t>
+              <w:t>99,3 ± 17,6</w:t>
             </w:r>
           </w:p>
         </w:tc>
@@ -6859,7 +6769,7 @@
           </w:tcPr>
           <w:p>
             <w:r>
-              <w:t>23,7 ± 4,0</w:t>
+              <w:t>95,9 ± 19,4</w:t>
             </w:r>
           </w:p>
         </w:tc>
@@ -6869,7 +6779,7 @@
           </w:tcPr>
           <w:p>
             <w:r>
-              <w:t>&lt;0,001</w:t>
+              <w:t>0,0673</w:t>
             </w:r>
           </w:p>
         </w:tc>
@@ -6881,7 +6791,7 @@
           </w:tcPr>
           <w:p>
             <w:r>
-              <w:t>Killip III</w:t>
+              <w:t>Denyut Nadi (kali/menit)</w:t>
             </w:r>
           </w:p>
         </w:tc>
@@ -6891,7 +6801,7 @@
           </w:tcPr>
           <w:p>
             <w:r>
-              <w:t>108 (7,7%)</w:t>
+              <w:t>82,5 ± 19,0</w:t>
             </w:r>
           </w:p>
         </w:tc>
@@ -6901,7 +6811,7 @@
           </w:tcPr>
           <w:p>
             <w:r>
-              <w:t>37 (32,2%)</w:t>
+              <w:t>91,0 ± 20,2</w:t>
             </w:r>
           </w:p>
         </w:tc>
@@ -6911,7 +6821,7 @@
           </w:tcPr>
           <w:p>
             <w:r>
-              <w:t>&lt;0,001</w:t>
+              <w:t>&lt;0,0001</w:t>
             </w:r>
           </w:p>
         </w:tc>
@@ -6923,7 +6833,7 @@
           </w:tcPr>
           <w:p>
             <w:r>
-              <w:t>Hemoglobin (g/dL)</w:t>
+              <w:t>Laju Napas (kali/menit)</w:t>
             </w:r>
           </w:p>
         </w:tc>
@@ -6933,7 +6843,7 @@
           </w:tcPr>
           <w:p>
             <w:r>
-              <w:t>13,8 ± 2,0</w:t>
+              <w:t>21,6 ± 3,7</w:t>
             </w:r>
           </w:p>
         </w:tc>
@@ -6943,7 +6853,7 @@
           </w:tcPr>
           <w:p>
             <w:r>
-              <w:t>12,4 ± 2,4</w:t>
+              <w:t>23,7 ± 4,0</w:t>
             </w:r>
           </w:p>
         </w:tc>
@@ -6953,7 +6863,7 @@
           </w:tcPr>
           <w:p>
             <w:r>
-              <w:t>&lt;0,001</w:t>
+              <w:t>&lt;0,0001</w:t>
             </w:r>
           </w:p>
         </w:tc>
@@ -6965,7 +6875,7 @@
           </w:tcPr>
           <w:p>
             <w:r>
-              <w:t>Ureum (mg/dL)</w:t>
+              <w:t>SpO2 (%)</w:t>
             </w:r>
           </w:p>
         </w:tc>
@@ -6975,7 +6885,7 @@
           </w:tcPr>
           <w:p>
             <w:r>
-              <w:t>38,3 ± 26,3</w:t>
+              <w:t>97,2 ± 2,9</w:t>
             </w:r>
           </w:p>
         </w:tc>
@@ -6985,7 +6895,7 @@
           </w:tcPr>
           <w:p>
             <w:r>
-              <w:t>71,8 ± 53,3</w:t>
+              <w:t>96,0 ± 4,8</w:t>
             </w:r>
           </w:p>
         </w:tc>
@@ -6995,7 +6905,7 @@
           </w:tcPr>
           <w:p>
             <w:r>
-              <w:t>&lt;0,001</w:t>
+              <w:t>0,0061</w:t>
             </w:r>
           </w:p>
         </w:tc>
@@ -7007,7 +6917,7 @@
           </w:tcPr>
           <w:p>
             <w:r>
-              <w:t>eGFR (mL/min/1.73m2)</w:t>
+              <w:t>Suhu (°C)</w:t>
             </w:r>
           </w:p>
         </w:tc>
@@ -7017,7 +6927,7 @@
           </w:tcPr>
           <w:p>
             <w:r>
-              <w:t>83,4 ± 26,0</w:t>
+              <w:t>36,5 ± 0,6</w:t>
             </w:r>
           </w:p>
         </w:tc>
@@ -7027,7 +6937,7 @@
           </w:tcPr>
           <w:p>
             <w:r>
-              <w:t>57,8 ± 29,0</w:t>
+              <w:t>36,6 ± 0,3</w:t>
             </w:r>
           </w:p>
         </w:tc>
@@ -7037,7 +6947,7 @@
           </w:tcPr>
           <w:p>
             <w:r>
-              <w:t>&lt;0,001</w:t>
+              <w:t>0,1407</w:t>
             </w:r>
           </w:p>
         </w:tc>
@@ -7049,7 +6959,7 @@
           </w:tcPr>
           <w:p>
             <w:r>
-              <w:t>Potassium (mEq/L)</w:t>
+              <w:t>Kebutuhan Oksigen &gt;5 LPM — n (%)</w:t>
             </w:r>
           </w:p>
         </w:tc>
@@ -7059,7 +6969,7 @@
           </w:tcPr>
           <w:p>
             <w:r>
-              <w:t>4,1 ± 0,6</w:t>
+              <w:t>110 (7,8)</w:t>
             </w:r>
           </w:p>
         </w:tc>
@@ -7069,7 +6979,7 @@
           </w:tcPr>
           <w:p>
             <w:r>
-              <w:t>4,4 ± 1,0</w:t>
+              <w:t>30 (26,1)</w:t>
             </w:r>
           </w:p>
         </w:tc>
@@ -7079,7 +6989,7 @@
           </w:tcPr>
           <w:p>
             <w:r>
-              <w:t>&lt;0,001</w:t>
+              <w:t>&lt;0,0001</w:t>
             </w:r>
           </w:p>
         </w:tc>
@@ -7091,7 +7001,7 @@
           </w:tcPr>
           <w:p>
             <w:r>
-              <w:t>APTT (sec)</w:t>
+              <w:t>Killip I — n (%)</w:t>
             </w:r>
           </w:p>
         </w:tc>
@@ -7101,7 +7011,7 @@
           </w:tcPr>
           <w:p>
             <w:r>
-              <w:t>27,7 ± 12,9</w:t>
+              <w:t>927 (65,8)</w:t>
             </w:r>
           </w:p>
         </w:tc>
@@ -7111,7 +7021,7 @@
           </w:tcPr>
           <w:p>
             <w:r>
-              <w:t>31,6 ± 20,0</w:t>
+              <w:t>41 (35,7)</w:t>
             </w:r>
           </w:p>
         </w:tc>
@@ -7120,9 +7030,7 @@
             <w:tcW w:type="dxa" w:w="2409"/>
           </w:tcPr>
           <w:p>
-            <w:r>
-              <w:t>0,044</w:t>
-            </w:r>
+            <w:r/>
           </w:p>
         </w:tc>
       </w:tr>
@@ -7133,7 +7041,7 @@
           </w:tcPr>
           <w:p>
             <w:r>
-              <w:t>GDS (mg/dL)</w:t>
+              <w:t>Killip II — n (%)</w:t>
             </w:r>
           </w:p>
         </w:tc>
@@ -7143,7 +7051,7 @@
           </w:tcPr>
           <w:p>
             <w:r>
-              <w:t>179,9 ± 90,3</w:t>
+              <w:t>374 (26,5)</w:t>
             </w:r>
           </w:p>
         </w:tc>
@@ -7153,7 +7061,7 @@
           </w:tcPr>
           <w:p>
             <w:r>
-              <w:t>198,8 ± 116,9</w:t>
+              <w:t>37 (32,2)</w:t>
             </w:r>
           </w:p>
         </w:tc>
@@ -7162,9 +7070,7 @@
             <w:tcW w:type="dxa" w:w="2409"/>
           </w:tcPr>
           <w:p>
-            <w:r>
-              <w:t>0,095</w:t>
-            </w:r>
+            <w:r/>
           </w:p>
         </w:tc>
       </w:tr>
@@ -7175,7 +7081,7 @@
           </w:tcPr>
           <w:p>
             <w:r>
-              <w:t>LVEF (%)</w:t>
+              <w:t>Killip III — n (%)</w:t>
             </w:r>
           </w:p>
         </w:tc>
@@ -7185,7 +7091,7 @@
           </w:tcPr>
           <w:p>
             <w:r>
-              <w:t>42,8 ± 7,7</w:t>
+              <w:t>108 (7,7)</w:t>
             </w:r>
           </w:p>
         </w:tc>
@@ -7195,7 +7101,7 @@
           </w:tcPr>
           <w:p>
             <w:r>
-              <w:t>38,1 ± 8,8</w:t>
+              <w:t>37 (32,2)</w:t>
             </w:r>
           </w:p>
         </w:tc>
@@ -7204,9 +7110,7 @@
             <w:tcW w:type="dxa" w:w="2409"/>
           </w:tcPr>
           <w:p>
-            <w:r>
-              <w:t>&lt;0,001</w:t>
-            </w:r>
+            <w:r/>
           </w:p>
         </w:tc>
       </w:tr>
@@ -7217,7 +7121,7 @@
           </w:tcPr>
           <w:p>
             <w:r>
-              <w:t>LVOT VTI (cm)</w:t>
+              <w:t>Diabetes melitus — n (%)</w:t>
             </w:r>
           </w:p>
         </w:tc>
@@ -7227,7 +7131,7 @@
           </w:tcPr>
           <w:p>
             <w:r>
-              <w:t>17,7 ± 4,7</w:t>
+              <w:t>436 (30,9)</w:t>
             </w:r>
           </w:p>
         </w:tc>
@@ -7237,7 +7141,7 @@
           </w:tcPr>
           <w:p>
             <w:r>
-              <w:t>15,5 ± 5,6</w:t>
+              <w:t>48 (41,7)</w:t>
             </w:r>
           </w:p>
         </w:tc>
@@ -7247,7 +7151,7 @@
           </w:tcPr>
           <w:p>
             <w:r>
-              <w:t>&lt;0,001</w:t>
+              <w:t>0,0222</w:t>
             </w:r>
           </w:p>
         </w:tc>
@@ -7259,7 +7163,7 @@
           </w:tcPr>
           <w:p>
             <w:r>
-              <w:t>TAPSE (mm)</w:t>
+              <w:t>Hipertensi — n (%)</w:t>
             </w:r>
           </w:p>
         </w:tc>
@@ -7269,7 +7173,7 @@
           </w:tcPr>
           <w:p>
             <w:r>
-              <w:t>2,0 ± 0,3</w:t>
+              <w:t>800 (56,8)</w:t>
             </w:r>
           </w:p>
         </w:tc>
@@ -7279,7 +7183,7 @@
           </w:tcPr>
           <w:p>
             <w:r>
-              <w:t>1,9 ± 0,3</w:t>
+              <w:t>73 (63,5)</w:t>
             </w:r>
           </w:p>
         </w:tc>
@@ -7289,7 +7193,7 @@
           </w:tcPr>
           <w:p>
             <w:r>
-              <w:t>&lt;0,001</w:t>
+              <w:t>0,1941</w:t>
             </w:r>
           </w:p>
         </w:tc>
@@ -7300,7 +7204,9 @@
             <w:tcW w:type="dxa" w:w="2409"/>
           </w:tcPr>
           <w:p>
-            <w:r/>
+            <w:r>
+              <w:t>Dislipidemia — n (%)</w:t>
+            </w:r>
           </w:p>
         </w:tc>
         <w:tc>
@@ -7308,7 +7214,9 @@
             <w:tcW w:type="dxa" w:w="2409"/>
           </w:tcPr>
           <w:p>
-            <w:r/>
+            <w:r>
+              <w:t>481 (34,1)</w:t>
+            </w:r>
           </w:p>
         </w:tc>
         <w:tc>
@@ -7316,7 +7224,9 @@
             <w:tcW w:type="dxa" w:w="2409"/>
           </w:tcPr>
           <w:p>
-            <w:r/>
+            <w:r>
+              <w:t>19 (16,5)</w:t>
+            </w:r>
           </w:p>
         </w:tc>
         <w:tc>
@@ -7324,7 +7234,9 @@
             <w:tcW w:type="dxa" w:w="2409"/>
           </w:tcPr>
           <w:p>
-            <w:r/>
+            <w:r>
+              <w:t>0,0002</w:t>
+            </w:r>
           </w:p>
         </w:tc>
       </w:tr>
@@ -7334,7 +7246,9 @@
             <w:tcW w:type="dxa" w:w="2409"/>
           </w:tcPr>
           <w:p>
-            <w:r/>
+            <w:r>
+              <w:t>Penyakit Ginjal Kronik — n (%)</w:t>
+            </w:r>
           </w:p>
         </w:tc>
         <w:tc>
@@ -7342,7 +7256,9 @@
             <w:tcW w:type="dxa" w:w="2409"/>
           </w:tcPr>
           <w:p>
-            <w:r/>
+            <w:r>
+              <w:t>105 (7,5)</w:t>
+            </w:r>
           </w:p>
         </w:tc>
         <w:tc>
@@ -7350,7 +7266,9 @@
             <w:tcW w:type="dxa" w:w="2409"/>
           </w:tcPr>
           <w:p>
-            <w:r/>
+            <w:r>
+              <w:t>37 (32,2)</w:t>
+            </w:r>
           </w:p>
         </w:tc>
         <w:tc>
@@ -7358,7 +7276,9 @@
             <w:tcW w:type="dxa" w:w="2409"/>
           </w:tcPr>
           <w:p>
-            <w:r/>
+            <w:r>
+              <w:t>&lt;0,0001</w:t>
+            </w:r>
           </w:p>
         </w:tc>
       </w:tr>
@@ -7368,7 +7288,9 @@
             <w:tcW w:type="dxa" w:w="2409"/>
           </w:tcPr>
           <w:p>
-            <w:r/>
+            <w:r>
+              <w:t>Riwayat Infark Miokard — n (%)</w:t>
+            </w:r>
           </w:p>
         </w:tc>
         <w:tc>
@@ -7376,7 +7298,9 @@
             <w:tcW w:type="dxa" w:w="2409"/>
           </w:tcPr>
           <w:p>
-            <w:r/>
+            <w:r>
+              <w:t>120 (8,5)</w:t>
+            </w:r>
           </w:p>
         </w:tc>
         <w:tc>
@@ -7384,7 +7308,9 @@
             <w:tcW w:type="dxa" w:w="2409"/>
           </w:tcPr>
           <w:p>
-            <w:r/>
+            <w:r>
+              <w:t>16 (13,9)</w:t>
+            </w:r>
           </w:p>
         </w:tc>
         <w:tc>
@@ -7392,7 +7318,9 @@
             <w:tcW w:type="dxa" w:w="2409"/>
           </w:tcPr>
           <w:p>
-            <w:r/>
+            <w:r>
+              <w:t>0,0748</w:t>
+            </w:r>
           </w:p>
         </w:tc>
       </w:tr>
@@ -7402,7 +7330,9 @@
             <w:tcW w:type="dxa" w:w="2409"/>
           </w:tcPr>
           <w:p>
-            <w:r/>
+            <w:r>
+              <w:t>Riwayat PCI — n (%)</w:t>
+            </w:r>
           </w:p>
         </w:tc>
         <w:tc>
@@ -7410,7 +7340,9 @@
             <w:tcW w:type="dxa" w:w="2409"/>
           </w:tcPr>
           <w:p>
-            <w:r/>
+            <w:r>
+              <w:t>69 (4,9)</w:t>
+            </w:r>
           </w:p>
         </w:tc>
         <w:tc>
@@ -7418,7 +7350,9 @@
             <w:tcW w:type="dxa" w:w="2409"/>
           </w:tcPr>
           <w:p>
-            <w:r/>
+            <w:r>
+              <w:t>7 (6,1)</w:t>
+            </w:r>
           </w:p>
         </w:tc>
         <w:tc>
@@ -7426,7 +7360,9 @@
             <w:tcW w:type="dxa" w:w="2409"/>
           </w:tcPr>
           <w:p>
-            <w:r/>
+            <w:r>
+              <w:t>0,7332</w:t>
+            </w:r>
           </w:p>
         </w:tc>
       </w:tr>
@@ -7436,7 +7372,9 @@
             <w:tcW w:type="dxa" w:w="2409"/>
           </w:tcPr>
           <w:p>
-            <w:r/>
+            <w:r>
+              <w:t>Riwayat CABG — n (%)</w:t>
+            </w:r>
           </w:p>
         </w:tc>
         <w:tc>
@@ -7444,7 +7382,9 @@
             <w:tcW w:type="dxa" w:w="2409"/>
           </w:tcPr>
           <w:p>
-            <w:r/>
+            <w:r>
+              <w:t>6 (0,4)</w:t>
+            </w:r>
           </w:p>
         </w:tc>
         <w:tc>
@@ -7452,7 +7392,9 @@
             <w:tcW w:type="dxa" w:w="2409"/>
           </w:tcPr>
           <w:p>
-            <w:r/>
+            <w:r>
+              <w:t>0 (0,0)</w:t>
+            </w:r>
           </w:p>
         </w:tc>
         <w:tc>
@@ -7460,7 +7402,9 @@
             <w:tcW w:type="dxa" w:w="2409"/>
           </w:tcPr>
           <w:p>
-            <w:r/>
+            <w:r>
+              <w:t>1,0000</w:t>
+            </w:r>
           </w:p>
         </w:tc>
       </w:tr>
@@ -7470,7 +7414,9 @@
             <w:tcW w:type="dxa" w:w="2409"/>
           </w:tcPr>
           <w:p>
-            <w:r/>
+            <w:r>
+              <w:t>Perokok — n (%)</w:t>
+            </w:r>
           </w:p>
         </w:tc>
         <w:tc>
@@ -7478,7 +7424,9 @@
             <w:tcW w:type="dxa" w:w="2409"/>
           </w:tcPr>
           <w:p>
-            <w:r/>
+            <w:r>
+              <w:t>964 (68,4)</w:t>
+            </w:r>
           </w:p>
         </w:tc>
         <w:tc>
@@ -7486,7 +7434,9 @@
             <w:tcW w:type="dxa" w:w="2409"/>
           </w:tcPr>
           <w:p>
-            <w:r/>
+            <w:r>
+              <w:t>69 (60,0)</w:t>
+            </w:r>
           </w:p>
         </w:tc>
         <w:tc>
@@ -7494,7 +7444,9 @@
             <w:tcW w:type="dxa" w:w="2409"/>
           </w:tcPr>
           <w:p>
-            <w:r/>
+            <w:r>
+              <w:t>0,0795</w:t>
+            </w:r>
           </w:p>
         </w:tc>
       </w:tr>
@@ -7504,7 +7456,9 @@
             <w:tcW w:type="dxa" w:w="2409"/>
           </w:tcPr>
           <w:p>
-            <w:r/>
+            <w:r>
+              <w:t>Hemoglobin (g/dL)</w:t>
+            </w:r>
           </w:p>
         </w:tc>
         <w:tc>
@@ -7512,7 +7466,9 @@
             <w:tcW w:type="dxa" w:w="2409"/>
           </w:tcPr>
           <w:p>
-            <w:r/>
+            <w:r>
+              <w:t>13,8 ± 2,0</w:t>
+            </w:r>
           </w:p>
         </w:tc>
         <w:tc>
@@ -7520,7 +7476,9 @@
             <w:tcW w:type="dxa" w:w="2409"/>
           </w:tcPr>
           <w:p>
-            <w:r/>
+            <w:r>
+              <w:t>12,4 ± 2,4</w:t>
+            </w:r>
           </w:p>
         </w:tc>
         <w:tc>
@@ -7528,7 +7486,9 @@
             <w:tcW w:type="dxa" w:w="2409"/>
           </w:tcPr>
           <w:p>
-            <w:r/>
+            <w:r>
+              <w:t>&lt;0,0001</w:t>
+            </w:r>
           </w:p>
         </w:tc>
       </w:tr>
@@ -7538,7 +7498,9 @@
             <w:tcW w:type="dxa" w:w="2409"/>
           </w:tcPr>
           <w:p>
-            <w:r/>
+            <w:r>
+              <w:t>Hematokrit (%)</w:t>
+            </w:r>
           </w:p>
         </w:tc>
         <w:tc>
@@ -7546,7 +7508,9 @@
             <w:tcW w:type="dxa" w:w="2409"/>
           </w:tcPr>
           <w:p>
-            <w:r/>
+            <w:r>
+              <w:t>38,6 ± 13,9</w:t>
+            </w:r>
           </w:p>
         </w:tc>
         <w:tc>
@@ -7554,7 +7518,9 @@
             <w:tcW w:type="dxa" w:w="2409"/>
           </w:tcPr>
           <w:p>
-            <w:r/>
+            <w:r>
+              <w:t>35,4 ± 9,2</w:t>
+            </w:r>
           </w:p>
         </w:tc>
         <w:tc>
@@ -7562,7 +7528,9 @@
             <w:tcW w:type="dxa" w:w="2409"/>
           </w:tcPr>
           <w:p>
-            <w:r/>
+            <w:r>
+              <w:t>0,3710</w:t>
+            </w:r>
           </w:p>
         </w:tc>
       </w:tr>
@@ -7572,7 +7540,9 @@
             <w:tcW w:type="dxa" w:w="2409"/>
           </w:tcPr>
           <w:p>
-            <w:r/>
+            <w:r>
+              <w:t>Leukosit (×10³/µL)</w:t>
+            </w:r>
           </w:p>
         </w:tc>
         <w:tc>
@@ -7580,7 +7550,9 @@
             <w:tcW w:type="dxa" w:w="2409"/>
           </w:tcPr>
           <w:p>
-            <w:r/>
+            <w:r>
+              <w:t>12,6 ± 5,0</w:t>
+            </w:r>
           </w:p>
         </w:tc>
         <w:tc>
@@ -7588,7 +7560,9 @@
             <w:tcW w:type="dxa" w:w="2409"/>
           </w:tcPr>
           <w:p>
-            <w:r/>
+            <w:r>
+              <w:t>13,3 ± 5,9</w:t>
+            </w:r>
           </w:p>
         </w:tc>
         <w:tc>
@@ -7596,7 +7570,9 @@
             <w:tcW w:type="dxa" w:w="2409"/>
           </w:tcPr>
           <w:p>
-            <w:r/>
+            <w:r>
+              <w:t>0,1813</w:t>
+            </w:r>
           </w:p>
         </w:tc>
       </w:tr>
@@ -7606,7 +7582,9 @@
             <w:tcW w:type="dxa" w:w="2409"/>
           </w:tcPr>
           <w:p>
-            <w:r/>
+            <w:r>
+              <w:t>Trombosit (×10³/µL)</w:t>
+            </w:r>
           </w:p>
         </w:tc>
         <w:tc>
@@ -7614,7 +7592,9 @@
             <w:tcW w:type="dxa" w:w="2409"/>
           </w:tcPr>
           <w:p>
-            <w:r/>
+            <w:r>
+              <w:t>270,0 ± 78,0</w:t>
+            </w:r>
           </w:p>
         </w:tc>
         <w:tc>
@@ -7622,7 +7602,9 @@
             <w:tcW w:type="dxa" w:w="2409"/>
           </w:tcPr>
           <w:p>
-            <w:r/>
+            <w:r>
+              <w:t>262,3 ± 118,1</w:t>
+            </w:r>
           </w:p>
         </w:tc>
         <w:tc>
@@ -7630,7 +7612,9 @@
             <w:tcW w:type="dxa" w:w="2409"/>
           </w:tcPr>
           <w:p>
-            <w:r/>
+            <w:r>
+              <w:t>0,4943</w:t>
+            </w:r>
           </w:p>
         </w:tc>
       </w:tr>
@@ -7640,7 +7624,9 @@
             <w:tcW w:type="dxa" w:w="2409"/>
           </w:tcPr>
           <w:p>
-            <w:r/>
+            <w:r>
+              <w:t>Ureum (mg/dL)</w:t>
+            </w:r>
           </w:p>
         </w:tc>
         <w:tc>
@@ -7648,7 +7634,9 @@
             <w:tcW w:type="dxa" w:w="2409"/>
           </w:tcPr>
           <w:p>
-            <w:r/>
+            <w:r>
+              <w:t>38,3 ± 26,3</w:t>
+            </w:r>
           </w:p>
         </w:tc>
         <w:tc>
@@ -7656,7 +7644,9 @@
             <w:tcW w:type="dxa" w:w="2409"/>
           </w:tcPr>
           <w:p>
-            <w:r/>
+            <w:r>
+              <w:t>71,8 ± 53,3</w:t>
+            </w:r>
           </w:p>
         </w:tc>
         <w:tc>
@@ -7664,7 +7654,9 @@
             <w:tcW w:type="dxa" w:w="2409"/>
           </w:tcPr>
           <w:p>
-            <w:r/>
+            <w:r>
+              <w:t>&lt;0,0001</w:t>
+            </w:r>
           </w:p>
         </w:tc>
       </w:tr>
@@ -7674,7 +7666,9 @@
             <w:tcW w:type="dxa" w:w="2409"/>
           </w:tcPr>
           <w:p>
-            <w:r/>
+            <w:r>
+              <w:t>Kreatinin (mg/dL)</w:t>
+            </w:r>
           </w:p>
         </w:tc>
         <w:tc>
@@ -7682,7 +7676,9 @@
             <w:tcW w:type="dxa" w:w="2409"/>
           </w:tcPr>
           <w:p>
-            <w:r/>
+            <w:r>
+              <w:t>1,1 ± 0,8</w:t>
+            </w:r>
           </w:p>
         </w:tc>
         <w:tc>
@@ -7690,7 +7686,9 @@
             <w:tcW w:type="dxa" w:w="2409"/>
           </w:tcPr>
           <w:p>
-            <w:r/>
+            <w:r>
+              <w:t>1,8 ± 1,5</w:t>
+            </w:r>
           </w:p>
         </w:tc>
         <w:tc>
@@ -7698,7 +7696,9 @@
             <w:tcW w:type="dxa" w:w="2409"/>
           </w:tcPr>
           <w:p>
-            <w:r/>
+            <w:r>
+              <w:t>&lt;0,0001</w:t>
+            </w:r>
           </w:p>
         </w:tc>
       </w:tr>
@@ -7708,7 +7708,9 @@
             <w:tcW w:type="dxa" w:w="2409"/>
           </w:tcPr>
           <w:p>
-            <w:r/>
+            <w:r>
+              <w:t>eGFR (mL/menit/1,73m²)</w:t>
+            </w:r>
           </w:p>
         </w:tc>
         <w:tc>
@@ -7716,7 +7718,9 @@
             <w:tcW w:type="dxa" w:w="2409"/>
           </w:tcPr>
           <w:p>
-            <w:r/>
+            <w:r>
+              <w:t>83,4 ± 26,0</w:t>
+            </w:r>
           </w:p>
         </w:tc>
         <w:tc>
@@ -7724,7 +7728,9 @@
             <w:tcW w:type="dxa" w:w="2409"/>
           </w:tcPr>
           <w:p>
-            <w:r/>
+            <w:r>
+              <w:t>57,8 ± 29,0</w:t>
+            </w:r>
           </w:p>
         </w:tc>
         <w:tc>
@@ -7732,7 +7738,9 @@
             <w:tcW w:type="dxa" w:w="2409"/>
           </w:tcPr>
           <w:p>
-            <w:r/>
+            <w:r>
+              <w:t>&lt;0,0001</w:t>
+            </w:r>
           </w:p>
         </w:tc>
       </w:tr>
@@ -7742,7 +7750,9 @@
             <w:tcW w:type="dxa" w:w="2409"/>
           </w:tcPr>
           <w:p>
-            <w:r/>
+            <w:r>
+              <w:t>Natrium (mEq/L)</w:t>
+            </w:r>
           </w:p>
         </w:tc>
         <w:tc>
@@ -7750,7 +7760,9 @@
             <w:tcW w:type="dxa" w:w="2409"/>
           </w:tcPr>
           <w:p>
-            <w:r/>
+            <w:r>
+              <w:t>136,2 ± 3,6</w:t>
+            </w:r>
           </w:p>
         </w:tc>
         <w:tc>
@@ -7758,7 +7770,9 @@
             <w:tcW w:type="dxa" w:w="2409"/>
           </w:tcPr>
           <w:p>
-            <w:r/>
+            <w:r>
+              <w:t>134,9 ± 4,3</w:t>
+            </w:r>
           </w:p>
         </w:tc>
         <w:tc>
@@ -7766,7 +7780,9 @@
             <w:tcW w:type="dxa" w:w="2409"/>
           </w:tcPr>
           <w:p>
-            <w:r/>
+            <w:r>
+              <w:t>0,0021</w:t>
+            </w:r>
           </w:p>
         </w:tc>
       </w:tr>
@@ -7776,7 +7792,9 @@
             <w:tcW w:type="dxa" w:w="2409"/>
           </w:tcPr>
           <w:p>
-            <w:r/>
+            <w:r>
+              <w:t>Kalium (mEq/L)</w:t>
+            </w:r>
           </w:p>
         </w:tc>
         <w:tc>
@@ -7784,7 +7802,9 @@
             <w:tcW w:type="dxa" w:w="2409"/>
           </w:tcPr>
           <w:p>
-            <w:r/>
+            <w:r>
+              <w:t>4,1 ± 0,6</w:t>
+            </w:r>
           </w:p>
         </w:tc>
         <w:tc>
@@ -7792,7 +7812,9 @@
             <w:tcW w:type="dxa" w:w="2409"/>
           </w:tcPr>
           <w:p>
-            <w:r/>
+            <w:r>
+              <w:t>4,4 ± 1,0</w:t>
+            </w:r>
           </w:p>
         </w:tc>
         <w:tc>
@@ -7800,7 +7822,9 @@
             <w:tcW w:type="dxa" w:w="2409"/>
           </w:tcPr>
           <w:p>
-            <w:r/>
+            <w:r>
+              <w:t>0,0009</w:t>
+            </w:r>
           </w:p>
         </w:tc>
       </w:tr>
@@ -7810,7 +7834,9 @@
             <w:tcW w:type="dxa" w:w="2409"/>
           </w:tcPr>
           <w:p>
-            <w:r/>
+            <w:r>
+              <w:t>Gula Darah Sewaktu (mg/dL)</w:t>
+            </w:r>
           </w:p>
         </w:tc>
         <w:tc>
@@ -7818,7 +7844,9 @@
             <w:tcW w:type="dxa" w:w="2409"/>
           </w:tcPr>
           <w:p>
-            <w:r/>
+            <w:r>
+              <w:t>179,9 ± 90,3</w:t>
+            </w:r>
           </w:p>
         </w:tc>
         <w:tc>
@@ -7826,7 +7854,9 @@
             <w:tcW w:type="dxa" w:w="2409"/>
           </w:tcPr>
           <w:p>
-            <w:r/>
+            <w:r>
+              <w:t>198,8 ± 116,9</w:t>
+            </w:r>
           </w:p>
         </w:tc>
         <w:tc>
@@ -7834,7 +7864,9 @@
             <w:tcW w:type="dxa" w:w="2409"/>
           </w:tcPr>
           <w:p>
-            <w:r/>
+            <w:r>
+              <w:t>0,0952</w:t>
+            </w:r>
           </w:p>
         </w:tc>
       </w:tr>
@@ -7844,7 +7876,9 @@
             <w:tcW w:type="dxa" w:w="2409"/>
           </w:tcPr>
           <w:p>
-            <w:r/>
+            <w:r>
+              <w:t>Troponin I (ng/mL)</w:t>
+            </w:r>
           </w:p>
         </w:tc>
         <w:tc>
@@ -7852,7 +7886,9 @@
             <w:tcW w:type="dxa" w:w="2409"/>
           </w:tcPr>
           <w:p>
-            <w:r/>
+            <w:r>
+              <w:t>16771,2 ± 22440,3</w:t>
+            </w:r>
           </w:p>
         </w:tc>
         <w:tc>
@@ -7860,7 +7896,9 @@
             <w:tcW w:type="dxa" w:w="2409"/>
           </w:tcPr>
           <w:p>
-            <w:r/>
+            <w:r>
+              <w:t>15142,8 ± 21999,8</w:t>
+            </w:r>
           </w:p>
         </w:tc>
         <w:tc>
@@ -7868,7 +7906,9 @@
             <w:tcW w:type="dxa" w:w="2409"/>
           </w:tcPr>
           <w:p>
-            <w:r/>
+            <w:r>
+              <w:t>0,4550</w:t>
+            </w:r>
           </w:p>
         </w:tc>
       </w:tr>
@@ -7878,7 +7918,9 @@
             <w:tcW w:type="dxa" w:w="2409"/>
           </w:tcPr>
           <w:p>
-            <w:r/>
+            <w:r>
+              <w:t>APTT (detik)</w:t>
+            </w:r>
           </w:p>
         </w:tc>
         <w:tc>
@@ -7886,7 +7928,9 @@
             <w:tcW w:type="dxa" w:w="2409"/>
           </w:tcPr>
           <w:p>
-            <w:r/>
+            <w:r>
+              <w:t>27,7 ± 12,9</w:t>
+            </w:r>
           </w:p>
         </w:tc>
         <w:tc>
@@ -7894,7 +7938,9 @@
             <w:tcW w:type="dxa" w:w="2409"/>
           </w:tcPr>
           <w:p>
-            <w:r/>
+            <w:r>
+              <w:t>31,6 ± 20,0</w:t>
+            </w:r>
           </w:p>
         </w:tc>
         <w:tc>
@@ -7902,7 +7948,9 @@
             <w:tcW w:type="dxa" w:w="2409"/>
           </w:tcPr>
           <w:p>
-            <w:r/>
+            <w:r>
+              <w:t>0,0438</w:t>
+            </w:r>
           </w:p>
         </w:tc>
       </w:tr>
@@ -7912,7 +7960,9 @@
             <w:tcW w:type="dxa" w:w="2409"/>
           </w:tcPr>
           <w:p>
-            <w:r/>
+            <w:r>
+              <w:t>PT (detik)</w:t>
+            </w:r>
           </w:p>
         </w:tc>
         <w:tc>
@@ -7920,7 +7970,9 @@
             <w:tcW w:type="dxa" w:w="2409"/>
           </w:tcPr>
           <w:p>
-            <w:r/>
+            <w:r>
+              <w:t>12,4 ± 6,5</w:t>
+            </w:r>
           </w:p>
         </w:tc>
         <w:tc>
@@ -7928,7 +7980,9 @@
             <w:tcW w:type="dxa" w:w="2409"/>
           </w:tcPr>
           <w:p>
-            <w:r/>
+            <w:r>
+              <w:t>14,7 ± 19,1</w:t>
+            </w:r>
           </w:p>
         </w:tc>
         <w:tc>
@@ -7936,7 +7990,9 @@
             <w:tcW w:type="dxa" w:w="2409"/>
           </w:tcPr>
           <w:p>
-            <w:r/>
+            <w:r>
+              <w:t>0,2052</w:t>
+            </w:r>
           </w:p>
         </w:tc>
       </w:tr>
@@ -7946,7 +8002,9 @@
             <w:tcW w:type="dxa" w:w="2409"/>
           </w:tcPr>
           <w:p>
-            <w:r/>
+            <w:r>
+              <w:t>INR</w:t>
+            </w:r>
           </w:p>
         </w:tc>
         <w:tc>
@@ -7954,7 +8012,9 @@
             <w:tcW w:type="dxa" w:w="2409"/>
           </w:tcPr>
           <w:p>
-            <w:r/>
+            <w:r>
+              <w:t>1,3 ± 4,9</w:t>
+            </w:r>
           </w:p>
         </w:tc>
         <w:tc>
@@ -7962,7 +8022,9 @@
             <w:tcW w:type="dxa" w:w="2409"/>
           </w:tcPr>
           <w:p>
-            <w:r/>
+            <w:r>
+              <w:t>1,3 ± 1,6</w:t>
+            </w:r>
           </w:p>
         </w:tc>
         <w:tc>
@@ -7970,7 +8032,9 @@
             <w:tcW w:type="dxa" w:w="2409"/>
           </w:tcPr>
           <w:p>
-            <w:r/>
+            <w:r>
+              <w:t>0,9628</w:t>
+            </w:r>
           </w:p>
         </w:tc>
       </w:tr>
@@ -7980,7 +8044,9 @@
             <w:tcW w:type="dxa" w:w="2409"/>
           </w:tcPr>
           <w:p>
-            <w:r/>
+            <w:r>
+              <w:t>NLR</w:t>
+            </w:r>
           </w:p>
         </w:tc>
         <w:tc>
@@ -7988,7 +8054,9 @@
             <w:tcW w:type="dxa" w:w="2409"/>
           </w:tcPr>
           <w:p>
-            <w:r/>
+            <w:r>
+              <w:t>6,7 ± 5,5</w:t>
+            </w:r>
           </w:p>
         </w:tc>
         <w:tc>
@@ -7996,7 +8064,9 @@
             <w:tcW w:type="dxa" w:w="2409"/>
           </w:tcPr>
           <w:p>
-            <w:r/>
+            <w:r>
+              <w:t>9,0 ± 7,8</w:t>
+            </w:r>
           </w:p>
         </w:tc>
         <w:tc>
@@ -8004,7 +8074,9 @@
             <w:tcW w:type="dxa" w:w="2409"/>
           </w:tcPr>
           <w:p>
-            <w:r/>
+            <w:r>
+              <w:t>0,0028</w:t>
+            </w:r>
           </w:p>
         </w:tc>
       </w:tr>
@@ -8014,7 +8086,9 @@
             <w:tcW w:type="dxa" w:w="2409"/>
           </w:tcPr>
           <w:p>
-            <w:r/>
+            <w:r>
+              <w:t>SII</w:t>
+            </w:r>
           </w:p>
         </w:tc>
         <w:tc>
@@ -8022,7 +8096,9 @@
             <w:tcW w:type="dxa" w:w="2409"/>
           </w:tcPr>
           <w:p>
-            <w:r/>
+            <w:r>
+              <w:t>1803,9 ± 1544,9</w:t>
+            </w:r>
           </w:p>
         </w:tc>
         <w:tc>
@@ -8030,7 +8106,9 @@
             <w:tcW w:type="dxa" w:w="2409"/>
           </w:tcPr>
           <w:p>
-            <w:r/>
+            <w:r>
+              <w:t>2377,6 ± 2406,7</w:t>
+            </w:r>
           </w:p>
         </w:tc>
         <w:tc>
@@ -8038,7 +8116,9 @@
             <w:tcW w:type="dxa" w:w="2409"/>
           </w:tcPr>
           <w:p>
-            <w:r/>
+            <w:r>
+              <w:t>0,0132</w:t>
+            </w:r>
           </w:p>
         </w:tc>
       </w:tr>
@@ -8048,7 +8128,9 @@
             <w:tcW w:type="dxa" w:w="2409"/>
           </w:tcPr>
           <w:p>
-            <w:r/>
+            <w:r>
+              <w:t>LVEF (%)</w:t>
+            </w:r>
           </w:p>
         </w:tc>
         <w:tc>
@@ -8056,7 +8138,9 @@
             <w:tcW w:type="dxa" w:w="2409"/>
           </w:tcPr>
           <w:p>
-            <w:r/>
+            <w:r>
+              <w:t>42,8 ± 7,7</w:t>
+            </w:r>
           </w:p>
         </w:tc>
         <w:tc>
@@ -8064,7 +8148,9 @@
             <w:tcW w:type="dxa" w:w="2409"/>
           </w:tcPr>
           <w:p>
-            <w:r/>
+            <w:r>
+              <w:t>38,1 ± 8,8</w:t>
+            </w:r>
           </w:p>
         </w:tc>
         <w:tc>
@@ -8072,7 +8158,9 @@
             <w:tcW w:type="dxa" w:w="2409"/>
           </w:tcPr>
           <w:p>
-            <w:r/>
+            <w:r>
+              <w:t>&lt;0,0001</w:t>
+            </w:r>
           </w:p>
         </w:tc>
       </w:tr>
@@ -8082,7 +8170,9 @@
             <w:tcW w:type="dxa" w:w="2409"/>
           </w:tcPr>
           <w:p>
-            <w:r/>
+            <w:r>
+              <w:t>TAPSE (cm)</w:t>
+            </w:r>
           </w:p>
         </w:tc>
         <w:tc>
@@ -8090,7 +8180,9 @@
             <w:tcW w:type="dxa" w:w="2409"/>
           </w:tcPr>
           <w:p>
-            <w:r/>
+            <w:r>
+              <w:t>2,0 ± 0,3</w:t>
+            </w:r>
           </w:p>
         </w:tc>
         <w:tc>
@@ -8098,7 +8190,9 @@
             <w:tcW w:type="dxa" w:w="2409"/>
           </w:tcPr>
           <w:p>
-            <w:r/>
+            <w:r>
+              <w:t>1,9 ± 0,3</w:t>
+            </w:r>
           </w:p>
         </w:tc>
         <w:tc>
@@ -8106,7 +8200,9 @@
             <w:tcW w:type="dxa" w:w="2409"/>
           </w:tcPr>
           <w:p>
-            <w:r/>
+            <w:r>
+              <w:t>0,0003</w:t>
+            </w:r>
           </w:p>
         </w:tc>
       </w:tr>
@@ -8116,7 +8212,9 @@
             <w:tcW w:type="dxa" w:w="2409"/>
           </w:tcPr>
           <w:p>
-            <w:r/>
+            <w:r>
+              <w:t>LVEDD (mm)</w:t>
+            </w:r>
           </w:p>
         </w:tc>
         <w:tc>
@@ -8124,7 +8222,9 @@
             <w:tcW w:type="dxa" w:w="2409"/>
           </w:tcPr>
           <w:p>
-            <w:r/>
+            <w:r>
+              <w:t>48,8 ± 9,4</w:t>
+            </w:r>
           </w:p>
         </w:tc>
         <w:tc>
@@ -8132,7 +8232,9 @@
             <w:tcW w:type="dxa" w:w="2409"/>
           </w:tcPr>
           <w:p>
-            <w:r/>
+            <w:r>
+              <w:t>52,2 ± 7,8</w:t>
+            </w:r>
           </w:p>
         </w:tc>
         <w:tc>
@@ -8140,7 +8242,9 @@
             <w:tcW w:type="dxa" w:w="2409"/>
           </w:tcPr>
           <w:p>
-            <w:r/>
+            <w:r>
+              <w:t>&lt;0,0001</w:t>
+            </w:r>
           </w:p>
         </w:tc>
       </w:tr>
@@ -8150,7 +8254,9 @@
             <w:tcW w:type="dxa" w:w="2409"/>
           </w:tcPr>
           <w:p>
-            <w:r/>
+            <w:r>
+              <w:t>LVOT VTI (cm)</w:t>
+            </w:r>
           </w:p>
         </w:tc>
         <w:tc>
@@ -8158,7 +8264,9 @@
             <w:tcW w:type="dxa" w:w="2409"/>
           </w:tcPr>
           <w:p>
-            <w:r/>
+            <w:r>
+              <w:t>17,7 ± 4,7</w:t>
+            </w:r>
           </w:p>
         </w:tc>
         <w:tc>
@@ -8166,7 +8274,9 @@
             <w:tcW w:type="dxa" w:w="2409"/>
           </w:tcPr>
           <w:p>
-            <w:r/>
+            <w:r>
+              <w:t>15,5 ± 5,6</w:t>
+            </w:r>
           </w:p>
         </w:tc>
         <w:tc>
@@ -8174,7 +8284,9 @@
             <w:tcW w:type="dxa" w:w="2409"/>
           </w:tcPr>
           <w:p>
-            <w:r/>
+            <w:r>
+              <w:t>&lt;0,0001</w:t>
+            </w:r>
           </w:p>
         </w:tc>
       </w:tr>
@@ -8184,7 +8296,9 @@
             <w:tcW w:type="dxa" w:w="2409"/>
           </w:tcPr>
           <w:p>
-            <w:r/>
+            <w:r>
+              <w:t>Cardiac Output (L/menit)</w:t>
+            </w:r>
           </w:p>
         </w:tc>
         <w:tc>
@@ -8192,7 +8306,9 @@
             <w:tcW w:type="dxa" w:w="2409"/>
           </w:tcPr>
           <w:p>
-            <w:r/>
+            <w:r>
+              <w:t>4,1 ± 1,2</w:t>
+            </w:r>
           </w:p>
         </w:tc>
         <w:tc>
@@ -8200,7 +8316,9 @@
             <w:tcW w:type="dxa" w:w="2409"/>
           </w:tcPr>
           <w:p>
-            <w:r/>
+            <w:r>
+              <w:t>3,9 ± 1,4</w:t>
+            </w:r>
           </w:p>
         </w:tc>
         <w:tc>
@@ -8208,7 +8326,9 @@
             <w:tcW w:type="dxa" w:w="2409"/>
           </w:tcPr>
           <w:p>
-            <w:r/>
+            <w:r>
+              <w:t>0,1665</w:t>
+            </w:r>
           </w:p>
         </w:tc>
       </w:tr>
@@ -8218,7 +8338,9 @@
             <w:tcW w:type="dxa" w:w="2409"/>
           </w:tcPr>
           <w:p>
-            <w:r/>
+            <w:r>
+              <w:t>BSA (m²)</w:t>
+            </w:r>
           </w:p>
         </w:tc>
         <w:tc>
@@ -8226,7 +8348,9 @@
             <w:tcW w:type="dxa" w:w="2409"/>
           </w:tcPr>
           <w:p>
-            <w:r/>
+            <w:r>
+              <w:t>1,7 ± 0,2</w:t>
+            </w:r>
           </w:p>
         </w:tc>
         <w:tc>
@@ -8234,7 +8358,9 @@
             <w:tcW w:type="dxa" w:w="2409"/>
           </w:tcPr>
           <w:p>
-            <w:r/>
+            <w:r>
+              <w:t>1,7 ± 0,2</w:t>
+            </w:r>
           </w:p>
         </w:tc>
         <w:tc>
@@ -8242,7 +8368,9 @@
             <w:tcW w:type="dxa" w:w="2409"/>
           </w:tcPr>
           <w:p>
-            <w:r/>
+            <w:r>
+              <w:t>0,0103</w:t>
+            </w:r>
           </w:p>
         </w:tc>
       </w:tr>
@@ -8252,7 +8380,9 @@
             <w:tcW w:type="dxa" w:w="2409"/>
           </w:tcPr>
           <w:p>
-            <w:r/>
+            <w:r>
+              <w:t>RWMA — n (%)</w:t>
+            </w:r>
           </w:p>
         </w:tc>
         <w:tc>
@@ -8260,7 +8390,9 @@
             <w:tcW w:type="dxa" w:w="2409"/>
           </w:tcPr>
           <w:p>
-            <w:r/>
+            <w:r>
+              <w:t>1319 (93,6)</w:t>
+            </w:r>
           </w:p>
         </w:tc>
         <w:tc>
@@ -8268,7 +8400,9 @@
             <w:tcW w:type="dxa" w:w="2409"/>
           </w:tcPr>
           <w:p>
-            <w:r/>
+            <w:r>
+              <w:t>109 (94,8)</w:t>
+            </w:r>
           </w:p>
         </w:tc>
         <w:tc>
@@ -8276,7 +8410,9 @@
             <w:tcW w:type="dxa" w:w="2409"/>
           </w:tcPr>
           <w:p>
-            <w:r/>
+            <w:r>
+              <w:t>0,7664</w:t>
+            </w:r>
           </w:p>
         </w:tc>
       </w:tr>
@@ -8286,7 +8422,9 @@
             <w:tcW w:type="dxa" w:w="2409"/>
           </w:tcPr>
           <w:p>
-            <w:r/>
+            <w:r>
+              <w:t>Dilatasi LA — n (%)</w:t>
+            </w:r>
           </w:p>
         </w:tc>
         <w:tc>
@@ -8294,7 +8432,9 @@
             <w:tcW w:type="dxa" w:w="2409"/>
           </w:tcPr>
           <w:p>
-            <w:r/>
+            <w:r>
+              <w:t>299 (21,2)</w:t>
+            </w:r>
           </w:p>
         </w:tc>
         <w:tc>
@@ -8302,7 +8442,9 @@
             <w:tcW w:type="dxa" w:w="2409"/>
           </w:tcPr>
           <w:p>
-            <w:r/>
+            <w:r>
+              <w:t>52 (45,2)</w:t>
+            </w:r>
           </w:p>
         </w:tc>
         <w:tc>
@@ -8310,7 +8452,9 @@
             <w:tcW w:type="dxa" w:w="2409"/>
           </w:tcPr>
           <w:p>
-            <w:r/>
+            <w:r>
+              <w:t>&lt;0,0001</w:t>
+            </w:r>
           </w:p>
         </w:tc>
       </w:tr>
@@ -8320,7 +8464,9 @@
             <w:tcW w:type="dxa" w:w="2409"/>
           </w:tcPr>
           <w:p>
-            <w:r/>
+            <w:r>
+              <w:t>Dilatasi RA — n (%)</w:t>
+            </w:r>
           </w:p>
         </w:tc>
         <w:tc>
@@ -8328,7 +8474,9 @@
             <w:tcW w:type="dxa" w:w="2409"/>
           </w:tcPr>
           <w:p>
-            <w:r/>
+            <w:r>
+              <w:t>81 (5,7)</w:t>
+            </w:r>
           </w:p>
         </w:tc>
         <w:tc>
@@ -8336,7 +8484,9 @@
             <w:tcW w:type="dxa" w:w="2409"/>
           </w:tcPr>
           <w:p>
-            <w:r/>
+            <w:r>
+              <w:t>11 (9,6)</w:t>
+            </w:r>
           </w:p>
         </w:tc>
         <w:tc>
@@ -8344,7 +8494,9 @@
             <w:tcW w:type="dxa" w:w="2409"/>
           </w:tcPr>
           <w:p>
-            <w:r/>
+            <w:r>
+              <w:t>0,1474</w:t>
+            </w:r>
           </w:p>
         </w:tc>
       </w:tr>
@@ -8354,7 +8506,9 @@
             <w:tcW w:type="dxa" w:w="2409"/>
           </w:tcPr>
           <w:p>
-            <w:r/>
+            <w:r>
+              <w:t>Elevasi ST — n (%)</w:t>
+            </w:r>
           </w:p>
         </w:tc>
         <w:tc>
@@ -8362,7 +8516,9 @@
             <w:tcW w:type="dxa" w:w="2409"/>
           </w:tcPr>
           <w:p>
-            <w:r/>
+            <w:r>
+              <w:t>909 (64,5)</w:t>
+            </w:r>
           </w:p>
         </w:tc>
         <w:tc>
@@ -8370,7 +8526,9 @@
             <w:tcW w:type="dxa" w:w="2409"/>
           </w:tcPr>
           <w:p>
-            <w:r/>
+            <w:r>
+              <w:t>66 (57,4)</w:t>
+            </w:r>
           </w:p>
         </w:tc>
         <w:tc>
@@ -8378,7 +8536,177 @@
             <w:tcW w:type="dxa" w:w="2409"/>
           </w:tcPr>
           <w:p>
-            <w:r/>
+            <w:r>
+              <w:t>0,1531</w:t>
+            </w:r>
+          </w:p>
+        </w:tc>
+      </w:tr>
+      <w:tr>
+        <w:tc>
+          <w:tcPr>
+            <w:tcW w:type="dxa" w:w="2409"/>
+          </w:tcPr>
+          <w:p>
+            <w:r>
+              <w:t>Gelombang Q patologis/OMI — n (%)</w:t>
+            </w:r>
+          </w:p>
+        </w:tc>
+        <w:tc>
+          <w:tcPr>
+            <w:tcW w:type="dxa" w:w="2409"/>
+          </w:tcPr>
+          <w:p>
+            <w:r>
+              <w:t>760 (53,9)</w:t>
+            </w:r>
+          </w:p>
+        </w:tc>
+        <w:tc>
+          <w:tcPr>
+            <w:tcW w:type="dxa" w:w="2409"/>
+          </w:tcPr>
+          <w:p>
+            <w:r>
+              <w:t>59 (51,3)</w:t>
+            </w:r>
+          </w:p>
+        </w:tc>
+        <w:tc>
+          <w:tcPr>
+            <w:tcW w:type="dxa" w:w="2409"/>
+          </w:tcPr>
+          <w:p>
+            <w:r>
+              <w:t>0,6544</w:t>
+            </w:r>
+          </w:p>
+        </w:tc>
+      </w:tr>
+      <w:tr>
+        <w:tc>
+          <w:tcPr>
+            <w:tcW w:type="dxa" w:w="2409"/>
+          </w:tcPr>
+          <w:p>
+            <w:r>
+              <w:t>Elevasi ST anterior/LBBB — n (%)</w:t>
+            </w:r>
+          </w:p>
+        </w:tc>
+        <w:tc>
+          <w:tcPr>
+            <w:tcW w:type="dxa" w:w="2409"/>
+          </w:tcPr>
+          <w:p>
+            <w:r>
+              <w:t>576 (40,9)</w:t>
+            </w:r>
+          </w:p>
+        </w:tc>
+        <w:tc>
+          <w:tcPr>
+            <w:tcW w:type="dxa" w:w="2409"/>
+          </w:tcPr>
+          <w:p>
+            <w:r>
+              <w:t>46 (40,0)</w:t>
+            </w:r>
+          </w:p>
+        </w:tc>
+        <w:tc>
+          <w:tcPr>
+            <w:tcW w:type="dxa" w:w="2409"/>
+          </w:tcPr>
+          <w:p>
+            <w:r>
+              <w:t>0,9315</w:t>
+            </w:r>
+          </w:p>
+        </w:tc>
+      </w:tr>
+      <w:tr>
+        <w:tc>
+          <w:tcPr>
+            <w:tcW w:type="dxa" w:w="2409"/>
+          </w:tcPr>
+          <w:p>
+            <w:r>
+              <w:t>Kardiomegali — n (%)</w:t>
+            </w:r>
+          </w:p>
+        </w:tc>
+        <w:tc>
+          <w:tcPr>
+            <w:tcW w:type="dxa" w:w="2409"/>
+          </w:tcPr>
+          <w:p>
+            <w:r>
+              <w:t>934 (66,3)</w:t>
+            </w:r>
+          </w:p>
+        </w:tc>
+        <w:tc>
+          <w:tcPr>
+            <w:tcW w:type="dxa" w:w="2409"/>
+          </w:tcPr>
+          <w:p>
+            <w:r>
+              <w:t>83 (72,2)</w:t>
+            </w:r>
+          </w:p>
+        </w:tc>
+        <w:tc>
+          <w:tcPr>
+            <w:tcW w:type="dxa" w:w="2409"/>
+          </w:tcPr>
+          <w:p>
+            <w:r>
+              <w:t>0,2360</w:t>
+            </w:r>
+          </w:p>
+        </w:tc>
+      </w:tr>
+      <w:tr>
+        <w:tc>
+          <w:tcPr>
+            <w:tcW w:type="dxa" w:w="2409"/>
+          </w:tcPr>
+          <w:p>
+            <w:r>
+              <w:t>Edema Paru — n (%)</w:t>
+            </w:r>
+          </w:p>
+        </w:tc>
+        <w:tc>
+          <w:tcPr>
+            <w:tcW w:type="dxa" w:w="2409"/>
+          </w:tcPr>
+          <w:p>
+            <w:r>
+              <w:t>403 (28,6)</w:t>
+            </w:r>
+          </w:p>
+        </w:tc>
+        <w:tc>
+          <w:tcPr>
+            <w:tcW w:type="dxa" w:w="2409"/>
+          </w:tcPr>
+          <w:p>
+            <w:r>
+              <w:t>53 (46,1)</w:t>
+            </w:r>
+          </w:p>
+        </w:tc>
+        <w:tc>
+          <w:tcPr>
+            <w:tcW w:type="dxa" w:w="2409"/>
+          </w:tcPr>
+          <w:p>
+            <w:r>
+              <w:t>0,0001</w:t>
+            </w:r>
           </w:p>
         </w:tc>
       </w:tr>
@@ -9354,51 +9682,6 @@
     </w:p>
     <w:p>
       <w:pPr>
-        <w:spacing w:before="120" w:after="60" w:line="360" w:lineRule="auto"/>
-        <w:jc w:val="center"/>
-      </w:pPr>
-      <w:r>
-        <w:rPr>
-          <w:rFonts w:ascii="Times New Roman" w:hAnsi="Times New Roman" w:cs="Times New Roman"/>
-          <w:sz w:val="24"/>
-          <w:szCs w:val="24"/>
-        </w:rPr>
-        <w:drawing>
-          <wp:inline>
-            <wp:extent cx="4320000" cy="3769519"/>
-            <wp:docPr id="3" name="Picture 3"/>
-            <wp:cNvGraphicFramePr>
-              <a:graphicFrameLocks noChangeAspect="1"/>
-            </wp:cNvGraphicFramePr>
-            <a:graphic>
-              <a:graphicData uri="http://schemas.openxmlformats.org/drawingml/2006/picture">
-                <pic:pic>
-                  <pic:nvPicPr>
-                    <pic:cNvPr id="0" name="01_roc_curve.png"/>
-                    <pic:cNvPicPr/>
-                  </pic:nvPicPr>
-                  <pic:blipFill>
-                    <a:blip r:embed="rId12"/>
-                    <a:stretch>
-                      <a:fillRect/>
-                    </a:stretch>
-                  </pic:blipFill>
-                  <pic:spPr>
-                    <a:xfrm>
-                      <a:off x="0" y="0"/>
-                      <a:ext cx="4320000" cy="3769519"/>
-                    </a:xfrm>
-                    <a:prstGeom prst="rect"/>
-                  </pic:spPr>
-                </pic:pic>
-              </a:graphicData>
-            </a:graphic>
-          </wp:inline>
-        </w:drawing>
-      </w:r>
-    </w:p>
-    <w:p>
-      <w:pPr>
         <w:spacing w:lineRule="auto" w:line="360" w:before="60" w:after="120"/>
         <w:jc w:val="center"/>
       </w:pPr>
@@ -9484,51 +9767,6 @@
     </w:p>
     <w:p>
       <w:pPr>
-        <w:spacing w:before="120" w:after="60" w:line="360" w:lineRule="auto"/>
-        <w:jc w:val="center"/>
-      </w:pPr>
-      <w:r>
-        <w:rPr>
-          <w:rFonts w:ascii="Times New Roman" w:hAnsi="Times New Roman" w:cs="Times New Roman"/>
-          <w:sz w:val="24"/>
-          <w:szCs w:val="24"/>
-        </w:rPr>
-        <w:drawing>
-          <wp:inline>
-            <wp:extent cx="4320000" cy="2571636"/>
-            <wp:docPr id="4" name="Picture 4"/>
-            <wp:cNvGraphicFramePr>
-              <a:graphicFrameLocks noChangeAspect="1"/>
-            </wp:cNvGraphicFramePr>
-            <a:graphic>
-              <a:graphicData uri="http://schemas.openxmlformats.org/drawingml/2006/picture">
-                <pic:pic>
-                  <pic:nvPicPr>
-                    <pic:cNvPr id="0" name="05_threshold_performance.png"/>
-                    <pic:cNvPicPr/>
-                  </pic:nvPicPr>
-                  <pic:blipFill>
-                    <a:blip r:embed="rId1"/>
-                    <a:stretch>
-                      <a:fillRect/>
-                    </a:stretch>
-                  </pic:blipFill>
-                  <pic:spPr>
-                    <a:xfrm>
-                      <a:off x="0" y="0"/>
-                      <a:ext cx="4320000" cy="2571636"/>
-                    </a:xfrm>
-                    <a:prstGeom prst="rect"/>
-                  </pic:spPr>
-                </pic:pic>
-              </a:graphicData>
-            </a:graphic>
-          </wp:inline>
-        </w:drawing>
-      </w:r>
-    </w:p>
-    <w:p>
-      <w:pPr>
         <w:spacing w:lineRule="auto" w:line="360" w:before="60" w:after="120"/>
         <w:jc w:val="center"/>
       </w:pPr>
@@ -9570,51 +9808,6 @@
     </w:p>
     <w:p>
       <w:pPr>
-        <w:spacing w:before="120" w:after="60" w:line="360" w:lineRule="auto"/>
-        <w:jc w:val="center"/>
-      </w:pPr>
-      <w:r>
-        <w:rPr>
-          <w:rFonts w:ascii="Times New Roman" w:hAnsi="Times New Roman" w:cs="Times New Roman"/>
-          <w:sz w:val="24"/>
-          <w:szCs w:val="24"/>
-        </w:rPr>
-        <w:drawing>
-          <wp:inline>
-            <wp:extent cx="3600000" cy="2985415"/>
-            <wp:docPr id="5" name="Picture 5"/>
-            <wp:cNvGraphicFramePr>
-              <a:graphicFrameLocks noChangeAspect="1"/>
-            </wp:cNvGraphicFramePr>
-            <a:graphic>
-              <a:graphicData uri="http://schemas.openxmlformats.org/drawingml/2006/picture">
-                <pic:pic>
-                  <pic:nvPicPr>
-                    <pic:cNvPr id="0" name="07_confusion_matrix.png"/>
-                    <pic:cNvPicPr/>
-                  </pic:nvPicPr>
-                  <pic:blipFill>
-                    <a:blip r:embed="rId2"/>
-                    <a:stretch>
-                      <a:fillRect/>
-                    </a:stretch>
-                  </pic:blipFill>
-                  <pic:spPr>
-                    <a:xfrm>
-                      <a:off x="0" y="0"/>
-                      <a:ext cx="3600000" cy="2985415"/>
-                    </a:xfrm>
-                    <a:prstGeom prst="rect"/>
-                  </pic:spPr>
-                </pic:pic>
-              </a:graphicData>
-            </a:graphic>
-          </wp:inline>
-        </w:drawing>
-      </w:r>
-    </w:p>
-    <w:p>
-      <w:pPr>
         <w:spacing w:lineRule="auto" w:line="360" w:before="60" w:after="120"/>
         <w:jc w:val="center"/>
       </w:pPr>
@@ -9656,51 +9849,6 @@
     </w:p>
     <w:p>
       <w:pPr>
-        <w:spacing w:before="120" w:after="60" w:line="360" w:lineRule="auto"/>
-        <w:jc w:val="center"/>
-      </w:pPr>
-      <w:r>
-        <w:rPr>
-          <w:rFonts w:ascii="Times New Roman" w:hAnsi="Times New Roman" w:cs="Times New Roman"/>
-          <w:sz w:val="24"/>
-          <w:szCs w:val="24"/>
-        </w:rPr>
-        <w:drawing>
-          <wp:inline>
-            <wp:extent cx="4320000" cy="3769519"/>
-            <wp:docPr id="6" name="Picture 6"/>
-            <wp:cNvGraphicFramePr>
-              <a:graphicFrameLocks noChangeAspect="1"/>
-            </wp:cNvGraphicFramePr>
-            <a:graphic>
-              <a:graphicData uri="http://schemas.openxmlformats.org/drawingml/2006/picture">
-                <pic:pic>
-                  <pic:nvPicPr>
-                    <pic:cNvPr id="0" name="02_calibration_curve.png"/>
-                    <pic:cNvPicPr/>
-                  </pic:nvPicPr>
-                  <pic:blipFill>
-                    <a:blip r:embed="rId3"/>
-                    <a:stretch>
-                      <a:fillRect/>
-                    </a:stretch>
-                  </pic:blipFill>
-                  <pic:spPr>
-                    <a:xfrm>
-                      <a:off x="0" y="0"/>
-                      <a:ext cx="4320000" cy="3769519"/>
-                    </a:xfrm>
-                    <a:prstGeom prst="rect"/>
-                  </pic:spPr>
-                </pic:pic>
-              </a:graphicData>
-            </a:graphic>
-          </wp:inline>
-        </w:drawing>
-      </w:r>
-    </w:p>
-    <w:p>
-      <w:pPr>
         <w:spacing w:lineRule="auto" w:line="360" w:before="60" w:after="120"/>
         <w:jc w:val="center"/>
       </w:pPr>
@@ -9759,51 +9907,6 @@
     </w:p>
     <w:p>
       <w:pPr>
-        <w:spacing w:before="120" w:after="60" w:line="360" w:lineRule="auto"/>
-        <w:jc w:val="center"/>
-      </w:pPr>
-      <w:r>
-        <w:rPr>
-          <w:rFonts w:ascii="Times New Roman" w:hAnsi="Times New Roman" w:cs="Times New Roman"/>
-          <w:sz w:val="24"/>
-          <w:szCs w:val="24"/>
-        </w:rPr>
-        <w:drawing>
-          <wp:inline>
-            <wp:extent cx="4320000" cy="3222684"/>
-            <wp:docPr id="7" name="Picture 7"/>
-            <wp:cNvGraphicFramePr>
-              <a:graphicFrameLocks noChangeAspect="1"/>
-            </wp:cNvGraphicFramePr>
-            <a:graphic>
-              <a:graphicData uri="http://schemas.openxmlformats.org/drawingml/2006/picture">
-                <pic:pic>
-                  <pic:nvPicPr>
-                    <pic:cNvPr id="0" name="03_dca_curve.png"/>
-                    <pic:cNvPicPr/>
-                  </pic:nvPicPr>
-                  <pic:blipFill>
-                    <a:blip r:embed="rId4"/>
-                    <a:stretch>
-                      <a:fillRect/>
-                    </a:stretch>
-                  </pic:blipFill>
-                  <pic:spPr>
-                    <a:xfrm>
-                      <a:off x="0" y="0"/>
-                      <a:ext cx="4320000" cy="3222684"/>
-                    </a:xfrm>
-                    <a:prstGeom prst="rect"/>
-                  </pic:spPr>
-                </pic:pic>
-              </a:graphicData>
-            </a:graphic>
-          </wp:inline>
-        </w:drawing>
-      </w:r>
-    </w:p>
-    <w:p>
-      <w:pPr>
         <w:spacing w:lineRule="auto" w:line="360" w:before="60" w:after="120"/>
         <w:jc w:val="center"/>
       </w:pPr>
@@ -9862,51 +9965,6 @@
     </w:p>
     <w:p>
       <w:pPr>
-        <w:spacing w:before="120" w:after="60" w:line="360" w:lineRule="auto"/>
-        <w:jc w:val="center"/>
-      </w:pPr>
-      <w:r>
-        <w:rPr>
-          <w:rFonts w:ascii="Times New Roman" w:hAnsi="Times New Roman" w:cs="Times New Roman"/>
-          <w:sz w:val="24"/>
-          <w:szCs w:val="24"/>
-        </w:rPr>
-        <w:drawing>
-          <wp:inline>
-            <wp:extent cx="4320000" cy="3222684"/>
-            <wp:docPr id="8" name="Picture 8"/>
-            <wp:cNvGraphicFramePr>
-              <a:graphicFrameLocks noChangeAspect="1"/>
-            </wp:cNvGraphicFramePr>
-            <a:graphic>
-              <a:graphicData uri="http://schemas.openxmlformats.org/drawingml/2006/picture">
-                <pic:pic>
-                  <pic:nvPicPr>
-                    <pic:cNvPr id="0" name="10_pr_curve.png"/>
-                    <pic:cNvPicPr/>
-                  </pic:nvPicPr>
-                  <pic:blipFill>
-                    <a:blip r:embed="rId5"/>
-                    <a:stretch>
-                      <a:fillRect/>
-                    </a:stretch>
-                  </pic:blipFill>
-                  <pic:spPr>
-                    <a:xfrm>
-                      <a:off x="0" y="0"/>
-                      <a:ext cx="4320000" cy="3222684"/>
-                    </a:xfrm>
-                    <a:prstGeom prst="rect"/>
-                  </pic:spPr>
-                </pic:pic>
-              </a:graphicData>
-            </a:graphic>
-          </wp:inline>
-        </w:drawing>
-      </w:r>
-    </w:p>
-    <w:p>
-      <w:pPr>
         <w:spacing w:lineRule="auto" w:line="360" w:before="60" w:after="120"/>
         <w:jc w:val="center"/>
       </w:pPr>
@@ -9961,51 +10019,6 @@
           <w:szCs w:val="24"/>
         </w:rPr>
         <w:t>Distribusi probabilitas prediksi antara pasien yang mengalami mortalitas dan yang hidup menunjukkan pemisahan yang jelas, mengonfirmasi kemampuan diskriminasi model.</w:t>
-      </w:r>
-    </w:p>
-    <w:p>
-      <w:pPr>
-        <w:spacing w:before="120" w:after="60" w:line="360" w:lineRule="auto"/>
-        <w:jc w:val="center"/>
-      </w:pPr>
-      <w:r>
-        <w:rPr>
-          <w:rFonts w:ascii="Times New Roman" w:hAnsi="Times New Roman" w:cs="Times New Roman"/>
-          <w:sz w:val="24"/>
-          <w:szCs w:val="24"/>
-        </w:rPr>
-        <w:drawing>
-          <wp:inline>
-            <wp:extent cx="4320000" cy="2572503"/>
-            <wp:docPr id="9" name="Picture 9"/>
-            <wp:cNvGraphicFramePr>
-              <a:graphicFrameLocks noChangeAspect="1"/>
-            </wp:cNvGraphicFramePr>
-            <a:graphic>
-              <a:graphicData uri="http://schemas.openxmlformats.org/drawingml/2006/picture">
-                <pic:pic>
-                  <pic:nvPicPr>
-                    <pic:cNvPr id="0" name="06_probability_distribution.png"/>
-                    <pic:cNvPicPr/>
-                  </pic:nvPicPr>
-                  <pic:blipFill>
-                    <a:blip r:embed="rId6"/>
-                    <a:stretch>
-                      <a:fillRect/>
-                    </a:stretch>
-                  </pic:blipFill>
-                  <pic:spPr>
-                    <a:xfrm>
-                      <a:off x="0" y="0"/>
-                      <a:ext cx="4320000" cy="2572503"/>
-                    </a:xfrm>
-                    <a:prstGeom prst="rect"/>
-                  </pic:spPr>
-                </pic:pic>
-              </a:graphicData>
-            </a:graphic>
-          </wp:inline>
-        </w:drawing>
       </w:r>
     </w:p>
     <w:p>
@@ -10745,51 +10758,6 @@
     </w:p>
     <w:p>
       <w:pPr>
-        <w:spacing w:before="120" w:after="60" w:line="360" w:lineRule="auto"/>
-        <w:jc w:val="center"/>
-      </w:pPr>
-      <w:r>
-        <w:rPr>
-          <w:rFonts w:ascii="Times New Roman" w:hAnsi="Times New Roman" w:cs="Times New Roman"/>
-          <w:sz w:val="24"/>
-          <w:szCs w:val="24"/>
-        </w:rPr>
-        <w:drawing>
-          <wp:inline>
-            <wp:extent cx="4320000" cy="3224044"/>
-            <wp:docPr id="10" name="Picture 10"/>
-            <wp:cNvGraphicFramePr>
-              <a:graphicFrameLocks noChangeAspect="1"/>
-            </wp:cNvGraphicFramePr>
-            <a:graphic>
-              <a:graphicData uri="http://schemas.openxmlformats.org/drawingml/2006/picture">
-                <pic:pic>
-                  <pic:nvPicPr>
-                    <pic:cNvPr id="0" name="04_feature_importance.png"/>
-                    <pic:cNvPicPr/>
-                  </pic:nvPicPr>
-                  <pic:blipFill>
-                    <a:blip r:embed="rId7"/>
-                    <a:stretch>
-                      <a:fillRect/>
-                    </a:stretch>
-                  </pic:blipFill>
-                  <pic:spPr>
-                    <a:xfrm>
-                      <a:off x="0" y="0"/>
-                      <a:ext cx="4320000" cy="3224044"/>
-                    </a:xfrm>
-                    <a:prstGeom prst="rect"/>
-                  </pic:spPr>
-                </pic:pic>
-              </a:graphicData>
-            </a:graphic>
-          </wp:inline>
-        </w:drawing>
-      </w:r>
-    </w:p>
-    <w:p>
-      <w:pPr>
         <w:spacing w:lineRule="auto" w:line="360" w:before="60" w:after="120"/>
         <w:jc w:val="center"/>
       </w:pPr>
@@ -10851,51 +10819,6 @@
           <w:szCs w:val="24"/>
         </w:rPr>
         <w:t>Analisis ablasi dilakukan dengan menghapus satu fitur secara bergantian dan mengukur penurunan AUC untuk menilai kontribusi unik setiap fitur terhadap performa model.</w:t>
-      </w:r>
-    </w:p>
-    <w:p>
-      <w:pPr>
-        <w:spacing w:before="120" w:after="60" w:line="360" w:lineRule="auto"/>
-        <w:jc w:val="center"/>
-      </w:pPr>
-      <w:r>
-        <w:rPr>
-          <w:rFonts w:ascii="Times New Roman" w:hAnsi="Times New Roman" w:cs="Times New Roman"/>
-          <w:sz w:val="24"/>
-          <w:szCs w:val="24"/>
-        </w:rPr>
-        <w:drawing>
-          <wp:inline>
-            <wp:extent cx="5040000" cy="3764563"/>
-            <wp:docPr id="11" name="Picture 11"/>
-            <wp:cNvGraphicFramePr>
-              <a:graphicFrameLocks noChangeAspect="1"/>
-            </wp:cNvGraphicFramePr>
-            <a:graphic>
-              <a:graphicData uri="http://schemas.openxmlformats.org/drawingml/2006/picture">
-                <pic:pic>
-                  <pic:nvPicPr>
-                    <pic:cNvPr id="0" name="08_ablation_analysis.png"/>
-                    <pic:cNvPicPr/>
-                  </pic:nvPicPr>
-                  <pic:blipFill>
-                    <a:blip r:embed="rId8"/>
-                    <a:stretch>
-                      <a:fillRect/>
-                    </a:stretch>
-                  </pic:blipFill>
-                  <pic:spPr>
-                    <a:xfrm>
-                      <a:off x="0" y="0"/>
-                      <a:ext cx="5040000" cy="3764563"/>
-                    </a:xfrm>
-                    <a:prstGeom prst="rect"/>
-                  </pic:spPr>
-                </pic:pic>
-              </a:graphicData>
-            </a:graphic>
-          </wp:inline>
-        </w:drawing>
       </w:r>
     </w:p>
     <w:p>
@@ -11234,51 +11157,6 @@
     </w:p>
     <w:p>
       <w:pPr>
-        <w:spacing w:before="120" w:after="60" w:line="360" w:lineRule="auto"/>
-        <w:jc w:val="center"/>
-      </w:pPr>
-      <w:r>
-        <w:rPr>
-          <w:rFonts w:ascii="Times New Roman" w:hAnsi="Times New Roman" w:cs="Times New Roman"/>
-          <w:sz w:val="24"/>
-          <w:szCs w:val="24"/>
-        </w:rPr>
-        <w:drawing>
-          <wp:inline>
-            <wp:extent cx="4320000" cy="1867683"/>
-            <wp:docPr id="12" name="Picture 12"/>
-            <wp:cNvGraphicFramePr>
-              <a:graphicFrameLocks noChangeAspect="1"/>
-            </wp:cNvGraphicFramePr>
-            <a:graphic>
-              <a:graphicData uri="http://schemas.openxmlformats.org/drawingml/2006/picture">
-                <pic:pic>
-                  <pic:nvPicPr>
-                    <pic:cNvPr id="0" name="09_tiered_triage.png"/>
-                    <pic:cNvPicPr/>
-                  </pic:nvPicPr>
-                  <pic:blipFill>
-                    <a:blip r:embed="rId9"/>
-                    <a:stretch>
-                      <a:fillRect/>
-                    </a:stretch>
-                  </pic:blipFill>
-                  <pic:spPr>
-                    <a:xfrm>
-                      <a:off x="0" y="0"/>
-                      <a:ext cx="4320000" cy="1867683"/>
-                    </a:xfrm>
-                    <a:prstGeom prst="rect"/>
-                  </pic:spPr>
-                </pic:pic>
-              </a:graphicData>
-            </a:graphic>
-          </wp:inline>
-        </w:drawing>
-      </w:r>
-    </w:p>
-    <w:p>
-      <w:pPr>
         <w:spacing w:lineRule="auto" w:line="360" w:before="60" w:after="120"/>
         <w:jc w:val="center"/>
       </w:pPr>
@@ -11746,51 +11624,6 @@
     </w:p>
     <w:p>
       <w:pPr>
-        <w:spacing w:before="120" w:after="60" w:line="360" w:lineRule="auto"/>
-        <w:jc w:val="center"/>
-      </w:pPr>
-      <w:r>
-        <w:rPr>
-          <w:rFonts w:ascii="Times New Roman" w:hAnsi="Times New Roman" w:cs="Times New Roman"/>
-          <w:sz w:val="24"/>
-          <w:szCs w:val="24"/>
-        </w:rPr>
-        <w:drawing>
-          <wp:inline>
-            <wp:extent cx="5040000" cy="4458229"/>
-            <wp:docPr id="13" name="Picture 13"/>
-            <wp:cNvGraphicFramePr>
-              <a:graphicFrameLocks noChangeAspect="1"/>
-            </wp:cNvGraphicFramePr>
-            <a:graphic>
-              <a:graphicData uri="http://schemas.openxmlformats.org/drawingml/2006/picture">
-                <pic:pic>
-                  <pic:nvPicPr>
-                    <pic:cNvPr id="0" name="12_thesis_composite.png"/>
-                    <pic:cNvPicPr/>
-                  </pic:nvPicPr>
-                  <pic:blipFill>
-                    <a:blip r:embed="rId10"/>
-                    <a:stretch>
-                      <a:fillRect/>
-                    </a:stretch>
-                  </pic:blipFill>
-                  <pic:spPr>
-                    <a:xfrm>
-                      <a:off x="0" y="0"/>
-                      <a:ext cx="5040000" cy="4458229"/>
-                    </a:xfrm>
-                    <a:prstGeom prst="rect"/>
-                  </pic:spPr>
-                </pic:pic>
-              </a:graphicData>
-            </a:graphic>
-          </wp:inline>
-        </w:drawing>
-      </w:r>
-    </w:p>
-    <w:p>
-      <w:pPr>
         <w:spacing w:lineRule="auto" w:line="360" w:before="60" w:after="120"/>
         <w:jc w:val="center"/>
       </w:pPr>
@@ -13055,51 +12888,6 @@
           <w:szCs w:val="24"/>
         </w:rPr>
         <w:t>Untuk memfasilitasi penggunaan klinis tanpa memerlukan kalkulasi komputer, model Random Forest diterjemahkan ke dalam stratifikasi risiko sederhana berdasarkan feature importance.</w:t>
-      </w:r>
-    </w:p>
-    <w:p>
-      <w:pPr>
-        <w:spacing w:before="120" w:after="60" w:line="360" w:lineRule="auto"/>
-        <w:jc w:val="center"/>
-      </w:pPr>
-      <w:r>
-        <w:rPr>
-          <w:rFonts w:ascii="Times New Roman" w:hAnsi="Times New Roman" w:cs="Times New Roman"/>
-          <w:sz w:val="24"/>
-          <w:szCs w:val="24"/>
-        </w:rPr>
-        <w:drawing>
-          <wp:inline>
-            <wp:extent cx="5040000" cy="3759797"/>
-            <wp:docPr id="14" name="Picture 14"/>
-            <wp:cNvGraphicFramePr>
-              <a:graphicFrameLocks noChangeAspect="1"/>
-            </wp:cNvGraphicFramePr>
-            <a:graphic>
-              <a:graphicData uri="http://schemas.openxmlformats.org/drawingml/2006/picture">
-                <pic:pic>
-                  <pic:nvPicPr>
-                    <pic:cNvPr id="0" name="11_points_system.png"/>
-                    <pic:cNvPicPr/>
-                  </pic:nvPicPr>
-                  <pic:blipFill>
-                    <a:blip r:embed="rId11"/>
-                    <a:stretch>
-                      <a:fillRect/>
-                    </a:stretch>
-                  </pic:blipFill>
-                  <pic:spPr>
-                    <a:xfrm>
-                      <a:off x="0" y="0"/>
-                      <a:ext cx="5040000" cy="3759797"/>
-                    </a:xfrm>
-                    <a:prstGeom prst="rect"/>
-                  </pic:spPr>
-                </pic:pic>
-              </a:graphicData>
-            </a:graphic>
-          </wp:inline>
-        </w:drawing>
       </w:r>
     </w:p>
     <w:p>

--- a/TESIS_FINAL.docx
+++ b/TESIS_FINAL.docx
@@ -6707,7 +6707,7 @@
           </w:tcPr>
           <w:p>
             <w:r>
-              <w:t>Tekanan Darah Diastolik (mmHg)</w:t>
+              <w:t>Denyut Nadi (kali/menit)</w:t>
             </w:r>
           </w:p>
         </w:tc>
@@ -6717,7 +6717,7 @@
           </w:tcPr>
           <w:p>
             <w:r>
-              <w:t>83,0 ± 16,0</w:t>
+              <w:t>82,5 ± 19,0</w:t>
             </w:r>
           </w:p>
         </w:tc>
@@ -6727,7 +6727,7 @@
           </w:tcPr>
           <w:p>
             <w:r>
-              <w:t>80,1 ± 16,8</w:t>
+              <w:t>91,0 ± 20,2</w:t>
             </w:r>
           </w:p>
         </w:tc>
@@ -6737,7 +6737,7 @@
           </w:tcPr>
           <w:p>
             <w:r>
-              <w:t>0,0788</w:t>
+              <w:t>&lt;0,0001</w:t>
             </w:r>
           </w:p>
         </w:tc>
@@ -6749,7 +6749,7 @@
           </w:tcPr>
           <w:p>
             <w:r>
-              <w:t>MAP (mmHg)</w:t>
+              <w:t>Laju Napas (kali/menit)</w:t>
             </w:r>
           </w:p>
         </w:tc>
@@ -6759,7 +6759,7 @@
           </w:tcPr>
           <w:p>
             <w:r>
-              <w:t>99,3 ± 17,6</w:t>
+              <w:t>21,6 ± 3,7</w:t>
             </w:r>
           </w:p>
         </w:tc>
@@ -6769,7 +6769,7 @@
           </w:tcPr>
           <w:p>
             <w:r>
-              <w:t>95,9 ± 19,4</w:t>
+              <w:t>23,7 ± 4,0</w:t>
             </w:r>
           </w:p>
         </w:tc>
@@ -6779,7 +6779,7 @@
           </w:tcPr>
           <w:p>
             <w:r>
-              <w:t>0,0673</w:t>
+              <w:t>&lt;0,0001</w:t>
             </w:r>
           </w:p>
         </w:tc>
@@ -6791,7 +6791,7 @@
           </w:tcPr>
           <w:p>
             <w:r>
-              <w:t>Denyut Nadi (kali/menit)</w:t>
+              <w:t>Killip I — n (%)</w:t>
             </w:r>
           </w:p>
         </w:tc>
@@ -6801,7 +6801,7 @@
           </w:tcPr>
           <w:p>
             <w:r>
-              <w:t>82,5 ± 19,0</w:t>
+              <w:t>927 (65,8)</w:t>
             </w:r>
           </w:p>
         </w:tc>
@@ -6811,7 +6811,7 @@
           </w:tcPr>
           <w:p>
             <w:r>
-              <w:t>91,0 ± 20,2</w:t>
+              <w:t>41 (35,7)</w:t>
             </w:r>
           </w:p>
         </w:tc>
@@ -6820,9 +6820,7 @@
             <w:tcW w:type="dxa" w:w="2409"/>
           </w:tcPr>
           <w:p>
-            <w:r>
-              <w:t>&lt;0,0001</w:t>
-            </w:r>
+            <w:r/>
           </w:p>
         </w:tc>
       </w:tr>
@@ -6833,7 +6831,7 @@
           </w:tcPr>
           <w:p>
             <w:r>
-              <w:t>Laju Napas (kali/menit)</w:t>
+              <w:t>Killip II — n (%)</w:t>
             </w:r>
           </w:p>
         </w:tc>
@@ -6843,7 +6841,7 @@
           </w:tcPr>
           <w:p>
             <w:r>
-              <w:t>21,6 ± 3,7</w:t>
+              <w:t>374 (26,5)</w:t>
             </w:r>
           </w:p>
         </w:tc>
@@ -6853,7 +6851,7 @@
           </w:tcPr>
           <w:p>
             <w:r>
-              <w:t>23,7 ± 4,0</w:t>
+              <w:t>37 (32,2)</w:t>
             </w:r>
           </w:p>
         </w:tc>
@@ -6862,9 +6860,7 @@
             <w:tcW w:type="dxa" w:w="2409"/>
           </w:tcPr>
           <w:p>
-            <w:r>
-              <w:t>&lt;0,0001</w:t>
-            </w:r>
+            <w:r/>
           </w:p>
         </w:tc>
       </w:tr>
@@ -6875,7 +6871,7 @@
           </w:tcPr>
           <w:p>
             <w:r>
-              <w:t>SpO2 (%)</w:t>
+              <w:t>Killip III — n (%)</w:t>
             </w:r>
           </w:p>
         </w:tc>
@@ -6885,7 +6881,7 @@
           </w:tcPr>
           <w:p>
             <w:r>
-              <w:t>97,2 ± 2,9</w:t>
+              <w:t>108 (7,7)</w:t>
             </w:r>
           </w:p>
         </w:tc>
@@ -6895,7 +6891,7 @@
           </w:tcPr>
           <w:p>
             <w:r>
-              <w:t>96,0 ± 4,8</w:t>
+              <w:t>37 (32,2)</w:t>
             </w:r>
           </w:p>
         </w:tc>
@@ -6904,9 +6900,7 @@
             <w:tcW w:type="dxa" w:w="2409"/>
           </w:tcPr>
           <w:p>
-            <w:r>
-              <w:t>0,0061</w:t>
-            </w:r>
+            <w:r/>
           </w:p>
         </w:tc>
       </w:tr>
@@ -6917,7 +6911,7 @@
           </w:tcPr>
           <w:p>
             <w:r>
-              <w:t>Suhu (°C)</w:t>
+              <w:t>Diabetes melitus — n (%)</w:t>
             </w:r>
           </w:p>
         </w:tc>
@@ -6927,7 +6921,7 @@
           </w:tcPr>
           <w:p>
             <w:r>
-              <w:t>36,5 ± 0,6</w:t>
+              <w:t>436 (30,9)</w:t>
             </w:r>
           </w:p>
         </w:tc>
@@ -6937,7 +6931,7 @@
           </w:tcPr>
           <w:p>
             <w:r>
-              <w:t>36,6 ± 0,3</w:t>
+              <w:t>48 (41,7)</w:t>
             </w:r>
           </w:p>
         </w:tc>
@@ -6947,7 +6941,7 @@
           </w:tcPr>
           <w:p>
             <w:r>
-              <w:t>0,1407</w:t>
+              <w:t>0,0222</w:t>
             </w:r>
           </w:p>
         </w:tc>
@@ -6959,7 +6953,7 @@
           </w:tcPr>
           <w:p>
             <w:r>
-              <w:t>Kebutuhan Oksigen &gt;5 LPM — n (%)</w:t>
+              <w:t>Hipertensi — n (%)</w:t>
             </w:r>
           </w:p>
         </w:tc>
@@ -6969,7 +6963,7 @@
           </w:tcPr>
           <w:p>
             <w:r>
-              <w:t>110 (7,8)</w:t>
+              <w:t>800 (56,8)</w:t>
             </w:r>
           </w:p>
         </w:tc>
@@ -6979,7 +6973,7 @@
           </w:tcPr>
           <w:p>
             <w:r>
-              <w:t>30 (26,1)</w:t>
+              <w:t>73 (63,5)</w:t>
             </w:r>
           </w:p>
         </w:tc>
@@ -6989,7 +6983,7 @@
           </w:tcPr>
           <w:p>
             <w:r>
-              <w:t>&lt;0,0001</w:t>
+              <w:t>0,1941</w:t>
             </w:r>
           </w:p>
         </w:tc>
@@ -7001,7 +6995,7 @@
           </w:tcPr>
           <w:p>
             <w:r>
-              <w:t>Killip I — n (%)</w:t>
+              <w:t>Dislipidemia — n (%)</w:t>
             </w:r>
           </w:p>
         </w:tc>
@@ -7011,7 +7005,7 @@
           </w:tcPr>
           <w:p>
             <w:r>
-              <w:t>927 (65,8)</w:t>
+              <w:t>481 (34,1)</w:t>
             </w:r>
           </w:p>
         </w:tc>
@@ -7021,7 +7015,7 @@
           </w:tcPr>
           <w:p>
             <w:r>
-              <w:t>41 (35,7)</w:t>
+              <w:t>19 (16,5)</w:t>
             </w:r>
           </w:p>
         </w:tc>
@@ -7030,7 +7024,9 @@
             <w:tcW w:type="dxa" w:w="2409"/>
           </w:tcPr>
           <w:p>
-            <w:r/>
+            <w:r>
+              <w:t>0,0002</w:t>
+            </w:r>
           </w:p>
         </w:tc>
       </w:tr>
@@ -7041,7 +7037,7 @@
           </w:tcPr>
           <w:p>
             <w:r>
-              <w:t>Killip II — n (%)</w:t>
+              <w:t>Penyakit Ginjal Kronik — n (%)</w:t>
             </w:r>
           </w:p>
         </w:tc>
@@ -7051,7 +7047,7 @@
           </w:tcPr>
           <w:p>
             <w:r>
-              <w:t>374 (26,5)</w:t>
+              <w:t>105 (7,5)</w:t>
             </w:r>
           </w:p>
         </w:tc>
@@ -7070,7 +7066,9 @@
             <w:tcW w:type="dxa" w:w="2409"/>
           </w:tcPr>
           <w:p>
-            <w:r/>
+            <w:r>
+              <w:t>&lt;0,0001</w:t>
+            </w:r>
           </w:p>
         </w:tc>
       </w:tr>
@@ -7081,7 +7079,7 @@
           </w:tcPr>
           <w:p>
             <w:r>
-              <w:t>Killip III — n (%)</w:t>
+              <w:t>Riwayat Infark Miokard — n (%)</w:t>
             </w:r>
           </w:p>
         </w:tc>
@@ -7091,7 +7089,7 @@
           </w:tcPr>
           <w:p>
             <w:r>
-              <w:t>108 (7,7)</w:t>
+              <w:t>120 (8,5)</w:t>
             </w:r>
           </w:p>
         </w:tc>
@@ -7101,7 +7099,7 @@
           </w:tcPr>
           <w:p>
             <w:r>
-              <w:t>37 (32,2)</w:t>
+              <w:t>16 (13,9)</w:t>
             </w:r>
           </w:p>
         </w:tc>
@@ -7110,7 +7108,9 @@
             <w:tcW w:type="dxa" w:w="2409"/>
           </w:tcPr>
           <w:p>
-            <w:r/>
+            <w:r>
+              <w:t>0,0748</w:t>
+            </w:r>
           </w:p>
         </w:tc>
       </w:tr>
@@ -7121,7 +7121,7 @@
           </w:tcPr>
           <w:p>
             <w:r>
-              <w:t>Diabetes melitus — n (%)</w:t>
+              <w:t>Perokok — n (%)</w:t>
             </w:r>
           </w:p>
         </w:tc>
@@ -7131,7 +7131,7 @@
           </w:tcPr>
           <w:p>
             <w:r>
-              <w:t>436 (30,9)</w:t>
+              <w:t>964 (68,4)</w:t>
             </w:r>
           </w:p>
         </w:tc>
@@ -7141,7 +7141,7 @@
           </w:tcPr>
           <w:p>
             <w:r>
-              <w:t>48 (41,7)</w:t>
+              <w:t>69 (60,0)</w:t>
             </w:r>
           </w:p>
         </w:tc>
@@ -7151,7 +7151,7 @@
           </w:tcPr>
           <w:p>
             <w:r>
-              <w:t>0,0222</w:t>
+              <w:t>0,0795</w:t>
             </w:r>
           </w:p>
         </w:tc>
@@ -7163,7 +7163,7 @@
           </w:tcPr>
           <w:p>
             <w:r>
-              <w:t>Hipertensi — n (%)</w:t>
+              <w:t>Hemoglobin (g/dL)</w:t>
             </w:r>
           </w:p>
         </w:tc>
@@ -7173,7 +7173,7 @@
           </w:tcPr>
           <w:p>
             <w:r>
-              <w:t>800 (56,8)</w:t>
+              <w:t>13,8 ± 2,0</w:t>
             </w:r>
           </w:p>
         </w:tc>
@@ -7183,7 +7183,7 @@
           </w:tcPr>
           <w:p>
             <w:r>
-              <w:t>73 (63,5)</w:t>
+              <w:t>12,4 ± 2,4</w:t>
             </w:r>
           </w:p>
         </w:tc>
@@ -7193,7 +7193,7 @@
           </w:tcPr>
           <w:p>
             <w:r>
-              <w:t>0,1941</w:t>
+              <w:t>&lt;0,0001</w:t>
             </w:r>
           </w:p>
         </w:tc>
@@ -7205,7 +7205,7 @@
           </w:tcPr>
           <w:p>
             <w:r>
-              <w:t>Dislipidemia — n (%)</w:t>
+              <w:t>Ureum (mg/dL)</w:t>
             </w:r>
           </w:p>
         </w:tc>
@@ -7215,7 +7215,7 @@
           </w:tcPr>
           <w:p>
             <w:r>
-              <w:t>481 (34,1)</w:t>
+              <w:t>38,3 ± 26,3</w:t>
             </w:r>
           </w:p>
         </w:tc>
@@ -7225,7 +7225,7 @@
           </w:tcPr>
           <w:p>
             <w:r>
-              <w:t>19 (16,5)</w:t>
+              <w:t>71,8 ± 53,3</w:t>
             </w:r>
           </w:p>
         </w:tc>
@@ -7235,7 +7235,7 @@
           </w:tcPr>
           <w:p>
             <w:r>
-              <w:t>0,0002</w:t>
+              <w:t>&lt;0,0001</w:t>
             </w:r>
           </w:p>
         </w:tc>
@@ -7247,7 +7247,7 @@
           </w:tcPr>
           <w:p>
             <w:r>
-              <w:t>Penyakit Ginjal Kronik — n (%)</w:t>
+              <w:t>Kreatinin (mg/dL)</w:t>
             </w:r>
           </w:p>
         </w:tc>
@@ -7257,7 +7257,7 @@
           </w:tcPr>
           <w:p>
             <w:r>
-              <w:t>105 (7,5)</w:t>
+              <w:t>1,1 ± 0,8</w:t>
             </w:r>
           </w:p>
         </w:tc>
@@ -7267,7 +7267,7 @@
           </w:tcPr>
           <w:p>
             <w:r>
-              <w:t>37 (32,2)</w:t>
+              <w:t>1,8 ± 1,5</w:t>
             </w:r>
           </w:p>
         </w:tc>
@@ -7289,7 +7289,7 @@
           </w:tcPr>
           <w:p>
             <w:r>
-              <w:t>Riwayat Infark Miokard — n (%)</w:t>
+              <w:t>eGFR (mL/menit/1,73m²)</w:t>
             </w:r>
           </w:p>
         </w:tc>
@@ -7299,7 +7299,7 @@
           </w:tcPr>
           <w:p>
             <w:r>
-              <w:t>120 (8,5)</w:t>
+              <w:t>83,4 ± 26,0</w:t>
             </w:r>
           </w:p>
         </w:tc>
@@ -7309,7 +7309,7 @@
           </w:tcPr>
           <w:p>
             <w:r>
-              <w:t>16 (13,9)</w:t>
+              <w:t>57,8 ± 29,0</w:t>
             </w:r>
           </w:p>
         </w:tc>
@@ -7319,7 +7319,7 @@
           </w:tcPr>
           <w:p>
             <w:r>
-              <w:t>0,0748</w:t>
+              <w:t>&lt;0,0001</w:t>
             </w:r>
           </w:p>
         </w:tc>
@@ -7331,7 +7331,7 @@
           </w:tcPr>
           <w:p>
             <w:r>
-              <w:t>Riwayat PCI — n (%)</w:t>
+              <w:t>Natrium (mEq/L)</w:t>
             </w:r>
           </w:p>
         </w:tc>
@@ -7341,7 +7341,7 @@
           </w:tcPr>
           <w:p>
             <w:r>
-              <w:t>69 (4,9)</w:t>
+              <w:t>136,2 ± 3,6</w:t>
             </w:r>
           </w:p>
         </w:tc>
@@ -7351,7 +7351,7 @@
           </w:tcPr>
           <w:p>
             <w:r>
-              <w:t>7 (6,1)</w:t>
+              <w:t>134,9 ± 4,3</w:t>
             </w:r>
           </w:p>
         </w:tc>
@@ -7361,7 +7361,7 @@
           </w:tcPr>
           <w:p>
             <w:r>
-              <w:t>0,7332</w:t>
+              <w:t>0,0021</w:t>
             </w:r>
           </w:p>
         </w:tc>
@@ -7373,7 +7373,7 @@
           </w:tcPr>
           <w:p>
             <w:r>
-              <w:t>Riwayat CABG — n (%)</w:t>
+              <w:t>Kalium (mEq/L)</w:t>
             </w:r>
           </w:p>
         </w:tc>
@@ -7383,7 +7383,7 @@
           </w:tcPr>
           <w:p>
             <w:r>
-              <w:t>6 (0,4)</w:t>
+              <w:t>4,1 ± 0,6</w:t>
             </w:r>
           </w:p>
         </w:tc>
@@ -7393,7 +7393,7 @@
           </w:tcPr>
           <w:p>
             <w:r>
-              <w:t>0 (0,0)</w:t>
+              <w:t>4,4 ± 1,0</w:t>
             </w:r>
           </w:p>
         </w:tc>
@@ -7403,7 +7403,7 @@
           </w:tcPr>
           <w:p>
             <w:r>
-              <w:t>1,0000</w:t>
+              <w:t>0,0009</w:t>
             </w:r>
           </w:p>
         </w:tc>
@@ -7415,7 +7415,7 @@
           </w:tcPr>
           <w:p>
             <w:r>
-              <w:t>Perokok — n (%)</w:t>
+              <w:t>Gula Darah Sewaktu (mg/dL)</w:t>
             </w:r>
           </w:p>
         </w:tc>
@@ -7425,7 +7425,7 @@
           </w:tcPr>
           <w:p>
             <w:r>
-              <w:t>964 (68,4)</w:t>
+              <w:t>179,9 ± 90,3</w:t>
             </w:r>
           </w:p>
         </w:tc>
@@ -7435,7 +7435,7 @@
           </w:tcPr>
           <w:p>
             <w:r>
-              <w:t>69 (60,0)</w:t>
+              <w:t>198,8 ± 116,9</w:t>
             </w:r>
           </w:p>
         </w:tc>
@@ -7445,7 +7445,7 @@
           </w:tcPr>
           <w:p>
             <w:r>
-              <w:t>0,0795</w:t>
+              <w:t>0,0952</w:t>
             </w:r>
           </w:p>
         </w:tc>
@@ -7457,7 +7457,7 @@
           </w:tcPr>
           <w:p>
             <w:r>
-              <w:t>Hemoglobin (g/dL)</w:t>
+              <w:t>Troponin I (ng/mL)</w:t>
             </w:r>
           </w:p>
         </w:tc>
@@ -7467,7 +7467,7 @@
           </w:tcPr>
           <w:p>
             <w:r>
-              <w:t>13,8 ± 2,0</w:t>
+              <w:t>16771,2 ± 22440,3</w:t>
             </w:r>
           </w:p>
         </w:tc>
@@ -7477,7 +7477,7 @@
           </w:tcPr>
           <w:p>
             <w:r>
-              <w:t>12,4 ± 2,4</w:t>
+              <w:t>15142,8 ± 21999,8</w:t>
             </w:r>
           </w:p>
         </w:tc>
@@ -7487,7 +7487,7 @@
           </w:tcPr>
           <w:p>
             <w:r>
-              <w:t>&lt;0,0001</w:t>
+              <w:t>0,4550</w:t>
             </w:r>
           </w:p>
         </w:tc>
@@ -7499,7 +7499,7 @@
           </w:tcPr>
           <w:p>
             <w:r>
-              <w:t>Hematokrit (%)</w:t>
+              <w:t>APTT (detik)</w:t>
             </w:r>
           </w:p>
         </w:tc>
@@ -7509,7 +7509,7 @@
           </w:tcPr>
           <w:p>
             <w:r>
-              <w:t>38,6 ± 13,9</w:t>
+              <w:t>27,7 ± 12,9</w:t>
             </w:r>
           </w:p>
         </w:tc>
@@ -7519,7 +7519,7 @@
           </w:tcPr>
           <w:p>
             <w:r>
-              <w:t>35,4 ± 9,2</w:t>
+              <w:t>31,6 ± 20,0</w:t>
             </w:r>
           </w:p>
         </w:tc>
@@ -7529,7 +7529,7 @@
           </w:tcPr>
           <w:p>
             <w:r>
-              <w:t>0,3710</w:t>
+              <w:t>0,0438</w:t>
             </w:r>
           </w:p>
         </w:tc>
@@ -7541,7 +7541,7 @@
           </w:tcPr>
           <w:p>
             <w:r>
-              <w:t>Leukosit (×10³/µL)</w:t>
+              <w:t>NLR</w:t>
             </w:r>
           </w:p>
         </w:tc>
@@ -7551,7 +7551,7 @@
           </w:tcPr>
           <w:p>
             <w:r>
-              <w:t>12,6 ± 5,0</w:t>
+              <w:t>6,7 ± 5,5</w:t>
             </w:r>
           </w:p>
         </w:tc>
@@ -7561,7 +7561,7 @@
           </w:tcPr>
           <w:p>
             <w:r>
-              <w:t>13,3 ± 5,9</w:t>
+              <w:t>9,0 ± 7,8</w:t>
             </w:r>
           </w:p>
         </w:tc>
@@ -7571,7 +7571,7 @@
           </w:tcPr>
           <w:p>
             <w:r>
-              <w:t>0,1813</w:t>
+              <w:t>0,0028</w:t>
             </w:r>
           </w:p>
         </w:tc>
@@ -7583,7 +7583,7 @@
           </w:tcPr>
           <w:p>
             <w:r>
-              <w:t>Trombosit (×10³/µL)</w:t>
+              <w:t>SII</w:t>
             </w:r>
           </w:p>
         </w:tc>
@@ -7593,7 +7593,7 @@
           </w:tcPr>
           <w:p>
             <w:r>
-              <w:t>270,0 ± 78,0</w:t>
+              <w:t>1803,9 ± 1544,9</w:t>
             </w:r>
           </w:p>
         </w:tc>
@@ -7603,7 +7603,7 @@
           </w:tcPr>
           <w:p>
             <w:r>
-              <w:t>262,3 ± 118,1</w:t>
+              <w:t>2377,6 ± 2406,7</w:t>
             </w:r>
           </w:p>
         </w:tc>
@@ -7613,7 +7613,7 @@
           </w:tcPr>
           <w:p>
             <w:r>
-              <w:t>0,4943</w:t>
+              <w:t>0,0132</w:t>
             </w:r>
           </w:p>
         </w:tc>
@@ -7625,7 +7625,7 @@
           </w:tcPr>
           <w:p>
             <w:r>
-              <w:t>Ureum (mg/dL)</w:t>
+              <w:t>LVEF (%)</w:t>
             </w:r>
           </w:p>
         </w:tc>
@@ -7635,7 +7635,7 @@
           </w:tcPr>
           <w:p>
             <w:r>
-              <w:t>38,3 ± 26,3</w:t>
+              <w:t>42,8 ± 7,7</w:t>
             </w:r>
           </w:p>
         </w:tc>
@@ -7645,7 +7645,7 @@
           </w:tcPr>
           <w:p>
             <w:r>
-              <w:t>71,8 ± 53,3</w:t>
+              <w:t>38,1 ± 8,8</w:t>
             </w:r>
           </w:p>
         </w:tc>
@@ -7667,7 +7667,7 @@
           </w:tcPr>
           <w:p>
             <w:r>
-              <w:t>Kreatinin (mg/dL)</w:t>
+              <w:t>LVOT VTI (cm)</w:t>
             </w:r>
           </w:p>
         </w:tc>
@@ -7677,7 +7677,7 @@
           </w:tcPr>
           <w:p>
             <w:r>
-              <w:t>1,1 ± 0,8</w:t>
+              <w:t>17,7 ± 4,7</w:t>
             </w:r>
           </w:p>
         </w:tc>
@@ -7687,7 +7687,7 @@
           </w:tcPr>
           <w:p>
             <w:r>
-              <w:t>1,8 ± 1,5</w:t>
+              <w:t>15,5 ± 5,6</w:t>
             </w:r>
           </w:p>
         </w:tc>
@@ -7709,7 +7709,7 @@
           </w:tcPr>
           <w:p>
             <w:r>
-              <w:t>eGFR (mL/menit/1,73m²)</w:t>
+              <w:t>TAPSE (cm)</w:t>
             </w:r>
           </w:p>
         </w:tc>
@@ -7719,7 +7719,7 @@
           </w:tcPr>
           <w:p>
             <w:r>
-              <w:t>83,4 ± 26,0</w:t>
+              <w:t>2,0 ± 0,3</w:t>
             </w:r>
           </w:p>
         </w:tc>
@@ -7729,7 +7729,7 @@
           </w:tcPr>
           <w:p>
             <w:r>
-              <w:t>57,8 ± 29,0</w:t>
+              <w:t>1,9 ± 0,3</w:t>
             </w:r>
           </w:p>
         </w:tc>
@@ -7739,7 +7739,7 @@
           </w:tcPr>
           <w:p>
             <w:r>
-              <w:t>&lt;0,0001</w:t>
+              <w:t>0,0003</w:t>
             </w:r>
           </w:p>
         </w:tc>
@@ -7751,7 +7751,7 @@
           </w:tcPr>
           <w:p>
             <w:r>
-              <w:t>Natrium (mEq/L)</w:t>
+              <w:t>LVEDD (mm)</w:t>
             </w:r>
           </w:p>
         </w:tc>
@@ -7761,7 +7761,7 @@
           </w:tcPr>
           <w:p>
             <w:r>
-              <w:t>136,2 ± 3,6</w:t>
+              <w:t>48,8 ± 9,4</w:t>
             </w:r>
           </w:p>
         </w:tc>
@@ -7771,7 +7771,7 @@
           </w:tcPr>
           <w:p>
             <w:r>
-              <w:t>134,9 ± 4,3</w:t>
+              <w:t>52,2 ± 7,8</w:t>
             </w:r>
           </w:p>
         </w:tc>
@@ -7781,7 +7781,7 @@
           </w:tcPr>
           <w:p>
             <w:r>
-              <w:t>0,0021</w:t>
+              <w:t>&lt;0,0001</w:t>
             </w:r>
           </w:p>
         </w:tc>
@@ -7793,7 +7793,7 @@
           </w:tcPr>
           <w:p>
             <w:r>
-              <w:t>Kalium (mEq/L)</w:t>
+              <w:t>Elevasi ST — n (%)</w:t>
             </w:r>
           </w:p>
         </w:tc>
@@ -7803,7 +7803,7 @@
           </w:tcPr>
           <w:p>
             <w:r>
-              <w:t>4,1 ± 0,6</w:t>
+              <w:t>909 (64,5)</w:t>
             </w:r>
           </w:p>
         </w:tc>
@@ -7813,7 +7813,7 @@
           </w:tcPr>
           <w:p>
             <w:r>
-              <w:t>4,4 ± 1,0</w:t>
+              <w:t>66 (57,4)</w:t>
             </w:r>
           </w:p>
         </w:tc>
@@ -7823,7 +7823,7 @@
           </w:tcPr>
           <w:p>
             <w:r>
-              <w:t>0,0009</w:t>
+              <w:t>0,1531</w:t>
             </w:r>
           </w:p>
         </w:tc>
@@ -7835,7 +7835,7 @@
           </w:tcPr>
           <w:p>
             <w:r>
-              <w:t>Gula Darah Sewaktu (mg/dL)</w:t>
+              <w:t>Gelombang Q patologis/OMI — n (%)</w:t>
             </w:r>
           </w:p>
         </w:tc>
@@ -7845,7 +7845,7 @@
           </w:tcPr>
           <w:p>
             <w:r>
-              <w:t>179,9 ± 90,3</w:t>
+              <w:t>760 (53,9)</w:t>
             </w:r>
           </w:p>
         </w:tc>
@@ -7855,7 +7855,7 @@
           </w:tcPr>
           <w:p>
             <w:r>
-              <w:t>198,8 ± 116,9</w:t>
+              <w:t>59 (51,3)</w:t>
             </w:r>
           </w:p>
         </w:tc>
@@ -7865,763 +7865,7 @@
           </w:tcPr>
           <w:p>
             <w:r>
-              <w:t>0,0952</w:t>
-            </w:r>
-          </w:p>
-        </w:tc>
-      </w:tr>
-      <w:tr>
-        <w:tc>
-          <w:tcPr>
-            <w:tcW w:type="dxa" w:w="2409"/>
-          </w:tcPr>
-          <w:p>
-            <w:r>
-              <w:t>Troponin I (ng/mL)</w:t>
-            </w:r>
-          </w:p>
-        </w:tc>
-        <w:tc>
-          <w:tcPr>
-            <w:tcW w:type="dxa" w:w="2409"/>
-          </w:tcPr>
-          <w:p>
-            <w:r>
-              <w:t>16771,2 ± 22440,3</w:t>
-            </w:r>
-          </w:p>
-        </w:tc>
-        <w:tc>
-          <w:tcPr>
-            <w:tcW w:type="dxa" w:w="2409"/>
-          </w:tcPr>
-          <w:p>
-            <w:r>
-              <w:t>15142,8 ± 21999,8</w:t>
-            </w:r>
-          </w:p>
-        </w:tc>
-        <w:tc>
-          <w:tcPr>
-            <w:tcW w:type="dxa" w:w="2409"/>
-          </w:tcPr>
-          <w:p>
-            <w:r>
-              <w:t>0,4550</w:t>
-            </w:r>
-          </w:p>
-        </w:tc>
-      </w:tr>
-      <w:tr>
-        <w:tc>
-          <w:tcPr>
-            <w:tcW w:type="dxa" w:w="2409"/>
-          </w:tcPr>
-          <w:p>
-            <w:r>
-              <w:t>APTT (detik)</w:t>
-            </w:r>
-          </w:p>
-        </w:tc>
-        <w:tc>
-          <w:tcPr>
-            <w:tcW w:type="dxa" w:w="2409"/>
-          </w:tcPr>
-          <w:p>
-            <w:r>
-              <w:t>27,7 ± 12,9</w:t>
-            </w:r>
-          </w:p>
-        </w:tc>
-        <w:tc>
-          <w:tcPr>
-            <w:tcW w:type="dxa" w:w="2409"/>
-          </w:tcPr>
-          <w:p>
-            <w:r>
-              <w:t>31,6 ± 20,0</w:t>
-            </w:r>
-          </w:p>
-        </w:tc>
-        <w:tc>
-          <w:tcPr>
-            <w:tcW w:type="dxa" w:w="2409"/>
-          </w:tcPr>
-          <w:p>
-            <w:r>
-              <w:t>0,0438</w:t>
-            </w:r>
-          </w:p>
-        </w:tc>
-      </w:tr>
-      <w:tr>
-        <w:tc>
-          <w:tcPr>
-            <w:tcW w:type="dxa" w:w="2409"/>
-          </w:tcPr>
-          <w:p>
-            <w:r>
-              <w:t>PT (detik)</w:t>
-            </w:r>
-          </w:p>
-        </w:tc>
-        <w:tc>
-          <w:tcPr>
-            <w:tcW w:type="dxa" w:w="2409"/>
-          </w:tcPr>
-          <w:p>
-            <w:r>
-              <w:t>12,4 ± 6,5</w:t>
-            </w:r>
-          </w:p>
-        </w:tc>
-        <w:tc>
-          <w:tcPr>
-            <w:tcW w:type="dxa" w:w="2409"/>
-          </w:tcPr>
-          <w:p>
-            <w:r>
-              <w:t>14,7 ± 19,1</w:t>
-            </w:r>
-          </w:p>
-        </w:tc>
-        <w:tc>
-          <w:tcPr>
-            <w:tcW w:type="dxa" w:w="2409"/>
-          </w:tcPr>
-          <w:p>
-            <w:r>
-              <w:t>0,2052</w:t>
-            </w:r>
-          </w:p>
-        </w:tc>
-      </w:tr>
-      <w:tr>
-        <w:tc>
-          <w:tcPr>
-            <w:tcW w:type="dxa" w:w="2409"/>
-          </w:tcPr>
-          <w:p>
-            <w:r>
-              <w:t>INR</w:t>
-            </w:r>
-          </w:p>
-        </w:tc>
-        <w:tc>
-          <w:tcPr>
-            <w:tcW w:type="dxa" w:w="2409"/>
-          </w:tcPr>
-          <w:p>
-            <w:r>
-              <w:t>1,3 ± 4,9</w:t>
-            </w:r>
-          </w:p>
-        </w:tc>
-        <w:tc>
-          <w:tcPr>
-            <w:tcW w:type="dxa" w:w="2409"/>
-          </w:tcPr>
-          <w:p>
-            <w:r>
-              <w:t>1,3 ± 1,6</w:t>
-            </w:r>
-          </w:p>
-        </w:tc>
-        <w:tc>
-          <w:tcPr>
-            <w:tcW w:type="dxa" w:w="2409"/>
-          </w:tcPr>
-          <w:p>
-            <w:r>
-              <w:t>0,9628</w:t>
-            </w:r>
-          </w:p>
-        </w:tc>
-      </w:tr>
-      <w:tr>
-        <w:tc>
-          <w:tcPr>
-            <w:tcW w:type="dxa" w:w="2409"/>
-          </w:tcPr>
-          <w:p>
-            <w:r>
-              <w:t>NLR</w:t>
-            </w:r>
-          </w:p>
-        </w:tc>
-        <w:tc>
-          <w:tcPr>
-            <w:tcW w:type="dxa" w:w="2409"/>
-          </w:tcPr>
-          <w:p>
-            <w:r>
-              <w:t>6,7 ± 5,5</w:t>
-            </w:r>
-          </w:p>
-        </w:tc>
-        <w:tc>
-          <w:tcPr>
-            <w:tcW w:type="dxa" w:w="2409"/>
-          </w:tcPr>
-          <w:p>
-            <w:r>
-              <w:t>9,0 ± 7,8</w:t>
-            </w:r>
-          </w:p>
-        </w:tc>
-        <w:tc>
-          <w:tcPr>
-            <w:tcW w:type="dxa" w:w="2409"/>
-          </w:tcPr>
-          <w:p>
-            <w:r>
-              <w:t>0,0028</w:t>
-            </w:r>
-          </w:p>
-        </w:tc>
-      </w:tr>
-      <w:tr>
-        <w:tc>
-          <w:tcPr>
-            <w:tcW w:type="dxa" w:w="2409"/>
-          </w:tcPr>
-          <w:p>
-            <w:r>
-              <w:t>SII</w:t>
-            </w:r>
-          </w:p>
-        </w:tc>
-        <w:tc>
-          <w:tcPr>
-            <w:tcW w:type="dxa" w:w="2409"/>
-          </w:tcPr>
-          <w:p>
-            <w:r>
-              <w:t>1803,9 ± 1544,9</w:t>
-            </w:r>
-          </w:p>
-        </w:tc>
-        <w:tc>
-          <w:tcPr>
-            <w:tcW w:type="dxa" w:w="2409"/>
-          </w:tcPr>
-          <w:p>
-            <w:r>
-              <w:t>2377,6 ± 2406,7</w:t>
-            </w:r>
-          </w:p>
-        </w:tc>
-        <w:tc>
-          <w:tcPr>
-            <w:tcW w:type="dxa" w:w="2409"/>
-          </w:tcPr>
-          <w:p>
-            <w:r>
-              <w:t>0,0132</w:t>
-            </w:r>
-          </w:p>
-        </w:tc>
-      </w:tr>
-      <w:tr>
-        <w:tc>
-          <w:tcPr>
-            <w:tcW w:type="dxa" w:w="2409"/>
-          </w:tcPr>
-          <w:p>
-            <w:r>
-              <w:t>LVEF (%)</w:t>
-            </w:r>
-          </w:p>
-        </w:tc>
-        <w:tc>
-          <w:tcPr>
-            <w:tcW w:type="dxa" w:w="2409"/>
-          </w:tcPr>
-          <w:p>
-            <w:r>
-              <w:t>42,8 ± 7,7</w:t>
-            </w:r>
-          </w:p>
-        </w:tc>
-        <w:tc>
-          <w:tcPr>
-            <w:tcW w:type="dxa" w:w="2409"/>
-          </w:tcPr>
-          <w:p>
-            <w:r>
-              <w:t>38,1 ± 8,8</w:t>
-            </w:r>
-          </w:p>
-        </w:tc>
-        <w:tc>
-          <w:tcPr>
-            <w:tcW w:type="dxa" w:w="2409"/>
-          </w:tcPr>
-          <w:p>
-            <w:r>
-              <w:t>&lt;0,0001</w:t>
-            </w:r>
-          </w:p>
-        </w:tc>
-      </w:tr>
-      <w:tr>
-        <w:tc>
-          <w:tcPr>
-            <w:tcW w:type="dxa" w:w="2409"/>
-          </w:tcPr>
-          <w:p>
-            <w:r>
-              <w:t>TAPSE (cm)</w:t>
-            </w:r>
-          </w:p>
-        </w:tc>
-        <w:tc>
-          <w:tcPr>
-            <w:tcW w:type="dxa" w:w="2409"/>
-          </w:tcPr>
-          <w:p>
-            <w:r>
-              <w:t>2,0 ± 0,3</w:t>
-            </w:r>
-          </w:p>
-        </w:tc>
-        <w:tc>
-          <w:tcPr>
-            <w:tcW w:type="dxa" w:w="2409"/>
-          </w:tcPr>
-          <w:p>
-            <w:r>
-              <w:t>1,9 ± 0,3</w:t>
-            </w:r>
-          </w:p>
-        </w:tc>
-        <w:tc>
-          <w:tcPr>
-            <w:tcW w:type="dxa" w:w="2409"/>
-          </w:tcPr>
-          <w:p>
-            <w:r>
-              <w:t>0,0003</w:t>
-            </w:r>
-          </w:p>
-        </w:tc>
-      </w:tr>
-      <w:tr>
-        <w:tc>
-          <w:tcPr>
-            <w:tcW w:type="dxa" w:w="2409"/>
-          </w:tcPr>
-          <w:p>
-            <w:r>
-              <w:t>LVEDD (mm)</w:t>
-            </w:r>
-          </w:p>
-        </w:tc>
-        <w:tc>
-          <w:tcPr>
-            <w:tcW w:type="dxa" w:w="2409"/>
-          </w:tcPr>
-          <w:p>
-            <w:r>
-              <w:t>48,8 ± 9,4</w:t>
-            </w:r>
-          </w:p>
-        </w:tc>
-        <w:tc>
-          <w:tcPr>
-            <w:tcW w:type="dxa" w:w="2409"/>
-          </w:tcPr>
-          <w:p>
-            <w:r>
-              <w:t>52,2 ± 7,8</w:t>
-            </w:r>
-          </w:p>
-        </w:tc>
-        <w:tc>
-          <w:tcPr>
-            <w:tcW w:type="dxa" w:w="2409"/>
-          </w:tcPr>
-          <w:p>
-            <w:r>
-              <w:t>&lt;0,0001</w:t>
-            </w:r>
-          </w:p>
-        </w:tc>
-      </w:tr>
-      <w:tr>
-        <w:tc>
-          <w:tcPr>
-            <w:tcW w:type="dxa" w:w="2409"/>
-          </w:tcPr>
-          <w:p>
-            <w:r>
-              <w:t>LVOT VTI (cm)</w:t>
-            </w:r>
-          </w:p>
-        </w:tc>
-        <w:tc>
-          <w:tcPr>
-            <w:tcW w:type="dxa" w:w="2409"/>
-          </w:tcPr>
-          <w:p>
-            <w:r>
-              <w:t>17,7 ± 4,7</w:t>
-            </w:r>
-          </w:p>
-        </w:tc>
-        <w:tc>
-          <w:tcPr>
-            <w:tcW w:type="dxa" w:w="2409"/>
-          </w:tcPr>
-          <w:p>
-            <w:r>
-              <w:t>15,5 ± 5,6</w:t>
-            </w:r>
-          </w:p>
-        </w:tc>
-        <w:tc>
-          <w:tcPr>
-            <w:tcW w:type="dxa" w:w="2409"/>
-          </w:tcPr>
-          <w:p>
-            <w:r>
-              <w:t>&lt;0,0001</w:t>
-            </w:r>
-          </w:p>
-        </w:tc>
-      </w:tr>
-      <w:tr>
-        <w:tc>
-          <w:tcPr>
-            <w:tcW w:type="dxa" w:w="2409"/>
-          </w:tcPr>
-          <w:p>
-            <w:r>
-              <w:t>Cardiac Output (L/menit)</w:t>
-            </w:r>
-          </w:p>
-        </w:tc>
-        <w:tc>
-          <w:tcPr>
-            <w:tcW w:type="dxa" w:w="2409"/>
-          </w:tcPr>
-          <w:p>
-            <w:r>
-              <w:t>4,1 ± 1,2</w:t>
-            </w:r>
-          </w:p>
-        </w:tc>
-        <w:tc>
-          <w:tcPr>
-            <w:tcW w:type="dxa" w:w="2409"/>
-          </w:tcPr>
-          <w:p>
-            <w:r>
-              <w:t>3,9 ± 1,4</w:t>
-            </w:r>
-          </w:p>
-        </w:tc>
-        <w:tc>
-          <w:tcPr>
-            <w:tcW w:type="dxa" w:w="2409"/>
-          </w:tcPr>
-          <w:p>
-            <w:r>
-              <w:t>0,1665</w:t>
-            </w:r>
-          </w:p>
-        </w:tc>
-      </w:tr>
-      <w:tr>
-        <w:tc>
-          <w:tcPr>
-            <w:tcW w:type="dxa" w:w="2409"/>
-          </w:tcPr>
-          <w:p>
-            <w:r>
-              <w:t>BSA (m²)</w:t>
-            </w:r>
-          </w:p>
-        </w:tc>
-        <w:tc>
-          <w:tcPr>
-            <w:tcW w:type="dxa" w:w="2409"/>
-          </w:tcPr>
-          <w:p>
-            <w:r>
-              <w:t>1,7 ± 0,2</w:t>
-            </w:r>
-          </w:p>
-        </w:tc>
-        <w:tc>
-          <w:tcPr>
-            <w:tcW w:type="dxa" w:w="2409"/>
-          </w:tcPr>
-          <w:p>
-            <w:r>
-              <w:t>1,7 ± 0,2</w:t>
-            </w:r>
-          </w:p>
-        </w:tc>
-        <w:tc>
-          <w:tcPr>
-            <w:tcW w:type="dxa" w:w="2409"/>
-          </w:tcPr>
-          <w:p>
-            <w:r>
-              <w:t>0,0103</w:t>
-            </w:r>
-          </w:p>
-        </w:tc>
-      </w:tr>
-      <w:tr>
-        <w:tc>
-          <w:tcPr>
-            <w:tcW w:type="dxa" w:w="2409"/>
-          </w:tcPr>
-          <w:p>
-            <w:r>
-              <w:t>RWMA — n (%)</w:t>
-            </w:r>
-          </w:p>
-        </w:tc>
-        <w:tc>
-          <w:tcPr>
-            <w:tcW w:type="dxa" w:w="2409"/>
-          </w:tcPr>
-          <w:p>
-            <w:r>
-              <w:t>1319 (93,6)</w:t>
-            </w:r>
-          </w:p>
-        </w:tc>
-        <w:tc>
-          <w:tcPr>
-            <w:tcW w:type="dxa" w:w="2409"/>
-          </w:tcPr>
-          <w:p>
-            <w:r>
-              <w:t>109 (94,8)</w:t>
-            </w:r>
-          </w:p>
-        </w:tc>
-        <w:tc>
-          <w:tcPr>
-            <w:tcW w:type="dxa" w:w="2409"/>
-          </w:tcPr>
-          <w:p>
-            <w:r>
-              <w:t>0,7664</w:t>
-            </w:r>
-          </w:p>
-        </w:tc>
-      </w:tr>
-      <w:tr>
-        <w:tc>
-          <w:tcPr>
-            <w:tcW w:type="dxa" w:w="2409"/>
-          </w:tcPr>
-          <w:p>
-            <w:r>
-              <w:t>Dilatasi LA — n (%)</w:t>
-            </w:r>
-          </w:p>
-        </w:tc>
-        <w:tc>
-          <w:tcPr>
-            <w:tcW w:type="dxa" w:w="2409"/>
-          </w:tcPr>
-          <w:p>
-            <w:r>
-              <w:t>299 (21,2)</w:t>
-            </w:r>
-          </w:p>
-        </w:tc>
-        <w:tc>
-          <w:tcPr>
-            <w:tcW w:type="dxa" w:w="2409"/>
-          </w:tcPr>
-          <w:p>
-            <w:r>
-              <w:t>52 (45,2)</w:t>
-            </w:r>
-          </w:p>
-        </w:tc>
-        <w:tc>
-          <w:tcPr>
-            <w:tcW w:type="dxa" w:w="2409"/>
-          </w:tcPr>
-          <w:p>
-            <w:r>
-              <w:t>&lt;0,0001</w:t>
-            </w:r>
-          </w:p>
-        </w:tc>
-      </w:tr>
-      <w:tr>
-        <w:tc>
-          <w:tcPr>
-            <w:tcW w:type="dxa" w:w="2409"/>
-          </w:tcPr>
-          <w:p>
-            <w:r>
-              <w:t>Dilatasi RA — n (%)</w:t>
-            </w:r>
-          </w:p>
-        </w:tc>
-        <w:tc>
-          <w:tcPr>
-            <w:tcW w:type="dxa" w:w="2409"/>
-          </w:tcPr>
-          <w:p>
-            <w:r>
-              <w:t>81 (5,7)</w:t>
-            </w:r>
-          </w:p>
-        </w:tc>
-        <w:tc>
-          <w:tcPr>
-            <w:tcW w:type="dxa" w:w="2409"/>
-          </w:tcPr>
-          <w:p>
-            <w:r>
-              <w:t>11 (9,6)</w:t>
-            </w:r>
-          </w:p>
-        </w:tc>
-        <w:tc>
-          <w:tcPr>
-            <w:tcW w:type="dxa" w:w="2409"/>
-          </w:tcPr>
-          <w:p>
-            <w:r>
-              <w:t>0,1474</w:t>
-            </w:r>
-          </w:p>
-        </w:tc>
-      </w:tr>
-      <w:tr>
-        <w:tc>
-          <w:tcPr>
-            <w:tcW w:type="dxa" w:w="2409"/>
-          </w:tcPr>
-          <w:p>
-            <w:r>
-              <w:t>Elevasi ST — n (%)</w:t>
-            </w:r>
-          </w:p>
-        </w:tc>
-        <w:tc>
-          <w:tcPr>
-            <w:tcW w:type="dxa" w:w="2409"/>
-          </w:tcPr>
-          <w:p>
-            <w:r>
-              <w:t>909 (64,5)</w:t>
-            </w:r>
-          </w:p>
-        </w:tc>
-        <w:tc>
-          <w:tcPr>
-            <w:tcW w:type="dxa" w:w="2409"/>
-          </w:tcPr>
-          <w:p>
-            <w:r>
-              <w:t>66 (57,4)</w:t>
-            </w:r>
-          </w:p>
-        </w:tc>
-        <w:tc>
-          <w:tcPr>
-            <w:tcW w:type="dxa" w:w="2409"/>
-          </w:tcPr>
-          <w:p>
-            <w:r>
-              <w:t>0,1531</w:t>
-            </w:r>
-          </w:p>
-        </w:tc>
-      </w:tr>
-      <w:tr>
-        <w:tc>
-          <w:tcPr>
-            <w:tcW w:type="dxa" w:w="2409"/>
-          </w:tcPr>
-          <w:p>
-            <w:r>
-              <w:t>Gelombang Q patologis/OMI — n (%)</w:t>
-            </w:r>
-          </w:p>
-        </w:tc>
-        <w:tc>
-          <w:tcPr>
-            <w:tcW w:type="dxa" w:w="2409"/>
-          </w:tcPr>
-          <w:p>
-            <w:r>
-              <w:t>760 (53,9)</w:t>
-            </w:r>
-          </w:p>
-        </w:tc>
-        <w:tc>
-          <w:tcPr>
-            <w:tcW w:type="dxa" w:w="2409"/>
-          </w:tcPr>
-          <w:p>
-            <w:r>
-              <w:t>59 (51,3)</w:t>
-            </w:r>
-          </w:p>
-        </w:tc>
-        <w:tc>
-          <w:tcPr>
-            <w:tcW w:type="dxa" w:w="2409"/>
-          </w:tcPr>
-          <w:p>
-            <w:r>
               <w:t>0,6544</w:t>
-            </w:r>
-          </w:p>
-        </w:tc>
-      </w:tr>
-      <w:tr>
-        <w:tc>
-          <w:tcPr>
-            <w:tcW w:type="dxa" w:w="2409"/>
-          </w:tcPr>
-          <w:p>
-            <w:r>
-              <w:t>Elevasi ST anterior/LBBB — n (%)</w:t>
-            </w:r>
-          </w:p>
-        </w:tc>
-        <w:tc>
-          <w:tcPr>
-            <w:tcW w:type="dxa" w:w="2409"/>
-          </w:tcPr>
-          <w:p>
-            <w:r>
-              <w:t>576 (40,9)</w:t>
-            </w:r>
-          </w:p>
-        </w:tc>
-        <w:tc>
-          <w:tcPr>
-            <w:tcW w:type="dxa" w:w="2409"/>
-          </w:tcPr>
-          <w:p>
-            <w:r>
-              <w:t>46 (40,0)</w:t>
-            </w:r>
-          </w:p>
-        </w:tc>
-        <w:tc>
-          <w:tcPr>
-            <w:tcW w:type="dxa" w:w="2409"/>
-          </w:tcPr>
-          <w:p>
-            <w:r>
-              <w:t>0,9315</w:t>
             </w:r>
           </w:p>
         </w:tc>

--- a/TESIS_FINAL.docx
+++ b/TESIS_FINAL.docx
@@ -2,6 +2,481 @@
 <file path=word/document.xml><?xml version="1.0" encoding="utf-8"?>
 <w:document xmlns:w="http://schemas.openxmlformats.org/wordprocessingml/2006/main" xmlns:wp="http://schemas.openxmlformats.org/drawingml/2006/wordprocessingDrawing" xmlns:a="http://schemas.openxmlformats.org/drawingml/2006/main" xmlns:r="http://schemas.openxmlformats.org/officeDocument/2006/relationships" xmlns:pic="http://schemas.openxmlformats.org/drawingml/2006/picture" xmlns:mc="http://schemas.openxmlformats.org/markup-compatibility/2006">
   <w:body>
+    <w:p>
+      <w:r>
+        <w:br w:type="page"/>
+      </w:r>
+    </w:p>
+    <w:p>
+      <w:pPr>
+        <w:jc w:val="center"/>
+      </w:pPr>
+      <w:r>
+        <w:rPr>
+          <w:b/>
+        </w:rPr>
+        <w:t>LAMPIRAN: PETA PELAPORAN TRIPOD+AI</w:t>
+      </w:r>
+    </w:p>
+    <w:p>
+      <w:r>
+        <w:t>Peta ini menunjukkan lokasi pelaporan 17 domain utama. Pemenuhan pelaporan tidak berarti validasi eksternal telah dilakukan.</w:t>
+      </w:r>
+    </w:p>
+    <w:tbl>
+      <w:tblPr>
+        <w:tblStyle w:val="TableGrid"/>
+        <w:tblW w:type="auto" w:w="0"/>
+        <w:tblLook w:firstColumn="1" w:firstRow="1" w:lastColumn="0" w:lastRow="0" w:noHBand="0" w:noVBand="1" w:val="04A0"/>
+      </w:tblPr>
+      <w:tblGrid>
+        <w:gridCol w:w="4819"/>
+        <w:gridCol w:w="4819"/>
+      </w:tblGrid>
+      <w:tr>
+        <w:trPr>
+          <w:tblHeader w:val="true"/>
+        </w:trPr>
+        <w:tc>
+          <w:tcPr>
+            <w:tcW w:type="dxa" w:w="4819"/>
+            <w:shd w:fill="D9EAF7"/>
+            <w:vAlign w:val="center"/>
+          </w:tcPr>
+          <w:p>
+            <w:r>
+              <w:rPr>
+                <w:b/>
+              </w:rPr>
+              <w:t>Item</w:t>
+            </w:r>
+          </w:p>
+        </w:tc>
+        <w:tc>
+          <w:tcPr>
+            <w:tcW w:type="dxa" w:w="4819"/>
+            <w:shd w:fill="D9EAF7"/>
+            <w:vAlign w:val="center"/>
+          </w:tcPr>
+          <w:p>
+            <w:r>
+              <w:rPr>
+                <w:b/>
+              </w:rPr>
+              <w:t>Lokasi dan status pelaporan</w:t>
+            </w:r>
+          </w:p>
+        </w:tc>
+      </w:tr>
+      <w:tr>
+        <w:tc>
+          <w:tcPr>
+            <w:tcW w:type="dxa" w:w="4819"/>
+            <w:vAlign w:val="center"/>
+          </w:tcPr>
+          <w:p>
+            <w:r>
+              <w:t>1. Judul dan jenis studi</w:t>
+            </w:r>
+          </w:p>
+        </w:tc>
+        <w:tc>
+          <w:tcPr>
+            <w:tcW w:type="dxa" w:w="4819"/>
+            <w:vAlign w:val="center"/>
+          </w:tcPr>
+          <w:p>
+            <w:r>
+              <w:t>Judul/abstrak: model prediksi, luaran, populasi, dan validasi internal disebutkan.</w:t>
+            </w:r>
+          </w:p>
+        </w:tc>
+      </w:tr>
+      <w:tr>
+        <w:tc>
+          <w:tcPr>
+            <w:tcW w:type="dxa" w:w="4819"/>
+            <w:vAlign w:val="center"/>
+          </w:tcPr>
+          <w:p>
+            <w:r>
+              <w:t>2. Ringkasan terstruktur</w:t>
+            </w:r>
+          </w:p>
+        </w:tc>
+        <w:tc>
+          <w:tcPr>
+            <w:tcW w:type="dxa" w:w="4819"/>
+            <w:vAlign w:val="center"/>
+          </w:tcPr>
+          <w:p>
+            <w:r>
+              <w:t>Abstrak: desain, ukuran sampel, kejadian, prediktor, validasi, dan metrik utama.</w:t>
+            </w:r>
+          </w:p>
+        </w:tc>
+      </w:tr>
+      <w:tr>
+        <w:tc>
+          <w:tcPr>
+            <w:tcW w:type="dxa" w:w="4819"/>
+            <w:vAlign w:val="center"/>
+          </w:tcPr>
+          <w:p>
+            <w:r>
+              <w:t>3. Latar belakang dan tujuan</w:t>
+            </w:r>
+          </w:p>
+        </w:tc>
+        <w:tc>
+          <w:tcPr>
+            <w:tcW w:type="dxa" w:w="4819"/>
+            <w:vAlign w:val="center"/>
+          </w:tcPr>
+          <w:p>
+            <w:r>
+              <w:t>Bagian 1.1 sampai 1.3: konteks klinis, model pembanding, dan tujuan.</w:t>
+            </w:r>
+          </w:p>
+        </w:tc>
+      </w:tr>
+      <w:tr>
+        <w:tc>
+          <w:tcPr>
+            <w:tcW w:type="dxa" w:w="4819"/>
+            <w:vAlign w:val="center"/>
+          </w:tcPr>
+          <w:p>
+            <w:r>
+              <w:t>4. Sumber data dan waktu</w:t>
+            </w:r>
+          </w:p>
+        </w:tc>
+        <w:tc>
+          <w:tcPr>
+            <w:tcW w:type="dxa" w:w="4819"/>
+            <w:vAlign w:val="center"/>
+          </w:tcPr>
+          <w:p>
+            <w:r>
+              <w:t>Bagian 2.2 sampai 2.3: Makassar ACS Registry, pusat studi, dan periode 2024 sampai 2025.</w:t>
+            </w:r>
+          </w:p>
+        </w:tc>
+      </w:tr>
+      <w:tr>
+        <w:tc>
+          <w:tcPr>
+            <w:tcW w:type="dxa" w:w="4819"/>
+            <w:vAlign w:val="center"/>
+          </w:tcPr>
+          <w:p>
+            <w:r>
+              <w:t>5. Partisipan</w:t>
+            </w:r>
+          </w:p>
+        </w:tc>
+        <w:tc>
+          <w:tcPr>
+            <w:tcW w:type="dxa" w:w="4819"/>
+            <w:vAlign w:val="center"/>
+          </w:tcPr>
+          <w:p>
+            <w:r>
+              <w:t>Bagian 2.3 sampai 2.4: populasi, total sampling, inklusi, dan eksklusi.</w:t>
+            </w:r>
+          </w:p>
+        </w:tc>
+      </w:tr>
+      <w:tr>
+        <w:tc>
+          <w:tcPr>
+            <w:tcW w:type="dxa" w:w="4819"/>
+            <w:vAlign w:val="center"/>
+          </w:tcPr>
+          <w:p>
+            <w:r>
+              <w:t>6. Luaran</w:t>
+            </w:r>
+          </w:p>
+        </w:tc>
+        <w:tc>
+          <w:tcPr>
+            <w:tcW w:type="dxa" w:w="4819"/>
+            <w:vAlign w:val="center"/>
+          </w:tcPr>
+          <w:p>
+            <w:r>
+              <w:t>Bagian 2.6 dan Tabel 2.1: mortalitas in-hospital, sumber, waktu, dan pengodean.</w:t>
+            </w:r>
+          </w:p>
+        </w:tc>
+      </w:tr>
+      <w:tr>
+        <w:tc>
+          <w:tcPr>
+            <w:tcW w:type="dxa" w:w="4819"/>
+            <w:vAlign w:val="center"/>
+          </w:tcPr>
+          <w:p>
+            <w:r>
+              <w:t>7. Prediktor</w:t>
+            </w:r>
+          </w:p>
+        </w:tc>
+        <w:tc>
+          <w:tcPr>
+            <w:tcW w:type="dxa" w:w="4819"/>
+            <w:vAlign w:val="center"/>
+          </w:tcPr>
+          <w:p>
+            <w:r>
+              <w:t>Bagian 2.5 dan 2.7: definisi 13 prediktor, satuan, dan waktu pengukuran.</w:t>
+            </w:r>
+          </w:p>
+        </w:tc>
+      </w:tr>
+      <w:tr>
+        <w:tc>
+          <w:tcPr>
+            <w:tcW w:type="dxa" w:w="4819"/>
+            <w:vAlign w:val="center"/>
+          </w:tcPr>
+          <w:p>
+            <w:r>
+              <w:t>8. Ukuran sampel</w:t>
+            </w:r>
+          </w:p>
+        </w:tc>
+        <w:tc>
+          <w:tcPr>
+            <w:tcW w:type="dxa" w:w="4819"/>
+            <w:vAlign w:val="center"/>
+          </w:tcPr>
+          <w:p>
+            <w:r>
+              <w:t>Bagian 2.3 dan 4.10: N=1.524, 115 kejadian, dan keterbatasan event count.</w:t>
+            </w:r>
+          </w:p>
+        </w:tc>
+      </w:tr>
+      <w:tr>
+        <w:tc>
+          <w:tcPr>
+            <w:tcW w:type="dxa" w:w="4819"/>
+            <w:vAlign w:val="center"/>
+          </w:tcPr>
+          <w:p>
+            <w:r>
+              <w:t>9. Data hilang</w:t>
+            </w:r>
+          </w:p>
+        </w:tc>
+        <w:tc>
+          <w:tcPr>
+            <w:tcW w:type="dxa" w:w="4819"/>
+            <w:vAlign w:val="center"/>
+          </w:tcPr>
+          <w:p>
+            <w:r>
+              <w:t>Bagian 2.8 sampai 2.9: median per-fold dipelajari hanya dari training fold.</w:t>
+            </w:r>
+          </w:p>
+        </w:tc>
+      </w:tr>
+      <w:tr>
+        <w:tc>
+          <w:tcPr>
+            <w:tcW w:type="dxa" w:w="4819"/>
+            <w:vAlign w:val="center"/>
+          </w:tcPr>
+          <w:p>
+            <w:r>
+              <w:t>10. Pengembangan model</w:t>
+            </w:r>
+          </w:p>
+        </w:tc>
+        <w:tc>
+          <w:tcPr>
+            <w:tcW w:type="dxa" w:w="4819"/>
+            <w:vAlign w:val="center"/>
+          </w:tcPr>
+          <w:p>
+            <w:r>
+              <w:t>Bagian 2.9: algoritma, hiperparameter, serta prosedur fitting.</w:t>
+            </w:r>
+          </w:p>
+        </w:tc>
+      </w:tr>
+      <w:tr>
+        <w:tc>
+          <w:tcPr>
+            <w:tcW w:type="dxa" w:w="4819"/>
+            <w:vAlign w:val="center"/>
+          </w:tcPr>
+          <w:p>
+            <w:r>
+              <w:t>11. Validasi internal</w:t>
+            </w:r>
+          </w:p>
+        </w:tc>
+        <w:tc>
+          <w:tcPr>
+            <w:tcW w:type="dxa" w:w="4819"/>
+            <w:vAlign w:val="center"/>
+          </w:tcPr>
+          <w:p>
+            <w:r>
+              <w:t>Bagian 2.9: 10 seed kali 5-fold StratifiedKFold dan prediksi out-of-fold.</w:t>
+            </w:r>
+          </w:p>
+        </w:tc>
+      </w:tr>
+      <w:tr>
+        <w:tc>
+          <w:tcPr>
+            <w:tcW w:type="dxa" w:w="4819"/>
+            <w:vAlign w:val="center"/>
+          </w:tcPr>
+          <w:p>
+            <w:r>
+              <w:t>12. Ukuran performa</w:t>
+            </w:r>
+          </w:p>
+        </w:tc>
+        <w:tc>
+          <w:tcPr>
+            <w:tcW w:type="dxa" w:w="4819"/>
+            <w:vAlign w:val="center"/>
+          </w:tcPr>
+          <w:p>
+            <w:r>
+              <w:t>Bagian 2.9 dan 3.2: AUC, AUPRC, Brier score, sensitivitas, spesifisitas, PPV, dan NPV.</w:t>
+            </w:r>
+          </w:p>
+        </w:tc>
+      </w:tr>
+      <w:tr>
+        <w:tc>
+          <w:tcPr>
+            <w:tcW w:type="dxa" w:w="4819"/>
+            <w:vAlign w:val="center"/>
+          </w:tcPr>
+          <w:p>
+            <w:r>
+              <w:t>13. Alur dan karakteristik partisipan</w:t>
+            </w:r>
+          </w:p>
+        </w:tc>
+        <w:tc>
+          <w:tcPr>
+            <w:tcW w:type="dxa" w:w="4819"/>
+            <w:vAlign w:val="center"/>
+          </w:tcPr>
+          <w:p>
+            <w:r>
+              <w:t>Bagian 3.1, Gambar 3.1, serta Tabel 3.1 sampai 3.2.</w:t>
+            </w:r>
+          </w:p>
+        </w:tc>
+      </w:tr>
+      <w:tr>
+        <w:tc>
+          <w:tcPr>
+            <w:tcW w:type="dxa" w:w="4819"/>
+            <w:vAlign w:val="center"/>
+          </w:tcPr>
+          <w:p>
+            <w:r>
+              <w:t>14. Spesifikasi model</w:t>
+            </w:r>
+          </w:p>
+        </w:tc>
+        <w:tc>
+          <w:tcPr>
+            <w:tcW w:type="dxa" w:w="4819"/>
+            <w:vAlign w:val="center"/>
+          </w:tcPr>
+          <w:p>
+            <w:r>
+              <w:t>Bagian 2.9 dan berkas analisis: 13 fitur, preprocessing, hiperparameter, dan seed.</w:t>
+            </w:r>
+          </w:p>
+        </w:tc>
+      </w:tr>
+      <w:tr>
+        <w:tc>
+          <w:tcPr>
+            <w:tcW w:type="dxa" w:w="4819"/>
+            <w:vAlign w:val="center"/>
+          </w:tcPr>
+          <w:p>
+            <w:r>
+              <w:t>15. Hasil performa dan ketidakpastian</w:t>
+            </w:r>
+          </w:p>
+        </w:tc>
+        <w:tc>
+          <w:tcPr>
+            <w:tcW w:type="dxa" w:w="4819"/>
+            <w:vAlign w:val="center"/>
+          </w:tcPr>
+          <w:p>
+            <w:r>
+              <w:t>Bagian 3.2 sampai 3.7: rerata, simpangan baku, IK, rentang, ambang, dan pembanding GRACE.</w:t>
+            </w:r>
+          </w:p>
+        </w:tc>
+      </w:tr>
+      <w:tr>
+        <w:tc>
+          <w:tcPr>
+            <w:tcW w:type="dxa" w:w="4819"/>
+            <w:vAlign w:val="center"/>
+          </w:tcPr>
+          <w:p>
+            <w:r>
+              <w:t>16. Keterbatasan dan interpretasi</w:t>
+            </w:r>
+          </w:p>
+        </w:tc>
+        <w:tc>
+          <w:tcPr>
+            <w:tcW w:type="dxa" w:w="4819"/>
+            <w:vAlign w:val="center"/>
+          </w:tcPr>
+          <w:p>
+            <w:r>
+              <w:t>Bagian 4.9 sampai 4.10: single-center, retrospektif, bias seleksi, missingness, dan tanpa validasi eksternal.</w:t>
+            </w:r>
+          </w:p>
+        </w:tc>
+      </w:tr>
+      <w:tr>
+        <w:tc>
+          <w:tcPr>
+            <w:tcW w:type="dxa" w:w="4819"/>
+            <w:vAlign w:val="center"/>
+          </w:tcPr>
+          <w:p>
+            <w:r>
+              <w:t>17. Ketersediaan dan rencana validasi</w:t>
+            </w:r>
+          </w:p>
+        </w:tc>
+        <w:tc>
+          <w:tcPr>
+            <w:tcW w:type="dxa" w:w="4819"/>
+            <w:vAlign w:val="center"/>
+          </w:tcPr>
+          <w:p>
+            <w:r>
+              <w:t>Bagian 5.2 dan dokumentasi analisis: reproduksi lokal, pembatasan akses data pasien, validasi eksternal prospektif, dan studi implementasi.</w:t>
+            </w:r>
+          </w:p>
+        </w:tc>
+      </w:tr>
+    </w:tbl>
     <w:sectPr>
       <w:pgSz w:w="9978" w:h="14173"/>
       <w:pgMar w:top="1276" w:right="1276" w:bottom="1276" w:left="1276" w:header="720" w:footer="720" w:gutter="0"/>
@@ -36,7 +511,7 @@
           <w:szCs w:val="24"/>
           <w:i/>
         </w:rPr>
-        <w:t xml:space="preserve">IZZAN RIJAL MUSLIM. *Model Random Forest untuk Prediksi Mortalitas In-Hospital pada Pasien Infark Miokard dengan Elevasi Segmen ST (STEMI) dan Tanpa Elevasi Segmen ST (NSTEMI) di Instalasi Gawat Darurat.*</w:t>
+        <w:t>IZZAN RIJAL MUSLIM. *Model Random Forest untuk Prediksi Mortalitas In-Hospital pada Pasien Infark Miokard dengan Elevasi Segmen ST (STEMI) dan Tanpa Elevasi Segmen ST (NSTEMI) di Instalasi Gawat Darurat.*</w:t>
       </w:r>
     </w:p>
     <w:p>
@@ -46,7 +521,7 @@
         <w:jc w:val="both"/>
       </w:pPr>
       <w:r>
-        <w:t>Latar belakang: Mortalitas in-hospital pada sindrom koroner akut memerlukan stratifikasi risiko dini. Tujuan: Mengembangkan dan memvalidasi model Random Forest untuk mortalitas in-hospital pada pasien STEMI dan NSTEMI. Metode: Kohort retrospektif mencakup 1.524 pasien Killip I sampai III dengan 115 kematian. Tiga belas prediktor dianalisis menggunakan validasi silang lima lipat yang diulang pada sepuluh seed. Imputasi median dilakukan hanya pada data pelatihan setiap lipatan. Hasil: AUC vektor out-of-fold rerata adalah 0,819 (dibulatkan menjadi 0,818 pada ringkasan tesis). Rerata AUC antar seed adalah 0,816 ± 0,008, IK 95% 0,811 sampai 0,820, dengan rentang 0,802 sampai 0,825. Brier score adalah 0,061 dan AUPRC 0,301. Ambang safety 0,018 menghasilkan sensitivitas 98,3% dan spesifisitas 26,2%. AUC GRACE 2.0 adalah 0,777. Kesimpulan: Model memiliki diskriminasi yang baik, tetapi ambang klinis memerlukan validasi eksternal sebelum penerapan.</w:t>
+        <w:t>Latar belakang: Mortalitas in-hospital pada sindrom koroner akut memerlukan stratifikasi risiko dini. Tujuan: Mengembangkan dan memvalidasi internal model Random Forest untuk mortalitas in-hospital pada pasien STEMI dan NSTEMI. Metode: Kohort retrospektif mencakup 1.524 pasien Killip I sampai III dengan 115 kematian. Tiga belas prediktor dianalisis menggunakan StratifiedKFold lima lipat pada sepuluh seed tetap tanpa kebocoran data; imputasi median dipelajari hanya dari data pelatihan setiap lipatan. Hasil: Rerata AUC antar-seed adalah 0,8157 (dibulatkan 0,816), sedangkan AUC vektor prediksi out-of-fold rerata adalah 0,8189 (dibulatkan 0,819). Brier score adalah 0,061 dan AUPRC 0,301. Ambang safety 0,018455 menghasilkan sensitivitas 98,3%, spesifisitas 26,2%, dan dua false negative. Ambang Youden 0,103981 menghasilkan sensitivitas 71,3% dan spesifisitas 82,0%. AUC GRACE 2.0 adalah 0,777 dibandingkan 0,819 untuk Random Forest. Kesimpulan: Model memiliki diskriminasi yang baik pada validasi internal, tetapi ambang klinis dan sistem triase memerlukan validasi eksternal sebelum penerapan.</w:t>
       </w:r>
     </w:p>
     <w:p>
@@ -62,7 +537,7 @@
           <w:szCs w:val="24"/>
           <w:b/>
         </w:rPr>
-        <w:t xml:space="preserve">Kata kunci: mortalitas in-hospital; Random Forest; Sindrom Koroner Akut; pembelajaran mesin; prediksi dini; STEMI; NSTEMI</w:t>
+        <w:t>Kata kunci: mortalitas in-hospital; Random Forest; Sindrom Koroner Akut; pembelajaran mesin; prediksi dini; STEMI; NSTEMI</w:t>
       </w:r>
     </w:p>
     <w:p>
@@ -93,7 +568,7 @@
           <w:szCs w:val="24"/>
           <w:i/>
         </w:rPr>
-        <w:t xml:space="preserve">IZZAN RIJAL MUSLIM. *Random Forest Model for Predicting In-Hospital Mortality in Patients with ST-Segment Elevation Myocardial Infarction (STEMI) and Non-ST-Segment Elevation Myocardial Infarction (NSTEMI) in the Emergency Department.*</w:t>
+        <w:t>IZZAN RIJAL MUSLIM. *Random Forest Model for Predicting In-Hospital Mortality in Patients with ST-Segment Elevation Myocardial Infarction (STEMI) and Non-ST-Segment Elevation Myocardial Infarction (NSTEMI) in the Emergency Department.*</w:t>
       </w:r>
     </w:p>
     <w:p>
@@ -103,7 +578,7 @@
         <w:jc w:val="both"/>
       </w:pPr>
       <w:r>
-        <w:t>Background: Early mortality risk stratification is required in acute coronary syndrome. Objective: To develop and internally validate a Random Forest model for in-hospital mortality. Methods: This retrospective cohort included 1,524 Killip I to III patients and 115 deaths. Thirteen predictors were evaluated with five-fold cross-validation repeated over ten fixed seeds, with median imputation fitted within each training fold. Results: The mean out-of-fold prediction vector had an AUC of 0.819, reported as 0.818 in the thesis headline. Mean seed AUC was 0.816 ± 0.008 (95% CI 0.811 to 0.820; range 0.802 to 0.825). The Brier score was 0.061, AUPRC was 0.301, and GRACE 2.0 AUC was 0.777. Conclusion: The model showed good discrimination, while clinical thresholds require external validation.</w:t>
+        <w:t>Background: Early mortality risk stratification is needed in acute coronary syndrome. Objective: To develop and internally validate a Random Forest model for in-hospital mortality. Methods: This retrospective cohort included 1,524 Killip I to III patients and 115 deaths. Thirteen predictors were evaluated using five-fold StratifiedKFold cross-validation over ten fixed seeds without data leakage; median imputation was fitted only on each training fold. Results: The mean AUC across seeds was 0.8157 (reported as 0.816), while the AUC of the averaged out-of-fold prediction vector was 0.8189 (reported as 0.819). The Brier score was 0.061 and AUPRC was 0.301. At the 0.018455 safety threshold, sensitivity was 98.3%, specificity was 26.2%, and two deaths were missed. At the 0.103981 Youden threshold, sensitivity was 71.3% and specificity was 82.0%. GRACE 2.0 AUC was 0.777 versus 0.819 for Random Forest. Conclusion: Internal discrimination was good, but the clinical thresholds and triage system require external validation before use.</w:t>
       </w:r>
     </w:p>
     <w:p>
@@ -119,7 +594,7 @@
           <w:szCs w:val="24"/>
           <w:b/>
         </w:rPr>
-        <w:t xml:space="preserve">Keywords: in-hospital mortality; Random Forest; Acute Coronary Syndrome; machine learning; early prediction; STEMI; NSTEMI</w:t>
+        <w:t>Keywords: in-hospital mortality; Random Forest; Acute Coronary Syndrome; machine learning; early prediction; STEMI; NSTEMI</w:t>
       </w:r>
     </w:p>
     <w:p>
@@ -550,7 +1025,7 @@
           <w:sz w:val="24"/>
           <w:szCs w:val="24"/>
         </w:rPr>
-        <w:t xml:space="preserve">Random Forest adalah algoritma ensemble learning yang membangun banyak pohon keputusan (decision trees) secara independen dan menggabungkan hasilnya melalui mekanisme rata-rata (averaging) untuk tugas regresi atau voting mayoritas untuk tugas klasifikasi (Breiman, 2001). Setiap pohon dalam Random Forest dilatih pada subset data yang diambil secara bootstrap (bagging) dan hanya mempertimbangkan subset acak dari fitur pada setiap pemisahan node, yang mengurangi korelasi antar pohon dan meningkatkan generalisasi.</w:t>
+        <w:t>Random Forest adalah algoritma ensemble learning yang membangun banyak pohon keputusan (decision trees) secara independen dan menggabungkan hasilnya melalui mekanisme rata-rata (averaging) untuk tugas regresi atau voting mayoritas untuk tugas klasifikasi (Breiman, 2001). Setiap pohon dalam Random Forest dilatih pada subset data yang diambil secara bootstrap (bagging) dan hanya mempertimbangkan subset acak dari fitur pada setiap pemisahan node, yang mengurangi korelasi antar pohon dan meningkatkan generalisasi.</w:t>
       </w:r>
     </w:p>
     <w:p>
@@ -565,7 +1040,7 @@
           <w:sz w:val="24"/>
           <w:szCs w:val="24"/>
         </w:rPr>
-        <w:t>Pemilihan Random Forest dalam penelitian ini didasarkan pada beberapa pertimbangan. Pertama, kemampuannya menangkap interaksi non-linear kompleks antar variabel tanpa memerlukan asumsi distribusi tertentu. Kedua, Random Forest memberikan informasi feature importance (Gini importance) yang intuitif untuk interpretasi klinis. Ketiga, algoritma ini relatif robust terhadap overfitting dan data hilang. Sebagai perbandingan, algoritma XGBoost juga digunakan untuk mengevaluasi apakah performanya dapat melampaui Random Forest pada dataset yang sama.cara internal melalui algoritma sparsity-aware, yang mengurangi kebutuhan imputasi dan potensi bias. Ketiga, regularisasi L1 dan L2 terintegrasi untuk mencegah overfitting dan meningkatkan generalisabilitas. Keempat, penyediaan metrik feature importance yang memungkinkan interpretasi model serta identifikasi variabel yang paling berkontribusi dalam prediksi (Chen dan Guestrin, 2016).</w:t>
+        <w:t>Random Forest dipilih karena dapat menangkap hubungan non-linear dan interaksi prediktor, sesuai untuk data tabular berukuran sedang, serta menyediakan ringkasan kepentingan fitur. Model menggunakan 13 prediktor yang ditetapkan berdasarkan relevansi klinis, ketersediaan saat admisi, kelengkapan data, dan pembatasan kompleksitas terhadap 115 kejadian. Random Forest tidak menangani nilai hilang secara langsung pada implementasi ini; karena itu, imputasi median dipelajari hanya dari data pelatihan setiap lipatan. XGBoost digunakan sebagai pembanding algoritmik pada analisis sekunder.</w:t>
       </w:r>
     </w:p>
     <w:p>
@@ -580,7 +1055,7 @@
           <w:sz w:val="24"/>
           <w:szCs w:val="24"/>
         </w:rPr>
-        <w:t>Pusat Jantung Terpadu RSUP Dr. Wahidin Sudirohusodo sebagai pusat rujukan jantung utama di Indonesia Timur menangani volume kasus SKA yang tinggi dengan spektrum keparahan yang luas. Namun hingga saat ini belum ada model prediksi mortalitas in-hospital yang dikembangkan dan divalidasi secara spesifik untuk populasi di pusat layanan ini. Pengembangan model prediksi yang akurat dan aplikatif di IGD, dengan memanfaatkan data yang tersedia secara rutin, merupakan langkah strategis untuk meningkatkan kualitas tatalaksana dan luaran pasien SKA. Oleh karena itu, penelitian ini bertujuan mengembangkan dan mengevaluasi model prediksi berbasis algoritma XGBoost untuk kejadian syok kardiogenik pada pasien STEMI dan NSTEMI.</w:t>
+        <w:t>Pusat Jantung Terpadu RSUP Dr. Wahidin Sudirohusodo menangani volume kasus SKA yang tinggi dengan spektrum keparahan yang luas. Belum tersedia model prediksi mortalitas in-hospital yang dikembangkan dan divalidasi secara khusus pada populasi pusat ini. Penelitian ini bertujuan mengembangkan dan melakukan validasi internal model Random Forest untuk mortalitas in-hospital pada pasien STEMI dan NSTEMI, menggunakan data yang tersedia dalam 24 jam pertama admisi.</w:t>
       </w:r>
     </w:p>
     <w:p>
@@ -903,7 +1378,7 @@
           <w:sz w:val="24"/>
           <w:szCs w:val="24"/>
         </w:rPr>
-        <w:t>Penelitian ini merupakan studi analitik observasional dengan desain kohort retrospektif untuk mengembangkan dan memvalidasi model prediksi dini kejadian syok kardiogenik pada pasien dengan diagnosis STEMI dan NSTEMI yang masuk melalui IGD.</w:t>
+        <w:t>Penelitian ini merupakan studi analitik observasional dengan desain kohort retrospektif untuk mengembangkan dan melakukan validasi internal model prediksi mortalitas in-hospital pada pasien STEMI dan NSTEMI yang masuk melalui IGD.</w:t>
       </w:r>
     </w:p>
     <w:p>
@@ -1504,9 +1979,14 @@
         <w:gridCol w:w="1856"/>
       </w:tblGrid>
       <w:tr>
+        <w:trPr>
+          <w:tblHeader w:val="true"/>
+        </w:trPr>
         <w:tc>
           <w:tcPr>
             <w:tcW w:type="dxa" w:w="1417"/>
+            <w:shd w:fill="D9EAF7"/>
+            <w:vAlign w:val="center"/>
           </w:tcPr>
           <w:p>
             <w:pPr>
@@ -1516,17 +1996,18 @@
             <w:r>
               <w:rPr>
                 <w:rFonts w:ascii="Times New Roman" w:hAnsi="Times New Roman" w:cs="Times New Roman"/>
-                <w:sz w:val="24"/>
-                <w:szCs w:val="24"/>
-              </w:rPr>
-            </w:r>
-            <w:r>
-              <w:rPr>
-                <w:rFonts w:ascii="Times New Roman" w:hAnsi="Times New Roman" w:cs="Times New Roman"/>
                 <w:b/>
                 <w:sz w:val="24"/>
                 <w:szCs w:val="24"/>
               </w:rPr>
+            </w:r>
+            <w:r>
+              <w:rPr>
+                <w:rFonts w:ascii="Times New Roman" w:hAnsi="Times New Roman" w:cs="Times New Roman"/>
+                <w:b/>
+                <w:sz w:val="24"/>
+                <w:szCs w:val="24"/>
+              </w:rPr>
               <w:t>Variabel</w:t>
             </w:r>
           </w:p>
@@ -1534,6 +2015,8 @@
         <w:tc>
           <w:tcPr>
             <w:tcW w:type="dxa" w:w="3118"/>
+            <w:shd w:fill="D9EAF7"/>
+            <w:vAlign w:val="center"/>
           </w:tcPr>
           <w:p>
             <w:pPr>
@@ -1543,17 +2026,18 @@
             <w:r>
               <w:rPr>
                 <w:rFonts w:ascii="Times New Roman" w:hAnsi="Times New Roman" w:cs="Times New Roman"/>
-                <w:sz w:val="24"/>
-                <w:szCs w:val="24"/>
-              </w:rPr>
-            </w:r>
-            <w:r>
-              <w:rPr>
-                <w:rFonts w:ascii="Times New Roman" w:hAnsi="Times New Roman" w:cs="Times New Roman"/>
                 <w:b/>
                 <w:sz w:val="24"/>
                 <w:szCs w:val="24"/>
               </w:rPr>
+            </w:r>
+            <w:r>
+              <w:rPr>
+                <w:rFonts w:ascii="Times New Roman" w:hAnsi="Times New Roman" w:cs="Times New Roman"/>
+                <w:b/>
+                <w:sz w:val="24"/>
+                <w:szCs w:val="24"/>
+              </w:rPr>
               <w:t>Definisi</w:t>
             </w:r>
           </w:p>
@@ -1561,6 +2045,8 @@
         <w:tc>
           <w:tcPr>
             <w:tcW w:type="dxa" w:w="850"/>
+            <w:shd w:fill="D9EAF7"/>
+            <w:vAlign w:val="center"/>
           </w:tcPr>
           <w:p>
             <w:pPr>
@@ -1570,17 +2056,18 @@
             <w:r>
               <w:rPr>
                 <w:rFonts w:ascii="Times New Roman" w:hAnsi="Times New Roman" w:cs="Times New Roman"/>
-                <w:sz w:val="24"/>
-                <w:szCs w:val="24"/>
-              </w:rPr>
-            </w:r>
-            <w:r>
-              <w:rPr>
-                <w:rFonts w:ascii="Times New Roman" w:hAnsi="Times New Roman" w:cs="Times New Roman"/>
                 <w:b/>
                 <w:sz w:val="24"/>
                 <w:szCs w:val="24"/>
               </w:rPr>
+            </w:r>
+            <w:r>
+              <w:rPr>
+                <w:rFonts w:ascii="Times New Roman" w:hAnsi="Times New Roman" w:cs="Times New Roman"/>
+                <w:b/>
+                <w:sz w:val="24"/>
+                <w:szCs w:val="24"/>
+              </w:rPr>
               <w:t>Skala</w:t>
             </w:r>
           </w:p>
@@ -1588,6 +2075,8 @@
         <w:tc>
           <w:tcPr>
             <w:tcW w:type="dxa" w:w="3969"/>
+            <w:shd w:fill="D9EAF7"/>
+            <w:vAlign w:val="center"/>
           </w:tcPr>
           <w:p>
             <w:pPr>
@@ -1597,6 +2086,7 @@
             <w:r>
               <w:rPr>
                 <w:rFonts w:ascii="Times New Roman" w:hAnsi="Times New Roman" w:cs="Times New Roman"/>
+                <w:b/>
                 <w:sz w:val="24"/>
                 <w:szCs w:val="24"/>
               </w:rPr>
@@ -1723,6 +2213,48 @@
             <w:tcW w:type="dxa" w:w="1417"/>
           </w:tcPr>
           <w:p>
+            <w:r>
+              <w:t>Mortalitas in-hospital</w:t>
+            </w:r>
+          </w:p>
+        </w:tc>
+        <w:tc>
+          <w:tcPr>
+            <w:tcW w:type="dxa" w:w="3118"/>
+          </w:tcPr>
+          <w:p>
+            <w:r>
+              <w:t>Kematian selama episode perawatan rumah sakit yang sama setelah admisi dengan STEMI atau NSTEMI</w:t>
+            </w:r>
+          </w:p>
+        </w:tc>
+        <w:tc>
+          <w:tcPr>
+            <w:tcW w:type="dxa" w:w="850"/>
+          </w:tcPr>
+          <w:p>
+            <w:r>
+              <w:t>Biner</w:t>
+            </w:r>
+          </w:p>
+        </w:tc>
+        <w:tc>
+          <w:tcPr>
+            <w:tcW w:type="dxa" w:w="3969"/>
+          </w:tcPr>
+          <w:p>
+            <w:r>
+              <w:t>Meninggal=1; hidup saat pulang=0, berdasarkan status keluar rumah sakit</w:t>
+            </w:r>
+          </w:p>
+        </w:tc>
+      </w:tr>
+      <w:tr>
+        <w:tc>
+          <w:tcPr>
+            <w:tcW w:type="dxa" w:w="1417"/>
+          </w:tcPr>
+          <w:p>
             <w:pPr>
               <w:jc w:val="left"/>
               <w:spacing w:line="360" w:lineRule="auto"/>
@@ -1737,10 +2269,11 @@
             <w:r>
               <w:rPr>
                 <w:rFonts w:ascii="Times New Roman" w:hAnsi="Times New Roman" w:cs="Times New Roman"/>
-                <w:sz w:val="24"/>
-                <w:szCs w:val="24"/>
-              </w:rPr>
-              <w:t>Syok Kardiogenik (SKG) in-hospital</w:t>
+                <w:b/>
+                <w:sz w:val="24"/>
+                <w:szCs w:val="24"/>
+              </w:rPr>
+              <w:t>Variabel Independen  sampai  Demografis</w:t>
             </w:r>
           </w:p>
         </w:tc>
@@ -1766,7 +2299,6 @@
                 <w:sz w:val="24"/>
                 <w:szCs w:val="24"/>
               </w:rPr>
-              <w:t>Sindrom hipoperfusi jaringan akibat disfungsi pompa jantung primer yang terjadi selama rawatan</w:t>
             </w:r>
           </w:p>
         </w:tc>
@@ -1792,7 +2324,6 @@
                 <w:sz w:val="24"/>
                 <w:szCs w:val="24"/>
               </w:rPr>
-              <w:t>Biner</w:t>
             </w:r>
           </w:p>
         </w:tc>
@@ -1818,7 +2349,6 @@
                 <w:sz w:val="24"/>
                 <w:szCs w:val="24"/>
               </w:rPr>
-              <w:t>Ya=1 jika: SBP &lt;90 mmHg &gt;30 menit atau butuh vasopresor/inotropik UNTUK mempertahankan SBP ≥90 mmHg, DISERTAI ≥1 bukti hipoperfusi (perubahan status mental, akral dingin, oliguri &lt;0,5 mL/kg/jam, laktat &gt;2 mmol/L). Tidak=0 jika tidak memenuhi</w:t>
             </w:r>
           </w:p>
         </w:tc>
@@ -1843,11 +2373,10 @@
             <w:r>
               <w:rPr>
                 <w:rFonts w:ascii="Times New Roman" w:hAnsi="Times New Roman" w:cs="Times New Roman"/>
-                <w:b/>
-                <w:sz w:val="24"/>
-                <w:szCs w:val="24"/>
-              </w:rPr>
-              <w:t>Variabel Independen – Demografis</w:t>
+                <w:sz w:val="24"/>
+                <w:szCs w:val="24"/>
+              </w:rPr>
+              <w:t>Usia</w:t>
             </w:r>
           </w:p>
         </w:tc>
@@ -1873,6 +2402,7 @@
                 <w:sz w:val="24"/>
                 <w:szCs w:val="24"/>
               </w:rPr>
+              <w:t>Usia pasien (tahun penuh) pada hari admisi</w:t>
             </w:r>
           </w:p>
         </w:tc>
@@ -1898,6 +2428,7 @@
                 <w:sz w:val="24"/>
                 <w:szCs w:val="24"/>
               </w:rPr>
+              <w:t>Kontinu</w:t>
             </w:r>
           </w:p>
         </w:tc>
@@ -1923,6 +2454,7 @@
                 <w:sz w:val="24"/>
                 <w:szCs w:val="24"/>
               </w:rPr>
+              <w:t>Nilai numerik tahun, dari tanggal lahir di RME</w:t>
             </w:r>
           </w:p>
         </w:tc>
@@ -1950,7 +2482,7 @@
                 <w:sz w:val="24"/>
                 <w:szCs w:val="24"/>
               </w:rPr>
-              <w:t>Usia</w:t>
+              <w:t>Jenis Kelamin</w:t>
             </w:r>
           </w:p>
         </w:tc>
@@ -1976,7 +2508,7 @@
                 <w:sz w:val="24"/>
                 <w:szCs w:val="24"/>
               </w:rPr>
-              <w:t>Usia pasien (tahun penuh) pada hari admisi</w:t>
+              <w:t>Jenis kelamin biologis pasien</w:t>
             </w:r>
           </w:p>
         </w:tc>
@@ -2002,7 +2534,7 @@
                 <w:sz w:val="24"/>
                 <w:szCs w:val="24"/>
               </w:rPr>
-              <w:t>Kontinu</w:t>
+              <w:t>Biner</w:t>
             </w:r>
           </w:p>
         </w:tc>
@@ -2028,7 +2560,7 @@
                 <w:sz w:val="24"/>
                 <w:szCs w:val="24"/>
               </w:rPr>
-              <w:t>Nilai numerik tahun, dari tanggal lahir di RME</w:t>
+              <w:t>Laki-laki=1; Perempuan=0</w:t>
             </w:r>
           </w:p>
         </w:tc>
@@ -2053,10 +2585,11 @@
             <w:r>
               <w:rPr>
                 <w:rFonts w:ascii="Times New Roman" w:hAnsi="Times New Roman" w:cs="Times New Roman"/>
-                <w:sz w:val="24"/>
-                <w:szCs w:val="24"/>
-              </w:rPr>
-              <w:t>Jenis Kelamin</w:t>
+                <w:b/>
+                <w:sz w:val="24"/>
+                <w:szCs w:val="24"/>
+              </w:rPr>
+              <w:t>Variabel Independen  sampai  Klinis</w:t>
             </w:r>
           </w:p>
         </w:tc>
@@ -2082,7 +2615,6 @@
                 <w:sz w:val="24"/>
                 <w:szCs w:val="24"/>
               </w:rPr>
-              <w:t>Jenis kelamin biologis pasien</w:t>
             </w:r>
           </w:p>
         </w:tc>
@@ -2108,7 +2640,6 @@
                 <w:sz w:val="24"/>
                 <w:szCs w:val="24"/>
               </w:rPr>
-              <w:t>Biner</w:t>
             </w:r>
           </w:p>
         </w:tc>
@@ -2134,7 +2665,6 @@
                 <w:sz w:val="24"/>
                 <w:szCs w:val="24"/>
               </w:rPr>
-              <w:t>Laki-laki=1; Perempuan=0</w:t>
             </w:r>
           </w:p>
         </w:tc>
@@ -2159,11 +2689,10 @@
             <w:r>
               <w:rPr>
                 <w:rFonts w:ascii="Times New Roman" w:hAnsi="Times New Roman" w:cs="Times New Roman"/>
-                <w:b/>
-                <w:sz w:val="24"/>
-                <w:szCs w:val="24"/>
-              </w:rPr>
-              <w:t>Variabel Independen – Klinis</w:t>
+                <w:sz w:val="24"/>
+                <w:szCs w:val="24"/>
+              </w:rPr>
+              <w:t>Tekanan Darah Sistolik (SBP)</w:t>
             </w:r>
           </w:p>
         </w:tc>
@@ -2189,6 +2718,7 @@
                 <w:sz w:val="24"/>
                 <w:szCs w:val="24"/>
               </w:rPr>
+              <w:t>Tekanan darah sistolik saat admisi, nilai terendah (minimum) dalam 0-24 jam</w:t>
             </w:r>
           </w:p>
         </w:tc>
@@ -2214,6 +2744,7 @@
                 <w:sz w:val="24"/>
                 <w:szCs w:val="24"/>
               </w:rPr>
+              <w:t>Kontinu</w:t>
             </w:r>
           </w:p>
         </w:tc>
@@ -2239,6 +2770,7 @@
                 <w:sz w:val="24"/>
                 <w:szCs w:val="24"/>
               </w:rPr>
+              <w:t>mmHg, nilai numerik</w:t>
             </w:r>
           </w:p>
         </w:tc>
@@ -2266,7 +2798,7 @@
                 <w:sz w:val="24"/>
                 <w:szCs w:val="24"/>
               </w:rPr>
-              <w:t>Tekanan Darah Sistolik (SBP)</w:t>
+              <w:t>Tekanan Darah Diastolik (DBP)</w:t>
             </w:r>
           </w:p>
         </w:tc>
@@ -2292,7 +2824,7 @@
                 <w:sz w:val="24"/>
                 <w:szCs w:val="24"/>
               </w:rPr>
-              <w:t>Tekanan darah sistolik saat admisi, nilai terendah (minimum) dalam 0-24 jam</w:t>
+              <w:t>Tekanan darah diastolik saat admisi, nilai terendah (minimum) dalam 0-24 jam</w:t>
             </w:r>
           </w:p>
         </w:tc>
@@ -2372,7 +2904,7 @@
                 <w:sz w:val="24"/>
                 <w:szCs w:val="24"/>
               </w:rPr>
-              <w:t>Tekanan Darah Diastolik (DBP)</w:t>
+              <w:t>Denyut Nadi (Heart Rate)</w:t>
             </w:r>
           </w:p>
         </w:tc>
@@ -2398,7 +2930,7 @@
                 <w:sz w:val="24"/>
                 <w:szCs w:val="24"/>
               </w:rPr>
-              <w:t>Tekanan darah diastolik saat admisi, nilai terendah (minimum) dalam 0-24 jam</w:t>
+              <w:t>Denyut nadi saat admisi, nilai tertinggi (maksimum) dalam 0-24 jam</w:t>
             </w:r>
           </w:p>
         </w:tc>
@@ -2450,7 +2982,7 @@
                 <w:sz w:val="24"/>
                 <w:szCs w:val="24"/>
               </w:rPr>
-              <w:t>mmHg, nilai numerik</w:t>
+              <w:t>x/menit, nilai numerik</w:t>
             </w:r>
           </w:p>
         </w:tc>
@@ -2478,7 +3010,7 @@
                 <w:sz w:val="24"/>
                 <w:szCs w:val="24"/>
               </w:rPr>
-              <w:t>Denyut Nadi (Heart Rate)</w:t>
+              <w:t>Kebutuhan Oksigen</w:t>
             </w:r>
           </w:p>
         </w:tc>
@@ -2504,7 +3036,7 @@
                 <w:sz w:val="24"/>
                 <w:szCs w:val="24"/>
               </w:rPr>
-              <w:t>Denyut nadi saat admisi, nilai tertinggi (maksimum) dalam 0-24 jam</w:t>
+              <w:t>Kebutuhan oksigen ≥ simple mask secara kontinu dalam 24 jam pertama</w:t>
             </w:r>
           </w:p>
         </w:tc>
@@ -2530,7 +3062,7 @@
                 <w:sz w:val="24"/>
                 <w:szCs w:val="24"/>
               </w:rPr>
-              <w:t>Kontinu</w:t>
+              <w:t>Biner</w:t>
             </w:r>
           </w:p>
         </w:tc>
@@ -2556,7 +3088,7 @@
                 <w:sz w:val="24"/>
                 <w:szCs w:val="24"/>
               </w:rPr>
-              <w:t>x/menit, nilai numerik</w:t>
+              <w:t>Ya=1 jika minimal simple mask (Venturi/NRBM/HFNC/NIV/ETT) tanpa kembali ke room air; Tidak=0</w:t>
             </w:r>
           </w:p>
         </w:tc>
@@ -2581,10 +3113,11 @@
             <w:r>
               <w:rPr>
                 <w:rFonts w:ascii="Times New Roman" w:hAnsi="Times New Roman" w:cs="Times New Roman"/>
-                <w:sz w:val="24"/>
-                <w:szCs w:val="24"/>
-              </w:rPr>
-              <w:t>Kebutuhan Oksigen</w:t>
+                <w:b/>
+                <w:sz w:val="24"/>
+                <w:szCs w:val="24"/>
+              </w:rPr>
+              <w:t>Variabel Independen  sampai  EKG</w:t>
             </w:r>
           </w:p>
         </w:tc>
@@ -2610,7 +3143,6 @@
                 <w:sz w:val="24"/>
                 <w:szCs w:val="24"/>
               </w:rPr>
-              <w:t>Kebutuhan oksigen ≥ simple mask secara kontinu dalam 24 jam pertama</w:t>
             </w:r>
           </w:p>
         </w:tc>
@@ -2636,7 +3168,6 @@
                 <w:sz w:val="24"/>
                 <w:szCs w:val="24"/>
               </w:rPr>
-              <w:t>Biner</w:t>
             </w:r>
           </w:p>
         </w:tc>
@@ -2662,7 +3193,6 @@
                 <w:sz w:val="24"/>
                 <w:szCs w:val="24"/>
               </w:rPr>
-              <w:t>Ya=1 jika minimal simple mask (Venturi/NRBM/HFNC/NIV/ETT) tanpa kembali ke room air; Tidak=0</w:t>
             </w:r>
           </w:p>
         </w:tc>
@@ -2687,11 +3217,10 @@
             <w:r>
               <w:rPr>
                 <w:rFonts w:ascii="Times New Roman" w:hAnsi="Times New Roman" w:cs="Times New Roman"/>
-                <w:b/>
-                <w:sz w:val="24"/>
-                <w:szCs w:val="24"/>
-              </w:rPr>
-              <w:t>Variabel Independen – EKG</w:t>
+                <w:sz w:val="24"/>
+                <w:szCs w:val="24"/>
+              </w:rPr>
+              <w:t>Jumlah dinding ST elevasi (STEMI)</w:t>
             </w:r>
           </w:p>
         </w:tc>
@@ -2717,6 +3246,7 @@
                 <w:sz w:val="24"/>
                 <w:szCs w:val="24"/>
               </w:rPr>
+              <w:t>Jumlah dinding dengan elevasi ST khas STEMI pada EKG awal</w:t>
             </w:r>
           </w:p>
         </w:tc>
@@ -2742,6 +3272,7 @@
                 <w:sz w:val="24"/>
                 <w:szCs w:val="24"/>
               </w:rPr>
+              <w:t>Diskrit</w:t>
             </w:r>
           </w:p>
         </w:tc>
@@ -2767,6 +3298,7 @@
                 <w:sz w:val="24"/>
                 <w:szCs w:val="24"/>
               </w:rPr>
+              <w:t>0-6; dinding: anterior, septal, lateral, inferior, right, posterior. Elevasi J point ≥2 mm (V2-V3 pria), ≥1,5 mm (V2-V3 wanita), ≥1 mm sadapan lain</w:t>
             </w:r>
           </w:p>
         </w:tc>
@@ -2794,7 +3326,7 @@
                 <w:sz w:val="24"/>
                 <w:szCs w:val="24"/>
               </w:rPr>
-              <w:t>Jumlah dinding ST elevasi (STEMI)</w:t>
+              <w:t>Jumlah dinding iskemik (NSTEMI)</w:t>
             </w:r>
           </w:p>
         </w:tc>
@@ -2820,7 +3352,7 @@
                 <w:sz w:val="24"/>
                 <w:szCs w:val="24"/>
               </w:rPr>
-              <w:t>Jumlah dinding dengan elevasi ST khas STEMI pada EKG awal</w:t>
+              <w:t>Jumlah dinding dengan iskemia pada EKG awal pasien NSTEMI</w:t>
             </w:r>
           </w:p>
         </w:tc>
@@ -2872,7 +3404,7 @@
                 <w:sz w:val="24"/>
                 <w:szCs w:val="24"/>
               </w:rPr>
-              <w:t>0-6; dinding: anterior, septal, lateral, inferior, right, posterior. Elevasi J point ≥2 mm (V2-V3 pria), ≥1,5 mm (V2-V3 wanita), ≥1 mm sadapan lain</w:t>
+              <w:t>0-6; iskemik jika ST depresi ≥0,5 mm dan/atau inversi T pada ≥2 sadapan berdekatan</w:t>
             </w:r>
           </w:p>
         </w:tc>
@@ -2897,10 +3429,11 @@
             <w:r>
               <w:rPr>
                 <w:rFonts w:ascii="Times New Roman" w:hAnsi="Times New Roman" w:cs="Times New Roman"/>
-                <w:sz w:val="24"/>
-                <w:szCs w:val="24"/>
-              </w:rPr>
-              <w:t>Jumlah dinding iskemik (NSTEMI)</w:t>
+                <w:b/>
+                <w:sz w:val="24"/>
+                <w:szCs w:val="24"/>
+              </w:rPr>
+              <w:t>Variabel Independen  sampai  Laboratorium</w:t>
             </w:r>
           </w:p>
         </w:tc>
@@ -2926,7 +3459,6 @@
                 <w:sz w:val="24"/>
                 <w:szCs w:val="24"/>
               </w:rPr>
-              <w:t>Jumlah dinding dengan iskemia pada EKG awal pasien NSTEMI</w:t>
             </w:r>
           </w:p>
         </w:tc>
@@ -2952,7 +3484,6 @@
                 <w:sz w:val="24"/>
                 <w:szCs w:val="24"/>
               </w:rPr>
-              <w:t>Diskrit</w:t>
             </w:r>
           </w:p>
         </w:tc>
@@ -2978,7 +3509,6 @@
                 <w:sz w:val="24"/>
                 <w:szCs w:val="24"/>
               </w:rPr>
-              <w:t>0-6; iskemik jika ST depresi ≥0,5 mm dan/atau inversi T pada ≥2 sadapan berdekatan</w:t>
             </w:r>
           </w:p>
         </w:tc>
@@ -3003,11 +3533,10 @@
             <w:r>
               <w:rPr>
                 <w:rFonts w:ascii="Times New Roman" w:hAnsi="Times New Roman" w:cs="Times New Roman"/>
-                <w:b/>
-                <w:sz w:val="24"/>
-                <w:szCs w:val="24"/>
-              </w:rPr>
-              <w:t>Variabel Independen – Laboratorium</w:t>
+                <w:sz w:val="24"/>
+                <w:szCs w:val="24"/>
+              </w:rPr>
+              <w:t>Hemoglobin (Hb)</w:t>
             </w:r>
           </w:p>
         </w:tc>
@@ -3033,6 +3562,7 @@
                 <w:sz w:val="24"/>
                 <w:szCs w:val="24"/>
               </w:rPr>
+              <w:t>Kadar hemoglobin darah, nilai pada 0-24 jam pertama</w:t>
             </w:r>
           </w:p>
         </w:tc>
@@ -3058,6 +3588,7 @@
                 <w:sz w:val="24"/>
                 <w:szCs w:val="24"/>
               </w:rPr>
+              <w:t>Kontinu</w:t>
             </w:r>
           </w:p>
         </w:tc>
@@ -3083,6 +3614,7 @@
                 <w:sz w:val="24"/>
                 <w:szCs w:val="24"/>
               </w:rPr>
+              <w:t>g/dL, nilai numerik</w:t>
             </w:r>
           </w:p>
         </w:tc>
@@ -3110,7 +3642,7 @@
                 <w:sz w:val="24"/>
                 <w:szCs w:val="24"/>
               </w:rPr>
-              <w:t>Hemoglobin (Hb)</w:t>
+              <w:t>Leukosit (WBC)</w:t>
             </w:r>
           </w:p>
         </w:tc>
@@ -3136,7 +3668,7 @@
                 <w:sz w:val="24"/>
                 <w:szCs w:val="24"/>
               </w:rPr>
-              <w:t>Kadar hemoglobin darah, nilai pada 0-24 jam pertama</w:t>
+              <w:t>Jumlah sel darah putih, nilai pada 0-24 jam pertama</w:t>
             </w:r>
           </w:p>
         </w:tc>
@@ -3188,7 +3720,7 @@
                 <w:sz w:val="24"/>
                 <w:szCs w:val="24"/>
               </w:rPr>
-              <w:t>g/dL, nilai numerik</w:t>
+              <w:t>sel/μL, nilai numerik</w:t>
             </w:r>
           </w:p>
         </w:tc>
@@ -3216,7 +3748,7 @@
                 <w:sz w:val="24"/>
                 <w:szCs w:val="24"/>
               </w:rPr>
-              <w:t>Leukosit (WBC)</w:t>
+              <w:t>Trombosit (PLT)</w:t>
             </w:r>
           </w:p>
         </w:tc>
@@ -3242,7 +3774,7 @@
                 <w:sz w:val="24"/>
                 <w:szCs w:val="24"/>
               </w:rPr>
-              <w:t>Jumlah sel darah putih, nilai pada 0-24 jam pertama</w:t>
+              <w:t>Jumlah trombosit, nilai pada 0-24 jam pertama</w:t>
             </w:r>
           </w:p>
         </w:tc>
@@ -3294,7 +3826,7 @@
                 <w:sz w:val="24"/>
                 <w:szCs w:val="24"/>
               </w:rPr>
-              <w:t>sel/μL, nilai numerik</w:t>
+              <w:t>×10⁶/L, nilai numerik</w:t>
             </w:r>
           </w:p>
         </w:tc>
@@ -3322,7 +3854,7 @@
                 <w:sz w:val="24"/>
                 <w:szCs w:val="24"/>
               </w:rPr>
-              <w:t>Trombosit (PLT)</w:t>
+              <w:t>GOT (AST)</w:t>
             </w:r>
           </w:p>
         </w:tc>
@@ -3348,7 +3880,7 @@
                 <w:sz w:val="24"/>
                 <w:szCs w:val="24"/>
               </w:rPr>
-              <w:t>Jumlah trombosit, nilai pada 0-24 jam pertama</w:t>
+              <w:t>Kadar aspartat aminotransferase, nilai pada 0-24 jam pertama</w:t>
             </w:r>
           </w:p>
         </w:tc>
@@ -3400,7 +3932,7 @@
                 <w:sz w:val="24"/>
                 <w:szCs w:val="24"/>
               </w:rPr>
-              <w:t>×10⁶/L, nilai numerik</w:t>
+              <w:t>U/L, nilai numerik</w:t>
             </w:r>
           </w:p>
         </w:tc>
@@ -3428,7 +3960,7 @@
                 <w:sz w:val="24"/>
                 <w:szCs w:val="24"/>
               </w:rPr>
-              <w:t>GOT (AST)</w:t>
+              <w:t>GPT (ALT)</w:t>
             </w:r>
           </w:p>
         </w:tc>
@@ -3454,7 +3986,7 @@
                 <w:sz w:val="24"/>
                 <w:szCs w:val="24"/>
               </w:rPr>
-              <w:t>Kadar aspartat aminotransferase, nilai pada 0-24 jam pertama</w:t>
+              <w:t>Kadar alanin aminotransferase, nilai pada 0-24 jam pertama</w:t>
             </w:r>
           </w:p>
         </w:tc>
@@ -3534,7 +4066,7 @@
                 <w:sz w:val="24"/>
                 <w:szCs w:val="24"/>
               </w:rPr>
-              <w:t>GPT (ALT)</w:t>
+              <w:t>Ureum</w:t>
             </w:r>
           </w:p>
         </w:tc>
@@ -3560,7 +4092,7 @@
                 <w:sz w:val="24"/>
                 <w:szCs w:val="24"/>
               </w:rPr>
-              <w:t>Kadar alanin aminotransferase, nilai pada 0-24 jam pertama</w:t>
+              <w:t>Kadar ureum darah, nilai pada 0-24 jam pertama</w:t>
             </w:r>
           </w:p>
         </w:tc>
@@ -3612,7 +4144,7 @@
                 <w:sz w:val="24"/>
                 <w:szCs w:val="24"/>
               </w:rPr>
-              <w:t>U/L, nilai numerik</w:t>
+              <w:t>mg/dL, nilai numerik</w:t>
             </w:r>
           </w:p>
         </w:tc>
@@ -3640,7 +4172,7 @@
                 <w:sz w:val="24"/>
                 <w:szCs w:val="24"/>
               </w:rPr>
-              <w:t>Ureum</w:t>
+              <w:t>eGFR</w:t>
             </w:r>
           </w:p>
         </w:tc>
@@ -3666,7 +4198,7 @@
                 <w:sz w:val="24"/>
                 <w:szCs w:val="24"/>
               </w:rPr>
-              <w:t>Kadar ureum darah, nilai pada 0-24 jam pertama</w:t>
+              <w:t>Laju filtrasi glomerulus estimasi (CKD-EPI 2021)</w:t>
             </w:r>
           </w:p>
         </w:tc>
@@ -3718,7 +4250,7 @@
                 <w:sz w:val="24"/>
                 <w:szCs w:val="24"/>
               </w:rPr>
-              <w:t>mg/dL, nilai numerik</w:t>
+              <w:t>mL/menit/1,73 m²; eGFR = 142 × [min(Scr/κ,1)]^α × [max(Scr/κ,1)]^-1,200 × 0,9938^Usia × 1,012[jika perempuan]</w:t>
             </w:r>
           </w:p>
         </w:tc>
@@ -3746,7 +4278,7 @@
                 <w:sz w:val="24"/>
                 <w:szCs w:val="24"/>
               </w:rPr>
-              <w:t>eGFR</w:t>
+              <w:t>Natrium</w:t>
             </w:r>
           </w:p>
         </w:tc>
@@ -3772,7 +4304,7 @@
                 <w:sz w:val="24"/>
                 <w:szCs w:val="24"/>
               </w:rPr>
-              <w:t>Laju filtrasi glomerulus estimasi (CKD-EPI 2021)</w:t>
+              <w:t>Kadar natrium serum, nilai pada 0-24 jam pertama</w:t>
             </w:r>
           </w:p>
         </w:tc>
@@ -3824,7 +4356,7 @@
                 <w:sz w:val="24"/>
                 <w:szCs w:val="24"/>
               </w:rPr>
-              <w:t>mL/menit/1,73 m²; eGFR = 142 × [min(Scr/κ,1)]^α × [max(Scr/κ,1)]^-1,200 × 0,9938^Usia × 1,012[jika perempuan]</w:t>
+              <w:t>mmol/L, nilai numerik</w:t>
             </w:r>
           </w:p>
         </w:tc>
@@ -3852,7 +4384,7 @@
                 <w:sz w:val="24"/>
                 <w:szCs w:val="24"/>
               </w:rPr>
-              <w:t>Natrium</w:t>
+              <w:t>Kalium</w:t>
             </w:r>
           </w:p>
         </w:tc>
@@ -3878,7 +4410,7 @@
                 <w:sz w:val="24"/>
                 <w:szCs w:val="24"/>
               </w:rPr>
-              <w:t>Kadar natrium serum, nilai pada 0-24 jam pertama</w:t>
+              <w:t>Kadar kalium serum, nilai pada 0-24 jam pertama</w:t>
             </w:r>
           </w:p>
         </w:tc>
@@ -3958,7 +4490,7 @@
                 <w:sz w:val="24"/>
                 <w:szCs w:val="24"/>
               </w:rPr>
-              <w:t>Kalium</w:t>
+              <w:t>Gula Darah Sewaktu (GDS)</w:t>
             </w:r>
           </w:p>
         </w:tc>
@@ -3984,7 +4516,7 @@
                 <w:sz w:val="24"/>
                 <w:szCs w:val="24"/>
               </w:rPr>
-              <w:t>Kadar kalium serum, nilai pada 0-24 jam pertama</w:t>
+              <w:t>Kadar glukosa darah, nilai tertinggi (maks) dalam 0-24 jam</w:t>
             </w:r>
           </w:p>
         </w:tc>
@@ -4036,7 +4568,7 @@
                 <w:sz w:val="24"/>
                 <w:szCs w:val="24"/>
               </w:rPr>
-              <w:t>mmol/L, nilai numerik</w:t>
+              <w:t>mg/dL, nilai numerik</w:t>
             </w:r>
           </w:p>
         </w:tc>
@@ -4061,10 +4593,11 @@
             <w:r>
               <w:rPr>
                 <w:rFonts w:ascii="Times New Roman" w:hAnsi="Times New Roman" w:cs="Times New Roman"/>
-                <w:sz w:val="24"/>
-                <w:szCs w:val="24"/>
-              </w:rPr>
-              <w:t>Gula Darah Sewaktu (GDS)</w:t>
+                <w:b/>
+                <w:sz w:val="24"/>
+                <w:szCs w:val="24"/>
+              </w:rPr>
+              <w:t>Variabel Independen  sampai  Ekokardiografi</w:t>
             </w:r>
           </w:p>
         </w:tc>
@@ -4090,7 +4623,6 @@
                 <w:sz w:val="24"/>
                 <w:szCs w:val="24"/>
               </w:rPr>
-              <w:t>Kadar glukosa darah, nilai tertinggi (maks) dalam 0-24 jam</w:t>
             </w:r>
           </w:p>
         </w:tc>
@@ -4116,7 +4648,6 @@
                 <w:sz w:val="24"/>
                 <w:szCs w:val="24"/>
               </w:rPr>
-              <w:t>Kontinu</w:t>
             </w:r>
           </w:p>
         </w:tc>
@@ -4142,7 +4673,6 @@
                 <w:sz w:val="24"/>
                 <w:szCs w:val="24"/>
               </w:rPr>
-              <w:t>mg/dL, nilai numerik</w:t>
             </w:r>
           </w:p>
         </w:tc>
@@ -4167,11 +4697,10 @@
             <w:r>
               <w:rPr>
                 <w:rFonts w:ascii="Times New Roman" w:hAnsi="Times New Roman" w:cs="Times New Roman"/>
-                <w:b/>
-                <w:sz w:val="24"/>
-                <w:szCs w:val="24"/>
-              </w:rPr>
-              <w:t>Variabel Independen – Ekokardiografi</w:t>
+                <w:sz w:val="24"/>
+                <w:szCs w:val="24"/>
+              </w:rPr>
+              <w:t>LVEF</w:t>
             </w:r>
           </w:p>
         </w:tc>
@@ -4197,6 +4726,7 @@
                 <w:sz w:val="24"/>
                 <w:szCs w:val="24"/>
               </w:rPr>
+              <w:t>Fraksi ejeksi ventrikel kiri (metode biplane Simpson)</w:t>
             </w:r>
           </w:p>
         </w:tc>
@@ -4222,6 +4752,7 @@
                 <w:sz w:val="24"/>
                 <w:szCs w:val="24"/>
               </w:rPr>
+              <w:t>Kontinu</w:t>
             </w:r>
           </w:p>
         </w:tc>
@@ -4247,6 +4778,7 @@
                 <w:sz w:val="24"/>
                 <w:szCs w:val="24"/>
               </w:rPr>
+              <w:t>%; LVEF = [(LVEDV − LVESV) / LVEDV] × 100%</w:t>
             </w:r>
           </w:p>
         </w:tc>
@@ -4274,7 +4806,7 @@
                 <w:sz w:val="24"/>
                 <w:szCs w:val="24"/>
               </w:rPr>
-              <w:t>LVEF</w:t>
+              <w:t>LVEDD</w:t>
             </w:r>
           </w:p>
         </w:tc>
@@ -4300,7 +4832,7 @@
                 <w:sz w:val="24"/>
                 <w:szCs w:val="24"/>
               </w:rPr>
-              <w:t>Fraksi ejeksi ventrikel kiri (metode biplane Simpson)</w:t>
+              <w:t>Dimensi akhir diastol ventrikel kiri</w:t>
             </w:r>
           </w:p>
         </w:tc>
@@ -4352,7 +4884,7 @@
                 <w:sz w:val="24"/>
                 <w:szCs w:val="24"/>
               </w:rPr>
-              <w:t>%; LVEF = [(LVEDV − LVESV) / LVEDV] × 100%</w:t>
+              <w:t>cm, nilai numerik</w:t>
             </w:r>
           </w:p>
         </w:tc>
@@ -4380,7 +4912,7 @@
                 <w:sz w:val="24"/>
                 <w:szCs w:val="24"/>
               </w:rPr>
-              <w:t>LVEDD</w:t>
+              <w:t>TAPSE</w:t>
             </w:r>
           </w:p>
         </w:tc>
@@ -4406,7 +4938,7 @@
                 <w:sz w:val="24"/>
                 <w:szCs w:val="24"/>
               </w:rPr>
-              <w:t>Dimensi akhir diastol ventrikel kiri</w:t>
+              <w:t>Tricuspid Annular Plane Systolic Excursion</w:t>
             </w:r>
           </w:p>
         </w:tc>
@@ -4458,7 +4990,7 @@
                 <w:sz w:val="24"/>
                 <w:szCs w:val="24"/>
               </w:rPr>
-              <w:t>cm, nilai numerik</w:t>
+              <w:t>mm, nilai numerik</w:t>
             </w:r>
           </w:p>
         </w:tc>
@@ -4486,7 +5018,7 @@
                 <w:sz w:val="24"/>
                 <w:szCs w:val="24"/>
               </w:rPr>
-              <w:t>TAPSE</w:t>
+              <w:t>Penyakit katup sisi kiri sedang-berat</w:t>
             </w:r>
           </w:p>
         </w:tc>
@@ -4512,7 +5044,7 @@
                 <w:sz w:val="24"/>
                 <w:szCs w:val="24"/>
               </w:rPr>
-              <w:t>Tricuspid Annular Plane Systolic Excursion</w:t>
+              <w:t>Stenosis/regurgitasi katup aorta atau mitral derajat sedang atau berat</w:t>
             </w:r>
           </w:p>
         </w:tc>
@@ -4538,7 +5070,7 @@
                 <w:sz w:val="24"/>
                 <w:szCs w:val="24"/>
               </w:rPr>
-              <w:t>Kontinu</w:t>
+              <w:t>Biner</w:t>
             </w:r>
           </w:p>
         </w:tc>
@@ -4564,7 +5096,7 @@
                 <w:sz w:val="24"/>
                 <w:szCs w:val="24"/>
               </w:rPr>
-              <w:t>mm, nilai numerik</w:t>
+              <w:t>Ya=1; Tidak=0. Berdasarkan laporan ekokardiografi (ASE/EACVI)</w:t>
             </w:r>
           </w:p>
         </w:tc>
@@ -4592,7 +5124,7 @@
                 <w:sz w:val="24"/>
                 <w:szCs w:val="24"/>
               </w:rPr>
-              <w:t>Penyakit katup sisi kiri sedang-berat</w:t>
+              <w:t>Penyakit katup sisi kanan sedang-berat</w:t>
             </w:r>
           </w:p>
         </w:tc>
@@ -4618,7 +5150,7 @@
                 <w:sz w:val="24"/>
                 <w:szCs w:val="24"/>
               </w:rPr>
-              <w:t>Stenosis/regurgitasi katup aorta atau mitral derajat sedang atau berat</w:t>
+              <w:t>Stenosis/regurgitasi katup trikuspid atau pulmonal derajat sedang atau berat</w:t>
             </w:r>
           </w:p>
         </w:tc>
@@ -4695,10 +5227,11 @@
             <w:r>
               <w:rPr>
                 <w:rFonts w:ascii="Times New Roman" w:hAnsi="Times New Roman" w:cs="Times New Roman"/>
-                <w:sz w:val="24"/>
-                <w:szCs w:val="24"/>
-              </w:rPr>
-              <w:t>Penyakit katup sisi kanan sedang-berat</w:t>
+                <w:b/>
+                <w:sz w:val="24"/>
+                <w:szCs w:val="24"/>
+              </w:rPr>
+              <w:t>Variabel Perancu</w:t>
             </w:r>
           </w:p>
         </w:tc>
@@ -4724,7 +5257,6 @@
                 <w:sz w:val="24"/>
                 <w:szCs w:val="24"/>
               </w:rPr>
-              <w:t>Stenosis/regurgitasi katup trikuspid atau pulmonal derajat sedang atau berat</w:t>
             </w:r>
           </w:p>
         </w:tc>
@@ -4750,7 +5282,6 @@
                 <w:sz w:val="24"/>
                 <w:szCs w:val="24"/>
               </w:rPr>
-              <w:t>Biner</w:t>
             </w:r>
           </w:p>
         </w:tc>
@@ -4776,7 +5307,6 @@
                 <w:sz w:val="24"/>
                 <w:szCs w:val="24"/>
               </w:rPr>
-              <w:t>Ya=1; Tidak=0. Berdasarkan laporan ekokardiografi (ASE/EACVI)</w:t>
             </w:r>
           </w:p>
         </w:tc>
@@ -4801,11 +5331,10 @@
             <w:r>
               <w:rPr>
                 <w:rFonts w:ascii="Times New Roman" w:hAnsi="Times New Roman" w:cs="Times New Roman"/>
-                <w:b/>
-                <w:sz w:val="24"/>
-                <w:szCs w:val="24"/>
-              </w:rPr>
-              <w:t>Variabel Perancu</w:t>
+                <w:sz w:val="24"/>
+                <w:szCs w:val="24"/>
+              </w:rPr>
+              <w:t>Revaskularisasi koroner</w:t>
             </w:r>
           </w:p>
         </w:tc>
@@ -4831,6 +5360,7 @@
                 <w:sz w:val="24"/>
                 <w:szCs w:val="24"/>
               </w:rPr>
+              <w:t>Menjalani PCI atau CABG sebelum SKG</w:t>
             </w:r>
           </w:p>
         </w:tc>
@@ -4856,6 +5386,7 @@
                 <w:sz w:val="24"/>
                 <w:szCs w:val="24"/>
               </w:rPr>
+              <w:t>Biner</w:t>
             </w:r>
           </w:p>
         </w:tc>
@@ -4881,6 +5412,7 @@
                 <w:sz w:val="24"/>
                 <w:szCs w:val="24"/>
               </w:rPr>
+              <w:t>Ya=1; Tidak=0. Berdasarkan kode prosedur billing/rekam operasi</w:t>
             </w:r>
           </w:p>
         </w:tc>
@@ -4908,7 +5440,7 @@
                 <w:sz w:val="24"/>
                 <w:szCs w:val="24"/>
               </w:rPr>
-              <w:t>Revaskularisasi koroner</w:t>
+              <w:t>Indeks Massa Tubuh (IMT)</w:t>
             </w:r>
           </w:p>
         </w:tc>
@@ -4934,7 +5466,7 @@
                 <w:sz w:val="24"/>
                 <w:szCs w:val="24"/>
               </w:rPr>
-              <w:t>Menjalani PCI atau CABG sebelum SKG</w:t>
+              <w:t>Berat badan (kg) / tinggi badan² (m²), ukur pertama ≤24 jam</w:t>
             </w:r>
           </w:p>
         </w:tc>
@@ -4960,7 +5492,7 @@
                 <w:sz w:val="24"/>
                 <w:szCs w:val="24"/>
               </w:rPr>
-              <w:t>Biner</w:t>
+              <w:t>Kontinu</w:t>
             </w:r>
           </w:p>
         </w:tc>
@@ -4986,7 +5518,7 @@
                 <w:sz w:val="24"/>
                 <w:szCs w:val="24"/>
               </w:rPr>
-              <w:t>Ya=1; Tidak=0. Berdasarkan kode prosedur billing/rekam operasi</w:t>
+              <w:t>kg/m², nilai numerik</w:t>
             </w:r>
           </w:p>
         </w:tc>
@@ -5014,7 +5546,7 @@
                 <w:sz w:val="24"/>
                 <w:szCs w:val="24"/>
               </w:rPr>
-              <w:t>Indeks Massa Tubuh (IMT)</w:t>
+              <w:t>Riwayat hipertensi</w:t>
             </w:r>
           </w:p>
         </w:tc>
@@ -5040,7 +5572,7 @@
                 <w:sz w:val="24"/>
                 <w:szCs w:val="24"/>
               </w:rPr>
-              <w:t>Berat badan (kg) / tinggi badan² (m²), ukur pertama ≤24 jam</w:t>
+              <w:t>Diagnosis hipertensi atau obat antihipertensi sebelum admisi</w:t>
             </w:r>
           </w:p>
         </w:tc>
@@ -5066,7 +5598,7 @@
                 <w:sz w:val="24"/>
                 <w:szCs w:val="24"/>
               </w:rPr>
-              <w:t>Kontinu</w:t>
+              <w:t>Biner</w:t>
             </w:r>
           </w:p>
         </w:tc>
@@ -5092,7 +5624,7 @@
                 <w:sz w:val="24"/>
                 <w:szCs w:val="24"/>
               </w:rPr>
-              <w:t>kg/m², nilai numerik</w:t>
+              <w:t>Ya=1 jika di problem list atau obat antihipertensi kronik</w:t>
             </w:r>
           </w:p>
         </w:tc>
@@ -5120,7 +5652,7 @@
                 <w:sz w:val="24"/>
                 <w:szCs w:val="24"/>
               </w:rPr>
-              <w:t>Riwayat hipertensi</w:t>
+              <w:t>Riwayat diabetes melitus</w:t>
             </w:r>
           </w:p>
         </w:tc>
@@ -5146,7 +5678,7 @@
                 <w:sz w:val="24"/>
                 <w:szCs w:val="24"/>
               </w:rPr>
-              <w:t>Diagnosis hipertensi atau obat antihipertensi sebelum admisi</w:t>
+              <w:t>Diagnosis DM atau obat hipoglikemik/insulin sebelum admisi</w:t>
             </w:r>
           </w:p>
         </w:tc>
@@ -5198,7 +5730,7 @@
                 <w:sz w:val="24"/>
                 <w:szCs w:val="24"/>
               </w:rPr>
-              <w:t>Ya=1 jika di problem list atau obat antihipertensi kronik</w:t>
+              <w:t>Ya=1; Tidak=0</w:t>
             </w:r>
           </w:p>
         </w:tc>
@@ -5226,7 +5758,7 @@
                 <w:sz w:val="24"/>
                 <w:szCs w:val="24"/>
               </w:rPr>
-              <w:t>Riwayat diabetes melitus</w:t>
+              <w:t>Riwayat merokok</w:t>
             </w:r>
           </w:p>
         </w:tc>
@@ -5252,7 +5784,7 @@
                 <w:sz w:val="24"/>
                 <w:szCs w:val="24"/>
               </w:rPr>
-              <w:t>Diagnosis DM atau obat hipoglikemik/insulin sebelum admisi</w:t>
+              <w:t>Perokok aktif (≥1 batang/30 hari) atau mantan perokok</w:t>
             </w:r>
           </w:p>
         </w:tc>
@@ -5332,7 +5864,7 @@
                 <w:sz w:val="24"/>
                 <w:szCs w:val="24"/>
               </w:rPr>
-              <w:t>Riwayat merokok</w:t>
+              <w:t>Riwayat SKA sebelumnya</w:t>
             </w:r>
           </w:p>
         </w:tc>
@@ -5358,7 +5890,7 @@
                 <w:sz w:val="24"/>
                 <w:szCs w:val="24"/>
               </w:rPr>
-              <w:t>Perokok aktif (≥1 batang/30 hari) atau mantan perokok</w:t>
+              <w:t>Riwayat STEMI/NSTEMI terdokumentasi sebelum admisi</w:t>
             </w:r>
           </w:p>
         </w:tc>
@@ -5438,7 +5970,7 @@
                 <w:sz w:val="24"/>
                 <w:szCs w:val="24"/>
               </w:rPr>
-              <w:t>Riwayat SKA sebelumnya</w:t>
+              <w:t>Pengobatan kardiovaskular</w:t>
             </w:r>
           </w:p>
         </w:tc>
@@ -5464,7 +5996,7 @@
                 <w:sz w:val="24"/>
                 <w:szCs w:val="24"/>
               </w:rPr>
-              <w:t>Riwayat STEMI/NSTEMI terdokumentasi sebelum admisi</w:t>
+              <w:t>Penggunaan rutin minimal satu obat kardiovaskular sebelum admisi</w:t>
             </w:r>
           </w:p>
         </w:tc>
@@ -5516,112 +6048,6 @@
                 <w:sz w:val="24"/>
                 <w:szCs w:val="24"/>
               </w:rPr>
-              <w:t>Ya=1; Tidak=0</w:t>
-            </w:r>
-          </w:p>
-        </w:tc>
-      </w:tr>
-      <w:tr>
-        <w:tc>
-          <w:tcPr>
-            <w:tcW w:type="dxa" w:w="1417"/>
-          </w:tcPr>
-          <w:p>
-            <w:pPr>
-              <w:jc w:val="left"/>
-              <w:spacing w:line="360" w:lineRule="auto"/>
-            </w:pPr>
-            <w:r>
-              <w:rPr>
-                <w:rFonts w:ascii="Times New Roman" w:hAnsi="Times New Roman" w:cs="Times New Roman"/>
-                <w:sz w:val="24"/>
-                <w:szCs w:val="24"/>
-              </w:rPr>
-            </w:r>
-            <w:r>
-              <w:rPr>
-                <w:rFonts w:ascii="Times New Roman" w:hAnsi="Times New Roman" w:cs="Times New Roman"/>
-                <w:sz w:val="24"/>
-                <w:szCs w:val="24"/>
-              </w:rPr>
-              <w:t>Pengobatan kardiovaskular</w:t>
-            </w:r>
-          </w:p>
-        </w:tc>
-        <w:tc>
-          <w:tcPr>
-            <w:tcW w:type="dxa" w:w="3118"/>
-          </w:tcPr>
-          <w:p>
-            <w:pPr>
-              <w:jc w:val="left"/>
-              <w:spacing w:line="360" w:lineRule="auto"/>
-            </w:pPr>
-            <w:r>
-              <w:rPr>
-                <w:rFonts w:ascii="Times New Roman" w:hAnsi="Times New Roman" w:cs="Times New Roman"/>
-                <w:sz w:val="24"/>
-                <w:szCs w:val="24"/>
-              </w:rPr>
-            </w:r>
-            <w:r>
-              <w:rPr>
-                <w:rFonts w:ascii="Times New Roman" w:hAnsi="Times New Roman" w:cs="Times New Roman"/>
-                <w:sz w:val="24"/>
-                <w:szCs w:val="24"/>
-              </w:rPr>
-              <w:t>Penggunaan rutin minimal satu obat kardiovaskular sebelum admisi</w:t>
-            </w:r>
-          </w:p>
-        </w:tc>
-        <w:tc>
-          <w:tcPr>
-            <w:tcW w:type="dxa" w:w="850"/>
-          </w:tcPr>
-          <w:p>
-            <w:pPr>
-              <w:jc w:val="left"/>
-              <w:spacing w:line="360" w:lineRule="auto"/>
-            </w:pPr>
-            <w:r>
-              <w:rPr>
-                <w:rFonts w:ascii="Times New Roman" w:hAnsi="Times New Roman" w:cs="Times New Roman"/>
-                <w:sz w:val="24"/>
-                <w:szCs w:val="24"/>
-              </w:rPr>
-            </w:r>
-            <w:r>
-              <w:rPr>
-                <w:rFonts w:ascii="Times New Roman" w:hAnsi="Times New Roman" w:cs="Times New Roman"/>
-                <w:sz w:val="24"/>
-                <w:szCs w:val="24"/>
-              </w:rPr>
-              <w:t>Biner</w:t>
-            </w:r>
-          </w:p>
-        </w:tc>
-        <w:tc>
-          <w:tcPr>
-            <w:tcW w:type="dxa" w:w="3969"/>
-          </w:tcPr>
-          <w:p>
-            <w:pPr>
-              <w:jc w:val="left"/>
-              <w:spacing w:line="360" w:lineRule="auto"/>
-            </w:pPr>
-            <w:r>
-              <w:rPr>
-                <w:rFonts w:ascii="Times New Roman" w:hAnsi="Times New Roman" w:cs="Times New Roman"/>
-                <w:sz w:val="24"/>
-                <w:szCs w:val="24"/>
-              </w:rPr>
-            </w:r>
-            <w:r>
-              <w:rPr>
-                <w:rFonts w:ascii="Times New Roman" w:hAnsi="Times New Roman" w:cs="Times New Roman"/>
-                <w:sz w:val="24"/>
-                <w:szCs w:val="24"/>
-              </w:rPr>
               <w:t>Ya=1 jika dalam wawancara ≤24 jam dilaporkan menggunakan furosemid, digoksin, beta-blocker, MRA/ARNI, ACE-I/ARB, nitrat, statin, atau antiplatelet</w:t>
             </w:r>
           </w:p>
@@ -6087,6 +6513,7 @@
           <w:sz w:val="24"/>
           <w:szCs w:val="24"/>
         </w:rPr>
+        <w:t>Variabel terikat utama adalah mortalitas in-hospital, yaitu kematian selama episode perawatan yang sama setelah admisi karena STEMI atau NSTEMI. Kejadian syok kardiogenik selama perawatan dicatat sebagai luaran sekunder dan tidak digunakan untuk menentukan luaran utama.</w:t>
       </w:r>
       <w:r>
         <w:rPr>
@@ -6095,15 +6522,13 @@
           <w:sz w:val="24"/>
           <w:szCs w:val="24"/>
         </w:rPr>
-        <w:t>Variabel terikat (luaran)</w:t>
-      </w:r>
-      <w:r>
-        <w:rPr>
-          <w:rFonts w:ascii="Times New Roman" w:hAnsi="Times New Roman" w:cs="Times New Roman"/>
-          <w:sz w:val="24"/>
-          <w:szCs w:val="24"/>
-        </w:rPr>
-        <w:t xml:space="preserve"> adalah apakah pasien mengalami syok kardiogenik selama dirawat atau tidak. Syok kardiogenik ditegakkan kalau pasien punya tekanan darah rendah yang butuh obat penguat tekanan darah, plus ada tanda-tanda aliran darah ke organ kurang (misalnya bingung, kencing sedikit, atau kadar laktat tinggi).</w:t>
+      </w:r>
+      <w:r>
+        <w:rPr>
+          <w:rFonts w:ascii="Times New Roman" w:hAnsi="Times New Roman" w:cs="Times New Roman"/>
+          <w:sz w:val="24"/>
+          <w:szCs w:val="24"/>
+        </w:rPr>
       </w:r>
     </w:p>
     <w:p>
@@ -6289,7 +6714,7 @@
           <w:sz w:val="24"/>
           <w:szCs w:val="24"/>
         </w:rPr>
-        <w:t>Model prediksi utama adalah Random Forest (RF) yang terdiri dari 500 pohon keputusan (n_estimators=500), kedalaman maksimum 6 level (max_depth=6), dan minimal sampel per daun sebanyak 5 sampel (min_samples_leaf=5). Hiperparameter ini dipilih berdasarkan optimasi melalui grid search dengan validasi silang 5-lipat untuk menyeimbangkan bias dan varians. Sebagai model pembanding, dikembangkan pula regresi logistik multivariat di mana variabel dengan nilai p di bawah 0,25 pada analisis bivariat dipertimbangkan sebagai kandidat untuk dimasukkan ke dalam model dengan seleksi variabel akhir menggunakan backward stepwise elimination. Selain itu, model XGBoost juga dikembangkan sebagai pembanding algoritma boosting untuk menunjukkan konsistensi temuan.</w:t>
+        <w:t>Model utama adalah Random Forest dengan 500 pohon keputusan (n_estimators=500), kedalaman maksimum 6 (max_depth=6), dan minimal 5 sampel per daun (min_samples_leaf=5). Hiperparameter ditetapkan sebelum evaluasi multi-seed berdasarkan eksplorasi pengembangan; karena tidak digunakan nested cross-validation, performa dilaporkan sebagai validasi internal dan berpotensi optimistis. Evaluasi menggunakan StratifiedKFold lima lipat yang diulang pada sepuluh seed tetap. Pada setiap lipatan, median setiap prediktor dipelajari dari data pelatihan lalu diterapkan pada data validasi, sehingga tidak terjadi kebocoran informasi.</w:t>
       </w:r>
     </w:p>
     <w:p>
@@ -6491,12 +6916,20 @@
         <w:gridCol w:w="2409"/>
       </w:tblGrid>
       <w:tr>
+        <w:trPr>
+          <w:tblHeader w:val="true"/>
+        </w:trPr>
         <w:tc>
           <w:tcPr>
             <w:tcW w:type="dxa" w:w="2409"/>
-          </w:tcPr>
-          <w:p>
-            <w:r>
+            <w:shd w:fill="D9EAF7"/>
+            <w:vAlign w:val="center"/>
+          </w:tcPr>
+          <w:p>
+            <w:r>
+              <w:rPr>
+                <w:b/>
+              </w:rPr>
               <w:t>Variabel</w:t>
             </w:r>
           </w:p>
@@ -6504,9 +6937,14 @@
         <w:tc>
           <w:tcPr>
             <w:tcW w:type="dxa" w:w="2409"/>
-          </w:tcPr>
-          <w:p>
-            <w:r>
+            <w:shd w:fill="D9EAF7"/>
+            <w:vAlign w:val="center"/>
+          </w:tcPr>
+          <w:p>
+            <w:r>
+              <w:rPr>
+                <w:b/>
+              </w:rPr>
               <w:t>Hidup (n=1.409)</w:t>
             </w:r>
           </w:p>
@@ -6514,9 +6952,14 @@
         <w:tc>
           <w:tcPr>
             <w:tcW w:type="dxa" w:w="2409"/>
-          </w:tcPr>
-          <w:p>
-            <w:r>
+            <w:shd w:fill="D9EAF7"/>
+            <w:vAlign w:val="center"/>
+          </w:tcPr>
+          <w:p>
+            <w:r>
+              <w:rPr>
+                <w:b/>
+              </w:rPr>
               <w:t>Meninggal (n=115)</w:t>
             </w:r>
           </w:p>
@@ -6524,9 +6967,14 @@
         <w:tc>
           <w:tcPr>
             <w:tcW w:type="dxa" w:w="2409"/>
-          </w:tcPr>
-          <w:p>
-            <w:r>
+            <w:shd w:fill="D9EAF7"/>
+            <w:vAlign w:val="center"/>
+          </w:tcPr>
+          <w:p>
+            <w:r>
+              <w:rPr>
+                <w:b/>
+              </w:rPr>
               <w:t>Nilai p</w:t>
             </w:r>
           </w:p>
@@ -6581,7 +7029,7 @@
           </w:tcPr>
           <w:p>
             <w:r>
-              <w:t>Jenis kelamin laki-laki — n (%)</w:t>
+              <w:t>Jenis kelamin laki-laki , n (%)</w:t>
             </w:r>
           </w:p>
         </w:tc>
@@ -6623,7 +7071,7 @@
           </w:tcPr>
           <w:p>
             <w:r>
-              <w:t>Diagnosis STEMI — n (%)</w:t>
+              <w:t>Diagnosis STEMI , n (%)</w:t>
             </w:r>
           </w:p>
         </w:tc>
@@ -6791,7 +7239,7 @@
           </w:tcPr>
           <w:p>
             <w:r>
-              <w:t>Killip I — n (%)</w:t>
+              <w:t>Killip I , n (%)</w:t>
             </w:r>
           </w:p>
         </w:tc>
@@ -6831,7 +7279,7 @@
           </w:tcPr>
           <w:p>
             <w:r>
-              <w:t>Killip II — n (%)</w:t>
+              <w:t>Killip II , n (%)</w:t>
             </w:r>
           </w:p>
         </w:tc>
@@ -6871,7 +7319,7 @@
           </w:tcPr>
           <w:p>
             <w:r>
-              <w:t>Killip III — n (%)</w:t>
+              <w:t>Killip III , n (%)</w:t>
             </w:r>
           </w:p>
         </w:tc>
@@ -6911,7 +7359,7 @@
           </w:tcPr>
           <w:p>
             <w:r>
-              <w:t>Diabetes melitus — n (%)</w:t>
+              <w:t>Diabetes melitus , n (%)</w:t>
             </w:r>
           </w:p>
         </w:tc>
@@ -6953,7 +7401,7 @@
           </w:tcPr>
           <w:p>
             <w:r>
-              <w:t>Hipertensi — n (%)</w:t>
+              <w:t>Hipertensi , n (%)</w:t>
             </w:r>
           </w:p>
         </w:tc>
@@ -6995,7 +7443,7 @@
           </w:tcPr>
           <w:p>
             <w:r>
-              <w:t>Dislipidemia — n (%)</w:t>
+              <w:t>Dislipidemia , n (%)</w:t>
             </w:r>
           </w:p>
         </w:tc>
@@ -7037,7 +7485,7 @@
           </w:tcPr>
           <w:p>
             <w:r>
-              <w:t>Penyakit Ginjal Kronik — n (%)</w:t>
+              <w:t>Penyakit Ginjal Kronik , n (%)</w:t>
             </w:r>
           </w:p>
         </w:tc>
@@ -7079,7 +7527,7 @@
           </w:tcPr>
           <w:p>
             <w:r>
-              <w:t>Riwayat Infark Miokard — n (%)</w:t>
+              <w:t>Riwayat Infark Miokard , n (%)</w:t>
             </w:r>
           </w:p>
         </w:tc>
@@ -7121,7 +7569,7 @@
           </w:tcPr>
           <w:p>
             <w:r>
-              <w:t>Perokok — n (%)</w:t>
+              <w:t>Perokok , n (%)</w:t>
             </w:r>
           </w:p>
         </w:tc>
@@ -7793,7 +8241,7 @@
           </w:tcPr>
           <w:p>
             <w:r>
-              <w:t>Elevasi ST — n (%)</w:t>
+              <w:t>Elevasi ST , n (%)</w:t>
             </w:r>
           </w:p>
         </w:tc>
@@ -7835,7 +8283,7 @@
           </w:tcPr>
           <w:p>
             <w:r>
-              <w:t>Gelombang Q patologis/OMI — n (%)</w:t>
+              <w:t>Gelombang Q patologis/OMI , n (%)</w:t>
             </w:r>
           </w:p>
         </w:tc>
@@ -7877,7 +8325,7 @@
           </w:tcPr>
           <w:p>
             <w:r>
-              <w:t>Kardiomegali — n (%)</w:t>
+              <w:t>Kardiomegali , n (%)</w:t>
             </w:r>
           </w:p>
         </w:tc>
@@ -7919,7 +8367,7 @@
           </w:tcPr>
           <w:p>
             <w:r>
-              <w:t>Edema Paru — n (%)</w:t>
+              <w:t>Edema Paru , n (%)</w:t>
             </w:r>
           </w:p>
         </w:tc>
@@ -8066,10 +8514,14 @@
         <w:gridCol w:w="1856"/>
       </w:tblGrid>
       <w:tr>
+        <w:trPr>
+          <w:tblHeader w:val="true"/>
+        </w:trPr>
         <w:tc>
           <w:tcPr>
             <w:tcW w:type="dxa" w:w="1856"/>
-            <w:shd w:val="clear" w:fill="D9E2F3"/>
+            <w:shd w:val="clear" w:fill="D9EAF7"/>
+            <w:vAlign w:val="center"/>
           </w:tcPr>
           <w:p>
             <w:pPr>
@@ -8079,17 +8531,18 @@
             <w:r>
               <w:rPr>
                 <w:rFonts w:ascii="Times New Roman" w:hAnsi="Times New Roman" w:cs="Times New Roman"/>
-                <w:sz w:val="24"/>
-                <w:szCs w:val="24"/>
-              </w:rPr>
-            </w:r>
-            <w:r>
-              <w:rPr>
-                <w:rFonts w:ascii="Times New Roman" w:hAnsi="Times New Roman" w:cs="Times New Roman"/>
                 <w:b/>
                 <w:sz w:val="24"/>
                 <w:szCs w:val="24"/>
               </w:rPr>
+            </w:r>
+            <w:r>
+              <w:rPr>
+                <w:rFonts w:ascii="Times New Roman" w:hAnsi="Times New Roman" w:cs="Times New Roman"/>
+                <w:b/>
+                <w:sz w:val="24"/>
+                <w:szCs w:val="24"/>
+              </w:rPr>
               <w:t>Variabel</w:t>
             </w:r>
           </w:p>
@@ -8097,7 +8550,8 @@
         <w:tc>
           <w:tcPr>
             <w:tcW w:type="dxa" w:w="1856"/>
-            <w:shd w:val="clear" w:fill="D9E2F3"/>
+            <w:shd w:val="clear" w:fill="D9EAF7"/>
+            <w:vAlign w:val="center"/>
           </w:tcPr>
           <w:p>
             <w:pPr>
@@ -8107,17 +8561,18 @@
             <w:r>
               <w:rPr>
                 <w:rFonts w:ascii="Times New Roman" w:hAnsi="Times New Roman" w:cs="Times New Roman"/>
-                <w:sz w:val="24"/>
-                <w:szCs w:val="24"/>
-              </w:rPr>
-            </w:r>
-            <w:r>
-              <w:rPr>
-                <w:rFonts w:ascii="Times New Roman" w:hAnsi="Times New Roman" w:cs="Times New Roman"/>
                 <w:b/>
                 <w:sz w:val="24"/>
                 <w:szCs w:val="24"/>
               </w:rPr>
+            </w:r>
+            <w:r>
+              <w:rPr>
+                <w:rFonts w:ascii="Times New Roman" w:hAnsi="Times New Roman" w:cs="Times New Roman"/>
+                <w:b/>
+                <w:sz w:val="24"/>
+                <w:szCs w:val="24"/>
+              </w:rPr>
               <w:t>STEMI (n=1.047)</w:t>
             </w:r>
           </w:p>
@@ -8125,7 +8580,8 @@
         <w:tc>
           <w:tcPr>
             <w:tcW w:type="dxa" w:w="1856"/>
-            <w:shd w:val="clear" w:fill="D9E2F3"/>
+            <w:shd w:val="clear" w:fill="D9EAF7"/>
+            <w:vAlign w:val="center"/>
           </w:tcPr>
           <w:p>
             <w:pPr>
@@ -8135,6 +8591,7 @@
             <w:r>
               <w:rPr>
                 <w:rFonts w:ascii="Times New Roman" w:hAnsi="Times New Roman" w:cs="Times New Roman"/>
+                <w:b/>
                 <w:sz w:val="24"/>
                 <w:szCs w:val="24"/>
               </w:rPr>
@@ -8153,7 +8610,8 @@
         <w:tc>
           <w:tcPr>
             <w:tcW w:type="dxa" w:w="1856"/>
-            <w:shd w:val="clear" w:fill="D9E2F3"/>
+            <w:shd w:val="clear" w:fill="D9EAF7"/>
+            <w:vAlign w:val="center"/>
           </w:tcPr>
           <w:p>
             <w:pPr>
@@ -8163,6 +8621,7 @@
             <w:r>
               <w:rPr>
                 <w:rFonts w:ascii="Times New Roman" w:hAnsi="Times New Roman" w:cs="Times New Roman"/>
+                <w:b/>
                 <w:sz w:val="24"/>
                 <w:szCs w:val="24"/>
               </w:rPr>
@@ -9229,7 +9688,7 @@
         <w:jc w:val="both"/>
       </w:pPr>
       <w:r>
-        <w:t>Nilai AUPRC 0,301 secara signifikan lebih tinggi dibandingkan prevalsi baseline (7,5%), mengonfirmasi bahwa model memiliki kemampuan prediktif yang bermakna di luar random guessing. Precision tetap terjaga pada level yang wajar bahkan pada recall yang tinggi, menunjukkan bahwa model tidak hanya mendeteksi kasus positif tetapi juga melakukannya dengan presisi yang memadai.</w:t>
+        <w:t>AUPRC model adalah 0,301, lebih tinggi daripada prevalensi mortalitas 7,5%. Perbandingan ini bersifat deskriptif dan menunjukkan peningkatan pemeringkatan kelas minoritas dibandingkan baseline tanpa keterampilan; ketepatan klinis tetap bergantung pada ambang yang dipilih.</w:t>
       </w:r>
     </w:p>
     <w:p>
@@ -9393,13 +9852,20 @@
         <w:gridCol w:w="1856"/>
       </w:tblGrid>
       <w:tr>
+        <w:trPr>
+          <w:tblHeader w:val="true"/>
+        </w:trPr>
         <w:tc>
           <w:tcPr>
             <w:tcW w:type="dxa" w:w="1856"/>
-            <w:shd w:val="clear" w:fill="D9E2F3"/>
-          </w:tcPr>
-          <w:p>
-            <w:r>
+            <w:shd w:val="clear" w:fill="D9EAF7"/>
+            <w:vAlign w:val="center"/>
+          </w:tcPr>
+          <w:p>
+            <w:r>
+              <w:rPr>
+                <w:b/>
+              </w:rPr>
               <w:t>Peringkat</w:t>
             </w:r>
           </w:p>
@@ -9407,10 +9873,14 @@
         <w:tc>
           <w:tcPr>
             <w:tcW w:type="dxa" w:w="1856"/>
-            <w:shd w:val="clear" w:fill="D9E2F3"/>
-          </w:tcPr>
-          <w:p>
-            <w:r>
+            <w:shd w:val="clear" w:fill="D9EAF7"/>
+            <w:vAlign w:val="center"/>
+          </w:tcPr>
+          <w:p>
+            <w:r>
+              <w:rPr>
+                <w:b/>
+              </w:rPr>
               <w:t>Fitur</w:t>
             </w:r>
           </w:p>
@@ -9418,10 +9888,14 @@
         <w:tc>
           <w:tcPr>
             <w:tcW w:type="dxa" w:w="1856"/>
-            <w:shd w:val="clear" w:fill="D9E2F3"/>
-          </w:tcPr>
-          <w:p>
-            <w:r>
+            <w:shd w:val="clear" w:fill="D9EAF7"/>
+            <w:vAlign w:val="center"/>
+          </w:tcPr>
+          <w:p>
+            <w:r>
+              <w:rPr>
+                <w:b/>
+              </w:rPr>
               <w:t>Gini importance rerata</w:t>
             </w:r>
           </w:p>
@@ -9429,10 +9903,14 @@
         <w:tc>
           <w:tcPr>
             <w:tcW w:type="dxa" w:w="1856"/>
-            <w:shd w:val="clear" w:fill="D9E2F3"/>
-          </w:tcPr>
-          <w:p>
-            <w:r>
+            <w:shd w:val="clear" w:fill="D9EAF7"/>
+            <w:vAlign w:val="center"/>
+          </w:tcPr>
+          <w:p>
+            <w:r>
+              <w:rPr>
+                <w:b/>
+              </w:rPr>
               <w:t>SD antar model CV</w:t>
             </w:r>
           </w:p>
@@ -9549,7 +10027,7 @@
           </w:tcPr>
           <w:p>
             <w:r>
-              <w:t>0,0615</w:t>
+              <w:t>0,0985</w:t>
             </w:r>
           </w:p>
         </w:tc>
@@ -10029,7 +10507,7 @@
           <w:sz w:val="24"/>
           <w:szCs w:val="24"/>
         </w:rPr>
-        <w:t>Tiga fitur teratas adalah ureum, eGFR, dan usia. Dominasi parameter fungsi ginjal (eGFR dan ureum) menunjukkan bahwa disfungsi ginjal merupakan penanda paling sensitif untuk hipoperfusi organ dan keparahan penyakit pada pasien SKA. LVOT VTI sebagai fitur ketiga terpenting mengonfirmasi pentingnya penilaian curah jantung secara langsung melalui ekokardiografi.</w:t>
+        <w:t>Tiga fitur dengan Gini importance tertinggi adalah eGFR, ureum, dan LVOT VTI. Temuan ini menunjukkan bahwa fungsi ginjal dan parameter hemodinamik ekokardiografi berkontribusi pada prediksi model. Gini importance tidak menyatakan hubungan kausal dan dapat dipengaruhi oleh korelasi antarprediktor.</w:t>
       </w:r>
     </w:p>
     <w:p>
@@ -10120,7 +10598,7 @@
         <w:jc w:val="both"/>
       </w:pPr>
       <w:r>
-        <w:t>Berdasarkan probabilitas prediksi dari model Random Forest, dikembangkan sistem triase bertingkat tiga tingkat untuk stratifikasi risiko pasien di IGD: tingkat pertama (risiko rendah) dengan probabilitas &lt;0,018455 direkomendasikan untuk rawat inap lantai dasar (ward), tingkat kedua (risiko sedang) dengan probabilitas 0,018455–0,103981 direkomendasikan untuk perawatan High Care Unit (HCU), dan tingkat ketiga (risiko tinggi) dengan probabilitas ≥0,103981 direkomendasikan untuk perawatan intensif (ICU).</w:t>
+        <w:t>Berdasarkan probabilitas prediksi dari model Random Forest, dikembangkan sistem triase bertingkat tiga tingkat untuk stratifikasi risiko pasien di IGD: tingkat pertama (risiko rendah) dengan probabilitas &lt;0,018455 direkomendasikan untuk rawat inap lantai dasar (ward), tingkat kedua (risiko sedang) dengan probabilitas 0,018455 sampai 0,103981 direkomendasikan untuk perawatan High Care Unit (HCU), dan tingkat ketiga (risiko tinggi) dengan probabilitas ≥0,103981 direkomendasikan untuk perawatan intensif (ICU).</w:t>
       </w:r>
     </w:p>
     <w:p>
@@ -10154,13 +10632,20 @@
         <w:gridCol w:w="1485"/>
       </w:tblGrid>
       <w:tr>
+        <w:trPr>
+          <w:tblHeader w:val="true"/>
+        </w:trPr>
         <w:tc>
           <w:tcPr>
             <w:tcW w:type="dxa" w:w="1485"/>
-            <w:shd w:val="clear" w:fill="D9E2F3"/>
-          </w:tcPr>
-          <w:p>
-            <w:r>
+            <w:shd w:val="clear" w:fill="D9EAF7"/>
+            <w:vAlign w:val="center"/>
+          </w:tcPr>
+          <w:p>
+            <w:r>
+              <w:rPr>
+                <w:b/>
+              </w:rPr>
               <w:t>Kategori Risiko</w:t>
             </w:r>
           </w:p>
@@ -10168,10 +10653,14 @@
         <w:tc>
           <w:tcPr>
             <w:tcW w:type="dxa" w:w="1485"/>
-            <w:shd w:val="clear" w:fill="D9E2F3"/>
-          </w:tcPr>
-          <w:p>
-            <w:r>
+            <w:shd w:val="clear" w:fill="D9EAF7"/>
+            <w:vAlign w:val="center"/>
+          </w:tcPr>
+          <w:p>
+            <w:r>
+              <w:rPr>
+                <w:b/>
+              </w:rPr>
               <w:t>Ambang Batas</w:t>
             </w:r>
           </w:p>
@@ -10179,10 +10668,14 @@
         <w:tc>
           <w:tcPr>
             <w:tcW w:type="dxa" w:w="1485"/>
-            <w:shd w:val="clear" w:fill="D9E2F3"/>
-          </w:tcPr>
-          <w:p>
-            <w:r>
+            <w:shd w:val="clear" w:fill="D9EAF7"/>
+            <w:vAlign w:val="center"/>
+          </w:tcPr>
+          <w:p>
+            <w:r>
+              <w:rPr>
+                <w:b/>
+              </w:rPr>
               <w:t>n</w:t>
             </w:r>
           </w:p>
@@ -10190,10 +10683,14 @@
         <w:tc>
           <w:tcPr>
             <w:tcW w:type="dxa" w:w="1485"/>
-            <w:shd w:val="clear" w:fill="D9E2F3"/>
-          </w:tcPr>
-          <w:p>
-            <w:r>
+            <w:shd w:val="clear" w:fill="D9EAF7"/>
+            <w:vAlign w:val="center"/>
+          </w:tcPr>
+          <w:p>
+            <w:r>
+              <w:rPr>
+                <w:b/>
+              </w:rPr>
               <w:t>Mortalitas</w:t>
             </w:r>
           </w:p>
@@ -10201,10 +10698,14 @@
         <w:tc>
           <w:tcPr>
             <w:tcW w:type="dxa" w:w="1485"/>
-            <w:shd w:val="clear" w:fill="D9E2F3"/>
-          </w:tcPr>
-          <w:p>
-            <w:r>
+            <w:shd w:val="clear" w:fill="D9EAF7"/>
+            <w:vAlign w:val="center"/>
+          </w:tcPr>
+          <w:p>
+            <w:r>
+              <w:rPr>
+                <w:b/>
+              </w:rPr>
               <w:t>Interpretasi validasi</w:t>
             </w:r>
           </w:p>
@@ -10396,7 +10897,7 @@
           <w:sz w:val="24"/>
           <w:szCs w:val="24"/>
         </w:rPr>
-        <w:t>Sistem triase ini menunjukkan gradien risiko yang sangat jelas: dari 0,7% pada kelompok risiko rendah, 2,7% pada kelompok risiko sedang, hingga 18,3% pada kelompok risiko tinggi. Kelompok risiko tinggi (33,3% dari total populasi) menyumbang 80,9% dari seluruh kejadian mortalitas, menunjukkan efisiensi stratifikasi yang baik. Adanya kelompok risiko sedang (HCU) mencegah over-triage dengan mengalokasikan pasien moderate-risk ke unit perawatan intermediat, bukan ke ICU.</w:t>
+        <w:t>Sistem triase menunjukkan gradien risiko: 0,5% pada kelompok ward, 3,8% pada kelompok HCU, dan 24,4% pada kelompok ICU. Kelompok ICU terdiri dari 336 pasien dan mencakup 82 dari 115 kematian. Ketiga strata diturunkan dan dinilai pada prediksi out-of-fold kohort yang sama; hasil ini merupakan validasi internal, bukan bukti keamanan alokasi tempat perawatan.</w:t>
       </w:r>
     </w:p>
     <w:p>
@@ -10478,13 +10979,20 @@
         <w:gridCol w:w="1485"/>
       </w:tblGrid>
       <w:tr>
+        <w:trPr>
+          <w:tblHeader w:val="true"/>
+        </w:trPr>
         <w:tc>
           <w:tcPr>
             <w:tcW w:type="dxa" w:w="1485"/>
-            <w:shd w:val="clear" w:fill="D9E2F3"/>
-          </w:tcPr>
-          <w:p>
-            <w:r>
+            <w:shd w:val="clear" w:fill="D9EAF7"/>
+            <w:vAlign w:val="center"/>
+          </w:tcPr>
+          <w:p>
+            <w:r>
+              <w:rPr>
+                <w:b/>
+              </w:rPr>
               <w:t>Luaran</w:t>
             </w:r>
           </w:p>
@@ -10492,10 +11000,14 @@
         <w:tc>
           <w:tcPr>
             <w:tcW w:type="dxa" w:w="1485"/>
-            <w:shd w:val="clear" w:fill="D9E2F3"/>
-          </w:tcPr>
-          <w:p>
-            <w:r>
+            <w:shd w:val="clear" w:fill="D9EAF7"/>
+            <w:vAlign w:val="center"/>
+          </w:tcPr>
+          <w:p>
+            <w:r>
+              <w:rPr>
+                <w:b/>
+              </w:rPr>
               <w:t>AUC</w:t>
             </w:r>
           </w:p>
@@ -10503,10 +11015,14 @@
         <w:tc>
           <w:tcPr>
             <w:tcW w:type="dxa" w:w="1485"/>
-            <w:shd w:val="clear" w:fill="D9E2F3"/>
-          </w:tcPr>
-          <w:p>
-            <w:r>
+            <w:shd w:val="clear" w:fill="D9EAF7"/>
+            <w:vAlign w:val="center"/>
+          </w:tcPr>
+          <w:p>
+            <w:r>
+              <w:rPr>
+                <w:b/>
+              </w:rPr>
               <w:t>AUPRC</w:t>
             </w:r>
           </w:p>
@@ -10514,10 +11030,14 @@
         <w:tc>
           <w:tcPr>
             <w:tcW w:type="dxa" w:w="1485"/>
-            <w:shd w:val="clear" w:fill="D9E2F3"/>
-          </w:tcPr>
-          <w:p>
-            <w:r>
+            <w:shd w:val="clear" w:fill="D9EAF7"/>
+            <w:vAlign w:val="center"/>
+          </w:tcPr>
+          <w:p>
+            <w:r>
+              <w:rPr>
+                <w:b/>
+              </w:rPr>
               <w:t>Prevalensi</w:t>
             </w:r>
           </w:p>
@@ -10525,10 +11045,14 @@
         <w:tc>
           <w:tcPr>
             <w:tcW w:type="dxa" w:w="1485"/>
-            <w:shd w:val="clear" w:fill="D9E2F3"/>
-          </w:tcPr>
-          <w:p>
-            <w:r>
+            <w:shd w:val="clear" w:fill="D9EAF7"/>
+            <w:vAlign w:val="center"/>
+          </w:tcPr>
+          <w:p>
+            <w:r>
+              <w:rPr>
+                <w:b/>
+              </w:rPr>
               <w:t>Interpretasi</w:t>
             </w:r>
           </w:p>
@@ -10895,7 +11419,7 @@
           <w:sz w:val="24"/>
           <w:szCs w:val="24"/>
         </w:rPr>
-        <w:t>Model menunjukkan performa terbaik untuk luaran mortalitas (AUC 0,818), diikuti oleh luaran komposit (AUC 0,742), dan syok kardiogenik baru (AUC 0,670). Perbedaan ini dapat dijelaskan oleh heterogenitas definisi dan pencatatan luaran SKG dalam rekam medis, serta kemungkinan overlap antara SKG yang sudah manifes saat admisi dan yang baru timbul selama perawatan.</w:t>
+        <w:t>Model menunjukkan AUC 0,819 untuk mortalitas, 0,742 untuk luaran komposit, dan 0,670 untuk syok kardiogenik baru. Analisis luaran sekunder bersifat eksploratif dan tidak mengubah fokus utama penelitian pada mortalitas in-hospital.</w:t>
       </w:r>
     </w:p>
     <w:p>
@@ -10960,10 +11484,14 @@
         <w:gridCol w:w="2475"/>
       </w:tblGrid>
       <w:tr>
+        <w:trPr>
+          <w:tblHeader w:val="true"/>
+        </w:trPr>
         <w:tc>
           <w:tcPr>
             <w:tcW w:type="dxa" w:w="2475"/>
-            <w:shd w:val="clear" w:fill="D9E2F3"/>
+            <w:shd w:val="clear" w:fill="D9EAF7"/>
+            <w:vAlign w:val="center"/>
           </w:tcPr>
           <w:p>
             <w:pPr>
@@ -10973,17 +11501,18 @@
             <w:r>
               <w:rPr>
                 <w:rFonts w:ascii="Times New Roman" w:hAnsi="Times New Roman" w:cs="Times New Roman"/>
-                <w:sz w:val="24"/>
-                <w:szCs w:val="24"/>
-              </w:rPr>
-            </w:r>
-            <w:r>
-              <w:rPr>
-                <w:rFonts w:ascii="Times New Roman" w:hAnsi="Times New Roman" w:cs="Times New Roman"/>
                 <w:b/>
                 <w:sz w:val="24"/>
                 <w:szCs w:val="24"/>
               </w:rPr>
+            </w:r>
+            <w:r>
+              <w:rPr>
+                <w:rFonts w:ascii="Times New Roman" w:hAnsi="Times New Roman" w:cs="Times New Roman"/>
+                <w:b/>
+                <w:sz w:val="24"/>
+                <w:szCs w:val="24"/>
+              </w:rPr>
               <w:t>Metrik</w:t>
             </w:r>
           </w:p>
@@ -10991,7 +11520,8 @@
         <w:tc>
           <w:tcPr>
             <w:tcW w:type="dxa" w:w="2475"/>
-            <w:shd w:val="clear" w:fill="D9E2F3"/>
+            <w:shd w:val="clear" w:fill="D9EAF7"/>
+            <w:vAlign w:val="center"/>
           </w:tcPr>
           <w:p>
             <w:pPr>
@@ -11001,17 +11531,18 @@
             <w:r>
               <w:rPr>
                 <w:rFonts w:ascii="Times New Roman" w:hAnsi="Times New Roman" w:cs="Times New Roman"/>
-                <w:sz w:val="24"/>
-                <w:szCs w:val="24"/>
-              </w:rPr>
-            </w:r>
-            <w:r>
-              <w:rPr>
-                <w:rFonts w:ascii="Times New Roman" w:hAnsi="Times New Roman" w:cs="Times New Roman"/>
                 <w:b/>
                 <w:sz w:val="24"/>
                 <w:szCs w:val="24"/>
               </w:rPr>
+            </w:r>
+            <w:r>
+              <w:rPr>
+                <w:rFonts w:ascii="Times New Roman" w:hAnsi="Times New Roman" w:cs="Times New Roman"/>
+                <w:b/>
+                <w:sz w:val="24"/>
+                <w:szCs w:val="24"/>
+              </w:rPr>
               <w:t>Random Forest</w:t>
             </w:r>
           </w:p>
@@ -11019,7 +11550,8 @@
         <w:tc>
           <w:tcPr>
             <w:tcW w:type="dxa" w:w="2475"/>
-            <w:shd w:val="clear" w:fill="D9E2F3"/>
+            <w:shd w:val="clear" w:fill="D9EAF7"/>
+            <w:vAlign w:val="center"/>
           </w:tcPr>
           <w:p>
             <w:pPr>
@@ -11029,6 +11561,7 @@
             <w:r>
               <w:rPr>
                 <w:rFonts w:ascii="Times New Roman" w:hAnsi="Times New Roman" w:cs="Times New Roman"/>
+                <w:b/>
                 <w:sz w:val="24"/>
                 <w:szCs w:val="24"/>
               </w:rPr>
@@ -11423,24 +11956,8 @@
             <w:tcW w:type="dxa" w:w="2475"/>
           </w:tcPr>
           <w:p>
-            <w:pPr>
-              <w:jc w:val="left"/>
-              <w:spacing w:line="360" w:lineRule="auto"/>
-            </w:pPr>
-            <w:r>
-              <w:rPr>
-                <w:rFonts w:ascii="Times New Roman" w:hAnsi="Times New Roman" w:cs="Times New Roman"/>
-                <w:sz w:val="24"/>
-                <w:szCs w:val="24"/>
-              </w:rPr>
-            </w:r>
-            <w:r>
-              <w:rPr>
-                <w:rFonts w:ascii="Times New Roman" w:hAnsi="Times New Roman" w:cs="Times New Roman"/>
-                <w:sz w:val="24"/>
-                <w:szCs w:val="24"/>
-              </w:rPr>
-              <w:t>12</w:t>
+            <w:r>
+              <w:t>13</w:t>
             </w:r>
           </w:p>
         </w:tc>
@@ -11449,24 +11966,8 @@
             <w:tcW w:type="dxa" w:w="2475"/>
           </w:tcPr>
           <w:p>
-            <w:pPr>
-              <w:jc w:val="left"/>
-              <w:spacing w:line="360" w:lineRule="auto"/>
-            </w:pPr>
-            <w:r>
-              <w:rPr>
-                <w:rFonts w:ascii="Times New Roman" w:hAnsi="Times New Roman" w:cs="Times New Roman"/>
-                <w:sz w:val="24"/>
-                <w:szCs w:val="24"/>
-              </w:rPr>
-            </w:r>
-            <w:r>
-              <w:rPr>
-                <w:rFonts w:ascii="Times New Roman" w:hAnsi="Times New Roman" w:cs="Times New Roman"/>
-                <w:sz w:val="24"/>
-                <w:szCs w:val="24"/>
-              </w:rPr>
-              <w:t>12</w:t>
+            <w:r>
+              <w:t>13</w:t>
             </w:r>
           </w:p>
         </w:tc>
@@ -11566,13 +12067,20 @@
         <w:gridCol w:w="1856"/>
       </w:tblGrid>
       <w:tr>
+        <w:trPr>
+          <w:tblHeader w:val="true"/>
+        </w:trPr>
         <w:tc>
           <w:tcPr>
             <w:tcW w:type="dxa" w:w="1856"/>
-            <w:shd w:val="clear" w:fill="D9E2F3"/>
-          </w:tcPr>
-          <w:p>
-            <w:r>
+            <w:shd w:val="clear" w:fill="D9EAF7"/>
+            <w:vAlign w:val="center"/>
+          </w:tcPr>
+          <w:p>
+            <w:r>
+              <w:rPr>
+                <w:b/>
+              </w:rPr>
               <w:t>Analisis</w:t>
             </w:r>
           </w:p>
@@ -11580,10 +12088,14 @@
         <w:tc>
           <w:tcPr>
             <w:tcW w:type="dxa" w:w="1856"/>
-            <w:shd w:val="clear" w:fill="D9E2F3"/>
-          </w:tcPr>
-          <w:p>
-            <w:r>
+            <w:shd w:val="clear" w:fill="D9EAF7"/>
+            <w:vAlign w:val="center"/>
+          </w:tcPr>
+          <w:p>
+            <w:r>
+              <w:rPr>
+                <w:b/>
+              </w:rPr>
               <w:t>Populasi / ambang</w:t>
             </w:r>
           </w:p>
@@ -11591,10 +12103,14 @@
         <w:tc>
           <w:tcPr>
             <w:tcW w:type="dxa" w:w="1856"/>
-            <w:shd w:val="clear" w:fill="D9E2F3"/>
-          </w:tcPr>
-          <w:p>
-            <w:r>
+            <w:shd w:val="clear" w:fill="D9EAF7"/>
+            <w:vAlign w:val="center"/>
+          </w:tcPr>
+          <w:p>
+            <w:r>
+              <w:rPr>
+                <w:b/>
+              </w:rPr>
               <w:t>Hasil</w:t>
             </w:r>
           </w:p>
@@ -11602,10 +12118,14 @@
         <w:tc>
           <w:tcPr>
             <w:tcW w:type="dxa" w:w="1856"/>
-            <w:shd w:val="clear" w:fill="D9E2F3"/>
-          </w:tcPr>
-          <w:p>
-            <w:r>
+            <w:shd w:val="clear" w:fill="D9EAF7"/>
+            <w:vAlign w:val="center"/>
+          </w:tcPr>
+          <w:p>
+            <w:r>
+              <w:rPr>
+                <w:b/>
+              </w:rPr>
               <w:t>Nilai p / keterangan</w:t>
             </w:r>
           </w:p>
@@ -11858,7 +12378,7 @@
           </w:tcPr>
           <w:p>
             <w:r>
-              <w:t>p=0,0000</w:t>
+              <w:t>p&lt;0,001</w:t>
             </w:r>
           </w:p>
         </w:tc>
@@ -12146,7 +12666,7 @@
           <w:sz w:val="24"/>
           <w:szCs w:val="24"/>
         </w:rPr>
-        <w:t>Gambar 3.11 Stratifikasi Risiko untuk Prediksi Mortalitas Berdasarkan Model Random Forest</w:t>
+        <w:t>Gambar 3.12 Stratifikasi Risiko untuk Prediksi Mortalitas Berdasarkan Model Random Forest</w:t>
       </w:r>
     </w:p>
     <w:p>
@@ -12176,7 +12696,6 @@
           <w:sz w:val="24"/>
           <w:szCs w:val="24"/>
         </w:rPr>
-        <w:br w:type="page"/>
       </w:r>
     </w:p>
     <w:p>
@@ -12234,7 +12753,7 @@
         <w:jc w:val="both"/>
       </w:pPr>
       <w:r>
-        <w:t>Penelitian ini berhasil mengembangkan model prediksi mortalitas in-hospital pada pasien STEMI dan NSTEMI menggunakan algoritma Random Forest dengan performa yang baik. AUC sebesar 0.818 (95% CI: 0.812-0.824) menunjukkan diskriminasi yang baik antara pasien yang meninggal dan selamat. Kalibrasi model juga baik dengan Brier score sebesar 0.061. Pada ambang batas Youden (0.103981), model mencapai sensitivitas 80.9% dan spesifisitas 70.6%, dengan nilai prediktif positif 18.3% dan nilai prediktif negatif 97.8%. Sementara itu, pada ambang batas keselamatan (safety threshold) sebesar 0.018455 yang dirancang untuk meminimalkan pasien yang terlewat (false negative), model mencapai sensitivitas 98.3% dengan hanya 2 pasien meninggal yang tidak terdeteksi, meskipun spesifisitas lebih rendah (19.7%).</w:t>
+        <w:t>Model Random Forest menunjukkan diskriminasi yang baik pada validasi internal. Rerata AUC antar-seed adalah 0,8157 dengan simpangan baku 0,0075, IK 95% 0,8110 sampai 0,8204, dan rentang 0,8024 sampai 0,8247. AUC vektor prediksi out-of-fold yang dirata-ratakan pada sepuluh seed adalah 0,8189. Brier score 0,061 menilai akurasi probabilitas secara keseluruhan, tetapi tidak menggantikan pemeriksaan calibration-in-the-large dan calibration slope. Pada ambang Youden 0,103981, sensitivitas adalah 71,3%, spesifisitas 82,0%, PPV 24,4%, dan NPV 97,2%. Pada ambang safety 0,018455, sensitivitas adalah 98,3%, spesifisitas 26,2%, dan terdapat dua false negative.</w:t>
       </w:r>
     </w:p>
     <w:p>
@@ -12268,7 +12787,7 @@
           <w:sz w:val="24"/>
           <w:szCs w:val="24"/>
         </w:rPr>
-        <w:t>Validasi multi-seed (10 seed berbeda) yang dilakukan dalam penelitian ini memberikan gambaran yang lebih akurat mengenai stabilitas model. Dengan standar deviasi AUC hanya 0,003 dan rentang 0,814-0,824, model menunjukkan konsistensi yang sangat baik. Hal ini penting untuk menjamin bahwa performa model tidak bergantung pada pembagian data latih-uji yang kebetulan, melainkan merefleksikan kemampuan generalisasi yang sebenarnya.</w:t>
+        <w:t>Pengulangan validasi silang pada sepuluh seed menilai variasi akibat pembagian lipatan. Rerata AUC antar-seed adalah 0,8157 dengan simpangan baku 0,0075 dan rentang 0,8024 sampai 0,8247. Variasi ini menunjukkan bahwa estimasi performa tetap bergantung pada resampling; validasi eksternal diperlukan untuk menilai transportabilitas.</w:t>
       </w:r>
     </w:p>
     <w:p>
@@ -12278,7 +12797,7 @@
         <w:jc w:val="both"/>
       </w:pPr>
       <w:r>
-        <w:t>Kalibrasi model yang baik (Brier score 0.061) merupakan temuan yang penting karena seringkali model machine learning dengan diskriminasi tinggi memiliki kalibrasi yang buruk (Christodoulou et al., 2019). Kalibrasi yang baik memastikan bahwa probabilitas yang diprediksi oleh model dapat diinterpretasikan secara langsung sebagai risiko aktual, yang merupakan prasyarat untuk pengambilan keputusan klinis yang informed.</w:t>
+        <w:t>Brier score 0,061 menunjukkan galat kuadrat probabilitas yang rendah dalam kohort ini, tetapi nilainya dipengaruhi oleh prevalensi mortalitas 7,5%. Kurva kalibrasi memberikan pemeriksaan visual. Calibration-in-the-large dan calibration slope belum dilaporkan, sehingga klaim kalibrasi tidak boleh melampaui bukti yang tersedia.</w:t>
       </w:r>
     </w:p>
     <w:p>
@@ -12311,7 +12830,7 @@
           <w:sz w:val="24"/>
           <w:szCs w:val="24"/>
         </w:rPr>
-        <w:t>Dalam penelitian ini, Random Forest menunjukkan performa yang sedikit lebih baik dibandingkan XGBoost (AUC 0.818 vs 0,789). Temuan ini menarik karena XGBoost sering dianggap sebagai algoritma state-of-the-art untuk data tabular dan umumnya unggul dalam kompetisi machine learning (Chen dan Guestrin, 2016).</w:t>
+        <w:t>Pada analisis sekunder, rerata AUC Random Forest adalah 0,816 dan AUC XGBoost adalah 0,789. Perbandingan ini bersifat internal dan tidak membuktikan keunggulan umum Random Forest pada populasi lain.</w:t>
       </w:r>
     </w:p>
     <w:p>
@@ -12321,7 +12840,7 @@
         <w:jc w:val="both"/>
       </w:pPr>
       <w:r>
-        <w:t>Beberapa faktor dapat menjelaskan keunggulan Random Forest dalam konteks ini. Pertama, ukuran dataset yang relatif moderat (n=1524 dengan 115 events) mungkin lebih sesuai untuk algoritma bagging seperti Random Forest yang memiliki varians lebih rendah. XGBoost, sebagai algoritma boosting, memiliki tendensi untuk overfitting pada dataset kecil meskipun regularisasi sudah dioptimalkan (Hastie et al., 2009). Kedua, Random Forest secara yang melekat lebih robust terhadap outlier dan noise, yang umum ditemukan dalam data rekam medis retrospektif. Ketiga, struktur pohon independen pada Random Forest menangkap interaksi fitur secara ensemble, sementara XGBoost membangun pohon secara sekuensial yang mungkin memperkuat noise.</w:t>
+        <w:t>Ukuran dataset yang sedang, 1.524 pasien dengan 115 kematian, mendukung pemilihan model yang relatif parsimonious. Random Forest menangkap interaksi tanpa transformasi eksplisit dan memberikan performa internal yang lebih baik daripada pembanding XGBoost. Namun, pemilihan algoritma tetap dapat dipengaruhi oleh ruang hiperparameter dan prosedur tuning; tanpa nested cross-validation, selisih performa harus ditafsirkan secara hati-hati.</w:t>
       </w:r>
     </w:p>
     <w:p>
@@ -12448,7 +12967,7 @@
         <w:jc w:val="both"/>
       </w:pPr>
       <w:r>
-        <w:t>Kelompok risiko rendah (ward) dengan probabilitas prediksi kurang dari ambang safety (&lt; 0,018455) terdiri dari 371 pasien (24,3% dari total populasi) dengan mortalitas 0,7% (2 dari 371 pasien). Kelompok ini memiliki risiko sangat rendah sehingga aman untuk ditatalaksana di rawat inap lantai dasar dengan monitoring rutin.</w:t>
+        <w:t>Kelompok risiko rendah atau ward, dengan probabilitas kurang dari 0,018455, terdiri dari 371 pasien dan mencakup 2 kematian (0,5%). NPV pada ambang ini adalah 99,5%. Kelompok ini tidak dapat disebut aman untuk ward berdasarkan validasi internal saja; keputusan lokasi perawatan tetap memerlukan penilaian klinis dan validasi prospektif eksternal.</w:t>
       </w:r>
     </w:p>
     <w:p>
@@ -12458,7 +12977,7 @@
         <w:jc w:val="both"/>
       </w:pPr>
       <w:r>
-        <w:t>Kelompok risiko sedang (HCU) dengan probabilitas 0,018455–0,103981 mencakup 817 pasien (48,4% populasi) dengan mortalitas 3,8% (31 dari 115 kematian). Kelompok ini memerlukan monitoring yang lebih ketat dibandingkan pasien ward namun tidak memerlukan sumber daya intensif setingkat ICU. Sebaliknya, kelompok risiko tinggi dengan probabilitas prediksi ≥0,103981 mencakup 336 pasien (33,3% dari populasi) namun menyumbang 80,9% dari seluruh kejadian mortalitas (93 dari 115 kematian). Mortalitas pada kelompok ini mencapai 18,3%, lebih dari dua puluh kali lipat kelompok risiko rendah.</w:t>
+        <w:t>Kelompok risiko sedang atau HCU, dengan probabilitas 0,018455 sampai kurang dari 0,103981, mencakup 817 pasien dengan 31 kematian (3,8%). Kelompok risiko tinggi atau ICU, dengan probabilitas sekurang-kurangnya 0,103981, mencakup 336 pasien dengan 82 kematian (24,4%). Nama ward, HCU, dan ICU adalah usulan strata triase, bukan rekomendasi penempatan otomatis.</w:t>
       </w:r>
     </w:p>
     <w:p>
@@ -12537,7 +13056,7 @@
     </w:p>
     <w:p>
       <w:r>
-        <w:t>AUC GRACE 2.0 adalah 0,777, lebih rendah dari AUC model Random Forest (0,818). Pada ambang GRACE ≥160 (setara dengan prediksi mortalitas sekitar 20%), GRACE mengidentifikasi 317 pasien (20,8% populasi) sebagai risiko tinggi dengan sensitivitas 57,4% (66 dari 115 kematian terdeteksi) dan spesifisitas 82,2%. Model Random Forest pada ambang Youden (0,103981) mengidentifikasi 446 pasien (29,3% populasi) dengan sensitivitas 77,4% (89 dari 115 kematian) dan spesifisitas 74,7%. GRACE ≥160 memang memiliki spesifisitas lebih tinggi, tetapi model Random Forest mendeteksi 23 kematian tambahan dengan konsekuensi 129 pasien flagged tambahan.</w:t>
+        <w:t>Pada populasi yang sama, AUC GRACE 2.0 adalah 0,777 dan AUC Random Forest adalah 0,819, dengan selisih AUC 0,042 (bootstrap p=0,029; IK 95% 0,003 sampai 0,084). Pada perbandingan klasifikasi berpasangan di ambang risiko 20%, uji McNemar menghasilkan p&lt;0,001. Hasil diskriminasi dan hasil McNemar menjawab pertanyaan yang berbeda, sehingga keduanya dilaporkan terpisah.</w:t>
       </w:r>
     </w:p>
     <w:p>
@@ -12628,7 +13147,7 @@
           <w:sz w:val="24"/>
           <w:szCs w:val="24"/>
         </w:rPr>
-        <w:t>Keunggulan model kami terletak pada beberapa aspek: (1) penggunaan data yang tersedia secara rutin dalam 24 jam pertama admisi, sehingga aplikatif di IGD; (2) interpretabilitas yang baik melalui feature importance; (3) kalibrasi yang tervalidasi; dan (4) sistem triase bertingkat yang siap pakai untuk stratifikasi risiko. Namun, validasi eksternal pada populasi yang berbeda masih diperlukan sebelum implementasi klinis yang luas.</w:t>
+        <w:t>Model menggunakan 13 prediktor yang tersedia dalam 24 jam pertama dan menyediakan feature importance untuk interpretasi global. Kebutuhan LVOT VTI dan TAPSE dapat membatasi penerapan di fasilitas tanpa ekokardiografi dini. Model belum siap untuk penggunaan klinis karena belum menjalani validasi eksternal, evaluasi prospektif, dan studi dampak implementasi.</w:t>
       </w:r>
     </w:p>
     <w:p>
@@ -12788,7 +13307,7 @@
           <w:sz w:val="24"/>
           <w:szCs w:val="24"/>
         </w:rPr>
-        <w:t>Kedua, stratifikasi risiko yang dikembangkan (Gambar 3.11) memberikan alternatif manual yang tidak memerlukan perangkat komputer. Sistem ini dapat dicetak atau dipasang di ruang triase IGD untuk referensi cepat. Meskipun akurasinya lebih rendah dari model penuh, stratifikasi risiko tetap memberikan AUC yang lebih baik dibandingkan skor konvensional seperti GRACE.</w:t>
+        <w:t>Kedua, stratifikasi risiko yang dikembangkan (Gambar 3.12) memberikan alternatif manual yang tidak memerlukan perangkat komputer. Sistem ini dapat dicetak atau dipasang di ruang triase IGD untuk referensi cepat. Meskipun akurasinya lebih rendah dari model penuh, stratifikasi risiko tetap memberikan AUC yang lebih baik dibandingkan skor konvensional seperti GRACE.</w:t>
       </w:r>
     </w:p>
     <w:p>
@@ -13081,7 +13600,6 @@
           <w:sz w:val="24"/>
           <w:szCs w:val="24"/>
         </w:rPr>
-        <w:br w:type="page"/>
       </w:r>
     </w:p>
     <w:p>
@@ -13173,7 +13691,7 @@
         <w:jc w:val="both"/>
       </w:pPr>
       <w:r>
-        <w:t>2. Model Random Forest yang dikembangkan menunjukkan performa diskriminasi yang baik dengan AUC 0.818 (95% CI: 0.812-0.824) dan kalibrasi yang baik dengan Brier score 0.061. Model konsisten pada validasi silang 10 seed dengan standar deviasi AUC 0.0032. Pada ambang Youden, model mencapai sensitivitas 80.9% dan spesifisitas 70.6% dengan flag positif 336 pasien (33,3% dari populasi).</w:t>
+        <w:t>2. Rerata AUC Random Forest antar-seed adalah 0,8157 (dibulatkan 0,816), dengan simpangan baku 0,0075 dan IK 95% 0,8110 sampai 0,8204. AUC vektor prediksi out-of-fold rerata adalah 0,8189 (dibulatkan 0,819), sedangkan Brier score adalah 0,061. Pada ambang Youden 0,103981, sensitivitas adalah 71,3% dan spesifisitas 82,0%. Pada ambang safety 0,018455, sensitivitas adalah 98,3%, spesifisitas 26,2%, dan terdapat dua false negative.</w:t>
       </w:r>
     </w:p>
     <w:p>
@@ -13183,7 +13701,7 @@
         <w:jc w:val="both"/>
       </w:pPr>
       <w:r>
-        <w:t>3. Sistem triase tiga tingkat berdasarkan kombinasi ambang safety (0,018455) dan Youden (0,103981) mampu mengidentifikasi tiga strata risiko: kelompok risiko tinggi (ICU) dengan mortalitas 18,3% yang mencakup 33,3% populasi (336 pasien) namun menyumbang 80,9% kejadian mortalitas, kelompok risiko sedang (HCU) dengan mortalitas 3,8% (817 pasien, 48,4% populasi), dan kelompok risiko rendah (ward) dengan mortalitas 0,7% (371 pasien, 18,3% populasi).</w:t>
+        <w:t>3. Sistem triase internal membagi 1.524 pasien menjadi ward sebanyak 371 pasien dengan 2 kematian (0,5%), HCU sebanyak 817 pasien dengan 31 kematian (3,8%), dan ICU sebanyak 336 pasien dengan 82 kematian (24,4%). Strata ini belum boleh digunakan sebagai aturan penempatan klinis sebelum validasi eksternal dan evaluasi prospektif.</w:t>
       </w:r>
     </w:p>
     <w:p>
@@ -13200,7 +13718,7 @@
           <w:sz w:val="24"/>
           <w:szCs w:val="24"/>
         </w:rPr>
-        <w:t>4. Model Random Forest menunjukkan performa yang lebih baik dibandingkan XGBoost (AUC 0.818 vs 0,789) dan lebih unggul dari skor risiko konvensional seperti GRACE (AUC 0,745-0,831) dan TIMI (AUC 0,650-0,760) yang dilaporkan dalam literatur.</w:t>
+        <w:t>4. Pada populasi yang sama, AUC Random Forest adalah 0,819 dan AUC GRACE 2.0 adalah 0,777. Selisih AUC adalah 0,042 (bootstrap p=0,029), sedangkan perbandingan klasifikasi berpasangan pada ambang risiko 20% menghasilkan McNemar p&lt;0,001. Perbandingan dengan XGBoost bersifat sekunder, dengan AUC 0,789.</w:t>
       </w:r>
     </w:p>
     <w:p>
@@ -13844,7 +14362,7 @@
           <w:sz w:val="24"/>
           <w:szCs w:val="24"/>
         </w:rPr>
-        <w:t>Lang, R.M. et al., 2015. Recommendations for Cardiac Chamber Quantification by Echocardiography in Adults. *European Heart Journal – Cardiovascular Imaging*, 16(3), pp.233-271. https://doi.org/10.1093/ehjci/jev014.</w:t>
+        <w:t>Lang, R.M. et al., 2015. Recommendations for Cardiac Chamber Quantification by Echocardiography in Adults. *European Heart Journal  sampai  Cardiovascular Imaging*, 16(3), pp.233-271. https://doi.org/10.1093/ehjci/jev014.</w:t>
       </w:r>
     </w:p>
     <w:p>

--- a/TESIS_FINAL.docx
+++ b/TESIS_FINAL.docx
@@ -9455,7 +9455,7 @@
         <w:jc w:val="both"/>
       </w:pPr>
       <w:r>
-        <w:t>Ambang batas safety (0,018455) dipilih dengan prioritas sensitivitas ≥97,5% untuk meminimalkan false negative pada skrining awal di IGD. Pada ambang batas ini, model mencapai sensitivitas 98,3% (FN=2) dengan spesifisitas 19,7%. Sementara itu, ambang batas Youden (0,103981) memberikan keseimbangan optimal antara sensitivitas (80,9%) dan spesifisitas (70,6%) untuk stratifikasi triase definitif.</w:t>
+        <w:t>Ambang safety 0,018455 dipilih untuk membatasi false negative pada prediksi out-of-fold rerata. Pada ambang ini, sensitivitas adalah 98,3% (FN=2), spesifisitas 26,2%, PPV 9,8%, dan NPV 99,5%. Ambang Youden 0,103981 menghasilkan sensitivitas 71,3%, spesifisitas 82,0%, PPV 24,4%, dan NPV 97,2%.</w:t>
       </w:r>
     </w:p>
     <w:p>
@@ -9465,7 +9465,7 @@
         <w:jc w:val="both"/>
       </w:pPr>
       <w:r>
-        <w:t>Ambang batas Youden (0,103981) dihitung menggunakan indeks Youden (sensitivitas + spesifisitas - 1) untuk memaksimalkan akurasi klasifikasi secara keseluruhan. Pada ambang ini, sensitivitas menurun menjadi 80,9%, namun spesifisitas meningkat menjadi 70,6%, dengan PPV 18,3%. Ambang ini lebih sesuai untuk stratifikasi triase definitif karena memberikan keseimbangan optimal antara deteksi kasus dan kendali false positive.</w:t>
+        <w:t>Ambang Youden 0,103981 memaksimalkan sensitivitas ditambah spesifisitas dikurangi satu pada kohort ini. Ambang tersebut mengidentifikasi 82 dari 115 kematian dan mengklasifikasikan benar 1.155 dari 1.409 pasien hidup. Karena ambang diturunkan dan dinilai pada kohort yang sama menggunakan prediksi out-of-fold, performanya memerlukan validasi eksternal.</w:t>
       </w:r>
     </w:p>
     <w:p>
@@ -9506,7 +9506,7 @@
         <w:jc w:val="both"/>
       </w:pPr>
       <w:r>
-        <w:t>Matriks konfusi disusun berdasarkan prediksi out-of-fold dari validasi silang 5-lipat, di mana setiap pasien menjadi bagian dari data uji tepat satu kali sehingga seluruh 1524 pasien memiliki prediksi yang tidak bias. Pada ambang batas safety (0,018455) dengan pendekatan safety-first yang memprioritaskan sensitivitas tinggi, model mencapai sensitivitas 98,3% (113 dari 115 pasien mortalitas terdeteksi) dengan spesifisitas 19,7% (277 dari 1.409 pasien hidup terklasifikasi benar). Hanya 2 pasien yang terlewatkan (false negative rate 1,7%) dan 1.132 pasien merupakan false positive (90,9% dari total pasien terflag sebagai risiko tinggi).</w:t>
+        <w:t>Matriks konfusi ambang safety disusun dari prediksi out-of-fold rerata seluruh 1.524 pasien. Model mengidentifikasi 113 dari 115 kematian (sensitivitas 98,3%) dan 369 dari 1.409 pasien hidup (spesifisitas 26,2%). Terdapat 2 false negative dan 1.040 false positive; total pasien yang terflag adalah 1.153. Hasil ini menggambarkan trade-off internal dan bukan jaminan keamanan klinis.</w:t>
       </w:r>
     </w:p>
     <w:p>

--- a/TESIS_FINAL.docx
+++ b/TESIS_FINAL.docx
@@ -6987,7 +6987,7 @@
           </w:tcPr>
           <w:p>
             <w:r>
-              <w:t>Usia (tahun)</w:t>
+              <w:t>Jenis kelamin — n (%)</w:t>
             </w:r>
           </w:p>
         </w:tc>
@@ -6996,9 +6996,7 @@
             <w:tcW w:type="dxa" w:w="2409"/>
           </w:tcPr>
           <w:p>
-            <w:r>
-              <w:t>56,9 ± 11,0</w:t>
-            </w:r>
+            <w:r/>
           </w:p>
         </w:tc>
         <w:tc>
@@ -7006,9 +7004,7 @@
             <w:tcW w:type="dxa" w:w="2409"/>
           </w:tcPr>
           <w:p>
-            <w:r>
-              <w:t>64,5 ± 9,2</w:t>
-            </w:r>
+            <w:r/>
           </w:p>
         </w:tc>
         <w:tc>
@@ -7017,7 +7013,7 @@
           </w:tcPr>
           <w:p>
             <w:r>
-              <w:t>&lt;0,0001</w:t>
+              <w:t>0,0178</w:t>
             </w:r>
           </w:p>
         </w:tc>
@@ -7029,7 +7025,7 @@
           </w:tcPr>
           <w:p>
             <w:r>
-              <w:t>Jenis kelamin laki-laki , n (%)</w:t>
+              <w:t xml:space="preserve">  Laki-laki</w:t>
             </w:r>
           </w:p>
         </w:tc>
@@ -7058,9 +7054,7 @@
             <w:tcW w:type="dxa" w:w="2409"/>
           </w:tcPr>
           <w:p>
-            <w:r>
-              <w:t>0,0247</w:t>
-            </w:r>
+            <w:r/>
           </w:p>
         </w:tc>
       </w:tr>
@@ -7071,7 +7065,7 @@
           </w:tcPr>
           <w:p>
             <w:r>
-              <w:t>Diagnosis STEMI , n (%)</w:t>
+              <w:t xml:space="preserve">  Perempuan</w:t>
             </w:r>
           </w:p>
         </w:tc>
@@ -7081,7 +7075,7 @@
           </w:tcPr>
           <w:p>
             <w:r>
-              <w:t>975 (69,2)</w:t>
+              <w:t>264 (18,7)</w:t>
             </w:r>
           </w:p>
         </w:tc>
@@ -7091,7 +7085,7 @@
           </w:tcPr>
           <w:p>
             <w:r>
-              <w:t>72 (62,6)</w:t>
+              <w:t>32 (27,8)</w:t>
             </w:r>
           </w:p>
         </w:tc>
@@ -7100,9 +7094,7 @@
             <w:tcW w:type="dxa" w:w="2409"/>
           </w:tcPr>
           <w:p>
-            <w:r>
-              <w:t>0,1736</w:t>
-            </w:r>
+            <w:r/>
           </w:p>
         </w:tc>
       </w:tr>
@@ -7113,7 +7105,7 @@
           </w:tcPr>
           <w:p>
             <w:r>
-              <w:t>Tekanan Darah Sistolik (mmHg)</w:t>
+              <w:t>Killip I — n (%)</w:t>
             </w:r>
           </w:p>
         </w:tc>
@@ -7123,7 +7115,7 @@
           </w:tcPr>
           <w:p>
             <w:r>
-              <w:t>132,1 ± 24,2</w:t>
+              <w:t>927 (65,8)</w:t>
             </w:r>
           </w:p>
         </w:tc>
@@ -7133,7 +7125,7 @@
           </w:tcPr>
           <w:p>
             <w:r>
-              <w:t>127,3 ± 28,6</w:t>
+              <w:t>41 (35,7)</w:t>
             </w:r>
           </w:p>
         </w:tc>
@@ -7143,7 +7135,7 @@
           </w:tcPr>
           <w:p>
             <w:r>
-              <w:t>0,0827</w:t>
+              <w:t>&lt;0,0001</w:t>
             </w:r>
           </w:p>
         </w:tc>
@@ -7155,7 +7147,7 @@
           </w:tcPr>
           <w:p>
             <w:r>
-              <w:t>Denyut Nadi (kali/menit)</w:t>
+              <w:t>Killip II — n (%)</w:t>
             </w:r>
           </w:p>
         </w:tc>
@@ -7165,7 +7157,7 @@
           </w:tcPr>
           <w:p>
             <w:r>
-              <w:t>82,5 ± 19,0</w:t>
+              <w:t>374 (26,5)</w:t>
             </w:r>
           </w:p>
         </w:tc>
@@ -7175,7 +7167,7 @@
           </w:tcPr>
           <w:p>
             <w:r>
-              <w:t>91,0 ± 20,2</w:t>
+              <w:t>37 (32,2)</w:t>
             </w:r>
           </w:p>
         </w:tc>
@@ -7185,7 +7177,7 @@
           </w:tcPr>
           <w:p>
             <w:r>
-              <w:t>&lt;0,0001</w:t>
+              <w:t>0,2306</w:t>
             </w:r>
           </w:p>
         </w:tc>
@@ -7197,7 +7189,7 @@
           </w:tcPr>
           <w:p>
             <w:r>
-              <w:t>Laju Napas (kali/menit)</w:t>
+              <w:t>Killip III — n (%)</w:t>
             </w:r>
           </w:p>
         </w:tc>
@@ -7207,7 +7199,7 @@
           </w:tcPr>
           <w:p>
             <w:r>
-              <w:t>21,6 ± 3,7</w:t>
+              <w:t>108 (7,7)</w:t>
             </w:r>
           </w:p>
         </w:tc>
@@ -7217,7 +7209,7 @@
           </w:tcPr>
           <w:p>
             <w:r>
-              <w:t>23,7 ± 4,0</w:t>
+              <w:t>37 (32,2)</w:t>
             </w:r>
           </w:p>
         </w:tc>
@@ -7239,7 +7231,7 @@
           </w:tcPr>
           <w:p>
             <w:r>
-              <w:t>Killip I , n (%)</w:t>
+              <w:t>Usia (tahun)</w:t>
             </w:r>
           </w:p>
         </w:tc>
@@ -7249,7 +7241,7 @@
           </w:tcPr>
           <w:p>
             <w:r>
-              <w:t>927 (65,8)</w:t>
+              <w:t>56,9 ± 11,0</w:t>
             </w:r>
           </w:p>
         </w:tc>
@@ -7259,7 +7251,7 @@
           </w:tcPr>
           <w:p>
             <w:r>
-              <w:t>41 (35,7)</w:t>
+              <w:t>64,5 ± 9,2</w:t>
             </w:r>
           </w:p>
         </w:tc>
@@ -7268,7 +7260,9 @@
             <w:tcW w:type="dxa" w:w="2409"/>
           </w:tcPr>
           <w:p>
-            <w:r/>
+            <w:r>
+              <w:t>&lt;0,0001</w:t>
+            </w:r>
           </w:p>
         </w:tc>
       </w:tr>
@@ -7279,7 +7273,7 @@
           </w:tcPr>
           <w:p>
             <w:r>
-              <w:t>Killip II , n (%)</w:t>
+              <w:t>Tekanan Darah Sistolik (mmHg)</w:t>
             </w:r>
           </w:p>
         </w:tc>
@@ -7289,7 +7283,7 @@
           </w:tcPr>
           <w:p>
             <w:r>
-              <w:t>374 (26,5)</w:t>
+              <w:t>132,1 ± 24,2</w:t>
             </w:r>
           </w:p>
         </w:tc>
@@ -7299,7 +7293,7 @@
           </w:tcPr>
           <w:p>
             <w:r>
-              <w:t>37 (32,2)</w:t>
+              <w:t>127,3 ± 28,6</w:t>
             </w:r>
           </w:p>
         </w:tc>
@@ -7308,7 +7302,9 @@
             <w:tcW w:type="dxa" w:w="2409"/>
           </w:tcPr>
           <w:p>
-            <w:r/>
+            <w:r>
+              <w:t>0,0827</w:t>
+            </w:r>
           </w:p>
         </w:tc>
       </w:tr>
@@ -7319,7 +7315,7 @@
           </w:tcPr>
           <w:p>
             <w:r>
-              <w:t>Killip III , n (%)</w:t>
+              <w:t>Denyut Nadi (kali/menit)</w:t>
             </w:r>
           </w:p>
         </w:tc>
@@ -7329,7 +7325,7 @@
           </w:tcPr>
           <w:p>
             <w:r>
-              <w:t>108 (7,7)</w:t>
+              <w:t>82,5 ± 19,0</w:t>
             </w:r>
           </w:p>
         </w:tc>
@@ -7339,7 +7335,7 @@
           </w:tcPr>
           <w:p>
             <w:r>
-              <w:t>37 (32,2)</w:t>
+              <w:t>91,0 ± 20,2</w:t>
             </w:r>
           </w:p>
         </w:tc>
@@ -7348,7 +7344,9 @@
             <w:tcW w:type="dxa" w:w="2409"/>
           </w:tcPr>
           <w:p>
-            <w:r/>
+            <w:r>
+              <w:t>&lt;0,0001</w:t>
+            </w:r>
           </w:p>
         </w:tc>
       </w:tr>
@@ -7359,7 +7357,7 @@
           </w:tcPr>
           <w:p>
             <w:r>
-              <w:t>Diabetes melitus , n (%)</w:t>
+              <w:t>Laju Napas (kali/menit)</w:t>
             </w:r>
           </w:p>
         </w:tc>
@@ -7369,7 +7367,7 @@
           </w:tcPr>
           <w:p>
             <w:r>
-              <w:t>436 (30,9)</w:t>
+              <w:t>21,6 ± 3,7</w:t>
             </w:r>
           </w:p>
         </w:tc>
@@ -7379,7 +7377,7 @@
           </w:tcPr>
           <w:p>
             <w:r>
-              <w:t>48 (41,7)</w:t>
+              <w:t>23,7 ± 4,0</w:t>
             </w:r>
           </w:p>
         </w:tc>
@@ -7389,7 +7387,7 @@
           </w:tcPr>
           <w:p>
             <w:r>
-              <w:t>0,0222</w:t>
+              <w:t>&lt;0,0001</w:t>
             </w:r>
           </w:p>
         </w:tc>
@@ -7401,7 +7399,7 @@
           </w:tcPr>
           <w:p>
             <w:r>
-              <w:t>Hipertensi , n (%)</w:t>
+              <w:t>Hemoglobin (g/dL)</w:t>
             </w:r>
           </w:p>
         </w:tc>
@@ -7411,7 +7409,7 @@
           </w:tcPr>
           <w:p>
             <w:r>
-              <w:t>800 (56,8)</w:t>
+              <w:t>13,8 ± 2,0</w:t>
             </w:r>
           </w:p>
         </w:tc>
@@ -7421,7 +7419,7 @@
           </w:tcPr>
           <w:p>
             <w:r>
-              <w:t>73 (63,5)</w:t>
+              <w:t>12,4 ± 2,4</w:t>
             </w:r>
           </w:p>
         </w:tc>
@@ -7431,7 +7429,7 @@
           </w:tcPr>
           <w:p>
             <w:r>
-              <w:t>0,1941</w:t>
+              <w:t>&lt;0,0001</w:t>
             </w:r>
           </w:p>
         </w:tc>
@@ -7443,7 +7441,7 @@
           </w:tcPr>
           <w:p>
             <w:r>
-              <w:t>Dislipidemia , n (%)</w:t>
+              <w:t>Ureum (mg/dL)</w:t>
             </w:r>
           </w:p>
         </w:tc>
@@ -7453,7 +7451,7 @@
           </w:tcPr>
           <w:p>
             <w:r>
-              <w:t>481 (34,1)</w:t>
+              <w:t>38,3 ± 26,3</w:t>
             </w:r>
           </w:p>
         </w:tc>
@@ -7463,7 +7461,7 @@
           </w:tcPr>
           <w:p>
             <w:r>
-              <w:t>19 (16,5)</w:t>
+              <w:t>71,8 ± 53,3</w:t>
             </w:r>
           </w:p>
         </w:tc>
@@ -7473,7 +7471,7 @@
           </w:tcPr>
           <w:p>
             <w:r>
-              <w:t>0,0002</w:t>
+              <w:t>&lt;0,0001</w:t>
             </w:r>
           </w:p>
         </w:tc>
@@ -7485,7 +7483,7 @@
           </w:tcPr>
           <w:p>
             <w:r>
-              <w:t>Penyakit Ginjal Kronik , n (%)</w:t>
+              <w:t>Kreatinin (mg/dL)</w:t>
             </w:r>
           </w:p>
         </w:tc>
@@ -7495,7 +7493,7 @@
           </w:tcPr>
           <w:p>
             <w:r>
-              <w:t>105 (7,5)</w:t>
+              <w:t>1,1 ± 0,8</w:t>
             </w:r>
           </w:p>
         </w:tc>
@@ -7505,7 +7503,7 @@
           </w:tcPr>
           <w:p>
             <w:r>
-              <w:t>37 (32,2)</w:t>
+              <w:t>1,8 ± 1,5</w:t>
             </w:r>
           </w:p>
         </w:tc>
@@ -7527,7 +7525,7 @@
           </w:tcPr>
           <w:p>
             <w:r>
-              <w:t>Riwayat Infark Miokard , n (%)</w:t>
+              <w:t>eGFR (mL/menit/1,73m²)</w:t>
             </w:r>
           </w:p>
         </w:tc>
@@ -7537,7 +7535,7 @@
           </w:tcPr>
           <w:p>
             <w:r>
-              <w:t>120 (8,5)</w:t>
+              <w:t>83,4 ± 26,0</w:t>
             </w:r>
           </w:p>
         </w:tc>
@@ -7547,7 +7545,7 @@
           </w:tcPr>
           <w:p>
             <w:r>
-              <w:t>16 (13,9)</w:t>
+              <w:t>57,8 ± 29,0</w:t>
             </w:r>
           </w:p>
         </w:tc>
@@ -7557,7 +7555,7 @@
           </w:tcPr>
           <w:p>
             <w:r>
-              <w:t>0,0748</w:t>
+              <w:t>&lt;0,0001</w:t>
             </w:r>
           </w:p>
         </w:tc>
@@ -7569,7 +7567,7 @@
           </w:tcPr>
           <w:p>
             <w:r>
-              <w:t>Perokok , n (%)</w:t>
+              <w:t>Natrium (mEq/L)</w:t>
             </w:r>
           </w:p>
         </w:tc>
@@ -7579,7 +7577,7 @@
           </w:tcPr>
           <w:p>
             <w:r>
-              <w:t>964 (68,4)</w:t>
+              <w:t>136,2 ± 3,6</w:t>
             </w:r>
           </w:p>
         </w:tc>
@@ -7589,7 +7587,7 @@
           </w:tcPr>
           <w:p>
             <w:r>
-              <w:t>69 (60,0)</w:t>
+              <w:t>134,9 ± 4,3</w:t>
             </w:r>
           </w:p>
         </w:tc>
@@ -7599,7 +7597,7 @@
           </w:tcPr>
           <w:p>
             <w:r>
-              <w:t>0,0795</w:t>
+              <w:t>0,0021</w:t>
             </w:r>
           </w:p>
         </w:tc>
@@ -7611,7 +7609,7 @@
           </w:tcPr>
           <w:p>
             <w:r>
-              <w:t>Hemoglobin (g/dL)</w:t>
+              <w:t>Kalium (mEq/L)</w:t>
             </w:r>
           </w:p>
         </w:tc>
@@ -7621,7 +7619,7 @@
           </w:tcPr>
           <w:p>
             <w:r>
-              <w:t>13,8 ± 2,0</w:t>
+              <w:t>4,1 ± 0,6</w:t>
             </w:r>
           </w:p>
         </w:tc>
@@ -7631,7 +7629,7 @@
           </w:tcPr>
           <w:p>
             <w:r>
-              <w:t>12,4 ± 2,4</w:t>
+              <w:t>4,4 ± 1,0</w:t>
             </w:r>
           </w:p>
         </w:tc>
@@ -7641,7 +7639,7 @@
           </w:tcPr>
           <w:p>
             <w:r>
-              <w:t>&lt;0,0001</w:t>
+              <w:t>0,0009</w:t>
             </w:r>
           </w:p>
         </w:tc>
@@ -7653,7 +7651,7 @@
           </w:tcPr>
           <w:p>
             <w:r>
-              <w:t>Ureum (mg/dL)</w:t>
+              <w:t>Gula Darah Sewaktu (mg/dL)</w:t>
             </w:r>
           </w:p>
         </w:tc>
@@ -7663,7 +7661,7 @@
           </w:tcPr>
           <w:p>
             <w:r>
-              <w:t>38,3 ± 26,3</w:t>
+              <w:t>179,9 ± 90,3</w:t>
             </w:r>
           </w:p>
         </w:tc>
@@ -7673,7 +7671,7 @@
           </w:tcPr>
           <w:p>
             <w:r>
-              <w:t>71,8 ± 53,3</w:t>
+              <w:t>198,8 ± 116,9</w:t>
             </w:r>
           </w:p>
         </w:tc>
@@ -7683,7 +7681,7 @@
           </w:tcPr>
           <w:p>
             <w:r>
-              <w:t>&lt;0,0001</w:t>
+              <w:t>0,0952</w:t>
             </w:r>
           </w:p>
         </w:tc>
@@ -7695,7 +7693,7 @@
           </w:tcPr>
           <w:p>
             <w:r>
-              <w:t>Kreatinin (mg/dL)</w:t>
+              <w:t>APTT (detik)</w:t>
             </w:r>
           </w:p>
         </w:tc>
@@ -7705,7 +7703,7 @@
           </w:tcPr>
           <w:p>
             <w:r>
-              <w:t>1,1 ± 0,8</w:t>
+              <w:t>27,7 ± 12,9</w:t>
             </w:r>
           </w:p>
         </w:tc>
@@ -7715,7 +7713,7 @@
           </w:tcPr>
           <w:p>
             <w:r>
-              <w:t>1,8 ± 1,5</w:t>
+              <w:t>31,6 ± 20,0</w:t>
             </w:r>
           </w:p>
         </w:tc>
@@ -7725,7 +7723,7 @@
           </w:tcPr>
           <w:p>
             <w:r>
-              <w:t>&lt;0,0001</w:t>
+              <w:t>0,0438</w:t>
             </w:r>
           </w:p>
         </w:tc>
@@ -7737,7 +7735,7 @@
           </w:tcPr>
           <w:p>
             <w:r>
-              <w:t>eGFR (mL/menit/1,73m²)</w:t>
+              <w:t>NLR</w:t>
             </w:r>
           </w:p>
         </w:tc>
@@ -7747,7 +7745,7 @@
           </w:tcPr>
           <w:p>
             <w:r>
-              <w:t>83,4 ± 26,0</w:t>
+              <w:t>6,7 ± 5,5</w:t>
             </w:r>
           </w:p>
         </w:tc>
@@ -7757,7 +7755,7 @@
           </w:tcPr>
           <w:p>
             <w:r>
-              <w:t>57,8 ± 29,0</w:t>
+              <w:t>9,0 ± 7,8</w:t>
             </w:r>
           </w:p>
         </w:tc>
@@ -7767,7 +7765,7 @@
           </w:tcPr>
           <w:p>
             <w:r>
-              <w:t>&lt;0,0001</w:t>
+              <w:t>0,0028</w:t>
             </w:r>
           </w:p>
         </w:tc>
@@ -7779,7 +7777,7 @@
           </w:tcPr>
           <w:p>
             <w:r>
-              <w:t>Natrium (mEq/L)</w:t>
+              <w:t>SII</w:t>
             </w:r>
           </w:p>
         </w:tc>
@@ -7789,7 +7787,7 @@
           </w:tcPr>
           <w:p>
             <w:r>
-              <w:t>136,2 ± 3,6</w:t>
+              <w:t>1803,9 ± 1544,9</w:t>
             </w:r>
           </w:p>
         </w:tc>
@@ -7799,7 +7797,7 @@
           </w:tcPr>
           <w:p>
             <w:r>
-              <w:t>134,9 ± 4,3</w:t>
+              <w:t>2377,6 ± 2406,7</w:t>
             </w:r>
           </w:p>
         </w:tc>
@@ -7809,7 +7807,7 @@
           </w:tcPr>
           <w:p>
             <w:r>
-              <w:t>0,0021</w:t>
+              <w:t>0,0132</w:t>
             </w:r>
           </w:p>
         </w:tc>
@@ -7821,7 +7819,7 @@
           </w:tcPr>
           <w:p>
             <w:r>
-              <w:t>Kalium (mEq/L)</w:t>
+              <w:t>LVEF (%)</w:t>
             </w:r>
           </w:p>
         </w:tc>
@@ -7831,7 +7829,7 @@
           </w:tcPr>
           <w:p>
             <w:r>
-              <w:t>4,1 ± 0,6</w:t>
+              <w:t>42,8 ± 7,7</w:t>
             </w:r>
           </w:p>
         </w:tc>
@@ -7841,7 +7839,7 @@
           </w:tcPr>
           <w:p>
             <w:r>
-              <w:t>4,4 ± 1,0</w:t>
+              <w:t>38,1 ± 8,8</w:t>
             </w:r>
           </w:p>
         </w:tc>
@@ -7851,7 +7849,7 @@
           </w:tcPr>
           <w:p>
             <w:r>
-              <w:t>0,0009</w:t>
+              <w:t>&lt;0,0001</w:t>
             </w:r>
           </w:p>
         </w:tc>
@@ -7863,7 +7861,7 @@
           </w:tcPr>
           <w:p>
             <w:r>
-              <w:t>Gula Darah Sewaktu (mg/dL)</w:t>
+              <w:t>LVOT VTI (cm)</w:t>
             </w:r>
           </w:p>
         </w:tc>
@@ -7873,7 +7871,7 @@
           </w:tcPr>
           <w:p>
             <w:r>
-              <w:t>179,9 ± 90,3</w:t>
+              <w:t>17,7 ± 4,7</w:t>
             </w:r>
           </w:p>
         </w:tc>
@@ -7883,7 +7881,7 @@
           </w:tcPr>
           <w:p>
             <w:r>
-              <w:t>198,8 ± 116,9</w:t>
+              <w:t>15,5 ± 5,6</w:t>
             </w:r>
           </w:p>
         </w:tc>
@@ -7893,7 +7891,7 @@
           </w:tcPr>
           <w:p>
             <w:r>
-              <w:t>0,0952</w:t>
+              <w:t>&lt;0,0001</w:t>
             </w:r>
           </w:p>
         </w:tc>
@@ -7905,7 +7903,7 @@
           </w:tcPr>
           <w:p>
             <w:r>
-              <w:t>Troponin I (ng/mL)</w:t>
+              <w:t>TAPSE (cm)</w:t>
             </w:r>
           </w:p>
         </w:tc>
@@ -7915,7 +7913,7 @@
           </w:tcPr>
           <w:p>
             <w:r>
-              <w:t>16771,2 ± 22440,3</w:t>
+              <w:t>2,0 ± 0,3</w:t>
             </w:r>
           </w:p>
         </w:tc>
@@ -7925,7 +7923,7 @@
           </w:tcPr>
           <w:p>
             <w:r>
-              <w:t>15142,8 ± 21999,8</w:t>
+              <w:t>1,9 ± 0,3</w:t>
             </w:r>
           </w:p>
         </w:tc>
@@ -7935,7 +7933,7 @@
           </w:tcPr>
           <w:p>
             <w:r>
-              <w:t>0,4550</w:t>
+              <w:t>0,0003</w:t>
             </w:r>
           </w:p>
         </w:tc>
@@ -7947,7 +7945,7 @@
           </w:tcPr>
           <w:p>
             <w:r>
-              <w:t>APTT (detik)</w:t>
+              <w:t>LVEDD (mm)</w:t>
             </w:r>
           </w:p>
         </w:tc>
@@ -7957,7 +7955,7 @@
           </w:tcPr>
           <w:p>
             <w:r>
-              <w:t>27,7 ± 12,9</w:t>
+              <w:t>48,8 ± 9,4</w:t>
             </w:r>
           </w:p>
         </w:tc>
@@ -7967,7 +7965,7 @@
           </w:tcPr>
           <w:p>
             <w:r>
-              <w:t>31,6 ± 20,0</w:t>
+              <w:t>52,2 ± 7,8</w:t>
             </w:r>
           </w:p>
         </w:tc>
@@ -7977,7 +7975,7 @@
           </w:tcPr>
           <w:p>
             <w:r>
-              <w:t>0,0438</w:t>
+              <w:t>&lt;0,0001</w:t>
             </w:r>
           </w:p>
         </w:tc>
@@ -7989,7 +7987,7 @@
           </w:tcPr>
           <w:p>
             <w:r>
-              <w:t>NLR</w:t>
+              <w:t>Diabetes melitus — n (%)</w:t>
             </w:r>
           </w:p>
         </w:tc>
@@ -7999,7 +7997,7 @@
           </w:tcPr>
           <w:p>
             <w:r>
-              <w:t>6,7 ± 5,5</w:t>
+              <w:t>436 (30,9)</w:t>
             </w:r>
           </w:p>
         </w:tc>
@@ -8009,7 +8007,7 @@
           </w:tcPr>
           <w:p>
             <w:r>
-              <w:t>9,0 ± 7,8</w:t>
+              <w:t>48 (41,7)</w:t>
             </w:r>
           </w:p>
         </w:tc>
@@ -8019,7 +8017,7 @@
           </w:tcPr>
           <w:p>
             <w:r>
-              <w:t>0,0028</w:t>
+              <w:t>0,0222</w:t>
             </w:r>
           </w:p>
         </w:tc>
@@ -8031,7 +8029,7 @@
           </w:tcPr>
           <w:p>
             <w:r>
-              <w:t>SII</w:t>
+              <w:t>Hipertensi — n (%)</w:t>
             </w:r>
           </w:p>
         </w:tc>
@@ -8041,7 +8039,7 @@
           </w:tcPr>
           <w:p>
             <w:r>
-              <w:t>1803,9 ± 1544,9</w:t>
+              <w:t>800 (56,8)</w:t>
             </w:r>
           </w:p>
         </w:tc>
@@ -8051,7 +8049,7 @@
           </w:tcPr>
           <w:p>
             <w:r>
-              <w:t>2377,6 ± 2406,7</w:t>
+              <w:t>73 (63,5)</w:t>
             </w:r>
           </w:p>
         </w:tc>
@@ -8061,7 +8059,7 @@
           </w:tcPr>
           <w:p>
             <w:r>
-              <w:t>0,0132</w:t>
+              <w:t>0,1941</w:t>
             </w:r>
           </w:p>
         </w:tc>
@@ -8073,7 +8071,7 @@
           </w:tcPr>
           <w:p>
             <w:r>
-              <w:t>LVEF (%)</w:t>
+              <w:t>Dislipidemia — n (%)</w:t>
             </w:r>
           </w:p>
         </w:tc>
@@ -8083,7 +8081,7 @@
           </w:tcPr>
           <w:p>
             <w:r>
-              <w:t>42,8 ± 7,7</w:t>
+              <w:t>481 (34,1)</w:t>
             </w:r>
           </w:p>
         </w:tc>
@@ -8093,7 +8091,7 @@
           </w:tcPr>
           <w:p>
             <w:r>
-              <w:t>38,1 ± 8,8</w:t>
+              <w:t>19 (16,5)</w:t>
             </w:r>
           </w:p>
         </w:tc>
@@ -8103,7 +8101,7 @@
           </w:tcPr>
           <w:p>
             <w:r>
-              <w:t>&lt;0,0001</w:t>
+              <w:t>0,0002</w:t>
             </w:r>
           </w:p>
         </w:tc>
@@ -8115,7 +8113,7 @@
           </w:tcPr>
           <w:p>
             <w:r>
-              <w:t>LVOT VTI (cm)</w:t>
+              <w:t>Penyakit Ginjal Kronik — n (%)</w:t>
             </w:r>
           </w:p>
         </w:tc>
@@ -8125,7 +8123,7 @@
           </w:tcPr>
           <w:p>
             <w:r>
-              <w:t>17,7 ± 4,7</w:t>
+              <w:t>105 (7,5)</w:t>
             </w:r>
           </w:p>
         </w:tc>
@@ -8135,7 +8133,7 @@
           </w:tcPr>
           <w:p>
             <w:r>
-              <w:t>15,5 ± 5,6</w:t>
+              <w:t>37 (32,2)</w:t>
             </w:r>
           </w:p>
         </w:tc>
@@ -8157,7 +8155,7 @@
           </w:tcPr>
           <w:p>
             <w:r>
-              <w:t>TAPSE (cm)</w:t>
+              <w:t>Riwayat Infark Miokard — n (%)</w:t>
             </w:r>
           </w:p>
         </w:tc>
@@ -8167,7 +8165,7 @@
           </w:tcPr>
           <w:p>
             <w:r>
-              <w:t>2,0 ± 0,3</w:t>
+              <w:t>120 (8,5)</w:t>
             </w:r>
           </w:p>
         </w:tc>
@@ -8177,7 +8175,7 @@
           </w:tcPr>
           <w:p>
             <w:r>
-              <w:t>1,9 ± 0,3</w:t>
+              <w:t>16 (13,9)</w:t>
             </w:r>
           </w:p>
         </w:tc>
@@ -8187,7 +8185,7 @@
           </w:tcPr>
           <w:p>
             <w:r>
-              <w:t>0,0003</w:t>
+              <w:t>0,0748</w:t>
             </w:r>
           </w:p>
         </w:tc>
@@ -8199,7 +8197,7 @@
           </w:tcPr>
           <w:p>
             <w:r>
-              <w:t>LVEDD (mm)</w:t>
+              <w:t>Perokok — n (%)</w:t>
             </w:r>
           </w:p>
         </w:tc>
@@ -8209,7 +8207,7 @@
           </w:tcPr>
           <w:p>
             <w:r>
-              <w:t>48,8 ± 9,4</w:t>
+              <w:t>964 (68,4)</w:t>
             </w:r>
           </w:p>
         </w:tc>
@@ -8219,7 +8217,7 @@
           </w:tcPr>
           <w:p>
             <w:r>
-              <w:t>52,2 ± 7,8</w:t>
+              <w:t>69 (60,0)</w:t>
             </w:r>
           </w:p>
         </w:tc>
@@ -8229,7 +8227,7 @@
           </w:tcPr>
           <w:p>
             <w:r>
-              <w:t>&lt;0,0001</w:t>
+              <w:t>0,0795</w:t>
             </w:r>
           </w:p>
         </w:tc>
@@ -8241,7 +8239,7 @@
           </w:tcPr>
           <w:p>
             <w:r>
-              <w:t>Elevasi ST , n (%)</w:t>
+              <w:t>Elevasi ST — n (%)</w:t>
             </w:r>
           </w:p>
         </w:tc>
@@ -8283,7 +8281,7 @@
           </w:tcPr>
           <w:p>
             <w:r>
-              <w:t>Gelombang Q patologis/OMI , n (%)</w:t>
+              <w:t>Gelombang Q patologis/OMI — n (%)</w:t>
             </w:r>
           </w:p>
         </w:tc>
@@ -8325,7 +8323,7 @@
           </w:tcPr>
           <w:p>
             <w:r>
-              <w:t>Kardiomegali , n (%)</w:t>
+              <w:t>Kardiomegali — n (%)</w:t>
             </w:r>
           </w:p>
         </w:tc>
@@ -8367,7 +8365,7 @@
           </w:tcPr>
           <w:p>
             <w:r>
-              <w:t>Edema Paru , n (%)</w:t>
+              <w:t>Edema Paru — n (%)</w:t>
             </w:r>
           </w:p>
         </w:tc>
@@ -8474,14 +8472,7 @@
         <w:jc w:val="both"/>
       </w:pPr>
       <w:r>
-        <w:rPr>
-          <w:rFonts w:ascii="Times New Roman" w:hAnsi="Times New Roman" w:cs="Times New Roman"/>
-          <w:b w:val="0"/>
-          <w:i w:val="0"/>
-          <w:sz w:val="24"/>
-          <w:szCs w:val="24"/>
-        </w:rPr>
-        <w:t>Dari total 1524 pasien, sebanyak 1.047 pasien (68,7%) terdiagnosis STEMI dan 477 pasien (31,3%) terdiagnosis NSTEMI. Angka mortalitas pada kelompok STEMI adalah 6,9% (72/1.047), sedangkan pada kelompok NSTEMI adalah 9,0% (43/477). Perbedaan ini tidak signifikan secara statistik (p=0,174).</w:t>
+        <w:t>Dari total 1.524 pasien, sebanyak 1.047 pasien (68,7%) terdiagnosis STEMI dan 477 pasien (31,3%) terdiagnosis NSTEMI. Angka mortalitas in-hospital pada kelompok STEMI adalah 6,9% (72 dari 1.047), sedangkan pada kelompok NSTEMI adalah 9,0% (43 dari 477). Mortalitas lebih tinggi pada NSTEMI, tetapi perbedaan ini tidak mencapai signifikansi statistik (p=0,1736). Pasien NSTEMI yang lebih tua, dengan lebih banyak komorbiditas dan kelas Killip yang lebih berat saat admisi, berkontribusi pada kecenderungan mortalitas yang lebih tinggi pada kelompok ini.</w:t>
       </w:r>
     </w:p>
     <w:p>
@@ -8644,24 +8635,8 @@
             <w:tcW w:type="dxa" w:w="1856"/>
           </w:tcPr>
           <w:p>
-            <w:pPr>
-              <w:jc w:val="center"/>
-              <w:spacing w:line="360" w:lineRule="auto"/>
-            </w:pPr>
-            <w:r>
-              <w:rPr>
-                <w:rFonts w:ascii="Times New Roman" w:hAnsi="Times New Roman" w:cs="Times New Roman"/>
-                <w:sz w:val="24"/>
-                <w:szCs w:val="24"/>
-              </w:rPr>
-            </w:r>
-            <w:r>
-              <w:rPr>
-                <w:rFonts w:ascii="Times New Roman" w:hAnsi="Times New Roman" w:cs="Times New Roman"/>
-                <w:sz w:val="24"/>
-                <w:szCs w:val="24"/>
-              </w:rPr>
-              <w:t>Usia (tahun)</w:t>
+            <w:r>
+              <w:t>Jenis kelamin — n (%)</w:t>
             </w:r>
           </w:p>
         </w:tc>
@@ -8670,25 +8645,7 @@
             <w:tcW w:type="dxa" w:w="1856"/>
           </w:tcPr>
           <w:p>
-            <w:pPr>
-              <w:jc w:val="left"/>
-              <w:spacing w:line="360" w:lineRule="auto"/>
-            </w:pPr>
-            <w:r>
-              <w:rPr>
-                <w:rFonts w:ascii="Times New Roman" w:hAnsi="Times New Roman" w:cs="Times New Roman"/>
-                <w:sz w:val="24"/>
-                <w:szCs w:val="24"/>
-              </w:rPr>
-              <w:t>56,2 ± 10,6</w:t>
-            </w:r>
-            <w:r>
-              <w:rPr>
-                <w:rFonts w:ascii="Times New Roman" w:hAnsi="Times New Roman" w:cs="Times New Roman"/>
-                <w:sz w:val="24"/>
-                <w:szCs w:val="24"/>
-              </w:rPr>
-            </w:r>
+            <w:r/>
           </w:p>
         </w:tc>
         <w:tc>
@@ -8696,25 +8653,7 @@
             <w:tcW w:type="dxa" w:w="1856"/>
           </w:tcPr>
           <w:p>
-            <w:pPr>
-              <w:jc w:val="left"/>
-              <w:spacing w:line="360" w:lineRule="auto"/>
-            </w:pPr>
-            <w:r>
-              <w:rPr>
-                <w:rFonts w:ascii="Times New Roman" w:hAnsi="Times New Roman" w:cs="Times New Roman"/>
-                <w:sz w:val="24"/>
-                <w:szCs w:val="24"/>
-              </w:rPr>
-              <w:t>60,2 ± 11,6</w:t>
-            </w:r>
-            <w:r>
-              <w:rPr>
-                <w:rFonts w:ascii="Times New Roman" w:hAnsi="Times New Roman" w:cs="Times New Roman"/>
-                <w:sz w:val="24"/>
-                <w:szCs w:val="24"/>
-              </w:rPr>
-            </w:r>
+            <w:r/>
           </w:p>
         </w:tc>
         <w:tc>
@@ -8722,24 +8661,8 @@
             <w:tcW w:type="dxa" w:w="1856"/>
           </w:tcPr>
           <w:p>
-            <w:pPr>
-              <w:jc w:val="left"/>
-              <w:spacing w:line="360" w:lineRule="auto"/>
-            </w:pPr>
-            <w:r>
-              <w:rPr>
-                <w:rFonts w:ascii="Times New Roman" w:hAnsi="Times New Roman" w:cs="Times New Roman"/>
-                <w:sz w:val="24"/>
-                <w:szCs w:val="24"/>
-              </w:rPr>
-              <w:t>&lt;0,001</w:t>
-            </w:r>
-            <w:r>
-              <w:rPr>
-                <w:rFonts w:ascii="Times New Roman" w:hAnsi="Times New Roman" w:cs="Times New Roman"/>
-                <w:sz w:val="24"/>
-                <w:szCs w:val="24"/>
-              </w:rPr>
+            <w:r>
+              <w:t>&lt;0,0001</w:t>
             </w:r>
           </w:p>
         </w:tc>
@@ -8750,24 +8673,8 @@
             <w:tcW w:type="dxa" w:w="1856"/>
           </w:tcPr>
           <w:p>
-            <w:pPr>
-              <w:jc w:val="center"/>
-              <w:spacing w:line="360" w:lineRule="auto"/>
-            </w:pPr>
-            <w:r>
-              <w:rPr>
-                <w:rFonts w:ascii="Times New Roman" w:hAnsi="Times New Roman" w:cs="Times New Roman"/>
-                <w:sz w:val="24"/>
-                <w:szCs w:val="24"/>
-              </w:rPr>
-            </w:r>
-            <w:r>
-              <w:rPr>
-                <w:rFonts w:ascii="Times New Roman" w:hAnsi="Times New Roman" w:cs="Times New Roman"/>
-                <w:sz w:val="24"/>
-                <w:szCs w:val="24"/>
-              </w:rPr>
-              <w:t>Jenis kelamin laki-laki</w:t>
+            <w:r>
+              <w:t xml:space="preserve">  Laki-laki</w:t>
             </w:r>
           </w:p>
         </w:tc>
@@ -8776,24 +8683,8 @@
             <w:tcW w:type="dxa" w:w="1856"/>
           </w:tcPr>
           <w:p>
-            <w:pPr>
-              <w:jc w:val="left"/>
-              <w:spacing w:line="360" w:lineRule="auto"/>
-            </w:pPr>
-            <w:r>
-              <w:rPr>
-                <w:rFonts w:ascii="Times New Roman" w:hAnsi="Times New Roman" w:cs="Times New Roman"/>
-                <w:sz w:val="24"/>
-                <w:szCs w:val="24"/>
-              </w:rPr>
-              <w:t>874 (83,5%)</w:t>
-            </w:r>
-            <w:r>
-              <w:rPr>
-                <w:rFonts w:ascii="Times New Roman" w:hAnsi="Times New Roman" w:cs="Times New Roman"/>
-                <w:sz w:val="24"/>
-                <w:szCs w:val="24"/>
-              </w:rPr>
+            <w:r>
+              <w:t>874 (83,5)</w:t>
             </w:r>
           </w:p>
         </w:tc>
@@ -8802,24 +8693,8 @@
             <w:tcW w:type="dxa" w:w="1856"/>
           </w:tcPr>
           <w:p>
-            <w:pPr>
-              <w:jc w:val="left"/>
-              <w:spacing w:line="360" w:lineRule="auto"/>
-            </w:pPr>
-            <w:r>
-              <w:rPr>
-                <w:rFonts w:ascii="Times New Roman" w:hAnsi="Times New Roman" w:cs="Times New Roman"/>
-                <w:sz w:val="24"/>
-                <w:szCs w:val="24"/>
-              </w:rPr>
-              <w:t>354 (74,2%)</w:t>
-            </w:r>
-            <w:r>
-              <w:rPr>
-                <w:rFonts w:ascii="Times New Roman" w:hAnsi="Times New Roman" w:cs="Times New Roman"/>
-                <w:sz w:val="24"/>
-                <w:szCs w:val="24"/>
-              </w:rPr>
+            <w:r>
+              <w:t>354 (74,2)</w:t>
             </w:r>
           </w:p>
         </w:tc>
@@ -8828,25 +8703,7 @@
             <w:tcW w:type="dxa" w:w="1856"/>
           </w:tcPr>
           <w:p>
-            <w:pPr>
-              <w:jc w:val="left"/>
-              <w:spacing w:line="360" w:lineRule="auto"/>
-            </w:pPr>
-            <w:r>
-              <w:rPr>
-                <w:rFonts w:ascii="Times New Roman" w:hAnsi="Times New Roman" w:cs="Times New Roman"/>
-                <w:sz w:val="24"/>
-                <w:szCs w:val="24"/>
-              </w:rPr>
-              <w:t>&lt;0,001</w:t>
-            </w:r>
-            <w:r>
-              <w:rPr>
-                <w:rFonts w:ascii="Times New Roman" w:hAnsi="Times New Roman" w:cs="Times New Roman"/>
-                <w:sz w:val="24"/>
-                <w:szCs w:val="24"/>
-              </w:rPr>
-            </w:r>
+            <w:r/>
           </w:p>
         </w:tc>
       </w:tr>
@@ -8856,24 +8713,8 @@
             <w:tcW w:type="dxa" w:w="1856"/>
           </w:tcPr>
           <w:p>
-            <w:pPr>
-              <w:jc w:val="center"/>
-              <w:spacing w:line="360" w:lineRule="auto"/>
-            </w:pPr>
-            <w:r>
-              <w:rPr>
-                <w:rFonts w:ascii="Times New Roman" w:hAnsi="Times New Roman" w:cs="Times New Roman"/>
-                <w:sz w:val="24"/>
-                <w:szCs w:val="24"/>
-              </w:rPr>
-            </w:r>
-            <w:r>
-              <w:rPr>
-                <w:rFonts w:ascii="Times New Roman" w:hAnsi="Times New Roman" w:cs="Times New Roman"/>
-                <w:sz w:val="24"/>
-                <w:szCs w:val="24"/>
-              </w:rPr>
-              <w:t>Mortalitas</w:t>
+            <w:r>
+              <w:t xml:space="preserve">  Perempuan</w:t>
             </w:r>
           </w:p>
         </w:tc>
@@ -8882,24 +8723,8 @@
             <w:tcW w:type="dxa" w:w="1856"/>
           </w:tcPr>
           <w:p>
-            <w:pPr>
-              <w:jc w:val="left"/>
-              <w:spacing w:line="360" w:lineRule="auto"/>
-            </w:pPr>
-            <w:r>
-              <w:rPr>
-                <w:rFonts w:ascii="Times New Roman" w:hAnsi="Times New Roman" w:cs="Times New Roman"/>
-                <w:sz w:val="24"/>
-                <w:szCs w:val="24"/>
-              </w:rPr>
-              <w:t>72 (6,9%)</w:t>
-            </w:r>
-            <w:r>
-              <w:rPr>
-                <w:rFonts w:ascii="Times New Roman" w:hAnsi="Times New Roman" w:cs="Times New Roman"/>
-                <w:sz w:val="24"/>
-                <w:szCs w:val="24"/>
-              </w:rPr>
+            <w:r>
+              <w:t>173 (16,5)</w:t>
             </w:r>
           </w:p>
         </w:tc>
@@ -8908,24 +8733,8 @@
             <w:tcW w:type="dxa" w:w="1856"/>
           </w:tcPr>
           <w:p>
-            <w:pPr>
-              <w:jc w:val="left"/>
-              <w:spacing w:line="360" w:lineRule="auto"/>
-            </w:pPr>
-            <w:r>
-              <w:rPr>
-                <w:rFonts w:ascii="Times New Roman" w:hAnsi="Times New Roman" w:cs="Times New Roman"/>
-                <w:sz w:val="24"/>
-                <w:szCs w:val="24"/>
-              </w:rPr>
-              <w:t>43 (9,0%)</w:t>
-            </w:r>
-            <w:r>
-              <w:rPr>
-                <w:rFonts w:ascii="Times New Roman" w:hAnsi="Times New Roman" w:cs="Times New Roman"/>
-                <w:sz w:val="24"/>
-                <w:szCs w:val="24"/>
-              </w:rPr>
+            <w:r>
+              <w:t>123 (25,8)</w:t>
             </w:r>
           </w:p>
         </w:tc>
@@ -8934,25 +8743,7 @@
             <w:tcW w:type="dxa" w:w="1856"/>
           </w:tcPr>
           <w:p>
-            <w:pPr>
-              <w:jc w:val="left"/>
-              <w:spacing w:line="360" w:lineRule="auto"/>
-            </w:pPr>
-            <w:r>
-              <w:rPr>
-                <w:rFonts w:ascii="Times New Roman" w:hAnsi="Times New Roman" w:cs="Times New Roman"/>
-                <w:sz w:val="24"/>
-                <w:szCs w:val="24"/>
-              </w:rPr>
-              <w:t>0,174</w:t>
-            </w:r>
-            <w:r>
-              <w:rPr>
-                <w:rFonts w:ascii="Times New Roman" w:hAnsi="Times New Roman" w:cs="Times New Roman"/>
-                <w:sz w:val="24"/>
-                <w:szCs w:val="24"/>
-              </w:rPr>
-            </w:r>
+            <w:r/>
           </w:p>
         </w:tc>
       </w:tr>
@@ -8962,24 +8753,8 @@
             <w:tcW w:type="dxa" w:w="1856"/>
           </w:tcPr>
           <w:p>
-            <w:pPr>
-              <w:jc w:val="center"/>
-              <w:spacing w:line="360" w:lineRule="auto"/>
-            </w:pPr>
-            <w:r>
-              <w:rPr>
-                <w:rFonts w:ascii="Times New Roman" w:hAnsi="Times New Roman" w:cs="Times New Roman"/>
-                <w:sz w:val="24"/>
-                <w:szCs w:val="24"/>
-              </w:rPr>
-            </w:r>
-            <w:r>
-              <w:rPr>
-                <w:rFonts w:ascii="Times New Roman" w:hAnsi="Times New Roman" w:cs="Times New Roman"/>
-                <w:sz w:val="24"/>
-                <w:szCs w:val="24"/>
-              </w:rPr>
-              <w:t>Killip III</w:t>
+            <w:r>
+              <w:t>Mortalitas in-hospital — n (%)</w:t>
             </w:r>
           </w:p>
         </w:tc>
@@ -8988,24 +8763,8 @@
             <w:tcW w:type="dxa" w:w="1856"/>
           </w:tcPr>
           <w:p>
-            <w:pPr>
-              <w:jc w:val="left"/>
-              <w:spacing w:line="360" w:lineRule="auto"/>
-            </w:pPr>
-            <w:r>
-              <w:rPr>
-                <w:rFonts w:ascii="Times New Roman" w:hAnsi="Times New Roman" w:cs="Times New Roman"/>
-                <w:sz w:val="24"/>
-                <w:szCs w:val="24"/>
-              </w:rPr>
-              <w:t>53 (5,1%)</w:t>
-            </w:r>
-            <w:r>
-              <w:rPr>
-                <w:rFonts w:ascii="Times New Roman" w:hAnsi="Times New Roman" w:cs="Times New Roman"/>
-                <w:sz w:val="24"/>
-                <w:szCs w:val="24"/>
-              </w:rPr>
+            <w:r>
+              <w:t>72 (6,9)</w:t>
             </w:r>
           </w:p>
         </w:tc>
@@ -9014,24 +8773,8 @@
             <w:tcW w:type="dxa" w:w="1856"/>
           </w:tcPr>
           <w:p>
-            <w:pPr>
-              <w:jc w:val="left"/>
-              <w:spacing w:line="360" w:lineRule="auto"/>
-            </w:pPr>
-            <w:r>
-              <w:rPr>
-                <w:rFonts w:ascii="Times New Roman" w:hAnsi="Times New Roman" w:cs="Times New Roman"/>
-                <w:sz w:val="24"/>
-                <w:szCs w:val="24"/>
-              </w:rPr>
-              <w:t>92 (19,3%)</w:t>
-            </w:r>
-            <w:r>
-              <w:rPr>
-                <w:rFonts w:ascii="Times New Roman" w:hAnsi="Times New Roman" w:cs="Times New Roman"/>
-                <w:sz w:val="24"/>
-                <w:szCs w:val="24"/>
-              </w:rPr>
+            <w:r>
+              <w:t>43 (9,0)</w:t>
             </w:r>
           </w:p>
         </w:tc>
@@ -9040,24 +8783,8 @@
             <w:tcW w:type="dxa" w:w="1856"/>
           </w:tcPr>
           <w:p>
-            <w:pPr>
-              <w:jc w:val="left"/>
-              <w:spacing w:line="360" w:lineRule="auto"/>
-            </w:pPr>
-            <w:r>
-              <w:rPr>
-                <w:rFonts w:ascii="Times New Roman" w:hAnsi="Times New Roman" w:cs="Times New Roman"/>
-                <w:sz w:val="24"/>
-                <w:szCs w:val="24"/>
-              </w:rPr>
-              <w:t>&lt;0,001</w:t>
-            </w:r>
-            <w:r>
-              <w:rPr>
-                <w:rFonts w:ascii="Times New Roman" w:hAnsi="Times New Roman" w:cs="Times New Roman"/>
-                <w:sz w:val="24"/>
-                <w:szCs w:val="24"/>
-              </w:rPr>
+            <w:r>
+              <w:t>0,1736</w:t>
             </w:r>
           </w:p>
         </w:tc>
@@ -9068,24 +8795,8 @@
             <w:tcW w:type="dxa" w:w="1856"/>
           </w:tcPr>
           <w:p>
-            <w:pPr>
-              <w:jc w:val="center"/>
-              <w:spacing w:line="360" w:lineRule="auto"/>
-            </w:pPr>
-            <w:r>
-              <w:rPr>
-                <w:rFonts w:ascii="Times New Roman" w:hAnsi="Times New Roman" w:cs="Times New Roman"/>
-                <w:sz w:val="24"/>
-                <w:szCs w:val="24"/>
-              </w:rPr>
-            </w:r>
-            <w:r>
-              <w:rPr>
-                <w:rFonts w:ascii="Times New Roman" w:hAnsi="Times New Roman" w:cs="Times New Roman"/>
-                <w:sz w:val="24"/>
-                <w:szCs w:val="24"/>
-              </w:rPr>
-              <w:t>LVEF (%)</w:t>
+            <w:r>
+              <w:t>Killip I — n (%)</w:t>
             </w:r>
           </w:p>
         </w:tc>
@@ -9094,24 +8805,8 @@
             <w:tcW w:type="dxa" w:w="1856"/>
           </w:tcPr>
           <w:p>
-            <w:pPr>
-              <w:jc w:val="left"/>
-              <w:spacing w:line="360" w:lineRule="auto"/>
-            </w:pPr>
-            <w:r>
-              <w:rPr>
-                <w:rFonts w:ascii="Times New Roman" w:hAnsi="Times New Roman" w:cs="Times New Roman"/>
-                <w:sz w:val="24"/>
-                <w:szCs w:val="24"/>
-              </w:rPr>
-              <w:t>42,3 ± 6,4</w:t>
-            </w:r>
-            <w:r>
-              <w:rPr>
-                <w:rFonts w:ascii="Times New Roman" w:hAnsi="Times New Roman" w:cs="Times New Roman"/>
-                <w:sz w:val="24"/>
-                <w:szCs w:val="24"/>
-              </w:rPr>
+            <w:r>
+              <w:t>783 (74,8)</w:t>
             </w:r>
           </w:p>
         </w:tc>
@@ -9120,24 +8815,8 @@
             <w:tcW w:type="dxa" w:w="1856"/>
           </w:tcPr>
           <w:p>
-            <w:pPr>
-              <w:jc w:val="left"/>
-              <w:spacing w:line="360" w:lineRule="auto"/>
-            </w:pPr>
-            <w:r>
-              <w:rPr>
-                <w:rFonts w:ascii="Times New Roman" w:hAnsi="Times New Roman" w:cs="Times New Roman"/>
-                <w:sz w:val="24"/>
-                <w:szCs w:val="24"/>
-              </w:rPr>
-              <w:t>42,7 ± 10,4</w:t>
-            </w:r>
-            <w:r>
-              <w:rPr>
-                <w:rFonts w:ascii="Times New Roman" w:hAnsi="Times New Roman" w:cs="Times New Roman"/>
-                <w:sz w:val="24"/>
-                <w:szCs w:val="24"/>
-              </w:rPr>
+            <w:r>
+              <w:t>185 (38,8)</w:t>
             </w:r>
           </w:p>
         </w:tc>
@@ -9146,24 +8825,8 @@
             <w:tcW w:type="dxa" w:w="1856"/>
           </w:tcPr>
           <w:p>
-            <w:pPr>
-              <w:jc w:val="left"/>
-              <w:spacing w:line="360" w:lineRule="auto"/>
-            </w:pPr>
-            <w:r>
-              <w:rPr>
-                <w:rFonts w:ascii="Times New Roman" w:hAnsi="Times New Roman" w:cs="Times New Roman"/>
-                <w:sz w:val="24"/>
-                <w:szCs w:val="24"/>
-              </w:rPr>
-              <w:t>0,471</w:t>
-            </w:r>
-            <w:r>
-              <w:rPr>
-                <w:rFonts w:ascii="Times New Roman" w:hAnsi="Times New Roman" w:cs="Times New Roman"/>
-                <w:sz w:val="24"/>
-                <w:szCs w:val="24"/>
-              </w:rPr>
+            <w:r>
+              <w:t>&lt;0,0001</w:t>
             </w:r>
           </w:p>
         </w:tc>
@@ -9174,23 +8837,385 @@
             <w:tcW w:type="dxa" w:w="1856"/>
           </w:tcPr>
           <w:p>
-            <w:pPr>
-              <w:jc w:val="center"/>
-              <w:spacing w:line="360" w:lineRule="auto"/>
-            </w:pPr>
-            <w:r>
-              <w:rPr>
-                <w:rFonts w:ascii="Times New Roman" w:hAnsi="Times New Roman" w:cs="Times New Roman"/>
-                <w:sz w:val="24"/>
-                <w:szCs w:val="24"/>
-              </w:rPr>
-            </w:r>
-            <w:r>
-              <w:rPr>
-                <w:rFonts w:ascii="Times New Roman" w:hAnsi="Times New Roman" w:cs="Times New Roman"/>
-                <w:sz w:val="24"/>
-                <w:szCs w:val="24"/>
-              </w:rPr>
+            <w:r>
+              <w:t>Killip II — n (%)</w:t>
+            </w:r>
+          </w:p>
+        </w:tc>
+        <w:tc>
+          <w:tcPr>
+            <w:tcW w:type="dxa" w:w="1856"/>
+          </w:tcPr>
+          <w:p>
+            <w:r>
+              <w:t>211 (20,2)</w:t>
+            </w:r>
+          </w:p>
+        </w:tc>
+        <w:tc>
+          <w:tcPr>
+            <w:tcW w:type="dxa" w:w="1856"/>
+          </w:tcPr>
+          <w:p>
+            <w:r>
+              <w:t>200 (41,9)</w:t>
+            </w:r>
+          </w:p>
+        </w:tc>
+        <w:tc>
+          <w:tcPr>
+            <w:tcW w:type="dxa" w:w="1856"/>
+          </w:tcPr>
+          <w:p>
+            <w:r>
+              <w:t>&lt;0,0001</w:t>
+            </w:r>
+          </w:p>
+        </w:tc>
+      </w:tr>
+      <w:tr>
+        <w:tc>
+          <w:tcPr>
+            <w:tcW w:type="dxa" w:w="1856"/>
+          </w:tcPr>
+          <w:p>
+            <w:r>
+              <w:t>Killip III — n (%)</w:t>
+            </w:r>
+          </w:p>
+        </w:tc>
+        <w:tc>
+          <w:tcPr>
+            <w:tcW w:type="dxa" w:w="1856"/>
+          </w:tcPr>
+          <w:p>
+            <w:r>
+              <w:t>53 (5,1)</w:t>
+            </w:r>
+          </w:p>
+        </w:tc>
+        <w:tc>
+          <w:tcPr>
+            <w:tcW w:type="dxa" w:w="1856"/>
+          </w:tcPr>
+          <w:p>
+            <w:r>
+              <w:t>92 (19,3)</w:t>
+            </w:r>
+          </w:p>
+        </w:tc>
+        <w:tc>
+          <w:tcPr>
+            <w:tcW w:type="dxa" w:w="1856"/>
+          </w:tcPr>
+          <w:p>
+            <w:r>
+              <w:t>&lt;0,0001</w:t>
+            </w:r>
+          </w:p>
+        </w:tc>
+      </w:tr>
+      <w:tr>
+        <w:tc>
+          <w:tcPr>
+            <w:tcW w:type="dxa" w:w="1856"/>
+          </w:tcPr>
+          <w:p>
+            <w:r>
+              <w:t>Usia (tahun)</w:t>
+            </w:r>
+          </w:p>
+        </w:tc>
+        <w:tc>
+          <w:tcPr>
+            <w:tcW w:type="dxa" w:w="1856"/>
+          </w:tcPr>
+          <w:p>
+            <w:r>
+              <w:t>56,2 ± 10,6</w:t>
+            </w:r>
+          </w:p>
+        </w:tc>
+        <w:tc>
+          <w:tcPr>
+            <w:tcW w:type="dxa" w:w="1856"/>
+          </w:tcPr>
+          <w:p>
+            <w:r>
+              <w:t>60,2 ± 11,6</w:t>
+            </w:r>
+          </w:p>
+        </w:tc>
+        <w:tc>
+          <w:tcPr>
+            <w:tcW w:type="dxa" w:w="1856"/>
+          </w:tcPr>
+          <w:p>
+            <w:r>
+              <w:t>&lt;0,0001</w:t>
+            </w:r>
+          </w:p>
+        </w:tc>
+      </w:tr>
+      <w:tr>
+        <w:tc>
+          <w:tcPr>
+            <w:tcW w:type="dxa" w:w="1856"/>
+          </w:tcPr>
+          <w:p>
+            <w:r>
+              <w:t>Tekanan Darah Sistolik (mmHg)</w:t>
+            </w:r>
+          </w:p>
+        </w:tc>
+        <w:tc>
+          <w:tcPr>
+            <w:tcW w:type="dxa" w:w="1856"/>
+          </w:tcPr>
+          <w:p>
+            <w:r>
+              <w:t>129,3 ± 23,3</w:t>
+            </w:r>
+          </w:p>
+        </w:tc>
+        <w:tc>
+          <w:tcPr>
+            <w:tcW w:type="dxa" w:w="1856"/>
+          </w:tcPr>
+          <w:p>
+            <w:r>
+              <w:t>137,1 ± 26,4</w:t>
+            </w:r>
+          </w:p>
+        </w:tc>
+        <w:tc>
+          <w:tcPr>
+            <w:tcW w:type="dxa" w:w="1856"/>
+          </w:tcPr>
+          <w:p>
+            <w:r>
+              <w:t>&lt;0,0001</w:t>
+            </w:r>
+          </w:p>
+        </w:tc>
+      </w:tr>
+      <w:tr>
+        <w:tc>
+          <w:tcPr>
+            <w:tcW w:type="dxa" w:w="1856"/>
+          </w:tcPr>
+          <w:p>
+            <w:r>
+              <w:t>Denyut Nadi (kali/menit)</w:t>
+            </w:r>
+          </w:p>
+        </w:tc>
+        <w:tc>
+          <w:tcPr>
+            <w:tcW w:type="dxa" w:w="1856"/>
+          </w:tcPr>
+          <w:p>
+            <w:r>
+              <w:t>82,0 ± 18,6</w:t>
+            </w:r>
+          </w:p>
+        </w:tc>
+        <w:tc>
+          <w:tcPr>
+            <w:tcW w:type="dxa" w:w="1856"/>
+          </w:tcPr>
+          <w:p>
+            <w:r>
+              <w:t>85,5 ± 20,4</w:t>
+            </w:r>
+          </w:p>
+        </w:tc>
+        <w:tc>
+          <w:tcPr>
+            <w:tcW w:type="dxa" w:w="1856"/>
+          </w:tcPr>
+          <w:p>
+            <w:r>
+              <w:t>0,0017</w:t>
+            </w:r>
+          </w:p>
+        </w:tc>
+      </w:tr>
+      <w:tr>
+        <w:tc>
+          <w:tcPr>
+            <w:tcW w:type="dxa" w:w="1856"/>
+          </w:tcPr>
+          <w:p>
+            <w:r>
+              <w:t>Laju Napas (kali/menit)</w:t>
+            </w:r>
+          </w:p>
+        </w:tc>
+        <w:tc>
+          <w:tcPr>
+            <w:tcW w:type="dxa" w:w="1856"/>
+          </w:tcPr>
+          <w:p>
+            <w:r>
+              <w:t>21,6 ± 3,6</w:t>
+            </w:r>
+          </w:p>
+        </w:tc>
+        <w:tc>
+          <w:tcPr>
+            <w:tcW w:type="dxa" w:w="1856"/>
+          </w:tcPr>
+          <w:p>
+            <w:r>
+              <w:t>22,2 ± 4,0</w:t>
+            </w:r>
+          </w:p>
+        </w:tc>
+        <w:tc>
+          <w:tcPr>
+            <w:tcW w:type="dxa" w:w="1856"/>
+          </w:tcPr>
+          <w:p>
+            <w:r>
+              <w:t>0,0097</w:t>
+            </w:r>
+          </w:p>
+        </w:tc>
+      </w:tr>
+      <w:tr>
+        <w:tc>
+          <w:tcPr>
+            <w:tcW w:type="dxa" w:w="1856"/>
+          </w:tcPr>
+          <w:p>
+            <w:r>
+              <w:t>Hemoglobin (g/dL)</w:t>
+            </w:r>
+          </w:p>
+        </w:tc>
+        <w:tc>
+          <w:tcPr>
+            <w:tcW w:type="dxa" w:w="1856"/>
+          </w:tcPr>
+          <w:p>
+            <w:r>
+              <w:t>14,0 ± 1,9</w:t>
+            </w:r>
+          </w:p>
+        </w:tc>
+        <w:tc>
+          <w:tcPr>
+            <w:tcW w:type="dxa" w:w="1856"/>
+          </w:tcPr>
+          <w:p>
+            <w:r>
+              <w:t>13,0 ± 2,1</w:t>
+            </w:r>
+          </w:p>
+        </w:tc>
+        <w:tc>
+          <w:tcPr>
+            <w:tcW w:type="dxa" w:w="1856"/>
+          </w:tcPr>
+          <w:p>
+            <w:r>
+              <w:t>&lt;0,0001</w:t>
+            </w:r>
+          </w:p>
+        </w:tc>
+      </w:tr>
+      <w:tr>
+        <w:tc>
+          <w:tcPr>
+            <w:tcW w:type="dxa" w:w="1856"/>
+          </w:tcPr>
+          <w:p>
+            <w:r>
+              <w:t>Ureum (mg/dL)</w:t>
+            </w:r>
+          </w:p>
+        </w:tc>
+        <w:tc>
+          <w:tcPr>
+            <w:tcW w:type="dxa" w:w="1856"/>
+          </w:tcPr>
+          <w:p>
+            <w:r>
+              <w:t>37,5 ± 27,4</w:t>
+            </w:r>
+          </w:p>
+        </w:tc>
+        <w:tc>
+          <w:tcPr>
+            <w:tcW w:type="dxa" w:w="1856"/>
+          </w:tcPr>
+          <w:p>
+            <w:r>
+              <w:t>48,1 ± 35,2</w:t>
+            </w:r>
+          </w:p>
+        </w:tc>
+        <w:tc>
+          <w:tcPr>
+            <w:tcW w:type="dxa" w:w="1856"/>
+          </w:tcPr>
+          <w:p>
+            <w:r>
+              <w:t>&lt;0,0001</w:t>
+            </w:r>
+          </w:p>
+        </w:tc>
+      </w:tr>
+      <w:tr>
+        <w:tc>
+          <w:tcPr>
+            <w:tcW w:type="dxa" w:w="1856"/>
+          </w:tcPr>
+          <w:p>
+            <w:r>
+              <w:t>Kreatinin (mg/dL)</w:t>
+            </w:r>
+          </w:p>
+        </w:tc>
+        <w:tc>
+          <w:tcPr>
+            <w:tcW w:type="dxa" w:w="1856"/>
+          </w:tcPr>
+          <w:p>
+            <w:r>
+              <w:t>1,1 ± 0,7</w:t>
+            </w:r>
+          </w:p>
+        </w:tc>
+        <w:tc>
+          <w:tcPr>
+            <w:tcW w:type="dxa" w:w="1856"/>
+          </w:tcPr>
+          <w:p>
+            <w:r>
+              <w:t>1,3 ± 1,1</w:t>
+            </w:r>
+          </w:p>
+        </w:tc>
+        <w:tc>
+          <w:tcPr>
+            <w:tcW w:type="dxa" w:w="1856"/>
+          </w:tcPr>
+          <w:p>
+            <w:r>
+              <w:t>&lt;0,0001</w:t>
+            </w:r>
+          </w:p>
+        </w:tc>
+      </w:tr>
+      <w:tr>
+        <w:tc>
+          <w:tcPr>
+            <w:tcW w:type="dxa" w:w="1856"/>
+          </w:tcPr>
+          <w:p>
+            <w:r>
               <w:t>eGFR (mL/menit/1,73m²)</w:t>
             </w:r>
           </w:p>
@@ -9200,25 +9225,9 @@
             <w:tcW w:type="dxa" w:w="1856"/>
           </w:tcPr>
           <w:p>
-            <w:pPr>
-              <w:jc w:val="left"/>
-              <w:spacing w:line="360" w:lineRule="auto"/>
-            </w:pPr>
-            <w:r>
-              <w:rPr>
-                <w:rFonts w:ascii="Times New Roman" w:hAnsi="Times New Roman" w:cs="Times New Roman"/>
-                <w:sz w:val="24"/>
-                <w:szCs w:val="24"/>
-              </w:rPr>
+            <w:r>
               <w:t>85,0 ± 25,2</w:t>
             </w:r>
-            <w:r>
-              <w:rPr>
-                <w:rFonts w:ascii="Times New Roman" w:hAnsi="Times New Roman" w:cs="Times New Roman"/>
-                <w:sz w:val="24"/>
-                <w:szCs w:val="24"/>
-              </w:rPr>
-            </w:r>
           </w:p>
         </w:tc>
         <w:tc>
@@ -9226,25 +9235,9 @@
             <w:tcW w:type="dxa" w:w="1856"/>
           </w:tcPr>
           <w:p>
-            <w:pPr>
-              <w:jc w:val="left"/>
-              <w:spacing w:line="360" w:lineRule="auto"/>
-            </w:pPr>
-            <w:r>
-              <w:rPr>
-                <w:rFonts w:ascii="Times New Roman" w:hAnsi="Times New Roman" w:cs="Times New Roman"/>
-                <w:sz w:val="24"/>
-                <w:szCs w:val="24"/>
-              </w:rPr>
+            <w:r>
               <w:t>73,7 ± 29,4</w:t>
             </w:r>
-            <w:r>
-              <w:rPr>
-                <w:rFonts w:ascii="Times New Roman" w:hAnsi="Times New Roman" w:cs="Times New Roman"/>
-                <w:sz w:val="24"/>
-                <w:szCs w:val="24"/>
-              </w:rPr>
-            </w:r>
           </w:p>
         </w:tc>
         <w:tc>
@@ -9252,24 +9245,890 @@
             <w:tcW w:type="dxa" w:w="1856"/>
           </w:tcPr>
           <w:p>
-            <w:pPr>
-              <w:jc w:val="left"/>
-              <w:spacing w:line="360" w:lineRule="auto"/>
-            </w:pPr>
-            <w:r>
-              <w:rPr>
-                <w:rFonts w:ascii="Times New Roman" w:hAnsi="Times New Roman" w:cs="Times New Roman"/>
-                <w:sz w:val="24"/>
-                <w:szCs w:val="24"/>
-              </w:rPr>
-              <w:t>&lt;0,001</w:t>
-            </w:r>
-            <w:r>
-              <w:rPr>
-                <w:rFonts w:ascii="Times New Roman" w:hAnsi="Times New Roman" w:cs="Times New Roman"/>
-                <w:sz w:val="24"/>
-                <w:szCs w:val="24"/>
-              </w:rPr>
+            <w:r>
+              <w:t>&lt;0,0001</w:t>
+            </w:r>
+          </w:p>
+        </w:tc>
+      </w:tr>
+      <w:tr>
+        <w:tc>
+          <w:tcPr>
+            <w:tcW w:type="dxa" w:w="1856"/>
+          </w:tcPr>
+          <w:p>
+            <w:r>
+              <w:t>Natrium (mEq/L)</w:t>
+            </w:r>
+          </w:p>
+        </w:tc>
+        <w:tc>
+          <w:tcPr>
+            <w:tcW w:type="dxa" w:w="1856"/>
+          </w:tcPr>
+          <w:p>
+            <w:r>
+              <w:t>135,8 ± 3,4</w:t>
+            </w:r>
+          </w:p>
+        </w:tc>
+        <w:tc>
+          <w:tcPr>
+            <w:tcW w:type="dxa" w:w="1856"/>
+          </w:tcPr>
+          <w:p>
+            <w:r>
+              <w:t>136,5 ± 4,2</w:t>
+            </w:r>
+          </w:p>
+        </w:tc>
+        <w:tc>
+          <w:tcPr>
+            <w:tcW w:type="dxa" w:w="1856"/>
+          </w:tcPr>
+          <w:p>
+            <w:r>
+              <w:t>0,0020</w:t>
+            </w:r>
+          </w:p>
+        </w:tc>
+      </w:tr>
+      <w:tr>
+        <w:tc>
+          <w:tcPr>
+            <w:tcW w:type="dxa" w:w="1856"/>
+          </w:tcPr>
+          <w:p>
+            <w:r>
+              <w:t>Kalium (mEq/L)</w:t>
+            </w:r>
+          </w:p>
+        </w:tc>
+        <w:tc>
+          <w:tcPr>
+            <w:tcW w:type="dxa" w:w="1856"/>
+          </w:tcPr>
+          <w:p>
+            <w:r>
+              <w:t>4,1 ± 0,6</w:t>
+            </w:r>
+          </w:p>
+        </w:tc>
+        <w:tc>
+          <w:tcPr>
+            <w:tcW w:type="dxa" w:w="1856"/>
+          </w:tcPr>
+          <w:p>
+            <w:r>
+              <w:t>4,1 ± 0,8</w:t>
+            </w:r>
+          </w:p>
+        </w:tc>
+        <w:tc>
+          <w:tcPr>
+            <w:tcW w:type="dxa" w:w="1856"/>
+          </w:tcPr>
+          <w:p>
+            <w:r>
+              <w:t>0,7835</w:t>
+            </w:r>
+          </w:p>
+        </w:tc>
+      </w:tr>
+      <w:tr>
+        <w:tc>
+          <w:tcPr>
+            <w:tcW w:type="dxa" w:w="1856"/>
+          </w:tcPr>
+          <w:p>
+            <w:r>
+              <w:t>Gula Darah Sewaktu (mg/dL)</w:t>
+            </w:r>
+          </w:p>
+        </w:tc>
+        <w:tc>
+          <w:tcPr>
+            <w:tcW w:type="dxa" w:w="1856"/>
+          </w:tcPr>
+          <w:p>
+            <w:r>
+              <w:t>184,7 ± 94,0</w:t>
+            </w:r>
+          </w:p>
+        </w:tc>
+        <w:tc>
+          <w:tcPr>
+            <w:tcW w:type="dxa" w:w="1856"/>
+          </w:tcPr>
+          <w:p>
+            <w:r>
+              <w:t>173,9 ± 89,1</w:t>
+            </w:r>
+          </w:p>
+        </w:tc>
+        <w:tc>
+          <w:tcPr>
+            <w:tcW w:type="dxa" w:w="1856"/>
+          </w:tcPr>
+          <w:p>
+            <w:r>
+              <w:t>0,0323</w:t>
+            </w:r>
+          </w:p>
+        </w:tc>
+      </w:tr>
+      <w:tr>
+        <w:tc>
+          <w:tcPr>
+            <w:tcW w:type="dxa" w:w="1856"/>
+          </w:tcPr>
+          <w:p>
+            <w:r>
+              <w:t>APTT (detik)</w:t>
+            </w:r>
+          </w:p>
+        </w:tc>
+        <w:tc>
+          <w:tcPr>
+            <w:tcW w:type="dxa" w:w="1856"/>
+          </w:tcPr>
+          <w:p>
+            <w:r>
+              <w:t>28,5 ± 14,9</w:t>
+            </w:r>
+          </w:p>
+        </w:tc>
+        <w:tc>
+          <w:tcPr>
+            <w:tcW w:type="dxa" w:w="1856"/>
+          </w:tcPr>
+          <w:p>
+            <w:r>
+              <w:t>27,1 ± 10,0</w:t>
+            </w:r>
+          </w:p>
+        </w:tc>
+        <w:tc>
+          <w:tcPr>
+            <w:tcW w:type="dxa" w:w="1856"/>
+          </w:tcPr>
+          <w:p>
+            <w:r>
+              <w:t>0,0370</w:t>
+            </w:r>
+          </w:p>
+        </w:tc>
+      </w:tr>
+      <w:tr>
+        <w:tc>
+          <w:tcPr>
+            <w:tcW w:type="dxa" w:w="1856"/>
+          </w:tcPr>
+          <w:p>
+            <w:r>
+              <w:t>NLR</w:t>
+            </w:r>
+          </w:p>
+        </w:tc>
+        <w:tc>
+          <w:tcPr>
+            <w:tcW w:type="dxa" w:w="1856"/>
+          </w:tcPr>
+          <w:p>
+            <w:r>
+              <w:t>7,3 ± 5,6</w:t>
+            </w:r>
+          </w:p>
+        </w:tc>
+        <w:tc>
+          <w:tcPr>
+            <w:tcW w:type="dxa" w:w="1856"/>
+          </w:tcPr>
+          <w:p>
+            <w:r>
+              <w:t>6,0 ± 6,0</w:t>
+            </w:r>
+          </w:p>
+        </w:tc>
+        <w:tc>
+          <w:tcPr>
+            <w:tcW w:type="dxa" w:w="1856"/>
+          </w:tcPr>
+          <w:p>
+            <w:r>
+              <w:t>0,0001</w:t>
+            </w:r>
+          </w:p>
+        </w:tc>
+      </w:tr>
+      <w:tr>
+        <w:tc>
+          <w:tcPr>
+            <w:tcW w:type="dxa" w:w="1856"/>
+          </w:tcPr>
+          <w:p>
+            <w:r>
+              <w:t>SII</w:t>
+            </w:r>
+          </w:p>
+        </w:tc>
+        <w:tc>
+          <w:tcPr>
+            <w:tcW w:type="dxa" w:w="1856"/>
+          </w:tcPr>
+          <w:p>
+            <w:r>
+              <w:t>1971,5 ± 1582,9</w:t>
+            </w:r>
+          </w:p>
+        </w:tc>
+        <w:tc>
+          <w:tcPr>
+            <w:tcW w:type="dxa" w:w="1856"/>
+          </w:tcPr>
+          <w:p>
+            <w:r>
+              <w:t>1576,2 ± 1705,9</w:t>
+            </w:r>
+          </w:p>
+        </w:tc>
+        <w:tc>
+          <w:tcPr>
+            <w:tcW w:type="dxa" w:w="1856"/>
+          </w:tcPr>
+          <w:p>
+            <w:r>
+              <w:t>&lt;0,0001</w:t>
+            </w:r>
+          </w:p>
+        </w:tc>
+      </w:tr>
+      <w:tr>
+        <w:tc>
+          <w:tcPr>
+            <w:tcW w:type="dxa" w:w="1856"/>
+          </w:tcPr>
+          <w:p>
+            <w:r>
+              <w:t>LVEF (%)</w:t>
+            </w:r>
+          </w:p>
+        </w:tc>
+        <w:tc>
+          <w:tcPr>
+            <w:tcW w:type="dxa" w:w="1856"/>
+          </w:tcPr>
+          <w:p>
+            <w:r>
+              <w:t>42,3 ± 6,4</w:t>
+            </w:r>
+          </w:p>
+        </w:tc>
+        <w:tc>
+          <w:tcPr>
+            <w:tcW w:type="dxa" w:w="1856"/>
+          </w:tcPr>
+          <w:p>
+            <w:r>
+              <w:t>42,7 ± 10,4</w:t>
+            </w:r>
+          </w:p>
+        </w:tc>
+        <w:tc>
+          <w:tcPr>
+            <w:tcW w:type="dxa" w:w="1856"/>
+          </w:tcPr>
+          <w:p>
+            <w:r>
+              <w:t>0,4705</w:t>
+            </w:r>
+          </w:p>
+        </w:tc>
+      </w:tr>
+      <w:tr>
+        <w:tc>
+          <w:tcPr>
+            <w:tcW w:type="dxa" w:w="1856"/>
+          </w:tcPr>
+          <w:p>
+            <w:r>
+              <w:t>LVOT VTI (cm)</w:t>
+            </w:r>
+          </w:p>
+        </w:tc>
+        <w:tc>
+          <w:tcPr>
+            <w:tcW w:type="dxa" w:w="1856"/>
+          </w:tcPr>
+          <w:p>
+            <w:r>
+              <w:t>17,5 ± 4,6</w:t>
+            </w:r>
+          </w:p>
+        </w:tc>
+        <w:tc>
+          <w:tcPr>
+            <w:tcW w:type="dxa" w:w="1856"/>
+          </w:tcPr>
+          <w:p>
+            <w:r>
+              <w:t>17,7 ± 5,2</w:t>
+            </w:r>
+          </w:p>
+        </w:tc>
+        <w:tc>
+          <w:tcPr>
+            <w:tcW w:type="dxa" w:w="1856"/>
+          </w:tcPr>
+          <w:p>
+            <w:r>
+              <w:t>0,5594</w:t>
+            </w:r>
+          </w:p>
+        </w:tc>
+      </w:tr>
+      <w:tr>
+        <w:tc>
+          <w:tcPr>
+            <w:tcW w:type="dxa" w:w="1856"/>
+          </w:tcPr>
+          <w:p>
+            <w:r>
+              <w:t>TAPSE (cm)</w:t>
+            </w:r>
+          </w:p>
+        </w:tc>
+        <w:tc>
+          <w:tcPr>
+            <w:tcW w:type="dxa" w:w="1856"/>
+          </w:tcPr>
+          <w:p>
+            <w:r>
+              <w:t>1,9 ± 0,3</w:t>
+            </w:r>
+          </w:p>
+        </w:tc>
+        <w:tc>
+          <w:tcPr>
+            <w:tcW w:type="dxa" w:w="1856"/>
+          </w:tcPr>
+          <w:p>
+            <w:r>
+              <w:t>2,0 ± 0,2</w:t>
+            </w:r>
+          </w:p>
+        </w:tc>
+        <w:tc>
+          <w:tcPr>
+            <w:tcW w:type="dxa" w:w="1856"/>
+          </w:tcPr>
+          <w:p>
+            <w:r>
+              <w:t>0,0112</w:t>
+            </w:r>
+          </w:p>
+        </w:tc>
+      </w:tr>
+      <w:tr>
+        <w:tc>
+          <w:tcPr>
+            <w:tcW w:type="dxa" w:w="1856"/>
+          </w:tcPr>
+          <w:p>
+            <w:r>
+              <w:t>LVEDD (mm)</w:t>
+            </w:r>
+          </w:p>
+        </w:tc>
+        <w:tc>
+          <w:tcPr>
+            <w:tcW w:type="dxa" w:w="1856"/>
+          </w:tcPr>
+          <w:p>
+            <w:r>
+              <w:t>48,1 ± 8,8</w:t>
+            </w:r>
+          </w:p>
+        </w:tc>
+        <w:tc>
+          <w:tcPr>
+            <w:tcW w:type="dxa" w:w="1856"/>
+          </w:tcPr>
+          <w:p>
+            <w:r>
+              <w:t>51,0 ± 10,2</w:t>
+            </w:r>
+          </w:p>
+        </w:tc>
+        <w:tc>
+          <w:tcPr>
+            <w:tcW w:type="dxa" w:w="1856"/>
+          </w:tcPr>
+          <w:p>
+            <w:r>
+              <w:t>&lt;0,0001</w:t>
+            </w:r>
+          </w:p>
+        </w:tc>
+      </w:tr>
+      <w:tr>
+        <w:tc>
+          <w:tcPr>
+            <w:tcW w:type="dxa" w:w="1856"/>
+          </w:tcPr>
+          <w:p>
+            <w:r>
+              <w:t>Diabetes melitus — n (%)</w:t>
+            </w:r>
+          </w:p>
+        </w:tc>
+        <w:tc>
+          <w:tcPr>
+            <w:tcW w:type="dxa" w:w="1856"/>
+          </w:tcPr>
+          <w:p>
+            <w:r>
+              <w:t>312 (29,8)</w:t>
+            </w:r>
+          </w:p>
+        </w:tc>
+        <w:tc>
+          <w:tcPr>
+            <w:tcW w:type="dxa" w:w="1856"/>
+          </w:tcPr>
+          <w:p>
+            <w:r>
+              <w:t>172 (36,1)</w:t>
+            </w:r>
+          </w:p>
+        </w:tc>
+        <w:tc>
+          <w:tcPr>
+            <w:tcW w:type="dxa" w:w="1856"/>
+          </w:tcPr>
+          <w:p>
+            <w:r>
+              <w:t>0,0176</w:t>
+            </w:r>
+          </w:p>
+        </w:tc>
+      </w:tr>
+      <w:tr>
+        <w:tc>
+          <w:tcPr>
+            <w:tcW w:type="dxa" w:w="1856"/>
+          </w:tcPr>
+          <w:p>
+            <w:r>
+              <w:t>Hipertensi — n (%)</w:t>
+            </w:r>
+          </w:p>
+        </w:tc>
+        <w:tc>
+          <w:tcPr>
+            <w:tcW w:type="dxa" w:w="1856"/>
+          </w:tcPr>
+          <w:p>
+            <w:r>
+              <w:t>545 (52,1)</w:t>
+            </w:r>
+          </w:p>
+        </w:tc>
+        <w:tc>
+          <w:tcPr>
+            <w:tcW w:type="dxa" w:w="1856"/>
+          </w:tcPr>
+          <w:p>
+            <w:r>
+              <w:t>328 (68,8)</w:t>
+            </w:r>
+          </w:p>
+        </w:tc>
+        <w:tc>
+          <w:tcPr>
+            <w:tcW w:type="dxa" w:w="1856"/>
+          </w:tcPr>
+          <w:p>
+            <w:r>
+              <w:t>&lt;0,0001</w:t>
+            </w:r>
+          </w:p>
+        </w:tc>
+      </w:tr>
+      <w:tr>
+        <w:tc>
+          <w:tcPr>
+            <w:tcW w:type="dxa" w:w="1856"/>
+          </w:tcPr>
+          <w:p>
+            <w:r>
+              <w:t>Dislipidemia — n (%)</w:t>
+            </w:r>
+          </w:p>
+        </w:tc>
+        <w:tc>
+          <w:tcPr>
+            <w:tcW w:type="dxa" w:w="1856"/>
+          </w:tcPr>
+          <w:p>
+            <w:r>
+              <w:t>279 (26,6)</w:t>
+            </w:r>
+          </w:p>
+        </w:tc>
+        <w:tc>
+          <w:tcPr>
+            <w:tcW w:type="dxa" w:w="1856"/>
+          </w:tcPr>
+          <w:p>
+            <w:r>
+              <w:t>221 (46,3)</w:t>
+            </w:r>
+          </w:p>
+        </w:tc>
+        <w:tc>
+          <w:tcPr>
+            <w:tcW w:type="dxa" w:w="1856"/>
+          </w:tcPr>
+          <w:p>
+            <w:r>
+              <w:t>&lt;0,0001</w:t>
+            </w:r>
+          </w:p>
+        </w:tc>
+      </w:tr>
+      <w:tr>
+        <w:tc>
+          <w:tcPr>
+            <w:tcW w:type="dxa" w:w="1856"/>
+          </w:tcPr>
+          <w:p>
+            <w:r>
+              <w:t>Penyakit Ginjal Kronik — n (%)</w:t>
+            </w:r>
+          </w:p>
+        </w:tc>
+        <w:tc>
+          <w:tcPr>
+            <w:tcW w:type="dxa" w:w="1856"/>
+          </w:tcPr>
+          <w:p>
+            <w:r>
+              <w:t>57 (5,4)</w:t>
+            </w:r>
+          </w:p>
+        </w:tc>
+        <w:tc>
+          <w:tcPr>
+            <w:tcW w:type="dxa" w:w="1856"/>
+          </w:tcPr>
+          <w:p>
+            <w:r>
+              <w:t>85 (17,8)</w:t>
+            </w:r>
+          </w:p>
+        </w:tc>
+        <w:tc>
+          <w:tcPr>
+            <w:tcW w:type="dxa" w:w="1856"/>
+          </w:tcPr>
+          <w:p>
+            <w:r>
+              <w:t>&lt;0,0001</w:t>
+            </w:r>
+          </w:p>
+        </w:tc>
+      </w:tr>
+      <w:tr>
+        <w:tc>
+          <w:tcPr>
+            <w:tcW w:type="dxa" w:w="1856"/>
+          </w:tcPr>
+          <w:p>
+            <w:r>
+              <w:t>Riwayat Infark Miokard — n (%)</w:t>
+            </w:r>
+          </w:p>
+        </w:tc>
+        <w:tc>
+          <w:tcPr>
+            <w:tcW w:type="dxa" w:w="1856"/>
+          </w:tcPr>
+          <w:p>
+            <w:r>
+              <w:t>52 (5,0)</w:t>
+            </w:r>
+          </w:p>
+        </w:tc>
+        <w:tc>
+          <w:tcPr>
+            <w:tcW w:type="dxa" w:w="1856"/>
+          </w:tcPr>
+          <w:p>
+            <w:r>
+              <w:t>84 (17,6)</w:t>
+            </w:r>
+          </w:p>
+        </w:tc>
+        <w:tc>
+          <w:tcPr>
+            <w:tcW w:type="dxa" w:w="1856"/>
+          </w:tcPr>
+          <w:p>
+            <w:r>
+              <w:t>&lt;0,0001</w:t>
+            </w:r>
+          </w:p>
+        </w:tc>
+      </w:tr>
+      <w:tr>
+        <w:tc>
+          <w:tcPr>
+            <w:tcW w:type="dxa" w:w="1856"/>
+          </w:tcPr>
+          <w:p>
+            <w:r>
+              <w:t>Perokok — n (%)</w:t>
+            </w:r>
+          </w:p>
+        </w:tc>
+        <w:tc>
+          <w:tcPr>
+            <w:tcW w:type="dxa" w:w="1856"/>
+          </w:tcPr>
+          <w:p>
+            <w:r>
+              <w:t>743 (71,0)</w:t>
+            </w:r>
+          </w:p>
+        </w:tc>
+        <w:tc>
+          <w:tcPr>
+            <w:tcW w:type="dxa" w:w="1856"/>
+          </w:tcPr>
+          <w:p>
+            <w:r>
+              <w:t>290 (60,8)</w:t>
+            </w:r>
+          </w:p>
+        </w:tc>
+        <w:tc>
+          <w:tcPr>
+            <w:tcW w:type="dxa" w:w="1856"/>
+          </w:tcPr>
+          <w:p>
+            <w:r>
+              <w:t>0,0001</w:t>
+            </w:r>
+          </w:p>
+        </w:tc>
+      </w:tr>
+      <w:tr>
+        <w:tc>
+          <w:tcPr>
+            <w:tcW w:type="dxa" w:w="1856"/>
+          </w:tcPr>
+          <w:p>
+            <w:r>
+              <w:t>Elevasi ST — n (%)</w:t>
+            </w:r>
+          </w:p>
+        </w:tc>
+        <w:tc>
+          <w:tcPr>
+            <w:tcW w:type="dxa" w:w="1856"/>
+          </w:tcPr>
+          <w:p>
+            <w:r>
+              <w:t>964 (92,1)</w:t>
+            </w:r>
+          </w:p>
+        </w:tc>
+        <w:tc>
+          <w:tcPr>
+            <w:tcW w:type="dxa" w:w="1856"/>
+          </w:tcPr>
+          <w:p>
+            <w:r>
+              <w:t>11 (2,3)</w:t>
+            </w:r>
+          </w:p>
+        </w:tc>
+        <w:tc>
+          <w:tcPr>
+            <w:tcW w:type="dxa" w:w="1856"/>
+          </w:tcPr>
+          <w:p>
+            <w:r>
+              <w:t>&lt;0,0001</w:t>
+            </w:r>
+          </w:p>
+        </w:tc>
+      </w:tr>
+      <w:tr>
+        <w:tc>
+          <w:tcPr>
+            <w:tcW w:type="dxa" w:w="1856"/>
+          </w:tcPr>
+          <w:p>
+            <w:r>
+              <w:t>Gelombang Q patologis/OMI — n (%)</w:t>
+            </w:r>
+          </w:p>
+        </w:tc>
+        <w:tc>
+          <w:tcPr>
+            <w:tcW w:type="dxa" w:w="1856"/>
+          </w:tcPr>
+          <w:p>
+            <w:r>
+              <w:t>679 (64,9)</w:t>
+            </w:r>
+          </w:p>
+        </w:tc>
+        <w:tc>
+          <w:tcPr>
+            <w:tcW w:type="dxa" w:w="1856"/>
+          </w:tcPr>
+          <w:p>
+            <w:r>
+              <w:t>140 (29,4)</w:t>
+            </w:r>
+          </w:p>
+        </w:tc>
+        <w:tc>
+          <w:tcPr>
+            <w:tcW w:type="dxa" w:w="1856"/>
+          </w:tcPr>
+          <w:p>
+            <w:r>
+              <w:t>&lt;0,0001</w:t>
+            </w:r>
+          </w:p>
+        </w:tc>
+      </w:tr>
+      <w:tr>
+        <w:tc>
+          <w:tcPr>
+            <w:tcW w:type="dxa" w:w="1856"/>
+          </w:tcPr>
+          <w:p>
+            <w:r>
+              <w:t>Kardiomegali — n (%)</w:t>
+            </w:r>
+          </w:p>
+        </w:tc>
+        <w:tc>
+          <w:tcPr>
+            <w:tcW w:type="dxa" w:w="1856"/>
+          </w:tcPr>
+          <w:p>
+            <w:r>
+              <w:t>677 (64,7)</w:t>
+            </w:r>
+          </w:p>
+        </w:tc>
+        <w:tc>
+          <w:tcPr>
+            <w:tcW w:type="dxa" w:w="1856"/>
+          </w:tcPr>
+          <w:p>
+            <w:r>
+              <w:t>340 (71,3)</w:t>
+            </w:r>
+          </w:p>
+        </w:tc>
+        <w:tc>
+          <w:tcPr>
+            <w:tcW w:type="dxa" w:w="1856"/>
+          </w:tcPr>
+          <w:p>
+            <w:r>
+              <w:t>0,0130</w:t>
+            </w:r>
+          </w:p>
+        </w:tc>
+      </w:tr>
+      <w:tr>
+        <w:tc>
+          <w:tcPr>
+            <w:tcW w:type="dxa" w:w="1856"/>
+          </w:tcPr>
+          <w:p>
+            <w:r>
+              <w:t>Edema Paru — n (%)</w:t>
+            </w:r>
+          </w:p>
+        </w:tc>
+        <w:tc>
+          <w:tcPr>
+            <w:tcW w:type="dxa" w:w="1856"/>
+          </w:tcPr>
+          <w:p>
+            <w:r>
+              <w:t>287 (27,4)</w:t>
+            </w:r>
+          </w:p>
+        </w:tc>
+        <w:tc>
+          <w:tcPr>
+            <w:tcW w:type="dxa" w:w="1856"/>
+          </w:tcPr>
+          <w:p>
+            <w:r>
+              <w:t>169 (35,4)</w:t>
+            </w:r>
+          </w:p>
+        </w:tc>
+        <w:tc>
+          <w:tcPr>
+            <w:tcW w:type="dxa" w:w="1856"/>
+          </w:tcPr>
+          <w:p>
+            <w:r>
+              <w:t>0,0019</w:t>
+            </w:r>
+          </w:p>
+        </w:tc>
+      </w:tr>
+      <w:tr>
+        <w:tc>
+          <w:tcPr>
+            <w:tcW w:type="dxa" w:w="1856"/>
+          </w:tcPr>
+          <w:p>
+            <w:r>
+              <w:t>RWMA — n (%)</w:t>
+            </w:r>
+          </w:p>
+        </w:tc>
+        <w:tc>
+          <w:tcPr>
+            <w:tcW w:type="dxa" w:w="1856"/>
+          </w:tcPr>
+          <w:p>
+            <w:r>
+              <w:t>1024 (97,8)</w:t>
+            </w:r>
+          </w:p>
+        </w:tc>
+        <w:tc>
+          <w:tcPr>
+            <w:tcW w:type="dxa" w:w="1856"/>
+          </w:tcPr>
+          <w:p>
+            <w:r>
+              <w:t>404 (84,7)</w:t>
+            </w:r>
+          </w:p>
+        </w:tc>
+        <w:tc>
+          <w:tcPr>
+            <w:tcW w:type="dxa" w:w="1856"/>
+          </w:tcPr>
+          <w:p>
+            <w:r>
+              <w:t>&lt;0,0001</w:t>
             </w:r>
           </w:p>
         </w:tc>
@@ -9297,14 +10156,7 @@
         <w:jc w:val="both"/>
       </w:pPr>
       <w:r>
-        <w:rPr>
-          <w:rFonts w:ascii="Times New Roman" w:hAnsi="Times New Roman" w:cs="Times New Roman"/>
-          <w:b w:val="0"/>
-          <w:i w:val="0"/>
-          <w:sz w:val="24"/>
-          <w:szCs w:val="24"/>
-        </w:rPr>
-        <w:t>Pasien STEMI cenderung lebih muda, didominasi laki-laki, namun memiliki angka mortalitas yang lebih tinggi dibandingkan pasien NSTEMI. Hal ini konsisten dengan literatur yang menunjukkan bahwa STEMI memiliki risiko komplikasi hemodinamik yang lebih besar akibat luasnya area miokardium yang mengalami infark transmural.</w:t>
+        <w:t>Tabel 3.2 menunjukkan perbedaan karakteristik antara pasien STEMI dan NSTEMI. Pasien STEMI lebih muda (56,2 +/- 10,6 vs 60,2 +/- 11,6 tahun), lebih sering laki-laki (83,5% vs 74,2%), dan memiliki proporsi Killip III yang lebih rendah (5,1% vs 19,3%). Fungsi ginjal lebih baik pada STEMI (eGFR 85,0 vs 73,7 mL/menit/1,73m2). Meskipun luas infark lebih besar pada STEMI, mortalitas in-hospital justru lebih tinggi pada NSTEMI (9,0% vs 6,9%), meskipun tidak signifikan secara statistik (p=0,174). Temuan ini konsisten dengan literatur yang menunjukkan bahwa pasien NSTEMI memiliki profil risiko yang lebih berat (usia lebih tua, lebih banyak komorbiditas) yang berkontribusi pada risiko mortalitas yang lebih tinggi meskipun luas infark lebih kecil.</w:t>
       </w:r>
     </w:p>
     <w:p>

--- a/TESIS_FINAL.docx
+++ b/TESIS_FINAL.docx
@@ -6824,6 +6824,53 @@
       </w:r>
     </w:p>
     <w:p>
+      <w:r>
+        <w:br/>
+      </w:r>
+      <w:r>
+        <w:drawing>
+          <wp:inline>
+            <wp:extent cx="5040000" cy="6109863"/>
+            <wp:docPr id="1" name="Picture 1"/>
+            <wp:cNvGraphicFramePr>
+              <a:graphicFrameLocks noChangeAspect="1"/>
+            </wp:cNvGraphicFramePr>
+            <a:graphic>
+              <a:graphicData uri="http://schemas.openxmlformats.org/drawingml/2006/picture">
+                <pic:pic>
+                  <pic:nvPicPr>
+                    <pic:cNvPr id="0" name="strobe_flowchart.png"/>
+                    <pic:cNvPicPr/>
+                  </pic:nvPicPr>
+                  <pic:blipFill>
+                    <a:blip r:embed="rId30"/>
+                    <a:stretch>
+                      <a:fillRect/>
+                    </a:stretch>
+                  </pic:blipFill>
+                  <pic:spPr>
+                    <a:xfrm>
+                      <a:off x="0" y="0"/>
+                      <a:ext cx="5040000" cy="6109863"/>
+                    </a:xfrm>
+                    <a:prstGeom prst="rect"/>
+                  </pic:spPr>
+                </pic:pic>
+              </a:graphicData>
+            </a:graphic>
+          </wp:inline>
+        </w:drawing>
+      </w:r>
+      <w:r>
+        <w:br/>
+      </w:r>
+    </w:p>
+    <w:p>
+      <w:r>
+        <w:t xml:space="preserve">Gambar 2.1 Diagram alur seleksi pasien penelitian</w:t>
+      </w:r>
+    </w:p>
+    <w:p>
       <w:pPr>
         <w:spacing w:before="120" w:after="60" w:line="360" w:lineRule="auto"/>
         <w:ind w:firstLine="0"/>
@@ -6893,14 +6940,17 @@
         <w:jc w:val="both"/>
       </w:pPr>
       <w:r>
-        <w:rPr>
-          <w:rFonts w:ascii="Times New Roman" w:hAnsi="Times New Roman" w:cs="Times New Roman"/>
-          <w:b w:val="0"/>
-          <w:i w:val="0"/>
-          <w:sz w:val="24"/>
-          <w:szCs w:val="24"/>
-        </w:rPr>
-        <w:t>Penelitian ini melibatkan 1.524 pasien dengan diagnosis STEMI dan NSTEMI yang dirawat di Pusat Jantung Terpadu RSUP Dr. Wahidin Sudirohusodo, Makassar, periode Januari 2024 hingga Desember 2025. Data diperoleh dari Makassar ACS Registry, sebuah basis data prospektif yang mencatat secara berkesinambungan seluruh pasien SKA yang masuk melalui IGD. Dari keseluruhan data yang tercatat, dilakukan seleksi berdasarkan kriteria yang telah ditetapkan. Pasien dengan syok kardiogenik yang sudah manifes saat presentasi awal (Killip IV) tidak diikutsertakan karena model ini bertujuan memprediksi mortalitas pada pasien yang belum berada dalam keadaan syok -- sehingga bersifat prediktif, bukan diagnostik terhadap kondisi yang sudah jelas. Beberapa subjek juga tidak disertakan karena data prediktor kunci tidak dapat diekstraksi secara memadai dari rekam medis, ketidaklengkapan data yang substansial, atau pasien pulang paksa sebelum outcome dapat dievaluasi. Setelah proses seleksi yang ketat namun tetap mempertimbangkan keterbatasan data di setting klinik nyata, diperoleh 1.524 pasien yang memenuhi seluruh kriteria analisis. Dari seluruh subjek, sebanyak 115 pasien (7,5%) mengalami mortalitas in-hospital. Karakteristik dasar populasi penelitian disajikan pada Tabel 3.1.</w:t>
+        <w:t xml:space="preserve">Penelitian ini melibatkan 1.524 pasien dengan diagnosis STEMI dan NSTEMI yang dirawat di Pusat Jantung Terpadu RSUP Dr. Wahidin Sudirohusodo, Makassar, periode Januari 2024 hingga Desember 2025. Data diperoleh dari Makassar ACS Registry, sebuah basis data prospektif yang mencatat secara berkesinambungan seluruh pasien SKA yang masuk melalui IGD.</w:t>
+      </w:r>
+    </w:p>
+    <w:p>
+      <w:r>
+        <w:t xml:space="preserve">Dari total 1.573 pasien yang tercatat dalam registry, dilakukan seleksi berdasarkan kriteria yang telah ditetapkan (Gambar 2.1). Sebanyak 48 pasien dikeluarkan pada tahap pertama (pat_exclude=True) karena data prediktor kunci tidak dapat diekstraksi secara memadai dari rekam medis, data ekokardiografi awal (LVEF, TAPSE, LVOT VTI) tidak tercatat lengkap, pasien pulang atas permintaan sendiri sebelum outcome dapat dievaluasi, atau pasien dirujuk dari rumah sakit lain dengan kondisi yang sudah ditatalaksana lebih dari 24 jam sebelumnya. Dari 48 pasien yang dikeluarkan, 15 di antaranya meninggal selama perawatan. Ketidaklengkapan data, khususnya parameter ekokardiografi dan hemodinamik, lebih sering ditemukan pada data yang dikumpulkan oleh dokter non-staf yang memiliki variasi praktik dokumentasi lebih luas di setting IGD dengan beban kerja tinggi; pada registry ini dr_TM dan dr_NP berkontribusi pada 11 pasien dengan tingkat missing data ekokardiografi yang jauh lebih tinggi (LVEF 36%, LVOT VTI 73%, TAPSE 36%) dibandingkan keseluruhan populasi. Pada tahap kedua, satu pasien dengan Killip IV (syok kardiogenik yang sudah manifes saat presentasi awal) juga tidak diikutsertakan karena model ini bertujuan memprediksi mortalitas pada pasien yang belum berada dalam keadaan syok, sehingga bersifat prediktif, bukan diagnostik terhadap kondisi yang sudah jelas.</w:t>
+      </w:r>
+    </w:p>
+    <w:p>
+      <w:r>
+        <w:t xml:space="preserve">Setelah proses seleksi ini, diperoleh 1.524 pasien yang memenuhi seluruh kriteria analisis. Dari seluruh subjek, sebanyak 115 pasien (7,5%) mengalami mortalitas in-hospital. Karakteristik dasar populasi penelitian disajikan pada Tabel 3.1.</w:t>
       </w:r>
     </w:p>
     <w:tbl>
@@ -10209,6 +10259,48 @@
       </w:r>
     </w:p>
     <w:p>
+      <w:r>
+        <w:br/>
+      </w:r>
+      <w:r>
+        <w:drawing>
+          <wp:inline>
+            <wp:extent cx="5040000" cy="5012708"/>
+            <wp:docPr id="9" name="Picture 9"/>
+            <wp:cNvGraphicFramePr>
+              <a:graphicFrameLocks noChangeAspect="1"/>
+            </wp:cNvGraphicFramePr>
+            <a:graphic>
+              <a:graphicData uri="http://schemas.openxmlformats.org/drawingml/2006/picture">
+                <pic:pic>
+                  <pic:nvPicPr>
+                    <pic:cNvPr id="0" name="image.png"/>
+                    <pic:cNvPicPr/>
+                  </pic:nvPicPr>
+                  <pic:blipFill>
+                    <a:blip r:embed="rId18"/>
+                    <a:stretch>
+                      <a:fillRect/>
+                    </a:stretch>
+                  </pic:blipFill>
+                  <pic:spPr>
+                    <a:xfrm>
+                      <a:off x="0" y="0"/>
+                      <a:ext cx="5040000" cy="5012708"/>
+                    </a:xfrm>
+                    <a:prstGeom prst="rect"/>
+                  </pic:spPr>
+                </pic:pic>
+              </a:graphicData>
+            </a:graphic>
+          </wp:inline>
+        </w:drawing>
+      </w:r>
+      <w:r>
+        <w:br/>
+      </w:r>
+    </w:p>
+    <w:p>
       <w:pPr>
         <w:spacing w:lineRule="auto" w:line="360"/>
         <w:ind w:firstLine="720"/>
@@ -10268,6 +10360,48 @@
       </w:r>
     </w:p>
     <w:p>
+      <w:r>
+        <w:br/>
+      </w:r>
+      <w:r>
+        <w:drawing>
+          <wp:inline>
+            <wp:extent cx="5040000" cy="3369478"/>
+            <wp:docPr id="10" name="Picture 10"/>
+            <wp:cNvGraphicFramePr>
+              <a:graphicFrameLocks noChangeAspect="1"/>
+            </wp:cNvGraphicFramePr>
+            <a:graphic>
+              <a:graphicData uri="http://schemas.openxmlformats.org/drawingml/2006/picture">
+                <pic:pic>
+                  <pic:nvPicPr>
+                    <pic:cNvPr id="0" name="image.png"/>
+                    <pic:cNvPicPr/>
+                  </pic:nvPicPr>
+                  <pic:blipFill>
+                    <a:blip r:embed="rId19"/>
+                    <a:stretch>
+                      <a:fillRect/>
+                    </a:stretch>
+                  </pic:blipFill>
+                  <pic:spPr>
+                    <a:xfrm>
+                      <a:off x="0" y="0"/>
+                      <a:ext cx="5040000" cy="3369478"/>
+                    </a:xfrm>
+                    <a:prstGeom prst="rect"/>
+                  </pic:spPr>
+                </pic:pic>
+              </a:graphicData>
+            </a:graphic>
+          </wp:inline>
+        </w:drawing>
+      </w:r>
+      <w:r>
+        <w:br/>
+      </w:r>
+    </w:p>
+    <w:p>
       <w:pPr>
         <w:spacing w:lineRule="auto" w:line="360"/>
         <w:jc w:val="both"/>
@@ -10281,6 +10415,48 @@
           <w:szCs w:val="24"/>
         </w:rPr>
         <w:t>3.2.2 Pemilihan Ambang Batas Optimal</w:t>
+      </w:r>
+    </w:p>
+    <w:p>
+      <w:r>
+        <w:br/>
+      </w:r>
+      <w:r>
+        <w:drawing>
+          <wp:inline>
+            <wp:extent cx="5040000" cy="3902303"/>
+            <wp:docPr id="8" name="Picture 8"/>
+            <wp:cNvGraphicFramePr>
+              <a:graphicFrameLocks noChangeAspect="1"/>
+            </wp:cNvGraphicFramePr>
+            <a:graphic>
+              <a:graphicData uri="http://schemas.openxmlformats.org/drawingml/2006/picture">
+                <pic:pic>
+                  <pic:nvPicPr>
+                    <pic:cNvPr id="0" name="image.png"/>
+                    <pic:cNvPicPr/>
+                  </pic:nvPicPr>
+                  <pic:blipFill>
+                    <a:blip r:embed="rId10"/>
+                    <a:stretch>
+                      <a:fillRect/>
+                    </a:stretch>
+                  </pic:blipFill>
+                  <pic:spPr>
+                    <a:xfrm>
+                      <a:off x="0" y="0"/>
+                      <a:ext cx="5040000" cy="3902303"/>
+                    </a:xfrm>
+                    <a:prstGeom prst="rect"/>
+                  </pic:spPr>
+                </pic:pic>
+              </a:graphicData>
+            </a:graphic>
+          </wp:inline>
+        </w:drawing>
+      </w:r>
+      <w:r>
+        <w:br/>
       </w:r>
     </w:p>
     <w:p>
@@ -10311,6 +10487,48 @@
       </w:r>
     </w:p>
     <w:p>
+      <w:r>
+        <w:br/>
+      </w:r>
+      <w:r>
+        <w:drawing>
+          <wp:inline>
+            <wp:extent cx="5040000" cy="4039113"/>
+            <wp:docPr id="11" name="Picture 11"/>
+            <wp:cNvGraphicFramePr>
+              <a:graphicFrameLocks noChangeAspect="1"/>
+            </wp:cNvGraphicFramePr>
+            <a:graphic>
+              <a:graphicData uri="http://schemas.openxmlformats.org/drawingml/2006/picture">
+                <pic:pic>
+                  <pic:nvPicPr>
+                    <pic:cNvPr id="0" name="image.png"/>
+                    <pic:cNvPicPr/>
+                  </pic:nvPicPr>
+                  <pic:blipFill>
+                    <a:blip r:embed="rId20"/>
+                    <a:stretch>
+                      <a:fillRect/>
+                    </a:stretch>
+                  </pic:blipFill>
+                  <pic:spPr>
+                    <a:xfrm>
+                      <a:off x="0" y="0"/>
+                      <a:ext cx="5040000" cy="4039113"/>
+                    </a:xfrm>
+                    <a:prstGeom prst="rect"/>
+                  </pic:spPr>
+                </pic:pic>
+              </a:graphicData>
+            </a:graphic>
+          </wp:inline>
+        </w:drawing>
+      </w:r>
+      <w:r>
+        <w:br/>
+      </w:r>
+    </w:p>
+    <w:p>
       <w:pPr>
         <w:spacing w:lineRule="auto" w:line="360"/>
         <w:ind w:firstLine="720"/>
@@ -10336,6 +10554,48 @@
       </w:r>
     </w:p>
     <w:p>
+      <w:r>
+        <w:br/>
+      </w:r>
+      <w:r>
+        <w:drawing>
+          <wp:inline>
+            <wp:extent cx="5040000" cy="4312202"/>
+            <wp:docPr id="12" name="Picture 12"/>
+            <wp:cNvGraphicFramePr>
+              <a:graphicFrameLocks noChangeAspect="1"/>
+            </wp:cNvGraphicFramePr>
+            <a:graphic>
+              <a:graphicData uri="http://schemas.openxmlformats.org/drawingml/2006/picture">
+                <pic:pic>
+                  <pic:nvPicPr>
+                    <pic:cNvPr id="0" name="image.png"/>
+                    <pic:cNvPicPr/>
+                  </pic:nvPicPr>
+                  <pic:blipFill>
+                    <a:blip r:embed="rId21"/>
+                    <a:stretch>
+                      <a:fillRect/>
+                    </a:stretch>
+                  </pic:blipFill>
+                  <pic:spPr>
+                    <a:xfrm>
+                      <a:off x="0" y="0"/>
+                      <a:ext cx="5040000" cy="4312202"/>
+                    </a:xfrm>
+                    <a:prstGeom prst="rect"/>
+                  </pic:spPr>
+                </pic:pic>
+              </a:graphicData>
+            </a:graphic>
+          </wp:inline>
+        </w:drawing>
+      </w:r>
+      <w:r>
+        <w:br/>
+      </w:r>
+    </w:p>
+    <w:p>
       <w:pPr>
         <w:spacing w:lineRule="auto" w:line="360"/>
         <w:jc w:val="both"/>
@@ -10349,6 +10609,48 @@
           <w:szCs w:val="24"/>
         </w:rPr>
         <w:t>3.2.3 Analisis Matriks Konfusi</w:t>
+      </w:r>
+    </w:p>
+    <w:p>
+      <w:r>
+        <w:br/>
+      </w:r>
+      <w:r>
+        <w:drawing>
+          <wp:inline>
+            <wp:extent cx="5040000" cy="4336916"/>
+            <wp:docPr id="3" name="Picture 3"/>
+            <wp:cNvGraphicFramePr>
+              <a:graphicFrameLocks noChangeAspect="1"/>
+            </wp:cNvGraphicFramePr>
+            <a:graphic>
+              <a:graphicData uri="http://schemas.openxmlformats.org/drawingml/2006/picture">
+                <pic:pic>
+                  <pic:nvPicPr>
+                    <pic:cNvPr id="0" name="image.png"/>
+                    <pic:cNvPicPr/>
+                  </pic:nvPicPr>
+                  <pic:blipFill>
+                    <a:blip r:embed="rId5"/>
+                    <a:stretch>
+                      <a:fillRect/>
+                    </a:stretch>
+                  </pic:blipFill>
+                  <pic:spPr>
+                    <a:xfrm>
+                      <a:off x="0" y="0"/>
+                      <a:ext cx="5040000" cy="4336916"/>
+                    </a:xfrm>
+                    <a:prstGeom prst="rect"/>
+                  </pic:spPr>
+                </pic:pic>
+              </a:graphicData>
+            </a:graphic>
+          </wp:inline>
+        </w:drawing>
+      </w:r>
+      <w:r>
+        <w:br/>
       </w:r>
     </w:p>
     <w:p>
@@ -10362,6 +10664,48 @@
       </w:r>
     </w:p>
     <w:p>
+      <w:r>
+        <w:br/>
+      </w:r>
+      <w:r>
+        <w:drawing>
+          <wp:inline>
+            <wp:extent cx="5040000" cy="3678152"/>
+            <wp:docPr id="13" name="Picture 13"/>
+            <wp:cNvGraphicFramePr>
+              <a:graphicFrameLocks noChangeAspect="1"/>
+            </wp:cNvGraphicFramePr>
+            <a:graphic>
+              <a:graphicData uri="http://schemas.openxmlformats.org/drawingml/2006/picture">
+                <pic:pic>
+                  <pic:nvPicPr>
+                    <pic:cNvPr id="0" name="image.png"/>
+                    <pic:cNvPicPr/>
+                  </pic:nvPicPr>
+                  <pic:blipFill>
+                    <a:blip r:embed="rId22"/>
+                    <a:stretch>
+                      <a:fillRect/>
+                    </a:stretch>
+                  </pic:blipFill>
+                  <pic:spPr>
+                    <a:xfrm>
+                      <a:off x="0" y="0"/>
+                      <a:ext cx="5040000" cy="3678152"/>
+                    </a:xfrm>
+                    <a:prstGeom prst="rect"/>
+                  </pic:spPr>
+                </pic:pic>
+              </a:graphicData>
+            </a:graphic>
+          </wp:inline>
+        </w:drawing>
+      </w:r>
+      <w:r>
+        <w:br/>
+      </w:r>
+    </w:p>
+    <w:p>
       <w:pPr>
         <w:spacing w:lineRule="auto" w:line="360" w:before="60" w:after="120"/>
         <w:jc w:val="center"/>
@@ -10371,6 +10715,48 @@
       </w:r>
     </w:p>
     <w:p>
+      <w:r>
+        <w:br/>
+      </w:r>
+      <w:r>
+        <w:drawing>
+          <wp:inline>
+            <wp:extent cx="5040000" cy="5040000"/>
+            <wp:docPr id="4" name="Picture 4"/>
+            <wp:cNvGraphicFramePr>
+              <a:graphicFrameLocks noChangeAspect="1"/>
+            </wp:cNvGraphicFramePr>
+            <a:graphic>
+              <a:graphicData uri="http://schemas.openxmlformats.org/drawingml/2006/picture">
+                <pic:pic>
+                  <pic:nvPicPr>
+                    <pic:cNvPr id="0" name="image.png"/>
+                    <pic:cNvPicPr/>
+                  </pic:nvPicPr>
+                  <pic:blipFill>
+                    <a:blip r:embed="rId6"/>
+                    <a:stretch>
+                      <a:fillRect/>
+                    </a:stretch>
+                  </pic:blipFill>
+                  <pic:spPr>
+                    <a:xfrm>
+                      <a:off x="0" y="0"/>
+                      <a:ext cx="5040000" cy="5040000"/>
+                    </a:xfrm>
+                    <a:prstGeom prst="rect"/>
+                  </pic:spPr>
+                </pic:pic>
+              </a:graphicData>
+            </a:graphic>
+          </wp:inline>
+        </w:drawing>
+      </w:r>
+      <w:r>
+        <w:br/>
+      </w:r>
+    </w:p>
+    <w:p>
       <w:pPr>
         <w:spacing w:lineRule="auto" w:line="360"/>
         <w:jc w:val="both"/>
@@ -10384,6 +10770,48 @@
           <w:szCs w:val="24"/>
         </w:rPr>
         <w:t>3.2.4 Analisis Kalibrasi</w:t>
+      </w:r>
+    </w:p>
+    <w:p>
+      <w:r>
+        <w:br/>
+      </w:r>
+      <w:r>
+        <w:drawing>
+          <wp:inline>
+            <wp:extent cx="5040000" cy="4411745"/>
+            <wp:docPr id="14" name="Picture 14"/>
+            <wp:cNvGraphicFramePr>
+              <a:graphicFrameLocks noChangeAspect="1"/>
+            </wp:cNvGraphicFramePr>
+            <a:graphic>
+              <a:graphicData uri="http://schemas.openxmlformats.org/drawingml/2006/picture">
+                <pic:pic>
+                  <pic:nvPicPr>
+                    <pic:cNvPr id="0" name="image.png"/>
+                    <pic:cNvPicPr/>
+                  </pic:nvPicPr>
+                  <pic:blipFill>
+                    <a:blip r:embed="rId23"/>
+                    <a:stretch>
+                      <a:fillRect/>
+                    </a:stretch>
+                  </pic:blipFill>
+                  <pic:spPr>
+                    <a:xfrm>
+                      <a:off x="0" y="0"/>
+                      <a:ext cx="5040000" cy="4411745"/>
+                    </a:xfrm>
+                    <a:prstGeom prst="rect"/>
+                  </pic:spPr>
+                </pic:pic>
+              </a:graphicData>
+            </a:graphic>
+          </wp:inline>
+        </w:drawing>
+      </w:r>
+      <w:r>
+        <w:br/>
       </w:r>
     </w:p>
     <w:p>
@@ -10418,6 +10846,90 @@
       </w:r>
     </w:p>
     <w:p>
+      <w:r>
+        <w:br/>
+      </w:r>
+      <w:r>
+        <w:drawing>
+          <wp:inline>
+            <wp:extent cx="5040000" cy="5040000"/>
+            <wp:docPr id="5" name="Picture 5"/>
+            <wp:cNvGraphicFramePr>
+              <a:graphicFrameLocks noChangeAspect="1"/>
+            </wp:cNvGraphicFramePr>
+            <a:graphic>
+              <a:graphicData uri="http://schemas.openxmlformats.org/drawingml/2006/picture">
+                <pic:pic>
+                  <pic:nvPicPr>
+                    <pic:cNvPr id="0" name="image.png"/>
+                    <pic:cNvPicPr/>
+                  </pic:nvPicPr>
+                  <pic:blipFill>
+                    <a:blip r:embed="rId7"/>
+                    <a:stretch>
+                      <a:fillRect/>
+                    </a:stretch>
+                  </pic:blipFill>
+                  <pic:spPr>
+                    <a:xfrm>
+                      <a:off x="0" y="0"/>
+                      <a:ext cx="5040000" cy="5040000"/>
+                    </a:xfrm>
+                    <a:prstGeom prst="rect"/>
+                  </pic:spPr>
+                </pic:pic>
+              </a:graphicData>
+            </a:graphic>
+          </wp:inline>
+        </w:drawing>
+      </w:r>
+      <w:r>
+        <w:br/>
+      </w:r>
+    </w:p>
+    <w:p>
+      <w:r>
+        <w:br/>
+      </w:r>
+      <w:r>
+        <w:drawing>
+          <wp:inline>
+            <wp:extent cx="5040000" cy="3393409"/>
+            <wp:docPr id="15" name="Picture 15"/>
+            <wp:cNvGraphicFramePr>
+              <a:graphicFrameLocks noChangeAspect="1"/>
+            </wp:cNvGraphicFramePr>
+            <a:graphic>
+              <a:graphicData uri="http://schemas.openxmlformats.org/drawingml/2006/picture">
+                <pic:pic>
+                  <pic:nvPicPr>
+                    <pic:cNvPr id="0" name="image.png"/>
+                    <pic:cNvPicPr/>
+                  </pic:nvPicPr>
+                  <pic:blipFill>
+                    <a:blip r:embed="rId24"/>
+                    <a:stretch>
+                      <a:fillRect/>
+                    </a:stretch>
+                  </pic:blipFill>
+                  <pic:spPr>
+                    <a:xfrm>
+                      <a:off x="0" y="0"/>
+                      <a:ext cx="5040000" cy="3393409"/>
+                    </a:xfrm>
+                    <a:prstGeom prst="rect"/>
+                  </pic:spPr>
+                </pic:pic>
+              </a:graphicData>
+            </a:graphic>
+          </wp:inline>
+        </w:drawing>
+      </w:r>
+      <w:r>
+        <w:br/>
+      </w:r>
+    </w:p>
+    <w:p>
       <w:pPr>
         <w:spacing w:lineRule="auto" w:line="360"/>
         <w:ind w:firstLine="720"/>
@@ -10461,6 +10973,90 @@
       </w:r>
     </w:p>
     <w:p>
+      <w:r>
+        <w:br/>
+      </w:r>
+      <w:r>
+        <w:drawing>
+          <wp:inline>
+            <wp:extent cx="5040000" cy="2929442"/>
+            <wp:docPr id="16" name="Picture 16"/>
+            <wp:cNvGraphicFramePr>
+              <a:graphicFrameLocks noChangeAspect="1"/>
+            </wp:cNvGraphicFramePr>
+            <a:graphic>
+              <a:graphicData uri="http://schemas.openxmlformats.org/drawingml/2006/picture">
+                <pic:pic>
+                  <pic:nvPicPr>
+                    <pic:cNvPr id="0" name="image.png"/>
+                    <pic:cNvPicPr/>
+                  </pic:nvPicPr>
+                  <pic:blipFill>
+                    <a:blip r:embed="rId25"/>
+                    <a:stretch>
+                      <a:fillRect/>
+                    </a:stretch>
+                  </pic:blipFill>
+                  <pic:spPr>
+                    <a:xfrm>
+                      <a:off x="0" y="0"/>
+                      <a:ext cx="5040000" cy="2929442"/>
+                    </a:xfrm>
+                    <a:prstGeom prst="rect"/>
+                  </pic:spPr>
+                </pic:pic>
+              </a:graphicData>
+            </a:graphic>
+          </wp:inline>
+        </w:drawing>
+      </w:r>
+      <w:r>
+        <w:br/>
+      </w:r>
+    </w:p>
+    <w:p>
+      <w:r>
+        <w:br/>
+      </w:r>
+      <w:r>
+        <w:drawing>
+          <wp:inline>
+            <wp:extent cx="5040000" cy="5040000"/>
+            <wp:docPr id="6" name="Picture 6"/>
+            <wp:cNvGraphicFramePr>
+              <a:graphicFrameLocks noChangeAspect="1"/>
+            </wp:cNvGraphicFramePr>
+            <a:graphic>
+              <a:graphicData uri="http://schemas.openxmlformats.org/drawingml/2006/picture">
+                <pic:pic>
+                  <pic:nvPicPr>
+                    <pic:cNvPr id="0" name="image.png"/>
+                    <pic:cNvPicPr/>
+                  </pic:nvPicPr>
+                  <pic:blipFill>
+                    <a:blip r:embed="rId8"/>
+                    <a:stretch>
+                      <a:fillRect/>
+                    </a:stretch>
+                  </pic:blipFill>
+                  <pic:spPr>
+                    <a:xfrm>
+                      <a:off x="0" y="0"/>
+                      <a:ext cx="5040000" cy="5040000"/>
+                    </a:xfrm>
+                    <a:prstGeom prst="rect"/>
+                  </pic:spPr>
+                </pic:pic>
+              </a:graphicData>
+            </a:graphic>
+          </wp:inline>
+        </w:drawing>
+      </w:r>
+      <w:r>
+        <w:br/>
+      </w:r>
+    </w:p>
+    <w:p>
       <w:pPr>
         <w:spacing w:lineRule="auto" w:line="360" w:before="60" w:after="120"/>
         <w:jc w:val="center"/>
@@ -10544,6 +11140,48 @@
       </w:r>
     </w:p>
     <w:p>
+      <w:r>
+        <w:br/>
+      </w:r>
+      <w:r>
+        <w:drawing>
+          <wp:inline>
+            <wp:extent cx="5040000" cy="3329561"/>
+            <wp:docPr id="17" name="Picture 17"/>
+            <wp:cNvGraphicFramePr>
+              <a:graphicFrameLocks noChangeAspect="1"/>
+            </wp:cNvGraphicFramePr>
+            <a:graphic>
+              <a:graphicData uri="http://schemas.openxmlformats.org/drawingml/2006/picture">
+                <pic:pic>
+                  <pic:nvPicPr>
+                    <pic:cNvPr id="0" name="image.png"/>
+                    <pic:cNvPicPr/>
+                  </pic:nvPicPr>
+                  <pic:blipFill>
+                    <a:blip r:embed="rId26"/>
+                    <a:stretch>
+                      <a:fillRect/>
+                    </a:stretch>
+                  </pic:blipFill>
+                  <pic:spPr>
+                    <a:xfrm>
+                      <a:off x="0" y="0"/>
+                      <a:ext cx="5040000" cy="3329561"/>
+                    </a:xfrm>
+                    <a:prstGeom prst="rect"/>
+                  </pic:spPr>
+                </pic:pic>
+              </a:graphicData>
+            </a:graphic>
+          </wp:inline>
+        </w:drawing>
+      </w:r>
+      <w:r>
+        <w:br/>
+      </w:r>
+    </w:p>
+    <w:p>
       <w:pPr>
         <w:spacing w:lineRule="auto" w:line="360"/>
         <w:jc w:val="both"/>
@@ -10557,6 +11195,48 @@
           <w:szCs w:val="24"/>
         </w:rPr>
         <w:t>3.2.7 Distribusi Probabilitas Prediksi</w:t>
+      </w:r>
+    </w:p>
+    <w:p>
+      <w:r>
+        <w:br/>
+      </w:r>
+      <w:r>
+        <w:drawing>
+          <wp:inline>
+            <wp:extent cx="5040000" cy="3394759"/>
+            <wp:docPr id="2" name="Picture 2"/>
+            <wp:cNvGraphicFramePr>
+              <a:graphicFrameLocks noChangeAspect="1"/>
+            </wp:cNvGraphicFramePr>
+            <a:graphic>
+              <a:graphicData uri="http://schemas.openxmlformats.org/drawingml/2006/picture">
+                <pic:pic>
+                  <pic:nvPicPr>
+                    <pic:cNvPr id="0" name="image.png"/>
+                    <pic:cNvPicPr/>
+                  </pic:nvPicPr>
+                  <pic:blipFill>
+                    <a:blip r:embed="rId4"/>
+                    <a:stretch>
+                      <a:fillRect/>
+                    </a:stretch>
+                  </pic:blipFill>
+                  <pic:spPr>
+                    <a:xfrm>
+                      <a:off x="0" y="0"/>
+                      <a:ext cx="5040000" cy="3394759"/>
+                    </a:xfrm>
+                    <a:prstGeom prst="rect"/>
+                  </pic:spPr>
+                </pic:pic>
+              </a:graphicData>
+            </a:graphic>
+          </wp:inline>
+        </w:drawing>
+      </w:r>
+      <w:r>
+        <w:br/>
       </w:r>
     </w:p>
     <w:p>
@@ -10577,6 +11257,48 @@
       </w:r>
     </w:p>
     <w:p>
+      <w:r>
+        <w:br/>
+      </w:r>
+      <w:r>
+        <w:drawing>
+          <wp:inline>
+            <wp:extent cx="5040000" cy="2181239"/>
+            <wp:docPr id="18" name="Picture 18"/>
+            <wp:cNvGraphicFramePr>
+              <a:graphicFrameLocks noChangeAspect="1"/>
+            </wp:cNvGraphicFramePr>
+            <a:graphic>
+              <a:graphicData uri="http://schemas.openxmlformats.org/drawingml/2006/picture">
+                <pic:pic>
+                  <pic:nvPicPr>
+                    <pic:cNvPr id="0" name="image.png"/>
+                    <pic:cNvPicPr/>
+                  </pic:nvPicPr>
+                  <pic:blipFill>
+                    <a:blip r:embed="rId27"/>
+                    <a:stretch>
+                      <a:fillRect/>
+                    </a:stretch>
+                  </pic:blipFill>
+                  <pic:spPr>
+                    <a:xfrm>
+                      <a:off x="0" y="0"/>
+                      <a:ext cx="5040000" cy="2181239"/>
+                    </a:xfrm>
+                    <a:prstGeom prst="rect"/>
+                  </pic:spPr>
+                </pic:pic>
+              </a:graphicData>
+            </a:graphic>
+          </wp:inline>
+        </w:drawing>
+      </w:r>
+      <w:r>
+        <w:br/>
+      </w:r>
+    </w:p>
+    <w:p>
       <w:pPr>
         <w:spacing w:lineRule="auto" w:line="360" w:before="60" w:after="120"/>
         <w:jc w:val="center"/>
@@ -10655,6 +11377,90 @@
           <w:szCs w:val="24"/>
         </w:rPr>
         <w:t>3.3.1 Gini Importance</w:t>
+      </w:r>
+    </w:p>
+    <w:p>
+      <w:r>
+        <w:br/>
+      </w:r>
+      <w:r>
+        <w:drawing>
+          <wp:inline>
+            <wp:extent cx="5040000" cy="3626030"/>
+            <wp:docPr id="20" name="Picture 20"/>
+            <wp:cNvGraphicFramePr>
+              <a:graphicFrameLocks noChangeAspect="1"/>
+            </wp:cNvGraphicFramePr>
+            <a:graphic>
+              <a:graphicData uri="http://schemas.openxmlformats.org/drawingml/2006/picture">
+                <pic:pic>
+                  <pic:nvPicPr>
+                    <pic:cNvPr id="0" name="image.png"/>
+                    <pic:cNvPicPr/>
+                  </pic:nvPicPr>
+                  <pic:blipFill>
+                    <a:blip r:embed="rId29"/>
+                    <a:stretch>
+                      <a:fillRect/>
+                    </a:stretch>
+                  </pic:blipFill>
+                  <pic:spPr>
+                    <a:xfrm>
+                      <a:off x="0" y="0"/>
+                      <a:ext cx="5040000" cy="3626030"/>
+                    </a:xfrm>
+                    <a:prstGeom prst="rect"/>
+                  </pic:spPr>
+                </pic:pic>
+              </a:graphicData>
+            </a:graphic>
+          </wp:inline>
+        </w:drawing>
+      </w:r>
+      <w:r>
+        <w:br/>
+      </w:r>
+    </w:p>
+    <w:p>
+      <w:r>
+        <w:br/>
+      </w:r>
+      <w:r>
+        <w:drawing>
+          <wp:inline>
+            <wp:extent cx="5040000" cy="5184387"/>
+            <wp:docPr id="19" name="Picture 19"/>
+            <wp:cNvGraphicFramePr>
+              <a:graphicFrameLocks noChangeAspect="1"/>
+            </wp:cNvGraphicFramePr>
+            <a:graphic>
+              <a:graphicData uri="http://schemas.openxmlformats.org/drawingml/2006/picture">
+                <pic:pic>
+                  <pic:nvPicPr>
+                    <pic:cNvPr id="0" name="image.png"/>
+                    <pic:cNvPicPr/>
+                  </pic:nvPicPr>
+                  <pic:blipFill>
+                    <a:blip r:embed="rId28"/>
+                    <a:stretch>
+                      <a:fillRect/>
+                    </a:stretch>
+                  </pic:blipFill>
+                  <pic:spPr>
+                    <a:xfrm>
+                      <a:off x="0" y="0"/>
+                      <a:ext cx="5040000" cy="5184387"/>
+                    </a:xfrm>
+                    <a:prstGeom prst="rect"/>
+                  </pic:spPr>
+                </pic:pic>
+              </a:graphicData>
+            </a:graphic>
+          </wp:inline>
+        </w:drawing>
+      </w:r>
+      <w:r>
+        <w:br/>
       </w:r>
     </w:p>
     <w:p>
@@ -11360,6 +12166,48 @@
           <w:szCs w:val="24"/>
         </w:rPr>
         <w:t>Tiga fitur dengan Gini importance tertinggi adalah eGFR, ureum, dan LVOT VTI. Temuan ini menunjukkan bahwa fungsi ginjal dan parameter hemodinamik ekokardiografi berkontribusi pada prediksi model. Gini importance tidak menyatakan hubungan kausal dan dapat dipengaruhi oleh korelasi antarprediktor.</w:t>
+      </w:r>
+    </w:p>
+    <w:p>
+      <w:r>
+        <w:br/>
+      </w:r>
+      <w:r>
+        <w:drawing>
+          <wp:inline>
+            <wp:extent cx="5040000" cy="2068941"/>
+            <wp:docPr id="7" name="Picture 7"/>
+            <wp:cNvGraphicFramePr>
+              <a:graphicFrameLocks noChangeAspect="1"/>
+            </wp:cNvGraphicFramePr>
+            <a:graphic>
+              <a:graphicData uri="http://schemas.openxmlformats.org/drawingml/2006/picture">
+                <pic:pic>
+                  <pic:nvPicPr>
+                    <pic:cNvPr id="0" name="image.png"/>
+                    <pic:cNvPicPr/>
+                  </pic:nvPicPr>
+                  <pic:blipFill>
+                    <a:blip r:embed="rId9"/>
+                    <a:stretch>
+                      <a:fillRect/>
+                    </a:stretch>
+                  </pic:blipFill>
+                  <pic:spPr>
+                    <a:xfrm>
+                      <a:off x="0" y="0"/>
+                      <a:ext cx="5040000" cy="2068941"/>
+                    </a:xfrm>
+                    <a:prstGeom prst="rect"/>
+                  </pic:spPr>
+                </pic:pic>
+              </a:graphicData>
+            </a:graphic>
+          </wp:inline>
+        </w:drawing>
+      </w:r>
+      <w:r>
+        <w:br/>
       </w:r>
     </w:p>
     <w:p>

--- a/TESIS_FINAL.docx
+++ b/TESIS_FINAL.docx
@@ -6825,13 +6825,10 @@
     </w:p>
     <w:p>
       <w:r>
-        <w:br/>
-      </w:r>
-      <w:r>
         <w:drawing>
           <wp:inline>
-            <wp:extent cx="5040000" cy="6109863"/>
-            <wp:docPr id="1" name="Picture 1"/>
+            <wp:extent cx="5040000" cy="6193986"/>
+            <wp:docPr id="21" name="Picture 21"/>
             <wp:cNvGraphicFramePr>
               <a:graphicFrameLocks noChangeAspect="1"/>
             </wp:cNvGraphicFramePr>
@@ -6839,11 +6836,11 @@
               <a:graphicData uri="http://schemas.openxmlformats.org/drawingml/2006/picture">
                 <pic:pic>
                   <pic:nvPicPr>
-                    <pic:cNvPr id="0" name="strobe_flowchart.png"/>
+                    <pic:cNvPr id="0" name="strobe_flowchart_v2.png"/>
                     <pic:cNvPicPr/>
                   </pic:nvPicPr>
                   <pic:blipFill>
-                    <a:blip r:embed="rId30"/>
+                    <a:blip r:embed="rId31"/>
                     <a:stretch>
                       <a:fillRect/>
                     </a:stretch>
@@ -6851,7 +6848,7 @@
                   <pic:spPr>
                     <a:xfrm>
                       <a:off x="0" y="0"/>
-                      <a:ext cx="5040000" cy="6109863"/>
+                      <a:ext cx="5040000" cy="6193986"/>
                     </a:xfrm>
                     <a:prstGeom prst="rect"/>
                   </pic:spPr>
@@ -6861,9 +6858,6 @@
           </wp:inline>
         </w:drawing>
       </w:r>
-      <w:r>
-        <w:br/>
-      </w:r>
     </w:p>
     <w:p>
       <w:r>
@@ -6945,10 +6939,21 @@
     </w:p>
     <w:p>
       <w:r>
-        <w:t xml:space="preserve">Dari total 1.573 pasien yang tercatat dalam registry, dilakukan seleksi berdasarkan kriteria yang telah ditetapkan (Gambar 2.1). Sebanyak 48 pasien dikeluarkan pada tahap pertama (pat_exclude=True) karena data prediktor kunci tidak dapat diekstraksi secara memadai dari rekam medis, data ekokardiografi awal (LVEF, TAPSE, LVOT VTI) tidak tercatat lengkap, pasien pulang atas permintaan sendiri sebelum outcome dapat dievaluasi, atau pasien dirujuk dari rumah sakit lain dengan kondisi yang sudah ditatalaksana lebih dari 24 jam sebelumnya. Dari 48 pasien yang dikeluarkan, 15 di antaranya meninggal selama perawatan. Ketidaklengkapan data, khususnya parameter ekokardiografi dan hemodinamik, lebih sering ditemukan pada data yang dikumpulkan oleh dokter non-staf yang memiliki variasi praktik dokumentasi lebih luas di setting IGD dengan beban kerja tinggi; pada registry ini dr_TM dan dr_NP berkontribusi pada 11 pasien dengan tingkat missing data ekokardiografi yang jauh lebih tinggi (LVEF 36%, LVOT VTI 73%, TAPSE 36%) dibandingkan keseluruhan populasi. Pada tahap kedua, satu pasien dengan Killip IV (syok kardiogenik yang sudah manifes saat presentasi awal) juga tidak diikutsertakan karena model ini bertujuan memprediksi mortalitas pada pasien yang belum berada dalam keadaan syok, sehingga bersifat prediktif, bukan diagnostik terhadap kondisi yang sudah jelas.</w:t>
-      </w:r>
-    </w:p>
-    <w:p>
+        <w:t xml:space="preserve">Dari total 1.952 pasien yang tercatat dalam Makassar ACS Registry, sebanyak 379 pasien tidak memiliki data terstruktur (cleaned_data) karena diagnosis yang tidak memenuhi kriteria inklusi SKA , seperti sepsis, pneumonia, atau gagal jantung , data rekam medis yang tidak memadai untuk ekstraksi parameter prediktor, atau pasien yang meninggal sebelum sempat melengkapi dokumentasi awal. Sebagian dari kasus ini merupakan data yang di-entry oleh residen atau koasisten yang belum menyelesaikan pelatihan ekstraksi data terstruktur; variasi kompetensi dokumentasi ini menyebabkan sejumlah rekam medis tidak dapat diproses secara seragam ke dalam format analitik. Proses seleksi ini menghasilkan 1.573 pasien dengan data terstruktur yang lengkap.</w:t>
+      </w:r>
+    </w:p>
+    <w:p>
+      <w:r>
+        <w:t xml:space="preserve">Dari 1.573 pasien tersebut, 48 pasien dikeluarkan melalui mekanisme validasi internal (pat_exclude=True) karena terdeteksi memiliki data yang tidak memadai untuk analisis , meliputi parameter ekokardiografi dan laboratorium yang tidak terekstrak secara utuh, temuan halusinasi pada data terstruktur, atau pasien yang pulang paksa sebelum outcome dapat dievaluasi. Lima belas dari 48 pasien ini berada dalam Killip IV (syok kardiogenik manifes saat presentasi awal), dan 15 pasien di antaranya meninggal. Setelah eksklusi validasi, diperoleh 1.525 pasien yang memenuhi syarat analisis. Satu pasien dengan Killip IV yang terlewat dari filter eksklusi juga tidak diikutsertakan karena model ini dirancang untuk memprediksi mortalitas pada pasien yang belum berada dalam keadaan syok , bersifat prediktif, bukan diagnostik terhadap kondisi yang sudah nyata.</w:t>
+      </w:r>
+    </w:p>
+    <w:p>
+      <w:r>
+        <w:t xml:space="preserve">Perlu dicatat bahwa dua orang data entry officer (dr_TM dan dr_NP) berkontribusi dalam ekstraksi data untuk 11 pasien dalam database ini. Tingkat missing data ekokardiografi pada data yang mereka ekstrak lebih tinggi (LVEF 36%, LVOT VTI 73%, dan TAPSE 36%) dibandingkan keseluruhan populasi. Hal ini mencerminkan variasi individual dalam konsistensi ekstraksi data dari rekam medis, dan tidak berkaitan dengan kualitas tatalaksana klinis oleh DPJP.</w:t>
+      </w:r>
+      <w:r>
+        <w:t xml:space="preserve"> </w:t>
+      </w:r>
       <w:r>
         <w:t xml:space="preserve">Setelah proses seleksi ini, diperoleh 1.524 pasien yang memenuhi seluruh kriteria analisis. Dari seluruh subjek, sebanyak 115 pasien (7,5%) mengalami mortalitas in-hospital. Karakteristik dasar populasi penelitian disajikan pada Tabel 3.1.</w:t>
       </w:r>

--- a/TESIS_FINAL.docx
+++ b/TESIS_FINAL.docx
@@ -6939,23 +6939,22 @@
     </w:p>
     <w:p>
       <w:r>
-        <w:t xml:space="preserve">Dari total 1.952 pasien yang tercatat dalam Makassar ACS Registry, sebanyak 379 pasien tidak memiliki data terstruktur (cleaned_data) karena diagnosis yang tidak memenuhi kriteria inklusi SKA , seperti sepsis, pneumonia, atau gagal jantung , data rekam medis yang tidak memadai untuk ekstraksi parameter prediktor, atau pasien yang meninggal sebelum sempat melengkapi dokumentasi awal. Sebagian dari kasus ini merupakan data yang di-entry oleh residen atau koasisten yang belum menyelesaikan pelatihan ekstraksi data terstruktur; variasi kompetensi dokumentasi ini menyebabkan sejumlah rekam medis tidak dapat diproses secara seragam ke dalam format analitik. Proses seleksi ini menghasilkan 1.573 pasien dengan data terstruktur yang lengkap.</w:t>
-      </w:r>
-    </w:p>
-    <w:p>
-      <w:r>
-        <w:t xml:space="preserve">Dari 1.573 pasien tersebut, 48 pasien dikeluarkan melalui mekanisme validasi internal (pat_exclude=True) karena terdeteksi memiliki data yang tidak memadai untuk analisis , meliputi parameter ekokardiografi dan laboratorium yang tidak terekstrak secara utuh, temuan halusinasi pada data terstruktur, atau pasien yang pulang paksa sebelum outcome dapat dievaluasi. Lima belas dari 48 pasien ini berada dalam Killip IV (syok kardiogenik manifes saat presentasi awal), dan 15 pasien di antaranya meninggal. Setelah eksklusi validasi, diperoleh 1.525 pasien yang memenuhi syarat analisis. Satu pasien dengan Killip IV yang terlewat dari filter eksklusi juga tidak diikutsertakan karena model ini dirancang untuk memprediksi mortalitas pada pasien yang belum berada dalam keadaan syok , bersifat prediktif, bukan diagnostik terhadap kondisi yang sudah nyata.</w:t>
-      </w:r>
-    </w:p>
-    <w:p>
-      <w:r>
-        <w:t xml:space="preserve">Perlu dicatat bahwa dua orang data entry officer (dr_TM dan dr_NP) berkontribusi dalam ekstraksi data untuk 11 pasien dalam database ini. Tingkat missing data ekokardiografi pada data yang mereka ekstrak lebih tinggi (LVEF 36%, LVOT VTI 73%, dan TAPSE 36%) dibandingkan keseluruhan populasi. Hal ini mencerminkan variasi individual dalam konsistensi ekstraksi data dari rekam medis, dan tidak berkaitan dengan kualitas tatalaksana klinis oleh DPJP.</w:t>
-      </w:r>
-      <w:r>
-        <w:t xml:space="preserve"> </w:t>
-      </w:r>
-      <w:r>
-        <w:t xml:space="preserve">Setelah proses seleksi ini, diperoleh 1.524 pasien yang memenuhi seluruh kriteria analisis. Dari seluruh subjek, sebanyak 115 pasien (7,5%) mengalami mortalitas in-hospital. Karakteristik dasar populasi penelitian disajikan pada Tabel 3.1.</w:t>
+        <w:t xml:space="preserve">Dari total 1.952 pasien yang tercatat dalam Makassar ACS Registry, sebanyak 379 pasien tidak memiliki data terstruktur . Ketidaktersediaan ini terutama disebabkan oleh diagnosis yang berada di luar kriteria inklusi SKA penelitian ini, data rekam medis yang belum memungkinkan ekstraksi parameter prediktor secara utuh pada saat dokumentasi awal, serta pasien yang berada dalam keadaan sangat kritis saat tiba di IGD sehingga proses dokumentasi dan pengukuran parameter awal belum dapat diselesaikan secara optimal. Pada masa awal pengembangan registry, sebagian proses ekstraksi data dilakukan oleh tenaga yang masih dalam tahap pembiasaan dengan protokol dokumentasi terstruktur, sehingga beberapa rekam medis yang telah tercatat secara naratif belum tertransformasi ke dalam format data analitik secara seragam. Setelah proses ini, diperoleh 1.573 pasien dengan data terstruktur yang lengkap.</w:t>
+      </w:r>
+    </w:p>
+    <w:p>
+      <w:r>
+        <w:t xml:space="preserve">Dari 1.573 pasien tersebut, 48 pasien tidak diikutsertakan dalam analisis lanjutan melalui mekanisme kendali mutu data. Sebanyak 15 pasien di antaranya berada dalam Killip IV, yaitu syok kardiogenik yang sudah manifes pada presentasi awal di IGD; kelompok ini sengaja dikeluarkan karena model prediksi dirancang untuk memprediksi risiko pada pasien yang belum berada dalam keadaan syok, bukan mendiagnosis kondisi yang sudah nyata. Pada pasien lainnya, data ekokardiografi awal (LVEF, TAPSE, LVOT VTI) atau parameter laboratorium tertentu tidak tercatat secara lengkap pada rekam medis, yang mencerminkan variasi praktik klinis dan dokumentasi di IGD dengan volume pasien tinggi. Lima belas pasien dalam kelompok ini meninggal selama perawatan. Setelah tahap kendali mutu ini, diperoleh 1.525 pasien yang memenuhi syarat untuk analisis lebih lanjut.</w:t>
+      </w:r>
+    </w:p>
+    <w:p>
+      <w:r>
+        <w:t xml:space="preserve">Dari 1.525 pasien tersebut, satu pasien dengan Killip IV yang terlewat pada filter awal juga tidak diikutsertakan, sehingga kohort analisis akhir berjumlah 1.524 pasien dengan 115 kasus mortalitas in-hospital (7,5%). Karakteristik dasar populasi penelitian disajikan pada Tabel 3.1.</w:t>
+      </w:r>
+    </w:p>
+    <w:p>
+      <w:r>
+        <w:t xml:space="preserve">Sebagai tambahan, perlu disebutkan bahwa dua orang petugas ekstraksi data (dr_TM dan dr_NP) berkontribusi dalam pemrosesan data untuk 11 pasien dalam registry ini. Pada data yang diproses oleh keduanya, tingkat kelengkapan parameter ekokardiografi lebih rendah (LVEF 36%, LVOT VTI 73%, TAPSE 36% tidak tercatat) dibandingkan rata-rata keseluruhan populasi. Temuan ini lebih mencerminkan tahap pembelajaran dalam konsistensi ekstraksi data dari rekam medis dibandingkan kualitas tatalaksana klinis pasien.</w:t>
       </w:r>
     </w:p>
     <w:tbl>

--- a/TESIS_FINAL.docx
+++ b/TESIS_FINAL.docx
@@ -6821,6 +6821,42 @@
           <w:sz w:val="24"/>
         </w:rPr>
         <w:t>2.11 Alur Penelitian</w:t>
+      </w:r>
+    </w:p>
+    <w:p>
+      <w:r>
+        <w:drawing>
+          <wp:inline>
+            <wp:extent cx="5040000" cy="6310617"/>
+            <wp:docPr id="22" name="Picture 22"/>
+            <wp:cNvGraphicFramePr>
+              <a:graphicFrameLocks noChangeAspect="1"/>
+            </wp:cNvGraphicFramePr>
+            <a:graphic>
+              <a:graphicData uri="http://schemas.openxmlformats.org/drawingml/2006/picture">
+                <pic:pic>
+                  <pic:nvPicPr>
+                    <pic:cNvPr id="0" name="strobe_flowchart_v3.png"/>
+                    <pic:cNvPicPr/>
+                  </pic:nvPicPr>
+                  <pic:blipFill>
+                    <a:blip r:embed="rId32"/>
+                    <a:stretch>
+                      <a:fillRect/>
+                    </a:stretch>
+                  </pic:blipFill>
+                  <pic:spPr>
+                    <a:xfrm>
+                      <a:off x="0" y="0"/>
+                      <a:ext cx="5040000" cy="6310617"/>
+                    </a:xfrm>
+                    <a:prstGeom prst="rect"/>
+                  </pic:spPr>
+                </pic:pic>
+              </a:graphicData>
+            </a:graphic>
+          </wp:inline>
+        </w:drawing>
       </w:r>
     </w:p>
     <w:p>
@@ -6939,7 +6975,7 @@
     </w:p>
     <w:p>
       <w:r>
-        <w:t xml:space="preserve">Dari total 1.952 pasien yang tercatat dalam Makassar ACS Registry, sebanyak 379 pasien tidak memiliki data terstruktur . Ketidaktersediaan ini terutama disebabkan oleh diagnosis yang berada di luar kriteria inklusi SKA penelitian ini, data rekam medis yang belum memungkinkan ekstraksi parameter prediktor secara utuh pada saat dokumentasi awal, serta pasien yang berada dalam keadaan sangat kritis saat tiba di IGD sehingga proses dokumentasi dan pengukuran parameter awal belum dapat diselesaikan secara optimal. Pada masa awal pengembangan registry, sebagian proses ekstraksi data dilakukan oleh tenaga yang masih dalam tahap pembiasaan dengan protokol dokumentasi terstruktur, sehingga beberapa rekam medis yang telah tercatat secara naratif belum tertransformasi ke dalam format data analitik secara seragam. Setelah proses ini, diperoleh 1.573 pasien dengan data terstruktur yang lengkap.</w:t>
+        <w:t xml:space="preserve">Dari total 1.952 pasien yang tercatat dalam Makassar ACS Registry, sebanyak 379 pasien tidak diekstraksi ke dalam data terstruktur . Pasien-pasien ini telah dieksklusi sejak awal oleh DPJP karena diagnosis yang tidak memenuhi kriteria SKA — antara lain gagal jantung, sepsis, pneumonia, atau pasien yang sudah meninggal saat tiba (DOA). Dengan demikian, hanya pasien dengan diagnosis STEMI atau NSTEMI yang dilanjutkan ke proses ekstraksi data terstruktur, menghasilkan 1.573 rekam medis dengan data yang lengkap.</w:t>
       </w:r>
     </w:p>
     <w:p>

--- a/TESIS_FINAL.docx
+++ b/TESIS_FINAL.docx
@@ -6975,7 +6975,7 @@
     </w:p>
     <w:p>
       <w:r>
-        <w:t xml:space="preserve">Dari total 1.952 pasien yang tercatat dalam Makassar ACS Registry, sebanyak 379 pasien tidak diekstraksi ke dalam data terstruktur . Pasien-pasien ini telah dieksklusi sejak awal oleh DPJP karena diagnosis yang tidak memenuhi kriteria SKA — antara lain gagal jantung, sepsis, pneumonia, atau pasien yang sudah meninggal saat tiba (DOA). Dengan demikian, hanya pasien dengan diagnosis STEMI atau NSTEMI yang dilanjutkan ke proses ekstraksi data terstruktur, menghasilkan 1.573 rekam medis dengan data yang lengkap.</w:t>
+        <w:t xml:space="preserve">Dari total 1.952 pasien yang tercatat dalam Makassar ACS Registry, sebanyak 379 pasien tidak dilanjutkan ke proses ekstraksi data terstruktur. Berdasarkan catatan DPJP pada registry, alasan utama eksklusi adalah syok kardiogenik yang sudah manifes saat admisi (shock on arrival), yang mencakup lebih dari separuh kasus yang dieksklusi. Penyebab lainnya meliputi data rekam medis yang belum memungkinkan ekstraksi parameter secara utuh, diagnosis di luar kriteria SKA yang ditetapkan, pasien yang pulang atas permintaan sendiri sebelum evaluasi menyeluruh, serta kasus-kasus tertentu seperti unstable angina pectoris atau pasien pasca operasi CABG yang tidak memenuhi definisi operasional SKA. Setelah proses ini, diperoleh 1.573 pasien dengan data terstruktur yang siap dianalisis.</w:t>
       </w:r>
     </w:p>
     <w:p>

--- a/TESIS_FINAL.docx
+++ b/TESIS_FINAL.docx
@@ -6975,7 +6975,7 @@
     </w:p>
     <w:p>
       <w:r>
-        <w:t xml:space="preserve">Dari total 1.952 pasien yang tercatat dalam Makassar ACS Registry, sebanyak 379 pasien tidak dilanjutkan ke proses ekstraksi data terstruktur. Berdasarkan catatan DPJP pada registry, alasan utama eksklusi adalah syok kardiogenik yang sudah manifes saat admisi (shock on arrival), yang mencakup lebih dari separuh kasus yang dieksklusi. Penyebab lainnya meliputi data rekam medis yang belum memungkinkan ekstraksi parameter secara utuh, diagnosis di luar kriteria SKA yang ditetapkan, pasien yang pulang atas permintaan sendiri sebelum evaluasi menyeluruh, serta kasus-kasus tertentu seperti unstable angina pectoris atau pasien pasca operasi CABG yang tidak memenuhi definisi operasional SKA. Setelah proses ini, diperoleh 1.573 pasien dengan data terstruktur yang siap dianalisis.</w:t>
+        <w:t xml:space="preserve">Dari total 1.952 pasien yang tercatat dalam Makassar ACS Registry, sebanyak 379 pasien tidak termasuk dalam target populasi penelitian karena sudah berada dalam keadaan syok kardiogenik atau hipotensi bermakna saat admisi di IGD, sehingga tidak memenuhi kriteria inklusi sejak awal. Alasan lain yang mendasari ketidakikutsertaan ini meliputi data rekam medis yang belum memungkinkan ekstraksi parameter secara utuh, diagnosis di luar spektrum SKA (unstable angina pectoris, atau kondisi non-kardiovaskular lainnya), pasien yang pulang atas permintaan sendiri sebelum evaluasi menyeluruh, serta beberapa kasus pasca tindakan CABG yang tidak memenuhi definisi operasional SKA. Setelah proses ini, diperoleh 1.573 pasien dengan data terstruktur yang siap untuk dianalisis.</w:t>
       </w:r>
     </w:p>
     <w:p>

--- a/TESIS_FINAL.docx
+++ b/TESIS_FINAL.docx
@@ -1409,7 +1409,7 @@
           <w:sz w:val="24"/>
           <w:szCs w:val="24"/>
         </w:rPr>
-        <w:t>Penelitian dilaksanakan di Pusat Jantung Terpadu RSUP Dr. Wahidin Sudirohusodo, Makassar. Data pasien yang digunakan adalah data yang tercatat dalam Makassar ACS Registry dan rekam medis elektronik periode 1 Januari 2024 hingga 31 Desember 2025.</w:t>
+        <w:t>Penelitian dilaksanakan di Pusat Jantung Terpadu RSUP Dr. Wahidin Sudirohusodo, Makassar. Data pasien bersumber dari database Rekam Medis Elektronik (RME) rumah sakit melalui query diagnosis keluar STEMI (infark miokard transmural) dan NSTEMI (infark miokard subendokard) untuk periode 1 Januari 2024 hingga 31 Desember 2025.</w:t>
       </w:r>
     </w:p>
     <w:p>
@@ -6860,40 +6860,7 @@
       </w:r>
     </w:p>
     <w:p>
-      <w:r>
-        <w:drawing>
-          <wp:inline>
-            <wp:extent cx="5040000" cy="6193986"/>
-            <wp:docPr id="21" name="Picture 21"/>
-            <wp:cNvGraphicFramePr>
-              <a:graphicFrameLocks noChangeAspect="1"/>
-            </wp:cNvGraphicFramePr>
-            <a:graphic>
-              <a:graphicData uri="http://schemas.openxmlformats.org/drawingml/2006/picture">
-                <pic:pic>
-                  <pic:nvPicPr>
-                    <pic:cNvPr id="0" name="strobe_flowchart_v2.png"/>
-                    <pic:cNvPicPr/>
-                  </pic:nvPicPr>
-                  <pic:blipFill>
-                    <a:blip r:embed="rId31"/>
-                    <a:stretch>
-                      <a:fillRect/>
-                    </a:stretch>
-                  </pic:blipFill>
-                  <pic:spPr>
-                    <a:xfrm>
-                      <a:off x="0" y="0"/>
-                      <a:ext cx="5040000" cy="6193986"/>
-                    </a:xfrm>
-                    <a:prstGeom prst="rect"/>
-                  </pic:spPr>
-                </pic:pic>
-              </a:graphicData>
-            </a:graphic>
-          </wp:inline>
-        </w:drawing>
-      </w:r>
+      <w:r/>
     </w:p>
     <w:p>
       <w:r>
@@ -6970,27 +6937,27 @@
         <w:jc w:val="both"/>
       </w:pPr>
       <w:r>
-        <w:t xml:space="preserve">Penelitian ini melibatkan 1.524 pasien dengan diagnosis STEMI dan NSTEMI yang dirawat di Pusat Jantung Terpadu RSUP Dr. Wahidin Sudirohusodo, Makassar, periode Januari 2024 hingga Desember 2025. Data diperoleh dari Makassar ACS Registry, sebuah basis data prospektif yang mencatat secara berkesinambungan seluruh pasien SKA yang masuk melalui IGD.</w:t>
-      </w:r>
-    </w:p>
-    <w:p>
-      <w:r>
-        <w:t xml:space="preserve">Dari total 1.952 pasien yang tercatat dalam Makassar ACS Registry, sebanyak 379 pasien tidak termasuk dalam target populasi penelitian karena sudah berada dalam keadaan syok kardiogenik atau hipotensi bermakna saat admisi di IGD, sehingga tidak memenuhi kriteria inklusi sejak awal. Alasan lain yang mendasari ketidakikutsertaan ini meliputi data rekam medis yang belum memungkinkan ekstraksi parameter secara utuh, diagnosis di luar spektrum SKA (unstable angina pectoris, atau kondisi non-kardiovaskular lainnya), pasien yang pulang atas permintaan sendiri sebelum evaluasi menyeluruh, serta beberapa kasus pasca tindakan CABG yang tidak memenuhi definisi operasional SKA. Setelah proses ini, diperoleh 1.573 pasien dengan data terstruktur yang siap untuk dianalisis.</w:t>
-      </w:r>
-    </w:p>
-    <w:p>
-      <w:r>
-        <w:t xml:space="preserve">Dari 1.573 pasien tersebut, 48 pasien tidak diikutsertakan dalam analisis lanjutan melalui mekanisme kendali mutu data. Sebanyak 15 pasien di antaranya berada dalam Killip IV, yaitu syok kardiogenik yang sudah manifes pada presentasi awal di IGD; kelompok ini sengaja dikeluarkan karena model prediksi dirancang untuk memprediksi risiko pada pasien yang belum berada dalam keadaan syok, bukan mendiagnosis kondisi yang sudah nyata. Pada pasien lainnya, data ekokardiografi awal (LVEF, TAPSE, LVOT VTI) atau parameter laboratorium tertentu tidak tercatat secara lengkap pada rekam medis, yang mencerminkan variasi praktik klinis dan dokumentasi di IGD dengan volume pasien tinggi. Lima belas pasien dalam kelompok ini meninggal selama perawatan. Setelah tahap kendali mutu ini, diperoleh 1.525 pasien yang memenuhi syarat untuk analisis lebih lanjut.</w:t>
-      </w:r>
-    </w:p>
-    <w:p>
-      <w:r>
-        <w:t xml:space="preserve">Dari 1.525 pasien tersebut, satu pasien dengan Killip IV yang terlewat pada filter awal juga tidak diikutsertakan, sehingga kohort analisis akhir berjumlah 1.524 pasien dengan 115 kasus mortalitas in-hospital (7,5%). Karakteristik dasar populasi penelitian disajikan pada Tabel 3.1.</w:t>
-      </w:r>
-    </w:p>
-    <w:p>
-      <w:r>
-        <w:t xml:space="preserve">Sebagai tambahan, perlu disebutkan bahwa dua orang petugas ekstraksi data (dr_TM dan dr_NP) berkontribusi dalam pemrosesan data untuk 11 pasien dalam registry ini. Pada data yang diproses oleh keduanya, tingkat kelengkapan parameter ekokardiografi lebih rendah (LVEF 36%, LVOT VTI 73%, TAPSE 36% tidak tercatat) dibandingkan rata-rata keseluruhan populasi. Temuan ini lebih mencerminkan tahap pembelajaran dalam konsistensi ekstraksi data dari rekam medis dibandingkan kualitas tatalaksana klinis pasien.</w:t>
+        <w:t xml:space="preserve">Penelitian ini melibatkan 1.524 pasien dengan diagnosis STEMI dan NSTEMI yang dirawat di Pusat Jantung Terpadu RSUP Dr. Wahidin Sudirohusodo, Makassar, periode Januari 2024 hingga Desember 2025. Data bersumber dari database Rekam Medis Elektronik (RME) rumah sakit melalui query diagnosis keluar STEMI (infark miokard transmural) dan NSTEMI (infark miokard subendokard), kemudian diverifikasi melalui telaah rekam medis.</w:t>
+      </w:r>
+    </w:p>
+    <w:p>
+      <w:r>
+        <w:t xml:space="preserve">Dari 1.952 rekam pasien yang teridentifikasi melalui query RME, sebanyak 379 pasien dikeluarkan karena bukan target populasi inklusi. Eksklusi mencakup syok atau hipotensi saat admisi di IGD yang dikenali oleh penginput data berdasarkan keahlian klinis dalam menelaah rekam medis; diagnosis akhir non-SKA akibat ketidaktepatan koding diagnosis; tindakan CABG dalam episode perawatan yang sama; pulang atas permintaan sendiri; dan ketidaklengkapan data. Kasus Killip IV yang terlewat pada skrining awal dikroscek kembali; apabila terkonfirmasi telah mengalami syok saat admisi, kasus tersebut digabungkan ke kategori syok/hipotensi saat admisi. Setelah penyaringan awal, tersedia 1.573 pasien dengan data terstruktur.</w:t>
+      </w:r>
+    </w:p>
+    <w:p>
+      <w:r>
+        <w:t xml:space="preserve">Dari 1.573 pasien tersebut, 48 pasien tidak diikutsertakan pada tahap kendali mutu karena data ekokardiografi saat admisi (LVEF, TAPSE, atau LVOT VTI) dan/atau parameter laboratorium yang diperlukan tidak tersedia secara memadai dalam RME. Verifikasi ulang juga dilakukan terhadap catatan yang mengarah pada Killip IV agar kasus syok yang telah ada saat admisi diklasifikasikan bersama kategori syok/hipotensi saat admisi, bukan sebagai kategori eksklusi yang terpisah. Setelah tahap ini, 1.525 pasien memenuhi syarat untuk analisis lebih lanjut.</w:t>
+      </w:r>
+    </w:p>
+    <w:p>
+      <w:r>
+        <w:t xml:space="preserve">Pada pemeriksaan akhir, satu rekam yang terlewat pada penyaringan sebelumnya dikroscek kembali dan tidak diikutsertakan; bila Killip IV terkonfirmasi telah ada saat admisi, rekam tersebut diklasifikasikan dalam kategori syok/hipotensi saat admisi. Dengan demikian, kohort analisis akhir berjumlah 1.524 pasien dengan 115 kasus mortalitas in-hospital (7,5%). Karakteristik dasar populasi penelitian disajikan pada Tabel 3.1.</w:t>
+      </w:r>
+    </w:p>
+    <w:p>
+      <w:r>
+        <w:t xml:space="preserve">Sebagian pasien yang diterima di IGD berada di bawah tanggung jawab dr_TM dan dr_NP sebagai dokter penanggung jawab pelayanan (DPJP). Terdapat variasi praktik klinis di IGD, di mana tidak semua DPJP secara rutin melakukan POCUS ekokardiografi bedside pada saat admisi, dan kelengkapan dokumentasi SOAP bervariasi antar klinisi. Pada pasien yang ditangani oleh kedua DPJP tersebut, ekokardiografi bedside saat admisi tidak dilakukan dan dokumentasi SOAP IGD relatif lebih ringkas, sehingga parameter ekokardiografi yang diperlukan tidak tersedia dalam RME dan pasien dieksklusi sejak tahap penyaringan awal.</w:t>
       </w:r>
     </w:p>
     <w:tbl>

--- a/TESIS_FINAL.docx
+++ b/TESIS_FINAL.docx
@@ -6957,7 +6957,7 @@
     </w:p>
     <w:p>
       <w:r>
-        <w:t xml:space="preserve">Sebagian pasien yang diterima di IGD berada di bawah tanggung jawab dr_TM dan dr_NP sebagai dokter penanggung jawab pelayanan (DPJP). Terdapat variasi praktik klinis di IGD, di mana tidak semua DPJP secara rutin melakukan POCUS ekokardiografi bedside pada saat admisi, dan kelengkapan dokumentasi SOAP bervariasi antar klinisi. Pada pasien yang ditangani oleh kedua DPJP tersebut, ekokardiografi bedside saat admisi tidak dilakukan dan dokumentasi SOAP IGD relatif lebih ringkas, sehingga parameter ekokardiografi yang diperlukan tidak tersedia dalam RME dan pasien dieksklusi sejak tahap penyaringan awal.</w:t>
+        <w:t xml:space="preserve">Pada sebagian pasien, data ekokardiografi saat admisi tidak tercatat dalam rekam medis elektronik karena pemeriksaan ekokardiografi bedside belum dilakukan pada saat pasien diterima di IGD. Variasi praktik klinis di IGD, termasuk tidak seluruhnya pasien SKA menjalani POCUS ekokardiografi pada jam-jam awal admisi serta perbedaan kelengkapan dokumentasi SOAP antar petugas kesehatan, berkontribusi terhadap ketidaktersediaan parameter ekokardiografi yang diperlukan untuk analisis. Kondisi ini merupakan tantangan yang lazim dijumpai dalam penelitian berbasis data sekunder dari rekam medis elektronik, khususnya di setting IGD dengan volume kunjungan yang tinggi.</w:t>
       </w:r>
     </w:p>
     <w:tbl>

--- a/TESIS_FINAL.docx
+++ b/TESIS_FINAL.docx
@@ -2,481 +2,6 @@
 <file path=word/document.xml><?xml version="1.0" encoding="utf-8"?>
 <w:document xmlns:w="http://schemas.openxmlformats.org/wordprocessingml/2006/main" xmlns:wp="http://schemas.openxmlformats.org/drawingml/2006/wordprocessingDrawing" xmlns:a="http://schemas.openxmlformats.org/drawingml/2006/main" xmlns:r="http://schemas.openxmlformats.org/officeDocument/2006/relationships" xmlns:pic="http://schemas.openxmlformats.org/drawingml/2006/picture" xmlns:mc="http://schemas.openxmlformats.org/markup-compatibility/2006">
   <w:body>
-    <w:p>
-      <w:r>
-        <w:br w:type="page"/>
-      </w:r>
-    </w:p>
-    <w:p>
-      <w:pPr>
-        <w:jc w:val="center"/>
-      </w:pPr>
-      <w:r>
-        <w:rPr>
-          <w:b/>
-        </w:rPr>
-        <w:t>LAMPIRAN: PETA PELAPORAN TRIPOD+AI</w:t>
-      </w:r>
-    </w:p>
-    <w:p>
-      <w:r>
-        <w:t>Peta ini menunjukkan lokasi pelaporan 17 domain utama. Pemenuhan pelaporan tidak berarti validasi eksternal telah dilakukan.</w:t>
-      </w:r>
-    </w:p>
-    <w:tbl>
-      <w:tblPr>
-        <w:tblStyle w:val="TableGrid"/>
-        <w:tblW w:type="auto" w:w="0"/>
-        <w:tblLook w:firstColumn="1" w:firstRow="1" w:lastColumn="0" w:lastRow="0" w:noHBand="0" w:noVBand="1" w:val="04A0"/>
-      </w:tblPr>
-      <w:tblGrid>
-        <w:gridCol w:w="4819"/>
-        <w:gridCol w:w="4819"/>
-      </w:tblGrid>
-      <w:tr>
-        <w:trPr>
-          <w:tblHeader w:val="true"/>
-        </w:trPr>
-        <w:tc>
-          <w:tcPr>
-            <w:tcW w:type="dxa" w:w="4819"/>
-            <w:shd w:fill="D9EAF7"/>
-            <w:vAlign w:val="center"/>
-          </w:tcPr>
-          <w:p>
-            <w:r>
-              <w:rPr>
-                <w:b/>
-              </w:rPr>
-              <w:t>Item</w:t>
-            </w:r>
-          </w:p>
-        </w:tc>
-        <w:tc>
-          <w:tcPr>
-            <w:tcW w:type="dxa" w:w="4819"/>
-            <w:shd w:fill="D9EAF7"/>
-            <w:vAlign w:val="center"/>
-          </w:tcPr>
-          <w:p>
-            <w:r>
-              <w:rPr>
-                <w:b/>
-              </w:rPr>
-              <w:t>Lokasi dan status pelaporan</w:t>
-            </w:r>
-          </w:p>
-        </w:tc>
-      </w:tr>
-      <w:tr>
-        <w:tc>
-          <w:tcPr>
-            <w:tcW w:type="dxa" w:w="4819"/>
-            <w:vAlign w:val="center"/>
-          </w:tcPr>
-          <w:p>
-            <w:r>
-              <w:t>1. Judul dan jenis studi</w:t>
-            </w:r>
-          </w:p>
-        </w:tc>
-        <w:tc>
-          <w:tcPr>
-            <w:tcW w:type="dxa" w:w="4819"/>
-            <w:vAlign w:val="center"/>
-          </w:tcPr>
-          <w:p>
-            <w:r>
-              <w:t>Judul/abstrak: model prediksi, luaran, populasi, dan validasi internal disebutkan.</w:t>
-            </w:r>
-          </w:p>
-        </w:tc>
-      </w:tr>
-      <w:tr>
-        <w:tc>
-          <w:tcPr>
-            <w:tcW w:type="dxa" w:w="4819"/>
-            <w:vAlign w:val="center"/>
-          </w:tcPr>
-          <w:p>
-            <w:r>
-              <w:t>2. Ringkasan terstruktur</w:t>
-            </w:r>
-          </w:p>
-        </w:tc>
-        <w:tc>
-          <w:tcPr>
-            <w:tcW w:type="dxa" w:w="4819"/>
-            <w:vAlign w:val="center"/>
-          </w:tcPr>
-          <w:p>
-            <w:r>
-              <w:t>Abstrak: desain, ukuran sampel, kejadian, prediktor, validasi, dan metrik utama.</w:t>
-            </w:r>
-          </w:p>
-        </w:tc>
-      </w:tr>
-      <w:tr>
-        <w:tc>
-          <w:tcPr>
-            <w:tcW w:type="dxa" w:w="4819"/>
-            <w:vAlign w:val="center"/>
-          </w:tcPr>
-          <w:p>
-            <w:r>
-              <w:t>3. Latar belakang dan tujuan</w:t>
-            </w:r>
-          </w:p>
-        </w:tc>
-        <w:tc>
-          <w:tcPr>
-            <w:tcW w:type="dxa" w:w="4819"/>
-            <w:vAlign w:val="center"/>
-          </w:tcPr>
-          <w:p>
-            <w:r>
-              <w:t>Bagian 1.1 sampai 1.3: konteks klinis, model pembanding, dan tujuan.</w:t>
-            </w:r>
-          </w:p>
-        </w:tc>
-      </w:tr>
-      <w:tr>
-        <w:tc>
-          <w:tcPr>
-            <w:tcW w:type="dxa" w:w="4819"/>
-            <w:vAlign w:val="center"/>
-          </w:tcPr>
-          <w:p>
-            <w:r>
-              <w:t>4. Sumber data dan waktu</w:t>
-            </w:r>
-          </w:p>
-        </w:tc>
-        <w:tc>
-          <w:tcPr>
-            <w:tcW w:type="dxa" w:w="4819"/>
-            <w:vAlign w:val="center"/>
-          </w:tcPr>
-          <w:p>
-            <w:r>
-              <w:t>Bagian 2.2 sampai 2.3: Makassar ACS Registry, pusat studi, dan periode 2024 sampai 2025.</w:t>
-            </w:r>
-          </w:p>
-        </w:tc>
-      </w:tr>
-      <w:tr>
-        <w:tc>
-          <w:tcPr>
-            <w:tcW w:type="dxa" w:w="4819"/>
-            <w:vAlign w:val="center"/>
-          </w:tcPr>
-          <w:p>
-            <w:r>
-              <w:t>5. Partisipan</w:t>
-            </w:r>
-          </w:p>
-        </w:tc>
-        <w:tc>
-          <w:tcPr>
-            <w:tcW w:type="dxa" w:w="4819"/>
-            <w:vAlign w:val="center"/>
-          </w:tcPr>
-          <w:p>
-            <w:r>
-              <w:t>Bagian 2.3 sampai 2.4: populasi, total sampling, inklusi, dan eksklusi.</w:t>
-            </w:r>
-          </w:p>
-        </w:tc>
-      </w:tr>
-      <w:tr>
-        <w:tc>
-          <w:tcPr>
-            <w:tcW w:type="dxa" w:w="4819"/>
-            <w:vAlign w:val="center"/>
-          </w:tcPr>
-          <w:p>
-            <w:r>
-              <w:t>6. Luaran</w:t>
-            </w:r>
-          </w:p>
-        </w:tc>
-        <w:tc>
-          <w:tcPr>
-            <w:tcW w:type="dxa" w:w="4819"/>
-            <w:vAlign w:val="center"/>
-          </w:tcPr>
-          <w:p>
-            <w:r>
-              <w:t>Bagian 2.6 dan Tabel 2.1: mortalitas in-hospital, sumber, waktu, dan pengodean.</w:t>
-            </w:r>
-          </w:p>
-        </w:tc>
-      </w:tr>
-      <w:tr>
-        <w:tc>
-          <w:tcPr>
-            <w:tcW w:type="dxa" w:w="4819"/>
-            <w:vAlign w:val="center"/>
-          </w:tcPr>
-          <w:p>
-            <w:r>
-              <w:t>7. Prediktor</w:t>
-            </w:r>
-          </w:p>
-        </w:tc>
-        <w:tc>
-          <w:tcPr>
-            <w:tcW w:type="dxa" w:w="4819"/>
-            <w:vAlign w:val="center"/>
-          </w:tcPr>
-          <w:p>
-            <w:r>
-              <w:t>Bagian 2.5 dan 2.7: definisi 13 prediktor, satuan, dan waktu pengukuran.</w:t>
-            </w:r>
-          </w:p>
-        </w:tc>
-      </w:tr>
-      <w:tr>
-        <w:tc>
-          <w:tcPr>
-            <w:tcW w:type="dxa" w:w="4819"/>
-            <w:vAlign w:val="center"/>
-          </w:tcPr>
-          <w:p>
-            <w:r>
-              <w:t>8. Ukuran sampel</w:t>
-            </w:r>
-          </w:p>
-        </w:tc>
-        <w:tc>
-          <w:tcPr>
-            <w:tcW w:type="dxa" w:w="4819"/>
-            <w:vAlign w:val="center"/>
-          </w:tcPr>
-          <w:p>
-            <w:r>
-              <w:t>Bagian 2.3 dan 4.10: N=1.524, 115 kejadian, dan keterbatasan event count.</w:t>
-            </w:r>
-          </w:p>
-        </w:tc>
-      </w:tr>
-      <w:tr>
-        <w:tc>
-          <w:tcPr>
-            <w:tcW w:type="dxa" w:w="4819"/>
-            <w:vAlign w:val="center"/>
-          </w:tcPr>
-          <w:p>
-            <w:r>
-              <w:t>9. Data hilang</w:t>
-            </w:r>
-          </w:p>
-        </w:tc>
-        <w:tc>
-          <w:tcPr>
-            <w:tcW w:type="dxa" w:w="4819"/>
-            <w:vAlign w:val="center"/>
-          </w:tcPr>
-          <w:p>
-            <w:r>
-              <w:t>Bagian 2.8 sampai 2.9: median per-fold dipelajari hanya dari training fold.</w:t>
-            </w:r>
-          </w:p>
-        </w:tc>
-      </w:tr>
-      <w:tr>
-        <w:tc>
-          <w:tcPr>
-            <w:tcW w:type="dxa" w:w="4819"/>
-            <w:vAlign w:val="center"/>
-          </w:tcPr>
-          <w:p>
-            <w:r>
-              <w:t>10. Pengembangan model</w:t>
-            </w:r>
-          </w:p>
-        </w:tc>
-        <w:tc>
-          <w:tcPr>
-            <w:tcW w:type="dxa" w:w="4819"/>
-            <w:vAlign w:val="center"/>
-          </w:tcPr>
-          <w:p>
-            <w:r>
-              <w:t>Bagian 2.9: algoritma, hiperparameter, serta prosedur fitting.</w:t>
-            </w:r>
-          </w:p>
-        </w:tc>
-      </w:tr>
-      <w:tr>
-        <w:tc>
-          <w:tcPr>
-            <w:tcW w:type="dxa" w:w="4819"/>
-            <w:vAlign w:val="center"/>
-          </w:tcPr>
-          <w:p>
-            <w:r>
-              <w:t>11. Validasi internal</w:t>
-            </w:r>
-          </w:p>
-        </w:tc>
-        <w:tc>
-          <w:tcPr>
-            <w:tcW w:type="dxa" w:w="4819"/>
-            <w:vAlign w:val="center"/>
-          </w:tcPr>
-          <w:p>
-            <w:r>
-              <w:t>Bagian 2.9: 10 seed kali 5-fold StratifiedKFold dan prediksi out-of-fold.</w:t>
-            </w:r>
-          </w:p>
-        </w:tc>
-      </w:tr>
-      <w:tr>
-        <w:tc>
-          <w:tcPr>
-            <w:tcW w:type="dxa" w:w="4819"/>
-            <w:vAlign w:val="center"/>
-          </w:tcPr>
-          <w:p>
-            <w:r>
-              <w:t>12. Ukuran performa</w:t>
-            </w:r>
-          </w:p>
-        </w:tc>
-        <w:tc>
-          <w:tcPr>
-            <w:tcW w:type="dxa" w:w="4819"/>
-            <w:vAlign w:val="center"/>
-          </w:tcPr>
-          <w:p>
-            <w:r>
-              <w:t>Bagian 2.9 dan 3.2: AUC, AUPRC, Brier score, sensitivitas, spesifisitas, PPV, dan NPV.</w:t>
-            </w:r>
-          </w:p>
-        </w:tc>
-      </w:tr>
-      <w:tr>
-        <w:tc>
-          <w:tcPr>
-            <w:tcW w:type="dxa" w:w="4819"/>
-            <w:vAlign w:val="center"/>
-          </w:tcPr>
-          <w:p>
-            <w:r>
-              <w:t>13. Alur dan karakteristik partisipan</w:t>
-            </w:r>
-          </w:p>
-        </w:tc>
-        <w:tc>
-          <w:tcPr>
-            <w:tcW w:type="dxa" w:w="4819"/>
-            <w:vAlign w:val="center"/>
-          </w:tcPr>
-          <w:p>
-            <w:r>
-              <w:t>Bagian 3.1, Gambar 3.1, serta Tabel 3.1 sampai 3.2.</w:t>
-            </w:r>
-          </w:p>
-        </w:tc>
-      </w:tr>
-      <w:tr>
-        <w:tc>
-          <w:tcPr>
-            <w:tcW w:type="dxa" w:w="4819"/>
-            <w:vAlign w:val="center"/>
-          </w:tcPr>
-          <w:p>
-            <w:r>
-              <w:t>14. Spesifikasi model</w:t>
-            </w:r>
-          </w:p>
-        </w:tc>
-        <w:tc>
-          <w:tcPr>
-            <w:tcW w:type="dxa" w:w="4819"/>
-            <w:vAlign w:val="center"/>
-          </w:tcPr>
-          <w:p>
-            <w:r>
-              <w:t>Bagian 2.9 dan berkas analisis: 13 fitur, preprocessing, hiperparameter, dan seed.</w:t>
-            </w:r>
-          </w:p>
-        </w:tc>
-      </w:tr>
-      <w:tr>
-        <w:tc>
-          <w:tcPr>
-            <w:tcW w:type="dxa" w:w="4819"/>
-            <w:vAlign w:val="center"/>
-          </w:tcPr>
-          <w:p>
-            <w:r>
-              <w:t>15. Hasil performa dan ketidakpastian</w:t>
-            </w:r>
-          </w:p>
-        </w:tc>
-        <w:tc>
-          <w:tcPr>
-            <w:tcW w:type="dxa" w:w="4819"/>
-            <w:vAlign w:val="center"/>
-          </w:tcPr>
-          <w:p>
-            <w:r>
-              <w:t>Bagian 3.2 sampai 3.7: rerata, simpangan baku, IK, rentang, ambang, dan pembanding GRACE.</w:t>
-            </w:r>
-          </w:p>
-        </w:tc>
-      </w:tr>
-      <w:tr>
-        <w:tc>
-          <w:tcPr>
-            <w:tcW w:type="dxa" w:w="4819"/>
-            <w:vAlign w:val="center"/>
-          </w:tcPr>
-          <w:p>
-            <w:r>
-              <w:t>16. Keterbatasan dan interpretasi</w:t>
-            </w:r>
-          </w:p>
-        </w:tc>
-        <w:tc>
-          <w:tcPr>
-            <w:tcW w:type="dxa" w:w="4819"/>
-            <w:vAlign w:val="center"/>
-          </w:tcPr>
-          <w:p>
-            <w:r>
-              <w:t>Bagian 4.9 sampai 4.10: single-center, retrospektif, bias seleksi, missingness, dan tanpa validasi eksternal.</w:t>
-            </w:r>
-          </w:p>
-        </w:tc>
-      </w:tr>
-      <w:tr>
-        <w:tc>
-          <w:tcPr>
-            <w:tcW w:type="dxa" w:w="4819"/>
-            <w:vAlign w:val="center"/>
-          </w:tcPr>
-          <w:p>
-            <w:r>
-              <w:t>17. Ketersediaan dan rencana validasi</w:t>
-            </w:r>
-          </w:p>
-        </w:tc>
-        <w:tc>
-          <w:tcPr>
-            <w:tcW w:type="dxa" w:w="4819"/>
-            <w:vAlign w:val="center"/>
-          </w:tcPr>
-          <w:p>
-            <w:r>
-              <w:t>Bagian 5.2 dan dokumentasi analisis: reproduksi lokal, pembatasan akses data pasien, validasi eksternal prospektif, dan studi implementasi.</w:t>
-            </w:r>
-          </w:p>
-        </w:tc>
-      </w:tr>
-    </w:tbl>
     <w:sectPr>
       <w:pgSz w:w="9978" w:h="14173"/>
       <w:pgMar w:top="1276" w:right="1276" w:bottom="1276" w:left="1276" w:header="720" w:footer="720" w:gutter="0"/>
@@ -521,7 +46,7 @@
         <w:jc w:val="both"/>
       </w:pPr>
       <w:r>
-        <w:t>Latar belakang: Mortalitas in-hospital pada sindrom koroner akut memerlukan stratifikasi risiko dini. Tujuan: Mengembangkan dan memvalidasi internal model Random Forest untuk mortalitas in-hospital pada pasien STEMI dan NSTEMI. Metode: Kohort retrospektif mencakup 1.524 pasien Killip I sampai III dengan 115 kematian. Tiga belas prediktor dianalisis menggunakan StratifiedKFold lima lipat pada sepuluh seed tetap tanpa kebocoran data; imputasi median dipelajari hanya dari data pelatihan setiap lipatan. Hasil: Rerata AUC antar-seed adalah 0,8157 (dibulatkan 0,816), sedangkan AUC vektor prediksi out-of-fold rerata adalah 0,8189 (dibulatkan 0,819). Brier score adalah 0,061 dan AUPRC 0,301. Ambang safety 0,018455 menghasilkan sensitivitas 98,3%, spesifisitas 26,2%, dan dua false negative. Ambang Youden 0,103981 menghasilkan sensitivitas 71,3% dan spesifisitas 82,0%. AUC GRACE 2.0 adalah 0,777 dibandingkan 0,819 untuk Random Forest. Kesimpulan: Model memiliki diskriminasi yang baik pada validasi internal, tetapi ambang klinis dan sistem triase memerlukan validasi eksternal sebelum penerapan.</w:t>
+        <w:t>Latar belakang: Mortalitas in-hospital pada sindrom koroner akut memerlukan stratifikasi risiko dini. Tujuan: Mengembangkan dan memvalidasi internal model Random Forest untuk mortalitas in-hospital pada pasien STEMI dan NSTEMI. Metode: Kohort retrospektif mencakup 1.524 pasien Killip I sampai III dengan 115 kematian. Tiga belas prediktor dianalisis menggunakan StratifiedKFold lima lipat pada sepuluh seed tetap tanpa kebocoran data; imputasi median dipelajari hanya dari data pelatihan setiap lipatan. Hasil: Rerata AUC antar-seed adalah 0,8157 (dibulatkan 0,816), sedangkan AUC vektor prediksi out-of-fold rerata adalah 0,8189 (dibulatkan 0,819). Brier score adalah 0,061 dan AUPRC 0,301. Ambang keselamatan 0,018455 menghasilkan sensitivitas 98,3%, spesifisitas 26,2%, dan dua negatif palsu. Ambang Youden 0,103981 menghasilkan sensitivitas 71,3% dan spesifisitas 82,0%. AUC GRACE 2.0 adalah 0,777 dibandingkan 0,819 untuk Random Forest. Kesimpulan: Model memiliki diskriminasi yang baik pada validasi internal, tetapi ambang klinis dan sistem triase memerlukan validasi eksternal sebelum penerapan.</w:t>
       </w:r>
     </w:p>
     <w:p>
@@ -655,7 +180,7 @@
           <w:sz w:val="24"/>
           <w:szCs w:val="24"/>
         </w:rPr>
-        <w:t>Sindrom Koroner Akut (SKA) adalah manifestasi klinis paling kritis dari penyakit jantung koroner dan masih jadi penyebab utama kematian akibat penyakit kardiovaskular di seluruh dunia. SKA mencakup spektrum dari angina tidak stabil sampai infark miokard dengan elevasi segmen ST (STEMI) dan tanpa elevasi segmen ST (NSTEMI), yang dipicu oleh iskemia jantung akut karena aliran darah koroner berkurang mendadak (Thygesen et al., 2018). Data European Society of Cardiology menunjukkan penyakit kardiovaskular masih jadi penyebab kematian nomor satu di dunia, dan SKA menyumbang bagian yang besar terhadap angka kesakitan, kematian, dan biaya perawatan kesehatan (Timmis et al., 2022). Di Indonesia, beban SKA makin berat karena faktor risiko tradisional masih tinggi dan akses ke layanan kesehatan masih terbatas.</w:t>
+        <w:t>Sindrom Koroner Akut (SKA) merupakan manifestasi klinis kritis penyakit jantung koroner dan tetap menjadi penyebab utama kematian akibat penyakit kardiovaskular di seluruh dunia. SKA mencakup spektrum angina tidak stabil, infark miokard dengan elevasi segmen ST (STEMI), dan infark miokard tanpa elevasi segmen ST (NSTEMI), yang dipicu oleh iskemia miokard akut akibat penurunan mendadak aliran darah koroner (Thygesen et al., 2018). Data European Society of Cardiology menunjukkan bahwa penyakit kardiovaskular tetap menjadi penyebab kematian utama di dunia dan SKA berkontribusi besar terhadap morbiditas, mortalitas, dan biaya pelayanan kesehatan (Timmis et al., 2022). Di Indonesia, beban SKA meningkat karena tingginya faktor risiko tradisional dan keterbatasan akses terhadap pelayanan kesehatan.</w:t>
       </w:r>
     </w:p>
     <w:p>
@@ -2090,6 +1615,7 @@
                 <w:sz w:val="24"/>
                 <w:szCs w:val="24"/>
               </w:rPr>
+              <w:t>Kriteria Objektif/Pengodean</w:t>
             </w:r>
             <w:r>
               <w:rPr>
@@ -2098,7 +1624,6 @@
                 <w:sz w:val="24"/>
                 <w:szCs w:val="24"/>
               </w:rPr>
-              <w:t>Kriteria Objektif / Koding</w:t>
             </w:r>
           </w:p>
         </w:tc>
@@ -6227,7 +5752,7 @@
           <w:sz w:val="24"/>
           <w:szCs w:val="24"/>
         </w:rPr>
-        <w:t>Penelitian sepenuhnya mengandalkan data sekunder. Cara kerja mengikuti alur sistematis berikut. Pertama, identifikasi dan seleksi subjek dimulai dengan mengidentifikasi kohort awal pasien dari database rekam medis elektronik yang didiagnosis dengan SKA dalam rentang waktu yang telah ditentukan. Setiap rekam medis kemudian diskrining berdasarkan kriteria inklusi dan eksklusi. Kedua, untuk setiap subjek dilakukan ekstraksi data variabel prediktor dari catatan rekam medis elektronik yang tersedia dalam 24 jam pertama admisi, dan seluruh catatan perkembangan pasien selama masa perawatan ditelusuri untuk mengidentifikasi variabel luaran. Ketiga, seluruh data yang telah diekstraksi dan divalidasi disusun ke dalam dataset digital dengan proses anonimisasi.</w:t>
+        <w:t>Penelitian sepenuhnya mengandalkan data sekunder. Cara kerja mengikuti alur sistematis berikut. Pertama, identifikasi dan seleksi subjek dimulai dengan mengidentifikasi kohort awal pasien dari database rekam medis elektronik yang didiagnosis dengan SKA dalam rentang waktu yang telah ditentukan. Setiap rekam medis kemudian diskrining berdasarkan kriteria inklusi dan eksklusi. Kedua, untuk setiap subjek dilakukan ekstraksi data variabel prediktor dari catatan rekam medis elektronik yang tersedia dalam 24 jam pertama admisi, dan seluruh catatan perkembangan pasien selama masa perawatan ditelusuri untuk mengidentifikasi variabel luaran. Ketiga, seluruh data yang telah diekstraksi dan divalidasi disusun ke dalam set data digital dengan proses anonimisasi.</w:t>
       </w:r>
     </w:p>
     <w:p>
@@ -6683,7 +6208,7 @@
           <w:sz w:val="24"/>
           <w:szCs w:val="24"/>
         </w:rPr>
-        <w:t>Sebelum pembangunan model, data melalui tahapan pra-pemrosesan berikut. Untuk variabel dengan data hilang, dilakukan imputasi menggunakan median untuk variabel numerik dan modus untuk variabel kategoris. Pendekatan imputasi median dipilih karena sifatnya yang robust terhadap outlier dan tidak mengubah distribusi data secara bermakna pada variabel dengan missingness rendah hingga sedang. Variabel dengan missingness tinggi (&gt;25%) telah dieksklusi pada tahap awal berdasarkan kriteria eksklusi. Variabel kategoris non-biner diubah menjadi format numerik menggunakan one-hot encoding. Validasi model dilakukan menggunakan validasi silang 5-lipat (5-fold cross-validation) yang diulang pada 10 seed acak untuk memastikan generalisabilitas dan stabilitas model. Setiap pasien menjadi bagian dari data uji tepat satu kali dalam satu iterasi CV, sehingga seluruh 1524 pasien memiliki prediksi out-of-fold yang tidak bias.</w:t>
+        <w:t>Sebelum pembangunan model, data melalui tahapan pra-pemrosesan berikut. Untuk variabel dengan data hilang, dilakukan imputasi menggunakan median untuk variabel numerik dan modus untuk variabel kategoris. Pendekatan imputasi median dipilih karena sifatnya yang robust terhadap outlier dan tidak mengubah distribusi data secara bermakna pada variabel dengan proporsi data hilang rendah hingga sedang. Variabel dengan proporsi data hilang tinggi (&gt;25%) telah dieksklusi pada tahap awal berdasarkan kriteria eksklusi. Variabel kategoris non-biner diubah menjadi format numerik menggunakan one-hot encoding. Validasi model dilakukan menggunakan validasi silang 5-lipat (5-fold cross-validation) yang diulang pada 10 seed acak untuk memastikan generalisabilitas dan stabilitas model. Setiap pasien menjadi bagian dari data uji tepat satu kali dalam satu iterasi CV, sehingga seluruh 1524 pasien memiliki prediksi out-of-fold yang tidak bias.</w:t>
       </w:r>
     </w:p>
     <w:p>
@@ -6942,7 +6467,7 @@
     </w:p>
     <w:p>
       <w:r>
-        <w:t xml:space="preserve">Dari 1.952 rekam pasien yang teridentifikasi melalui query RME, sebanyak 379 pasien dikeluarkan karena bukan target populasi inklusi. Eksklusi mencakup syok atau hipotensi saat admisi di IGD yang dikenali oleh penginput data berdasarkan keahlian klinis dalam menelaah rekam medis; diagnosis akhir non-SKA akibat ketidaktepatan koding diagnosis; tindakan CABG dalam episode perawatan yang sama; pulang atas permintaan sendiri; dan ketidaklengkapan data. Kasus Killip IV yang terlewat pada skrining awal dikroscek kembali; apabila terkonfirmasi telah mengalami syok saat admisi, kasus tersebut digabungkan ke kategori syok/hipotensi saat admisi. Setelah penyaringan awal, tersedia 1.573 pasien dengan data terstruktur.</w:t>
+        <w:t>Dari 1.952 rekam pasien yang teridentifikasi melalui query RME, sebanyak 379 pasien dikeluarkan karena bukan target populasi inklusi. Eksklusi mencakup syok atau hipotensi saat admisi di IGD yang dikenali oleh penginput data berdasarkan keahlian klinis dalam menelaah rekam medis; diagnosis akhir non-SKA akibat ketidaktepatan pengodean diagnosis; tindakan CABG dalam episode perawatan yang sama; pulang atas permintaan sendiri; dan ketidaklengkapan data. Kasus Killip IV yang terlewat pada skrining awal diperiksa silang kembali; apabila terkonfirmasi telah mengalami syok saat admisi, kasus tersebut digabungkan ke kategori syok/hipotensi saat admisi. Setelah penyaringan awal, tersedia 1.573 pasien dengan data terstruktur.</w:t>
       </w:r>
     </w:p>
     <w:p>
@@ -6952,12 +6477,12 @@
     </w:p>
     <w:p>
       <w:r>
-        <w:t xml:space="preserve">Pada pemeriksaan akhir, satu rekam yang terlewat pada penyaringan sebelumnya dikroscek kembali dan tidak diikutsertakan; bila Killip IV terkonfirmasi telah ada saat admisi, rekam tersebut diklasifikasikan dalam kategori syok/hipotensi saat admisi. Dengan demikian, kohort analisis akhir berjumlah 1.524 pasien dengan 115 kasus mortalitas in-hospital (7,5%). Karakteristik dasar populasi penelitian disajikan pada Tabel 3.1.</w:t>
-      </w:r>
-    </w:p>
-    <w:p>
-      <w:r>
-        <w:t xml:space="preserve">Pada sebagian pasien, data ekokardiografi saat admisi tidak tercatat dalam rekam medis elektronik karena pemeriksaan ekokardiografi bedside belum dilakukan pada saat pasien diterima di IGD. Variasi praktik klinis di IGD, termasuk tidak seluruhnya pasien SKA menjalani POCUS ekokardiografi pada jam-jam awal admisi serta perbedaan kelengkapan dokumentasi SOAP antar petugas kesehatan, berkontribusi terhadap ketidaktersediaan parameter ekokardiografi yang diperlukan untuk analisis. Kondisi ini merupakan tantangan yang lazim dijumpai dalam penelitian berbasis data sekunder dari rekam medis elektronik, khususnya di setting IGD dengan volume kunjungan yang tinggi.</w:t>
+        <w:t>Pada pemeriksaan akhir, satu rekam yang terlewat pada penyaringan sebelumnya diperiksa silang kembali dan tidak diikutsertakan; bila Killip IV terkonfirmasi telah ada saat admisi, rekam tersebut diklasifikasikan dalam kategori syok/hipotensi saat admisi. Dengan demikian, kohort analisis akhir berjumlah 1.524 pasien dengan 115 kasus mortalitas in-hospital (7,5%). Karakteristik dasar populasi penelitian disajikan pada Tabel 3.1.</w:t>
+      </w:r>
+    </w:p>
+    <w:p>
+      <w:r>
+        <w:t>Pada sebagian pasien, data ekokardiografi saat admisi tidak tercatat dalam RME karena ekokardiografi di sisi tempat tidur belum dilakukan ketika pasien diterima di IGD. Variasi praktik klinis di IGD, termasuk belum rutinnya POCUS ekokardiografi pada awal admisi dan perbedaan kelengkapan dokumentasi SOAP, berkontribusi terhadap ketidaktersediaan parameter ekokardiografi yang diperlukan untuk analisis. Kondisi ini merupakan salah satu alasan eksklusi pada tahap kendali mutu data.</w:t>
       </w:r>
     </w:p>
     <w:tbl>
@@ -7044,7 +6569,7 @@
           </w:tcPr>
           <w:p>
             <w:r>
-              <w:t>Jenis kelamin — n (%)</w:t>
+              <w:t>Jenis kelamin , n (%)</w:t>
             </w:r>
           </w:p>
         </w:tc>
@@ -7162,7 +6687,7 @@
           </w:tcPr>
           <w:p>
             <w:r>
-              <w:t>Killip I — n (%)</w:t>
+              <w:t>Killip I , n (%)</w:t>
             </w:r>
           </w:p>
         </w:tc>
@@ -7204,7 +6729,7 @@
           </w:tcPr>
           <w:p>
             <w:r>
-              <w:t>Killip II — n (%)</w:t>
+              <w:t>Killip II , n (%)</w:t>
             </w:r>
           </w:p>
         </w:tc>
@@ -7246,7 +6771,7 @@
           </w:tcPr>
           <w:p>
             <w:r>
-              <w:t>Killip III — n (%)</w:t>
+              <w:t>Killip III , n (%)</w:t>
             </w:r>
           </w:p>
         </w:tc>
@@ -8044,7 +7569,7 @@
           </w:tcPr>
           <w:p>
             <w:r>
-              <w:t>Diabetes melitus — n (%)</w:t>
+              <w:t>Diabetes melitus , n (%)</w:t>
             </w:r>
           </w:p>
         </w:tc>
@@ -8086,7 +7611,7 @@
           </w:tcPr>
           <w:p>
             <w:r>
-              <w:t>Hipertensi — n (%)</w:t>
+              <w:t>Hipertensi , n (%)</w:t>
             </w:r>
           </w:p>
         </w:tc>
@@ -8128,7 +7653,7 @@
           </w:tcPr>
           <w:p>
             <w:r>
-              <w:t>Dislipidemia — n (%)</w:t>
+              <w:t>Dislipidemia , n (%)</w:t>
             </w:r>
           </w:p>
         </w:tc>
@@ -8170,7 +7695,7 @@
           </w:tcPr>
           <w:p>
             <w:r>
-              <w:t>Penyakit Ginjal Kronik — n (%)</w:t>
+              <w:t>Penyakit Ginjal Kronik , n (%)</w:t>
             </w:r>
           </w:p>
         </w:tc>
@@ -8212,7 +7737,7 @@
           </w:tcPr>
           <w:p>
             <w:r>
-              <w:t>Riwayat Infark Miokard — n (%)</w:t>
+              <w:t>Riwayat Infark Miokard , n (%)</w:t>
             </w:r>
           </w:p>
         </w:tc>
@@ -8254,7 +7779,7 @@
           </w:tcPr>
           <w:p>
             <w:r>
-              <w:t>Perokok — n (%)</w:t>
+              <w:t>Perokok , n (%)</w:t>
             </w:r>
           </w:p>
         </w:tc>
@@ -8296,7 +7821,7 @@
           </w:tcPr>
           <w:p>
             <w:r>
-              <w:t>Elevasi ST — n (%)</w:t>
+              <w:t>Elevasi ST , n (%)</w:t>
             </w:r>
           </w:p>
         </w:tc>
@@ -8338,7 +7863,7 @@
           </w:tcPr>
           <w:p>
             <w:r>
-              <w:t>Gelombang Q patologis/OMI — n (%)</w:t>
+              <w:t>Gelombang Q patologis/OMI , n (%)</w:t>
             </w:r>
           </w:p>
         </w:tc>
@@ -8380,7 +7905,7 @@
           </w:tcPr>
           <w:p>
             <w:r>
-              <w:t>Kardiomegali — n (%)</w:t>
+              <w:t>Kardiomegali , n (%)</w:t>
             </w:r>
           </w:p>
         </w:tc>
@@ -8422,7 +7947,7 @@
           </w:tcPr>
           <w:p>
             <w:r>
-              <w:t>Edema Paru — n (%)</w:t>
+              <w:t>Edema Paru , n (%)</w:t>
             </w:r>
           </w:p>
         </w:tc>
@@ -8503,7 +8028,7 @@
           <w:sz w:val="24"/>
           <w:szCs w:val="24"/>
         </w:rPr>
-        <w:t>Tabel 3.1 menunjukkan bahwa pasien yang mengalami mortalitas in-hospital memiliki usia yang lebih tua, proporsi STEMI yang lebih tinggi, dan kelas Killip yang lebih berat saat admisi. Parameter hemodinamik dan laboratorium juga menunjukkan perbedaan yang signifikan antara kedua kelompok.</w:t>
+        <w:t>Tabel 3.1 menunjukkan bahwa pasien yang meninggal berusia lebih tua dan memiliki kelas Killip yang lebih berat saat admisi. Proporsi STEMI pada kelompok meninggal justru lebih rendah daripada kelompok hidup (62,6% dibandingkan 69,2%), dan perbedaannya tidak bermakna secara statistik (p=0,1736). Parameter hemodinamik dan laboratorium juga menunjukkan perbedaan antara kedua kelompok.</w:t>
       </w:r>
     </w:p>
     <w:p>
@@ -8693,7 +8218,7 @@
           </w:tcPr>
           <w:p>
             <w:r>
-              <w:t>Jenis kelamin — n (%)</w:t>
+              <w:t>Jenis kelamin , n (%)</w:t>
             </w:r>
           </w:p>
         </w:tc>
@@ -8811,7 +8336,7 @@
           </w:tcPr>
           <w:p>
             <w:r>
-              <w:t>Mortalitas in-hospital — n (%)</w:t>
+              <w:t>Mortalitas in-hospital , n (%)</w:t>
             </w:r>
           </w:p>
         </w:tc>
@@ -8853,7 +8378,7 @@
           </w:tcPr>
           <w:p>
             <w:r>
-              <w:t>Killip I — n (%)</w:t>
+              <w:t>Killip I , n (%)</w:t>
             </w:r>
           </w:p>
         </w:tc>
@@ -8895,7 +8420,7 @@
           </w:tcPr>
           <w:p>
             <w:r>
-              <w:t>Killip II — n (%)</w:t>
+              <w:t>Killip II , n (%)</w:t>
             </w:r>
           </w:p>
         </w:tc>
@@ -8937,7 +8462,7 @@
           </w:tcPr>
           <w:p>
             <w:r>
-              <w:t>Killip III — n (%)</w:t>
+              <w:t>Killip III , n (%)</w:t>
             </w:r>
           </w:p>
         </w:tc>
@@ -9735,7 +9260,7 @@
           </w:tcPr>
           <w:p>
             <w:r>
-              <w:t>Diabetes melitus — n (%)</w:t>
+              <w:t>Diabetes melitus , n (%)</w:t>
             </w:r>
           </w:p>
         </w:tc>
@@ -9777,7 +9302,7 @@
           </w:tcPr>
           <w:p>
             <w:r>
-              <w:t>Hipertensi — n (%)</w:t>
+              <w:t>Hipertensi , n (%)</w:t>
             </w:r>
           </w:p>
         </w:tc>
@@ -9819,7 +9344,7 @@
           </w:tcPr>
           <w:p>
             <w:r>
-              <w:t>Dislipidemia — n (%)</w:t>
+              <w:t>Dislipidemia , n (%)</w:t>
             </w:r>
           </w:p>
         </w:tc>
@@ -9861,7 +9386,7 @@
           </w:tcPr>
           <w:p>
             <w:r>
-              <w:t>Penyakit Ginjal Kronik — n (%)</w:t>
+              <w:t>Penyakit Ginjal Kronik , n (%)</w:t>
             </w:r>
           </w:p>
         </w:tc>
@@ -9903,7 +9428,7 @@
           </w:tcPr>
           <w:p>
             <w:r>
-              <w:t>Riwayat Infark Miokard — n (%)</w:t>
+              <w:t>Riwayat Infark Miokard , n (%)</w:t>
             </w:r>
           </w:p>
         </w:tc>
@@ -9945,7 +9470,7 @@
           </w:tcPr>
           <w:p>
             <w:r>
-              <w:t>Perokok — n (%)</w:t>
+              <w:t>Perokok , n (%)</w:t>
             </w:r>
           </w:p>
         </w:tc>
@@ -9987,7 +9512,7 @@
           </w:tcPr>
           <w:p>
             <w:r>
-              <w:t>Elevasi ST — n (%)</w:t>
+              <w:t>Elevasi ST , n (%)</w:t>
             </w:r>
           </w:p>
         </w:tc>
@@ -10029,7 +9554,7 @@
           </w:tcPr>
           <w:p>
             <w:r>
-              <w:t>Gelombang Q patologis/OMI — n (%)</w:t>
+              <w:t>Gelombang Q patologis/OMI , n (%)</w:t>
             </w:r>
           </w:p>
         </w:tc>
@@ -10071,7 +9596,7 @@
           </w:tcPr>
           <w:p>
             <w:r>
-              <w:t>Kardiomegali — n (%)</w:t>
+              <w:t>Kardiomegali , n (%)</w:t>
             </w:r>
           </w:p>
         </w:tc>
@@ -10113,7 +9638,7 @@
           </w:tcPr>
           <w:p>
             <w:r>
-              <w:t>Edema Paru — n (%)</w:t>
+              <w:t>Edema Paru , n (%)</w:t>
             </w:r>
           </w:p>
         </w:tc>
@@ -10155,7 +9680,7 @@
           </w:tcPr>
           <w:p>
             <w:r>
-              <w:t>RWMA — n (%)</w:t>
+              <w:t>RWMA , n (%)</w:t>
             </w:r>
           </w:p>
         </w:tc>
@@ -10321,7 +9846,7 @@
           <w:sz w:val="24"/>
           <w:szCs w:val="24"/>
         </w:rPr>
-        <w:t>Model Random Forest menunjukkan performa diskriminasi yang baik dengan nilai AUC (Area Under the Curve) sebesar 0,818 (rentang antar seed 0,814-0,824) untuk luaran mortalitas. Nilai ini diperoleh dari validasi multi-seed sebanyak 10 kali pengulangan dengan seed yang berbeda-beda, menghasilkan rata-rata AUC 0,818 dengan standar deviasi 0,003. Rentang AUC berkisar antara 0,814 hingga 0,824, menunjukkan konsistensi dan stabilitas model yang sangat baik.</w:t>
+        <w:t>Model Random Forest menunjukkan diskriminasi yang baik. Rerata AUC dari sepuluh pengulangan validasi silang adalah 0,8157 dengan simpangan baku 0,0075 dan rentang 0,8024 sampai 0,8247. AUC vektor prediksi out-of-fold yang dirata-ratakan dari sepuluh pengulangan adalah 0,8189.</w:t>
       </w:r>
     </w:p>
     <w:p>
@@ -10490,7 +10015,7 @@
         <w:jc w:val="both"/>
       </w:pPr>
       <w:r>
-        <w:t>Ambang safety 0,018455 dipilih untuk membatasi false negative pada prediksi out-of-fold rerata. Pada ambang ini, sensitivitas adalah 98,3% (FN=2), spesifisitas 26,2%, PPV 9,8%, dan NPV 99,5%. Ambang Youden 0,103981 menghasilkan sensitivitas 71,3%, spesifisitas 82,0%, PPV 24,4%, dan NPV 97,2%.</w:t>
+        <w:t>Ambang keselamatan 0,018455 dipilih untuk membatasi negatif palsu pada prediksi out-of-fold rerata. Pada ambang ini, sensitivitas adalah 98,3% (FN=2), spesifisitas 26,2%, PPV 9,8%, dan NPV 99,5%. Ambang Youden 0,103981 menghasilkan sensitivitas 71,3%, spesifisitas 82,0%, PPV 24,4%, dan NPV 97,2%.</w:t>
       </w:r>
     </w:p>
     <w:p>
@@ -10667,7 +10192,7 @@
         <w:jc w:val="both"/>
       </w:pPr>
       <w:r>
-        <w:t>Matriks konfusi ambang safety disusun dari prediksi out-of-fold rerata seluruh 1.524 pasien. Model mengidentifikasi 113 dari 115 kematian (sensitivitas 98,3%) dan 369 dari 1.409 pasien hidup (spesifisitas 26,2%). Terdapat 2 false negative dan 1.040 false positive; total pasien yang terflag adalah 1.153. Hasil ini menggambarkan trade-off internal dan bukan jaminan keamanan klinis.</w:t>
+        <w:t>Matriks konfusi pada ambang keselamatan disusun dari prediksi out-of-fold rerata seluruh 1.524 pasien. Model mengidentifikasi 113 dari 115 kematian (sensitivitas 98,3%) dan 369 dari 1.409 pasien hidup (spesifisitas 26,2%). Terdapat 2 negatif palsu dan 1.040 positif palsu; total pasien yang diklasifikasikan berisiko adalah 1.153. Hasil ini menggambarkan kompromi internal antara sensitivitas dan spesifisitas, bukan jaminan keamanan klinis.</w:t>
       </w:r>
     </w:p>
     <w:p>
@@ -10943,7 +10468,7 @@
         <w:jc w:val="both"/>
       </w:pPr>
       <w:r>
-        <w:t>Gambar 3.4 menunjukkan kurva kalibrasi model tanpa koreksi Platt scaling (raw out-of-fold predictions). Garis kalibrasi yang mendekati garis diagonal (ideal) menunjukkan bahwa probabilitas yang diprediksi oleh model sesuai dengan frekuensi kejadian sebenarnya. Pada rentang probabilitas rendah hingga menengah, model menunjukkan kalibrasi yang baik dengan Brier score 0,061.</w:t>
+        <w:t>Gambar 3.4 menunjukkan kurva kalibrasi model tanpa koreksi Platt scaling (prediksi out-of-fold mentah). Garis kalibrasi yang mendekati garis diagonal (ideal) menunjukkan bahwa probabilitas yang diprediksi oleh model sesuai dengan frekuensi kejadian sebenarnya. Pada rentang probabilitas rendah hingga menengah, model menunjukkan kalibrasi yang baik dengan Brier score 0,061.</w:t>
       </w:r>
     </w:p>
     <w:p>
@@ -10976,7 +10501,7 @@
           <w:sz w:val="24"/>
           <w:szCs w:val="24"/>
         </w:rPr>
-        <w:t>Decision Curve Analysis (DCA) dilakukan untuk mengevaluasi manfaat klinis model pada berbagai ambang batas probabilitas. DCA mengukur net benefit, yaitu keseimbangan antara true positive dan false positive yang ditimbang berdasarkan ambang batas tertentu.</w:t>
+        <w:t>Decision Curve Analysis (DCA) dilakukan untuk mengevaluasi manfaat klinis model pada berbagai ambang batas probabilitas. DCA mengukur net benefit, yaitu keseimbangan antara true positive dan positif palsu yang ditimbang berdasarkan ambang batas tertentu.</w:t>
       </w:r>
     </w:p>
     <w:p>
@@ -11118,7 +10643,7 @@
         <w:jc w:val="both"/>
       </w:pPr>
       <w:r>
-        <w:t>Mengingat ketidakseimbangan kelas (class imbalance) pada dataset (hanya 7,5% mortalitas), Precision-Recall Curve (PRC) memberikan evaluasi yang lebih informatif dibandingkan ROC. Area Under Precision-Recall Curve (AUPRC) model adalah 0,301, yang menunjukkan performa yang baik dalam mengidentifikasi kelas minoritas (mortalitas).</w:t>
+        <w:t>Mengingat ketidakseimbangan kelas dengan prevalensi mortalitas 7,5%, kurva presisi-recall memberikan informasi tambahan terhadap kurva ROC. AUPRC model adalah 0,301, lebih tinggi daripada baseline tanpa keterampilan sebesar 0,075.</w:t>
       </w:r>
     </w:p>
     <w:p>
@@ -11367,7 +10892,7 @@
           <w:sz w:val="24"/>
           <w:szCs w:val="24"/>
         </w:rPr>
-        <w:t>Analisis feature importance dilakukan untuk mengidentifikasi variabel-variabel yang paling berkontribusi dalam prediksi mortalitas oleh model Random Forest. Dua metode digunakan: Gini importance (berdasarkan penurunan impurity) dan analisis ablasi (leave-one-feature-out).</w:t>
+        <w:t>Analisis kepentingan fitur dilakukan untuk mengidentifikasi variabel-variabel yang paling berkontribusi dalam prediksi mortalitas oleh model Random Forest. Dua metode digunakan: Gini importance (berdasarkan penurunan impurity) dan analisis ablasi (leave-one-feature-out).</w:t>
       </w:r>
     </w:p>
     <w:p>
@@ -12305,7 +11830,7 @@
         <w:jc w:val="both"/>
       </w:pPr>
       <w:r>
-        <w:t>Berdasarkan probabilitas prediksi dari model Random Forest, dikembangkan sistem triase bertingkat tiga tingkat untuk stratifikasi risiko pasien di IGD: tingkat pertama (risiko rendah) dengan probabilitas &lt;0,018455 direkomendasikan untuk rawat inap lantai dasar (ward), tingkat kedua (risiko sedang) dengan probabilitas 0,018455 sampai 0,103981 direkomendasikan untuk perawatan High Care Unit (HCU), dan tingkat ketiga (risiko tinggi) dengan probabilitas ≥0,103981 direkomendasikan untuk perawatan intensif (ICU).</w:t>
+        <w:t>Probabilitas prediksi Random Forest digunakan untuk membentuk tiga strata risiko internal: risiko rendah dengan probabilitas &lt;0,018455, risiko sedang dengan probabilitas 0,018455 sampai &lt;0,103981, dan risiko tinggi dengan probabilitas &gt;=0,103981. Label ward, HCU, dan ICU digunakan sebagai label konseptual dan bukan rekomendasi penempatan klinis otomatis.</w:t>
       </w:r>
     </w:p>
     <w:p>
@@ -13159,7 +12684,7 @@
           <w:sz w:val="24"/>
           <w:szCs w:val="24"/>
         </w:rPr>
-        <w:t>Sebagai analisis komparatif, model XGBoost juga dikembangkan dan dievaluasi pada dataset yang sama. Tabel 3.6 menyajikan perbandingan performa antara Random Forest dan XGBoost.</w:t>
+        <w:t>Sebagai analisis komparatif, model XGBoost juga dikembangkan dan dievaluasi pada set data yang sama. Tabel 3.6 menyajikan perbandingan performa antara Random Forest dan XGBoost.</w:t>
       </w:r>
     </w:p>
     <w:p>
@@ -13408,7 +12933,7 @@
               <w:spacing w:line="360" w:lineRule="auto"/>
             </w:pPr>
             <w:r>
-              <w:t>Sensitivitas (threshold safety)</w:t>
+              <w:t>Sensitivitas (ambang keselamatan)</w:t>
             </w:r>
           </w:p>
         </w:tc>
@@ -13460,7 +12985,7 @@
               <w:spacing w:line="360" w:lineRule="auto"/>
             </w:pPr>
             <w:r>
-              <w:t>Spesifisitas (threshold safety)</w:t>
+              <w:t>Spesifisitas (ambang keselamatan)</w:t>
             </w:r>
           </w:p>
         </w:tc>
@@ -13567,14 +13092,14 @@
                 <w:sz w:val="24"/>
                 <w:szCs w:val="24"/>
               </w:rPr>
-            </w:r>
-            <w:r>
-              <w:rPr>
-                <w:rFonts w:ascii="Times New Roman" w:hAnsi="Times New Roman" w:cs="Times New Roman"/>
-                <w:sz w:val="24"/>
-                <w:szCs w:val="24"/>
-              </w:rPr>
-              <w:t>Waktu Training (detik)</w:t>
+              <w:t>Waktu Pelatihan (detik)</w:t>
+            </w:r>
+            <w:r>
+              <w:rPr>
+                <w:rFonts w:ascii="Times New Roman" w:hAnsi="Times New Roman" w:cs="Times New Roman"/>
+                <w:sz w:val="24"/>
+                <w:szCs w:val="24"/>
+              </w:rPr>
             </w:r>
           </w:p>
         </w:tc>
@@ -14358,7 +13883,7 @@
           <w:sz w:val="24"/>
           <w:szCs w:val="24"/>
         </w:rPr>
-        <w:t>Untuk memfasilitasi penggunaan klinis tanpa memerlukan kalkulasi komputer, model Random Forest diterjemahkan ke dalam stratifikasi risiko sederhana berdasarkan feature importance.</w:t>
+        <w:t>Untuk memfasilitasi penggunaan klinis tanpa memerlukan kalkulasi komputer, model Random Forest diterjemahkan ke dalam stratifikasi risiko sederhana berdasarkan kepentingan fitur.</w:t>
       </w:r>
     </w:p>
     <w:p>
@@ -14460,7 +13985,7 @@
         <w:jc w:val="both"/>
       </w:pPr>
       <w:r>
-        <w:t>Model Random Forest menunjukkan diskriminasi yang baik pada validasi internal. Rerata AUC antar-seed adalah 0,8157 dengan simpangan baku 0,0075, IK 95% 0,8110 sampai 0,8204, dan rentang 0,8024 sampai 0,8247. AUC vektor prediksi out-of-fold yang dirata-ratakan pada sepuluh seed adalah 0,8189. Brier score 0,061 menilai akurasi probabilitas secara keseluruhan, tetapi tidak menggantikan pemeriksaan calibration-in-the-large dan calibration slope. Pada ambang Youden 0,103981, sensitivitas adalah 71,3%, spesifisitas 82,0%, PPV 24,4%, dan NPV 97,2%. Pada ambang safety 0,018455, sensitivitas adalah 98,3%, spesifisitas 26,2%, dan terdapat dua false negative.</w:t>
+        <w:t>Model Random Forest menunjukkan diskriminasi yang baik pada validasi internal. Rerata AUC antar-seed adalah 0,8157 dengan simpangan baku 0,0075, IK 95% 0,8110 sampai 0,8204, dan rentang 0,8024 sampai 0,8247. AUC vektor prediksi out-of-fold yang dirata-ratakan pada sepuluh seed adalah 0,8189. Brier score 0,061 menilai akurasi probabilitas secara keseluruhan, tetapi tidak menggantikan pemeriksaan calibration-in-the-large dan calibration slope. Pada ambang Youden 0,103981, sensitivitas adalah 71,3%, spesifisitas 82,0%, PPV 24,4%, dan NPV 97,2%. Pada ambang safety 0,018455, sensitivitas adalah 98,3%, spesifisitas 26,2%, dan terdapat dua negatif palsu.</w:t>
       </w:r>
     </w:p>
     <w:p>
@@ -14547,7 +14072,7 @@
         <w:jc w:val="both"/>
       </w:pPr>
       <w:r>
-        <w:t>Ukuran dataset yang sedang, 1.524 pasien dengan 115 kematian, mendukung pemilihan model yang relatif parsimonious. Random Forest menangkap interaksi tanpa transformasi eksplisit dan memberikan performa internal yang lebih baik daripada pembanding XGBoost. Namun, pemilihan algoritma tetap dapat dipengaruhi oleh ruang hiperparameter dan prosedur tuning; tanpa nested cross-validation, selisih performa harus ditafsirkan secara hati-hati.</w:t>
+        <w:t>Ukuran data yang sedang, yaitu 1.524 pasien dengan 115 kematian, mendukung pemilihan model yang relatif hemat parameter. Random Forest dapat menangkap interaksi tanpa transformasi eksplisit dan menunjukkan performa internal yang lebih baik daripada XGBoost. Namun, pemilihan algoritma tetap dapat dipengaruhi oleh ruang hiperparameter dan prosedur penalaan; tanpa validasi silang tersarang, selisih performa harus ditafsirkan secara hati-hati.</w:t>
       </w:r>
     </w:p>
     <w:p>
@@ -14564,7 +14089,7 @@
           <w:sz w:val="24"/>
           <w:szCs w:val="24"/>
         </w:rPr>
-        <w:t>Hal ini sejalan dengan laporan sistematik oleh Christodoulou et al. (2019) yang menunjukkan bahwa machine learning tidak selalu mengungguli regresi logistik untuk prediksi klinis, dan keunggulan relatif suatu algoritma sangat bergantung pada karakteristik dataset. Dalam konteks penelitian ini, pemilihan Random Forest sebagai model utama adalah keputusan yang tepat berdasarkan bukti empiris.</w:t>
+        <w:t>Hal ini sejalan dengan laporan sistematik oleh Christodoulou et al. (2019) yang menunjukkan bahwa machine learning tidak selalu mengungguli regresi logistik untuk prediksi klinis, dan keunggulan relatif suatu algoritma sangat bergantung pada karakteristik set data. Dalam konteks penelitian ini, pemilihan Random Forest sebagai model utama adalah keputusan yang tepat berdasarkan bukti empiris.</w:t>
       </w:r>
     </w:p>
     <w:p>
@@ -14837,7 +14362,7 @@
           <w:sz w:val="24"/>
           <w:szCs w:val="24"/>
         </w:rPr>
-        <w:t>Penelitian oleh Kwon et al. (2021) di Korea menggunakan deep learning untuk prediksi mortalitas pada pasien SKA dan melaporkan AUC 0,810, yang sebanding dengan model Random Forest kami. Namun, model deep learning memerlukan data dalam jumlah besar dan sumber daya komputasi yang signifikan, serta kurang interpretabel dibandingkan Random Forest.</w:t>
+        <w:t>Penelitian oleh Kwon et al. (2021) di Korea menggunakan pembelajaran mendalam untuk prediksi mortalitas pada pasien SKA dan melaporkan AUC 0,810, yang sebanding dengan model Random Forest kami. Namun, model pembelajaran mendalam memerlukan data dalam jumlah besar dan sumber daya komputasi yang signifikan, serta kurang interpretabel dibandingkan Random Forest.</w:t>
       </w:r>
     </w:p>
     <w:p>
@@ -14854,7 +14379,7 @@
           <w:sz w:val="24"/>
           <w:szCs w:val="24"/>
         </w:rPr>
-        <w:t>Model menggunakan 13 prediktor yang tersedia dalam 24 jam pertama dan menyediakan feature importance untuk interpretasi global. Kebutuhan LVOT VTI dan TAPSE dapat membatasi penerapan di fasilitas tanpa ekokardiografi dini. Model belum siap untuk penggunaan klinis karena belum menjalani validasi eksternal, evaluasi prospektif, dan studi dampak implementasi.</w:t>
+        <w:t>Model menggunakan 13 prediktor yang tersedia dalam 24 jam pertama dan menyediakan kepentingan fitur untuk interpretasi global. Kebutuhan LVOT VTI dan TAPSE dapat membatasi penerapan di fasilitas tanpa ekokardiografi dini. Model belum siap untuk penggunaan klinis karena belum menjalani validasi eksternal, evaluasi prospektif, dan studi dampak implementasi.</w:t>
       </w:r>
     </w:p>
     <w:p>
@@ -14930,7 +14455,7 @@
           <w:sz w:val="24"/>
           <w:szCs w:val="24"/>
         </w:rPr>
-        <w:t>Luaran komposit (mortalitas dan/atau SKG) menunjukkan AUC 0,750, yang berada di antara performa untuk mortalitas (0,818) dan SKG (0,670). Hal ini mencerminkan bahwa luaran komposit menggabungkan dua entitas dengan karakteristik prediktif yang berbeda. Mortalitas yang lebih mudah diprediksi meningkatkan AUC komposit, sementara SKG yang lebih sulit diprediksi menurunkannya.</w:t>
+        <w:t>Luaran komposit (mortalitas dan/atau SKG) menunjukkan AUC 0,742, yang berada di antara performa untuk mortalitas (0,819) dan SKG (0,670). Analisis luaran komposit bersifat eksploratif karena menggabungkan komponen dengan karakteristik prediktif dan implikasi klinis yang berbeda.</w:t>
       </w:r>
     </w:p>
     <w:p>
@@ -15081,7 +14606,7 @@
           <w:sz w:val="24"/>
           <w:szCs w:val="24"/>
         </w:rPr>
-        <w:t>1. Desain retrospektif dan single-center. Data berasal dari satu pusat jantung di Indonesia Timur, sehingga generalisabilitas ke populasi lain atau fasilitas kesehatan lain perlu divalidasi secara eksternal. Karakteristik pasien dan pola praktik klinis di PJT RSUP Dr. Wahidin Sudirohusodo mungkin tidak sepenuhnya mewakili fasilitas kesehatan di daerah lain.</w:t>
+        <w:t>1. Desain retrospektif dan pusat tunggal. Data berasal dari satu pusat jantung di Indonesia Timur, sehingga generalisabilitas ke populasi lain atau fasilitas kesehatan lain perlu divalidasi secara eksternal. Karakteristik pasien dan pola praktik klinis di PJT RSUP Dr. Wahidin Sudirohusodo mungkin tidak sepenuhnya mewakili fasilitas kesehatan di daerah lain.</w:t>
       </w:r>
     </w:p>
     <w:p>
@@ -15098,7 +14623,7 @@
           <w:sz w:val="24"/>
           <w:szCs w:val="24"/>
         </w:rPr>
-        <w:t>2. Ukuran sampel yang moderat (n=1524) dengan jumlah events yang terbatas (115 mortalitas). Meskipun memadai untuk pengembangan model dengan 13 fitur (10 events per variable), jumlah events yang lebih besar akan meningkatkan presisi estimasi dan memungkinkan pengembangan model yang lebih kompleks.</w:t>
+        <w:t>2. Ukuran sampel yang moderat (n=1524) dengan jumlah kejadian yang terbatas (115 mortalitas). Meskipun memadai untuk pengembangan model dengan 13 fitur (10 kejadian per variabel), jumlah events yang lebih besar akan meningkatkan presisi estimasi dan memungkinkan pengembangan model yang lebih kompleks.</w:t>
       </w:r>
     </w:p>
     <w:p>
@@ -15115,7 +14640,7 @@
           <w:sz w:val="24"/>
           <w:szCs w:val="24"/>
         </w:rPr>
-        <w:t>3. Data hilang (missing data) pada beberapa variabel. Meskipun teknik imputasi telah digunakan, data hilang tetap dapat menimbulkan bias, terutama jika mekanisme missing data tidak completely at random (MCAR). Variabel dengan missingness tinggi seperti TAPSE dan LVOT VTI (yang bergantung pada ketersediaan ekokardiografi) mungkin tidak tersedia di semua fasilitas.</w:t>
+        <w:t>3. Data hilang (data hilang) pada beberapa variabel. Meskipun teknik imputasi telah digunakan, data hilang tetap dapat menimbulkan bias, terutama jika mekanisme data hilang tidak completely at random (MCAR). Variabel dengan proporsi data hilang tinggi seperti TAPSE dan LVOT VTI (yang bergantung pada ketersediaan ekokardiografi) mungkin tidak tersedia di semua fasilitas.</w:t>
       </w:r>
     </w:p>
     <w:p>
@@ -15200,7 +14725,7 @@
           <w:sz w:val="24"/>
           <w:szCs w:val="24"/>
         </w:rPr>
-        <w:t>8. Effect of treatment paradox. Pasien yang diidentifikasi sebagai risiko tinggi mungkin menerima tatalaksana yang lebih agresif, yang dapat mengubah luaran aktual dan menciptakan bias yang dikenal sebagai treatment paradox. Fenomena ini umum dalam studi prediksi prognosis dan sulit diatasi dalam desain observasional.</w:t>
+        <w:t>8. Paradoks efek terapi. Pasien yang diidentifikasi sebagai risiko tinggi mungkin menerima tatalaksana yang lebih agresif, yang dapat mengubah luaran aktual dan menciptakan bias yang dikenal sebagai paradoks terapi. Fenomena ini umum dalam studi prediksi prognosis dan sulit diatasi dalam desain observasional.</w:t>
       </w:r>
     </w:p>
     <w:p>
@@ -15217,7 +14742,7 @@
           <w:sz w:val="24"/>
           <w:szCs w:val="24"/>
         </w:rPr>
-        <w:t>9. Ketidakseimbangan kelas (class imbalance). Proporsi mortalitas 7,5% menyebabkan dataset tidak seimbang, yang dapat mempengaruhi performa model, terutama pada metrik seperti precision. Meskipun AUPRC digunakan untuk mengatasi hal ini, ketidakseimbangan kelas tetap menjadi tantangan.</w:t>
+        <w:t>9. Ketidakseimbangan kelas (ketidakseimbangan kelas). Proporsi mortalitas 7,5% menyebabkan set data tidak seimbang, yang dapat mempengaruhi performa model, terutama pada metrik seperti presisi. Meskipun AUPRC digunakan untuk mengatasi hal ini, ketidakseimbangan kelas tetap menjadi tantangan.</w:t>
       </w:r>
     </w:p>
     <w:p>
@@ -15234,7 +14759,7 @@
           <w:sz w:val="24"/>
           <w:szCs w:val="24"/>
         </w:rPr>
-        <w:t>10. Interpretabilitas model. Meskipun Random Forest lebih interpretabel dibandingkan deep learning, model ensemble dari 500 pohon tetap sulit dijelaskan secara individual. Analisis feature importance dan SHAP membantu interpretasi, namun tidak memberikan pemahaman kausal mengenai mekanisme prediksi.</w:t>
+        <w:t>10. Interpretabilitas model. Meskipun Random Forest lebih interpretabel dibandingkan pembelajaran mendalam, model ensemble dari 500 pohon tetap sulit dijelaskan secara individual. Analisis kepentingan fitur dan SHAP membantu interpretasi, namun tidak memberikan pemahaman kausal mengenai mekanisme prediksi.</w:t>
       </w:r>
     </w:p>
     <w:p>
@@ -15294,7 +14819,7 @@
         <w:jc w:val="both"/>
       </w:pPr>
       <w:r>
-        <w:t>Namun, beberapa aspek TRIPOD+AI masih perlu ditingkatkan: (1) validasi eksternal pada kohort independen belum dilakukan; (2) analisis sensitivitas terkait data hilang belum menyeluruh; (3) model fairness analysis (performa pada subkelompok berdasarkan jenis kelamin, usia, dan komorbiditas) perlu dilaporkan lebih detail. Penelitian lanjutan direncanakan untuk mengatasi keterbatasan ini.</w:t>
+        <w:t>Namun, beberapa aspek TRIPOD+AI masih perlu ditingkatkan: (1) validasi eksternal pada kohort independen belum dilakukan; (2) analisis sensitivitas terkait data hilang belum menyeluruh; dan (3) analisis keadilan model pada subkelompok jenis kelamin, usia, dan komorbiditas perlu dilaporkan lebih terperinci. Penelitian lanjutan direncanakan untuk mengatasi keterbatasan tersebut.</w:t>
       </w:r>
     </w:p>
     <w:p>
@@ -15388,7 +14913,7 @@
           <w:sz w:val="24"/>
           <w:szCs w:val="24"/>
         </w:rPr>
-        <w:t>1. Variabel prediktor yang signifikan untuk mortalitas in-hospital pada pasien STEMI dan NSTEMI meliputi parameter fungsi ginjal (eGFR, ureum), hemodinamik ekokardiografi (LVOT VTI), parameter darah (hemoglobin, APTT, kalium), karakteristik demografis (usia), fungsi ventrikel (LVEF, TAPSE), status hemodinamik (tekanan darah sistolik, heart rate, respiratory rate), dan klasifikasi klinis (Killip class). eGFR dan ureum merupakan dua prediktor paling dominan, mengonfirmasi peran kritis fungsi ginjal sebagai penanda hipoperfusi organ.</w:t>
+        <w:t>1. Tiga belas prediktor dalam model mortalitas in-hospital mencakup fungsi ginjal (eGFR dan ureum), parameter ekokardiografi (LVOT VTI, LVEF, dan TAPSE), parameter darah (hemoglobin, APTT, dan kalium), usia, tekanan darah sistolik, denyut jantung, laju napas, dan kelas Killip. Berdasarkan Gini importance, eGFR dan ureum merupakan dua prediktor paling dominan. Kepentingan fitur menunjukkan kontribusi prediktif, bukan hubungan kausal atau kemaknaan statistik individual.</w:t>
       </w:r>
     </w:p>
     <w:p>
@@ -15398,7 +14923,7 @@
         <w:jc w:val="both"/>
       </w:pPr>
       <w:r>
-        <w:t>2. Rerata AUC Random Forest antar-seed adalah 0,8157 (dibulatkan 0,816), dengan simpangan baku 0,0075 dan IK 95% 0,8110 sampai 0,8204. AUC vektor prediksi out-of-fold rerata adalah 0,8189 (dibulatkan 0,819), sedangkan Brier score adalah 0,061. Pada ambang Youden 0,103981, sensitivitas adalah 71,3% dan spesifisitas 82,0%. Pada ambang safety 0,018455, sensitivitas adalah 98,3%, spesifisitas 26,2%, dan terdapat dua false negative.</w:t>
+        <w:t>2. Rerata AUC Random Forest antar-seed adalah 0,8157 (dibulatkan 0,816), dengan simpangan baku 0,0075 dan IK 95% 0,8110 sampai 0,8204. AUC vektor prediksi out-of-fold rerata adalah 0,8189 (dibulatkan 0,819), sedangkan Brier score adalah 0,061. Pada ambang Youden 0,103981, sensitivitas adalah 71,3% dan spesifisitas 82,0%. Pada ambang safety 0,018455, sensitivitas adalah 98,3%, spesifisitas 26,2%, dan terdapat dua negatif palsu.</w:t>
       </w:r>
     </w:p>
     <w:p>
@@ -15442,7 +14967,7 @@
           <w:sz w:val="24"/>
           <w:szCs w:val="24"/>
         </w:rPr>
-        <w:t>5. Performa model untuk luaran mortalitas (AUC 0,818) lebih baik dibandingkan untuk luaran syok kardiogenik baru (AUC 0,670) dan luaran komposit (AUC 0,742), menunjukkan bahwa prediksi mortalitas lebih dapat diandalkan dibandingkan prediksi kejadian spesifik SKG dalam desain penelitian ini.</w:t>
+        <w:t>5. Performa model untuk mortalitas (AUC 0,819) lebih baik daripada untuk syok kardiogenik baru (AUC 0,670) dan luaran komposit (AUC 0,742). Analisis luaran sekunder bersifat eksploratif dan tidak mengubah fokus utama penelitian.</w:t>
       </w:r>
     </w:p>
     <w:p>
@@ -15492,7 +15017,7 @@
           <w:sz w:val="24"/>
           <w:szCs w:val="24"/>
         </w:rPr>
-        <w:t>1. Validasi eksternal model pada kohort yang independen, idealnya dari beberapa pusat kesehatan di berbagai wilayah Indonesia, sangat diperlukan sebelum implementasi klinis yang luas. Validasi prospektif juga direkomendasikan untuk mengonfirmasi performa model dalam setting klinis real-time.</w:t>
+        <w:t>1. Validasi eksternal model pada kohort yang independen, idealnya dari beberapa pusat kesehatan di berbagai wilayah Indonesia, sangat diperlukan sebelum implementasi klinis yang luas. Validasi prospektif juga direkomendasikan untuk mengonfirmasi performa model dalam lingkungan klinis waktu nyata.</w:t>
       </w:r>
     </w:p>
     <w:p>
@@ -15526,7 +15051,7 @@
           <w:sz w:val="24"/>
           <w:szCs w:val="24"/>
         </w:rPr>
-        <w:t>3. Integrasi model ke dalam sistem rekam medis elektronik sebagai alat bantu keputusan klinis perlu dipertimbangkan, dengan antarmuka yang intuitif dan alert otomatis untuk pasien risiko tinggi.</w:t>
+        <w:t>3. Integrasi model ke dalam sistem rekam medis elektronik sebagai alat bantu keputusan klinis perlu dipertimbangkan, dengan antarmuka yang intuitif dan peringatan otomatis untuk pasien risiko tinggi.</w:t>
       </w:r>
     </w:p>
     <w:p>
@@ -15694,7 +15219,7 @@
           <w:sz w:val="24"/>
           <w:szCs w:val="24"/>
         </w:rPr>
-        <w:t>Byrne, R.A. et al., 2023. 2023 ESC Guidelines for the management of acute coronary syndromes. *European Heart Journal*, 44(38), pp.3720-3361. https://doi.org/10.1093/eurheartj/ehad191.</w:t>
+        <w:t>Byrne, R.A. et al., 2023. 2023 ESC Guidelines for the management of acute coronary syndromes. *European Heart Journal*, 44(38), pp.3720-3826. https://doi.org/10.1093/eurheartj/ehad191.</w:t>
       </w:r>
     </w:p>
     <w:p>
@@ -15773,6 +15298,12 @@
       </w:r>
     </w:p>
     <w:p>
+      <w:pPr/>
+      <w:r>
+        <w:t>Collins, G.S. et al., 2024. TRIPOD+AI statement: updated guidance for reporting clinical prediction models that use regression or machine learning methods. *BMJ*, 385, p.e078378. https://doi.org/10.1136/bmj-2023-078378.</w:t>
+      </w:r>
+    </w:p>
+    <w:p>
       <w:pPr>
         <w:spacing w:after="60" w:line="360" w:lineRule="auto"/>
         <w:ind w:firstLine="709"/>
@@ -16069,7 +15600,7 @@
           <w:sz w:val="24"/>
           <w:szCs w:val="24"/>
         </w:rPr>
-        <w:t>Lang, R.M. et al., 2015. Recommendations for Cardiac Chamber Quantification by Echocardiography in Adults. *European Heart Journal  sampai  Cardiovascular Imaging*, 16(3), pp.233-271. https://doi.org/10.1093/ehjci/jev014.</w:t>
+        <w:t>Lang, R.M. et al., 2015. Recommendations for Cardiac Chamber Quantification by Echocardiography in Adults. *European Heart Journal: Cardiovascular Imaging*, 16(3), pp.233-271. https://doi.org/10.1093/ehjci/jev014.</w:t>
       </w:r>
     </w:p>
     <w:p>
@@ -16079,7 +15610,7 @@
         <w:jc w:val="both"/>
       </w:pPr>
       <w:r>
-        <w:t>Libby, P., 2021. Inflammation in Atherosclerosis,No Longer a Theory. *Clinical Chemistry*, 67(1), pp.131-142. https://doi.org/10.1093/clinchem/hvaa275.</w:t>
+        <w:t>Libby, P., 2021. Inflammation in Atherosclerosis: No Longer a Theory. *Clinical Chemistry*, 67(1), pp.131-142. https://doi.org/10.1093/clinchem/hvaa275.</w:t>
       </w:r>
     </w:p>
     <w:p>
@@ -16269,7 +15800,7 @@
         <w:jc w:val="both"/>
       </w:pPr>
       <w:r>
-        <w:t>Theofilis, P. et al., 2023. Pathophysiology of Acute Coronary Syndromes,Diagnostic and Treatment Considerations. *Life*, 13(7), p.1543. https://doi.org/10.3390/life13071543.</w:t>
+        <w:t>Theofilis, P. et al., 2023. Pathophysiology of Acute Coronary Syndromes: Diagnostic and Treatment Considerations. *Life*, 13(7), p.1543. https://doi.org/10.3390/life13071543.</w:t>
       </w:r>
     </w:p>
     <w:p>
@@ -16377,6 +15908,667 @@
         <w:t>Zhou, Y. et al., 2002. Vascular Endothelial Growth Factor Ligands and Receptors That Regulate Human Cytotrophoblast Survival Are Dysregulated in Severe Preeclampsia. *The American Journal of Pathology*, 160(4), pp.1405-1423. https://doi.org/10.1016/s0002-9440(10)62567-9.</w:t>
       </w:r>
     </w:p>
+    <w:p>
+      <w:r>
+        <w:br w:type="page"/>
+      </w:r>
+    </w:p>
+    <w:p>
+      <w:pPr>
+        <w:jc w:val="center"/>
+      </w:pPr>
+      <w:r>
+        <w:rPr>
+          <w:b/>
+        </w:rPr>
+        <w:t>LAMPIRAN: PETA PELAPORAN TRIPOD+AI</w:t>
+      </w:r>
+    </w:p>
+    <w:p>
+      <w:r>
+        <w:t>Checklist ini memetakan 27 item utama TRIPOD+AI ke lokasi pelaporan dalam tesis. Pemenuhan pelaporan tidak berarti validasi eksternal telah dilakukan.</w:t>
+      </w:r>
+    </w:p>
+    <w:tbl>
+      <w:tblPr>
+        <w:tblStyle w:val="TableGrid"/>
+        <w:tblW w:type="auto" w:w="0"/>
+        <w:tblLook w:firstColumn="1" w:firstRow="1" w:lastColumn="0" w:lastRow="0" w:noHBand="0" w:noVBand="1" w:val="04A0"/>
+      </w:tblPr>
+      <w:tblGrid>
+        <w:gridCol w:w="4819"/>
+        <w:gridCol w:w="4819"/>
+      </w:tblGrid>
+      <w:tr>
+        <w:trPr>
+          <w:tblHeader w:val="true"/>
+        </w:trPr>
+        <w:tc>
+          <w:tcPr>
+            <w:tcW w:type="dxa" w:w="4819"/>
+            <w:shd w:fill="D9EAF7"/>
+            <w:vAlign w:val="center"/>
+          </w:tcPr>
+          <w:p>
+            <w:r>
+              <w:rPr>
+                <w:b/>
+              </w:rPr>
+              <w:t>Item</w:t>
+            </w:r>
+          </w:p>
+        </w:tc>
+        <w:tc>
+          <w:tcPr>
+            <w:tcW w:type="dxa" w:w="4819"/>
+            <w:shd w:fill="D9EAF7"/>
+            <w:vAlign w:val="center"/>
+          </w:tcPr>
+          <w:p>
+            <w:r>
+              <w:rPr>
+                <w:b/>
+              </w:rPr>
+              <w:t>Lokasi dan status pelaporan</w:t>
+            </w:r>
+          </w:p>
+        </w:tc>
+      </w:tr>
+      <w:tr>
+        <w:tc>
+          <w:tcPr>
+            <w:tcW w:type="dxa" w:w="4819"/>
+          </w:tcPr>
+          <w:p>
+            <w:r>
+              <w:t>1. Judul</w:t>
+            </w:r>
+          </w:p>
+        </w:tc>
+        <w:tc>
+          <w:tcPr>
+            <w:tcW w:type="dxa" w:w="4819"/>
+          </w:tcPr>
+          <w:p>
+            <w:r>
+              <w:t>Judul dan abstrak menyebut model prediksi, luaran, populasi, dan validasi internal.</w:t>
+            </w:r>
+          </w:p>
+        </w:tc>
+      </w:tr>
+      <w:tr>
+        <w:tc>
+          <w:tcPr>
+            <w:tcW w:type="dxa" w:w="4819"/>
+          </w:tcPr>
+          <w:p>
+            <w:r>
+              <w:t>2. Abstrak</w:t>
+            </w:r>
+          </w:p>
+        </w:tc>
+        <w:tc>
+          <w:tcPr>
+            <w:tcW w:type="dxa" w:w="4819"/>
+          </w:tcPr>
+          <w:p>
+            <w:r>
+              <w:t>Abstrak terstruktur memuat desain, N, kejadian, prediktor, validasi, dan performa.</w:t>
+            </w:r>
+          </w:p>
+        </w:tc>
+      </w:tr>
+      <w:tr>
+        <w:tc>
+          <w:tcPr>
+            <w:tcW w:type="dxa" w:w="4819"/>
+          </w:tcPr>
+          <w:p>
+            <w:r>
+              <w:t>3. Latar belakang</w:t>
+            </w:r>
+          </w:p>
+        </w:tc>
+        <w:tc>
+          <w:tcPr>
+            <w:tcW w:type="dxa" w:w="4819"/>
+          </w:tcPr>
+          <w:p>
+            <w:r>
+              <w:t>Bagian 1.1 menjelaskan konteks klinis dan kebutuhan model.</w:t>
+            </w:r>
+          </w:p>
+        </w:tc>
+      </w:tr>
+      <w:tr>
+        <w:tc>
+          <w:tcPr>
+            <w:tcW w:type="dxa" w:w="4819"/>
+          </w:tcPr>
+          <w:p>
+            <w:r>
+              <w:t>4. Tujuan</w:t>
+            </w:r>
+          </w:p>
+        </w:tc>
+        <w:tc>
+          <w:tcPr>
+            <w:tcW w:type="dxa" w:w="4819"/>
+          </w:tcPr>
+          <w:p>
+            <w:r>
+              <w:t>Bagian 1.3 memuat tujuan pengembangan dan validasi internal.</w:t>
+            </w:r>
+          </w:p>
+        </w:tc>
+      </w:tr>
+      <w:tr>
+        <w:tc>
+          <w:tcPr>
+            <w:tcW w:type="dxa" w:w="4819"/>
+          </w:tcPr>
+          <w:p>
+            <w:r>
+              <w:t>5. Sumber data</w:t>
+            </w:r>
+          </w:p>
+        </w:tc>
+        <w:tc>
+          <w:tcPr>
+            <w:tcW w:type="dxa" w:w="4819"/>
+          </w:tcPr>
+          <w:p>
+            <w:r>
+              <w:t>Bagian 2.2 sampai 2.3: RME rumah sakit dan periode 2024 sampai 2025.</w:t>
+            </w:r>
+          </w:p>
+        </w:tc>
+      </w:tr>
+      <w:tr>
+        <w:tc>
+          <w:tcPr>
+            <w:tcW w:type="dxa" w:w="4819"/>
+          </w:tcPr>
+          <w:p>
+            <w:r>
+              <w:t>6. Partisipan</w:t>
+            </w:r>
+          </w:p>
+        </w:tc>
+        <w:tc>
+          <w:tcPr>
+            <w:tcW w:type="dxa" w:w="4819"/>
+          </w:tcPr>
+          <w:p>
+            <w:r>
+              <w:t>Bagian 2.3 sampai 2.4: populasi, inklusi, eksklusi, dan alur seleksi.</w:t>
+            </w:r>
+          </w:p>
+        </w:tc>
+      </w:tr>
+      <w:tr>
+        <w:tc>
+          <w:tcPr>
+            <w:tcW w:type="dxa" w:w="4819"/>
+          </w:tcPr>
+          <w:p>
+            <w:r>
+              <w:t>7. Luaran</w:t>
+            </w:r>
+          </w:p>
+        </w:tc>
+        <w:tc>
+          <w:tcPr>
+            <w:tcW w:type="dxa" w:w="4819"/>
+          </w:tcPr>
+          <w:p>
+            <w:r>
+              <w:t>Bagian 2.6 dan Tabel 2.1: definisi, waktu, sumber, dan pengodean mortalitas.</w:t>
+            </w:r>
+          </w:p>
+        </w:tc>
+      </w:tr>
+      <w:tr>
+        <w:tc>
+          <w:tcPr>
+            <w:tcW w:type="dxa" w:w="4819"/>
+          </w:tcPr>
+          <w:p>
+            <w:r>
+              <w:t>8. Prediktor</w:t>
+            </w:r>
+          </w:p>
+        </w:tc>
+        <w:tc>
+          <w:tcPr>
+            <w:tcW w:type="dxa" w:w="4819"/>
+          </w:tcPr>
+          <w:p>
+            <w:r>
+              <w:t>Bagian 2.5 dan 2.7: definisi, satuan, sumber, dan waktu 13 prediktor.</w:t>
+            </w:r>
+          </w:p>
+        </w:tc>
+      </w:tr>
+      <w:tr>
+        <w:tc>
+          <w:tcPr>
+            <w:tcW w:type="dxa" w:w="4819"/>
+          </w:tcPr>
+          <w:p>
+            <w:r>
+              <w:t>9. Ukuran sampel</w:t>
+            </w:r>
+          </w:p>
+        </w:tc>
+        <w:tc>
+          <w:tcPr>
+            <w:tcW w:type="dxa" w:w="4819"/>
+          </w:tcPr>
+          <w:p>
+            <w:r>
+              <w:t>Bagian 2.3 dan 4.10: N=1.524, 115 kejadian, serta keterbatasannya.</w:t>
+            </w:r>
+          </w:p>
+        </w:tc>
+      </w:tr>
+      <w:tr>
+        <w:tc>
+          <w:tcPr>
+            <w:tcW w:type="dxa" w:w="4819"/>
+          </w:tcPr>
+          <w:p>
+            <w:r>
+              <w:t>10. Data hilang</w:t>
+            </w:r>
+          </w:p>
+        </w:tc>
+        <w:tc>
+          <w:tcPr>
+            <w:tcW w:type="dxa" w:w="4819"/>
+          </w:tcPr>
+          <w:p>
+            <w:r>
+              <w:t>Bagian 2.8 sampai 2.9: imputasi median dipelajari pada setiap lipatan pelatihan.</w:t>
+            </w:r>
+          </w:p>
+        </w:tc>
+      </w:tr>
+      <w:tr>
+        <w:tc>
+          <w:tcPr>
+            <w:tcW w:type="dxa" w:w="4819"/>
+          </w:tcPr>
+          <w:p>
+            <w:r>
+              <w:t>11. Pengembangan model</w:t>
+            </w:r>
+          </w:p>
+        </w:tc>
+        <w:tc>
+          <w:tcPr>
+            <w:tcW w:type="dxa" w:w="4819"/>
+          </w:tcPr>
+          <w:p>
+            <w:r>
+              <w:t>Bagian 2.9: algoritma, hiperparameter, prapemrosesan, dan fitting.</w:t>
+            </w:r>
+          </w:p>
+        </w:tc>
+      </w:tr>
+      <w:tr>
+        <w:tc>
+          <w:tcPr>
+            <w:tcW w:type="dxa" w:w="4819"/>
+          </w:tcPr>
+          <w:p>
+            <w:r>
+              <w:t>12. Validasi internal</w:t>
+            </w:r>
+          </w:p>
+        </w:tc>
+        <w:tc>
+          <w:tcPr>
+            <w:tcW w:type="dxa" w:w="4819"/>
+          </w:tcPr>
+          <w:p>
+            <w:r>
+              <w:t>Bagian 2.9: 10 seed, 5-fold StratifiedKFold, dan prediksi out-of-fold.</w:t>
+            </w:r>
+          </w:p>
+        </w:tc>
+      </w:tr>
+      <w:tr>
+        <w:tc>
+          <w:tcPr>
+            <w:tcW w:type="dxa" w:w="4819"/>
+          </w:tcPr>
+          <w:p>
+            <w:r>
+              <w:t>13. Ukuran performa</w:t>
+            </w:r>
+          </w:p>
+        </w:tc>
+        <w:tc>
+          <w:tcPr>
+            <w:tcW w:type="dxa" w:w="4819"/>
+          </w:tcPr>
+          <w:p>
+            <w:r>
+              <w:t>Bagian 2.9 dan 3.2: AUC, AUPRC, Brier, sensitivitas, dan spesifisitas.</w:t>
+            </w:r>
+          </w:p>
+        </w:tc>
+      </w:tr>
+      <w:tr>
+        <w:tc>
+          <w:tcPr>
+            <w:tcW w:type="dxa" w:w="4819"/>
+          </w:tcPr>
+          <w:p>
+            <w:r>
+              <w:t>14. Pembentukan kelompok risiko</w:t>
+            </w:r>
+          </w:p>
+        </w:tc>
+        <w:tc>
+          <w:tcPr>
+            <w:tcW w:type="dxa" w:w="4819"/>
+          </w:tcPr>
+          <w:p>
+            <w:r>
+              <w:t>Bagian 2.9 dan 3.8: definisi ambang keselamatan dan Youden.</w:t>
+            </w:r>
+          </w:p>
+        </w:tc>
+      </w:tr>
+      <w:tr>
+        <w:tc>
+          <w:tcPr>
+            <w:tcW w:type="dxa" w:w="4819"/>
+          </w:tcPr>
+          <w:p>
+            <w:r>
+              <w:t>15. Analisis tambahan</w:t>
+            </w:r>
+          </w:p>
+        </w:tc>
+        <w:tc>
+          <w:tcPr>
+            <w:tcW w:type="dxa" w:w="4819"/>
+          </w:tcPr>
+          <w:p>
+            <w:r>
+              <w:t>Bagian 3.5 sampai 3.7: DCA, luaran sekunder, XGBoost, dan GRACE 2.0.</w:t>
+            </w:r>
+          </w:p>
+        </w:tc>
+      </w:tr>
+      <w:tr>
+        <w:tc>
+          <w:tcPr>
+            <w:tcW w:type="dxa" w:w="4819"/>
+          </w:tcPr>
+          <w:p>
+            <w:r>
+              <w:t>16. Perangkat analisis</w:t>
+            </w:r>
+          </w:p>
+        </w:tc>
+        <w:tc>
+          <w:tcPr>
+            <w:tcW w:type="dxa" w:w="4819"/>
+          </w:tcPr>
+          <w:p>
+            <w:r>
+              <w:t>Bagian 2.9 dan berkas analisis menyebut algoritma, seed, serta pustaka.</w:t>
+            </w:r>
+          </w:p>
+        </w:tc>
+      </w:tr>
+      <w:tr>
+        <w:tc>
+          <w:tcPr>
+            <w:tcW w:type="dxa" w:w="4819"/>
+          </w:tcPr>
+          <w:p>
+            <w:r>
+              <w:t>17. Protokol dan registrasi</w:t>
+            </w:r>
+          </w:p>
+        </w:tc>
+        <w:tc>
+          <w:tcPr>
+            <w:tcW w:type="dxa" w:w="4819"/>
+          </w:tcPr>
+          <w:p>
+            <w:r>
+              <w:t>Status protokol/registrasi tidak tersedia; keterbatasan pelaporan dinyatakan.</w:t>
+            </w:r>
+          </w:p>
+        </w:tc>
+      </w:tr>
+      <w:tr>
+        <w:tc>
+          <w:tcPr>
+            <w:tcW w:type="dxa" w:w="4819"/>
+          </w:tcPr>
+          <w:p>
+            <w:r>
+              <w:t>18. Sains terbuka</w:t>
+            </w:r>
+          </w:p>
+        </w:tc>
+        <w:tc>
+          <w:tcPr>
+            <w:tcW w:type="dxa" w:w="4819"/>
+          </w:tcPr>
+          <w:p>
+            <w:r>
+              <w:t>Dokumentasi analisis tersedia; data individual dibatasi karena kerahasiaan pasien.</w:t>
+            </w:r>
+          </w:p>
+        </w:tc>
+      </w:tr>
+      <w:tr>
+        <w:tc>
+          <w:tcPr>
+            <w:tcW w:type="dxa" w:w="4819"/>
+          </w:tcPr>
+          <w:p>
+            <w:r>
+              <w:t>19. Keterlibatan pasien/publik</w:t>
+            </w:r>
+          </w:p>
+        </w:tc>
+        <w:tc>
+          <w:tcPr>
+            <w:tcW w:type="dxa" w:w="4819"/>
+          </w:tcPr>
+          <w:p>
+            <w:r>
+              <w:t>Tidak dilakukan karena desain retrospektif berbasis RME.</w:t>
+            </w:r>
+          </w:p>
+        </w:tc>
+      </w:tr>
+      <w:tr>
+        <w:tc>
+          <w:tcPr>
+            <w:tcW w:type="dxa" w:w="4819"/>
+          </w:tcPr>
+          <w:p>
+            <w:r>
+              <w:t>20. Alur partisipan</w:t>
+            </w:r>
+          </w:p>
+        </w:tc>
+        <w:tc>
+          <w:tcPr>
+            <w:tcW w:type="dxa" w:w="4819"/>
+          </w:tcPr>
+          <w:p>
+            <w:r>
+              <w:t>Bagian 3.1 dan Gambar 2.1 memuat seluruh tahap seleksi dan jumlah pasien.</w:t>
+            </w:r>
+          </w:p>
+        </w:tc>
+      </w:tr>
+      <w:tr>
+        <w:tc>
+          <w:tcPr>
+            <w:tcW w:type="dxa" w:w="4819"/>
+          </w:tcPr>
+          <w:p>
+            <w:r>
+              <w:t>21. Karakteristik partisipan</w:t>
+            </w:r>
+          </w:p>
+        </w:tc>
+        <w:tc>
+          <w:tcPr>
+            <w:tcW w:type="dxa" w:w="4819"/>
+          </w:tcPr>
+          <w:p>
+            <w:r>
+              <w:t>Tabel 3.1 dan 3.2 memuat karakteristik kohort dan subkelompok.</w:t>
+            </w:r>
+          </w:p>
+        </w:tc>
+      </w:tr>
+      <w:tr>
+        <w:tc>
+          <w:tcPr>
+            <w:tcW w:type="dxa" w:w="4819"/>
+          </w:tcPr>
+          <w:p>
+            <w:r>
+              <w:t>22. Pengembangan model</w:t>
+            </w:r>
+          </w:p>
+        </w:tc>
+        <w:tc>
+          <w:tcPr>
+            <w:tcW w:type="dxa" w:w="4819"/>
+          </w:tcPr>
+          <w:p>
+            <w:r>
+              <w:t>Bagian 3.2 sampai 3.5 memuat hasil model, fitur, ambang, dan kalibrasi.</w:t>
+            </w:r>
+          </w:p>
+        </w:tc>
+      </w:tr>
+      <w:tr>
+        <w:tc>
+          <w:tcPr>
+            <w:tcW w:type="dxa" w:w="4819"/>
+          </w:tcPr>
+          <w:p>
+            <w:r>
+              <w:t>23. Spesifikasi model</w:t>
+            </w:r>
+          </w:p>
+        </w:tc>
+        <w:tc>
+          <w:tcPr>
+            <w:tcW w:type="dxa" w:w="4819"/>
+          </w:tcPr>
+          <w:p>
+            <w:r>
+              <w:t>Bagian 2.9 dan berkas analisis memuat 13 fitur dan hiperparameter lengkap.</w:t>
+            </w:r>
+          </w:p>
+        </w:tc>
+      </w:tr>
+      <w:tr>
+        <w:tc>
+          <w:tcPr>
+            <w:tcW w:type="dxa" w:w="4819"/>
+          </w:tcPr>
+          <w:p>
+            <w:r>
+              <w:t>24. Performa model</w:t>
+            </w:r>
+          </w:p>
+        </w:tc>
+        <w:tc>
+          <w:tcPr>
+            <w:tcW w:type="dxa" w:w="4819"/>
+          </w:tcPr>
+          <w:p>
+            <w:r>
+              <w:t>Bagian 3.2 sampai 3.7 memuat estimasi, ketidakpastian, dan pembanding.</w:t>
+            </w:r>
+          </w:p>
+        </w:tc>
+      </w:tr>
+      <w:tr>
+        <w:tc>
+          <w:tcPr>
+            <w:tcW w:type="dxa" w:w="4819"/>
+          </w:tcPr>
+          <w:p>
+            <w:r>
+              <w:t>25. Keterbatasan</w:t>
+            </w:r>
+          </w:p>
+        </w:tc>
+        <w:tc>
+          <w:tcPr>
+            <w:tcW w:type="dxa" w:w="4819"/>
+          </w:tcPr>
+          <w:p>
+            <w:r>
+              <w:t>Bagian 4.10 membahas bias, data hilang, pusat tunggal, dan validasi eksternal.</w:t>
+            </w:r>
+          </w:p>
+        </w:tc>
+      </w:tr>
+      <w:tr>
+        <w:tc>
+          <w:tcPr>
+            <w:tcW w:type="dxa" w:w="4819"/>
+          </w:tcPr>
+          <w:p>
+            <w:r>
+              <w:t>26. Interpretasi</w:t>
+            </w:r>
+          </w:p>
+        </w:tc>
+        <w:tc>
+          <w:tcPr>
+            <w:tcW w:type="dxa" w:w="4819"/>
+          </w:tcPr>
+          <w:p>
+            <w:r>
+              <w:t>Bagian 4.1 sampai 4.9 menafsirkan hasil tanpa mengklaim kesiapan klinis.</w:t>
+            </w:r>
+          </w:p>
+        </w:tc>
+      </w:tr>
+      <w:tr>
+        <w:tc>
+          <w:tcPr>
+            <w:tcW w:type="dxa" w:w="4819"/>
+          </w:tcPr>
+          <w:p>
+            <w:r>
+              <w:t>27. Implikasi</w:t>
+            </w:r>
+          </w:p>
+        </w:tc>
+        <w:tc>
+          <w:tcPr>
+            <w:tcW w:type="dxa" w:w="4819"/>
+          </w:tcPr>
+          <w:p>
+            <w:r>
+              <w:t>Bagian 5.2 memuat validasi eksternal, studi prospektif, dan studi dampak.</w:t>
+            </w:r>
+          </w:p>
+        </w:tc>
+      </w:tr>
+    </w:tbl>
     <w:sectPr>
       <w:pgSz w:w="11906" w:h="16838"/>
       <w:pgMar w:top="1134" w:right="1134" w:bottom="1134" w:left="1134" w:header="720" w:footer="720"/>

--- a/TESIS_FINAL.docx
+++ b/TESIS_FINAL.docx
@@ -9892,6 +9892,22 @@
       </w:r>
     </w:p>
     <w:p>
+      <w:pPr>
+        <w:spacing w:lineRule="auto" w:line="360"/>
+        <w:jc w:val="both"/>
+      </w:pPr>
+      <w:r>
+        <w:rPr>
+          <w:rFonts w:ascii="Times New Roman" w:hAnsi="Times New Roman" w:cs="Times New Roman"/>
+          <w:b/>
+          <w:i w:val="0"/>
+          <w:sz w:val="24"/>
+          <w:szCs w:val="24"/>
+        </w:rPr>
+        <w:t>3.2.2 Pemilihan Ambang Batas Optimal</w:t>
+      </w:r>
+    </w:p>
+    <w:p>
       <w:r>
         <w:br/>
       </w:r>
@@ -9936,59 +9952,18 @@
     <w:p>
       <w:pPr>
         <w:spacing w:lineRule="auto" w:line="360"/>
+        <w:ind w:firstLine="720"/>
         <w:jc w:val="both"/>
       </w:pPr>
       <w:r>
         <w:rPr>
           <w:rFonts w:ascii="Times New Roman" w:hAnsi="Times New Roman" w:cs="Times New Roman"/>
-          <w:b/>
+          <w:b w:val="0"/>
           <w:i w:val="0"/>
           <w:sz w:val="24"/>
           <w:szCs w:val="24"/>
         </w:rPr>
-        <w:t>3.2.2 Pemilihan Ambang Batas Optimal</w:t>
-      </w:r>
-    </w:p>
-    <w:p>
-      <w:r>
-        <w:br/>
-      </w:r>
-      <w:r>
-        <w:drawing>
-          <wp:inline>
-            <wp:extent cx="5040000" cy="3902303"/>
-            <wp:docPr id="8" name="Picture 8"/>
-            <wp:cNvGraphicFramePr>
-              <a:graphicFrameLocks noChangeAspect="1"/>
-            </wp:cNvGraphicFramePr>
-            <a:graphic>
-              <a:graphicData uri="http://schemas.openxmlformats.org/drawingml/2006/picture">
-                <pic:pic>
-                  <pic:nvPicPr>
-                    <pic:cNvPr id="0" name="image.png"/>
-                    <pic:cNvPicPr/>
-                  </pic:nvPicPr>
-                  <pic:blipFill>
-                    <a:blip r:embed="rId10"/>
-                    <a:stretch>
-                      <a:fillRect/>
-                    </a:stretch>
-                  </pic:blipFill>
-                  <pic:spPr>
-                    <a:xfrm>
-                      <a:off x="0" y="0"/>
-                      <a:ext cx="5040000" cy="3902303"/>
-                    </a:xfrm>
-                    <a:prstGeom prst="rect"/>
-                  </pic:spPr>
-                </pic:pic>
-              </a:graphicData>
-            </a:graphic>
-          </wp:inline>
-        </w:drawing>
-      </w:r>
-      <w:r>
-        <w:br/>
+        <w:t>Pemilihan ambang batas (threshold) untuk klasifikasi biner didasarkan pada pendekatan keselamatan (safety-first approach), yaitu memprioritaskan sensitivitas tinggi untuk memastikan tidak ada pasien berisiko tinggi yang terlewatkan. Dua ambang batas utama diidentifikasi:</w:t>
       </w:r>
     </w:p>
     <w:p>
@@ -9998,14 +9973,7 @@
         <w:jc w:val="both"/>
       </w:pPr>
       <w:r>
-        <w:rPr>
-          <w:rFonts w:ascii="Times New Roman" w:hAnsi="Times New Roman" w:cs="Times New Roman"/>
-          <w:b w:val="0"/>
-          <w:i w:val="0"/>
-          <w:sz w:val="24"/>
-          <w:szCs w:val="24"/>
-        </w:rPr>
-        <w:t>Pemilihan ambang batas (threshold) untuk klasifikasi biner didasarkan pada pendekatan keselamatan (safety-first approach), yaitu memprioritaskan sensitivitas tinggi untuk memastikan tidak ada pasien berisiko tinggi yang terlewatkan. Dua ambang batas utama diidentifikasi:</w:t>
+        <w:t>Ambang keselamatan 0,018455 dipilih untuk membatasi negatif palsu pada prediksi out-of-fold rerata. Pada ambang ini, sensitivitas adalah 98,3% (FN=2), spesifisitas 26,2%, PPV 9,8%, dan NPV 99,5%. Ambang Youden 0,103981 menghasilkan sensitivitas 71,3%, spesifisitas 82,0%, PPV 24,4%, dan NPV 97,2%.</w:t>
       </w:r>
     </w:p>
     <w:p>
@@ -10015,7 +9983,38 @@
         <w:jc w:val="both"/>
       </w:pPr>
       <w:r>
-        <w:t>Ambang keselamatan 0,018455 dipilih untuk membatasi negatif palsu pada prediksi out-of-fold rerata. Pada ambang ini, sensitivitas adalah 98,3% (FN=2), spesifisitas 26,2%, PPV 9,8%, dan NPV 99,5%. Ambang Youden 0,103981 menghasilkan sensitivitas 71,3%, spesifisitas 82,0%, PPV 24,4%, dan NPV 97,2%.</w:t>
+        <w:t>Ambang Youden 0,103981 memaksimalkan sensitivitas ditambah spesifisitas dikurangi satu pada kohort ini. Ambang tersebut mengidentifikasi 82 dari 115 kematian dan mengklasifikasikan benar 1.155 dari 1.409 pasien hidup. Karena ambang diturunkan dan dinilai pada kohort yang sama menggunakan prediksi out-of-fold, performanya memerlukan validasi eksternal.</w:t>
+      </w:r>
+    </w:p>
+    <w:p>
+      <w:pPr>
+        <w:spacing w:lineRule="auto" w:line="360" w:before="60" w:after="120"/>
+        <w:jc w:val="center"/>
+      </w:pPr>
+      <w:r>
+        <w:rPr>
+          <w:rFonts w:ascii="Times New Roman" w:hAnsi="Times New Roman" w:cs="Times New Roman"/>
+          <w:b/>
+          <w:sz w:val="24"/>
+          <w:szCs w:val="24"/>
+        </w:rPr>
+        <w:t>Gambar 3.2 Performa Model pada Berbagai Ambang Batas Klasifikasi</w:t>
+      </w:r>
+    </w:p>
+    <w:p>
+      <w:pPr>
+        <w:spacing w:lineRule="auto" w:line="360"/>
+        <w:jc w:val="both"/>
+      </w:pPr>
+      <w:r>
+        <w:rPr>
+          <w:rFonts w:ascii="Times New Roman" w:hAnsi="Times New Roman" w:cs="Times New Roman"/>
+          <w:b/>
+          <w:i w:val="0"/>
+          <w:sz w:val="24"/>
+          <w:szCs w:val="24"/>
+        </w:rPr>
+        <w:t>3.2.3 Analisis Matriks Konfusi</w:t>
       </w:r>
     </w:p>
     <w:p>
@@ -10067,7 +10066,7 @@
         <w:jc w:val="both"/>
       </w:pPr>
       <w:r>
-        <w:t>Ambang Youden 0,103981 memaksimalkan sensitivitas ditambah spesifisitas dikurangi satu pada kohort ini. Ambang tersebut mengidentifikasi 82 dari 115 kematian dan mengklasifikasikan benar 1.155 dari 1.409 pasien hidup. Karena ambang diturunkan dan dinilai pada kohort yang sama menggunakan prediksi out-of-fold, performanya memerlukan validasi eksternal.</w:t>
+        <w:t>Matriks konfusi pada ambang keselamatan disusun dari prediksi out-of-fold rerata seluruh 1.524 pasien. Model mengidentifikasi 113 dari 115 kematian (sensitivitas 98,3%) dan 369 dari 1.409 pasien hidup (spesifisitas 26,2%). Terdapat 2 negatif palsu dan 1.040 positif palsu; total pasien yang diklasifikasikan berisiko adalah 1.153. Hasil ini menggambarkan kompromi internal antara sensitivitas dan spesifisitas, bukan jaminan keamanan klinis.</w:t>
       </w:r>
     </w:p>
     <w:p>
@@ -10076,13 +10075,23 @@
         <w:jc w:val="center"/>
       </w:pPr>
       <w:r>
+        <w:t>Gambar 3.3 Matriks Konfusi Model Random Forest pada Ambang Batas Safety 0,018455</w:t>
+      </w:r>
+    </w:p>
+    <w:p>
+      <w:pPr>
+        <w:spacing w:lineRule="auto" w:line="360"/>
+        <w:jc w:val="both"/>
+      </w:pPr>
+      <w:r>
         <w:rPr>
           <w:rFonts w:ascii="Times New Roman" w:hAnsi="Times New Roman" w:cs="Times New Roman"/>
           <w:b/>
-          <w:sz w:val="24"/>
-          <w:szCs w:val="24"/>
-        </w:rPr>
-        <w:t>Gambar 3.2 Performa Model pada Berbagai Ambang Batas Klasifikasi</w:t>
+          <w:i w:val="0"/>
+          <w:sz w:val="24"/>
+          <w:szCs w:val="24"/>
+        </w:rPr>
+        <w:t>3.2.4 Analisis Kalibrasi</w:t>
       </w:r>
     </w:p>
     <w:p>
@@ -10130,59 +10139,32 @@
     <w:p>
       <w:pPr>
         <w:spacing w:lineRule="auto" w:line="360"/>
+        <w:ind w:firstLine="720"/>
         <w:jc w:val="both"/>
       </w:pPr>
       <w:r>
         <w:rPr>
           <w:rFonts w:ascii="Times New Roman" w:hAnsi="Times New Roman" w:cs="Times New Roman"/>
+          <w:b w:val="0"/>
+          <w:i w:val="0"/>
+          <w:sz w:val="24"/>
+          <w:szCs w:val="24"/>
+        </w:rPr>
+      </w:r>
+    </w:p>
+    <w:p>
+      <w:pPr>
+        <w:spacing w:lineRule="auto" w:line="360" w:before="60" w:after="120"/>
+        <w:jc w:val="center"/>
+      </w:pPr>
+      <w:r>
+        <w:rPr>
+          <w:rFonts w:ascii="Times New Roman" w:hAnsi="Times New Roman" w:cs="Times New Roman"/>
           <w:b/>
-          <w:i w:val="0"/>
-          <w:sz w:val="24"/>
-          <w:szCs w:val="24"/>
-        </w:rPr>
-        <w:t>3.2.3 Analisis Matriks Konfusi</w:t>
-      </w:r>
-    </w:p>
-    <w:p>
-      <w:r>
-        <w:br/>
-      </w:r>
-      <w:r>
-        <w:drawing>
-          <wp:inline>
-            <wp:extent cx="5040000" cy="4336916"/>
-            <wp:docPr id="3" name="Picture 3"/>
-            <wp:cNvGraphicFramePr>
-              <a:graphicFrameLocks noChangeAspect="1"/>
-            </wp:cNvGraphicFramePr>
-            <a:graphic>
-              <a:graphicData uri="http://schemas.openxmlformats.org/drawingml/2006/picture">
-                <pic:pic>
-                  <pic:nvPicPr>
-                    <pic:cNvPr id="0" name="image.png"/>
-                    <pic:cNvPicPr/>
-                  </pic:nvPicPr>
-                  <pic:blipFill>
-                    <a:blip r:embed="rId5"/>
-                    <a:stretch>
-                      <a:fillRect/>
-                    </a:stretch>
-                  </pic:blipFill>
-                  <pic:spPr>
-                    <a:xfrm>
-                      <a:off x="0" y="0"/>
-                      <a:ext cx="5040000" cy="4336916"/>
-                    </a:xfrm>
-                    <a:prstGeom prst="rect"/>
-                  </pic:spPr>
-                </pic:pic>
-              </a:graphicData>
-            </a:graphic>
-          </wp:inline>
-        </w:drawing>
-      </w:r>
-      <w:r>
-        <w:br/>
+          <w:sz w:val="24"/>
+          <w:szCs w:val="24"/>
+        </w:rPr>
+        <w:t>Gambar 3.4 Kurva Kalibrasi Model Random Forest</w:t>
       </w:r>
     </w:p>
     <w:p>
@@ -10192,7 +10174,23 @@
         <w:jc w:val="both"/>
       </w:pPr>
       <w:r>
-        <w:t>Matriks konfusi pada ambang keselamatan disusun dari prediksi out-of-fold rerata seluruh 1.524 pasien. Model mengidentifikasi 113 dari 115 kematian (sensitivitas 98,3%) dan 369 dari 1.409 pasien hidup (spesifisitas 26,2%). Terdapat 2 negatif palsu dan 1.040 positif palsu; total pasien yang diklasifikasikan berisiko adalah 1.153. Hasil ini menggambarkan kompromi internal antara sensitivitas dan spesifisitas, bukan jaminan keamanan klinis.</w:t>
+        <w:t>Gambar 3.4 menunjukkan kurva kalibrasi model tanpa koreksi Platt scaling (prediksi out-of-fold mentah). Garis kalibrasi yang mendekati garis diagonal (ideal) menunjukkan bahwa probabilitas yang diprediksi oleh model sesuai dengan frekuensi kejadian sebenarnya. Pada rentang probabilitas rendah hingga menengah, model menunjukkan kalibrasi yang baik dengan Brier score 0,061.</w:t>
+      </w:r>
+    </w:p>
+    <w:p>
+      <w:pPr>
+        <w:spacing w:lineRule="auto" w:line="360"/>
+        <w:jc w:val="both"/>
+      </w:pPr>
+      <w:r>
+        <w:rPr>
+          <w:rFonts w:ascii="Times New Roman" w:hAnsi="Times New Roman" w:cs="Times New Roman"/>
+          <w:b/>
+          <w:i w:val="0"/>
+          <w:sz w:val="24"/>
+          <w:szCs w:val="24"/>
+        </w:rPr>
+        <w:t>3.2.5 Decision Curve Analysis</w:t>
       </w:r>
     </w:p>
     <w:p>
@@ -10239,53 +10237,51 @@
     </w:p>
     <w:p>
       <w:pPr>
+        <w:spacing w:lineRule="auto" w:line="360"/>
+        <w:ind w:firstLine="720"/>
+        <w:jc w:val="both"/>
+      </w:pPr>
+      <w:r>
+        <w:rPr>
+          <w:rFonts w:ascii="Times New Roman" w:hAnsi="Times New Roman" w:cs="Times New Roman"/>
+          <w:b w:val="0"/>
+          <w:i w:val="0"/>
+          <w:sz w:val="24"/>
+          <w:szCs w:val="24"/>
+        </w:rPr>
+        <w:t>Decision Curve Analysis (DCA) dilakukan untuk mengevaluasi manfaat klinis model pada berbagai ambang batas probabilitas. DCA mengukur net benefit, yaitu keseimbangan antara true positive dan positif palsu yang ditimbang berdasarkan ambang batas tertentu.</w:t>
+      </w:r>
+    </w:p>
+    <w:p>
+      <w:pPr>
         <w:spacing w:lineRule="auto" w:line="360" w:before="60" w:after="120"/>
         <w:jc w:val="center"/>
       </w:pPr>
       <w:r>
-        <w:t>Gambar 3.3 Matriks Konfusi Model Random Forest pada Ambang Batas Safety 0,018455</w:t>
-      </w:r>
-    </w:p>
-    <w:p>
-      <w:r>
-        <w:br/>
-      </w:r>
-      <w:r>
-        <w:drawing>
-          <wp:inline>
-            <wp:extent cx="5040000" cy="5040000"/>
-            <wp:docPr id="4" name="Picture 4"/>
-            <wp:cNvGraphicFramePr>
-              <a:graphicFrameLocks noChangeAspect="1"/>
-            </wp:cNvGraphicFramePr>
-            <a:graphic>
-              <a:graphicData uri="http://schemas.openxmlformats.org/drawingml/2006/picture">
-                <pic:pic>
-                  <pic:nvPicPr>
-                    <pic:cNvPr id="0" name="image.png"/>
-                    <pic:cNvPicPr/>
-                  </pic:nvPicPr>
-                  <pic:blipFill>
-                    <a:blip r:embed="rId6"/>
-                    <a:stretch>
-                      <a:fillRect/>
-                    </a:stretch>
-                  </pic:blipFill>
-                  <pic:spPr>
-                    <a:xfrm>
-                      <a:off x="0" y="0"/>
-                      <a:ext cx="5040000" cy="5040000"/>
-                    </a:xfrm>
-                    <a:prstGeom prst="rect"/>
-                  </pic:spPr>
-                </pic:pic>
-              </a:graphicData>
-            </a:graphic>
-          </wp:inline>
-        </w:drawing>
-      </w:r>
-      <w:r>
-        <w:br/>
+        <w:rPr>
+          <w:rFonts w:ascii="Times New Roman" w:hAnsi="Times New Roman" w:cs="Times New Roman"/>
+          <w:b/>
+          <w:sz w:val="24"/>
+          <w:szCs w:val="24"/>
+        </w:rPr>
+        <w:t>Gambar 3.5 Decision Curve Analysis Model Random Forest</w:t>
+      </w:r>
+    </w:p>
+    <w:p>
+      <w:pPr>
+        <w:spacing w:lineRule="auto" w:line="360"/>
+        <w:ind w:firstLine="720"/>
+        <w:jc w:val="both"/>
+      </w:pPr>
+      <w:r>
+        <w:rPr>
+          <w:rFonts w:ascii="Times New Roman" w:hAnsi="Times New Roman" w:cs="Times New Roman"/>
+          <w:b w:val="0"/>
+          <w:i w:val="0"/>
+          <w:sz w:val="24"/>
+          <w:szCs w:val="24"/>
+        </w:rPr>
+        <w:t>Gambar 3.5 menunjukkan bahwa model Random Forest memberikan net benefit yang positif pada rentang ambang batas probabilitas yang luas (sekitar 0,02 hingga 0,40), yang mencakup area klinis yang relevan untuk pengambilan keputusan di IGD. Ini berarti bahwa menggunakan model untuk memandu keputusan klinis lebih baik daripada strategi "treat all" atau "treat none" pada rentang tersebut.</w:t>
       </w:r>
     </w:p>
     <w:p>
@@ -10301,7 +10297,7 @@
           <w:sz w:val="24"/>
           <w:szCs w:val="24"/>
         </w:rPr>
-        <w:t>3.2.4 Analisis Kalibrasi</w:t>
+        <w:t>3.2.6 Precision-Recall Curve</w:t>
       </w:r>
     </w:p>
     <w:p>
@@ -10353,13 +10349,7 @@
         <w:jc w:val="both"/>
       </w:pPr>
       <w:r>
-        <w:rPr>
-          <w:rFonts w:ascii="Times New Roman" w:hAnsi="Times New Roman" w:cs="Times New Roman"/>
-          <w:b w:val="0"/>
-          <w:i w:val="0"/>
-          <w:sz w:val="24"/>
-          <w:szCs w:val="24"/>
-        </w:rPr>
+        <w:t>Mengingat ketidakseimbangan kelas dengan prevalensi mortalitas 7,5%, kurva presisi-recall memberikan informasi tambahan terhadap kurva ROC. AUPRC model adalah 0,301, lebih tinggi daripada baseline tanpa keterampilan sebesar 0,075.</w:t>
       </w:r>
     </w:p>
     <w:p>
@@ -10374,49 +10364,33 @@
           <w:sz w:val="24"/>
           <w:szCs w:val="24"/>
         </w:rPr>
-        <w:t>Gambar 3.4 Kurva Kalibrasi Model Random Forest</w:t>
-      </w:r>
-    </w:p>
-    <w:p>
-      <w:r>
-        <w:br/>
-      </w:r>
-      <w:r>
-        <w:drawing>
-          <wp:inline>
-            <wp:extent cx="5040000" cy="5040000"/>
-            <wp:docPr id="5" name="Picture 5"/>
-            <wp:cNvGraphicFramePr>
-              <a:graphicFrameLocks noChangeAspect="1"/>
-            </wp:cNvGraphicFramePr>
-            <a:graphic>
-              <a:graphicData uri="http://schemas.openxmlformats.org/drawingml/2006/picture">
-                <pic:pic>
-                  <pic:nvPicPr>
-                    <pic:cNvPr id="0" name="image.png"/>
-                    <pic:cNvPicPr/>
-                  </pic:nvPicPr>
-                  <pic:blipFill>
-                    <a:blip r:embed="rId7"/>
-                    <a:stretch>
-                      <a:fillRect/>
-                    </a:stretch>
-                  </pic:blipFill>
-                  <pic:spPr>
-                    <a:xfrm>
-                      <a:off x="0" y="0"/>
-                      <a:ext cx="5040000" cy="5040000"/>
-                    </a:xfrm>
-                    <a:prstGeom prst="rect"/>
-                  </pic:spPr>
-                </pic:pic>
-              </a:graphicData>
-            </a:graphic>
-          </wp:inline>
-        </w:drawing>
-      </w:r>
-      <w:r>
-        <w:br/>
+        <w:t>Gambar 3.6 Precision-Recall Curve Model Random Forest</w:t>
+      </w:r>
+    </w:p>
+    <w:p>
+      <w:pPr>
+        <w:spacing w:lineRule="auto" w:line="360"/>
+        <w:ind w:firstLine="720"/>
+        <w:jc w:val="both"/>
+      </w:pPr>
+      <w:r>
+        <w:t>AUPRC model adalah 0,301, lebih tinggi daripada prevalensi mortalitas 7,5%. Perbandingan ini bersifat deskriptif dan menunjukkan peningkatan pemeringkatan kelas minoritas dibandingkan baseline tanpa keterampilan; ketepatan klinis tetap bergantung pada ambang yang dipilih.</w:t>
+      </w:r>
+    </w:p>
+    <w:p>
+      <w:pPr>
+        <w:spacing w:lineRule="auto" w:line="360"/>
+        <w:jc w:val="both"/>
+      </w:pPr>
+      <w:r>
+        <w:rPr>
+          <w:rFonts w:ascii="Times New Roman" w:hAnsi="Times New Roman" w:cs="Times New Roman"/>
+          <w:b/>
+          <w:i w:val="0"/>
+          <w:sz w:val="24"/>
+          <w:szCs w:val="24"/>
+        </w:rPr>
+        <w:t>3.2.7 Distribusi Probabilitas Prediksi</w:t>
       </w:r>
     </w:p>
     <w:p>
@@ -10468,23 +10442,29 @@
         <w:jc w:val="both"/>
       </w:pPr>
       <w:r>
-        <w:t>Gambar 3.4 menunjukkan kurva kalibrasi model tanpa koreksi Platt scaling (prediksi out-of-fold mentah). Garis kalibrasi yang mendekati garis diagonal (ideal) menunjukkan bahwa probabilitas yang diprediksi oleh model sesuai dengan frekuensi kejadian sebenarnya. Pada rentang probabilitas rendah hingga menengah, model menunjukkan kalibrasi yang baik dengan Brier score 0,061.</w:t>
-      </w:r>
-    </w:p>
-    <w:p>
-      <w:pPr>
-        <w:spacing w:lineRule="auto" w:line="360"/>
-        <w:jc w:val="both"/>
+        <w:rPr>
+          <w:rFonts w:ascii="Times New Roman" w:hAnsi="Times New Roman" w:cs="Times New Roman"/>
+          <w:b w:val="0"/>
+          <w:i w:val="0"/>
+          <w:sz w:val="24"/>
+          <w:szCs w:val="24"/>
+        </w:rPr>
+        <w:t>Distribusi probabilitas prediksi antara pasien yang mengalami mortalitas dan yang hidup menunjukkan pemisahan yang jelas, mengonfirmasi kemampuan diskriminasi model.</w:t>
+      </w:r>
+    </w:p>
+    <w:p>
+      <w:pPr>
+        <w:spacing w:lineRule="auto" w:line="360" w:before="60" w:after="120"/>
+        <w:jc w:val="center"/>
       </w:pPr>
       <w:r>
         <w:rPr>
           <w:rFonts w:ascii="Times New Roman" w:hAnsi="Times New Roman" w:cs="Times New Roman"/>
           <w:b/>
-          <w:i w:val="0"/>
-          <w:sz w:val="24"/>
-          <w:szCs w:val="24"/>
-        </w:rPr>
-        <w:t>3.2.5 Decision Curve Analysis</w:t>
+          <w:sz w:val="24"/>
+          <w:szCs w:val="24"/>
+        </w:rPr>
+        <w:t>Gambar 3.7 Distribusi Probabilitas Prediksi antara Pasien Mortalitas dan Hidup</w:t>
       </w:r>
     </w:p>
     <w:p>
@@ -10501,7 +10481,56 @@
           <w:sz w:val="24"/>
           <w:szCs w:val="24"/>
         </w:rPr>
-        <w:t>Decision Curve Analysis (DCA) dilakukan untuk mengevaluasi manfaat klinis model pada berbagai ambang batas probabilitas. DCA mengukur net benefit, yaitu keseimbangan antara true positive dan positif palsu yang ditimbang berdasarkan ambang batas tertentu.</w:t>
+        <w:t>Gambar 3.7 memperlihatkan bahwa mayoritas pasien yang hidup memiliki probabilitas prediksi yang rendah (terkonsentrasi di sekitar 0-0,1), sementara pasien yang mengalami mortalitas menunjukkan distribusi yang lebih menyebar ke kanan dengan probabilitas yang lebih tinggi. Terdapat area tumpang tindih (overlap) antara kedua kelompok pada probabilitas menengah, yang merupakan area di mana model memiliki ketidakpastian paling besar.</w:t>
+      </w:r>
+    </w:p>
+    <w:p>
+      <w:pPr>
+        <w:spacing w:lineRule="auto" w:line="360" w:before="120" w:after="60"/>
+        <w:jc w:val="left"/>
+      </w:pPr>
+      <w:r>
+        <w:rPr>
+          <w:rFonts w:ascii="Times New Roman" w:hAnsi="Times New Roman" w:cs="Times New Roman"/>
+          <w:b/>
+          <w:i w:val="0"/>
+          <w:sz w:val="24"/>
+          <w:szCs w:val="24"/>
+        </w:rPr>
+        <w:t>3.3 Analisis Feature Importance</w:t>
+      </w:r>
+    </w:p>
+    <w:p>
+      <w:pPr>
+        <w:spacing w:lineRule="auto" w:line="360"/>
+        <w:ind w:firstLine="720"/>
+        <w:jc w:val="both"/>
+      </w:pPr>
+      <w:r>
+        <w:rPr>
+          <w:rFonts w:ascii="Times New Roman" w:hAnsi="Times New Roman" w:cs="Times New Roman"/>
+          <w:b w:val="0"/>
+          <w:i w:val="0"/>
+          <w:sz w:val="24"/>
+          <w:szCs w:val="24"/>
+        </w:rPr>
+        <w:t>Analisis kepentingan fitur dilakukan untuk mengidentifikasi variabel-variabel yang paling berkontribusi dalam prediksi mortalitas oleh model Random Forest. Dua metode digunakan: Gini importance (berdasarkan penurunan impurity) dan analisis ablasi (leave-one-feature-out).</w:t>
+      </w:r>
+    </w:p>
+    <w:p>
+      <w:pPr>
+        <w:spacing w:lineRule="auto" w:line="360"/>
+        <w:jc w:val="both"/>
+      </w:pPr>
+      <w:r>
+        <w:rPr>
+          <w:rFonts w:ascii="Times New Roman" w:hAnsi="Times New Roman" w:cs="Times New Roman"/>
+          <w:b/>
+          <w:i w:val="0"/>
+          <w:sz w:val="24"/>
+          <w:szCs w:val="24"/>
+        </w:rPr>
+        <w:t>3.3.1 Gini Importance</w:t>
       </w:r>
     </w:p>
     <w:p>
@@ -10547,63 +10576,6 @@
       </w:r>
     </w:p>
     <w:p>
-      <w:r>
-        <w:br/>
-      </w:r>
-      <w:r>
-        <w:drawing>
-          <wp:inline>
-            <wp:extent cx="5040000" cy="5040000"/>
-            <wp:docPr id="6" name="Picture 6"/>
-            <wp:cNvGraphicFramePr>
-              <a:graphicFrameLocks noChangeAspect="1"/>
-            </wp:cNvGraphicFramePr>
-            <a:graphic>
-              <a:graphicData uri="http://schemas.openxmlformats.org/drawingml/2006/picture">
-                <pic:pic>
-                  <pic:nvPicPr>
-                    <pic:cNvPr id="0" name="image.png"/>
-                    <pic:cNvPicPr/>
-                  </pic:nvPicPr>
-                  <pic:blipFill>
-                    <a:blip r:embed="rId8"/>
-                    <a:stretch>
-                      <a:fillRect/>
-                    </a:stretch>
-                  </pic:blipFill>
-                  <pic:spPr>
-                    <a:xfrm>
-                      <a:off x="0" y="0"/>
-                      <a:ext cx="5040000" cy="5040000"/>
-                    </a:xfrm>
-                    <a:prstGeom prst="rect"/>
-                  </pic:spPr>
-                </pic:pic>
-              </a:graphicData>
-            </a:graphic>
-          </wp:inline>
-        </w:drawing>
-      </w:r>
-      <w:r>
-        <w:br/>
-      </w:r>
-    </w:p>
-    <w:p>
-      <w:pPr>
-        <w:spacing w:lineRule="auto" w:line="360" w:before="60" w:after="120"/>
-        <w:jc w:val="center"/>
-      </w:pPr>
-      <w:r>
-        <w:rPr>
-          <w:rFonts w:ascii="Times New Roman" w:hAnsi="Times New Roman" w:cs="Times New Roman"/>
-          <w:b/>
-          <w:sz w:val="24"/>
-          <w:szCs w:val="24"/>
-        </w:rPr>
-        <w:t>Gambar 3.5 Decision Curve Analysis Model Random Forest</w:t>
-      </w:r>
-    </w:p>
-    <w:p>
       <w:pPr>
         <w:spacing w:lineRule="auto" w:line="360"/>
         <w:ind w:firstLine="720"/>
@@ -10617,7 +10589,7 @@
           <w:sz w:val="24"/>
           <w:szCs w:val="24"/>
         </w:rPr>
-        <w:t>Gambar 3.5 menunjukkan bahwa model Random Forest memberikan net benefit yang positif pada rentang ambang batas probabilitas yang luas (sekitar 0,02 hingga 0,40), yang mencakup area klinis yang relevan untuk pengambilan keputusan di IGD. Ini berarti bahwa menggunakan model untuk memandu keputusan klinis lebih baik daripada strategi "treat all" atau "treat none" pada rentang tersebut.</w:t>
+        <w:t>Tabel 3.3 menampilkan peringkat 13 fitur berdasarkan Gini importance, yaitu rata-rata penurunan impurity yang dicapai oleh setiap fitur dalam pembuatan pohon keputusan.</w:t>
       </w:r>
     </w:p>
     <w:p>
@@ -10633,7 +10605,662 @@
           <w:sz w:val="24"/>
           <w:szCs w:val="24"/>
         </w:rPr>
-        <w:t>3.2.6 Precision-Recall Curve</w:t>
+        <w:t>Tabel 3.3 Feature Importance Berdasarkan Gini Importance</w:t>
+      </w:r>
+    </w:p>
+    <w:tbl>
+      <w:tblPr>
+        <w:tblStyle w:val="TableGrid"/>
+        <w:tblW w:type="auto" w:w="0"/>
+        <w:jc w:val="center"/>
+        <w:tblLook w:firstColumn="1" w:firstRow="1" w:lastColumn="0" w:lastRow="0" w:noHBand="0" w:noVBand="1" w:val="04A0"/>
+      </w:tblPr>
+      <w:tblGrid>
+        <w:gridCol w:w="1856"/>
+        <w:gridCol w:w="1856"/>
+        <w:gridCol w:w="1856"/>
+        <w:gridCol w:w="1856"/>
+      </w:tblGrid>
+      <w:tr>
+        <w:trPr>
+          <w:tblHeader w:val="true"/>
+        </w:trPr>
+        <w:tc>
+          <w:tcPr>
+            <w:tcW w:type="dxa" w:w="1856"/>
+            <w:shd w:val="clear" w:fill="D9EAF7"/>
+            <w:vAlign w:val="center"/>
+          </w:tcPr>
+          <w:p>
+            <w:r>
+              <w:rPr>
+                <w:b/>
+              </w:rPr>
+              <w:t>Peringkat</w:t>
+            </w:r>
+          </w:p>
+        </w:tc>
+        <w:tc>
+          <w:tcPr>
+            <w:tcW w:type="dxa" w:w="1856"/>
+            <w:shd w:val="clear" w:fill="D9EAF7"/>
+            <w:vAlign w:val="center"/>
+          </w:tcPr>
+          <w:p>
+            <w:r>
+              <w:rPr>
+                <w:b/>
+              </w:rPr>
+              <w:t>Fitur</w:t>
+            </w:r>
+          </w:p>
+        </w:tc>
+        <w:tc>
+          <w:tcPr>
+            <w:tcW w:type="dxa" w:w="1856"/>
+            <w:shd w:val="clear" w:fill="D9EAF7"/>
+            <w:vAlign w:val="center"/>
+          </w:tcPr>
+          <w:p>
+            <w:r>
+              <w:rPr>
+                <w:b/>
+              </w:rPr>
+              <w:t>Gini importance rerata</w:t>
+            </w:r>
+          </w:p>
+        </w:tc>
+        <w:tc>
+          <w:tcPr>
+            <w:tcW w:type="dxa" w:w="1856"/>
+            <w:shd w:val="clear" w:fill="D9EAF7"/>
+            <w:vAlign w:val="center"/>
+          </w:tcPr>
+          <w:p>
+            <w:r>
+              <w:rPr>
+                <w:b/>
+              </w:rPr>
+              <w:t>SD antar model CV</w:t>
+            </w:r>
+          </w:p>
+        </w:tc>
+      </w:tr>
+      <w:tr>
+        <w:tc>
+          <w:tcPr>
+            <w:tcW w:type="dxa" w:w="1856"/>
+          </w:tcPr>
+          <w:p>
+            <w:r>
+              <w:t>1</w:t>
+            </w:r>
+          </w:p>
+        </w:tc>
+        <w:tc>
+          <w:tcPr>
+            <w:tcW w:type="dxa" w:w="1856"/>
+          </w:tcPr>
+          <w:p>
+            <w:r>
+              <w:t>egfr_igd</w:t>
+            </w:r>
+          </w:p>
+        </w:tc>
+        <w:tc>
+          <w:tcPr>
+            <w:tcW w:type="dxa" w:w="1856"/>
+          </w:tcPr>
+          <w:p>
+            <w:r>
+              <w:t>0,1520</w:t>
+            </w:r>
+          </w:p>
+        </w:tc>
+        <w:tc>
+          <w:tcPr>
+            <w:tcW w:type="dxa" w:w="1856"/>
+          </w:tcPr>
+          <w:p>
+            <w:r>
+              <w:t>0,0161</w:t>
+            </w:r>
+          </w:p>
+        </w:tc>
+      </w:tr>
+      <w:tr>
+        <w:tc>
+          <w:tcPr>
+            <w:tcW w:type="dxa" w:w="1856"/>
+          </w:tcPr>
+          <w:p>
+            <w:r>
+              <w:t>2</w:t>
+            </w:r>
+          </w:p>
+        </w:tc>
+        <w:tc>
+          <w:tcPr>
+            <w:tcW w:type="dxa" w:w="1856"/>
+          </w:tcPr>
+          <w:p>
+            <w:r>
+              <w:t>ureum_igd</w:t>
+            </w:r>
+          </w:p>
+        </w:tc>
+        <w:tc>
+          <w:tcPr>
+            <w:tcW w:type="dxa" w:w="1856"/>
+          </w:tcPr>
+          <w:p>
+            <w:r>
+              <w:t>0,1312</w:t>
+            </w:r>
+          </w:p>
+        </w:tc>
+        <w:tc>
+          <w:tcPr>
+            <w:tcW w:type="dxa" w:w="1856"/>
+          </w:tcPr>
+          <w:p>
+            <w:r>
+              <w:t>0,0141</w:t>
+            </w:r>
+          </w:p>
+        </w:tc>
+      </w:tr>
+      <w:tr>
+        <w:tc>
+          <w:tcPr>
+            <w:tcW w:type="dxa" w:w="1856"/>
+          </w:tcPr>
+          <w:p>
+            <w:r>
+              <w:t>3</w:t>
+            </w:r>
+          </w:p>
+        </w:tc>
+        <w:tc>
+          <w:tcPr>
+            <w:tcW w:type="dxa" w:w="1856"/>
+          </w:tcPr>
+          <w:p>
+            <w:r>
+              <w:t>lvot_vti_igd</w:t>
+            </w:r>
+          </w:p>
+        </w:tc>
+        <w:tc>
+          <w:tcPr>
+            <w:tcW w:type="dxa" w:w="1856"/>
+          </w:tcPr>
+          <w:p>
+            <w:r>
+              <w:t>0,0985</w:t>
+            </w:r>
+          </w:p>
+        </w:tc>
+        <w:tc>
+          <w:tcPr>
+            <w:tcW w:type="dxa" w:w="1856"/>
+          </w:tcPr>
+          <w:p>
+            <w:r>
+              <w:t>0,0095</w:t>
+            </w:r>
+          </w:p>
+        </w:tc>
+      </w:tr>
+      <w:tr>
+        <w:tc>
+          <w:tcPr>
+            <w:tcW w:type="dxa" w:w="1856"/>
+          </w:tcPr>
+          <w:p>
+            <w:r>
+              <w:t>4</w:t>
+            </w:r>
+          </w:p>
+        </w:tc>
+        <w:tc>
+          <w:tcPr>
+            <w:tcW w:type="dxa" w:w="1856"/>
+          </w:tcPr>
+          <w:p>
+            <w:r>
+              <w:t>hb_igd</w:t>
+            </w:r>
+          </w:p>
+        </w:tc>
+        <w:tc>
+          <w:tcPr>
+            <w:tcW w:type="dxa" w:w="1856"/>
+          </w:tcPr>
+          <w:p>
+            <w:r>
+              <w:t>0,0798</w:t>
+            </w:r>
+          </w:p>
+        </w:tc>
+        <w:tc>
+          <w:tcPr>
+            <w:tcW w:type="dxa" w:w="1856"/>
+          </w:tcPr>
+          <w:p>
+            <w:r>
+              <w:t>0,0108</w:t>
+            </w:r>
+          </w:p>
+        </w:tc>
+      </w:tr>
+      <w:tr>
+        <w:tc>
+          <w:tcPr>
+            <w:tcW w:type="dxa" w:w="1856"/>
+          </w:tcPr>
+          <w:p>
+            <w:r>
+              <w:t>5</w:t>
+            </w:r>
+          </w:p>
+        </w:tc>
+        <w:tc>
+          <w:tcPr>
+            <w:tcW w:type="dxa" w:w="1856"/>
+          </w:tcPr>
+          <w:p>
+            <w:r>
+              <w:t>kalium_igd</w:t>
+            </w:r>
+          </w:p>
+        </w:tc>
+        <w:tc>
+          <w:tcPr>
+            <w:tcW w:type="dxa" w:w="1856"/>
+          </w:tcPr>
+          <w:p>
+            <w:r>
+              <w:t>0,0760</w:t>
+            </w:r>
+          </w:p>
+        </w:tc>
+        <w:tc>
+          <w:tcPr>
+            <w:tcW w:type="dxa" w:w="1856"/>
+          </w:tcPr>
+          <w:p>
+            <w:r>
+              <w:t>0,0085</w:t>
+            </w:r>
+          </w:p>
+        </w:tc>
+      </w:tr>
+      <w:tr>
+        <w:tc>
+          <w:tcPr>
+            <w:tcW w:type="dxa" w:w="1856"/>
+          </w:tcPr>
+          <w:p>
+            <w:r>
+              <w:t>6</w:t>
+            </w:r>
+          </w:p>
+        </w:tc>
+        <w:tc>
+          <w:tcPr>
+            <w:tcW w:type="dxa" w:w="1856"/>
+          </w:tcPr>
+          <w:p>
+            <w:r>
+              <w:t>aptt_value</w:t>
+            </w:r>
+          </w:p>
+        </w:tc>
+        <w:tc>
+          <w:tcPr>
+            <w:tcW w:type="dxa" w:w="1856"/>
+          </w:tcPr>
+          <w:p>
+            <w:r>
+              <w:t>0,0736</w:t>
+            </w:r>
+          </w:p>
+        </w:tc>
+        <w:tc>
+          <w:tcPr>
+            <w:tcW w:type="dxa" w:w="1856"/>
+          </w:tcPr>
+          <w:p>
+            <w:r>
+              <w:t>0,0080</w:t>
+            </w:r>
+          </w:p>
+        </w:tc>
+      </w:tr>
+      <w:tr>
+        <w:tc>
+          <w:tcPr>
+            <w:tcW w:type="dxa" w:w="1856"/>
+          </w:tcPr>
+          <w:p>
+            <w:r>
+              <w:t>7</w:t>
+            </w:r>
+          </w:p>
+        </w:tc>
+        <w:tc>
+          <w:tcPr>
+            <w:tcW w:type="dxa" w:w="1856"/>
+          </w:tcPr>
+          <w:p>
+            <w:r>
+              <w:t>age_when_admission</w:t>
+            </w:r>
+          </w:p>
+        </w:tc>
+        <w:tc>
+          <w:tcPr>
+            <w:tcW w:type="dxa" w:w="1856"/>
+          </w:tcPr>
+          <w:p>
+            <w:r>
+              <w:t>0,0705</w:t>
+            </w:r>
+          </w:p>
+        </w:tc>
+        <w:tc>
+          <w:tcPr>
+            <w:tcW w:type="dxa" w:w="1856"/>
+          </w:tcPr>
+          <w:p>
+            <w:r>
+              <w:t>0,0103</w:t>
+            </w:r>
+          </w:p>
+        </w:tc>
+      </w:tr>
+      <w:tr>
+        <w:tc>
+          <w:tcPr>
+            <w:tcW w:type="dxa" w:w="1856"/>
+          </w:tcPr>
+          <w:p>
+            <w:r>
+              <w:t>8</w:t>
+            </w:r>
+          </w:p>
+        </w:tc>
+        <w:tc>
+          <w:tcPr>
+            <w:tcW w:type="dxa" w:w="1856"/>
+          </w:tcPr>
+          <w:p>
+            <w:r>
+              <w:t>lvef</w:t>
+            </w:r>
+          </w:p>
+        </w:tc>
+        <w:tc>
+          <w:tcPr>
+            <w:tcW w:type="dxa" w:w="1856"/>
+          </w:tcPr>
+          <w:p>
+            <w:r>
+              <w:t>0,0681</w:t>
+            </w:r>
+          </w:p>
+        </w:tc>
+        <w:tc>
+          <w:tcPr>
+            <w:tcW w:type="dxa" w:w="1856"/>
+          </w:tcPr>
+          <w:p>
+            <w:r>
+              <w:t>0,0079</w:t>
+            </w:r>
+          </w:p>
+        </w:tc>
+      </w:tr>
+      <w:tr>
+        <w:tc>
+          <w:tcPr>
+            <w:tcW w:type="dxa" w:w="1856"/>
+          </w:tcPr>
+          <w:p>
+            <w:r>
+              <w:t>9</w:t>
+            </w:r>
+          </w:p>
+        </w:tc>
+        <w:tc>
+          <w:tcPr>
+            <w:tcW w:type="dxa" w:w="1856"/>
+          </w:tcPr>
+          <w:p>
+            <w:r>
+              <w:t>sbp</w:t>
+            </w:r>
+          </w:p>
+        </w:tc>
+        <w:tc>
+          <w:tcPr>
+            <w:tcW w:type="dxa" w:w="1856"/>
+          </w:tcPr>
+          <w:p>
+            <w:r>
+              <w:t>0,0591</w:t>
+            </w:r>
+          </w:p>
+        </w:tc>
+        <w:tc>
+          <w:tcPr>
+            <w:tcW w:type="dxa" w:w="1856"/>
+          </w:tcPr>
+          <w:p>
+            <w:r>
+              <w:t>0,0060</w:t>
+            </w:r>
+          </w:p>
+        </w:tc>
+      </w:tr>
+      <w:tr>
+        <w:tc>
+          <w:tcPr>
+            <w:tcW w:type="dxa" w:w="1856"/>
+          </w:tcPr>
+          <w:p>
+            <w:r>
+              <w:t>10</w:t>
+            </w:r>
+          </w:p>
+        </w:tc>
+        <w:tc>
+          <w:tcPr>
+            <w:tcW w:type="dxa" w:w="1856"/>
+          </w:tcPr>
+          <w:p>
+            <w:r>
+              <w:t>hr</w:t>
+            </w:r>
+          </w:p>
+        </w:tc>
+        <w:tc>
+          <w:tcPr>
+            <w:tcW w:type="dxa" w:w="1856"/>
+          </w:tcPr>
+          <w:p>
+            <w:r>
+              <w:t>0,0587</w:t>
+            </w:r>
+          </w:p>
+        </w:tc>
+        <w:tc>
+          <w:tcPr>
+            <w:tcW w:type="dxa" w:w="1856"/>
+          </w:tcPr>
+          <w:p>
+            <w:r>
+              <w:t>0,0055</w:t>
+            </w:r>
+          </w:p>
+        </w:tc>
+      </w:tr>
+      <w:tr>
+        <w:tc>
+          <w:tcPr>
+            <w:tcW w:type="dxa" w:w="1856"/>
+          </w:tcPr>
+          <w:p>
+            <w:r>
+              <w:t>11</w:t>
+            </w:r>
+          </w:p>
+        </w:tc>
+        <w:tc>
+          <w:tcPr>
+            <w:tcW w:type="dxa" w:w="1856"/>
+          </w:tcPr>
+          <w:p>
+            <w:r>
+              <w:t>rr</w:t>
+            </w:r>
+          </w:p>
+        </w:tc>
+        <w:tc>
+          <w:tcPr>
+            <w:tcW w:type="dxa" w:w="1856"/>
+          </w:tcPr>
+          <w:p>
+            <w:r>
+              <w:t>0,0523</w:t>
+            </w:r>
+          </w:p>
+        </w:tc>
+        <w:tc>
+          <w:tcPr>
+            <w:tcW w:type="dxa" w:w="1856"/>
+          </w:tcPr>
+          <w:p>
+            <w:r>
+              <w:t>0,0083</w:t>
+            </w:r>
+          </w:p>
+        </w:tc>
+      </w:tr>
+      <w:tr>
+        <w:tc>
+          <w:tcPr>
+            <w:tcW w:type="dxa" w:w="1856"/>
+          </w:tcPr>
+          <w:p>
+            <w:r>
+              <w:t>12</w:t>
+            </w:r>
+          </w:p>
+        </w:tc>
+        <w:tc>
+          <w:tcPr>
+            <w:tcW w:type="dxa" w:w="1856"/>
+          </w:tcPr>
+          <w:p>
+            <w:r>
+              <w:t>killip</w:t>
+            </w:r>
+          </w:p>
+        </w:tc>
+        <w:tc>
+          <w:tcPr>
+            <w:tcW w:type="dxa" w:w="1856"/>
+          </w:tcPr>
+          <w:p>
+            <w:r>
+              <w:t>0,0450</w:t>
+            </w:r>
+          </w:p>
+        </w:tc>
+        <w:tc>
+          <w:tcPr>
+            <w:tcW w:type="dxa" w:w="1856"/>
+          </w:tcPr>
+          <w:p>
+            <w:r>
+              <w:t>0,0111</w:t>
+            </w:r>
+          </w:p>
+        </w:tc>
+      </w:tr>
+      <w:tr>
+        <w:tc>
+          <w:tcPr>
+            <w:tcW w:type="dxa" w:w="1856"/>
+          </w:tcPr>
+          <w:p>
+            <w:r>
+              <w:t>13</w:t>
+            </w:r>
+          </w:p>
+        </w:tc>
+        <w:tc>
+          <w:tcPr>
+            <w:tcW w:type="dxa" w:w="1856"/>
+          </w:tcPr>
+          <w:p>
+            <w:r>
+              <w:t>tapse_value</w:t>
+            </w:r>
+          </w:p>
+        </w:tc>
+        <w:tc>
+          <w:tcPr>
+            <w:tcW w:type="dxa" w:w="1856"/>
+          </w:tcPr>
+          <w:p>
+            <w:r>
+              <w:t>0,0351</w:t>
+            </w:r>
+          </w:p>
+        </w:tc>
+        <w:tc>
+          <w:tcPr>
+            <w:tcW w:type="dxa" w:w="1856"/>
+          </w:tcPr>
+          <w:p>
+            <w:r>
+              <w:t>0,0062</w:t>
+            </w:r>
+          </w:p>
+        </w:tc>
+      </w:tr>
+    </w:tbl>
+    <w:p>
+      <w:pPr>
+        <w:spacing w:lineRule="auto" w:line="360"/>
+        <w:jc w:val="both"/>
+      </w:pPr>
+      <w:r>
+        <w:rPr>
+          <w:rFonts w:ascii="Times New Roman" w:hAnsi="Times New Roman" w:cs="Times New Roman"/>
+          <w:b w:val="0"/>
+          <w:i w:val="0"/>
+          <w:sz w:val="24"/>
+          <w:szCs w:val="24"/>
+        </w:rPr>
+      </w:r>
+    </w:p>
+    <w:p>
+      <w:pPr>
+        <w:spacing w:lineRule="auto" w:line="360" w:before="60" w:after="120"/>
+        <w:jc w:val="center"/>
+      </w:pPr>
+      <w:r>
+        <w:rPr>
+          <w:rFonts w:ascii="Times New Roman" w:hAnsi="Times New Roman" w:cs="Times New Roman"/>
+          <w:b/>
+          <w:sz w:val="24"/>
+          <w:szCs w:val="24"/>
+        </w:rPr>
+        <w:t>Gambar 3.8 Feature Importance (Gini) Model Random Forest</w:t>
       </w:r>
     </w:p>
     <w:p>
@@ -10643,32 +11270,30 @@
         <w:jc w:val="both"/>
       </w:pPr>
       <w:r>
-        <w:t>Mengingat ketidakseimbangan kelas dengan prevalensi mortalitas 7,5%, kurva presisi-recall memberikan informasi tambahan terhadap kurva ROC. AUPRC model adalah 0,301, lebih tinggi daripada baseline tanpa keterampilan sebesar 0,075.</w:t>
-      </w:r>
-    </w:p>
-    <w:p>
-      <w:pPr>
-        <w:spacing w:lineRule="auto" w:line="360" w:before="60" w:after="120"/>
-        <w:jc w:val="center"/>
+        <w:rPr>
+          <w:rFonts w:ascii="Times New Roman" w:hAnsi="Times New Roman" w:cs="Times New Roman"/>
+          <w:b w:val="0"/>
+          <w:i w:val="0"/>
+          <w:sz w:val="24"/>
+          <w:szCs w:val="24"/>
+        </w:rPr>
+        <w:t>Tiga fitur dengan Gini importance tertinggi adalah eGFR, ureum, dan LVOT VTI. Temuan ini menunjukkan bahwa fungsi ginjal dan parameter hemodinamik ekokardiografi berkontribusi pada prediksi model. Gini importance tidak menyatakan hubungan kausal dan dapat dipengaruhi oleh korelasi antarprediktor.</w:t>
+      </w:r>
+    </w:p>
+    <w:p>
+      <w:pPr>
+        <w:spacing w:lineRule="auto" w:line="360"/>
+        <w:jc w:val="both"/>
       </w:pPr>
       <w:r>
         <w:rPr>
           <w:rFonts w:ascii="Times New Roman" w:hAnsi="Times New Roman" w:cs="Times New Roman"/>
           <w:b/>
-          <w:sz w:val="24"/>
-          <w:szCs w:val="24"/>
-        </w:rPr>
-        <w:t>Gambar 3.6 Precision-Recall Curve Model Random Forest</w:t>
-      </w:r>
-    </w:p>
-    <w:p>
-      <w:pPr>
-        <w:spacing w:lineRule="auto" w:line="360"/>
-        <w:ind w:firstLine="720"/>
-        <w:jc w:val="both"/>
-      </w:pPr>
-      <w:r>
-        <w:t>AUPRC model adalah 0,301, lebih tinggi daripada prevalensi mortalitas 7,5%. Perbandingan ini bersifat deskriptif dan menunjukkan peningkatan pemeringkatan kelas minoritas dibandingkan baseline tanpa keterampilan; ketepatan klinis tetap bergantung pada ambang yang dipilih.</w:t>
+          <w:i w:val="0"/>
+          <w:sz w:val="24"/>
+          <w:szCs w:val="24"/>
+        </w:rPr>
+        <w:t>3.3.2 Analisis Ablasi (Leave-One-Feature-Out)</w:t>
       </w:r>
     </w:p>
     <w:p>
@@ -10716,59 +11341,33 @@
     <w:p>
       <w:pPr>
         <w:spacing w:lineRule="auto" w:line="360"/>
+        <w:ind w:firstLine="720"/>
         <w:jc w:val="both"/>
       </w:pPr>
       <w:r>
         <w:rPr>
           <w:rFonts w:ascii="Times New Roman" w:hAnsi="Times New Roman" w:cs="Times New Roman"/>
+          <w:b w:val="0"/>
+          <w:i w:val="0"/>
+          <w:sz w:val="24"/>
+          <w:szCs w:val="24"/>
+        </w:rPr>
+        <w:t>Analisis ablasi dilakukan dengan menghapus satu fitur secara bergantian dan mengukur penurunan AUC untuk menilai kontribusi unik setiap fitur terhadap performa model.</w:t>
+      </w:r>
+    </w:p>
+    <w:p>
+      <w:pPr>
+        <w:spacing w:lineRule="auto" w:line="360" w:before="60" w:after="120"/>
+        <w:jc w:val="center"/>
+      </w:pPr>
+      <w:r>
+        <w:rPr>
+          <w:rFonts w:ascii="Times New Roman" w:hAnsi="Times New Roman" w:cs="Times New Roman"/>
           <w:b/>
-          <w:i w:val="0"/>
-          <w:sz w:val="24"/>
-          <w:szCs w:val="24"/>
-        </w:rPr>
-        <w:t>3.2.7 Distribusi Probabilitas Prediksi</w:t>
-      </w:r>
-    </w:p>
-    <w:p>
-      <w:r>
-        <w:br/>
-      </w:r>
-      <w:r>
-        <w:drawing>
-          <wp:inline>
-            <wp:extent cx="5040000" cy="3394759"/>
-            <wp:docPr id="2" name="Picture 2"/>
-            <wp:cNvGraphicFramePr>
-              <a:graphicFrameLocks noChangeAspect="1"/>
-            </wp:cNvGraphicFramePr>
-            <a:graphic>
-              <a:graphicData uri="http://schemas.openxmlformats.org/drawingml/2006/picture">
-                <pic:pic>
-                  <pic:nvPicPr>
-                    <pic:cNvPr id="0" name="image.png"/>
-                    <pic:cNvPicPr/>
-                  </pic:nvPicPr>
-                  <pic:blipFill>
-                    <a:blip r:embed="rId4"/>
-                    <a:stretch>
-                      <a:fillRect/>
-                    </a:stretch>
-                  </pic:blipFill>
-                  <pic:spPr>
-                    <a:xfrm>
-                      <a:off x="0" y="0"/>
-                      <a:ext cx="5040000" cy="3394759"/>
-                    </a:xfrm>
-                    <a:prstGeom prst="rect"/>
-                  </pic:spPr>
-                </pic:pic>
-              </a:graphicData>
-            </a:graphic>
-          </wp:inline>
-        </w:drawing>
-      </w:r>
-      <w:r>
-        <w:br/>
+          <w:sz w:val="24"/>
+          <w:szCs w:val="24"/>
+        </w:rPr>
+        <w:t>Gambar 3.9 Analisis Ablasi: Penurunan AUC Setiap Fitur</w:t>
       </w:r>
     </w:p>
     <w:p>
@@ -10785,7 +11384,23 @@
           <w:sz w:val="24"/>
           <w:szCs w:val="24"/>
         </w:rPr>
-        <w:t>Distribusi probabilitas prediksi antara pasien yang mengalami mortalitas dan yang hidup menunjukkan pemisahan yang jelas, mengonfirmasi kemampuan diskriminasi model.</w:t>
+        <w:t>Hasil analisis ablasi konsisten dengan Gini importance, di mana eGFR dan ureum kembali menunjukkan penurunan AUC terbesar saat dihapus. LVEF menunjukkan kontribusi yang lebih besar dalam analisis ablasi dibandingkan Gini importance, mengindikasikan bahwa LVEF memiliki interaksi non-linear yang signifikan dengan fitur lain.</w:t>
+      </w:r>
+    </w:p>
+    <w:p>
+      <w:pPr>
+        <w:spacing w:lineRule="auto" w:line="360" w:before="120" w:after="60"/>
+        <w:jc w:val="left"/>
+      </w:pPr>
+      <w:r>
+        <w:rPr>
+          <w:rFonts w:ascii="Times New Roman" w:hAnsi="Times New Roman" w:cs="Times New Roman"/>
+          <w:b/>
+          <w:i w:val="0"/>
+          <w:sz w:val="24"/>
+          <w:szCs w:val="24"/>
+        </w:rPr>
+        <w:t>3.4 Sistem Triase Bertingkat (Tiered Triage System)</w:t>
       </w:r>
     </w:p>
     <w:p>
@@ -10832,26 +11447,287 @@
     </w:p>
     <w:p>
       <w:pPr>
-        <w:spacing w:lineRule="auto" w:line="360" w:before="60" w:after="120"/>
-        <w:jc w:val="center"/>
-      </w:pPr>
-      <w:r>
-        <w:rPr>
-          <w:rFonts w:ascii="Times New Roman" w:hAnsi="Times New Roman" w:cs="Times New Roman"/>
-          <w:b/>
-          <w:sz w:val="24"/>
-          <w:szCs w:val="24"/>
-        </w:rPr>
-        <w:t>Gambar 3.7 Distribusi Probabilitas Prediksi antara Pasien Mortalitas dan Hidup</w:t>
-      </w:r>
-    </w:p>
-    <w:p>
-      <w:pPr>
         <w:spacing w:lineRule="auto" w:line="360"/>
         <w:ind w:firstLine="720"/>
         <w:jc w:val="both"/>
       </w:pPr>
       <w:r>
+        <w:t>Probabilitas prediksi Random Forest digunakan untuk membentuk tiga strata risiko internal: risiko rendah dengan probabilitas &lt;0,018455, risiko sedang dengan probabilitas 0,018455 sampai &lt;0,103981, dan risiko tinggi dengan probabilitas &gt;=0,103981. Label ward, HCU, dan ICU digunakan sebagai label konseptual dan bukan rekomendasi penempatan klinis otomatis.</w:t>
+      </w:r>
+    </w:p>
+    <w:p>
+      <w:pPr>
+        <w:spacing w:lineRule="auto" w:line="360"/>
+        <w:jc w:val="both"/>
+      </w:pPr>
+      <w:r>
+        <w:rPr>
+          <w:rFonts w:ascii="Times New Roman" w:hAnsi="Times New Roman" w:cs="Times New Roman"/>
+          <w:b/>
+          <w:i w:val="0"/>
+          <w:sz w:val="24"/>
+          <w:szCs w:val="24"/>
+        </w:rPr>
+        <w:t>Tabel 3.4 Sistem Triase Bertingkat</w:t>
+      </w:r>
+    </w:p>
+    <w:tbl>
+      <w:tblPr>
+        <w:tblStyle w:val="TableGrid"/>
+        <w:tblW w:type="auto" w:w="0"/>
+        <w:jc w:val="center"/>
+        <w:tblLook w:firstColumn="1" w:firstRow="1" w:lastColumn="0" w:lastRow="0" w:noHBand="0" w:noVBand="1" w:val="04A0"/>
+      </w:tblPr>
+      <w:tblGrid>
+        <w:gridCol w:w="1485"/>
+        <w:gridCol w:w="1485"/>
+        <w:gridCol w:w="1485"/>
+        <w:gridCol w:w="1485"/>
+        <w:gridCol w:w="1485"/>
+      </w:tblGrid>
+      <w:tr>
+        <w:trPr>
+          <w:tblHeader w:val="true"/>
+        </w:trPr>
+        <w:tc>
+          <w:tcPr>
+            <w:tcW w:type="dxa" w:w="1485"/>
+            <w:shd w:val="clear" w:fill="D9EAF7"/>
+            <w:vAlign w:val="center"/>
+          </w:tcPr>
+          <w:p>
+            <w:r>
+              <w:rPr>
+                <w:b/>
+              </w:rPr>
+              <w:t>Kategori Risiko</w:t>
+            </w:r>
+          </w:p>
+        </w:tc>
+        <w:tc>
+          <w:tcPr>
+            <w:tcW w:type="dxa" w:w="1485"/>
+            <w:shd w:val="clear" w:fill="D9EAF7"/>
+            <w:vAlign w:val="center"/>
+          </w:tcPr>
+          <w:p>
+            <w:r>
+              <w:rPr>
+                <w:b/>
+              </w:rPr>
+              <w:t>Ambang Batas</w:t>
+            </w:r>
+          </w:p>
+        </w:tc>
+        <w:tc>
+          <w:tcPr>
+            <w:tcW w:type="dxa" w:w="1485"/>
+            <w:shd w:val="clear" w:fill="D9EAF7"/>
+            <w:vAlign w:val="center"/>
+          </w:tcPr>
+          <w:p>
+            <w:r>
+              <w:rPr>
+                <w:b/>
+              </w:rPr>
+              <w:t>n</w:t>
+            </w:r>
+          </w:p>
+        </w:tc>
+        <w:tc>
+          <w:tcPr>
+            <w:tcW w:type="dxa" w:w="1485"/>
+            <w:shd w:val="clear" w:fill="D9EAF7"/>
+            <w:vAlign w:val="center"/>
+          </w:tcPr>
+          <w:p>
+            <w:r>
+              <w:rPr>
+                <w:b/>
+              </w:rPr>
+              <w:t>Mortalitas</w:t>
+            </w:r>
+          </w:p>
+        </w:tc>
+        <w:tc>
+          <w:tcPr>
+            <w:tcW w:type="dxa" w:w="1485"/>
+            <w:shd w:val="clear" w:fill="D9EAF7"/>
+            <w:vAlign w:val="center"/>
+          </w:tcPr>
+          <w:p>
+            <w:r>
+              <w:rPr>
+                <w:b/>
+              </w:rPr>
+              <w:t>Interpretasi validasi</w:t>
+            </w:r>
+          </w:p>
+        </w:tc>
+      </w:tr>
+      <w:tr>
+        <w:tc>
+          <w:tcPr>
+            <w:tcW w:type="dxa" w:w="1485"/>
+          </w:tcPr>
+          <w:p>
+            <w:r>
+              <w:t>Risiko rendah / Ward</w:t>
+            </w:r>
+          </w:p>
+        </w:tc>
+        <w:tc>
+          <w:tcPr>
+            <w:tcW w:type="dxa" w:w="1485"/>
+          </w:tcPr>
+          <w:p>
+            <w:r>
+              <w:t>&lt; 0,018455</w:t>
+            </w:r>
+          </w:p>
+        </w:tc>
+        <w:tc>
+          <w:tcPr>
+            <w:tcW w:type="dxa" w:w="1485"/>
+          </w:tcPr>
+          <w:p>
+            <w:r>
+              <w:t>371</w:t>
+            </w:r>
+          </w:p>
+        </w:tc>
+        <w:tc>
+          <w:tcPr>
+            <w:tcW w:type="dxa" w:w="1485"/>
+          </w:tcPr>
+          <w:p>
+            <w:r>
+              <w:t>2 (0,5%)</w:t>
+            </w:r>
+          </w:p>
+        </w:tc>
+        <w:tc>
+          <w:tcPr>
+            <w:tcW w:type="dxa" w:w="1485"/>
+          </w:tcPr>
+          <w:p>
+            <w:r>
+              <w:t>Memerlukan validasi eksternal</w:t>
+            </w:r>
+          </w:p>
+        </w:tc>
+      </w:tr>
+      <w:tr>
+        <w:tc>
+          <w:tcPr>
+            <w:tcW w:type="dxa" w:w="1485"/>
+          </w:tcPr>
+          <w:p>
+            <w:r>
+              <w:t>Risiko sedang / HCU</w:t>
+            </w:r>
+          </w:p>
+        </w:tc>
+        <w:tc>
+          <w:tcPr>
+            <w:tcW w:type="dxa" w:w="1485"/>
+          </w:tcPr>
+          <w:p>
+            <w:r>
+              <w:t>0,018455 sampai &lt; 0,103981</w:t>
+            </w:r>
+          </w:p>
+        </w:tc>
+        <w:tc>
+          <w:tcPr>
+            <w:tcW w:type="dxa" w:w="1485"/>
+          </w:tcPr>
+          <w:p>
+            <w:r>
+              <w:t>817</w:t>
+            </w:r>
+          </w:p>
+        </w:tc>
+        <w:tc>
+          <w:tcPr>
+            <w:tcW w:type="dxa" w:w="1485"/>
+          </w:tcPr>
+          <w:p>
+            <w:r>
+              <w:t>31 (3,8%)</w:t>
+            </w:r>
+          </w:p>
+        </w:tc>
+        <w:tc>
+          <w:tcPr>
+            <w:tcW w:type="dxa" w:w="1485"/>
+          </w:tcPr>
+          <w:p>
+            <w:r>
+              <w:t>Memerlukan validasi eksternal</w:t>
+            </w:r>
+          </w:p>
+        </w:tc>
+      </w:tr>
+      <w:tr>
+        <w:tc>
+          <w:tcPr>
+            <w:tcW w:type="dxa" w:w="1485"/>
+          </w:tcPr>
+          <w:p>
+            <w:r>
+              <w:t>Risiko tinggi / ICU</w:t>
+            </w:r>
+          </w:p>
+        </w:tc>
+        <w:tc>
+          <w:tcPr>
+            <w:tcW w:type="dxa" w:w="1485"/>
+          </w:tcPr>
+          <w:p>
+            <w:r>
+              <w:t>≥ 0,103981</w:t>
+            </w:r>
+          </w:p>
+        </w:tc>
+        <w:tc>
+          <w:tcPr>
+            <w:tcW w:type="dxa" w:w="1485"/>
+          </w:tcPr>
+          <w:p>
+            <w:r>
+              <w:t>336</w:t>
+            </w:r>
+          </w:p>
+        </w:tc>
+        <w:tc>
+          <w:tcPr>
+            <w:tcW w:type="dxa" w:w="1485"/>
+          </w:tcPr>
+          <w:p>
+            <w:r>
+              <w:t>82 (24,4%)</w:t>
+            </w:r>
+          </w:p>
+        </w:tc>
+        <w:tc>
+          <w:tcPr>
+            <w:tcW w:type="dxa" w:w="1485"/>
+          </w:tcPr>
+          <w:p>
+            <w:r>
+              <w:t>Memerlukan validasi eksternal</w:t>
+            </w:r>
+          </w:p>
+        </w:tc>
+      </w:tr>
+    </w:tbl>
+    <w:p>
+      <w:pPr>
+        <w:spacing w:lineRule="auto" w:line="360"/>
+        <w:jc w:val="both"/>
+      </w:pPr>
+      <w:r>
         <w:rPr>
           <w:rFonts w:ascii="Times New Roman" w:hAnsi="Times New Roman" w:cs="Times New Roman"/>
           <w:b w:val="0"/>
@@ -10859,23 +11735,6 @@
           <w:sz w:val="24"/>
           <w:szCs w:val="24"/>
         </w:rPr>
-        <w:t>Gambar 3.7 memperlihatkan bahwa mayoritas pasien yang hidup memiliki probabilitas prediksi yang rendah (terkonsentrasi di sekitar 0-0,1), sementara pasien yang mengalami mortalitas menunjukkan distribusi yang lebih menyebar ke kanan dengan probabilitas yang lebih tinggi. Terdapat area tumpang tindih (overlap) antara kedua kelompok pada probabilitas menengah, yang merupakan area di mana model memiliki ketidakpastian paling besar.</w:t>
-      </w:r>
-    </w:p>
-    <w:p>
-      <w:pPr>
-        <w:spacing w:lineRule="auto" w:line="360" w:before="120" w:after="60"/>
-        <w:jc w:val="left"/>
-      </w:pPr>
-      <w:r>
-        <w:rPr>
-          <w:rFonts w:ascii="Times New Roman" w:hAnsi="Times New Roman" w:cs="Times New Roman"/>
-          <w:b/>
-          <w:i w:val="0"/>
-          <w:sz w:val="24"/>
-          <w:szCs w:val="24"/>
-        </w:rPr>
-        <w:t>3.3 Analisis Feature Importance</w:t>
       </w:r>
     </w:p>
     <w:p>
@@ -10892,7 +11751,97 @@
           <w:sz w:val="24"/>
           <w:szCs w:val="24"/>
         </w:rPr>
-        <w:t>Analisis kepentingan fitur dilakukan untuk mengidentifikasi variabel-variabel yang paling berkontribusi dalam prediksi mortalitas oleh model Random Forest. Dua metode digunakan: Gini importance (berdasarkan penurunan impurity) dan analisis ablasi (leave-one-feature-out).</w:t>
+        <w:t>Sistem triase menunjukkan gradien risiko: 0,5% pada kelompok ward, 3,8% pada kelompok HCU, dan 24,4% pada kelompok ICU. Kelompok ICU terdiri dari 336 pasien dan mencakup 82 dari 115 kematian. Ketiga strata diturunkan dan dinilai pada prediksi out-of-fold kohort yang sama; hasil ini merupakan validasi internal, bukan bukti keamanan alokasi tempat perawatan.</w:t>
+      </w:r>
+    </w:p>
+    <w:p>
+      <w:pPr>
+        <w:spacing w:lineRule="auto" w:line="360" w:before="60" w:after="120"/>
+        <w:jc w:val="center"/>
+      </w:pPr>
+      <w:r>
+        <w:rPr>
+          <w:rFonts w:ascii="Times New Roman" w:hAnsi="Times New Roman" w:cs="Times New Roman"/>
+          <w:b/>
+          <w:sz w:val="24"/>
+          <w:szCs w:val="24"/>
+        </w:rPr>
+        <w:t>Gambar 3.10 Sistem Triase Bertingkat untuk Stratifikasi Risiko di IGD</w:t>
+      </w:r>
+    </w:p>
+    <w:p>
+      <w:pPr>
+        <w:spacing w:lineRule="auto" w:line="360" w:before="120" w:after="60"/>
+        <w:jc w:val="left"/>
+      </w:pPr>
+      <w:r>
+        <w:rPr>
+          <w:rFonts w:ascii="Times New Roman" w:hAnsi="Times New Roman" w:cs="Times New Roman"/>
+          <w:b/>
+          <w:i w:val="0"/>
+          <w:sz w:val="24"/>
+          <w:szCs w:val="24"/>
+        </w:rPr>
+        <w:t>3.5 Performa Model untuk Berbagai Luaran</w:t>
+      </w:r>
+    </w:p>
+    <w:p>
+      <w:r>
+        <w:br/>
+      </w:r>
+      <w:r>
+        <w:drawing>
+          <wp:inline>
+            <wp:extent cx="5040000" cy="5184387"/>
+            <wp:docPr id="19" name="Picture 19"/>
+            <wp:cNvGraphicFramePr>
+              <a:graphicFrameLocks noChangeAspect="1"/>
+            </wp:cNvGraphicFramePr>
+            <a:graphic>
+              <a:graphicData uri="http://schemas.openxmlformats.org/drawingml/2006/picture">
+                <pic:pic>
+                  <pic:nvPicPr>
+                    <pic:cNvPr id="0" name="image.png"/>
+                    <pic:cNvPicPr/>
+                  </pic:nvPicPr>
+                  <pic:blipFill>
+                    <a:blip r:embed="rId28"/>
+                    <a:stretch>
+                      <a:fillRect/>
+                    </a:stretch>
+                  </pic:blipFill>
+                  <pic:spPr>
+                    <a:xfrm>
+                      <a:off x="0" y="0"/>
+                      <a:ext cx="5040000" cy="5184387"/>
+                    </a:xfrm>
+                    <a:prstGeom prst="rect"/>
+                  </pic:spPr>
+                </pic:pic>
+              </a:graphicData>
+            </a:graphic>
+          </wp:inline>
+        </w:drawing>
+      </w:r>
+      <w:r>
+        <w:br/>
+      </w:r>
+    </w:p>
+    <w:p>
+      <w:pPr>
+        <w:spacing w:lineRule="auto" w:line="360"/>
+        <w:ind w:firstLine="720"/>
+        <w:jc w:val="both"/>
+      </w:pPr>
+      <w:r>
+        <w:rPr>
+          <w:rFonts w:ascii="Times New Roman" w:hAnsi="Times New Roman" w:cs="Times New Roman"/>
+          <w:b w:val="0"/>
+          <w:i w:val="0"/>
+          <w:sz w:val="24"/>
+          <w:szCs w:val="24"/>
+        </w:rPr>
+        <w:t>Selain mortalitas in-hospital, model Random Forest juga dievaluasi untuk luaran sekunder, yaitu syok kardiogenik baru (CS new) dan luaran komposit (mortalitas dan/atau SKG).</w:t>
       </w:r>
     </w:p>
     <w:p>
@@ -10908,7 +11857,1680 @@
           <w:sz w:val="24"/>
           <w:szCs w:val="24"/>
         </w:rPr>
-        <w:t>3.3.1 Gini Importance</w:t>
+        <w:t>Tabel 3.5 Performa Model untuk Berbagai Luaran</w:t>
+      </w:r>
+    </w:p>
+    <w:tbl>
+      <w:tblPr>
+        <w:tblStyle w:val="TableGrid"/>
+        <w:tblW w:type="auto" w:w="0"/>
+        <w:jc w:val="center"/>
+        <w:tblLook w:firstColumn="1" w:firstRow="1" w:lastColumn="0" w:lastRow="0" w:noHBand="0" w:noVBand="1" w:val="04A0"/>
+      </w:tblPr>
+      <w:tblGrid>
+        <w:gridCol w:w="1485"/>
+        <w:gridCol w:w="1485"/>
+        <w:gridCol w:w="1485"/>
+        <w:gridCol w:w="1485"/>
+        <w:gridCol w:w="1485"/>
+      </w:tblGrid>
+      <w:tr>
+        <w:trPr>
+          <w:tblHeader w:val="true"/>
+        </w:trPr>
+        <w:tc>
+          <w:tcPr>
+            <w:tcW w:type="dxa" w:w="1485"/>
+            <w:shd w:val="clear" w:fill="D9EAF7"/>
+            <w:vAlign w:val="center"/>
+          </w:tcPr>
+          <w:p>
+            <w:r>
+              <w:rPr>
+                <w:b/>
+              </w:rPr>
+              <w:t>Luaran</w:t>
+            </w:r>
+          </w:p>
+        </w:tc>
+        <w:tc>
+          <w:tcPr>
+            <w:tcW w:type="dxa" w:w="1485"/>
+            <w:shd w:val="clear" w:fill="D9EAF7"/>
+            <w:vAlign w:val="center"/>
+          </w:tcPr>
+          <w:p>
+            <w:r>
+              <w:rPr>
+                <w:b/>
+              </w:rPr>
+              <w:t>AUC</w:t>
+            </w:r>
+          </w:p>
+        </w:tc>
+        <w:tc>
+          <w:tcPr>
+            <w:tcW w:type="dxa" w:w="1485"/>
+            <w:shd w:val="clear" w:fill="D9EAF7"/>
+            <w:vAlign w:val="center"/>
+          </w:tcPr>
+          <w:p>
+            <w:r>
+              <w:rPr>
+                <w:b/>
+              </w:rPr>
+              <w:t>AUPRC</w:t>
+            </w:r>
+          </w:p>
+        </w:tc>
+        <w:tc>
+          <w:tcPr>
+            <w:tcW w:type="dxa" w:w="1485"/>
+            <w:shd w:val="clear" w:fill="D9EAF7"/>
+            <w:vAlign w:val="center"/>
+          </w:tcPr>
+          <w:p>
+            <w:r>
+              <w:rPr>
+                <w:b/>
+              </w:rPr>
+              <w:t>Prevalensi</w:t>
+            </w:r>
+          </w:p>
+        </w:tc>
+        <w:tc>
+          <w:tcPr>
+            <w:tcW w:type="dxa" w:w="1485"/>
+            <w:shd w:val="clear" w:fill="D9EAF7"/>
+            <w:vAlign w:val="center"/>
+          </w:tcPr>
+          <w:p>
+            <w:r>
+              <w:rPr>
+                <w:b/>
+              </w:rPr>
+              <w:t>Interpretasi</w:t>
+            </w:r>
+          </w:p>
+        </w:tc>
+      </w:tr>
+      <w:tr>
+        <w:tc>
+          <w:tcPr>
+            <w:tcW w:type="dxa" w:w="1485"/>
+          </w:tcPr>
+          <w:p>
+            <w:r>
+              <w:t>Mortalitas</w:t>
+            </w:r>
+          </w:p>
+        </w:tc>
+        <w:tc>
+          <w:tcPr>
+            <w:tcW w:type="dxa" w:w="1485"/>
+          </w:tcPr>
+          <w:p>
+            <w:r>
+              <w:t>0,819</w:t>
+            </w:r>
+          </w:p>
+        </w:tc>
+        <w:tc>
+          <w:tcPr>
+            <w:tcW w:type="dxa" w:w="1485"/>
+          </w:tcPr>
+          <w:p>
+            <w:r>
+              <w:t>0,301</w:t>
+            </w:r>
+          </w:p>
+        </w:tc>
+        <w:tc>
+          <w:tcPr>
+            <w:tcW w:type="dxa" w:w="1485"/>
+          </w:tcPr>
+          <w:p>
+            <w:r>
+              <w:t>7,5%</w:t>
+            </w:r>
+          </w:p>
+        </w:tc>
+        <w:tc>
+          <w:tcPr>
+            <w:tcW w:type="dxa" w:w="1485"/>
+          </w:tcPr>
+          <w:p>
+            <w:r>
+              <w:t>Diskriminasi baik; Brier 0,061</w:t>
+            </w:r>
+          </w:p>
+        </w:tc>
+      </w:tr>
+      <w:tr>
+        <w:tc>
+          <w:tcPr>
+            <w:tcW w:type="dxa" w:w="1485"/>
+          </w:tcPr>
+          <w:p>
+            <w:pPr>
+              <w:jc w:val="center"/>
+              <w:spacing w:line="360" w:lineRule="auto"/>
+            </w:pPr>
+            <w:r>
+              <w:rPr>
+                <w:rFonts w:ascii="Times New Roman" w:hAnsi="Times New Roman" w:cs="Times New Roman"/>
+                <w:sz w:val="24"/>
+                <w:szCs w:val="24"/>
+              </w:rPr>
+            </w:r>
+            <w:r>
+              <w:rPr>
+                <w:rFonts w:ascii="Times New Roman" w:hAnsi="Times New Roman" w:cs="Times New Roman"/>
+                <w:sz w:val="24"/>
+                <w:szCs w:val="24"/>
+              </w:rPr>
+              <w:t>Syok Kardiogenik (CS new)</w:t>
+            </w:r>
+          </w:p>
+        </w:tc>
+        <w:tc>
+          <w:tcPr>
+            <w:tcW w:type="dxa" w:w="1485"/>
+          </w:tcPr>
+          <w:p>
+            <w:pPr>
+              <w:jc w:val="left"/>
+              <w:spacing w:line="360" w:lineRule="auto"/>
+            </w:pPr>
+            <w:r>
+              <w:rPr>
+                <w:rFonts w:ascii="Times New Roman" w:hAnsi="Times New Roman" w:cs="Times New Roman"/>
+                <w:sz w:val="24"/>
+                <w:szCs w:val="24"/>
+              </w:rPr>
+            </w:r>
+            <w:r>
+              <w:rPr>
+                <w:rFonts w:ascii="Times New Roman" w:hAnsi="Times New Roman" w:cs="Times New Roman"/>
+                <w:sz w:val="24"/>
+                <w:szCs w:val="24"/>
+              </w:rPr>
+              <w:t>0,670</w:t>
+            </w:r>
+          </w:p>
+        </w:tc>
+        <w:tc>
+          <w:tcPr>
+            <w:tcW w:type="dxa" w:w="1485"/>
+          </w:tcPr>
+          <w:p>
+            <w:pPr>
+              <w:jc w:val="left"/>
+              <w:spacing w:line="360" w:lineRule="auto"/>
+            </w:pPr>
+            <w:r>
+              <w:rPr>
+                <w:rFonts w:ascii="Times New Roman" w:hAnsi="Times New Roman" w:cs="Times New Roman"/>
+                <w:sz w:val="24"/>
+                <w:szCs w:val="24"/>
+              </w:rPr>
+            </w:r>
+            <w:r>
+              <w:rPr>
+                <w:rFonts w:ascii="Times New Roman" w:hAnsi="Times New Roman" w:cs="Times New Roman"/>
+                <w:sz w:val="24"/>
+                <w:szCs w:val="24"/>
+              </w:rPr>
+              <w:t>0,500</w:t>
+            </w:r>
+          </w:p>
+        </w:tc>
+        <w:tc>
+          <w:tcPr>
+            <w:tcW w:type="dxa" w:w="1485"/>
+          </w:tcPr>
+          <w:p>
+            <w:pPr>
+              <w:jc w:val="left"/>
+              <w:spacing w:line="360" w:lineRule="auto"/>
+            </w:pPr>
+            <w:r>
+              <w:rPr>
+                <w:rFonts w:ascii="Times New Roman" w:hAnsi="Times New Roman" w:cs="Times New Roman"/>
+                <w:sz w:val="24"/>
+                <w:szCs w:val="24"/>
+              </w:rPr>
+            </w:r>
+            <w:r>
+              <w:rPr>
+                <w:rFonts w:ascii="Times New Roman" w:hAnsi="Times New Roman" w:cs="Times New Roman"/>
+                <w:sz w:val="24"/>
+                <w:szCs w:val="24"/>
+              </w:rPr>
+              <w:t>4,8%</w:t>
+            </w:r>
+          </w:p>
+        </w:tc>
+        <w:tc>
+          <w:tcPr>
+            <w:tcW w:type="dxa" w:w="1485"/>
+          </w:tcPr>
+          <w:p>
+            <w:pPr>
+              <w:jc w:val="left"/>
+              <w:spacing w:line="360" w:lineRule="auto"/>
+            </w:pPr>
+            <w:r>
+              <w:rPr>
+                <w:rFonts w:ascii="Times New Roman" w:hAnsi="Times New Roman" w:cs="Times New Roman"/>
+                <w:sz w:val="24"/>
+                <w:szCs w:val="24"/>
+              </w:rPr>
+            </w:r>
+            <w:r>
+              <w:rPr>
+                <w:rFonts w:ascii="Times New Roman" w:hAnsi="Times New Roman" w:cs="Times New Roman"/>
+                <w:sz w:val="24"/>
+                <w:szCs w:val="24"/>
+              </w:rPr>
+              <w:t>Diskriminasi cukup</w:t>
+            </w:r>
+          </w:p>
+        </w:tc>
+      </w:tr>
+      <w:tr>
+        <w:tc>
+          <w:tcPr>
+            <w:tcW w:type="dxa" w:w="1485"/>
+          </w:tcPr>
+          <w:p>
+            <w:pPr>
+              <w:jc w:val="center"/>
+              <w:spacing w:line="360" w:lineRule="auto"/>
+            </w:pPr>
+            <w:r>
+              <w:rPr>
+                <w:rFonts w:ascii="Times New Roman" w:hAnsi="Times New Roman" w:cs="Times New Roman"/>
+                <w:sz w:val="24"/>
+                <w:szCs w:val="24"/>
+              </w:rPr>
+            </w:r>
+            <w:r>
+              <w:rPr>
+                <w:rFonts w:ascii="Times New Roman" w:hAnsi="Times New Roman" w:cs="Times New Roman"/>
+                <w:sz w:val="24"/>
+                <w:szCs w:val="24"/>
+              </w:rPr>
+              <w:t>Komposit (Mortalitas/SKG)</w:t>
+            </w:r>
+          </w:p>
+        </w:tc>
+        <w:tc>
+          <w:tcPr>
+            <w:tcW w:type="dxa" w:w="1485"/>
+          </w:tcPr>
+          <w:p>
+            <w:pPr>
+              <w:jc w:val="left"/>
+              <w:spacing w:line="360" w:lineRule="auto"/>
+            </w:pPr>
+            <w:r>
+              <w:rPr>
+                <w:rFonts w:ascii="Times New Roman" w:hAnsi="Times New Roman" w:cs="Times New Roman"/>
+                <w:sz w:val="24"/>
+                <w:szCs w:val="24"/>
+              </w:rPr>
+            </w:r>
+            <w:r>
+              <w:rPr>
+                <w:rFonts w:ascii="Times New Roman" w:hAnsi="Times New Roman" w:cs="Times New Roman"/>
+                <w:sz w:val="24"/>
+                <w:szCs w:val="24"/>
+              </w:rPr>
+              <w:t>0,742</w:t>
+            </w:r>
+          </w:p>
+        </w:tc>
+        <w:tc>
+          <w:tcPr>
+            <w:tcW w:type="dxa" w:w="1485"/>
+          </w:tcPr>
+          <w:p>
+            <w:pPr>
+              <w:jc w:val="left"/>
+              <w:spacing w:line="360" w:lineRule="auto"/>
+            </w:pPr>
+            <w:r>
+              <w:rPr>
+                <w:rFonts w:ascii="Times New Roman" w:hAnsi="Times New Roman" w:cs="Times New Roman"/>
+                <w:sz w:val="24"/>
+                <w:szCs w:val="24"/>
+              </w:rPr>
+            </w:r>
+            <w:r>
+              <w:rPr>
+                <w:rFonts w:ascii="Times New Roman" w:hAnsi="Times New Roman" w:cs="Times New Roman"/>
+                <w:sz w:val="24"/>
+                <w:szCs w:val="24"/>
+              </w:rPr>
+              <w:t>0,635</w:t>
+            </w:r>
+          </w:p>
+        </w:tc>
+        <w:tc>
+          <w:tcPr>
+            <w:tcW w:type="dxa" w:w="1485"/>
+          </w:tcPr>
+          <w:p>
+            <w:pPr>
+              <w:jc w:val="left"/>
+              <w:spacing w:line="360" w:lineRule="auto"/>
+            </w:pPr>
+            <w:r>
+              <w:rPr>
+                <w:rFonts w:ascii="Times New Roman" w:hAnsi="Times New Roman" w:cs="Times New Roman"/>
+                <w:sz w:val="24"/>
+                <w:szCs w:val="24"/>
+              </w:rPr>
+            </w:r>
+            <w:r>
+              <w:rPr>
+                <w:rFonts w:ascii="Times New Roman" w:hAnsi="Times New Roman" w:cs="Times New Roman"/>
+                <w:sz w:val="24"/>
+                <w:szCs w:val="24"/>
+              </w:rPr>
+              <w:t>10,2%</w:t>
+            </w:r>
+          </w:p>
+        </w:tc>
+        <w:tc>
+          <w:tcPr>
+            <w:tcW w:type="dxa" w:w="1485"/>
+          </w:tcPr>
+          <w:p>
+            <w:pPr>
+              <w:jc w:val="left"/>
+              <w:spacing w:line="360" w:lineRule="auto"/>
+            </w:pPr>
+            <w:r>
+              <w:rPr>
+                <w:rFonts w:ascii="Times New Roman" w:hAnsi="Times New Roman" w:cs="Times New Roman"/>
+                <w:sz w:val="24"/>
+                <w:szCs w:val="24"/>
+              </w:rPr>
+            </w:r>
+            <w:r>
+              <w:rPr>
+                <w:rFonts w:ascii="Times New Roman" w:hAnsi="Times New Roman" w:cs="Times New Roman"/>
+                <w:sz w:val="24"/>
+                <w:szCs w:val="24"/>
+              </w:rPr>
+              <w:t>Diskriminasi cukup-baik</w:t>
+            </w:r>
+          </w:p>
+        </w:tc>
+      </w:tr>
+    </w:tbl>
+    <w:p>
+      <w:pPr>
+        <w:spacing w:lineRule="auto" w:line="360"/>
+        <w:jc w:val="both"/>
+      </w:pPr>
+      <w:r>
+        <w:rPr>
+          <w:rFonts w:ascii="Times New Roman" w:hAnsi="Times New Roman" w:cs="Times New Roman"/>
+          <w:b w:val="0"/>
+          <w:i w:val="0"/>
+          <w:sz w:val="24"/>
+          <w:szCs w:val="24"/>
+        </w:rPr>
+      </w:r>
+    </w:p>
+    <w:p>
+      <w:pPr>
+        <w:spacing w:lineRule="auto" w:line="360" w:before="60" w:after="120"/>
+        <w:jc w:val="center"/>
+      </w:pPr>
+      <w:r>
+        <w:rPr>
+          <w:rFonts w:ascii="Times New Roman" w:hAnsi="Times New Roman" w:cs="Times New Roman"/>
+          <w:b/>
+          <w:sz w:val="24"/>
+          <w:szCs w:val="24"/>
+        </w:rPr>
+        <w:t>Gambar 3.11 Perbandingan Kurva ROC untuk Berbagai Luaran</w:t>
+      </w:r>
+    </w:p>
+    <w:p>
+      <w:pPr>
+        <w:spacing w:lineRule="auto" w:line="360"/>
+        <w:ind w:firstLine="720"/>
+        <w:jc w:val="both"/>
+      </w:pPr>
+      <w:r>
+        <w:rPr>
+          <w:rFonts w:ascii="Times New Roman" w:hAnsi="Times New Roman" w:cs="Times New Roman"/>
+          <w:b w:val="0"/>
+          <w:i w:val="0"/>
+          <w:sz w:val="24"/>
+          <w:szCs w:val="24"/>
+        </w:rPr>
+        <w:t>Model menunjukkan AUC 0,819 untuk mortalitas, 0,742 untuk luaran komposit, dan 0,670 untuk syok kardiogenik baru. Analisis luaran sekunder bersifat eksploratif dan tidak mengubah fokus utama penelitian pada mortalitas in-hospital.</w:t>
+      </w:r>
+    </w:p>
+    <w:p>
+      <w:pPr>
+        <w:spacing w:lineRule="auto" w:line="360" w:before="120" w:after="60"/>
+        <w:jc w:val="left"/>
+      </w:pPr>
+      <w:r>
+        <w:rPr>
+          <w:rFonts w:ascii="Times New Roman" w:hAnsi="Times New Roman" w:cs="Times New Roman"/>
+          <w:b/>
+          <w:i w:val="0"/>
+          <w:sz w:val="24"/>
+          <w:szCs w:val="24"/>
+        </w:rPr>
+        <w:t>3.6 Perbandingan Random Forest dengan XGBoost</w:t>
+      </w:r>
+    </w:p>
+    <w:p>
+      <w:pPr>
+        <w:spacing w:lineRule="auto" w:line="360"/>
+        <w:ind w:firstLine="720"/>
+        <w:jc w:val="both"/>
+      </w:pPr>
+      <w:r>
+        <w:rPr>
+          <w:rFonts w:ascii="Times New Roman" w:hAnsi="Times New Roman" w:cs="Times New Roman"/>
+          <w:b w:val="0"/>
+          <w:i w:val="0"/>
+          <w:sz w:val="24"/>
+          <w:szCs w:val="24"/>
+        </w:rPr>
+        <w:t>Sebagai analisis komparatif, model XGBoost juga dikembangkan dan dievaluasi pada set data yang sama. Tabel 3.6 menyajikan perbandingan performa antara Random Forest dan XGBoost.</w:t>
+      </w:r>
+    </w:p>
+    <w:p>
+      <w:pPr>
+        <w:spacing w:lineRule="auto" w:line="360"/>
+        <w:jc w:val="both"/>
+      </w:pPr>
+      <w:r>
+        <w:rPr>
+          <w:rFonts w:ascii="Times New Roman" w:hAnsi="Times New Roman" w:cs="Times New Roman"/>
+          <w:b/>
+          <w:i w:val="0"/>
+          <w:sz w:val="24"/>
+          <w:szCs w:val="24"/>
+        </w:rPr>
+        <w:t>Tabel 3.6 Perbandingan Performa Random Forest vs XGBoost</w:t>
+      </w:r>
+    </w:p>
+    <w:tbl>
+      <w:tblPr>
+        <w:tblStyle w:val="TableGrid"/>
+        <w:tblW w:type="auto" w:w="0"/>
+        <w:jc w:val="center"/>
+        <w:tblLook w:firstColumn="1" w:firstRow="1" w:lastColumn="0" w:lastRow="0" w:noHBand="0" w:noVBand="1" w:val="04A0"/>
+      </w:tblPr>
+      <w:tblGrid>
+        <w:gridCol w:w="2475"/>
+        <w:gridCol w:w="2475"/>
+        <w:gridCol w:w="2475"/>
+      </w:tblGrid>
+      <w:tr>
+        <w:trPr>
+          <w:tblHeader w:val="true"/>
+        </w:trPr>
+        <w:tc>
+          <w:tcPr>
+            <w:tcW w:type="dxa" w:w="2475"/>
+            <w:shd w:val="clear" w:fill="D9EAF7"/>
+            <w:vAlign w:val="center"/>
+          </w:tcPr>
+          <w:p>
+            <w:pPr>
+              <w:jc w:val="center"/>
+              <w:spacing w:line="360" w:lineRule="auto"/>
+            </w:pPr>
+            <w:r>
+              <w:rPr>
+                <w:rFonts w:ascii="Times New Roman" w:hAnsi="Times New Roman" w:cs="Times New Roman"/>
+                <w:b/>
+                <w:sz w:val="24"/>
+                <w:szCs w:val="24"/>
+              </w:rPr>
+            </w:r>
+            <w:r>
+              <w:rPr>
+                <w:rFonts w:ascii="Times New Roman" w:hAnsi="Times New Roman" w:cs="Times New Roman"/>
+                <w:b/>
+                <w:sz w:val="24"/>
+                <w:szCs w:val="24"/>
+              </w:rPr>
+              <w:t>Metrik</w:t>
+            </w:r>
+          </w:p>
+        </w:tc>
+        <w:tc>
+          <w:tcPr>
+            <w:tcW w:type="dxa" w:w="2475"/>
+            <w:shd w:val="clear" w:fill="D9EAF7"/>
+            <w:vAlign w:val="center"/>
+          </w:tcPr>
+          <w:p>
+            <w:pPr>
+              <w:jc w:val="center"/>
+              <w:spacing w:line="360" w:lineRule="auto"/>
+            </w:pPr>
+            <w:r>
+              <w:rPr>
+                <w:rFonts w:ascii="Times New Roman" w:hAnsi="Times New Roman" w:cs="Times New Roman"/>
+                <w:b/>
+                <w:sz w:val="24"/>
+                <w:szCs w:val="24"/>
+              </w:rPr>
+            </w:r>
+            <w:r>
+              <w:rPr>
+                <w:rFonts w:ascii="Times New Roman" w:hAnsi="Times New Roman" w:cs="Times New Roman"/>
+                <w:b/>
+                <w:sz w:val="24"/>
+                <w:szCs w:val="24"/>
+              </w:rPr>
+              <w:t>Random Forest</w:t>
+            </w:r>
+          </w:p>
+        </w:tc>
+        <w:tc>
+          <w:tcPr>
+            <w:tcW w:type="dxa" w:w="2475"/>
+            <w:shd w:val="clear" w:fill="D9EAF7"/>
+            <w:vAlign w:val="center"/>
+          </w:tcPr>
+          <w:p>
+            <w:pPr>
+              <w:jc w:val="center"/>
+              <w:spacing w:line="360" w:lineRule="auto"/>
+            </w:pPr>
+            <w:r>
+              <w:rPr>
+                <w:rFonts w:ascii="Times New Roman" w:hAnsi="Times New Roman" w:cs="Times New Roman"/>
+                <w:b/>
+                <w:sz w:val="24"/>
+                <w:szCs w:val="24"/>
+              </w:rPr>
+            </w:r>
+            <w:r>
+              <w:rPr>
+                <w:rFonts w:ascii="Times New Roman" w:hAnsi="Times New Roman" w:cs="Times New Roman"/>
+                <w:b/>
+                <w:sz w:val="24"/>
+                <w:szCs w:val="24"/>
+              </w:rPr>
+              <w:t>XGBoost</w:t>
+            </w:r>
+          </w:p>
+        </w:tc>
+      </w:tr>
+      <w:tr>
+        <w:tc>
+          <w:tcPr>
+            <w:tcW w:type="dxa" w:w="2475"/>
+          </w:tcPr>
+          <w:p>
+            <w:pPr>
+              <w:jc w:val="center"/>
+              <w:spacing w:line="360" w:lineRule="auto"/>
+            </w:pPr>
+            <w:r>
+              <w:rPr>
+                <w:rFonts w:ascii="Times New Roman" w:hAnsi="Times New Roman" w:cs="Times New Roman"/>
+                <w:sz w:val="24"/>
+                <w:szCs w:val="24"/>
+              </w:rPr>
+            </w:r>
+            <w:r>
+              <w:rPr>
+                <w:rFonts w:ascii="Times New Roman" w:hAnsi="Times New Roman" w:cs="Times New Roman"/>
+                <w:sz w:val="24"/>
+                <w:szCs w:val="24"/>
+              </w:rPr>
+              <w:t>AUC-ROC</w:t>
+            </w:r>
+          </w:p>
+        </w:tc>
+        <w:tc>
+          <w:tcPr>
+            <w:tcW w:type="dxa" w:w="2475"/>
+          </w:tcPr>
+          <w:p>
+            <w:r>
+              <w:t>0,816 ± 0,008</w:t>
+            </w:r>
+          </w:p>
+        </w:tc>
+        <w:tc>
+          <w:tcPr>
+            <w:tcW w:type="dxa" w:w="2475"/>
+          </w:tcPr>
+          <w:p>
+            <w:pPr>
+              <w:jc w:val="left"/>
+              <w:spacing w:line="360" w:lineRule="auto"/>
+            </w:pPr>
+            <w:r>
+              <w:rPr>
+                <w:rFonts w:ascii="Times New Roman" w:hAnsi="Times New Roman" w:cs="Times New Roman"/>
+                <w:sz w:val="24"/>
+                <w:szCs w:val="24"/>
+              </w:rPr>
+            </w:r>
+            <w:r>
+              <w:rPr>
+                <w:rFonts w:ascii="Times New Roman" w:hAnsi="Times New Roman" w:cs="Times New Roman"/>
+                <w:sz w:val="24"/>
+                <w:szCs w:val="24"/>
+              </w:rPr>
+              <w:t>0,789</w:t>
+            </w:r>
+          </w:p>
+        </w:tc>
+      </w:tr>
+      <w:tr>
+        <w:tc>
+          <w:tcPr>
+            <w:tcW w:type="dxa" w:w="2475"/>
+          </w:tcPr>
+          <w:p>
+            <w:pPr>
+              <w:jc w:val="center"/>
+              <w:spacing w:line="360" w:lineRule="auto"/>
+            </w:pPr>
+            <w:r>
+              <w:rPr>
+                <w:rFonts w:ascii="Times New Roman" w:hAnsi="Times New Roman" w:cs="Times New Roman"/>
+                <w:sz w:val="24"/>
+                <w:szCs w:val="24"/>
+              </w:rPr>
+            </w:r>
+            <w:r>
+              <w:rPr>
+                <w:rFonts w:ascii="Times New Roman" w:hAnsi="Times New Roman" w:cs="Times New Roman"/>
+                <w:sz w:val="24"/>
+                <w:szCs w:val="24"/>
+              </w:rPr>
+              <w:t>AUPRC</w:t>
+            </w:r>
+          </w:p>
+        </w:tc>
+        <w:tc>
+          <w:tcPr>
+            <w:tcW w:type="dxa" w:w="2475"/>
+          </w:tcPr>
+          <w:p>
+            <w:r>
+              <w:t>0,301</w:t>
+            </w:r>
+          </w:p>
+        </w:tc>
+        <w:tc>
+          <w:tcPr>
+            <w:tcW w:type="dxa" w:w="2475"/>
+          </w:tcPr>
+          <w:p>
+            <w:r>
+              <w:t>0,301</w:t>
+            </w:r>
+          </w:p>
+        </w:tc>
+      </w:tr>
+      <w:tr>
+        <w:tc>
+          <w:tcPr>
+            <w:tcW w:type="dxa" w:w="2475"/>
+          </w:tcPr>
+          <w:p>
+            <w:pPr>
+              <w:jc w:val="center"/>
+              <w:spacing w:line="360" w:lineRule="auto"/>
+            </w:pPr>
+            <w:r>
+              <w:t>Sensitivitas (ambang keselamatan)</w:t>
+            </w:r>
+          </w:p>
+        </w:tc>
+        <w:tc>
+          <w:tcPr>
+            <w:tcW w:type="dxa" w:w="2475"/>
+          </w:tcPr>
+          <w:p>
+            <w:r>
+              <w:t>98,3%</w:t>
+            </w:r>
+          </w:p>
+        </w:tc>
+        <w:tc>
+          <w:tcPr>
+            <w:tcW w:type="dxa" w:w="2475"/>
+          </w:tcPr>
+          <w:p>
+            <w:pPr>
+              <w:jc w:val="left"/>
+              <w:spacing w:line="360" w:lineRule="auto"/>
+            </w:pPr>
+            <w:r>
+              <w:rPr>
+                <w:rFonts w:ascii="Times New Roman" w:hAnsi="Times New Roman" w:cs="Times New Roman"/>
+                <w:sz w:val="24"/>
+                <w:szCs w:val="24"/>
+              </w:rPr>
+            </w:r>
+            <w:r>
+              <w:rPr>
+                <w:rFonts w:ascii="Times New Roman" w:hAnsi="Times New Roman" w:cs="Times New Roman"/>
+                <w:sz w:val="24"/>
+                <w:szCs w:val="24"/>
+              </w:rPr>
+              <w:t>94,5%</w:t>
+            </w:r>
+          </w:p>
+        </w:tc>
+      </w:tr>
+      <w:tr>
+        <w:tc>
+          <w:tcPr>
+            <w:tcW w:type="dxa" w:w="2475"/>
+          </w:tcPr>
+          <w:p>
+            <w:pPr>
+              <w:jc w:val="center"/>
+              <w:spacing w:line="360" w:lineRule="auto"/>
+            </w:pPr>
+            <w:r>
+              <w:t>Spesifisitas (ambang keselamatan)</w:t>
+            </w:r>
+          </w:p>
+        </w:tc>
+        <w:tc>
+          <w:tcPr>
+            <w:tcW w:type="dxa" w:w="2475"/>
+          </w:tcPr>
+          <w:p>
+            <w:r>
+              <w:t>26,2%</w:t>
+            </w:r>
+          </w:p>
+        </w:tc>
+        <w:tc>
+          <w:tcPr>
+            <w:tcW w:type="dxa" w:w="2475"/>
+          </w:tcPr>
+          <w:p>
+            <w:r>
+              <w:t>15,2%</w:t>
+            </w:r>
+          </w:p>
+        </w:tc>
+      </w:tr>
+      <w:tr>
+        <w:tc>
+          <w:tcPr>
+            <w:tcW w:type="dxa" w:w="2475"/>
+          </w:tcPr>
+          <w:p>
+            <w:pPr>
+              <w:jc w:val="center"/>
+              <w:spacing w:line="360" w:lineRule="auto"/>
+            </w:pPr>
+            <w:r>
+              <w:rPr>
+                <w:rFonts w:ascii="Times New Roman" w:hAnsi="Times New Roman" w:cs="Times New Roman"/>
+                <w:sz w:val="24"/>
+                <w:szCs w:val="24"/>
+              </w:rPr>
+            </w:r>
+            <w:r>
+              <w:rPr>
+                <w:rFonts w:ascii="Times New Roman" w:hAnsi="Times New Roman" w:cs="Times New Roman"/>
+                <w:sz w:val="24"/>
+                <w:szCs w:val="24"/>
+              </w:rPr>
+              <w:t>Brier Score</w:t>
+            </w:r>
+          </w:p>
+        </w:tc>
+        <w:tc>
+          <w:tcPr>
+            <w:tcW w:type="dxa" w:w="2475"/>
+          </w:tcPr>
+          <w:p>
+            <w:r>
+              <w:t>0,061</w:t>
+            </w:r>
+          </w:p>
+        </w:tc>
+        <w:tc>
+          <w:tcPr>
+            <w:tcW w:type="dxa" w:w="2475"/>
+          </w:tcPr>
+          <w:p>
+            <w:pPr>
+              <w:jc w:val="left"/>
+              <w:spacing w:line="360" w:lineRule="auto"/>
+            </w:pPr>
+            <w:r>
+              <w:rPr>
+                <w:rFonts w:ascii="Times New Roman" w:hAnsi="Times New Roman" w:cs="Times New Roman"/>
+                <w:sz w:val="24"/>
+                <w:szCs w:val="24"/>
+              </w:rPr>
+            </w:r>
+            <w:r>
+              <w:rPr>
+                <w:rFonts w:ascii="Times New Roman" w:hAnsi="Times New Roman" w:cs="Times New Roman"/>
+                <w:sz w:val="24"/>
+                <w:szCs w:val="24"/>
+              </w:rPr>
+            </w:r>
+            <w:r>
+              <w:t>0,104</w:t>
+            </w:r>
+          </w:p>
+        </w:tc>
+      </w:tr>
+      <w:tr>
+        <w:tc>
+          <w:tcPr>
+            <w:tcW w:type="dxa" w:w="2475"/>
+          </w:tcPr>
+          <w:p>
+            <w:pPr>
+              <w:jc w:val="center"/>
+              <w:spacing w:line="360" w:lineRule="auto"/>
+            </w:pPr>
+            <w:r>
+              <w:rPr>
+                <w:rFonts w:ascii="Times New Roman" w:hAnsi="Times New Roman" w:cs="Times New Roman"/>
+                <w:sz w:val="24"/>
+                <w:szCs w:val="24"/>
+              </w:rPr>
+              <w:t>Waktu Pelatihan (detik)</w:t>
+            </w:r>
+            <w:r>
+              <w:rPr>
+                <w:rFonts w:ascii="Times New Roman" w:hAnsi="Times New Roman" w:cs="Times New Roman"/>
+                <w:sz w:val="24"/>
+                <w:szCs w:val="24"/>
+              </w:rPr>
+            </w:r>
+          </w:p>
+        </w:tc>
+        <w:tc>
+          <w:tcPr>
+            <w:tcW w:type="dxa" w:w="2475"/>
+          </w:tcPr>
+          <w:p>
+            <w:pPr>
+              <w:jc w:val="left"/>
+              <w:spacing w:line="360" w:lineRule="auto"/>
+            </w:pPr>
+            <w:r>
+              <w:rPr>
+                <w:rFonts w:ascii="Times New Roman" w:hAnsi="Times New Roman" w:cs="Times New Roman"/>
+                <w:sz w:val="24"/>
+                <w:szCs w:val="24"/>
+              </w:rPr>
+            </w:r>
+            <w:r>
+              <w:rPr>
+                <w:rFonts w:ascii="Times New Roman" w:hAnsi="Times New Roman" w:cs="Times New Roman"/>
+                <w:sz w:val="24"/>
+                <w:szCs w:val="24"/>
+              </w:rPr>
+              <w:t>45,2</w:t>
+            </w:r>
+          </w:p>
+        </w:tc>
+        <w:tc>
+          <w:tcPr>
+            <w:tcW w:type="dxa" w:w="2475"/>
+          </w:tcPr>
+          <w:p>
+            <w:pPr>
+              <w:jc w:val="left"/>
+              <w:spacing w:line="360" w:lineRule="auto"/>
+            </w:pPr>
+            <w:r>
+              <w:rPr>
+                <w:rFonts w:ascii="Times New Roman" w:hAnsi="Times New Roman" w:cs="Times New Roman"/>
+                <w:sz w:val="24"/>
+                <w:szCs w:val="24"/>
+              </w:rPr>
+            </w:r>
+            <w:r>
+              <w:rPr>
+                <w:rFonts w:ascii="Times New Roman" w:hAnsi="Times New Roman" w:cs="Times New Roman"/>
+                <w:sz w:val="24"/>
+                <w:szCs w:val="24"/>
+              </w:rPr>
+              <w:t>38,6</w:t>
+            </w:r>
+          </w:p>
+        </w:tc>
+      </w:tr>
+      <w:tr>
+        <w:tc>
+          <w:tcPr>
+            <w:tcW w:type="dxa" w:w="2475"/>
+          </w:tcPr>
+          <w:p>
+            <w:pPr>
+              <w:jc w:val="center"/>
+              <w:spacing w:line="360" w:lineRule="auto"/>
+            </w:pPr>
+            <w:r>
+              <w:rPr>
+                <w:rFonts w:ascii="Times New Roman" w:hAnsi="Times New Roman" w:cs="Times New Roman"/>
+                <w:sz w:val="24"/>
+                <w:szCs w:val="24"/>
+              </w:rPr>
+            </w:r>
+            <w:r>
+              <w:rPr>
+                <w:rFonts w:ascii="Times New Roman" w:hAnsi="Times New Roman" w:cs="Times New Roman"/>
+                <w:sz w:val="24"/>
+                <w:szCs w:val="24"/>
+              </w:rPr>
+              <w:t>Jumlah Fitur Utama</w:t>
+            </w:r>
+          </w:p>
+        </w:tc>
+        <w:tc>
+          <w:tcPr>
+            <w:tcW w:type="dxa" w:w="2475"/>
+          </w:tcPr>
+          <w:p>
+            <w:r>
+              <w:t>13</w:t>
+            </w:r>
+          </w:p>
+        </w:tc>
+        <w:tc>
+          <w:tcPr>
+            <w:tcW w:type="dxa" w:w="2475"/>
+          </w:tcPr>
+          <w:p>
+            <w:r>
+              <w:t>13</w:t>
+            </w:r>
+          </w:p>
+        </w:tc>
+      </w:tr>
+    </w:tbl>
+    <w:p>
+      <w:pPr>
+        <w:spacing w:lineRule="auto" w:line="360"/>
+        <w:jc w:val="both"/>
+      </w:pPr>
+      <w:r>
+        <w:rPr>
+          <w:rFonts w:ascii="Times New Roman" w:hAnsi="Times New Roman" w:cs="Times New Roman"/>
+          <w:b w:val="0"/>
+          <w:i w:val="0"/>
+          <w:sz w:val="24"/>
+          <w:szCs w:val="24"/>
+        </w:rPr>
+      </w:r>
+    </w:p>
+    <w:p>
+      <w:pPr>
+        <w:spacing w:lineRule="auto" w:line="360"/>
+        <w:ind w:firstLine="720"/>
+        <w:jc w:val="both"/>
+      </w:pPr>
+      <w:r>
+        <w:rPr>
+          <w:rFonts w:ascii="Times New Roman" w:hAnsi="Times New Roman" w:cs="Times New Roman"/>
+          <w:b w:val="0"/>
+          <w:i w:val="0"/>
+          <w:sz w:val="24"/>
+          <w:szCs w:val="24"/>
+        </w:rPr>
+      </w:r>
+    </w:p>
+    <w:p>
+      <w:pPr>
+        <w:spacing w:lineRule="auto" w:line="360" w:before="120" w:after="60"/>
+        <w:jc w:val="left"/>
+      </w:pPr>
+      <w:r>
+        <w:rPr>
+          <w:rFonts w:ascii="Times New Roman" w:hAnsi="Times New Roman" w:cs="Times New Roman"/>
+          <w:b/>
+          <w:i w:val="0"/>
+          <w:sz w:val="24"/>
+          <w:szCs w:val="24"/>
+        </w:rPr>
+        <w:t>3.7 Perbandingan dengan Skor Risiko Konvensional</w:t>
+      </w:r>
+    </w:p>
+    <w:p>
+      <w:pPr>
+        <w:spacing w:lineRule="auto" w:line="360"/>
+        <w:ind w:firstLine="720"/>
+        <w:jc w:val="both"/>
+      </w:pPr>
+      <w:r>
+        <w:rPr>
+          <w:rFonts w:ascii="Times New Roman" w:hAnsi="Times New Roman" w:cs="Times New Roman"/>
+          <w:b w:val="0"/>
+          <w:i w:val="0"/>
+          <w:sz w:val="24"/>
+          <w:szCs w:val="24"/>
+        </w:rPr>
+        <w:t>Model Random Forest dibandingkan dengan skor risiko konvensional yang dilaporkan dalam literatur untuk prediksi mortalitas pada pasien SKA. Tabel 3.7 menyajikan perbandingan AUC dari berbagai studi.</w:t>
+      </w:r>
+    </w:p>
+    <w:p>
+      <w:pPr>
+        <w:spacing w:lineRule="auto" w:line="360"/>
+        <w:jc w:val="both"/>
+      </w:pPr>
+      <w:r>
+        <w:rPr>
+          <w:rFonts w:ascii="Times New Roman" w:hAnsi="Times New Roman" w:cs="Times New Roman"/>
+          <w:b/>
+          <w:i w:val="0"/>
+          <w:sz w:val="24"/>
+          <w:szCs w:val="24"/>
+        </w:rPr>
+        <w:t>Tabel 3.7 Perbandingan AUC dengan Skor Risiko Konvensional dari Literatur</w:t>
+      </w:r>
+    </w:p>
+    <w:tbl>
+      <w:tblPr>
+        <w:tblStyle w:val="TableGrid"/>
+        <w:tblW w:type="auto" w:w="0"/>
+        <w:jc w:val="center"/>
+        <w:tblLook w:firstColumn="1" w:firstRow="1" w:lastColumn="0" w:lastRow="0" w:noHBand="0" w:noVBand="1" w:val="04A0"/>
+      </w:tblPr>
+      <w:tblGrid>
+        <w:gridCol w:w="1856"/>
+        <w:gridCol w:w="1856"/>
+        <w:gridCol w:w="1856"/>
+        <w:gridCol w:w="1856"/>
+      </w:tblGrid>
+      <w:tr>
+        <w:trPr>
+          <w:tblHeader w:val="true"/>
+        </w:trPr>
+        <w:tc>
+          <w:tcPr>
+            <w:tcW w:type="dxa" w:w="1856"/>
+            <w:shd w:val="clear" w:fill="D9EAF7"/>
+            <w:vAlign w:val="center"/>
+          </w:tcPr>
+          <w:p>
+            <w:r>
+              <w:rPr>
+                <w:b/>
+              </w:rPr>
+              <w:t>Analisis</w:t>
+            </w:r>
+          </w:p>
+        </w:tc>
+        <w:tc>
+          <w:tcPr>
+            <w:tcW w:type="dxa" w:w="1856"/>
+            <w:shd w:val="clear" w:fill="D9EAF7"/>
+            <w:vAlign w:val="center"/>
+          </w:tcPr>
+          <w:p>
+            <w:r>
+              <w:rPr>
+                <w:b/>
+              </w:rPr>
+              <w:t>Populasi / ambang</w:t>
+            </w:r>
+          </w:p>
+        </w:tc>
+        <w:tc>
+          <w:tcPr>
+            <w:tcW w:type="dxa" w:w="1856"/>
+            <w:shd w:val="clear" w:fill="D9EAF7"/>
+            <w:vAlign w:val="center"/>
+          </w:tcPr>
+          <w:p>
+            <w:r>
+              <w:rPr>
+                <w:b/>
+              </w:rPr>
+              <w:t>Hasil</w:t>
+            </w:r>
+          </w:p>
+        </w:tc>
+        <w:tc>
+          <w:tcPr>
+            <w:tcW w:type="dxa" w:w="1856"/>
+            <w:shd w:val="clear" w:fill="D9EAF7"/>
+            <w:vAlign w:val="center"/>
+          </w:tcPr>
+          <w:p>
+            <w:r>
+              <w:rPr>
+                <w:b/>
+              </w:rPr>
+              <w:t>Nilai p / keterangan</w:t>
+            </w:r>
+          </w:p>
+        </w:tc>
+      </w:tr>
+      <w:tr>
+        <w:tc>
+          <w:tcPr>
+            <w:tcW w:type="dxa" w:w="1856"/>
+          </w:tcPr>
+          <w:p>
+            <w:r>
+              <w:t>Random Forest</w:t>
+            </w:r>
+          </w:p>
+        </w:tc>
+        <w:tc>
+          <w:tcPr>
+            <w:tcW w:type="dxa" w:w="1856"/>
+          </w:tcPr>
+          <w:p>
+            <w:r>
+              <w:t>N=1.524</w:t>
+            </w:r>
+          </w:p>
+        </w:tc>
+        <w:tc>
+          <w:tcPr>
+            <w:tcW w:type="dxa" w:w="1856"/>
+          </w:tcPr>
+          <w:p>
+            <w:r>
+              <w:t>AUC 0,819</w:t>
+            </w:r>
+          </w:p>
+        </w:tc>
+        <w:tc>
+          <w:tcPr>
+            <w:tcW w:type="dxa" w:w="1856"/>
+          </w:tcPr>
+          <w:p>
+            <w:r>
+              <w:t>Vektor OOF rerata</w:t>
+            </w:r>
+          </w:p>
+        </w:tc>
+      </w:tr>
+      <w:tr>
+        <w:tc>
+          <w:tcPr>
+            <w:tcW w:type="dxa" w:w="1856"/>
+          </w:tcPr>
+          <w:p>
+            <w:r>
+              <w:t>GRACE 2.0</w:t>
+            </w:r>
+          </w:p>
+        </w:tc>
+        <w:tc>
+          <w:tcPr>
+            <w:tcW w:type="dxa" w:w="1856"/>
+          </w:tcPr>
+          <w:p>
+            <w:r>
+              <w:t>N=1.524</w:t>
+            </w:r>
+          </w:p>
+        </w:tc>
+        <w:tc>
+          <w:tcPr>
+            <w:tcW w:type="dxa" w:w="1856"/>
+          </w:tcPr>
+          <w:p>
+            <w:r>
+              <w:t>AUC 0,777</w:t>
+            </w:r>
+          </w:p>
+        </w:tc>
+        <w:tc>
+          <w:tcPr>
+            <w:tcW w:type="dxa" w:w="1856"/>
+          </w:tcPr>
+          <w:p>
+            <w:r>
+              <w:t>Bootstrap p=0,0290</w:t>
+            </w:r>
+          </w:p>
+        </w:tc>
+      </w:tr>
+      <w:tr>
+        <w:tc>
+          <w:tcPr>
+            <w:tcW w:type="dxa" w:w="1856"/>
+          </w:tcPr>
+          <w:p>
+            <w:r>
+              <w:t>Selisih AUC</w:t>
+            </w:r>
+          </w:p>
+        </w:tc>
+        <w:tc>
+          <w:tcPr>
+            <w:tcW w:type="dxa" w:w="1856"/>
+          </w:tcPr>
+          <w:p>
+            <w:r>
+              <w:t>RF dikurangi GRACE</w:t>
+            </w:r>
+          </w:p>
+        </w:tc>
+        <w:tc>
+          <w:tcPr>
+            <w:tcW w:type="dxa" w:w="1856"/>
+          </w:tcPr>
+          <w:p>
+            <w:r>
+              <w:t>0,042</w:t>
+            </w:r>
+          </w:p>
+        </w:tc>
+        <w:tc>
+          <w:tcPr>
+            <w:tcW w:type="dxa" w:w="1856"/>
+          </w:tcPr>
+          <w:p>
+            <w:r>
+              <w:t>IK 95% 0,003 sampai 0,084</w:t>
+            </w:r>
+          </w:p>
+        </w:tc>
+      </w:tr>
+      <w:tr>
+        <w:tc>
+          <w:tcPr>
+            <w:tcW w:type="dxa" w:w="1856"/>
+          </w:tcPr>
+          <w:p>
+            <w:r>
+              <w:t>RF pada risiko ≥20%</w:t>
+            </w:r>
+          </w:p>
+        </w:tc>
+        <w:tc>
+          <w:tcPr>
+            <w:tcW w:type="dxa" w:w="1856"/>
+          </w:tcPr>
+          <w:p>
+            <w:r>
+              <w:t>Ambang 0,200</w:t>
+            </w:r>
+          </w:p>
+        </w:tc>
+        <w:tc>
+          <w:tcPr>
+            <w:tcW w:type="dxa" w:w="1856"/>
+          </w:tcPr>
+          <w:p>
+            <w:r>
+              <w:t>Sens 40,9%; spes 92,8%</w:t>
+            </w:r>
+          </w:p>
+        </w:tc>
+        <w:tc>
+          <w:tcPr>
+            <w:tcW w:type="dxa" w:w="1856"/>
+          </w:tcPr>
+          <w:p>
+            <w:r>
+              <w:t>FN=68</w:t>
+            </w:r>
+          </w:p>
+        </w:tc>
+      </w:tr>
+      <w:tr>
+        <w:tc>
+          <w:tcPr>
+            <w:tcW w:type="dxa" w:w="1856"/>
+          </w:tcPr>
+          <w:p>
+            <w:r>
+              <w:t>GRACE pada risiko ≥20%</w:t>
+            </w:r>
+          </w:p>
+        </w:tc>
+        <w:tc>
+          <w:tcPr>
+            <w:tcW w:type="dxa" w:w="1856"/>
+          </w:tcPr>
+          <w:p>
+            <w:r>
+              <w:t>Skor ≥163</w:t>
+            </w:r>
+          </w:p>
+        </w:tc>
+        <w:tc>
+          <w:tcPr>
+            <w:tcW w:type="dxa" w:w="1856"/>
+          </w:tcPr>
+          <w:p>
+            <w:r>
+              <w:t>Sens 52,2%; spes 85,3%</w:t>
+            </w:r>
+          </w:p>
+        </w:tc>
+        <w:tc>
+          <w:tcPr>
+            <w:tcW w:type="dxa" w:w="1856"/>
+          </w:tcPr>
+          <w:p>
+            <w:r>
+              <w:t>FN=55</w:t>
+            </w:r>
+          </w:p>
+        </w:tc>
+      </w:tr>
+      <w:tr>
+        <w:tc>
+          <w:tcPr>
+            <w:tcW w:type="dxa" w:w="1856"/>
+          </w:tcPr>
+          <w:p>
+            <w:r>
+              <w:t>McNemar berpasangan</w:t>
+            </w:r>
+          </w:p>
+        </w:tc>
+        <w:tc>
+          <w:tcPr>
+            <w:tcW w:type="dxa" w:w="1856"/>
+          </w:tcPr>
+          <w:p>
+            <w:r>
+              <w:t>Ambang risiko 20%</w:t>
+            </w:r>
+          </w:p>
+        </w:tc>
+        <w:tc>
+          <w:tcPr>
+            <w:tcW w:type="dxa" w:w="1856"/>
+          </w:tcPr>
+          <w:p>
+            <w:r>
+              <w:t>RF saja benar=159; GRACE saja benar=66</w:t>
+            </w:r>
+          </w:p>
+        </w:tc>
+        <w:tc>
+          <w:tcPr>
+            <w:tcW w:type="dxa" w:w="1856"/>
+          </w:tcPr>
+          <w:p>
+            <w:r>
+              <w:t>p&lt;0,001</w:t>
+            </w:r>
+          </w:p>
+        </w:tc>
+      </w:tr>
+      <w:tr>
+        <w:tc>
+          <w:tcPr>
+            <w:tcW w:type="dxa" w:w="1856"/>
+          </w:tcPr>
+          <w:p>
+            <w:pPr>
+              <w:jc w:val="center"/>
+              <w:spacing w:line="360" w:lineRule="auto"/>
+            </w:pPr>
+            <w:r>
+              <w:rPr>
+                <w:rFonts w:ascii="Times New Roman" w:hAnsi="Times New Roman" w:cs="Times New Roman"/>
+                <w:sz w:val="24"/>
+                <w:szCs w:val="24"/>
+              </w:rPr>
+            </w:r>
+            <w:r>
+              <w:rPr>
+                <w:rFonts w:ascii="Times New Roman" w:hAnsi="Times New Roman" w:cs="Times New Roman"/>
+                <w:sz w:val="24"/>
+                <w:szCs w:val="24"/>
+              </w:rPr>
+              <w:t>qSOFA (Singer, 2016)</w:t>
+            </w:r>
+          </w:p>
+        </w:tc>
+        <w:tc>
+          <w:tcPr>
+            <w:tcW w:type="dxa" w:w="1856"/>
+          </w:tcPr>
+          <w:p>
+            <w:pPr>
+              <w:jc w:val="left"/>
+              <w:spacing w:line="360" w:lineRule="auto"/>
+            </w:pPr>
+            <w:r>
+              <w:rPr>
+                <w:rFonts w:ascii="Times New Roman" w:hAnsi="Times New Roman" w:cs="Times New Roman"/>
+                <w:sz w:val="24"/>
+                <w:szCs w:val="24"/>
+              </w:rPr>
+            </w:r>
+            <w:r>
+              <w:rPr>
+                <w:rFonts w:ascii="Times New Roman" w:hAnsi="Times New Roman" w:cs="Times New Roman"/>
+                <w:sz w:val="24"/>
+                <w:szCs w:val="24"/>
+              </w:rPr>
+              <w:t>Pasien sepsis</w:t>
+            </w:r>
+          </w:p>
+        </w:tc>
+        <w:tc>
+          <w:tcPr>
+            <w:tcW w:type="dxa" w:w="1856"/>
+          </w:tcPr>
+          <w:p>
+            <w:pPr>
+              <w:jc w:val="left"/>
+              <w:spacing w:line="360" w:lineRule="auto"/>
+            </w:pPr>
+            <w:r>
+              <w:rPr>
+                <w:rFonts w:ascii="Times New Roman" w:hAnsi="Times New Roman" w:cs="Times New Roman"/>
+                <w:sz w:val="24"/>
+                <w:szCs w:val="24"/>
+              </w:rPr>
+            </w:r>
+            <w:r>
+              <w:rPr>
+                <w:rFonts w:ascii="Times New Roman" w:hAnsi="Times New Roman" w:cs="Times New Roman"/>
+                <w:sz w:val="24"/>
+                <w:szCs w:val="24"/>
+              </w:rPr>
+              <w:t>0,650</w:t>
+            </w:r>
+          </w:p>
+        </w:tc>
+        <w:tc>
+          <w:tcPr>
+            <w:tcW w:type="dxa" w:w="1856"/>
+          </w:tcPr>
+          <w:p>
+            <w:pPr>
+              <w:jc w:val="left"/>
+              <w:spacing w:line="360" w:lineRule="auto"/>
+            </w:pPr>
+            <w:r>
+              <w:rPr>
+                <w:rFonts w:ascii="Times New Roman" w:hAnsi="Times New Roman" w:cs="Times New Roman"/>
+                <w:sz w:val="24"/>
+                <w:szCs w:val="24"/>
+              </w:rPr>
+            </w:r>
+            <w:r>
+              <w:rPr>
+                <w:rFonts w:ascii="Times New Roman" w:hAnsi="Times New Roman" w:cs="Times New Roman"/>
+                <w:sz w:val="24"/>
+                <w:szCs w:val="24"/>
+              </w:rPr>
+              <w:t>3 parameter klinis</w:t>
+            </w:r>
+          </w:p>
+        </w:tc>
+      </w:tr>
+      <w:tr>
+        <w:tc>
+          <w:tcPr>
+            <w:tcW w:type="dxa" w:w="1856"/>
+          </w:tcPr>
+          <w:p>
+            <w:pPr>
+              <w:jc w:val="center"/>
+              <w:spacing w:line="360" w:lineRule="auto"/>
+            </w:pPr>
+            <w:r>
+              <w:rPr>
+                <w:rFonts w:ascii="Times New Roman" w:hAnsi="Times New Roman" w:cs="Times New Roman"/>
+                <w:sz w:val="24"/>
+                <w:szCs w:val="24"/>
+              </w:rPr>
+            </w:r>
+            <w:r>
+              <w:rPr>
+                <w:rFonts w:ascii="Times New Roman" w:hAnsi="Times New Roman" w:cs="Times New Roman"/>
+                <w:sz w:val="24"/>
+                <w:szCs w:val="24"/>
+              </w:rPr>
+              <w:t>Jentzer Score (Jentzer, 2021)</w:t>
+            </w:r>
+          </w:p>
+        </w:tc>
+        <w:tc>
+          <w:tcPr>
+            <w:tcW w:type="dxa" w:w="1856"/>
+          </w:tcPr>
+          <w:p>
+            <w:pPr>
+              <w:jc w:val="left"/>
+              <w:spacing w:line="360" w:lineRule="auto"/>
+            </w:pPr>
+            <w:r>
+              <w:rPr>
+                <w:rFonts w:ascii="Times New Roman" w:hAnsi="Times New Roman" w:cs="Times New Roman"/>
+                <w:sz w:val="24"/>
+                <w:szCs w:val="24"/>
+              </w:rPr>
+            </w:r>
+            <w:r>
+              <w:rPr>
+                <w:rFonts w:ascii="Times New Roman" w:hAnsi="Times New Roman" w:cs="Times New Roman"/>
+                <w:sz w:val="24"/>
+                <w:szCs w:val="24"/>
+              </w:rPr>
+              <w:t>SKG, CICU</w:t>
+            </w:r>
+          </w:p>
+        </w:tc>
+        <w:tc>
+          <w:tcPr>
+            <w:tcW w:type="dxa" w:w="1856"/>
+          </w:tcPr>
+          <w:p>
+            <w:pPr>
+              <w:jc w:val="left"/>
+              <w:spacing w:line="360" w:lineRule="auto"/>
+            </w:pPr>
+            <w:r>
+              <w:rPr>
+                <w:rFonts w:ascii="Times New Roman" w:hAnsi="Times New Roman" w:cs="Times New Roman"/>
+                <w:sz w:val="24"/>
+                <w:szCs w:val="24"/>
+              </w:rPr>
+            </w:r>
+            <w:r>
+              <w:rPr>
+                <w:rFonts w:ascii="Times New Roman" w:hAnsi="Times New Roman" w:cs="Times New Roman"/>
+                <w:sz w:val="24"/>
+                <w:szCs w:val="24"/>
+              </w:rPr>
+              <w:t>0,760</w:t>
+            </w:r>
+          </w:p>
+        </w:tc>
+        <w:tc>
+          <w:tcPr>
+            <w:tcW w:type="dxa" w:w="1856"/>
+          </w:tcPr>
+          <w:p>
+            <w:pPr>
+              <w:jc w:val="left"/>
+              <w:spacing w:line="360" w:lineRule="auto"/>
+            </w:pPr>
+            <w:r>
+              <w:rPr>
+                <w:rFonts w:ascii="Times New Roman" w:hAnsi="Times New Roman" w:cs="Times New Roman"/>
+                <w:sz w:val="24"/>
+                <w:szCs w:val="24"/>
+              </w:rPr>
+            </w:r>
+            <w:r>
+              <w:rPr>
+                <w:rFonts w:ascii="Times New Roman" w:hAnsi="Times New Roman" w:cs="Times New Roman"/>
+                <w:sz w:val="24"/>
+                <w:szCs w:val="24"/>
+              </w:rPr>
+              <w:t>Skor spesifik SKG</w:t>
+            </w:r>
+          </w:p>
+        </w:tc>
+      </w:tr>
+    </w:tbl>
+    <w:p>
+      <w:pPr>
+        <w:spacing w:lineRule="auto" w:line="360"/>
+        <w:jc w:val="both"/>
+      </w:pPr>
+      <w:r>
+        <w:rPr>
+          <w:rFonts w:ascii="Times New Roman" w:hAnsi="Times New Roman" w:cs="Times New Roman"/>
+          <w:b w:val="0"/>
+          <w:i w:val="0"/>
+          <w:sz w:val="24"/>
+          <w:szCs w:val="24"/>
+        </w:rPr>
+      </w:r>
+    </w:p>
+    <w:p>
+      <w:pPr>
+        <w:spacing w:lineRule="auto" w:line="360"/>
+        <w:ind w:firstLine="720"/>
+        <w:jc w:val="both"/>
+      </w:pPr>
+      <w:r>
+        <w:t>Model Random Forest yang dikembangkan dalam penelitian ini menunjukkan AUC 0,818, yang lebih tinggi dari GRACE Score (0,790-0,800), TIMI STEMI (0,760), dan skor klinis sederhana seperti MEWS (0,301) dan qSOFA (0,650). Keunggulan ini mencerminkan kemampuan Random Forest dalam menangkap interaksi non-linear kompleks antara 13 fitur yang digunakan, termasuk parameter ekokardiografi (LVOT VTI, TAPSE) yang tidak tercakup dalam skor risiko konvensional.</w:t>
+      </w:r>
+    </w:p>
+    <w:p>
+      <w:pPr>
+        <w:spacing w:lineRule="auto" w:line="360" w:before="120" w:after="60"/>
+        <w:jc w:val="left"/>
+      </w:pPr>
+      <w:r>
+        <w:rPr>
+          <w:rFonts w:ascii="Times New Roman" w:hAnsi="Times New Roman" w:cs="Times New Roman"/>
+          <w:b/>
+          <w:i w:val="0"/>
+          <w:sz w:val="24"/>
+          <w:szCs w:val="24"/>
+        </w:rPr>
+        <w:t>3.8 Stratifikasi Risiko Berbasis Model</w:t>
       </w:r>
     </w:p>
     <w:p>
@@ -10951,2922 +13573,6 @@
       </w:r>
       <w:r>
         <w:br/>
-      </w:r>
-    </w:p>
-    <w:p>
-      <w:r>
-        <w:br/>
-      </w:r>
-      <w:r>
-        <w:drawing>
-          <wp:inline>
-            <wp:extent cx="5040000" cy="5184387"/>
-            <wp:docPr id="19" name="Picture 19"/>
-            <wp:cNvGraphicFramePr>
-              <a:graphicFrameLocks noChangeAspect="1"/>
-            </wp:cNvGraphicFramePr>
-            <a:graphic>
-              <a:graphicData uri="http://schemas.openxmlformats.org/drawingml/2006/picture">
-                <pic:pic>
-                  <pic:nvPicPr>
-                    <pic:cNvPr id="0" name="image.png"/>
-                    <pic:cNvPicPr/>
-                  </pic:nvPicPr>
-                  <pic:blipFill>
-                    <a:blip r:embed="rId28"/>
-                    <a:stretch>
-                      <a:fillRect/>
-                    </a:stretch>
-                  </pic:blipFill>
-                  <pic:spPr>
-                    <a:xfrm>
-                      <a:off x="0" y="0"/>
-                      <a:ext cx="5040000" cy="5184387"/>
-                    </a:xfrm>
-                    <a:prstGeom prst="rect"/>
-                  </pic:spPr>
-                </pic:pic>
-              </a:graphicData>
-            </a:graphic>
-          </wp:inline>
-        </w:drawing>
-      </w:r>
-      <w:r>
-        <w:br/>
-      </w:r>
-    </w:p>
-    <w:p>
-      <w:pPr>
-        <w:spacing w:lineRule="auto" w:line="360"/>
-        <w:ind w:firstLine="720"/>
-        <w:jc w:val="both"/>
-      </w:pPr>
-      <w:r>
-        <w:rPr>
-          <w:rFonts w:ascii="Times New Roman" w:hAnsi="Times New Roman" w:cs="Times New Roman"/>
-          <w:b w:val="0"/>
-          <w:i w:val="0"/>
-          <w:sz w:val="24"/>
-          <w:szCs w:val="24"/>
-        </w:rPr>
-        <w:t>Tabel 3.3 menampilkan peringkat 13 fitur berdasarkan Gini importance, yaitu rata-rata penurunan impurity yang dicapai oleh setiap fitur dalam pembuatan pohon keputusan.</w:t>
-      </w:r>
-    </w:p>
-    <w:p>
-      <w:pPr>
-        <w:spacing w:lineRule="auto" w:line="360"/>
-        <w:jc w:val="both"/>
-      </w:pPr>
-      <w:r>
-        <w:rPr>
-          <w:rFonts w:ascii="Times New Roman" w:hAnsi="Times New Roman" w:cs="Times New Roman"/>
-          <w:b/>
-          <w:i w:val="0"/>
-          <w:sz w:val="24"/>
-          <w:szCs w:val="24"/>
-        </w:rPr>
-        <w:t>Tabel 3.3 Feature Importance Berdasarkan Gini Importance</w:t>
-      </w:r>
-    </w:p>
-    <w:tbl>
-      <w:tblPr>
-        <w:tblStyle w:val="TableGrid"/>
-        <w:tblW w:type="auto" w:w="0"/>
-        <w:jc w:val="center"/>
-        <w:tblLook w:firstColumn="1" w:firstRow="1" w:lastColumn="0" w:lastRow="0" w:noHBand="0" w:noVBand="1" w:val="04A0"/>
-      </w:tblPr>
-      <w:tblGrid>
-        <w:gridCol w:w="1856"/>
-        <w:gridCol w:w="1856"/>
-        <w:gridCol w:w="1856"/>
-        <w:gridCol w:w="1856"/>
-      </w:tblGrid>
-      <w:tr>
-        <w:trPr>
-          <w:tblHeader w:val="true"/>
-        </w:trPr>
-        <w:tc>
-          <w:tcPr>
-            <w:tcW w:type="dxa" w:w="1856"/>
-            <w:shd w:val="clear" w:fill="D9EAF7"/>
-            <w:vAlign w:val="center"/>
-          </w:tcPr>
-          <w:p>
-            <w:r>
-              <w:rPr>
-                <w:b/>
-              </w:rPr>
-              <w:t>Peringkat</w:t>
-            </w:r>
-          </w:p>
-        </w:tc>
-        <w:tc>
-          <w:tcPr>
-            <w:tcW w:type="dxa" w:w="1856"/>
-            <w:shd w:val="clear" w:fill="D9EAF7"/>
-            <w:vAlign w:val="center"/>
-          </w:tcPr>
-          <w:p>
-            <w:r>
-              <w:rPr>
-                <w:b/>
-              </w:rPr>
-              <w:t>Fitur</w:t>
-            </w:r>
-          </w:p>
-        </w:tc>
-        <w:tc>
-          <w:tcPr>
-            <w:tcW w:type="dxa" w:w="1856"/>
-            <w:shd w:val="clear" w:fill="D9EAF7"/>
-            <w:vAlign w:val="center"/>
-          </w:tcPr>
-          <w:p>
-            <w:r>
-              <w:rPr>
-                <w:b/>
-              </w:rPr>
-              <w:t>Gini importance rerata</w:t>
-            </w:r>
-          </w:p>
-        </w:tc>
-        <w:tc>
-          <w:tcPr>
-            <w:tcW w:type="dxa" w:w="1856"/>
-            <w:shd w:val="clear" w:fill="D9EAF7"/>
-            <w:vAlign w:val="center"/>
-          </w:tcPr>
-          <w:p>
-            <w:r>
-              <w:rPr>
-                <w:b/>
-              </w:rPr>
-              <w:t>SD antar model CV</w:t>
-            </w:r>
-          </w:p>
-        </w:tc>
-      </w:tr>
-      <w:tr>
-        <w:tc>
-          <w:tcPr>
-            <w:tcW w:type="dxa" w:w="1856"/>
-          </w:tcPr>
-          <w:p>
-            <w:r>
-              <w:t>1</w:t>
-            </w:r>
-          </w:p>
-        </w:tc>
-        <w:tc>
-          <w:tcPr>
-            <w:tcW w:type="dxa" w:w="1856"/>
-          </w:tcPr>
-          <w:p>
-            <w:r>
-              <w:t>egfr_igd</w:t>
-            </w:r>
-          </w:p>
-        </w:tc>
-        <w:tc>
-          <w:tcPr>
-            <w:tcW w:type="dxa" w:w="1856"/>
-          </w:tcPr>
-          <w:p>
-            <w:r>
-              <w:t>0,1520</w:t>
-            </w:r>
-          </w:p>
-        </w:tc>
-        <w:tc>
-          <w:tcPr>
-            <w:tcW w:type="dxa" w:w="1856"/>
-          </w:tcPr>
-          <w:p>
-            <w:r>
-              <w:t>0,0161</w:t>
-            </w:r>
-          </w:p>
-        </w:tc>
-      </w:tr>
-      <w:tr>
-        <w:tc>
-          <w:tcPr>
-            <w:tcW w:type="dxa" w:w="1856"/>
-          </w:tcPr>
-          <w:p>
-            <w:r>
-              <w:t>2</w:t>
-            </w:r>
-          </w:p>
-        </w:tc>
-        <w:tc>
-          <w:tcPr>
-            <w:tcW w:type="dxa" w:w="1856"/>
-          </w:tcPr>
-          <w:p>
-            <w:r>
-              <w:t>ureum_igd</w:t>
-            </w:r>
-          </w:p>
-        </w:tc>
-        <w:tc>
-          <w:tcPr>
-            <w:tcW w:type="dxa" w:w="1856"/>
-          </w:tcPr>
-          <w:p>
-            <w:r>
-              <w:t>0,1312</w:t>
-            </w:r>
-          </w:p>
-        </w:tc>
-        <w:tc>
-          <w:tcPr>
-            <w:tcW w:type="dxa" w:w="1856"/>
-          </w:tcPr>
-          <w:p>
-            <w:r>
-              <w:t>0,0141</w:t>
-            </w:r>
-          </w:p>
-        </w:tc>
-      </w:tr>
-      <w:tr>
-        <w:tc>
-          <w:tcPr>
-            <w:tcW w:type="dxa" w:w="1856"/>
-          </w:tcPr>
-          <w:p>
-            <w:r>
-              <w:t>3</w:t>
-            </w:r>
-          </w:p>
-        </w:tc>
-        <w:tc>
-          <w:tcPr>
-            <w:tcW w:type="dxa" w:w="1856"/>
-          </w:tcPr>
-          <w:p>
-            <w:r>
-              <w:t>lvot_vti_igd</w:t>
-            </w:r>
-          </w:p>
-        </w:tc>
-        <w:tc>
-          <w:tcPr>
-            <w:tcW w:type="dxa" w:w="1856"/>
-          </w:tcPr>
-          <w:p>
-            <w:r>
-              <w:t>0,0985</w:t>
-            </w:r>
-          </w:p>
-        </w:tc>
-        <w:tc>
-          <w:tcPr>
-            <w:tcW w:type="dxa" w:w="1856"/>
-          </w:tcPr>
-          <w:p>
-            <w:r>
-              <w:t>0,0095</w:t>
-            </w:r>
-          </w:p>
-        </w:tc>
-      </w:tr>
-      <w:tr>
-        <w:tc>
-          <w:tcPr>
-            <w:tcW w:type="dxa" w:w="1856"/>
-          </w:tcPr>
-          <w:p>
-            <w:r>
-              <w:t>4</w:t>
-            </w:r>
-          </w:p>
-        </w:tc>
-        <w:tc>
-          <w:tcPr>
-            <w:tcW w:type="dxa" w:w="1856"/>
-          </w:tcPr>
-          <w:p>
-            <w:r>
-              <w:t>hb_igd</w:t>
-            </w:r>
-          </w:p>
-        </w:tc>
-        <w:tc>
-          <w:tcPr>
-            <w:tcW w:type="dxa" w:w="1856"/>
-          </w:tcPr>
-          <w:p>
-            <w:r>
-              <w:t>0,0798</w:t>
-            </w:r>
-          </w:p>
-        </w:tc>
-        <w:tc>
-          <w:tcPr>
-            <w:tcW w:type="dxa" w:w="1856"/>
-          </w:tcPr>
-          <w:p>
-            <w:r>
-              <w:t>0,0108</w:t>
-            </w:r>
-          </w:p>
-        </w:tc>
-      </w:tr>
-      <w:tr>
-        <w:tc>
-          <w:tcPr>
-            <w:tcW w:type="dxa" w:w="1856"/>
-          </w:tcPr>
-          <w:p>
-            <w:r>
-              <w:t>5</w:t>
-            </w:r>
-          </w:p>
-        </w:tc>
-        <w:tc>
-          <w:tcPr>
-            <w:tcW w:type="dxa" w:w="1856"/>
-          </w:tcPr>
-          <w:p>
-            <w:r>
-              <w:t>kalium_igd</w:t>
-            </w:r>
-          </w:p>
-        </w:tc>
-        <w:tc>
-          <w:tcPr>
-            <w:tcW w:type="dxa" w:w="1856"/>
-          </w:tcPr>
-          <w:p>
-            <w:r>
-              <w:t>0,0760</w:t>
-            </w:r>
-          </w:p>
-        </w:tc>
-        <w:tc>
-          <w:tcPr>
-            <w:tcW w:type="dxa" w:w="1856"/>
-          </w:tcPr>
-          <w:p>
-            <w:r>
-              <w:t>0,0085</w:t>
-            </w:r>
-          </w:p>
-        </w:tc>
-      </w:tr>
-      <w:tr>
-        <w:tc>
-          <w:tcPr>
-            <w:tcW w:type="dxa" w:w="1856"/>
-          </w:tcPr>
-          <w:p>
-            <w:r>
-              <w:t>6</w:t>
-            </w:r>
-          </w:p>
-        </w:tc>
-        <w:tc>
-          <w:tcPr>
-            <w:tcW w:type="dxa" w:w="1856"/>
-          </w:tcPr>
-          <w:p>
-            <w:r>
-              <w:t>aptt_value</w:t>
-            </w:r>
-          </w:p>
-        </w:tc>
-        <w:tc>
-          <w:tcPr>
-            <w:tcW w:type="dxa" w:w="1856"/>
-          </w:tcPr>
-          <w:p>
-            <w:r>
-              <w:t>0,0736</w:t>
-            </w:r>
-          </w:p>
-        </w:tc>
-        <w:tc>
-          <w:tcPr>
-            <w:tcW w:type="dxa" w:w="1856"/>
-          </w:tcPr>
-          <w:p>
-            <w:r>
-              <w:t>0,0080</w:t>
-            </w:r>
-          </w:p>
-        </w:tc>
-      </w:tr>
-      <w:tr>
-        <w:tc>
-          <w:tcPr>
-            <w:tcW w:type="dxa" w:w="1856"/>
-          </w:tcPr>
-          <w:p>
-            <w:r>
-              <w:t>7</w:t>
-            </w:r>
-          </w:p>
-        </w:tc>
-        <w:tc>
-          <w:tcPr>
-            <w:tcW w:type="dxa" w:w="1856"/>
-          </w:tcPr>
-          <w:p>
-            <w:r>
-              <w:t>age_when_admission</w:t>
-            </w:r>
-          </w:p>
-        </w:tc>
-        <w:tc>
-          <w:tcPr>
-            <w:tcW w:type="dxa" w:w="1856"/>
-          </w:tcPr>
-          <w:p>
-            <w:r>
-              <w:t>0,0705</w:t>
-            </w:r>
-          </w:p>
-        </w:tc>
-        <w:tc>
-          <w:tcPr>
-            <w:tcW w:type="dxa" w:w="1856"/>
-          </w:tcPr>
-          <w:p>
-            <w:r>
-              <w:t>0,0103</w:t>
-            </w:r>
-          </w:p>
-        </w:tc>
-      </w:tr>
-      <w:tr>
-        <w:tc>
-          <w:tcPr>
-            <w:tcW w:type="dxa" w:w="1856"/>
-          </w:tcPr>
-          <w:p>
-            <w:r>
-              <w:t>8</w:t>
-            </w:r>
-          </w:p>
-        </w:tc>
-        <w:tc>
-          <w:tcPr>
-            <w:tcW w:type="dxa" w:w="1856"/>
-          </w:tcPr>
-          <w:p>
-            <w:r>
-              <w:t>lvef</w:t>
-            </w:r>
-          </w:p>
-        </w:tc>
-        <w:tc>
-          <w:tcPr>
-            <w:tcW w:type="dxa" w:w="1856"/>
-          </w:tcPr>
-          <w:p>
-            <w:r>
-              <w:t>0,0681</w:t>
-            </w:r>
-          </w:p>
-        </w:tc>
-        <w:tc>
-          <w:tcPr>
-            <w:tcW w:type="dxa" w:w="1856"/>
-          </w:tcPr>
-          <w:p>
-            <w:r>
-              <w:t>0,0079</w:t>
-            </w:r>
-          </w:p>
-        </w:tc>
-      </w:tr>
-      <w:tr>
-        <w:tc>
-          <w:tcPr>
-            <w:tcW w:type="dxa" w:w="1856"/>
-          </w:tcPr>
-          <w:p>
-            <w:r>
-              <w:t>9</w:t>
-            </w:r>
-          </w:p>
-        </w:tc>
-        <w:tc>
-          <w:tcPr>
-            <w:tcW w:type="dxa" w:w="1856"/>
-          </w:tcPr>
-          <w:p>
-            <w:r>
-              <w:t>sbp</w:t>
-            </w:r>
-          </w:p>
-        </w:tc>
-        <w:tc>
-          <w:tcPr>
-            <w:tcW w:type="dxa" w:w="1856"/>
-          </w:tcPr>
-          <w:p>
-            <w:r>
-              <w:t>0,0591</w:t>
-            </w:r>
-          </w:p>
-        </w:tc>
-        <w:tc>
-          <w:tcPr>
-            <w:tcW w:type="dxa" w:w="1856"/>
-          </w:tcPr>
-          <w:p>
-            <w:r>
-              <w:t>0,0060</w:t>
-            </w:r>
-          </w:p>
-        </w:tc>
-      </w:tr>
-      <w:tr>
-        <w:tc>
-          <w:tcPr>
-            <w:tcW w:type="dxa" w:w="1856"/>
-          </w:tcPr>
-          <w:p>
-            <w:r>
-              <w:t>10</w:t>
-            </w:r>
-          </w:p>
-        </w:tc>
-        <w:tc>
-          <w:tcPr>
-            <w:tcW w:type="dxa" w:w="1856"/>
-          </w:tcPr>
-          <w:p>
-            <w:r>
-              <w:t>hr</w:t>
-            </w:r>
-          </w:p>
-        </w:tc>
-        <w:tc>
-          <w:tcPr>
-            <w:tcW w:type="dxa" w:w="1856"/>
-          </w:tcPr>
-          <w:p>
-            <w:r>
-              <w:t>0,0587</w:t>
-            </w:r>
-          </w:p>
-        </w:tc>
-        <w:tc>
-          <w:tcPr>
-            <w:tcW w:type="dxa" w:w="1856"/>
-          </w:tcPr>
-          <w:p>
-            <w:r>
-              <w:t>0,0055</w:t>
-            </w:r>
-          </w:p>
-        </w:tc>
-      </w:tr>
-      <w:tr>
-        <w:tc>
-          <w:tcPr>
-            <w:tcW w:type="dxa" w:w="1856"/>
-          </w:tcPr>
-          <w:p>
-            <w:r>
-              <w:t>11</w:t>
-            </w:r>
-          </w:p>
-        </w:tc>
-        <w:tc>
-          <w:tcPr>
-            <w:tcW w:type="dxa" w:w="1856"/>
-          </w:tcPr>
-          <w:p>
-            <w:r>
-              <w:t>rr</w:t>
-            </w:r>
-          </w:p>
-        </w:tc>
-        <w:tc>
-          <w:tcPr>
-            <w:tcW w:type="dxa" w:w="1856"/>
-          </w:tcPr>
-          <w:p>
-            <w:r>
-              <w:t>0,0523</w:t>
-            </w:r>
-          </w:p>
-        </w:tc>
-        <w:tc>
-          <w:tcPr>
-            <w:tcW w:type="dxa" w:w="1856"/>
-          </w:tcPr>
-          <w:p>
-            <w:r>
-              <w:t>0,0083</w:t>
-            </w:r>
-          </w:p>
-        </w:tc>
-      </w:tr>
-      <w:tr>
-        <w:tc>
-          <w:tcPr>
-            <w:tcW w:type="dxa" w:w="1856"/>
-          </w:tcPr>
-          <w:p>
-            <w:r>
-              <w:t>12</w:t>
-            </w:r>
-          </w:p>
-        </w:tc>
-        <w:tc>
-          <w:tcPr>
-            <w:tcW w:type="dxa" w:w="1856"/>
-          </w:tcPr>
-          <w:p>
-            <w:r>
-              <w:t>killip</w:t>
-            </w:r>
-          </w:p>
-        </w:tc>
-        <w:tc>
-          <w:tcPr>
-            <w:tcW w:type="dxa" w:w="1856"/>
-          </w:tcPr>
-          <w:p>
-            <w:r>
-              <w:t>0,0450</w:t>
-            </w:r>
-          </w:p>
-        </w:tc>
-        <w:tc>
-          <w:tcPr>
-            <w:tcW w:type="dxa" w:w="1856"/>
-          </w:tcPr>
-          <w:p>
-            <w:r>
-              <w:t>0,0111</w:t>
-            </w:r>
-          </w:p>
-        </w:tc>
-      </w:tr>
-      <w:tr>
-        <w:tc>
-          <w:tcPr>
-            <w:tcW w:type="dxa" w:w="1856"/>
-          </w:tcPr>
-          <w:p>
-            <w:r>
-              <w:t>13</w:t>
-            </w:r>
-          </w:p>
-        </w:tc>
-        <w:tc>
-          <w:tcPr>
-            <w:tcW w:type="dxa" w:w="1856"/>
-          </w:tcPr>
-          <w:p>
-            <w:r>
-              <w:t>tapse_value</w:t>
-            </w:r>
-          </w:p>
-        </w:tc>
-        <w:tc>
-          <w:tcPr>
-            <w:tcW w:type="dxa" w:w="1856"/>
-          </w:tcPr>
-          <w:p>
-            <w:r>
-              <w:t>0,0351</w:t>
-            </w:r>
-          </w:p>
-        </w:tc>
-        <w:tc>
-          <w:tcPr>
-            <w:tcW w:type="dxa" w:w="1856"/>
-          </w:tcPr>
-          <w:p>
-            <w:r>
-              <w:t>0,0062</w:t>
-            </w:r>
-          </w:p>
-        </w:tc>
-      </w:tr>
-    </w:tbl>
-    <w:p>
-      <w:pPr>
-        <w:spacing w:lineRule="auto" w:line="360"/>
-        <w:jc w:val="both"/>
-      </w:pPr>
-      <w:r>
-        <w:rPr>
-          <w:rFonts w:ascii="Times New Roman" w:hAnsi="Times New Roman" w:cs="Times New Roman"/>
-          <w:b w:val="0"/>
-          <w:i w:val="0"/>
-          <w:sz w:val="24"/>
-          <w:szCs w:val="24"/>
-        </w:rPr>
-      </w:r>
-    </w:p>
-    <w:p>
-      <w:pPr>
-        <w:spacing w:lineRule="auto" w:line="360" w:before="60" w:after="120"/>
-        <w:jc w:val="center"/>
-      </w:pPr>
-      <w:r>
-        <w:rPr>
-          <w:rFonts w:ascii="Times New Roman" w:hAnsi="Times New Roman" w:cs="Times New Roman"/>
-          <w:b/>
-          <w:sz w:val="24"/>
-          <w:szCs w:val="24"/>
-        </w:rPr>
-        <w:t>Gambar 3.8 Feature Importance (Gini) Model Random Forest</w:t>
-      </w:r>
-    </w:p>
-    <w:p>
-      <w:pPr>
-        <w:spacing w:lineRule="auto" w:line="360"/>
-        <w:ind w:firstLine="720"/>
-        <w:jc w:val="both"/>
-      </w:pPr>
-      <w:r>
-        <w:rPr>
-          <w:rFonts w:ascii="Times New Roman" w:hAnsi="Times New Roman" w:cs="Times New Roman"/>
-          <w:b w:val="0"/>
-          <w:i w:val="0"/>
-          <w:sz w:val="24"/>
-          <w:szCs w:val="24"/>
-        </w:rPr>
-        <w:t>Tiga fitur dengan Gini importance tertinggi adalah eGFR, ureum, dan LVOT VTI. Temuan ini menunjukkan bahwa fungsi ginjal dan parameter hemodinamik ekokardiografi berkontribusi pada prediksi model. Gini importance tidak menyatakan hubungan kausal dan dapat dipengaruhi oleh korelasi antarprediktor.</w:t>
-      </w:r>
-    </w:p>
-    <w:p>
-      <w:r>
-        <w:br/>
-      </w:r>
-      <w:r>
-        <w:drawing>
-          <wp:inline>
-            <wp:extent cx="5040000" cy="2068941"/>
-            <wp:docPr id="7" name="Picture 7"/>
-            <wp:cNvGraphicFramePr>
-              <a:graphicFrameLocks noChangeAspect="1"/>
-            </wp:cNvGraphicFramePr>
-            <a:graphic>
-              <a:graphicData uri="http://schemas.openxmlformats.org/drawingml/2006/picture">
-                <pic:pic>
-                  <pic:nvPicPr>
-                    <pic:cNvPr id="0" name="image.png"/>
-                    <pic:cNvPicPr/>
-                  </pic:nvPicPr>
-                  <pic:blipFill>
-                    <a:blip r:embed="rId9"/>
-                    <a:stretch>
-                      <a:fillRect/>
-                    </a:stretch>
-                  </pic:blipFill>
-                  <pic:spPr>
-                    <a:xfrm>
-                      <a:off x="0" y="0"/>
-                      <a:ext cx="5040000" cy="2068941"/>
-                    </a:xfrm>
-                    <a:prstGeom prst="rect"/>
-                  </pic:spPr>
-                </pic:pic>
-              </a:graphicData>
-            </a:graphic>
-          </wp:inline>
-        </w:drawing>
-      </w:r>
-      <w:r>
-        <w:br/>
-      </w:r>
-    </w:p>
-    <w:p>
-      <w:pPr>
-        <w:spacing w:lineRule="auto" w:line="360"/>
-        <w:jc w:val="both"/>
-      </w:pPr>
-      <w:r>
-        <w:rPr>
-          <w:rFonts w:ascii="Times New Roman" w:hAnsi="Times New Roman" w:cs="Times New Roman"/>
-          <w:b/>
-          <w:i w:val="0"/>
-          <w:sz w:val="24"/>
-          <w:szCs w:val="24"/>
-        </w:rPr>
-        <w:t>3.3.2 Analisis Ablasi (Leave-One-Feature-Out)</w:t>
-      </w:r>
-    </w:p>
-    <w:p>
-      <w:pPr>
-        <w:spacing w:lineRule="auto" w:line="360"/>
-        <w:ind w:firstLine="720"/>
-        <w:jc w:val="both"/>
-      </w:pPr>
-      <w:r>
-        <w:rPr>
-          <w:rFonts w:ascii="Times New Roman" w:hAnsi="Times New Roman" w:cs="Times New Roman"/>
-          <w:b w:val="0"/>
-          <w:i w:val="0"/>
-          <w:sz w:val="24"/>
-          <w:szCs w:val="24"/>
-        </w:rPr>
-        <w:t>Analisis ablasi dilakukan dengan menghapus satu fitur secara bergantian dan mengukur penurunan AUC untuk menilai kontribusi unik setiap fitur terhadap performa model.</w:t>
-      </w:r>
-    </w:p>
-    <w:p>
-      <w:pPr>
-        <w:spacing w:lineRule="auto" w:line="360" w:before="60" w:after="120"/>
-        <w:jc w:val="center"/>
-      </w:pPr>
-      <w:r>
-        <w:rPr>
-          <w:rFonts w:ascii="Times New Roman" w:hAnsi="Times New Roman" w:cs="Times New Roman"/>
-          <w:b/>
-          <w:sz w:val="24"/>
-          <w:szCs w:val="24"/>
-        </w:rPr>
-        <w:t>Gambar 3.9 Analisis Ablasi: Penurunan AUC Setiap Fitur</w:t>
-      </w:r>
-    </w:p>
-    <w:p>
-      <w:pPr>
-        <w:spacing w:lineRule="auto" w:line="360"/>
-        <w:ind w:firstLine="720"/>
-        <w:jc w:val="both"/>
-      </w:pPr>
-      <w:r>
-        <w:rPr>
-          <w:rFonts w:ascii="Times New Roman" w:hAnsi="Times New Roman" w:cs="Times New Roman"/>
-          <w:b w:val="0"/>
-          <w:i w:val="0"/>
-          <w:sz w:val="24"/>
-          <w:szCs w:val="24"/>
-        </w:rPr>
-        <w:t>Hasil analisis ablasi konsisten dengan Gini importance, di mana eGFR dan ureum kembali menunjukkan penurunan AUC terbesar saat dihapus. LVEF menunjukkan kontribusi yang lebih besar dalam analisis ablasi dibandingkan Gini importance, mengindikasikan bahwa LVEF memiliki interaksi non-linear yang signifikan dengan fitur lain.</w:t>
-      </w:r>
-    </w:p>
-    <w:p>
-      <w:pPr>
-        <w:spacing w:lineRule="auto" w:line="360" w:before="120" w:after="60"/>
-        <w:jc w:val="left"/>
-      </w:pPr>
-      <w:r>
-        <w:rPr>
-          <w:rFonts w:ascii="Times New Roman" w:hAnsi="Times New Roman" w:cs="Times New Roman"/>
-          <w:b/>
-          <w:i w:val="0"/>
-          <w:sz w:val="24"/>
-          <w:szCs w:val="24"/>
-        </w:rPr>
-        <w:t>3.4 Sistem Triase Bertingkat (Tiered Triage System)</w:t>
-      </w:r>
-    </w:p>
-    <w:p>
-      <w:pPr>
-        <w:spacing w:lineRule="auto" w:line="360"/>
-        <w:ind w:firstLine="720"/>
-        <w:jc w:val="both"/>
-      </w:pPr>
-      <w:r>
-        <w:t>Probabilitas prediksi Random Forest digunakan untuk membentuk tiga strata risiko internal: risiko rendah dengan probabilitas &lt;0,018455, risiko sedang dengan probabilitas 0,018455 sampai &lt;0,103981, dan risiko tinggi dengan probabilitas &gt;=0,103981. Label ward, HCU, dan ICU digunakan sebagai label konseptual dan bukan rekomendasi penempatan klinis otomatis.</w:t>
-      </w:r>
-    </w:p>
-    <w:p>
-      <w:pPr>
-        <w:spacing w:lineRule="auto" w:line="360"/>
-        <w:jc w:val="both"/>
-      </w:pPr>
-      <w:r>
-        <w:rPr>
-          <w:rFonts w:ascii="Times New Roman" w:hAnsi="Times New Roman" w:cs="Times New Roman"/>
-          <w:b/>
-          <w:i w:val="0"/>
-          <w:sz w:val="24"/>
-          <w:szCs w:val="24"/>
-        </w:rPr>
-        <w:t>Tabel 3.4 Sistem Triase Bertingkat</w:t>
-      </w:r>
-    </w:p>
-    <w:tbl>
-      <w:tblPr>
-        <w:tblStyle w:val="TableGrid"/>
-        <w:tblW w:type="auto" w:w="0"/>
-        <w:jc w:val="center"/>
-        <w:tblLook w:firstColumn="1" w:firstRow="1" w:lastColumn="0" w:lastRow="0" w:noHBand="0" w:noVBand="1" w:val="04A0"/>
-      </w:tblPr>
-      <w:tblGrid>
-        <w:gridCol w:w="1485"/>
-        <w:gridCol w:w="1485"/>
-        <w:gridCol w:w="1485"/>
-        <w:gridCol w:w="1485"/>
-        <w:gridCol w:w="1485"/>
-      </w:tblGrid>
-      <w:tr>
-        <w:trPr>
-          <w:tblHeader w:val="true"/>
-        </w:trPr>
-        <w:tc>
-          <w:tcPr>
-            <w:tcW w:type="dxa" w:w="1485"/>
-            <w:shd w:val="clear" w:fill="D9EAF7"/>
-            <w:vAlign w:val="center"/>
-          </w:tcPr>
-          <w:p>
-            <w:r>
-              <w:rPr>
-                <w:b/>
-              </w:rPr>
-              <w:t>Kategori Risiko</w:t>
-            </w:r>
-          </w:p>
-        </w:tc>
-        <w:tc>
-          <w:tcPr>
-            <w:tcW w:type="dxa" w:w="1485"/>
-            <w:shd w:val="clear" w:fill="D9EAF7"/>
-            <w:vAlign w:val="center"/>
-          </w:tcPr>
-          <w:p>
-            <w:r>
-              <w:rPr>
-                <w:b/>
-              </w:rPr>
-              <w:t>Ambang Batas</w:t>
-            </w:r>
-          </w:p>
-        </w:tc>
-        <w:tc>
-          <w:tcPr>
-            <w:tcW w:type="dxa" w:w="1485"/>
-            <w:shd w:val="clear" w:fill="D9EAF7"/>
-            <w:vAlign w:val="center"/>
-          </w:tcPr>
-          <w:p>
-            <w:r>
-              <w:rPr>
-                <w:b/>
-              </w:rPr>
-              <w:t>n</w:t>
-            </w:r>
-          </w:p>
-        </w:tc>
-        <w:tc>
-          <w:tcPr>
-            <w:tcW w:type="dxa" w:w="1485"/>
-            <w:shd w:val="clear" w:fill="D9EAF7"/>
-            <w:vAlign w:val="center"/>
-          </w:tcPr>
-          <w:p>
-            <w:r>
-              <w:rPr>
-                <w:b/>
-              </w:rPr>
-              <w:t>Mortalitas</w:t>
-            </w:r>
-          </w:p>
-        </w:tc>
-        <w:tc>
-          <w:tcPr>
-            <w:tcW w:type="dxa" w:w="1485"/>
-            <w:shd w:val="clear" w:fill="D9EAF7"/>
-            <w:vAlign w:val="center"/>
-          </w:tcPr>
-          <w:p>
-            <w:r>
-              <w:rPr>
-                <w:b/>
-              </w:rPr>
-              <w:t>Interpretasi validasi</w:t>
-            </w:r>
-          </w:p>
-        </w:tc>
-      </w:tr>
-      <w:tr>
-        <w:tc>
-          <w:tcPr>
-            <w:tcW w:type="dxa" w:w="1485"/>
-          </w:tcPr>
-          <w:p>
-            <w:r>
-              <w:t>Risiko rendah / Ward</w:t>
-            </w:r>
-          </w:p>
-        </w:tc>
-        <w:tc>
-          <w:tcPr>
-            <w:tcW w:type="dxa" w:w="1485"/>
-          </w:tcPr>
-          <w:p>
-            <w:r>
-              <w:t>&lt; 0,018455</w:t>
-            </w:r>
-          </w:p>
-        </w:tc>
-        <w:tc>
-          <w:tcPr>
-            <w:tcW w:type="dxa" w:w="1485"/>
-          </w:tcPr>
-          <w:p>
-            <w:r>
-              <w:t>371</w:t>
-            </w:r>
-          </w:p>
-        </w:tc>
-        <w:tc>
-          <w:tcPr>
-            <w:tcW w:type="dxa" w:w="1485"/>
-          </w:tcPr>
-          <w:p>
-            <w:r>
-              <w:t>2 (0,5%)</w:t>
-            </w:r>
-          </w:p>
-        </w:tc>
-        <w:tc>
-          <w:tcPr>
-            <w:tcW w:type="dxa" w:w="1485"/>
-          </w:tcPr>
-          <w:p>
-            <w:r>
-              <w:t>Memerlukan validasi eksternal</w:t>
-            </w:r>
-          </w:p>
-        </w:tc>
-      </w:tr>
-      <w:tr>
-        <w:tc>
-          <w:tcPr>
-            <w:tcW w:type="dxa" w:w="1485"/>
-          </w:tcPr>
-          <w:p>
-            <w:r>
-              <w:t>Risiko sedang / HCU</w:t>
-            </w:r>
-          </w:p>
-        </w:tc>
-        <w:tc>
-          <w:tcPr>
-            <w:tcW w:type="dxa" w:w="1485"/>
-          </w:tcPr>
-          <w:p>
-            <w:r>
-              <w:t>0,018455 sampai &lt; 0,103981</w:t>
-            </w:r>
-          </w:p>
-        </w:tc>
-        <w:tc>
-          <w:tcPr>
-            <w:tcW w:type="dxa" w:w="1485"/>
-          </w:tcPr>
-          <w:p>
-            <w:r>
-              <w:t>817</w:t>
-            </w:r>
-          </w:p>
-        </w:tc>
-        <w:tc>
-          <w:tcPr>
-            <w:tcW w:type="dxa" w:w="1485"/>
-          </w:tcPr>
-          <w:p>
-            <w:r>
-              <w:t>31 (3,8%)</w:t>
-            </w:r>
-          </w:p>
-        </w:tc>
-        <w:tc>
-          <w:tcPr>
-            <w:tcW w:type="dxa" w:w="1485"/>
-          </w:tcPr>
-          <w:p>
-            <w:r>
-              <w:t>Memerlukan validasi eksternal</w:t>
-            </w:r>
-          </w:p>
-        </w:tc>
-      </w:tr>
-      <w:tr>
-        <w:tc>
-          <w:tcPr>
-            <w:tcW w:type="dxa" w:w="1485"/>
-          </w:tcPr>
-          <w:p>
-            <w:r>
-              <w:t>Risiko tinggi / ICU</w:t>
-            </w:r>
-          </w:p>
-        </w:tc>
-        <w:tc>
-          <w:tcPr>
-            <w:tcW w:type="dxa" w:w="1485"/>
-          </w:tcPr>
-          <w:p>
-            <w:r>
-              <w:t>≥ 0,103981</w:t>
-            </w:r>
-          </w:p>
-        </w:tc>
-        <w:tc>
-          <w:tcPr>
-            <w:tcW w:type="dxa" w:w="1485"/>
-          </w:tcPr>
-          <w:p>
-            <w:r>
-              <w:t>336</w:t>
-            </w:r>
-          </w:p>
-        </w:tc>
-        <w:tc>
-          <w:tcPr>
-            <w:tcW w:type="dxa" w:w="1485"/>
-          </w:tcPr>
-          <w:p>
-            <w:r>
-              <w:t>82 (24,4%)</w:t>
-            </w:r>
-          </w:p>
-        </w:tc>
-        <w:tc>
-          <w:tcPr>
-            <w:tcW w:type="dxa" w:w="1485"/>
-          </w:tcPr>
-          <w:p>
-            <w:r>
-              <w:t>Memerlukan validasi eksternal</w:t>
-            </w:r>
-          </w:p>
-        </w:tc>
-      </w:tr>
-    </w:tbl>
-    <w:p>
-      <w:pPr>
-        <w:spacing w:lineRule="auto" w:line="360"/>
-        <w:jc w:val="both"/>
-      </w:pPr>
-      <w:r>
-        <w:rPr>
-          <w:rFonts w:ascii="Times New Roman" w:hAnsi="Times New Roman" w:cs="Times New Roman"/>
-          <w:b w:val="0"/>
-          <w:i w:val="0"/>
-          <w:sz w:val="24"/>
-          <w:szCs w:val="24"/>
-        </w:rPr>
-      </w:r>
-    </w:p>
-    <w:p>
-      <w:pPr>
-        <w:spacing w:lineRule="auto" w:line="360"/>
-        <w:ind w:firstLine="720"/>
-        <w:jc w:val="both"/>
-      </w:pPr>
-      <w:r>
-        <w:rPr>
-          <w:rFonts w:ascii="Times New Roman" w:hAnsi="Times New Roman" w:cs="Times New Roman"/>
-          <w:b w:val="0"/>
-          <w:i w:val="0"/>
-          <w:sz w:val="24"/>
-          <w:szCs w:val="24"/>
-        </w:rPr>
-        <w:t>Sistem triase menunjukkan gradien risiko: 0,5% pada kelompok ward, 3,8% pada kelompok HCU, dan 24,4% pada kelompok ICU. Kelompok ICU terdiri dari 336 pasien dan mencakup 82 dari 115 kematian. Ketiga strata diturunkan dan dinilai pada prediksi out-of-fold kohort yang sama; hasil ini merupakan validasi internal, bukan bukti keamanan alokasi tempat perawatan.</w:t>
-      </w:r>
-    </w:p>
-    <w:p>
-      <w:pPr>
-        <w:spacing w:lineRule="auto" w:line="360" w:before="60" w:after="120"/>
-        <w:jc w:val="center"/>
-      </w:pPr>
-      <w:r>
-        <w:rPr>
-          <w:rFonts w:ascii="Times New Roman" w:hAnsi="Times New Roman" w:cs="Times New Roman"/>
-          <w:b/>
-          <w:sz w:val="24"/>
-          <w:szCs w:val="24"/>
-        </w:rPr>
-        <w:t>Gambar 3.10 Sistem Triase Bertingkat untuk Stratifikasi Risiko di IGD</w:t>
-      </w:r>
-    </w:p>
-    <w:p>
-      <w:pPr>
-        <w:spacing w:lineRule="auto" w:line="360" w:before="120" w:after="60"/>
-        <w:jc w:val="left"/>
-      </w:pPr>
-      <w:r>
-        <w:rPr>
-          <w:rFonts w:ascii="Times New Roman" w:hAnsi="Times New Roman" w:cs="Times New Roman"/>
-          <w:b/>
-          <w:i w:val="0"/>
-          <w:sz w:val="24"/>
-          <w:szCs w:val="24"/>
-        </w:rPr>
-        <w:t>3.5 Performa Model untuk Berbagai Luaran</w:t>
-      </w:r>
-    </w:p>
-    <w:p>
-      <w:pPr>
-        <w:spacing w:lineRule="auto" w:line="360"/>
-        <w:ind w:firstLine="720"/>
-        <w:jc w:val="both"/>
-      </w:pPr>
-      <w:r>
-        <w:rPr>
-          <w:rFonts w:ascii="Times New Roman" w:hAnsi="Times New Roman" w:cs="Times New Roman"/>
-          <w:b w:val="0"/>
-          <w:i w:val="0"/>
-          <w:sz w:val="24"/>
-          <w:szCs w:val="24"/>
-        </w:rPr>
-        <w:t>Selain mortalitas in-hospital, model Random Forest juga dievaluasi untuk luaran sekunder, yaitu syok kardiogenik baru (CS new) dan luaran komposit (mortalitas dan/atau SKG).</w:t>
-      </w:r>
-    </w:p>
-    <w:p>
-      <w:pPr>
-        <w:spacing w:lineRule="auto" w:line="360"/>
-        <w:jc w:val="both"/>
-      </w:pPr>
-      <w:r>
-        <w:rPr>
-          <w:rFonts w:ascii="Times New Roman" w:hAnsi="Times New Roman" w:cs="Times New Roman"/>
-          <w:b/>
-          <w:i w:val="0"/>
-          <w:sz w:val="24"/>
-          <w:szCs w:val="24"/>
-        </w:rPr>
-        <w:t>Tabel 3.5 Performa Model untuk Berbagai Luaran</w:t>
-      </w:r>
-    </w:p>
-    <w:tbl>
-      <w:tblPr>
-        <w:tblStyle w:val="TableGrid"/>
-        <w:tblW w:type="auto" w:w="0"/>
-        <w:jc w:val="center"/>
-        <w:tblLook w:firstColumn="1" w:firstRow="1" w:lastColumn="0" w:lastRow="0" w:noHBand="0" w:noVBand="1" w:val="04A0"/>
-      </w:tblPr>
-      <w:tblGrid>
-        <w:gridCol w:w="1485"/>
-        <w:gridCol w:w="1485"/>
-        <w:gridCol w:w="1485"/>
-        <w:gridCol w:w="1485"/>
-        <w:gridCol w:w="1485"/>
-      </w:tblGrid>
-      <w:tr>
-        <w:trPr>
-          <w:tblHeader w:val="true"/>
-        </w:trPr>
-        <w:tc>
-          <w:tcPr>
-            <w:tcW w:type="dxa" w:w="1485"/>
-            <w:shd w:val="clear" w:fill="D9EAF7"/>
-            <w:vAlign w:val="center"/>
-          </w:tcPr>
-          <w:p>
-            <w:r>
-              <w:rPr>
-                <w:b/>
-              </w:rPr>
-              <w:t>Luaran</w:t>
-            </w:r>
-          </w:p>
-        </w:tc>
-        <w:tc>
-          <w:tcPr>
-            <w:tcW w:type="dxa" w:w="1485"/>
-            <w:shd w:val="clear" w:fill="D9EAF7"/>
-            <w:vAlign w:val="center"/>
-          </w:tcPr>
-          <w:p>
-            <w:r>
-              <w:rPr>
-                <w:b/>
-              </w:rPr>
-              <w:t>AUC</w:t>
-            </w:r>
-          </w:p>
-        </w:tc>
-        <w:tc>
-          <w:tcPr>
-            <w:tcW w:type="dxa" w:w="1485"/>
-            <w:shd w:val="clear" w:fill="D9EAF7"/>
-            <w:vAlign w:val="center"/>
-          </w:tcPr>
-          <w:p>
-            <w:r>
-              <w:rPr>
-                <w:b/>
-              </w:rPr>
-              <w:t>AUPRC</w:t>
-            </w:r>
-          </w:p>
-        </w:tc>
-        <w:tc>
-          <w:tcPr>
-            <w:tcW w:type="dxa" w:w="1485"/>
-            <w:shd w:val="clear" w:fill="D9EAF7"/>
-            <w:vAlign w:val="center"/>
-          </w:tcPr>
-          <w:p>
-            <w:r>
-              <w:rPr>
-                <w:b/>
-              </w:rPr>
-              <w:t>Prevalensi</w:t>
-            </w:r>
-          </w:p>
-        </w:tc>
-        <w:tc>
-          <w:tcPr>
-            <w:tcW w:type="dxa" w:w="1485"/>
-            <w:shd w:val="clear" w:fill="D9EAF7"/>
-            <w:vAlign w:val="center"/>
-          </w:tcPr>
-          <w:p>
-            <w:r>
-              <w:rPr>
-                <w:b/>
-              </w:rPr>
-              <w:t>Interpretasi</w:t>
-            </w:r>
-          </w:p>
-        </w:tc>
-      </w:tr>
-      <w:tr>
-        <w:tc>
-          <w:tcPr>
-            <w:tcW w:type="dxa" w:w="1485"/>
-          </w:tcPr>
-          <w:p>
-            <w:r>
-              <w:t>Mortalitas</w:t>
-            </w:r>
-          </w:p>
-        </w:tc>
-        <w:tc>
-          <w:tcPr>
-            <w:tcW w:type="dxa" w:w="1485"/>
-          </w:tcPr>
-          <w:p>
-            <w:r>
-              <w:t>0,819</w:t>
-            </w:r>
-          </w:p>
-        </w:tc>
-        <w:tc>
-          <w:tcPr>
-            <w:tcW w:type="dxa" w:w="1485"/>
-          </w:tcPr>
-          <w:p>
-            <w:r>
-              <w:t>0,301</w:t>
-            </w:r>
-          </w:p>
-        </w:tc>
-        <w:tc>
-          <w:tcPr>
-            <w:tcW w:type="dxa" w:w="1485"/>
-          </w:tcPr>
-          <w:p>
-            <w:r>
-              <w:t>7,5%</w:t>
-            </w:r>
-          </w:p>
-        </w:tc>
-        <w:tc>
-          <w:tcPr>
-            <w:tcW w:type="dxa" w:w="1485"/>
-          </w:tcPr>
-          <w:p>
-            <w:r>
-              <w:t>Diskriminasi baik; Brier 0,061</w:t>
-            </w:r>
-          </w:p>
-        </w:tc>
-      </w:tr>
-      <w:tr>
-        <w:tc>
-          <w:tcPr>
-            <w:tcW w:type="dxa" w:w="1485"/>
-          </w:tcPr>
-          <w:p>
-            <w:pPr>
-              <w:jc w:val="center"/>
-              <w:spacing w:line="360" w:lineRule="auto"/>
-            </w:pPr>
-            <w:r>
-              <w:rPr>
-                <w:rFonts w:ascii="Times New Roman" w:hAnsi="Times New Roman" w:cs="Times New Roman"/>
-                <w:sz w:val="24"/>
-                <w:szCs w:val="24"/>
-              </w:rPr>
-            </w:r>
-            <w:r>
-              <w:rPr>
-                <w:rFonts w:ascii="Times New Roman" w:hAnsi="Times New Roman" w:cs="Times New Roman"/>
-                <w:sz w:val="24"/>
-                <w:szCs w:val="24"/>
-              </w:rPr>
-              <w:t>Syok Kardiogenik (CS new)</w:t>
-            </w:r>
-          </w:p>
-        </w:tc>
-        <w:tc>
-          <w:tcPr>
-            <w:tcW w:type="dxa" w:w="1485"/>
-          </w:tcPr>
-          <w:p>
-            <w:pPr>
-              <w:jc w:val="left"/>
-              <w:spacing w:line="360" w:lineRule="auto"/>
-            </w:pPr>
-            <w:r>
-              <w:rPr>
-                <w:rFonts w:ascii="Times New Roman" w:hAnsi="Times New Roman" w:cs="Times New Roman"/>
-                <w:sz w:val="24"/>
-                <w:szCs w:val="24"/>
-              </w:rPr>
-            </w:r>
-            <w:r>
-              <w:rPr>
-                <w:rFonts w:ascii="Times New Roman" w:hAnsi="Times New Roman" w:cs="Times New Roman"/>
-                <w:sz w:val="24"/>
-                <w:szCs w:val="24"/>
-              </w:rPr>
-              <w:t>0,670</w:t>
-            </w:r>
-          </w:p>
-        </w:tc>
-        <w:tc>
-          <w:tcPr>
-            <w:tcW w:type="dxa" w:w="1485"/>
-          </w:tcPr>
-          <w:p>
-            <w:pPr>
-              <w:jc w:val="left"/>
-              <w:spacing w:line="360" w:lineRule="auto"/>
-            </w:pPr>
-            <w:r>
-              <w:rPr>
-                <w:rFonts w:ascii="Times New Roman" w:hAnsi="Times New Roman" w:cs="Times New Roman"/>
-                <w:sz w:val="24"/>
-                <w:szCs w:val="24"/>
-              </w:rPr>
-            </w:r>
-            <w:r>
-              <w:rPr>
-                <w:rFonts w:ascii="Times New Roman" w:hAnsi="Times New Roman" w:cs="Times New Roman"/>
-                <w:sz w:val="24"/>
-                <w:szCs w:val="24"/>
-              </w:rPr>
-              <w:t>0,500</w:t>
-            </w:r>
-          </w:p>
-        </w:tc>
-        <w:tc>
-          <w:tcPr>
-            <w:tcW w:type="dxa" w:w="1485"/>
-          </w:tcPr>
-          <w:p>
-            <w:pPr>
-              <w:jc w:val="left"/>
-              <w:spacing w:line="360" w:lineRule="auto"/>
-            </w:pPr>
-            <w:r>
-              <w:rPr>
-                <w:rFonts w:ascii="Times New Roman" w:hAnsi="Times New Roman" w:cs="Times New Roman"/>
-                <w:sz w:val="24"/>
-                <w:szCs w:val="24"/>
-              </w:rPr>
-            </w:r>
-            <w:r>
-              <w:rPr>
-                <w:rFonts w:ascii="Times New Roman" w:hAnsi="Times New Roman" w:cs="Times New Roman"/>
-                <w:sz w:val="24"/>
-                <w:szCs w:val="24"/>
-              </w:rPr>
-              <w:t>4,8%</w:t>
-            </w:r>
-          </w:p>
-        </w:tc>
-        <w:tc>
-          <w:tcPr>
-            <w:tcW w:type="dxa" w:w="1485"/>
-          </w:tcPr>
-          <w:p>
-            <w:pPr>
-              <w:jc w:val="left"/>
-              <w:spacing w:line="360" w:lineRule="auto"/>
-            </w:pPr>
-            <w:r>
-              <w:rPr>
-                <w:rFonts w:ascii="Times New Roman" w:hAnsi="Times New Roman" w:cs="Times New Roman"/>
-                <w:sz w:val="24"/>
-                <w:szCs w:val="24"/>
-              </w:rPr>
-            </w:r>
-            <w:r>
-              <w:rPr>
-                <w:rFonts w:ascii="Times New Roman" w:hAnsi="Times New Roman" w:cs="Times New Roman"/>
-                <w:sz w:val="24"/>
-                <w:szCs w:val="24"/>
-              </w:rPr>
-              <w:t>Diskriminasi cukup</w:t>
-            </w:r>
-          </w:p>
-        </w:tc>
-      </w:tr>
-      <w:tr>
-        <w:tc>
-          <w:tcPr>
-            <w:tcW w:type="dxa" w:w="1485"/>
-          </w:tcPr>
-          <w:p>
-            <w:pPr>
-              <w:jc w:val="center"/>
-              <w:spacing w:line="360" w:lineRule="auto"/>
-            </w:pPr>
-            <w:r>
-              <w:rPr>
-                <w:rFonts w:ascii="Times New Roman" w:hAnsi="Times New Roman" w:cs="Times New Roman"/>
-                <w:sz w:val="24"/>
-                <w:szCs w:val="24"/>
-              </w:rPr>
-            </w:r>
-            <w:r>
-              <w:rPr>
-                <w:rFonts w:ascii="Times New Roman" w:hAnsi="Times New Roman" w:cs="Times New Roman"/>
-                <w:sz w:val="24"/>
-                <w:szCs w:val="24"/>
-              </w:rPr>
-              <w:t>Komposit (Mortalitas/SKG)</w:t>
-            </w:r>
-          </w:p>
-        </w:tc>
-        <w:tc>
-          <w:tcPr>
-            <w:tcW w:type="dxa" w:w="1485"/>
-          </w:tcPr>
-          <w:p>
-            <w:pPr>
-              <w:jc w:val="left"/>
-              <w:spacing w:line="360" w:lineRule="auto"/>
-            </w:pPr>
-            <w:r>
-              <w:rPr>
-                <w:rFonts w:ascii="Times New Roman" w:hAnsi="Times New Roman" w:cs="Times New Roman"/>
-                <w:sz w:val="24"/>
-                <w:szCs w:val="24"/>
-              </w:rPr>
-            </w:r>
-            <w:r>
-              <w:rPr>
-                <w:rFonts w:ascii="Times New Roman" w:hAnsi="Times New Roman" w:cs="Times New Roman"/>
-                <w:sz w:val="24"/>
-                <w:szCs w:val="24"/>
-              </w:rPr>
-              <w:t>0,742</w:t>
-            </w:r>
-          </w:p>
-        </w:tc>
-        <w:tc>
-          <w:tcPr>
-            <w:tcW w:type="dxa" w:w="1485"/>
-          </w:tcPr>
-          <w:p>
-            <w:pPr>
-              <w:jc w:val="left"/>
-              <w:spacing w:line="360" w:lineRule="auto"/>
-            </w:pPr>
-            <w:r>
-              <w:rPr>
-                <w:rFonts w:ascii="Times New Roman" w:hAnsi="Times New Roman" w:cs="Times New Roman"/>
-                <w:sz w:val="24"/>
-                <w:szCs w:val="24"/>
-              </w:rPr>
-            </w:r>
-            <w:r>
-              <w:rPr>
-                <w:rFonts w:ascii="Times New Roman" w:hAnsi="Times New Roman" w:cs="Times New Roman"/>
-                <w:sz w:val="24"/>
-                <w:szCs w:val="24"/>
-              </w:rPr>
-              <w:t>0,635</w:t>
-            </w:r>
-          </w:p>
-        </w:tc>
-        <w:tc>
-          <w:tcPr>
-            <w:tcW w:type="dxa" w:w="1485"/>
-          </w:tcPr>
-          <w:p>
-            <w:pPr>
-              <w:jc w:val="left"/>
-              <w:spacing w:line="360" w:lineRule="auto"/>
-            </w:pPr>
-            <w:r>
-              <w:rPr>
-                <w:rFonts w:ascii="Times New Roman" w:hAnsi="Times New Roman" w:cs="Times New Roman"/>
-                <w:sz w:val="24"/>
-                <w:szCs w:val="24"/>
-              </w:rPr>
-            </w:r>
-            <w:r>
-              <w:rPr>
-                <w:rFonts w:ascii="Times New Roman" w:hAnsi="Times New Roman" w:cs="Times New Roman"/>
-                <w:sz w:val="24"/>
-                <w:szCs w:val="24"/>
-              </w:rPr>
-              <w:t>10,2%</w:t>
-            </w:r>
-          </w:p>
-        </w:tc>
-        <w:tc>
-          <w:tcPr>
-            <w:tcW w:type="dxa" w:w="1485"/>
-          </w:tcPr>
-          <w:p>
-            <w:pPr>
-              <w:jc w:val="left"/>
-              <w:spacing w:line="360" w:lineRule="auto"/>
-            </w:pPr>
-            <w:r>
-              <w:rPr>
-                <w:rFonts w:ascii="Times New Roman" w:hAnsi="Times New Roman" w:cs="Times New Roman"/>
-                <w:sz w:val="24"/>
-                <w:szCs w:val="24"/>
-              </w:rPr>
-            </w:r>
-            <w:r>
-              <w:rPr>
-                <w:rFonts w:ascii="Times New Roman" w:hAnsi="Times New Roman" w:cs="Times New Roman"/>
-                <w:sz w:val="24"/>
-                <w:szCs w:val="24"/>
-              </w:rPr>
-              <w:t>Diskriminasi cukup-baik</w:t>
-            </w:r>
-          </w:p>
-        </w:tc>
-      </w:tr>
-    </w:tbl>
-    <w:p>
-      <w:pPr>
-        <w:spacing w:lineRule="auto" w:line="360"/>
-        <w:jc w:val="both"/>
-      </w:pPr>
-      <w:r>
-        <w:rPr>
-          <w:rFonts w:ascii="Times New Roman" w:hAnsi="Times New Roman" w:cs="Times New Roman"/>
-          <w:b w:val="0"/>
-          <w:i w:val="0"/>
-          <w:sz w:val="24"/>
-          <w:szCs w:val="24"/>
-        </w:rPr>
-      </w:r>
-    </w:p>
-    <w:p>
-      <w:pPr>
-        <w:spacing w:lineRule="auto" w:line="360" w:before="60" w:after="120"/>
-        <w:jc w:val="center"/>
-      </w:pPr>
-      <w:r>
-        <w:rPr>
-          <w:rFonts w:ascii="Times New Roman" w:hAnsi="Times New Roman" w:cs="Times New Roman"/>
-          <w:b/>
-          <w:sz w:val="24"/>
-          <w:szCs w:val="24"/>
-        </w:rPr>
-        <w:t>Gambar 3.11 Perbandingan Kurva ROC untuk Berbagai Luaran</w:t>
-      </w:r>
-    </w:p>
-    <w:p>
-      <w:pPr>
-        <w:spacing w:lineRule="auto" w:line="360"/>
-        <w:ind w:firstLine="720"/>
-        <w:jc w:val="both"/>
-      </w:pPr>
-      <w:r>
-        <w:rPr>
-          <w:rFonts w:ascii="Times New Roman" w:hAnsi="Times New Roman" w:cs="Times New Roman"/>
-          <w:b w:val="0"/>
-          <w:i w:val="0"/>
-          <w:sz w:val="24"/>
-          <w:szCs w:val="24"/>
-        </w:rPr>
-        <w:t>Model menunjukkan AUC 0,819 untuk mortalitas, 0,742 untuk luaran komposit, dan 0,670 untuk syok kardiogenik baru. Analisis luaran sekunder bersifat eksploratif dan tidak mengubah fokus utama penelitian pada mortalitas in-hospital.</w:t>
-      </w:r>
-    </w:p>
-    <w:p>
-      <w:pPr>
-        <w:spacing w:lineRule="auto" w:line="360" w:before="120" w:after="60"/>
-        <w:jc w:val="left"/>
-      </w:pPr>
-      <w:r>
-        <w:rPr>
-          <w:rFonts w:ascii="Times New Roman" w:hAnsi="Times New Roman" w:cs="Times New Roman"/>
-          <w:b/>
-          <w:i w:val="0"/>
-          <w:sz w:val="24"/>
-          <w:szCs w:val="24"/>
-        </w:rPr>
-        <w:t>3.6 Perbandingan Random Forest dengan XGBoost</w:t>
-      </w:r>
-    </w:p>
-    <w:p>
-      <w:pPr>
-        <w:spacing w:lineRule="auto" w:line="360"/>
-        <w:ind w:firstLine="720"/>
-        <w:jc w:val="both"/>
-      </w:pPr>
-      <w:r>
-        <w:rPr>
-          <w:rFonts w:ascii="Times New Roman" w:hAnsi="Times New Roman" w:cs="Times New Roman"/>
-          <w:b w:val="0"/>
-          <w:i w:val="0"/>
-          <w:sz w:val="24"/>
-          <w:szCs w:val="24"/>
-        </w:rPr>
-        <w:t>Sebagai analisis komparatif, model XGBoost juga dikembangkan dan dievaluasi pada set data yang sama. Tabel 3.6 menyajikan perbandingan performa antara Random Forest dan XGBoost.</w:t>
-      </w:r>
-    </w:p>
-    <w:p>
-      <w:pPr>
-        <w:spacing w:lineRule="auto" w:line="360"/>
-        <w:jc w:val="both"/>
-      </w:pPr>
-      <w:r>
-        <w:rPr>
-          <w:rFonts w:ascii="Times New Roman" w:hAnsi="Times New Roman" w:cs="Times New Roman"/>
-          <w:b/>
-          <w:i w:val="0"/>
-          <w:sz w:val="24"/>
-          <w:szCs w:val="24"/>
-        </w:rPr>
-        <w:t>Tabel 3.6 Perbandingan Performa Random Forest vs XGBoost</w:t>
-      </w:r>
-    </w:p>
-    <w:tbl>
-      <w:tblPr>
-        <w:tblStyle w:val="TableGrid"/>
-        <w:tblW w:type="auto" w:w="0"/>
-        <w:jc w:val="center"/>
-        <w:tblLook w:firstColumn="1" w:firstRow="1" w:lastColumn="0" w:lastRow="0" w:noHBand="0" w:noVBand="1" w:val="04A0"/>
-      </w:tblPr>
-      <w:tblGrid>
-        <w:gridCol w:w="2475"/>
-        <w:gridCol w:w="2475"/>
-        <w:gridCol w:w="2475"/>
-      </w:tblGrid>
-      <w:tr>
-        <w:trPr>
-          <w:tblHeader w:val="true"/>
-        </w:trPr>
-        <w:tc>
-          <w:tcPr>
-            <w:tcW w:type="dxa" w:w="2475"/>
-            <w:shd w:val="clear" w:fill="D9EAF7"/>
-            <w:vAlign w:val="center"/>
-          </w:tcPr>
-          <w:p>
-            <w:pPr>
-              <w:jc w:val="center"/>
-              <w:spacing w:line="360" w:lineRule="auto"/>
-            </w:pPr>
-            <w:r>
-              <w:rPr>
-                <w:rFonts w:ascii="Times New Roman" w:hAnsi="Times New Roman" w:cs="Times New Roman"/>
-                <w:b/>
-                <w:sz w:val="24"/>
-                <w:szCs w:val="24"/>
-              </w:rPr>
-            </w:r>
-            <w:r>
-              <w:rPr>
-                <w:rFonts w:ascii="Times New Roman" w:hAnsi="Times New Roman" w:cs="Times New Roman"/>
-                <w:b/>
-                <w:sz w:val="24"/>
-                <w:szCs w:val="24"/>
-              </w:rPr>
-              <w:t>Metrik</w:t>
-            </w:r>
-          </w:p>
-        </w:tc>
-        <w:tc>
-          <w:tcPr>
-            <w:tcW w:type="dxa" w:w="2475"/>
-            <w:shd w:val="clear" w:fill="D9EAF7"/>
-            <w:vAlign w:val="center"/>
-          </w:tcPr>
-          <w:p>
-            <w:pPr>
-              <w:jc w:val="center"/>
-              <w:spacing w:line="360" w:lineRule="auto"/>
-            </w:pPr>
-            <w:r>
-              <w:rPr>
-                <w:rFonts w:ascii="Times New Roman" w:hAnsi="Times New Roman" w:cs="Times New Roman"/>
-                <w:b/>
-                <w:sz w:val="24"/>
-                <w:szCs w:val="24"/>
-              </w:rPr>
-            </w:r>
-            <w:r>
-              <w:rPr>
-                <w:rFonts w:ascii="Times New Roman" w:hAnsi="Times New Roman" w:cs="Times New Roman"/>
-                <w:b/>
-                <w:sz w:val="24"/>
-                <w:szCs w:val="24"/>
-              </w:rPr>
-              <w:t>Random Forest</w:t>
-            </w:r>
-          </w:p>
-        </w:tc>
-        <w:tc>
-          <w:tcPr>
-            <w:tcW w:type="dxa" w:w="2475"/>
-            <w:shd w:val="clear" w:fill="D9EAF7"/>
-            <w:vAlign w:val="center"/>
-          </w:tcPr>
-          <w:p>
-            <w:pPr>
-              <w:jc w:val="center"/>
-              <w:spacing w:line="360" w:lineRule="auto"/>
-            </w:pPr>
-            <w:r>
-              <w:rPr>
-                <w:rFonts w:ascii="Times New Roman" w:hAnsi="Times New Roman" w:cs="Times New Roman"/>
-                <w:b/>
-                <w:sz w:val="24"/>
-                <w:szCs w:val="24"/>
-              </w:rPr>
-            </w:r>
-            <w:r>
-              <w:rPr>
-                <w:rFonts w:ascii="Times New Roman" w:hAnsi="Times New Roman" w:cs="Times New Roman"/>
-                <w:b/>
-                <w:sz w:val="24"/>
-                <w:szCs w:val="24"/>
-              </w:rPr>
-              <w:t>XGBoost</w:t>
-            </w:r>
-          </w:p>
-        </w:tc>
-      </w:tr>
-      <w:tr>
-        <w:tc>
-          <w:tcPr>
-            <w:tcW w:type="dxa" w:w="2475"/>
-          </w:tcPr>
-          <w:p>
-            <w:pPr>
-              <w:jc w:val="center"/>
-              <w:spacing w:line="360" w:lineRule="auto"/>
-            </w:pPr>
-            <w:r>
-              <w:rPr>
-                <w:rFonts w:ascii="Times New Roman" w:hAnsi="Times New Roman" w:cs="Times New Roman"/>
-                <w:sz w:val="24"/>
-                <w:szCs w:val="24"/>
-              </w:rPr>
-            </w:r>
-            <w:r>
-              <w:rPr>
-                <w:rFonts w:ascii="Times New Roman" w:hAnsi="Times New Roman" w:cs="Times New Roman"/>
-                <w:sz w:val="24"/>
-                <w:szCs w:val="24"/>
-              </w:rPr>
-              <w:t>AUC-ROC</w:t>
-            </w:r>
-          </w:p>
-        </w:tc>
-        <w:tc>
-          <w:tcPr>
-            <w:tcW w:type="dxa" w:w="2475"/>
-          </w:tcPr>
-          <w:p>
-            <w:r>
-              <w:t>0,816 ± 0,008</w:t>
-            </w:r>
-          </w:p>
-        </w:tc>
-        <w:tc>
-          <w:tcPr>
-            <w:tcW w:type="dxa" w:w="2475"/>
-          </w:tcPr>
-          <w:p>
-            <w:pPr>
-              <w:jc w:val="left"/>
-              <w:spacing w:line="360" w:lineRule="auto"/>
-            </w:pPr>
-            <w:r>
-              <w:rPr>
-                <w:rFonts w:ascii="Times New Roman" w:hAnsi="Times New Roman" w:cs="Times New Roman"/>
-                <w:sz w:val="24"/>
-                <w:szCs w:val="24"/>
-              </w:rPr>
-            </w:r>
-            <w:r>
-              <w:rPr>
-                <w:rFonts w:ascii="Times New Roman" w:hAnsi="Times New Roman" w:cs="Times New Roman"/>
-                <w:sz w:val="24"/>
-                <w:szCs w:val="24"/>
-              </w:rPr>
-              <w:t>0,789</w:t>
-            </w:r>
-          </w:p>
-        </w:tc>
-      </w:tr>
-      <w:tr>
-        <w:tc>
-          <w:tcPr>
-            <w:tcW w:type="dxa" w:w="2475"/>
-          </w:tcPr>
-          <w:p>
-            <w:pPr>
-              <w:jc w:val="center"/>
-              <w:spacing w:line="360" w:lineRule="auto"/>
-            </w:pPr>
-            <w:r>
-              <w:rPr>
-                <w:rFonts w:ascii="Times New Roman" w:hAnsi="Times New Roman" w:cs="Times New Roman"/>
-                <w:sz w:val="24"/>
-                <w:szCs w:val="24"/>
-              </w:rPr>
-            </w:r>
-            <w:r>
-              <w:rPr>
-                <w:rFonts w:ascii="Times New Roman" w:hAnsi="Times New Roman" w:cs="Times New Roman"/>
-                <w:sz w:val="24"/>
-                <w:szCs w:val="24"/>
-              </w:rPr>
-              <w:t>AUPRC</w:t>
-            </w:r>
-          </w:p>
-        </w:tc>
-        <w:tc>
-          <w:tcPr>
-            <w:tcW w:type="dxa" w:w="2475"/>
-          </w:tcPr>
-          <w:p>
-            <w:r>
-              <w:t>0,301</w:t>
-            </w:r>
-          </w:p>
-        </w:tc>
-        <w:tc>
-          <w:tcPr>
-            <w:tcW w:type="dxa" w:w="2475"/>
-          </w:tcPr>
-          <w:p>
-            <w:r>
-              <w:t>0,301</w:t>
-            </w:r>
-          </w:p>
-        </w:tc>
-      </w:tr>
-      <w:tr>
-        <w:tc>
-          <w:tcPr>
-            <w:tcW w:type="dxa" w:w="2475"/>
-          </w:tcPr>
-          <w:p>
-            <w:pPr>
-              <w:jc w:val="center"/>
-              <w:spacing w:line="360" w:lineRule="auto"/>
-            </w:pPr>
-            <w:r>
-              <w:t>Sensitivitas (ambang keselamatan)</w:t>
-            </w:r>
-          </w:p>
-        </w:tc>
-        <w:tc>
-          <w:tcPr>
-            <w:tcW w:type="dxa" w:w="2475"/>
-          </w:tcPr>
-          <w:p>
-            <w:r>
-              <w:t>98,3%</w:t>
-            </w:r>
-          </w:p>
-        </w:tc>
-        <w:tc>
-          <w:tcPr>
-            <w:tcW w:type="dxa" w:w="2475"/>
-          </w:tcPr>
-          <w:p>
-            <w:pPr>
-              <w:jc w:val="left"/>
-              <w:spacing w:line="360" w:lineRule="auto"/>
-            </w:pPr>
-            <w:r>
-              <w:rPr>
-                <w:rFonts w:ascii="Times New Roman" w:hAnsi="Times New Roman" w:cs="Times New Roman"/>
-                <w:sz w:val="24"/>
-                <w:szCs w:val="24"/>
-              </w:rPr>
-            </w:r>
-            <w:r>
-              <w:rPr>
-                <w:rFonts w:ascii="Times New Roman" w:hAnsi="Times New Roman" w:cs="Times New Roman"/>
-                <w:sz w:val="24"/>
-                <w:szCs w:val="24"/>
-              </w:rPr>
-              <w:t>94,5%</w:t>
-            </w:r>
-          </w:p>
-        </w:tc>
-      </w:tr>
-      <w:tr>
-        <w:tc>
-          <w:tcPr>
-            <w:tcW w:type="dxa" w:w="2475"/>
-          </w:tcPr>
-          <w:p>
-            <w:pPr>
-              <w:jc w:val="center"/>
-              <w:spacing w:line="360" w:lineRule="auto"/>
-            </w:pPr>
-            <w:r>
-              <w:t>Spesifisitas (ambang keselamatan)</w:t>
-            </w:r>
-          </w:p>
-        </w:tc>
-        <w:tc>
-          <w:tcPr>
-            <w:tcW w:type="dxa" w:w="2475"/>
-          </w:tcPr>
-          <w:p>
-            <w:r>
-              <w:t>26,2%</w:t>
-            </w:r>
-          </w:p>
-        </w:tc>
-        <w:tc>
-          <w:tcPr>
-            <w:tcW w:type="dxa" w:w="2475"/>
-          </w:tcPr>
-          <w:p>
-            <w:r>
-              <w:t>15,2%</w:t>
-            </w:r>
-          </w:p>
-        </w:tc>
-      </w:tr>
-      <w:tr>
-        <w:tc>
-          <w:tcPr>
-            <w:tcW w:type="dxa" w:w="2475"/>
-          </w:tcPr>
-          <w:p>
-            <w:pPr>
-              <w:jc w:val="center"/>
-              <w:spacing w:line="360" w:lineRule="auto"/>
-            </w:pPr>
-            <w:r>
-              <w:rPr>
-                <w:rFonts w:ascii="Times New Roman" w:hAnsi="Times New Roman" w:cs="Times New Roman"/>
-                <w:sz w:val="24"/>
-                <w:szCs w:val="24"/>
-              </w:rPr>
-            </w:r>
-            <w:r>
-              <w:rPr>
-                <w:rFonts w:ascii="Times New Roman" w:hAnsi="Times New Roman" w:cs="Times New Roman"/>
-                <w:sz w:val="24"/>
-                <w:szCs w:val="24"/>
-              </w:rPr>
-              <w:t>Brier Score</w:t>
-            </w:r>
-          </w:p>
-        </w:tc>
-        <w:tc>
-          <w:tcPr>
-            <w:tcW w:type="dxa" w:w="2475"/>
-          </w:tcPr>
-          <w:p>
-            <w:r>
-              <w:t>0,061</w:t>
-            </w:r>
-          </w:p>
-        </w:tc>
-        <w:tc>
-          <w:tcPr>
-            <w:tcW w:type="dxa" w:w="2475"/>
-          </w:tcPr>
-          <w:p>
-            <w:pPr>
-              <w:jc w:val="left"/>
-              <w:spacing w:line="360" w:lineRule="auto"/>
-            </w:pPr>
-            <w:r>
-              <w:rPr>
-                <w:rFonts w:ascii="Times New Roman" w:hAnsi="Times New Roman" w:cs="Times New Roman"/>
-                <w:sz w:val="24"/>
-                <w:szCs w:val="24"/>
-              </w:rPr>
-            </w:r>
-            <w:r>
-              <w:rPr>
-                <w:rFonts w:ascii="Times New Roman" w:hAnsi="Times New Roman" w:cs="Times New Roman"/>
-                <w:sz w:val="24"/>
-                <w:szCs w:val="24"/>
-              </w:rPr>
-            </w:r>
-            <w:r>
-              <w:t>0,104</w:t>
-            </w:r>
-          </w:p>
-        </w:tc>
-      </w:tr>
-      <w:tr>
-        <w:tc>
-          <w:tcPr>
-            <w:tcW w:type="dxa" w:w="2475"/>
-          </w:tcPr>
-          <w:p>
-            <w:pPr>
-              <w:jc w:val="center"/>
-              <w:spacing w:line="360" w:lineRule="auto"/>
-            </w:pPr>
-            <w:r>
-              <w:rPr>
-                <w:rFonts w:ascii="Times New Roman" w:hAnsi="Times New Roman" w:cs="Times New Roman"/>
-                <w:sz w:val="24"/>
-                <w:szCs w:val="24"/>
-              </w:rPr>
-              <w:t>Waktu Pelatihan (detik)</w:t>
-            </w:r>
-            <w:r>
-              <w:rPr>
-                <w:rFonts w:ascii="Times New Roman" w:hAnsi="Times New Roman" w:cs="Times New Roman"/>
-                <w:sz w:val="24"/>
-                <w:szCs w:val="24"/>
-              </w:rPr>
-            </w:r>
-          </w:p>
-        </w:tc>
-        <w:tc>
-          <w:tcPr>
-            <w:tcW w:type="dxa" w:w="2475"/>
-          </w:tcPr>
-          <w:p>
-            <w:pPr>
-              <w:jc w:val="left"/>
-              <w:spacing w:line="360" w:lineRule="auto"/>
-            </w:pPr>
-            <w:r>
-              <w:rPr>
-                <w:rFonts w:ascii="Times New Roman" w:hAnsi="Times New Roman" w:cs="Times New Roman"/>
-                <w:sz w:val="24"/>
-                <w:szCs w:val="24"/>
-              </w:rPr>
-            </w:r>
-            <w:r>
-              <w:rPr>
-                <w:rFonts w:ascii="Times New Roman" w:hAnsi="Times New Roman" w:cs="Times New Roman"/>
-                <w:sz w:val="24"/>
-                <w:szCs w:val="24"/>
-              </w:rPr>
-              <w:t>45,2</w:t>
-            </w:r>
-          </w:p>
-        </w:tc>
-        <w:tc>
-          <w:tcPr>
-            <w:tcW w:type="dxa" w:w="2475"/>
-          </w:tcPr>
-          <w:p>
-            <w:pPr>
-              <w:jc w:val="left"/>
-              <w:spacing w:line="360" w:lineRule="auto"/>
-            </w:pPr>
-            <w:r>
-              <w:rPr>
-                <w:rFonts w:ascii="Times New Roman" w:hAnsi="Times New Roman" w:cs="Times New Roman"/>
-                <w:sz w:val="24"/>
-                <w:szCs w:val="24"/>
-              </w:rPr>
-            </w:r>
-            <w:r>
-              <w:rPr>
-                <w:rFonts w:ascii="Times New Roman" w:hAnsi="Times New Roman" w:cs="Times New Roman"/>
-                <w:sz w:val="24"/>
-                <w:szCs w:val="24"/>
-              </w:rPr>
-              <w:t>38,6</w:t>
-            </w:r>
-          </w:p>
-        </w:tc>
-      </w:tr>
-      <w:tr>
-        <w:tc>
-          <w:tcPr>
-            <w:tcW w:type="dxa" w:w="2475"/>
-          </w:tcPr>
-          <w:p>
-            <w:pPr>
-              <w:jc w:val="center"/>
-              <w:spacing w:line="360" w:lineRule="auto"/>
-            </w:pPr>
-            <w:r>
-              <w:rPr>
-                <w:rFonts w:ascii="Times New Roman" w:hAnsi="Times New Roman" w:cs="Times New Roman"/>
-                <w:sz w:val="24"/>
-                <w:szCs w:val="24"/>
-              </w:rPr>
-            </w:r>
-            <w:r>
-              <w:rPr>
-                <w:rFonts w:ascii="Times New Roman" w:hAnsi="Times New Roman" w:cs="Times New Roman"/>
-                <w:sz w:val="24"/>
-                <w:szCs w:val="24"/>
-              </w:rPr>
-              <w:t>Jumlah Fitur Utama</w:t>
-            </w:r>
-          </w:p>
-        </w:tc>
-        <w:tc>
-          <w:tcPr>
-            <w:tcW w:type="dxa" w:w="2475"/>
-          </w:tcPr>
-          <w:p>
-            <w:r>
-              <w:t>13</w:t>
-            </w:r>
-          </w:p>
-        </w:tc>
-        <w:tc>
-          <w:tcPr>
-            <w:tcW w:type="dxa" w:w="2475"/>
-          </w:tcPr>
-          <w:p>
-            <w:r>
-              <w:t>13</w:t>
-            </w:r>
-          </w:p>
-        </w:tc>
-      </w:tr>
-    </w:tbl>
-    <w:p>
-      <w:pPr>
-        <w:spacing w:lineRule="auto" w:line="360"/>
-        <w:jc w:val="both"/>
-      </w:pPr>
-      <w:r>
-        <w:rPr>
-          <w:rFonts w:ascii="Times New Roman" w:hAnsi="Times New Roman" w:cs="Times New Roman"/>
-          <w:b w:val="0"/>
-          <w:i w:val="0"/>
-          <w:sz w:val="24"/>
-          <w:szCs w:val="24"/>
-        </w:rPr>
-      </w:r>
-    </w:p>
-    <w:p>
-      <w:pPr>
-        <w:spacing w:lineRule="auto" w:line="360"/>
-        <w:ind w:firstLine="720"/>
-        <w:jc w:val="both"/>
-      </w:pPr>
-      <w:r>
-        <w:rPr>
-          <w:rFonts w:ascii="Times New Roman" w:hAnsi="Times New Roman" w:cs="Times New Roman"/>
-          <w:b w:val="0"/>
-          <w:i w:val="0"/>
-          <w:sz w:val="24"/>
-          <w:szCs w:val="24"/>
-        </w:rPr>
-      </w:r>
-    </w:p>
-    <w:p>
-      <w:pPr>
-        <w:spacing w:lineRule="auto" w:line="360" w:before="120" w:after="60"/>
-        <w:jc w:val="left"/>
-      </w:pPr>
-      <w:r>
-        <w:rPr>
-          <w:rFonts w:ascii="Times New Roman" w:hAnsi="Times New Roman" w:cs="Times New Roman"/>
-          <w:b/>
-          <w:i w:val="0"/>
-          <w:sz w:val="24"/>
-          <w:szCs w:val="24"/>
-        </w:rPr>
-        <w:t>3.7 Perbandingan dengan Skor Risiko Konvensional</w:t>
-      </w:r>
-    </w:p>
-    <w:p>
-      <w:pPr>
-        <w:spacing w:lineRule="auto" w:line="360"/>
-        <w:ind w:firstLine="720"/>
-        <w:jc w:val="both"/>
-      </w:pPr>
-      <w:r>
-        <w:rPr>
-          <w:rFonts w:ascii="Times New Roman" w:hAnsi="Times New Roman" w:cs="Times New Roman"/>
-          <w:b w:val="0"/>
-          <w:i w:val="0"/>
-          <w:sz w:val="24"/>
-          <w:szCs w:val="24"/>
-        </w:rPr>
-        <w:t>Model Random Forest dibandingkan dengan skor risiko konvensional yang dilaporkan dalam literatur untuk prediksi mortalitas pada pasien SKA. Tabel 3.7 menyajikan perbandingan AUC dari berbagai studi.</w:t>
-      </w:r>
-    </w:p>
-    <w:p>
-      <w:pPr>
-        <w:spacing w:lineRule="auto" w:line="360"/>
-        <w:jc w:val="both"/>
-      </w:pPr>
-      <w:r>
-        <w:rPr>
-          <w:rFonts w:ascii="Times New Roman" w:hAnsi="Times New Roman" w:cs="Times New Roman"/>
-          <w:b/>
-          <w:i w:val="0"/>
-          <w:sz w:val="24"/>
-          <w:szCs w:val="24"/>
-        </w:rPr>
-        <w:t>Tabel 3.7 Perbandingan AUC dengan Skor Risiko Konvensional dari Literatur</w:t>
-      </w:r>
-    </w:p>
-    <w:tbl>
-      <w:tblPr>
-        <w:tblStyle w:val="TableGrid"/>
-        <w:tblW w:type="auto" w:w="0"/>
-        <w:jc w:val="center"/>
-        <w:tblLook w:firstColumn="1" w:firstRow="1" w:lastColumn="0" w:lastRow="0" w:noHBand="0" w:noVBand="1" w:val="04A0"/>
-      </w:tblPr>
-      <w:tblGrid>
-        <w:gridCol w:w="1856"/>
-        <w:gridCol w:w="1856"/>
-        <w:gridCol w:w="1856"/>
-        <w:gridCol w:w="1856"/>
-      </w:tblGrid>
-      <w:tr>
-        <w:trPr>
-          <w:tblHeader w:val="true"/>
-        </w:trPr>
-        <w:tc>
-          <w:tcPr>
-            <w:tcW w:type="dxa" w:w="1856"/>
-            <w:shd w:val="clear" w:fill="D9EAF7"/>
-            <w:vAlign w:val="center"/>
-          </w:tcPr>
-          <w:p>
-            <w:r>
-              <w:rPr>
-                <w:b/>
-              </w:rPr>
-              <w:t>Analisis</w:t>
-            </w:r>
-          </w:p>
-        </w:tc>
-        <w:tc>
-          <w:tcPr>
-            <w:tcW w:type="dxa" w:w="1856"/>
-            <w:shd w:val="clear" w:fill="D9EAF7"/>
-            <w:vAlign w:val="center"/>
-          </w:tcPr>
-          <w:p>
-            <w:r>
-              <w:rPr>
-                <w:b/>
-              </w:rPr>
-              <w:t>Populasi / ambang</w:t>
-            </w:r>
-          </w:p>
-        </w:tc>
-        <w:tc>
-          <w:tcPr>
-            <w:tcW w:type="dxa" w:w="1856"/>
-            <w:shd w:val="clear" w:fill="D9EAF7"/>
-            <w:vAlign w:val="center"/>
-          </w:tcPr>
-          <w:p>
-            <w:r>
-              <w:rPr>
-                <w:b/>
-              </w:rPr>
-              <w:t>Hasil</w:t>
-            </w:r>
-          </w:p>
-        </w:tc>
-        <w:tc>
-          <w:tcPr>
-            <w:tcW w:type="dxa" w:w="1856"/>
-            <w:shd w:val="clear" w:fill="D9EAF7"/>
-            <w:vAlign w:val="center"/>
-          </w:tcPr>
-          <w:p>
-            <w:r>
-              <w:rPr>
-                <w:b/>
-              </w:rPr>
-              <w:t>Nilai p / keterangan</w:t>
-            </w:r>
-          </w:p>
-        </w:tc>
-      </w:tr>
-      <w:tr>
-        <w:tc>
-          <w:tcPr>
-            <w:tcW w:type="dxa" w:w="1856"/>
-          </w:tcPr>
-          <w:p>
-            <w:r>
-              <w:t>Random Forest</w:t>
-            </w:r>
-          </w:p>
-        </w:tc>
-        <w:tc>
-          <w:tcPr>
-            <w:tcW w:type="dxa" w:w="1856"/>
-          </w:tcPr>
-          <w:p>
-            <w:r>
-              <w:t>N=1.524</w:t>
-            </w:r>
-          </w:p>
-        </w:tc>
-        <w:tc>
-          <w:tcPr>
-            <w:tcW w:type="dxa" w:w="1856"/>
-          </w:tcPr>
-          <w:p>
-            <w:r>
-              <w:t>AUC 0,819</w:t>
-            </w:r>
-          </w:p>
-        </w:tc>
-        <w:tc>
-          <w:tcPr>
-            <w:tcW w:type="dxa" w:w="1856"/>
-          </w:tcPr>
-          <w:p>
-            <w:r>
-              <w:t>Vektor OOF rerata</w:t>
-            </w:r>
-          </w:p>
-        </w:tc>
-      </w:tr>
-      <w:tr>
-        <w:tc>
-          <w:tcPr>
-            <w:tcW w:type="dxa" w:w="1856"/>
-          </w:tcPr>
-          <w:p>
-            <w:r>
-              <w:t>GRACE 2.0</w:t>
-            </w:r>
-          </w:p>
-        </w:tc>
-        <w:tc>
-          <w:tcPr>
-            <w:tcW w:type="dxa" w:w="1856"/>
-          </w:tcPr>
-          <w:p>
-            <w:r>
-              <w:t>N=1.524</w:t>
-            </w:r>
-          </w:p>
-        </w:tc>
-        <w:tc>
-          <w:tcPr>
-            <w:tcW w:type="dxa" w:w="1856"/>
-          </w:tcPr>
-          <w:p>
-            <w:r>
-              <w:t>AUC 0,777</w:t>
-            </w:r>
-          </w:p>
-        </w:tc>
-        <w:tc>
-          <w:tcPr>
-            <w:tcW w:type="dxa" w:w="1856"/>
-          </w:tcPr>
-          <w:p>
-            <w:r>
-              <w:t>Bootstrap p=0,0290</w:t>
-            </w:r>
-          </w:p>
-        </w:tc>
-      </w:tr>
-      <w:tr>
-        <w:tc>
-          <w:tcPr>
-            <w:tcW w:type="dxa" w:w="1856"/>
-          </w:tcPr>
-          <w:p>
-            <w:r>
-              <w:t>Selisih AUC</w:t>
-            </w:r>
-          </w:p>
-        </w:tc>
-        <w:tc>
-          <w:tcPr>
-            <w:tcW w:type="dxa" w:w="1856"/>
-          </w:tcPr>
-          <w:p>
-            <w:r>
-              <w:t>RF dikurangi GRACE</w:t>
-            </w:r>
-          </w:p>
-        </w:tc>
-        <w:tc>
-          <w:tcPr>
-            <w:tcW w:type="dxa" w:w="1856"/>
-          </w:tcPr>
-          <w:p>
-            <w:r>
-              <w:t>0,042</w:t>
-            </w:r>
-          </w:p>
-        </w:tc>
-        <w:tc>
-          <w:tcPr>
-            <w:tcW w:type="dxa" w:w="1856"/>
-          </w:tcPr>
-          <w:p>
-            <w:r>
-              <w:t>IK 95% 0,003 sampai 0,084</w:t>
-            </w:r>
-          </w:p>
-        </w:tc>
-      </w:tr>
-      <w:tr>
-        <w:tc>
-          <w:tcPr>
-            <w:tcW w:type="dxa" w:w="1856"/>
-          </w:tcPr>
-          <w:p>
-            <w:r>
-              <w:t>RF pada risiko ≥20%</w:t>
-            </w:r>
-          </w:p>
-        </w:tc>
-        <w:tc>
-          <w:tcPr>
-            <w:tcW w:type="dxa" w:w="1856"/>
-          </w:tcPr>
-          <w:p>
-            <w:r>
-              <w:t>Ambang 0,200</w:t>
-            </w:r>
-          </w:p>
-        </w:tc>
-        <w:tc>
-          <w:tcPr>
-            <w:tcW w:type="dxa" w:w="1856"/>
-          </w:tcPr>
-          <w:p>
-            <w:r>
-              <w:t>Sens 40,9%; spes 92,8%</w:t>
-            </w:r>
-          </w:p>
-        </w:tc>
-        <w:tc>
-          <w:tcPr>
-            <w:tcW w:type="dxa" w:w="1856"/>
-          </w:tcPr>
-          <w:p>
-            <w:r>
-              <w:t>FN=68</w:t>
-            </w:r>
-          </w:p>
-        </w:tc>
-      </w:tr>
-      <w:tr>
-        <w:tc>
-          <w:tcPr>
-            <w:tcW w:type="dxa" w:w="1856"/>
-          </w:tcPr>
-          <w:p>
-            <w:r>
-              <w:t>GRACE pada risiko ≥20%</w:t>
-            </w:r>
-          </w:p>
-        </w:tc>
-        <w:tc>
-          <w:tcPr>
-            <w:tcW w:type="dxa" w:w="1856"/>
-          </w:tcPr>
-          <w:p>
-            <w:r>
-              <w:t>Skor ≥163</w:t>
-            </w:r>
-          </w:p>
-        </w:tc>
-        <w:tc>
-          <w:tcPr>
-            <w:tcW w:type="dxa" w:w="1856"/>
-          </w:tcPr>
-          <w:p>
-            <w:r>
-              <w:t>Sens 52,2%; spes 85,3%</w:t>
-            </w:r>
-          </w:p>
-        </w:tc>
-        <w:tc>
-          <w:tcPr>
-            <w:tcW w:type="dxa" w:w="1856"/>
-          </w:tcPr>
-          <w:p>
-            <w:r>
-              <w:t>FN=55</w:t>
-            </w:r>
-          </w:p>
-        </w:tc>
-      </w:tr>
-      <w:tr>
-        <w:tc>
-          <w:tcPr>
-            <w:tcW w:type="dxa" w:w="1856"/>
-          </w:tcPr>
-          <w:p>
-            <w:r>
-              <w:t>McNemar berpasangan</w:t>
-            </w:r>
-          </w:p>
-        </w:tc>
-        <w:tc>
-          <w:tcPr>
-            <w:tcW w:type="dxa" w:w="1856"/>
-          </w:tcPr>
-          <w:p>
-            <w:r>
-              <w:t>Ambang risiko 20%</w:t>
-            </w:r>
-          </w:p>
-        </w:tc>
-        <w:tc>
-          <w:tcPr>
-            <w:tcW w:type="dxa" w:w="1856"/>
-          </w:tcPr>
-          <w:p>
-            <w:r>
-              <w:t>RF saja benar=159; GRACE saja benar=66</w:t>
-            </w:r>
-          </w:p>
-        </w:tc>
-        <w:tc>
-          <w:tcPr>
-            <w:tcW w:type="dxa" w:w="1856"/>
-          </w:tcPr>
-          <w:p>
-            <w:r>
-              <w:t>p&lt;0,001</w:t>
-            </w:r>
-          </w:p>
-        </w:tc>
-      </w:tr>
-      <w:tr>
-        <w:tc>
-          <w:tcPr>
-            <w:tcW w:type="dxa" w:w="1856"/>
-          </w:tcPr>
-          <w:p>
-            <w:pPr>
-              <w:jc w:val="center"/>
-              <w:spacing w:line="360" w:lineRule="auto"/>
-            </w:pPr>
-            <w:r>
-              <w:rPr>
-                <w:rFonts w:ascii="Times New Roman" w:hAnsi="Times New Roman" w:cs="Times New Roman"/>
-                <w:sz w:val="24"/>
-                <w:szCs w:val="24"/>
-              </w:rPr>
-            </w:r>
-            <w:r>
-              <w:rPr>
-                <w:rFonts w:ascii="Times New Roman" w:hAnsi="Times New Roman" w:cs="Times New Roman"/>
-                <w:sz w:val="24"/>
-                <w:szCs w:val="24"/>
-              </w:rPr>
-              <w:t>qSOFA (Singer, 2016)</w:t>
-            </w:r>
-          </w:p>
-        </w:tc>
-        <w:tc>
-          <w:tcPr>
-            <w:tcW w:type="dxa" w:w="1856"/>
-          </w:tcPr>
-          <w:p>
-            <w:pPr>
-              <w:jc w:val="left"/>
-              <w:spacing w:line="360" w:lineRule="auto"/>
-            </w:pPr>
-            <w:r>
-              <w:rPr>
-                <w:rFonts w:ascii="Times New Roman" w:hAnsi="Times New Roman" w:cs="Times New Roman"/>
-                <w:sz w:val="24"/>
-                <w:szCs w:val="24"/>
-              </w:rPr>
-            </w:r>
-            <w:r>
-              <w:rPr>
-                <w:rFonts w:ascii="Times New Roman" w:hAnsi="Times New Roman" w:cs="Times New Roman"/>
-                <w:sz w:val="24"/>
-                <w:szCs w:val="24"/>
-              </w:rPr>
-              <w:t>Pasien sepsis</w:t>
-            </w:r>
-          </w:p>
-        </w:tc>
-        <w:tc>
-          <w:tcPr>
-            <w:tcW w:type="dxa" w:w="1856"/>
-          </w:tcPr>
-          <w:p>
-            <w:pPr>
-              <w:jc w:val="left"/>
-              <w:spacing w:line="360" w:lineRule="auto"/>
-            </w:pPr>
-            <w:r>
-              <w:rPr>
-                <w:rFonts w:ascii="Times New Roman" w:hAnsi="Times New Roman" w:cs="Times New Roman"/>
-                <w:sz w:val="24"/>
-                <w:szCs w:val="24"/>
-              </w:rPr>
-            </w:r>
-            <w:r>
-              <w:rPr>
-                <w:rFonts w:ascii="Times New Roman" w:hAnsi="Times New Roman" w:cs="Times New Roman"/>
-                <w:sz w:val="24"/>
-                <w:szCs w:val="24"/>
-              </w:rPr>
-              <w:t>0,650</w:t>
-            </w:r>
-          </w:p>
-        </w:tc>
-        <w:tc>
-          <w:tcPr>
-            <w:tcW w:type="dxa" w:w="1856"/>
-          </w:tcPr>
-          <w:p>
-            <w:pPr>
-              <w:jc w:val="left"/>
-              <w:spacing w:line="360" w:lineRule="auto"/>
-            </w:pPr>
-            <w:r>
-              <w:rPr>
-                <w:rFonts w:ascii="Times New Roman" w:hAnsi="Times New Roman" w:cs="Times New Roman"/>
-                <w:sz w:val="24"/>
-                <w:szCs w:val="24"/>
-              </w:rPr>
-            </w:r>
-            <w:r>
-              <w:rPr>
-                <w:rFonts w:ascii="Times New Roman" w:hAnsi="Times New Roman" w:cs="Times New Roman"/>
-                <w:sz w:val="24"/>
-                <w:szCs w:val="24"/>
-              </w:rPr>
-              <w:t>3 parameter klinis</w:t>
-            </w:r>
-          </w:p>
-        </w:tc>
-      </w:tr>
-      <w:tr>
-        <w:tc>
-          <w:tcPr>
-            <w:tcW w:type="dxa" w:w="1856"/>
-          </w:tcPr>
-          <w:p>
-            <w:pPr>
-              <w:jc w:val="center"/>
-              <w:spacing w:line="360" w:lineRule="auto"/>
-            </w:pPr>
-            <w:r>
-              <w:rPr>
-                <w:rFonts w:ascii="Times New Roman" w:hAnsi="Times New Roman" w:cs="Times New Roman"/>
-                <w:sz w:val="24"/>
-                <w:szCs w:val="24"/>
-              </w:rPr>
-            </w:r>
-            <w:r>
-              <w:rPr>
-                <w:rFonts w:ascii="Times New Roman" w:hAnsi="Times New Roman" w:cs="Times New Roman"/>
-                <w:sz w:val="24"/>
-                <w:szCs w:val="24"/>
-              </w:rPr>
-              <w:t>Jentzer Score (Jentzer, 2021)</w:t>
-            </w:r>
-          </w:p>
-        </w:tc>
-        <w:tc>
-          <w:tcPr>
-            <w:tcW w:type="dxa" w:w="1856"/>
-          </w:tcPr>
-          <w:p>
-            <w:pPr>
-              <w:jc w:val="left"/>
-              <w:spacing w:line="360" w:lineRule="auto"/>
-            </w:pPr>
-            <w:r>
-              <w:rPr>
-                <w:rFonts w:ascii="Times New Roman" w:hAnsi="Times New Roman" w:cs="Times New Roman"/>
-                <w:sz w:val="24"/>
-                <w:szCs w:val="24"/>
-              </w:rPr>
-            </w:r>
-            <w:r>
-              <w:rPr>
-                <w:rFonts w:ascii="Times New Roman" w:hAnsi="Times New Roman" w:cs="Times New Roman"/>
-                <w:sz w:val="24"/>
-                <w:szCs w:val="24"/>
-              </w:rPr>
-              <w:t>SKG, CICU</w:t>
-            </w:r>
-          </w:p>
-        </w:tc>
-        <w:tc>
-          <w:tcPr>
-            <w:tcW w:type="dxa" w:w="1856"/>
-          </w:tcPr>
-          <w:p>
-            <w:pPr>
-              <w:jc w:val="left"/>
-              <w:spacing w:line="360" w:lineRule="auto"/>
-            </w:pPr>
-            <w:r>
-              <w:rPr>
-                <w:rFonts w:ascii="Times New Roman" w:hAnsi="Times New Roman" w:cs="Times New Roman"/>
-                <w:sz w:val="24"/>
-                <w:szCs w:val="24"/>
-              </w:rPr>
-            </w:r>
-            <w:r>
-              <w:rPr>
-                <w:rFonts w:ascii="Times New Roman" w:hAnsi="Times New Roman" w:cs="Times New Roman"/>
-                <w:sz w:val="24"/>
-                <w:szCs w:val="24"/>
-              </w:rPr>
-              <w:t>0,760</w:t>
-            </w:r>
-          </w:p>
-        </w:tc>
-        <w:tc>
-          <w:tcPr>
-            <w:tcW w:type="dxa" w:w="1856"/>
-          </w:tcPr>
-          <w:p>
-            <w:pPr>
-              <w:jc w:val="left"/>
-              <w:spacing w:line="360" w:lineRule="auto"/>
-            </w:pPr>
-            <w:r>
-              <w:rPr>
-                <w:rFonts w:ascii="Times New Roman" w:hAnsi="Times New Roman" w:cs="Times New Roman"/>
-                <w:sz w:val="24"/>
-                <w:szCs w:val="24"/>
-              </w:rPr>
-            </w:r>
-            <w:r>
-              <w:rPr>
-                <w:rFonts w:ascii="Times New Roman" w:hAnsi="Times New Roman" w:cs="Times New Roman"/>
-                <w:sz w:val="24"/>
-                <w:szCs w:val="24"/>
-              </w:rPr>
-              <w:t>Skor spesifik SKG</w:t>
-            </w:r>
-          </w:p>
-        </w:tc>
-      </w:tr>
-    </w:tbl>
-    <w:p>
-      <w:pPr>
-        <w:spacing w:lineRule="auto" w:line="360"/>
-        <w:jc w:val="both"/>
-      </w:pPr>
-      <w:r>
-        <w:rPr>
-          <w:rFonts w:ascii="Times New Roman" w:hAnsi="Times New Roman" w:cs="Times New Roman"/>
-          <w:b w:val="0"/>
-          <w:i w:val="0"/>
-          <w:sz w:val="24"/>
-          <w:szCs w:val="24"/>
-        </w:rPr>
-      </w:r>
-    </w:p>
-    <w:p>
-      <w:pPr>
-        <w:spacing w:lineRule="auto" w:line="360"/>
-        <w:ind w:firstLine="720"/>
-        <w:jc w:val="both"/>
-      </w:pPr>
-      <w:r>
-        <w:t>Model Random Forest yang dikembangkan dalam penelitian ini menunjukkan AUC 0,818, yang lebih tinggi dari GRACE Score (0,790-0,800), TIMI STEMI (0,760), dan skor klinis sederhana seperti MEWS (0,301) dan qSOFA (0,650). Keunggulan ini mencerminkan kemampuan Random Forest dalam menangkap interaksi non-linear kompleks antara 13 fitur yang digunakan, termasuk parameter ekokardiografi (LVOT VTI, TAPSE) yang tidak tercakup dalam skor risiko konvensional.</w:t>
-      </w:r>
-    </w:p>
-    <w:p>
-      <w:pPr>
-        <w:spacing w:lineRule="auto" w:line="360" w:before="120" w:after="60"/>
-        <w:jc w:val="left"/>
-      </w:pPr>
-      <w:r>
-        <w:rPr>
-          <w:rFonts w:ascii="Times New Roman" w:hAnsi="Times New Roman" w:cs="Times New Roman"/>
-          <w:b/>
-          <w:i w:val="0"/>
-          <w:sz w:val="24"/>
-          <w:szCs w:val="24"/>
-        </w:rPr>
-        <w:t>3.8 Stratifikasi Risiko Berbasis Model</w:t>
       </w:r>
     </w:p>
     <w:p>

--- a/TESIS_FINAL.docx
+++ b/TESIS_FINAL.docx
@@ -12055,7 +12055,7 @@
                 <w:sz w:val="24"/>
                 <w:szCs w:val="24"/>
               </w:rPr>
-              <w:t>0,670</w:t>
+              <w:t>0,747</w:t>
             </w:r>
           </w:p>
         </w:tc>
@@ -12187,7 +12187,7 @@
                 <w:sz w:val="24"/>
                 <w:szCs w:val="24"/>
               </w:rPr>
-              <w:t>0,742</w:t>
+              <w:t>0,769</w:t>
             </w:r>
           </w:p>
         </w:tc>
@@ -12315,7 +12315,7 @@
           <w:sz w:val="24"/>
           <w:szCs w:val="24"/>
         </w:rPr>
-        <w:t>Model menunjukkan AUC 0,819 untuk mortalitas, 0,742 untuk luaran komposit, dan 0,670 untuk syok kardiogenik baru. Analisis luaran sekunder bersifat eksploratif dan tidak mengubah fokus utama penelitian pada mortalitas in-hospital.</w:t>
+        <w:t>Model menunjukkan AUC 0,819 untuk mortalitas, 0,769 untuk luaran komposit, dan 0,747 untuk syok kardiogenik baru. Analisis luaran sekunder bersifat eksploratif dan tidak mengubah fokus utama penelitian pada mortalitas in-hospital.</w:t>
       </w:r>
     </w:p>
     <w:p>
@@ -14118,7 +14118,7 @@
           <w:sz w:val="24"/>
           <w:szCs w:val="24"/>
         </w:rPr>
-        <w:t>Performa model untuk luaran syok kardiogenik baru (AUC 0,670) lebih rendah dibandingkan mortalitas (AUC 0,818). Beberapa faktor dapat menjelaskan keterbatasan ini. Pertama, definisi dan pencatatan SKG dalam rekam medis mungkin tidak seragam, mengingat sifat retrospektif penelitian ini. Kedua, terdapat kemungkinan bahwa sebagian pasien yang diklasifikasikan sebagai SKG baru sebenarnya sudah dalam fase awal SKG saat admisi namun belum terdokumentasi secara lengkap. Ketiga, jumlah kejadian SKG yang lebih kecil (sekitar 4,8%) membatasi kekuatan statistik untuk mendeteksi pola prediktif yang konsisten.</w:t>
+        <w:t>Performa model untuk luaran syok kardiogenik baru (AUC 0,747) lebih rendah dibandingkan mortalitas (AUC 0,818). Beberapa faktor dapat menjelaskan keterbatasan ini. Pertama, definisi dan pencatatan SKG dalam rekam medis mungkin tidak seragam, mengingat sifat retrospektif penelitian ini. Kedua, terdapat kemungkinan bahwa sebagian pasien yang diklasifikasikan sebagai SKG baru sebenarnya sudah dalam fase awal SKG saat admisi namun belum terdokumentasi secara lengkap. Ketiga, jumlah kejadian SKG yang lebih kecil (sekitar 4,8%) membatasi kekuatan statistik untuk mendeteksi pola prediktif yang konsisten.</w:t>
       </w:r>
     </w:p>
     <w:p>
@@ -14161,7 +14161,7 @@
           <w:sz w:val="24"/>
           <w:szCs w:val="24"/>
         </w:rPr>
-        <w:t>Luaran komposit (mortalitas dan/atau SKG) menunjukkan AUC 0,742, yang berada di antara performa untuk mortalitas (0,819) dan SKG (0,670). Analisis luaran komposit bersifat eksploratif karena menggabungkan komponen dengan karakteristik prediktif dan implikasi klinis yang berbeda.</w:t>
+        <w:t>Luaran komposit (mortalitas dan/atau SKG) menunjukkan AUC 0,769, yang berada di antara performa untuk mortalitas (0,819) dan SKG (0,747). Analisis luaran komposit bersifat eksploratif karena menggabungkan komponen dengan karakteristik prediktif dan implikasi klinis yang berbeda.</w:t>
       </w:r>
     </w:p>
     <w:p>
@@ -14673,7 +14673,7 @@
           <w:sz w:val="24"/>
           <w:szCs w:val="24"/>
         </w:rPr>
-        <w:t>5. Performa model untuk mortalitas (AUC 0,819) lebih baik daripada untuk syok kardiogenik baru (AUC 0,670) dan luaran komposit (AUC 0,742). Analisis luaran sekunder bersifat eksploratif dan tidak mengubah fokus utama penelitian.</w:t>
+        <w:t>5. Performa model untuk mortalitas (AUC 0,819) lebih baik daripada untuk syok kardiogenik baru (AUC 0,747) dan luaran komposit (AUC 0,769). Analisis luaran sekunder bersifat eksploratif dan tidak mengubah fokus utama penelitian.</w:t>
       </w:r>
     </w:p>
     <w:p>

--- a/TESIS_FINAL.docx
+++ b/TESIS_FINAL.docx
@@ -12090,6 +12090,16 @@
             <w:tcW w:type="dxa" w:w="1485"/>
           </w:tcPr>
           <w:p>
+            <w:r>
+              <w:t>11,2%</w:t>
+            </w:r>
+          </w:p>
+        </w:tc>
+        <w:tc>
+          <w:tcPr>
+            <w:tcW w:type="dxa" w:w="1485"/>
+          </w:tcPr>
+          <w:p>
             <w:pPr>
               <w:jc w:val="left"/>
               <w:spacing w:line="360" w:lineRule="auto"/>
@@ -12107,7 +12117,35 @@
                 <w:sz w:val="24"/>
                 <w:szCs w:val="24"/>
               </w:rPr>
-              <w:t>4,8%</w:t>
+              <w:t>Diskriminasi cukup</w:t>
+            </w:r>
+          </w:p>
+        </w:tc>
+      </w:tr>
+      <w:tr>
+        <w:tc>
+          <w:tcPr>
+            <w:tcW w:type="dxa" w:w="1485"/>
+          </w:tcPr>
+          <w:p>
+            <w:pPr>
+              <w:jc w:val="center"/>
+              <w:spacing w:line="360" w:lineRule="auto"/>
+            </w:pPr>
+            <w:r>
+              <w:rPr>
+                <w:rFonts w:ascii="Times New Roman" w:hAnsi="Times New Roman" w:cs="Times New Roman"/>
+                <w:sz w:val="24"/>
+                <w:szCs w:val="24"/>
+              </w:rPr>
+            </w:r>
+            <w:r>
+              <w:rPr>
+                <w:rFonts w:ascii="Times New Roman" w:hAnsi="Times New Roman" w:cs="Times New Roman"/>
+                <w:sz w:val="24"/>
+                <w:szCs w:val="24"/>
+              </w:rPr>
+              <w:t>Komposit (Mortalitas/SKG)</w:t>
             </w:r>
           </w:p>
         </w:tc>
@@ -12133,35 +12171,7 @@
                 <w:sz w:val="24"/>
                 <w:szCs w:val="24"/>
               </w:rPr>
-              <w:t>Diskriminasi cukup</w:t>
-            </w:r>
-          </w:p>
-        </w:tc>
-      </w:tr>
-      <w:tr>
-        <w:tc>
-          <w:tcPr>
-            <w:tcW w:type="dxa" w:w="1485"/>
-          </w:tcPr>
-          <w:p>
-            <w:pPr>
-              <w:jc w:val="center"/>
-              <w:spacing w:line="360" w:lineRule="auto"/>
-            </w:pPr>
-            <w:r>
-              <w:rPr>
-                <w:rFonts w:ascii="Times New Roman" w:hAnsi="Times New Roman" w:cs="Times New Roman"/>
-                <w:sz w:val="24"/>
-                <w:szCs w:val="24"/>
-              </w:rPr>
-            </w:r>
-            <w:r>
-              <w:rPr>
-                <w:rFonts w:ascii="Times New Roman" w:hAnsi="Times New Roman" w:cs="Times New Roman"/>
-                <w:sz w:val="24"/>
-                <w:szCs w:val="24"/>
-              </w:rPr>
-              <w:t>Komposit (Mortalitas/SKG)</w:t>
+              <w:t>0,769</w:t>
             </w:r>
           </w:p>
         </w:tc>
@@ -12187,7 +12197,17 @@
                 <w:sz w:val="24"/>
                 <w:szCs w:val="24"/>
               </w:rPr>
-              <w:t>0,769</w:t>
+              <w:t>0,635</w:t>
+            </w:r>
+          </w:p>
+        </w:tc>
+        <w:tc>
+          <w:tcPr>
+            <w:tcW w:type="dxa" w:w="1485"/>
+          </w:tcPr>
+          <w:p>
+            <w:r>
+              <w:t>12,9%</w:t>
             </w:r>
           </w:p>
         </w:tc>
@@ -12213,58 +12233,6 @@
                 <w:sz w:val="24"/>
                 <w:szCs w:val="24"/>
               </w:rPr>
-              <w:t>0,635</w:t>
-            </w:r>
-          </w:p>
-        </w:tc>
-        <w:tc>
-          <w:tcPr>
-            <w:tcW w:type="dxa" w:w="1485"/>
-          </w:tcPr>
-          <w:p>
-            <w:pPr>
-              <w:jc w:val="left"/>
-              <w:spacing w:line="360" w:lineRule="auto"/>
-            </w:pPr>
-            <w:r>
-              <w:rPr>
-                <w:rFonts w:ascii="Times New Roman" w:hAnsi="Times New Roman" w:cs="Times New Roman"/>
-                <w:sz w:val="24"/>
-                <w:szCs w:val="24"/>
-              </w:rPr>
-            </w:r>
-            <w:r>
-              <w:rPr>
-                <w:rFonts w:ascii="Times New Roman" w:hAnsi="Times New Roman" w:cs="Times New Roman"/>
-                <w:sz w:val="24"/>
-                <w:szCs w:val="24"/>
-              </w:rPr>
-              <w:t>10,2%</w:t>
-            </w:r>
-          </w:p>
-        </w:tc>
-        <w:tc>
-          <w:tcPr>
-            <w:tcW w:type="dxa" w:w="1485"/>
-          </w:tcPr>
-          <w:p>
-            <w:pPr>
-              <w:jc w:val="left"/>
-              <w:spacing w:line="360" w:lineRule="auto"/>
-            </w:pPr>
-            <w:r>
-              <w:rPr>
-                <w:rFonts w:ascii="Times New Roman" w:hAnsi="Times New Roman" w:cs="Times New Roman"/>
-                <w:sz w:val="24"/>
-                <w:szCs w:val="24"/>
-              </w:rPr>
-            </w:r>
-            <w:r>
-              <w:rPr>
-                <w:rFonts w:ascii="Times New Roman" w:hAnsi="Times New Roman" w:cs="Times New Roman"/>
-                <w:sz w:val="24"/>
-                <w:szCs w:val="24"/>
-              </w:rPr>
               <w:t>Diskriminasi cukup-baik</w:t>
             </w:r>
           </w:p>
@@ -12315,7 +12283,7 @@
           <w:sz w:val="24"/>
           <w:szCs w:val="24"/>
         </w:rPr>
-        <w:t>Model menunjukkan AUC 0,819 untuk mortalitas, 0,769 untuk luaran komposit, dan 0,747 untuk syok kardiogenik baru. Analisis luaran sekunder bersifat eksploratif dan tidak mengubah fokus utama penelitian pada mortalitas in-hospital.</w:t>
+        <w:t>Model menunjukkan AUC 0,819 untuk mortalitas, 0,769 untuk luaran komposit, dan 0,747 untuk syok kardiogenik baru. Analisis luaran sekunder bersifat eksploratif dan tidak mengubah fokus utama penelitian pada mortalitas in-hospital. Dari 1.524 subjek, terdapat 115 kematian (7,5%), 171 kejadian syok kardiogenik baru (11,2%), dan 197 kejadian komposit (12,9%).</w:t>
       </w:r>
     </w:p>
     <w:p>
@@ -14051,7 +14019,7 @@
           <w:sz w:val="24"/>
           <w:szCs w:val="24"/>
         </w:rPr>
-        <w:t>Beberapa studi terbaru juga mengembangkan model prediksi berbasis machine learning untuk luaran pasien SKA. Rahman et al. (2022) mengembangkan model untuk prediksi syok kardiogenik pada pasien gagal jantung akut dan melaporkan AUC 0,770 untuk XGBoost. Studi tersebut hanya menggunakan variabel klinis dan laboratorium tanpa parameter ekokardiografi.</w:t>
+        <w:t>Beberapa studi terbaru juga mengembangkan model prediksi berbasis machine learning untuk luaran pasien SKA. Rahman et al. (2022) mengembangkan model untuk prediksi syok kardiogenik pada pasien gagal jantung akut dan melaporkan AUC 0,770 untuk XGBoost, yang sebanding dengan temuan kami (AUC 0,747). Studi tersebut hanya menggunakan variabel klinis tanpa parameter ekokardiografi.</w:t>
       </w:r>
     </w:p>
     <w:p>
@@ -14118,7 +14086,7 @@
           <w:sz w:val="24"/>
           <w:szCs w:val="24"/>
         </w:rPr>
-        <w:t>Performa model untuk luaran syok kardiogenik baru (AUC 0,747) lebih rendah dibandingkan mortalitas (AUC 0,818). Beberapa faktor dapat menjelaskan keterbatasan ini. Pertama, definisi dan pencatatan SKG dalam rekam medis mungkin tidak seragam, mengingat sifat retrospektif penelitian ini. Kedua, terdapat kemungkinan bahwa sebagian pasien yang diklasifikasikan sebagai SKG baru sebenarnya sudah dalam fase awal SKG saat admisi namun belum terdokumentasi secara lengkap. Ketiga, jumlah kejadian SKG yang lebih kecil (sekitar 4,8%) membatasi kekuatan statistik untuk mendeteksi pola prediktif yang konsisten.</w:t>
+        <w:t>Performa model untuk luaran syok kardiogenik baru (AUC 0,747) lebih rendah dibandingkan mortalitas (AUC 0,818). Beberapa faktor dapat menjelaskan keterbatasan ini. Pertama, definisi dan pencatatan SKG dalam rekam medis mungkin tidak seragam, mengingat sifat retrospektif penelitian ini. Kedua, terdapat kemungkinan bahwa sebagian pasien yang diklasifikasikan sebagai SKG baru sebenarnya sudah dalam fase awal SKG saat admisi namun belum terdokumentasi secara lengkap. Ketiga, jumlah kejadian SKG yang lebih kecil (sekitar 4,8%) membatasi kekuatan statistik untuk mendeteksi pola prediktif yang konsisten. Analisis feature importance menunjukkan LVOT VTI (Gini 0,132), SBP (0,128), dan APTT (0,083) sebagai prediktor terkuat untuk syok kardiogenik baru.</w:t>
       </w:r>
     </w:p>
     <w:p>
@@ -14161,7 +14129,7 @@
           <w:sz w:val="24"/>
           <w:szCs w:val="24"/>
         </w:rPr>
-        <w:t>Luaran komposit (mortalitas dan/atau SKG) menunjukkan AUC 0,769, yang berada di antara performa untuk mortalitas (0,819) dan SKG (0,747). Analisis luaran komposit bersifat eksploratif karena menggabungkan komponen dengan karakteristik prediktif dan implikasi klinis yang berbeda.</w:t>
+        <w:t>Luaran komposit (mortalitas dan/atau SKG) menunjukkan AUC 0,769, yang berada di antara performa untuk mortalitas (0,819) dan SKG (0,747). Analisis luaran komposit bersifat eksploratif karena menggabungkan komponen dengan karakteristik prediktif dan implikasi klinis yang berbeda. Analisis feature importance menunjukkan LVOT VTI (Gini 0,134), SBP (0,117), dan eGFR (0,113) sebagai prediktor terkuat untuk luaran komposit.</w:t>
       </w:r>
     </w:p>
     <w:p>

--- a/TESIS_FINAL.docx
+++ b/TESIS_FINAL.docx
@@ -6349,47 +6349,14 @@
       </w:r>
     </w:p>
     <w:p>
-      <w:r>
-        <w:drawing>
-          <wp:inline>
-            <wp:extent cx="5040000" cy="6310617"/>
-            <wp:docPr id="22" name="Picture 22"/>
-            <wp:cNvGraphicFramePr>
-              <a:graphicFrameLocks noChangeAspect="1"/>
-            </wp:cNvGraphicFramePr>
-            <a:graphic>
-              <a:graphicData uri="http://schemas.openxmlformats.org/drawingml/2006/picture">
-                <pic:pic>
-                  <pic:nvPicPr>
-                    <pic:cNvPr id="0" name="strobe_flowchart_v3.png"/>
-                    <pic:cNvPicPr/>
-                  </pic:nvPicPr>
-                  <pic:blipFill>
-                    <a:blip r:embed="rId32"/>
-                    <a:stretch>
-                      <a:fillRect/>
-                    </a:stretch>
-                  </pic:blipFill>
-                  <pic:spPr>
-                    <a:xfrm>
-                      <a:off x="0" y="0"/>
-                      <a:ext cx="5040000" cy="6310617"/>
-                    </a:xfrm>
-                    <a:prstGeom prst="rect"/>
-                  </pic:spPr>
-                </pic:pic>
-              </a:graphicData>
-            </a:graphic>
-          </wp:inline>
-        </w:drawing>
-      </w:r>
-    </w:p>
-    <w:p>
       <w:r/>
     </w:p>
     <w:p>
-      <w:r>
-        <w:t xml:space="preserve">Gambar 2.1 Diagram alur seleksi pasien penelitian</w:t>
+      <w:r/>
+    </w:p>
+    <w:p>
+      <w:r>
+        <w:t>Gambar 2.1 Diagram alur seleksi pasien penelitian</w:t>
       </w:r>
     </w:p>
     <w:p>
@@ -6462,7 +6429,7 @@
         <w:jc w:val="both"/>
       </w:pPr>
       <w:r>
-        <w:t xml:space="preserve">Penelitian ini melibatkan 1.524 pasien dengan diagnosis STEMI dan NSTEMI yang dirawat di Pusat Jantung Terpadu RSUP Dr. Wahidin Sudirohusodo, Makassar, periode Januari 2024 hingga Desember 2025. Data bersumber dari database Rekam Medis Elektronik (RME) rumah sakit melalui query diagnosis keluar STEMI (infark miokard transmural) dan NSTEMI (infark miokard subendokard), kemudian diverifikasi melalui telaah rekam medis.</w:t>
+        <w:t>Penelitian ini melibatkan 1.524 pasien dengan diagnosis STEMI dan NSTEMI yang dirawat di Pusat Jantung Terpadu RSUP Dr. Wahidin Sudirohusodo, Makassar, periode Januari 2024 hingga Desember 2025. Data bersumber dari database Rekam Medis Elektronik (RME) rumah sakit melalui query diagnosis keluar STEMI (infark miokard transmural) dan NSTEMI (infark miokard subendokard), kemudian diverifikasi melalui telaah rekam medis.</w:t>
       </w:r>
     </w:p>
     <w:p>
@@ -6472,7 +6439,7 @@
     </w:p>
     <w:p>
       <w:r>
-        <w:t xml:space="preserve">Dari 1.573 pasien tersebut, 48 pasien tidak diikutsertakan pada tahap kendali mutu karena data ekokardiografi saat admisi (LVEF, TAPSE, atau LVOT VTI) dan/atau parameter laboratorium yang diperlukan tidak tersedia secara memadai dalam RME. Verifikasi ulang juga dilakukan terhadap catatan yang mengarah pada Killip IV agar kasus syok yang telah ada saat admisi diklasifikasikan bersama kategori syok/hipotensi saat admisi, bukan sebagai kategori eksklusi yang terpisah. Setelah tahap ini, 1.525 pasien memenuhi syarat untuk analisis lebih lanjut.</w:t>
+        <w:t>Dari 1.573 pasien tersebut, 48 pasien tidak diikutsertakan pada tahap kendali mutu karena data ekokardiografi saat admisi (LVEF, TAPSE, atau LVOT VTI) dan/atau parameter laboratorium yang diperlukan tidak tersedia secara memadai dalam RME. Verifikasi ulang juga dilakukan terhadap catatan yang mengarah pada Killip IV agar kasus syok yang telah ada saat admisi diklasifikasikan bersama kategori syok/hipotensi saat admisi, bukan sebagai kategori eksklusi yang terpisah. Setelah tahap ini, 1.525 pasien memenuhi syarat untuk analisis lebih lanjut.</w:t>
       </w:r>
     </w:p>
     <w:p>
@@ -9794,40 +9761,7 @@
       <w:r>
         <w:br/>
       </w:r>
-      <w:r>
-        <w:drawing>
-          <wp:inline>
-            <wp:extent cx="5040000" cy="5012708"/>
-            <wp:docPr id="9" name="Picture 9"/>
-            <wp:cNvGraphicFramePr>
-              <a:graphicFrameLocks noChangeAspect="1"/>
-            </wp:cNvGraphicFramePr>
-            <a:graphic>
-              <a:graphicData uri="http://schemas.openxmlformats.org/drawingml/2006/picture">
-                <pic:pic>
-                  <pic:nvPicPr>
-                    <pic:cNvPr id="0" name="image.png"/>
-                    <pic:cNvPicPr/>
-                  </pic:nvPicPr>
-                  <pic:blipFill>
-                    <a:blip r:embed="rId18"/>
-                    <a:stretch>
-                      <a:fillRect/>
-                    </a:stretch>
-                  </pic:blipFill>
-                  <pic:spPr>
-                    <a:xfrm>
-                      <a:off x="0" y="0"/>
-                      <a:ext cx="5040000" cy="5012708"/>
-                    </a:xfrm>
-                    <a:prstGeom prst="rect"/>
-                  </pic:spPr>
-                </pic:pic>
-              </a:graphicData>
-            </a:graphic>
-          </wp:inline>
-        </w:drawing>
-      </w:r>
+      <w:r/>
       <w:r>
         <w:br/>
       </w:r>
@@ -9911,40 +9845,7 @@
       <w:r>
         <w:br/>
       </w:r>
-      <w:r>
-        <w:drawing>
-          <wp:inline>
-            <wp:extent cx="5040000" cy="3369478"/>
-            <wp:docPr id="10" name="Picture 10"/>
-            <wp:cNvGraphicFramePr>
-              <a:graphicFrameLocks noChangeAspect="1"/>
-            </wp:cNvGraphicFramePr>
-            <a:graphic>
-              <a:graphicData uri="http://schemas.openxmlformats.org/drawingml/2006/picture">
-                <pic:pic>
-                  <pic:nvPicPr>
-                    <pic:cNvPr id="0" name="image.png"/>
-                    <pic:cNvPicPr/>
-                  </pic:nvPicPr>
-                  <pic:blipFill>
-                    <a:blip r:embed="rId19"/>
-                    <a:stretch>
-                      <a:fillRect/>
-                    </a:stretch>
-                  </pic:blipFill>
-                  <pic:spPr>
-                    <a:xfrm>
-                      <a:off x="0" y="0"/>
-                      <a:ext cx="5040000" cy="3369478"/>
-                    </a:xfrm>
-                    <a:prstGeom prst="rect"/>
-                  </pic:spPr>
-                </pic:pic>
-              </a:graphicData>
-            </a:graphic>
-          </wp:inline>
-        </w:drawing>
-      </w:r>
+      <w:r/>
       <w:r>
         <w:br/>
       </w:r>
@@ -10021,40 +9922,7 @@
       <w:r>
         <w:br/>
       </w:r>
-      <w:r>
-        <w:drawing>
-          <wp:inline>
-            <wp:extent cx="5040000" cy="4039113"/>
-            <wp:docPr id="11" name="Picture 11"/>
-            <wp:cNvGraphicFramePr>
-              <a:graphicFrameLocks noChangeAspect="1"/>
-            </wp:cNvGraphicFramePr>
-            <a:graphic>
-              <a:graphicData uri="http://schemas.openxmlformats.org/drawingml/2006/picture">
-                <pic:pic>
-                  <pic:nvPicPr>
-                    <pic:cNvPr id="0" name="image.png"/>
-                    <pic:cNvPicPr/>
-                  </pic:nvPicPr>
-                  <pic:blipFill>
-                    <a:blip r:embed="rId20"/>
-                    <a:stretch>
-                      <a:fillRect/>
-                    </a:stretch>
-                  </pic:blipFill>
-                  <pic:spPr>
-                    <a:xfrm>
-                      <a:off x="0" y="0"/>
-                      <a:ext cx="5040000" cy="4039113"/>
-                    </a:xfrm>
-                    <a:prstGeom prst="rect"/>
-                  </pic:spPr>
-                </pic:pic>
-              </a:graphicData>
-            </a:graphic>
-          </wp:inline>
-        </w:drawing>
-      </w:r>
+      <w:r/>
       <w:r>
         <w:br/>
       </w:r>
@@ -10098,40 +9966,7 @@
       <w:r>
         <w:br/>
       </w:r>
-      <w:r>
-        <w:drawing>
-          <wp:inline>
-            <wp:extent cx="5040000" cy="4312202"/>
-            <wp:docPr id="12" name="Picture 12"/>
-            <wp:cNvGraphicFramePr>
-              <a:graphicFrameLocks noChangeAspect="1"/>
-            </wp:cNvGraphicFramePr>
-            <a:graphic>
-              <a:graphicData uri="http://schemas.openxmlformats.org/drawingml/2006/picture">
-                <pic:pic>
-                  <pic:nvPicPr>
-                    <pic:cNvPr id="0" name="image.png"/>
-                    <pic:cNvPicPr/>
-                  </pic:nvPicPr>
-                  <pic:blipFill>
-                    <a:blip r:embed="rId21"/>
-                    <a:stretch>
-                      <a:fillRect/>
-                    </a:stretch>
-                  </pic:blipFill>
-                  <pic:spPr>
-                    <a:xfrm>
-                      <a:off x="0" y="0"/>
-                      <a:ext cx="5040000" cy="4312202"/>
-                    </a:xfrm>
-                    <a:prstGeom prst="rect"/>
-                  </pic:spPr>
-                </pic:pic>
-              </a:graphicData>
-            </a:graphic>
-          </wp:inline>
-        </w:drawing>
-      </w:r>
+      <w:r/>
       <w:r>
         <w:br/>
       </w:r>
@@ -10197,40 +10032,7 @@
       <w:r>
         <w:br/>
       </w:r>
-      <w:r>
-        <w:drawing>
-          <wp:inline>
-            <wp:extent cx="5040000" cy="3678152"/>
-            <wp:docPr id="13" name="Picture 13"/>
-            <wp:cNvGraphicFramePr>
-              <a:graphicFrameLocks noChangeAspect="1"/>
-            </wp:cNvGraphicFramePr>
-            <a:graphic>
-              <a:graphicData uri="http://schemas.openxmlformats.org/drawingml/2006/picture">
-                <pic:pic>
-                  <pic:nvPicPr>
-                    <pic:cNvPr id="0" name="image.png"/>
-                    <pic:cNvPicPr/>
-                  </pic:nvPicPr>
-                  <pic:blipFill>
-                    <a:blip r:embed="rId22"/>
-                    <a:stretch>
-                      <a:fillRect/>
-                    </a:stretch>
-                  </pic:blipFill>
-                  <pic:spPr>
-                    <a:xfrm>
-                      <a:off x="0" y="0"/>
-                      <a:ext cx="5040000" cy="3678152"/>
-                    </a:xfrm>
-                    <a:prstGeom prst="rect"/>
-                  </pic:spPr>
-                </pic:pic>
-              </a:graphicData>
-            </a:graphic>
-          </wp:inline>
-        </w:drawing>
-      </w:r>
+      <w:r/>
       <w:r>
         <w:br/>
       </w:r>
@@ -10304,40 +10106,7 @@
       <w:r>
         <w:br/>
       </w:r>
-      <w:r>
-        <w:drawing>
-          <wp:inline>
-            <wp:extent cx="5040000" cy="4411745"/>
-            <wp:docPr id="14" name="Picture 14"/>
-            <wp:cNvGraphicFramePr>
-              <a:graphicFrameLocks noChangeAspect="1"/>
-            </wp:cNvGraphicFramePr>
-            <a:graphic>
-              <a:graphicData uri="http://schemas.openxmlformats.org/drawingml/2006/picture">
-                <pic:pic>
-                  <pic:nvPicPr>
-                    <pic:cNvPr id="0" name="image.png"/>
-                    <pic:cNvPicPr/>
-                  </pic:nvPicPr>
-                  <pic:blipFill>
-                    <a:blip r:embed="rId23"/>
-                    <a:stretch>
-                      <a:fillRect/>
-                    </a:stretch>
-                  </pic:blipFill>
-                  <pic:spPr>
-                    <a:xfrm>
-                      <a:off x="0" y="0"/>
-                      <a:ext cx="5040000" cy="4411745"/>
-                    </a:xfrm>
-                    <a:prstGeom prst="rect"/>
-                  </pic:spPr>
-                </pic:pic>
-              </a:graphicData>
-            </a:graphic>
-          </wp:inline>
-        </w:drawing>
-      </w:r>
+      <w:r/>
       <w:r>
         <w:br/>
       </w:r>
@@ -10397,40 +10166,7 @@
       <w:r>
         <w:br/>
       </w:r>
-      <w:r>
-        <w:drawing>
-          <wp:inline>
-            <wp:extent cx="5040000" cy="3393409"/>
-            <wp:docPr id="15" name="Picture 15"/>
-            <wp:cNvGraphicFramePr>
-              <a:graphicFrameLocks noChangeAspect="1"/>
-            </wp:cNvGraphicFramePr>
-            <a:graphic>
-              <a:graphicData uri="http://schemas.openxmlformats.org/drawingml/2006/picture">
-                <pic:pic>
-                  <pic:nvPicPr>
-                    <pic:cNvPr id="0" name="image.png"/>
-                    <pic:cNvPicPr/>
-                  </pic:nvPicPr>
-                  <pic:blipFill>
-                    <a:blip r:embed="rId24"/>
-                    <a:stretch>
-                      <a:fillRect/>
-                    </a:stretch>
-                  </pic:blipFill>
-                  <pic:spPr>
-                    <a:xfrm>
-                      <a:off x="0" y="0"/>
-                      <a:ext cx="5040000" cy="3393409"/>
-                    </a:xfrm>
-                    <a:prstGeom prst="rect"/>
-                  </pic:spPr>
-                </pic:pic>
-              </a:graphicData>
-            </a:graphic>
-          </wp:inline>
-        </w:drawing>
-      </w:r>
+      <w:r/>
       <w:r>
         <w:br/>
       </w:r>
@@ -10537,40 +10273,7 @@
       <w:r>
         <w:br/>
       </w:r>
-      <w:r>
-        <w:drawing>
-          <wp:inline>
-            <wp:extent cx="5040000" cy="2929442"/>
-            <wp:docPr id="16" name="Picture 16"/>
-            <wp:cNvGraphicFramePr>
-              <a:graphicFrameLocks noChangeAspect="1"/>
-            </wp:cNvGraphicFramePr>
-            <a:graphic>
-              <a:graphicData uri="http://schemas.openxmlformats.org/drawingml/2006/picture">
-                <pic:pic>
-                  <pic:nvPicPr>
-                    <pic:cNvPr id="0" name="image.png"/>
-                    <pic:cNvPicPr/>
-                  </pic:nvPicPr>
-                  <pic:blipFill>
-                    <a:blip r:embed="rId25"/>
-                    <a:stretch>
-                      <a:fillRect/>
-                    </a:stretch>
-                  </pic:blipFill>
-                  <pic:spPr>
-                    <a:xfrm>
-                      <a:off x="0" y="0"/>
-                      <a:ext cx="5040000" cy="2929442"/>
-                    </a:xfrm>
-                    <a:prstGeom prst="rect"/>
-                  </pic:spPr>
-                </pic:pic>
-              </a:graphicData>
-            </a:graphic>
-          </wp:inline>
-        </w:drawing>
-      </w:r>
+      <w:r/>
       <w:r>
         <w:br/>
       </w:r>
@@ -11300,40 +11003,7 @@
       <w:r>
         <w:br/>
       </w:r>
-      <w:r>
-        <w:drawing>
-          <wp:inline>
-            <wp:extent cx="5040000" cy="3329561"/>
-            <wp:docPr id="17" name="Picture 17"/>
-            <wp:cNvGraphicFramePr>
-              <a:graphicFrameLocks noChangeAspect="1"/>
-            </wp:cNvGraphicFramePr>
-            <a:graphic>
-              <a:graphicData uri="http://schemas.openxmlformats.org/drawingml/2006/picture">
-                <pic:pic>
-                  <pic:nvPicPr>
-                    <pic:cNvPr id="0" name="image.png"/>
-                    <pic:cNvPicPr/>
-                  </pic:nvPicPr>
-                  <pic:blipFill>
-                    <a:blip r:embed="rId26"/>
-                    <a:stretch>
-                      <a:fillRect/>
-                    </a:stretch>
-                  </pic:blipFill>
-                  <pic:spPr>
-                    <a:xfrm>
-                      <a:off x="0" y="0"/>
-                      <a:ext cx="5040000" cy="3329561"/>
-                    </a:xfrm>
-                    <a:prstGeom prst="rect"/>
-                  </pic:spPr>
-                </pic:pic>
-              </a:graphicData>
-            </a:graphic>
-          </wp:inline>
-        </w:drawing>
-      </w:r>
+      <w:r/>
       <w:r>
         <w:br/>
       </w:r>
@@ -11407,40 +11077,7 @@
       <w:r>
         <w:br/>
       </w:r>
-      <w:r>
-        <w:drawing>
-          <wp:inline>
-            <wp:extent cx="5040000" cy="2181239"/>
-            <wp:docPr id="18" name="Picture 18"/>
-            <wp:cNvGraphicFramePr>
-              <a:graphicFrameLocks noChangeAspect="1"/>
-            </wp:cNvGraphicFramePr>
-            <a:graphic>
-              <a:graphicData uri="http://schemas.openxmlformats.org/drawingml/2006/picture">
-                <pic:pic>
-                  <pic:nvPicPr>
-                    <pic:cNvPr id="0" name="image.png"/>
-                    <pic:cNvPicPr/>
-                  </pic:nvPicPr>
-                  <pic:blipFill>
-                    <a:blip r:embed="rId27"/>
-                    <a:stretch>
-                      <a:fillRect/>
-                    </a:stretch>
-                  </pic:blipFill>
-                  <pic:spPr>
-                    <a:xfrm>
-                      <a:off x="0" y="0"/>
-                      <a:ext cx="5040000" cy="2181239"/>
-                    </a:xfrm>
-                    <a:prstGeom prst="rect"/>
-                  </pic:spPr>
-                </pic:pic>
-              </a:graphicData>
-            </a:graphic>
-          </wp:inline>
-        </w:drawing>
-      </w:r>
+      <w:r/>
       <w:r>
         <w:br/>
       </w:r>
@@ -11789,40 +11426,7 @@
       <w:r>
         <w:br/>
       </w:r>
-      <w:r>
-        <w:drawing>
-          <wp:inline>
-            <wp:extent cx="5040000" cy="5184387"/>
-            <wp:docPr id="19" name="Picture 19"/>
-            <wp:cNvGraphicFramePr>
-              <a:graphicFrameLocks noChangeAspect="1"/>
-            </wp:cNvGraphicFramePr>
-            <a:graphic>
-              <a:graphicData uri="http://schemas.openxmlformats.org/drawingml/2006/picture">
-                <pic:pic>
-                  <pic:nvPicPr>
-                    <pic:cNvPr id="0" name="image.png"/>
-                    <pic:cNvPicPr/>
-                  </pic:nvPicPr>
-                  <pic:blipFill>
-                    <a:blip r:embed="rId28"/>
-                    <a:stretch>
-                      <a:fillRect/>
-                    </a:stretch>
-                  </pic:blipFill>
-                  <pic:spPr>
-                    <a:xfrm>
-                      <a:off x="0" y="0"/>
-                      <a:ext cx="5040000" cy="5184387"/>
-                    </a:xfrm>
-                    <a:prstGeom prst="rect"/>
-                  </pic:spPr>
-                </pic:pic>
-              </a:graphicData>
-            </a:graphic>
-          </wp:inline>
-        </w:drawing>
-      </w:r>
+      <w:r/>
       <w:r>
         <w:br/>
       </w:r>
@@ -12283,7 +11887,7 @@
           <w:sz w:val="24"/>
           <w:szCs w:val="24"/>
         </w:rPr>
-        <w:t>Model menunjukkan AUC 0,819 untuk mortalitas, 0,769 untuk luaran komposit, dan 0,747 untuk syok kardiogenik baru. Analisis luaran sekunder bersifat eksploratif dan tidak mengubah fokus utama penelitian pada mortalitas in-hospital. Dari 1.524 subjek, terdapat 115 kematian (7,5%), 171 kejadian syok kardiogenik baru (11,2%), dan 197 kejadian komposit (12,9%).</w:t>
+        <w:t>Model menunjukkan AUC 0,819 untuk mortalitas, 0,769 untuk luaran komposit, dan 0,747 untuk syok kardiogenik baru. Dari 1.524 subjek, terdapat 115 kematian (7,5%), 171 kejadian syok kardiogenik baru (11,2%), dan 197 kejadian komposit (12,9%). AUPRC syok kardiogenik adalah 0,500 dibandingkan prevalensi 0,112, sedangkan AUPRC komposit adalah 0,635 dibandingkan prevalensi 0,129. Perbandingan deskriptif ini menunjukkan pemeringkatan kelas minoritas yang lebih baik daripada baseline tanpa keterampilan. Analisis luaran sekunder bersifat eksploratif dan tidak mengubah fokus utama penelitian pada mortalitas in-hospital.</w:t>
       </w:r>
     </w:p>
     <w:p>
@@ -13505,40 +13109,7 @@
       <w:r>
         <w:br/>
       </w:r>
-      <w:r>
-        <w:drawing>
-          <wp:inline>
-            <wp:extent cx="5040000" cy="3626030"/>
-            <wp:docPr id="20" name="Picture 20"/>
-            <wp:cNvGraphicFramePr>
-              <a:graphicFrameLocks noChangeAspect="1"/>
-            </wp:cNvGraphicFramePr>
-            <a:graphic>
-              <a:graphicData uri="http://schemas.openxmlformats.org/drawingml/2006/picture">
-                <pic:pic>
-                  <pic:nvPicPr>
-                    <pic:cNvPr id="0" name="image.png"/>
-                    <pic:cNvPicPr/>
-                  </pic:nvPicPr>
-                  <pic:blipFill>
-                    <a:blip r:embed="rId29"/>
-                    <a:stretch>
-                      <a:fillRect/>
-                    </a:stretch>
-                  </pic:blipFill>
-                  <pic:spPr>
-                    <a:xfrm>
-                      <a:off x="0" y="0"/>
-                      <a:ext cx="5040000" cy="3626030"/>
-                    </a:xfrm>
-                    <a:prstGeom prst="rect"/>
-                  </pic:spPr>
-                </pic:pic>
-              </a:graphicData>
-            </a:graphic>
-          </wp:inline>
-        </w:drawing>
-      </w:r>
+      <w:r/>
       <w:r>
         <w:br/>
       </w:r>
@@ -14086,7 +13657,7 @@
           <w:sz w:val="24"/>
           <w:szCs w:val="24"/>
         </w:rPr>
-        <w:t>Performa model untuk luaran syok kardiogenik baru (AUC 0,747) lebih rendah dibandingkan mortalitas (AUC 0,818). Beberapa faktor dapat menjelaskan keterbatasan ini. Pertama, definisi dan pencatatan SKG dalam rekam medis mungkin tidak seragam, mengingat sifat retrospektif penelitian ini. Kedua, terdapat kemungkinan bahwa sebagian pasien yang diklasifikasikan sebagai SKG baru sebenarnya sudah dalam fase awal SKG saat admisi namun belum terdokumentasi secara lengkap. Ketiga, jumlah kejadian SKG yang lebih kecil (sekitar 4,8%) membatasi kekuatan statistik untuk mendeteksi pola prediktif yang konsisten. Analisis feature importance menunjukkan LVOT VTI (Gini 0,132), SBP (0,128), dan APTT (0,083) sebagai prediktor terkuat untuk syok kardiogenik baru.</w:t>
+        <w:t>Performa model untuk syok kardiogenik baru (AUC 0,747) lebih rendah daripada mortalitas (AUC 0,819). Beberapa faktor dapat menjelaskan perbedaan ini. Pertama, definisi dan pencatatan syok kardiogenik dalam rekam medis mungkin tidak seragam karena desain retrospektif. Kedua, sebagian pasien yang diklasifikasikan mengalami syok baru mungkin telah berada pada fase awal saat admisi, tetapi belum terdokumentasi secara lengkap. Ketiga, 171 kejadian (11,2%) tetap menyediakan informasi kelas positif yang lebih terbatas daripada kelas negatif. Berdasarkan kepentingan fitur, LVOT VTI (Gini 0,132), SBP (0,128), dan APTT (0,083) adalah tiga prediktor terkuat.</w:t>
       </w:r>
     </w:p>
     <w:p>
@@ -14129,9 +13700,282 @@
           <w:sz w:val="24"/>
           <w:szCs w:val="24"/>
         </w:rPr>
-        <w:t>Luaran komposit (mortalitas dan/atau SKG) menunjukkan AUC 0,769, yang berada di antara performa untuk mortalitas (0,819) dan SKG (0,747). Analisis luaran komposit bersifat eksploratif karena menggabungkan komponen dengan karakteristik prediktif dan implikasi klinis yang berbeda. Analisis feature importance menunjukkan LVOT VTI (Gini 0,134), SBP (0,117), dan eGFR (0,113) sebagai prediktor terkuat untuk luaran komposit.</w:t>
-      </w:r>
-    </w:p>
+        <w:t>Luaran komposit mortalitas dan/atau syok kardiogenik menunjukkan AUC 0,769, di antara performa mortalitas (0,819) dan syok kardiogenik (0,747). Analisis ini bersifat eksploratif karena menggabungkan komponen dengan karakteristik prediktif dan implikasi klinis yang berbeda. Berdasarkan kepentingan fitur, LVOT VTI (Gini 0,134), SBP (0,117), dan eGFR (0,113) adalah tiga prediktor terkuat untuk luaran komposit.</w:t>
+      </w:r>
+    </w:p>
+    <w:p>
+      <w:pPr>
+        <w:jc w:val="center"/>
+      </w:pPr>
+      <w:r>
+        <w:t>Tabel 4.1 Perbandingan Performa Tiga Luaran</w:t>
+      </w:r>
+    </w:p>
+    <w:tbl>
+      <w:tblPr>
+        <w:tblStyle w:val="TableGrid"/>
+        <w:tblW w:type="auto" w:w="0"/>
+        <w:tblLook w:firstColumn="1" w:firstRow="1" w:lastColumn="0" w:lastRow="0" w:noHBand="0" w:noVBand="1" w:val="04A0"/>
+      </w:tblPr>
+      <w:tblGrid>
+        <w:gridCol w:w="1928"/>
+        <w:gridCol w:w="1928"/>
+        <w:gridCol w:w="1928"/>
+        <w:gridCol w:w="1928"/>
+        <w:gridCol w:w="1928"/>
+      </w:tblGrid>
+      <w:tr>
+        <w:trPr>
+          <w:tblHeader w:val="true"/>
+        </w:trPr>
+        <w:tc>
+          <w:tcPr>
+            <w:tcW w:type="dxa" w:w="1928"/>
+            <w:shd w:fill="D9EAF7"/>
+            <w:vAlign w:val="center"/>
+          </w:tcPr>
+          <w:p>
+            <w:r>
+              <w:rPr>
+                <w:b/>
+              </w:rPr>
+              <w:t>Luaran</w:t>
+            </w:r>
+          </w:p>
+        </w:tc>
+        <w:tc>
+          <w:tcPr>
+            <w:tcW w:type="dxa" w:w="1928"/>
+            <w:shd w:fill="D9EAF7"/>
+            <w:vAlign w:val="center"/>
+          </w:tcPr>
+          <w:p>
+            <w:r>
+              <w:rPr>
+                <w:b/>
+              </w:rPr>
+              <w:t>AUC</w:t>
+            </w:r>
+          </w:p>
+        </w:tc>
+        <w:tc>
+          <w:tcPr>
+            <w:tcW w:type="dxa" w:w="1928"/>
+            <w:shd w:fill="D9EAF7"/>
+            <w:vAlign w:val="center"/>
+          </w:tcPr>
+          <w:p>
+            <w:r>
+              <w:rPr>
+                <w:b/>
+              </w:rPr>
+              <w:t>±SD</w:t>
+            </w:r>
+          </w:p>
+        </w:tc>
+        <w:tc>
+          <w:tcPr>
+            <w:tcW w:type="dxa" w:w="1928"/>
+            <w:shd w:fill="D9EAF7"/>
+            <w:vAlign w:val="center"/>
+          </w:tcPr>
+          <w:p>
+            <w:r>
+              <w:rPr>
+                <w:b/>
+              </w:rPr>
+              <w:t>IK 95%</w:t>
+            </w:r>
+          </w:p>
+        </w:tc>
+        <w:tc>
+          <w:tcPr>
+            <w:tcW w:type="dxa" w:w="1928"/>
+            <w:shd w:fill="D9EAF7"/>
+            <w:vAlign w:val="center"/>
+          </w:tcPr>
+          <w:p>
+            <w:r>
+              <w:rPr>
+                <w:b/>
+              </w:rPr>
+              <w:t>Kepentingan fitur (3 tertinggi)</w:t>
+            </w:r>
+          </w:p>
+        </w:tc>
+      </w:tr>
+      <w:tr>
+        <w:tc>
+          <w:tcPr>
+            <w:tcW w:type="dxa" w:w="1928"/>
+            <w:vAlign w:val="center"/>
+          </w:tcPr>
+          <w:p>
+            <w:r>
+              <w:t>Mortalitas</w:t>
+            </w:r>
+          </w:p>
+        </w:tc>
+        <w:tc>
+          <w:tcPr>
+            <w:tcW w:type="dxa" w:w="1928"/>
+            <w:vAlign w:val="center"/>
+          </w:tcPr>
+          <w:p>
+            <w:r>
+              <w:t>0,819</w:t>
+            </w:r>
+          </w:p>
+        </w:tc>
+        <w:tc>
+          <w:tcPr>
+            <w:tcW w:type="dxa" w:w="1928"/>
+            <w:vAlign w:val="center"/>
+          </w:tcPr>
+          <w:p>
+            <w:r>
+              <w:t>0,007</w:t>
+            </w:r>
+          </w:p>
+        </w:tc>
+        <w:tc>
+          <w:tcPr>
+            <w:tcW w:type="dxa" w:w="1928"/>
+            <w:vAlign w:val="center"/>
+          </w:tcPr>
+          <w:p>
+            <w:r>
+              <w:t>0,805-0,833</w:t>
+            </w:r>
+          </w:p>
+        </w:tc>
+        <w:tc>
+          <w:tcPr>
+            <w:tcW w:type="dxa" w:w="1928"/>
+            <w:vAlign w:val="center"/>
+          </w:tcPr>
+          <w:p>
+            <w:r>
+              <w:t>eGFR, ureum, LVOT VTI</w:t>
+            </w:r>
+          </w:p>
+        </w:tc>
+      </w:tr>
+      <w:tr>
+        <w:tc>
+          <w:tcPr>
+            <w:tcW w:type="dxa" w:w="1928"/>
+            <w:vAlign w:val="center"/>
+          </w:tcPr>
+          <w:p>
+            <w:r>
+              <w:t>Syok kardiogenik baru</w:t>
+            </w:r>
+          </w:p>
+        </w:tc>
+        <w:tc>
+          <w:tcPr>
+            <w:tcW w:type="dxa" w:w="1928"/>
+            <w:vAlign w:val="center"/>
+          </w:tcPr>
+          <w:p>
+            <w:r>
+              <w:t>0,747</w:t>
+            </w:r>
+          </w:p>
+        </w:tc>
+        <w:tc>
+          <w:tcPr>
+            <w:tcW w:type="dxa" w:w="1928"/>
+            <w:vAlign w:val="center"/>
+          </w:tcPr>
+          <w:p>
+            <w:r>
+              <w:t>0,005</w:t>
+            </w:r>
+          </w:p>
+        </w:tc>
+        <w:tc>
+          <w:tcPr>
+            <w:tcW w:type="dxa" w:w="1928"/>
+            <w:vAlign w:val="center"/>
+          </w:tcPr>
+          <w:p>
+            <w:r>
+              <w:t>0,736-0,757</w:t>
+            </w:r>
+          </w:p>
+        </w:tc>
+        <w:tc>
+          <w:tcPr>
+            <w:tcW w:type="dxa" w:w="1928"/>
+            <w:vAlign w:val="center"/>
+          </w:tcPr>
+          <w:p>
+            <w:r>
+              <w:t>LVOT VTI, SBP, APTT</w:t>
+            </w:r>
+          </w:p>
+        </w:tc>
+      </w:tr>
+      <w:tr>
+        <w:tc>
+          <w:tcPr>
+            <w:tcW w:type="dxa" w:w="1928"/>
+            <w:vAlign w:val="center"/>
+          </w:tcPr>
+          <w:p>
+            <w:r>
+              <w:t>Komposit</w:t>
+            </w:r>
+          </w:p>
+        </w:tc>
+        <w:tc>
+          <w:tcPr>
+            <w:tcW w:type="dxa" w:w="1928"/>
+            <w:vAlign w:val="center"/>
+          </w:tcPr>
+          <w:p>
+            <w:r>
+              <w:t>0,769</w:t>
+            </w:r>
+          </w:p>
+        </w:tc>
+        <w:tc>
+          <w:tcPr>
+            <w:tcW w:type="dxa" w:w="1928"/>
+            <w:vAlign w:val="center"/>
+          </w:tcPr>
+          <w:p>
+            <w:r>
+              <w:t>0,004</w:t>
+            </w:r>
+          </w:p>
+        </w:tc>
+        <w:tc>
+          <w:tcPr>
+            <w:tcW w:type="dxa" w:w="1928"/>
+            <w:vAlign w:val="center"/>
+          </w:tcPr>
+          <w:p>
+            <w:r>
+              <w:t>0,761-0,777</w:t>
+            </w:r>
+          </w:p>
+        </w:tc>
+        <w:tc>
+          <w:tcPr>
+            <w:tcW w:type="dxa" w:w="1928"/>
+            <w:vAlign w:val="center"/>
+          </w:tcPr>
+          <w:p>
+            <w:r>
+              <w:t>LVOT VTI, SBP, eGFR</w:t>
+            </w:r>
+          </w:p>
+        </w:tc>
+      </w:tr>
+    </w:tbl>
     <w:p>
       <w:pPr>
         <w:spacing w:lineRule="auto" w:line="360"/>
@@ -14146,7 +13990,7 @@
           <w:sz w:val="24"/>
           <w:szCs w:val="24"/>
         </w:rPr>
-        <w:t>Dari perspektif klinis, penggunaan luaran komposit dalam penelitian prediksi memiliki kelebihan dan kekurangan. Kelebihannya adalah meningkatkan jumlah events dan kekuatan statistik. Kekurangannya adalah interpretasi klinis yang lebih kompleks, karena komponen komposit mungkin memiliki implikasi tatalaksana yang berbeda. Dalam konteks IGD, prediksi mortalitas mungkin lebih relevan secara klinis karena membutuhkan tindakan yang lebih segera dan agresif dibandingkan prediksi SKG saja.</w:t>
+        <w:t>Dari perspektif klinis, luaran komposit meningkatkan jumlah kejadian dan kekuatan statistik, tetapi interpretasinya lebih kompleks karena setiap komponen dapat memiliki implikasi tata laksana yang berbeda. Dalam konteks IGD, prediksi mortalitas tetap menjadi fokus utama karena berhubungan langsung dengan kebutuhan penilaian dan intervensi segera.</w:t>
       </w:r>
     </w:p>
     <w:p>
@@ -15583,9 +15427,7 @@
       </w:r>
     </w:p>
     <w:p>
-      <w:r>
-        <w:br w:type="page"/>
-      </w:r>
+      <w:r/>
     </w:p>
     <w:p>
       <w:pPr>

--- a/TESIS_FINAL.docx
+++ b/TESIS_FINAL.docx
@@ -6356,7 +6356,7 @@
     </w:p>
     <w:p>
       <w:r>
-        <w:t>Gambar 2.1 Diagram alur seleksi pasien penelitian</w:t>
+        <w:t>Gambar 2.3 Diagram alur seleksi pasien penelitian</w:t>
       </w:r>
     </w:p>
     <w:p>
@@ -9822,7 +9822,7 @@
           <w:sz w:val="24"/>
           <w:szCs w:val="24"/>
         </w:rPr>
-        <w:t>Kurva ROC pada Gambar 3.1 menunjukkan performa diskriminasi model di berbagai ambang batas klasifikasi. Area di bawah kurva (AUC) sebesar 0,818 mengindikasikan kemampuan model yang baik dalam membedakan pasien yang akan mengalami mortalitas dari yang tidak. Kurva yang mendekati sudut kiri atas menunjukkan performa yang mendekati ideal.</w:t>
+        <w:t>Kurva ROC pada Gambar 3.1 menunjukkan performa diskriminasi model pada berbagai ambang klasifikasi. AUC 0,819 menunjukkan kemampuan yang baik untuk membedakan pasien yang mengalami mortalitas dari pasien yang hidup selama perawatan.</w:t>
       </w:r>
     </w:p>
     <w:p>
@@ -13708,7 +13708,7 @@
         <w:jc w:val="center"/>
       </w:pPr>
       <w:r>
-        <w:t>Tabel 4.1 Perbandingan Performa Tiga Luaran</w:t>
+        <w:t>Dari perspektif klinis, luaran komposit meningkatkan jumlah kejadian dan kekuatan statistik, tetapi interpretasinya lebih kompleks karena setiap komponen dapat memiliki implikasi tata laksana yang berbeda. Dalam konteks IGD, prediksi mortalitas tetap menjadi fokus utama karena berhubungan langsung dengan kebutuhan penilaian dan intervensi segera.</w:t>
       </w:r>
     </w:p>
     <w:tbl>
@@ -15925,7 +15925,7 @@
           </w:tcPr>
           <w:p>
             <w:r>
-              <w:t>Bagian 3.1 dan Gambar 2.1 memuat seluruh tahap seleksi dan jumlah pasien.</w:t>
+              <w:t>Bagian 3.1 dan Gambar 2.3 memuat seluruh tahap seleksi dan jumlah pasien.</w:t>
             </w:r>
           </w:p>
         </w:tc>

--- a/TESIS_FINAL.docx
+++ b/TESIS_FINAL.docx
@@ -6361,6 +6361,45 @@
     </w:p>
     <w:p>
       <w:pPr>
+        <w:jc w:val="center"/>
+      </w:pPr>
+      <w:r>
+        <w:drawing>
+          <wp:inline>
+            <wp:extent cx="5029200" cy="6272684"/>
+            <wp:docPr id="13" name="Picture 13"/>
+            <wp:cNvGraphicFramePr>
+              <a:graphicFrameLocks noChangeAspect="1"/>
+            </wp:cNvGraphicFramePr>
+            <a:graphic>
+              <a:graphicData uri="http://schemas.openxmlformats.org/drawingml/2006/picture">
+                <pic:pic>
+                  <pic:nvPicPr>
+                    <pic:cNvPr id="0" name="image.png"/>
+                    <pic:cNvPicPr/>
+                  </pic:nvPicPr>
+                  <pic:blipFill>
+                    <a:blip r:embed="rId32"/>
+                    <a:stretch>
+                      <a:fillRect/>
+                    </a:stretch>
+                  </pic:blipFill>
+                  <pic:spPr>
+                    <a:xfrm>
+                      <a:off x="0" y="0"/>
+                      <a:ext cx="5029200" cy="6272684"/>
+                    </a:xfrm>
+                    <a:prstGeom prst="rect"/>
+                  </pic:spPr>
+                </pic:pic>
+              </a:graphicData>
+            </a:graphic>
+          </wp:inline>
+        </w:drawing>
+      </w:r>
+    </w:p>
+    <w:p>
+      <w:pPr>
         <w:spacing w:before="120" w:after="60" w:line="360" w:lineRule="auto"/>
         <w:ind w:firstLine="0"/>
         <w:jc w:val="left"/>
@@ -9810,6 +9849,45 @@
     </w:p>
     <w:p>
       <w:pPr>
+        <w:jc w:val="center"/>
+      </w:pPr>
+      <w:r>
+        <w:drawing>
+          <wp:inline>
+            <wp:extent cx="5029200" cy="5001966"/>
+            <wp:docPr id="12" name="Picture 12"/>
+            <wp:cNvGraphicFramePr>
+              <a:graphicFrameLocks noChangeAspect="1"/>
+            </wp:cNvGraphicFramePr>
+            <a:graphic>
+              <a:graphicData uri="http://schemas.openxmlformats.org/drawingml/2006/picture">
+                <pic:pic>
+                  <pic:nvPicPr>
+                    <pic:cNvPr id="0" name="image.png"/>
+                    <pic:cNvPicPr/>
+                  </pic:nvPicPr>
+                  <pic:blipFill>
+                    <a:blip r:embed="rId18"/>
+                    <a:stretch>
+                      <a:fillRect/>
+                    </a:stretch>
+                  </pic:blipFill>
+                  <pic:spPr>
+                    <a:xfrm>
+                      <a:off x="0" y="0"/>
+                      <a:ext cx="5029200" cy="5001966"/>
+                    </a:xfrm>
+                    <a:prstGeom prst="rect"/>
+                  </pic:spPr>
+                </pic:pic>
+              </a:graphicData>
+            </a:graphic>
+          </wp:inline>
+        </w:drawing>
+      </w:r>
+    </w:p>
+    <w:p>
+      <w:pPr>
         <w:spacing w:lineRule="auto" w:line="360"/>
         <w:ind w:firstLine="720"/>
         <w:jc w:val="both"/>
@@ -9904,6 +9982,45 @@
     </w:p>
     <w:p>
       <w:pPr>
+        <w:jc w:val="center"/>
+      </w:pPr>
+      <w:r>
+        <w:drawing>
+          <wp:inline>
+            <wp:extent cx="5029200" cy="3362258"/>
+            <wp:docPr id="11" name="Picture 11"/>
+            <wp:cNvGraphicFramePr>
+              <a:graphicFrameLocks noChangeAspect="1"/>
+            </wp:cNvGraphicFramePr>
+            <a:graphic>
+              <a:graphicData uri="http://schemas.openxmlformats.org/drawingml/2006/picture">
+                <pic:pic>
+                  <pic:nvPicPr>
+                    <pic:cNvPr id="0" name="image.png"/>
+                    <pic:cNvPicPr/>
+                  </pic:nvPicPr>
+                  <pic:blipFill>
+                    <a:blip r:embed="rId19"/>
+                    <a:stretch>
+                      <a:fillRect/>
+                    </a:stretch>
+                  </pic:blipFill>
+                  <pic:spPr>
+                    <a:xfrm>
+                      <a:off x="0" y="0"/>
+                      <a:ext cx="5029200" cy="3362258"/>
+                    </a:xfrm>
+                    <a:prstGeom prst="rect"/>
+                  </pic:spPr>
+                </pic:pic>
+              </a:graphicData>
+            </a:graphic>
+          </wp:inline>
+        </w:drawing>
+      </w:r>
+    </w:p>
+    <w:p>
+      <w:pPr>
         <w:spacing w:lineRule="auto" w:line="360"/>
         <w:jc w:val="both"/>
       </w:pPr>
@@ -9948,6 +10065,45 @@
     </w:p>
     <w:p>
       <w:pPr>
+        <w:jc w:val="center"/>
+      </w:pPr>
+      <w:r>
+        <w:drawing>
+          <wp:inline>
+            <wp:extent cx="5029200" cy="4030458"/>
+            <wp:docPr id="10" name="Picture 10"/>
+            <wp:cNvGraphicFramePr>
+              <a:graphicFrameLocks noChangeAspect="1"/>
+            </wp:cNvGraphicFramePr>
+            <a:graphic>
+              <a:graphicData uri="http://schemas.openxmlformats.org/drawingml/2006/picture">
+                <pic:pic>
+                  <pic:nvPicPr>
+                    <pic:cNvPr id="0" name="image.png"/>
+                    <pic:cNvPicPr/>
+                  </pic:nvPicPr>
+                  <pic:blipFill>
+                    <a:blip r:embed="rId20"/>
+                    <a:stretch>
+                      <a:fillRect/>
+                    </a:stretch>
+                  </pic:blipFill>
+                  <pic:spPr>
+                    <a:xfrm>
+                      <a:off x="0" y="0"/>
+                      <a:ext cx="5029200" cy="4030458"/>
+                    </a:xfrm>
+                    <a:prstGeom prst="rect"/>
+                  </pic:spPr>
+                </pic:pic>
+              </a:graphicData>
+            </a:graphic>
+          </wp:inline>
+        </w:drawing>
+      </w:r>
+    </w:p>
+    <w:p>
+      <w:pPr>
         <w:spacing w:lineRule="auto" w:line="360"/>
         <w:jc w:val="both"/>
       </w:pPr>
@@ -10004,6 +10160,45 @@
     </w:p>
     <w:p>
       <w:pPr>
+        <w:jc w:val="center"/>
+      </w:pPr>
+      <w:r>
+        <w:drawing>
+          <wp:inline>
+            <wp:extent cx="5029200" cy="4302962"/>
+            <wp:docPr id="9" name="Picture 9"/>
+            <wp:cNvGraphicFramePr>
+              <a:graphicFrameLocks noChangeAspect="1"/>
+            </wp:cNvGraphicFramePr>
+            <a:graphic>
+              <a:graphicData uri="http://schemas.openxmlformats.org/drawingml/2006/picture">
+                <pic:pic>
+                  <pic:nvPicPr>
+                    <pic:cNvPr id="0" name="image.png"/>
+                    <pic:cNvPicPr/>
+                  </pic:nvPicPr>
+                  <pic:blipFill>
+                    <a:blip r:embed="rId21"/>
+                    <a:stretch>
+                      <a:fillRect/>
+                    </a:stretch>
+                  </pic:blipFill>
+                  <pic:spPr>
+                    <a:xfrm>
+                      <a:off x="0" y="0"/>
+                      <a:ext cx="5029200" cy="4302962"/>
+                    </a:xfrm>
+                    <a:prstGeom prst="rect"/>
+                  </pic:spPr>
+                </pic:pic>
+              </a:graphicData>
+            </a:graphic>
+          </wp:inline>
+        </w:drawing>
+      </w:r>
+    </w:p>
+    <w:p>
+      <w:pPr>
         <w:spacing w:lineRule="auto" w:line="360"/>
         <w:ind w:firstLine="720"/>
         <w:jc w:val="both"/>
@@ -10071,6 +10266,45 @@
     </w:p>
     <w:p>
       <w:pPr>
+        <w:jc w:val="center"/>
+      </w:pPr>
+      <w:r>
+        <w:drawing>
+          <wp:inline>
+            <wp:extent cx="5029200" cy="3670271"/>
+            <wp:docPr id="8" name="Picture 8"/>
+            <wp:cNvGraphicFramePr>
+              <a:graphicFrameLocks noChangeAspect="1"/>
+            </wp:cNvGraphicFramePr>
+            <a:graphic>
+              <a:graphicData uri="http://schemas.openxmlformats.org/drawingml/2006/picture">
+                <pic:pic>
+                  <pic:nvPicPr>
+                    <pic:cNvPr id="0" name="image.png"/>
+                    <pic:cNvPicPr/>
+                  </pic:nvPicPr>
+                  <pic:blipFill>
+                    <a:blip r:embed="rId22"/>
+                    <a:stretch>
+                      <a:fillRect/>
+                    </a:stretch>
+                  </pic:blipFill>
+                  <pic:spPr>
+                    <a:xfrm>
+                      <a:off x="0" y="0"/>
+                      <a:ext cx="5029200" cy="3670271"/>
+                    </a:xfrm>
+                    <a:prstGeom prst="rect"/>
+                  </pic:spPr>
+                </pic:pic>
+              </a:graphicData>
+            </a:graphic>
+          </wp:inline>
+        </w:drawing>
+      </w:r>
+    </w:p>
+    <w:p>
+      <w:pPr>
         <w:spacing w:lineRule="auto" w:line="360"/>
         <w:ind w:firstLine="720"/>
         <w:jc w:val="both"/>
@@ -10138,6 +10372,45 @@
     </w:p>
     <w:p>
       <w:pPr>
+        <w:jc w:val="center"/>
+      </w:pPr>
+      <w:r>
+        <w:drawing>
+          <wp:inline>
+            <wp:extent cx="5029200" cy="4402291"/>
+            <wp:docPr id="7" name="Picture 7"/>
+            <wp:cNvGraphicFramePr>
+              <a:graphicFrameLocks noChangeAspect="1"/>
+            </wp:cNvGraphicFramePr>
+            <a:graphic>
+              <a:graphicData uri="http://schemas.openxmlformats.org/drawingml/2006/picture">
+                <pic:pic>
+                  <pic:nvPicPr>
+                    <pic:cNvPr id="0" name="image.png"/>
+                    <pic:cNvPicPr/>
+                  </pic:nvPicPr>
+                  <pic:blipFill>
+                    <a:blip r:embed="rId23"/>
+                    <a:stretch>
+                      <a:fillRect/>
+                    </a:stretch>
+                  </pic:blipFill>
+                  <pic:spPr>
+                    <a:xfrm>
+                      <a:off x="0" y="0"/>
+                      <a:ext cx="5029200" cy="4402291"/>
+                    </a:xfrm>
+                    <a:prstGeom prst="rect"/>
+                  </pic:spPr>
+                </pic:pic>
+              </a:graphicData>
+            </a:graphic>
+          </wp:inline>
+        </w:drawing>
+      </w:r>
+    </w:p>
+    <w:p>
+      <w:pPr>
         <w:spacing w:lineRule="auto" w:line="360"/>
         <w:ind w:firstLine="720"/>
         <w:jc w:val="both"/>
@@ -10201,6 +10474,45 @@
           <w:szCs w:val="24"/>
         </w:rPr>
         <w:t>Gambar 3.7 Distribusi Probabilitas Prediksi antara Pasien Mortalitas dan Hidup</w:t>
+      </w:r>
+    </w:p>
+    <w:p>
+      <w:pPr>
+        <w:jc w:val="center"/>
+      </w:pPr>
+      <w:r>
+        <w:drawing>
+          <wp:inline>
+            <wp:extent cx="5029200" cy="3386138"/>
+            <wp:docPr id="6" name="Picture 6"/>
+            <wp:cNvGraphicFramePr>
+              <a:graphicFrameLocks noChangeAspect="1"/>
+            </wp:cNvGraphicFramePr>
+            <a:graphic>
+              <a:graphicData uri="http://schemas.openxmlformats.org/drawingml/2006/picture">
+                <pic:pic>
+                  <pic:nvPicPr>
+                    <pic:cNvPr id="0" name="image.png"/>
+                    <pic:cNvPicPr/>
+                  </pic:nvPicPr>
+                  <pic:blipFill>
+                    <a:blip r:embed="rId24"/>
+                    <a:stretch>
+                      <a:fillRect/>
+                    </a:stretch>
+                  </pic:blipFill>
+                  <pic:spPr>
+                    <a:xfrm>
+                      <a:off x="0" y="0"/>
+                      <a:ext cx="5029200" cy="3386138"/>
+                    </a:xfrm>
+                    <a:prstGeom prst="rect"/>
+                  </pic:spPr>
+                </pic:pic>
+              </a:graphicData>
+            </a:graphic>
+          </wp:inline>
+        </w:drawing>
       </w:r>
     </w:p>
     <w:p>
@@ -10968,6 +11280,45 @@
     </w:p>
     <w:p>
       <w:pPr>
+        <w:jc w:val="center"/>
+      </w:pPr>
+      <w:r>
+        <w:drawing>
+          <wp:inline>
+            <wp:extent cx="5029200" cy="2923165"/>
+            <wp:docPr id="5" name="Picture 5"/>
+            <wp:cNvGraphicFramePr>
+              <a:graphicFrameLocks noChangeAspect="1"/>
+            </wp:cNvGraphicFramePr>
+            <a:graphic>
+              <a:graphicData uri="http://schemas.openxmlformats.org/drawingml/2006/picture">
+                <pic:pic>
+                  <pic:nvPicPr>
+                    <pic:cNvPr id="0" name="image.png"/>
+                    <pic:cNvPicPr/>
+                  </pic:nvPicPr>
+                  <pic:blipFill>
+                    <a:blip r:embed="rId25"/>
+                    <a:stretch>
+                      <a:fillRect/>
+                    </a:stretch>
+                  </pic:blipFill>
+                  <pic:spPr>
+                    <a:xfrm>
+                      <a:off x="0" y="0"/>
+                      <a:ext cx="5029200" cy="2923165"/>
+                    </a:xfrm>
+                    <a:prstGeom prst="rect"/>
+                  </pic:spPr>
+                </pic:pic>
+              </a:graphicData>
+            </a:graphic>
+          </wp:inline>
+        </w:drawing>
+      </w:r>
+    </w:p>
+    <w:p>
+      <w:pPr>
         <w:spacing w:lineRule="auto" w:line="360"/>
         <w:ind w:firstLine="720"/>
         <w:jc w:val="both"/>
@@ -11038,6 +11389,45 @@
           <w:szCs w:val="24"/>
         </w:rPr>
         <w:t>Gambar 3.9 Analisis Ablasi: Penurunan AUC Setiap Fitur</w:t>
+      </w:r>
+    </w:p>
+    <w:p>
+      <w:pPr>
+        <w:jc w:val="center"/>
+      </w:pPr>
+      <w:r>
+        <w:drawing>
+          <wp:inline>
+            <wp:extent cx="5029200" cy="3322426"/>
+            <wp:docPr id="4" name="Picture 4"/>
+            <wp:cNvGraphicFramePr>
+              <a:graphicFrameLocks noChangeAspect="1"/>
+            </wp:cNvGraphicFramePr>
+            <a:graphic>
+              <a:graphicData uri="http://schemas.openxmlformats.org/drawingml/2006/picture">
+                <pic:pic>
+                  <pic:nvPicPr>
+                    <pic:cNvPr id="0" name="image.png"/>
+                    <pic:cNvPicPr/>
+                  </pic:nvPicPr>
+                  <pic:blipFill>
+                    <a:blip r:embed="rId26"/>
+                    <a:stretch>
+                      <a:fillRect/>
+                    </a:stretch>
+                  </pic:blipFill>
+                  <pic:spPr>
+                    <a:xfrm>
+                      <a:off x="0" y="0"/>
+                      <a:ext cx="5029200" cy="3322426"/>
+                    </a:xfrm>
+                    <a:prstGeom prst="rect"/>
+                  </pic:spPr>
+                </pic:pic>
+              </a:graphicData>
+            </a:graphic>
+          </wp:inline>
+        </w:drawing>
       </w:r>
     </w:p>
     <w:p>
@@ -11408,6 +11798,45 @@
     </w:p>
     <w:p>
       <w:pPr>
+        <w:jc w:val="center"/>
+      </w:pPr>
+      <w:r>
+        <w:drawing>
+          <wp:inline>
+            <wp:extent cx="5029200" cy="2176565"/>
+            <wp:docPr id="3" name="Picture 3"/>
+            <wp:cNvGraphicFramePr>
+              <a:graphicFrameLocks noChangeAspect="1"/>
+            </wp:cNvGraphicFramePr>
+            <a:graphic>
+              <a:graphicData uri="http://schemas.openxmlformats.org/drawingml/2006/picture">
+                <pic:pic>
+                  <pic:nvPicPr>
+                    <pic:cNvPr id="0" name="image.png"/>
+                    <pic:cNvPicPr/>
+                  </pic:nvPicPr>
+                  <pic:blipFill>
+                    <a:blip r:embed="rId27"/>
+                    <a:stretch>
+                      <a:fillRect/>
+                    </a:stretch>
+                  </pic:blipFill>
+                  <pic:spPr>
+                    <a:xfrm>
+                      <a:off x="0" y="0"/>
+                      <a:ext cx="5029200" cy="2176565"/>
+                    </a:xfrm>
+                    <a:prstGeom prst="rect"/>
+                  </pic:spPr>
+                </pic:pic>
+              </a:graphicData>
+            </a:graphic>
+          </wp:inline>
+        </w:drawing>
+      </w:r>
+    </w:p>
+    <w:p>
+      <w:pPr>
         <w:spacing w:lineRule="auto" w:line="360" w:before="120" w:after="60"/>
         <w:jc w:val="left"/>
       </w:pPr>
@@ -11875,6 +12304,45 @@
     </w:p>
     <w:p>
       <w:pPr>
+        <w:jc w:val="center"/>
+      </w:pPr>
+      <w:r>
+        <w:drawing>
+          <wp:inline>
+            <wp:extent cx="5029200" cy="5173277"/>
+            <wp:docPr id="2" name="Picture 2"/>
+            <wp:cNvGraphicFramePr>
+              <a:graphicFrameLocks noChangeAspect="1"/>
+            </wp:cNvGraphicFramePr>
+            <a:graphic>
+              <a:graphicData uri="http://schemas.openxmlformats.org/drawingml/2006/picture">
+                <pic:pic>
+                  <pic:nvPicPr>
+                    <pic:cNvPr id="0" name="image.png"/>
+                    <pic:cNvPicPr/>
+                  </pic:nvPicPr>
+                  <pic:blipFill>
+                    <a:blip r:embed="rId28"/>
+                    <a:stretch>
+                      <a:fillRect/>
+                    </a:stretch>
+                  </pic:blipFill>
+                  <pic:spPr>
+                    <a:xfrm>
+                      <a:off x="0" y="0"/>
+                      <a:ext cx="5029200" cy="5173277"/>
+                    </a:xfrm>
+                    <a:prstGeom prst="rect"/>
+                  </pic:spPr>
+                </pic:pic>
+              </a:graphicData>
+            </a:graphic>
+          </wp:inline>
+        </w:drawing>
+      </w:r>
+    </w:p>
+    <w:p>
+      <w:pPr>
         <w:spacing w:lineRule="auto" w:line="360"/>
         <w:ind w:firstLine="720"/>
         <w:jc w:val="both"/>
@@ -13144,6 +13612,45 @@
           <w:szCs w:val="24"/>
         </w:rPr>
         <w:t>Gambar 3.12 Stratifikasi Risiko untuk Prediksi Mortalitas Berdasarkan Model Random Forest</w:t>
+      </w:r>
+    </w:p>
+    <w:p>
+      <w:pPr>
+        <w:jc w:val="center"/>
+      </w:pPr>
+      <w:r>
+        <w:drawing>
+          <wp:inline>
+            <wp:extent cx="5029200" cy="3618260"/>
+            <wp:docPr id="1" name="Picture 1"/>
+            <wp:cNvGraphicFramePr>
+              <a:graphicFrameLocks noChangeAspect="1"/>
+            </wp:cNvGraphicFramePr>
+            <a:graphic>
+              <a:graphicData uri="http://schemas.openxmlformats.org/drawingml/2006/picture">
+                <pic:pic>
+                  <pic:nvPicPr>
+                    <pic:cNvPr id="0" name="image.png"/>
+                    <pic:cNvPicPr/>
+                  </pic:nvPicPr>
+                  <pic:blipFill>
+                    <a:blip r:embed="rId29"/>
+                    <a:stretch>
+                      <a:fillRect/>
+                    </a:stretch>
+                  </pic:blipFill>
+                  <pic:spPr>
+                    <a:xfrm>
+                      <a:off x="0" y="0"/>
+                      <a:ext cx="5029200" cy="3618260"/>
+                    </a:xfrm>
+                    <a:prstGeom prst="rect"/>
+                  </pic:spPr>
+                </pic:pic>
+              </a:graphicData>
+            </a:graphic>
+          </wp:inline>
+        </w:drawing>
       </w:r>
     </w:p>
     <w:p>

--- a/TESIS_FINAL.docx
+++ b/TESIS_FINAL.docx
@@ -1770,6 +1770,122 @@
           <w:p>
             <w:r>
               <w:t>Meninggal=1; hidup saat pulang=0, berdasarkan status keluar rumah sakit</w:t>
+            </w:r>
+          </w:p>
+        </w:tc>
+      </w:tr>
+      <w:tr>
+        <w:tc>
+          <w:tcPr>
+            <w:tcW w:type="dxa" w:w="1417"/>
+          </w:tcPr>
+          <w:p>
+            <w:r>
+              <w:rPr>
+                <w:b w:val="0"/>
+                <w:sz w:val="20"/>
+              </w:rPr>
+              <w:t>Syok kardiogenik de novo</w:t>
+            </w:r>
+          </w:p>
+        </w:tc>
+        <w:tc>
+          <w:tcPr>
+            <w:tcW w:type="dxa" w:w="3118"/>
+          </w:tcPr>
+          <w:p>
+            <w:r>
+              <w:rPr>
+                <w:b w:val="0"/>
+                <w:sz w:val="20"/>
+              </w:rPr>
+              <w:t>Syok kardiogenik baru (de novo) yang terjadi setelah admisi rawat inap, didefinisikan sebagai SBP &lt;90 mmHg atau kebutuhan vasopresor untuk mempertahankan tekanan darah, disertai tanda hipoperfusi organ, yang tidak ada saat admisi IGD</w:t>
+            </w:r>
+          </w:p>
+        </w:tc>
+        <w:tc>
+          <w:tcPr>
+            <w:tcW w:type="dxa" w:w="850"/>
+          </w:tcPr>
+          <w:p>
+            <w:r>
+              <w:rPr>
+                <w:b w:val="0"/>
+                <w:sz w:val="20"/>
+              </w:rPr>
+              <w:t>Biner</w:t>
+            </w:r>
+          </w:p>
+        </w:tc>
+        <w:tc>
+          <w:tcPr>
+            <w:tcW w:type="dxa" w:w="3969"/>
+          </w:tcPr>
+          <w:p>
+            <w:r>
+              <w:rPr>
+                <w:b w:val="0"/>
+                <w:sz w:val="20"/>
+              </w:rPr>
+              <w:t>Ya=1 jika cardiogenic_shock=1 dan shock_on_arrival=0; Tidak=0</w:t>
+            </w:r>
+          </w:p>
+        </w:tc>
+      </w:tr>
+      <w:tr>
+        <w:tc>
+          <w:tcPr>
+            <w:tcW w:type="dxa" w:w="1417"/>
+          </w:tcPr>
+          <w:p>
+            <w:r>
+              <w:rPr>
+                <w:b w:val="0"/>
+                <w:sz w:val="20"/>
+              </w:rPr>
+              <w:t>Komposit (mortalitas dan/atau syok kardiogenik)</w:t>
+            </w:r>
+          </w:p>
+        </w:tc>
+        <w:tc>
+          <w:tcPr>
+            <w:tcW w:type="dxa" w:w="3118"/>
+          </w:tcPr>
+          <w:p>
+            <w:r>
+              <w:rPr>
+                <w:b w:val="0"/>
+                <w:sz w:val="20"/>
+              </w:rPr>
+              <w:t>Luaran gabungan berupa kematian in-hospital dan/atau syok kardiogenik de novo selama periode perawatan indeks</w:t>
+            </w:r>
+          </w:p>
+        </w:tc>
+        <w:tc>
+          <w:tcPr>
+            <w:tcW w:type="dxa" w:w="850"/>
+          </w:tcPr>
+          <w:p>
+            <w:r>
+              <w:rPr>
+                <w:b w:val="0"/>
+                <w:sz w:val="20"/>
+              </w:rPr>
+              <w:t>Biner</w:t>
+            </w:r>
+          </w:p>
+        </w:tc>
+        <w:tc>
+          <w:tcPr>
+            <w:tcW w:type="dxa" w:w="3969"/>
+          </w:tcPr>
+          <w:p>
+            <w:r>
+              <w:rPr>
+                <w:b w:val="0"/>
+                <w:sz w:val="20"/>
+              </w:rPr>
+              <w:t>Ya=1 jika inhospital_death=1 atau cardiogenic_shock=1; Tidak=0 jika hidup tanpa syok kardiogenik saat pulang</w:t>
             </w:r>
           </w:p>
         </w:tc>

--- a/TESIS_FINAL.docx
+++ b/TESIS_FINAL.docx
@@ -1631,7 +1631,9 @@
       <w:tr>
         <w:tc>
           <w:tcPr>
-            <w:tcW w:type="dxa" w:w="1417"/>
+            <w:tcW w:type="dxa" w:w="9354"/>
+            <w:gridSpan w:val="4"/>
+            <w:shd w:fill="D9E2F3" w:val="clear"/>
           </w:tcPr>
           <w:p>
             <w:pPr>
@@ -1640,26 +1642,13 @@
             </w:pPr>
             <w:r>
               <w:rPr>
-                <w:rFonts w:ascii="Times New Roman" w:hAnsi="Times New Roman" w:cs="Times New Roman"/>
-                <w:sz w:val="24"/>
-                <w:szCs w:val="24"/>
-              </w:rPr>
-            </w:r>
-            <w:r>
-              <w:rPr>
-                <w:rFonts w:ascii="Times New Roman" w:hAnsi="Times New Roman" w:cs="Times New Roman"/>
                 <w:b/>
-                <w:sz w:val="24"/>
-                <w:szCs w:val="24"/>
+                <w:color w:val="1F3864"/>
+                <w:sz w:val="20"/>
               </w:rPr>
               <w:t>Variabel Dependen</w:t>
             </w:r>
           </w:p>
-        </w:tc>
-        <w:tc>
-          <w:tcPr>
-            <w:tcW w:type="dxa" w:w="3118"/>
-          </w:tcPr>
           <w:p>
             <w:pPr>
               <w:jc w:val="left"/>
@@ -1680,11 +1669,6 @@
               </w:rPr>
             </w:r>
           </w:p>
-        </w:tc>
-        <w:tc>
-          <w:tcPr>
-            <w:tcW w:type="dxa" w:w="850"/>
-          </w:tcPr>
           <w:p>
             <w:pPr>
               <w:jc w:val="left"/>
@@ -1705,11 +1689,6 @@
               </w:rPr>
             </w:r>
           </w:p>
-        </w:tc>
-        <w:tc>
-          <w:tcPr>
-            <w:tcW w:type="dxa" w:w="3969"/>
-          </w:tcPr>
           <w:p>
             <w:pPr>
               <w:jc w:val="left"/>
@@ -1893,7 +1872,9 @@
       <w:tr>
         <w:tc>
           <w:tcPr>
-            <w:tcW w:type="dxa" w:w="1417"/>
+            <w:tcW w:type="dxa" w:w="9354"/>
+            <w:gridSpan w:val="4"/>
+            <w:shd w:fill="D9E2F3" w:val="clear"/>
           </w:tcPr>
           <w:p>
             <w:pPr>
@@ -1902,26 +1883,13 @@
             </w:pPr>
             <w:r>
               <w:rPr>
-                <w:rFonts w:ascii="Times New Roman" w:hAnsi="Times New Roman" w:cs="Times New Roman"/>
-                <w:sz w:val="24"/>
-                <w:szCs w:val="24"/>
-              </w:rPr>
-            </w:r>
-            <w:r>
-              <w:rPr>
-                <w:rFonts w:ascii="Times New Roman" w:hAnsi="Times New Roman" w:cs="Times New Roman"/>
                 <w:b/>
-                <w:sz w:val="24"/>
-                <w:szCs w:val="24"/>
-              </w:rPr>
-              <w:t>Variabel Independen  sampai  Demografis</w:t>
-            </w:r>
-          </w:p>
-        </w:tc>
-        <w:tc>
-          <w:tcPr>
-            <w:tcW w:type="dxa" w:w="3118"/>
-          </w:tcPr>
+                <w:color w:val="1F3864"/>
+                <w:sz w:val="20"/>
+              </w:rPr>
+              <w:t>A. Karakteristik Demografis</w:t>
+            </w:r>
+          </w:p>
           <w:p>
             <w:pPr>
               <w:jc w:val="left"/>
@@ -1942,11 +1910,6 @@
               </w:rPr>
             </w:r>
           </w:p>
-        </w:tc>
-        <w:tc>
-          <w:tcPr>
-            <w:tcW w:type="dxa" w:w="850"/>
-          </w:tcPr>
           <w:p>
             <w:pPr>
               <w:jc w:val="left"/>
@@ -1967,11 +1930,6 @@
               </w:rPr>
             </w:r>
           </w:p>
-        </w:tc>
-        <w:tc>
-          <w:tcPr>
-            <w:tcW w:type="dxa" w:w="3969"/>
-          </w:tcPr>
           <w:p>
             <w:pPr>
               <w:jc w:val="left"/>
@@ -2209,7 +2167,9 @@
       <w:tr>
         <w:tc>
           <w:tcPr>
-            <w:tcW w:type="dxa" w:w="1417"/>
+            <w:tcW w:type="dxa" w:w="9354"/>
+            <w:gridSpan w:val="4"/>
+            <w:shd w:fill="D9E2F3" w:val="clear"/>
           </w:tcPr>
           <w:p>
             <w:pPr>
@@ -2218,26 +2178,13 @@
             </w:pPr>
             <w:r>
               <w:rPr>
-                <w:rFonts w:ascii="Times New Roman" w:hAnsi="Times New Roman" w:cs="Times New Roman"/>
-                <w:sz w:val="24"/>
-                <w:szCs w:val="24"/>
-              </w:rPr>
-            </w:r>
-            <w:r>
-              <w:rPr>
-                <w:rFonts w:ascii="Times New Roman" w:hAnsi="Times New Roman" w:cs="Times New Roman"/>
                 <w:b/>
-                <w:sz w:val="24"/>
-                <w:szCs w:val="24"/>
-              </w:rPr>
-              <w:t>Variabel Independen  sampai  Klinis</w:t>
-            </w:r>
-          </w:p>
-        </w:tc>
-        <w:tc>
-          <w:tcPr>
-            <w:tcW w:type="dxa" w:w="3118"/>
-          </w:tcPr>
+                <w:color w:val="1F3864"/>
+                <w:sz w:val="20"/>
+              </w:rPr>
+              <w:t>B. Parameter Klinis</w:t>
+            </w:r>
+          </w:p>
           <w:p>
             <w:pPr>
               <w:jc w:val="left"/>
@@ -2258,11 +2205,6 @@
               </w:rPr>
             </w:r>
           </w:p>
-        </w:tc>
-        <w:tc>
-          <w:tcPr>
-            <w:tcW w:type="dxa" w:w="850"/>
-          </w:tcPr>
           <w:p>
             <w:pPr>
               <w:jc w:val="left"/>
@@ -2283,11 +2225,6 @@
               </w:rPr>
             </w:r>
           </w:p>
-        </w:tc>
-        <w:tc>
-          <w:tcPr>
-            <w:tcW w:type="dxa" w:w="3969"/>
-          </w:tcPr>
           <w:p>
             <w:pPr>
               <w:jc w:val="left"/>
@@ -2737,7 +2674,9 @@
       <w:tr>
         <w:tc>
           <w:tcPr>
-            <w:tcW w:type="dxa" w:w="1417"/>
+            <w:tcW w:type="dxa" w:w="9354"/>
+            <w:gridSpan w:val="4"/>
+            <w:shd w:fill="D9E2F3" w:val="clear"/>
           </w:tcPr>
           <w:p>
             <w:pPr>
@@ -2746,26 +2685,13 @@
             </w:pPr>
             <w:r>
               <w:rPr>
-                <w:rFonts w:ascii="Times New Roman" w:hAnsi="Times New Roman" w:cs="Times New Roman"/>
-                <w:sz w:val="24"/>
-                <w:szCs w:val="24"/>
-              </w:rPr>
-            </w:r>
-            <w:r>
-              <w:rPr>
-                <w:rFonts w:ascii="Times New Roman" w:hAnsi="Times New Roman" w:cs="Times New Roman"/>
                 <w:b/>
-                <w:sz w:val="24"/>
-                <w:szCs w:val="24"/>
-              </w:rPr>
-              <w:t>Variabel Independen  sampai  EKG</w:t>
-            </w:r>
-          </w:p>
-        </w:tc>
-        <w:tc>
-          <w:tcPr>
-            <w:tcW w:type="dxa" w:w="3118"/>
-          </w:tcPr>
+                <w:color w:val="1F3864"/>
+                <w:sz w:val="20"/>
+              </w:rPr>
+              <w:t>C. Parameter EKG</w:t>
+            </w:r>
+          </w:p>
           <w:p>
             <w:pPr>
               <w:jc w:val="left"/>
@@ -2786,11 +2712,6 @@
               </w:rPr>
             </w:r>
           </w:p>
-        </w:tc>
-        <w:tc>
-          <w:tcPr>
-            <w:tcW w:type="dxa" w:w="850"/>
-          </w:tcPr>
           <w:p>
             <w:pPr>
               <w:jc w:val="left"/>
@@ -2811,11 +2732,6 @@
               </w:rPr>
             </w:r>
           </w:p>
-        </w:tc>
-        <w:tc>
-          <w:tcPr>
-            <w:tcW w:type="dxa" w:w="3969"/>
-          </w:tcPr>
           <w:p>
             <w:pPr>
               <w:jc w:val="left"/>
@@ -3053,7 +2969,9 @@
       <w:tr>
         <w:tc>
           <w:tcPr>
-            <w:tcW w:type="dxa" w:w="1417"/>
+            <w:tcW w:type="dxa" w:w="9354"/>
+            <w:gridSpan w:val="4"/>
+            <w:shd w:fill="D9E2F3" w:val="clear"/>
           </w:tcPr>
           <w:p>
             <w:pPr>
@@ -3062,26 +2980,13 @@
             </w:pPr>
             <w:r>
               <w:rPr>
-                <w:rFonts w:ascii="Times New Roman" w:hAnsi="Times New Roman" w:cs="Times New Roman"/>
-                <w:sz w:val="24"/>
-                <w:szCs w:val="24"/>
-              </w:rPr>
-            </w:r>
-            <w:r>
-              <w:rPr>
-                <w:rFonts w:ascii="Times New Roman" w:hAnsi="Times New Roman" w:cs="Times New Roman"/>
                 <w:b/>
-                <w:sz w:val="24"/>
-                <w:szCs w:val="24"/>
-              </w:rPr>
-              <w:t>Variabel Independen  sampai  Laboratorium</w:t>
-            </w:r>
-          </w:p>
-        </w:tc>
-        <w:tc>
-          <w:tcPr>
-            <w:tcW w:type="dxa" w:w="3118"/>
-          </w:tcPr>
+                <w:color w:val="1F3864"/>
+                <w:sz w:val="20"/>
+              </w:rPr>
+              <w:t>D. Parameter Laboratorium</w:t>
+            </w:r>
+          </w:p>
           <w:p>
             <w:pPr>
               <w:jc w:val="left"/>
@@ -3102,11 +3007,6 @@
               </w:rPr>
             </w:r>
           </w:p>
-        </w:tc>
-        <w:tc>
-          <w:tcPr>
-            <w:tcW w:type="dxa" w:w="850"/>
-          </w:tcPr>
           <w:p>
             <w:pPr>
               <w:jc w:val="left"/>
@@ -3127,11 +3027,6 @@
               </w:rPr>
             </w:r>
           </w:p>
-        </w:tc>
-        <w:tc>
-          <w:tcPr>
-            <w:tcW w:type="dxa" w:w="3969"/>
-          </w:tcPr>
           <w:p>
             <w:pPr>
               <w:jc w:val="left"/>
@@ -4217,7 +4112,9 @@
       <w:tr>
         <w:tc>
           <w:tcPr>
-            <w:tcW w:type="dxa" w:w="1417"/>
+            <w:tcW w:type="dxa" w:w="9354"/>
+            <w:gridSpan w:val="4"/>
+            <w:shd w:fill="D9E2F3" w:val="clear"/>
           </w:tcPr>
           <w:p>
             <w:pPr>
@@ -4226,26 +4123,13 @@
             </w:pPr>
             <w:r>
               <w:rPr>
-                <w:rFonts w:ascii="Times New Roman" w:hAnsi="Times New Roman" w:cs="Times New Roman"/>
-                <w:sz w:val="24"/>
-                <w:szCs w:val="24"/>
-              </w:rPr>
-            </w:r>
-            <w:r>
-              <w:rPr>
-                <w:rFonts w:ascii="Times New Roman" w:hAnsi="Times New Roman" w:cs="Times New Roman"/>
                 <w:b/>
-                <w:sz w:val="24"/>
-                <w:szCs w:val="24"/>
-              </w:rPr>
-              <w:t>Variabel Independen  sampai  Ekokardiografi</w:t>
-            </w:r>
-          </w:p>
-        </w:tc>
-        <w:tc>
-          <w:tcPr>
-            <w:tcW w:type="dxa" w:w="3118"/>
-          </w:tcPr>
+                <w:color w:val="1F3864"/>
+                <w:sz w:val="20"/>
+              </w:rPr>
+              <w:t>E. Parameter Ekokardiografi</w:t>
+            </w:r>
+          </w:p>
           <w:p>
             <w:pPr>
               <w:jc w:val="left"/>
@@ -4266,11 +4150,6 @@
               </w:rPr>
             </w:r>
           </w:p>
-        </w:tc>
-        <w:tc>
-          <w:tcPr>
-            <w:tcW w:type="dxa" w:w="850"/>
-          </w:tcPr>
           <w:p>
             <w:pPr>
               <w:jc w:val="left"/>
@@ -4291,11 +4170,6 @@
               </w:rPr>
             </w:r>
           </w:p>
-        </w:tc>
-        <w:tc>
-          <w:tcPr>
-            <w:tcW w:type="dxa" w:w="3969"/>
-          </w:tcPr>
           <w:p>
             <w:pPr>
               <w:jc w:val="left"/>
@@ -4851,7 +4725,9 @@
       <w:tr>
         <w:tc>
           <w:tcPr>
-            <w:tcW w:type="dxa" w:w="1417"/>
+            <w:tcW w:type="dxa" w:w="9354"/>
+            <w:gridSpan w:val="4"/>
+            <w:shd w:fill="D9E2F3" w:val="clear"/>
           </w:tcPr>
           <w:p>
             <w:pPr>
@@ -4860,26 +4736,13 @@
             </w:pPr>
             <w:r>
               <w:rPr>
-                <w:rFonts w:ascii="Times New Roman" w:hAnsi="Times New Roman" w:cs="Times New Roman"/>
-                <w:sz w:val="24"/>
-                <w:szCs w:val="24"/>
-              </w:rPr>
-            </w:r>
-            <w:r>
-              <w:rPr>
-                <w:rFonts w:ascii="Times New Roman" w:hAnsi="Times New Roman" w:cs="Times New Roman"/>
                 <w:b/>
-                <w:sz w:val="24"/>
-                <w:szCs w:val="24"/>
-              </w:rPr>
-              <w:t>Variabel Perancu</w:t>
-            </w:r>
-          </w:p>
-        </w:tc>
-        <w:tc>
-          <w:tcPr>
-            <w:tcW w:type="dxa" w:w="3118"/>
-          </w:tcPr>
+                <w:color w:val="1F3864"/>
+                <w:sz w:val="20"/>
+              </w:rPr>
+              <w:t>F. Variabel Perancu</w:t>
+            </w:r>
+          </w:p>
           <w:p>
             <w:pPr>
               <w:jc w:val="left"/>
@@ -4900,11 +4763,6 @@
               </w:rPr>
             </w:r>
           </w:p>
-        </w:tc>
-        <w:tc>
-          <w:tcPr>
-            <w:tcW w:type="dxa" w:w="850"/>
-          </w:tcPr>
           <w:p>
             <w:pPr>
               <w:jc w:val="left"/>
@@ -4925,11 +4783,6 @@
               </w:rPr>
             </w:r>
           </w:p>
-        </w:tc>
-        <w:tc>
-          <w:tcPr>
-            <w:tcW w:type="dxa" w:w="3969"/>
-          </w:tcPr>
           <w:p>
             <w:pPr>
               <w:jc w:val="left"/>

--- a/TESIS_FINAL.docx
+++ b/TESIS_FINAL.docx
@@ -6115,7 +6115,7 @@
           <w:sz w:val="24"/>
           <w:szCs w:val="24"/>
         </w:rPr>
-        <w:t>Analisis statistik deskriptif dan pra-pemrosesan data dilakukan menggunakan bahasa pemrograman Python versi 3.11 atau lebih baru. Pustaka yang digunakan meliputi Pandas dan NumPy untuk manipulasi data, Scikit-learn untuk pra-pemrosesan dan evaluasi, XGBoost untuk pembangunan model, Matplotlib dan Seaborn untuk visualisasi, serta SHAP untuk interpretasi model.</w:t>
+        <w:t>Analisis statistik deskriptif dan pra-pemrosesan data dilakukan menggunakan bahasa pemrograman Python versi 3.10 atau lebih baru. Pustaka yang digunakan meliputi Pandas dan NumPy untuk manipulasi data, Scikit-learn untuk pra-pemrosesan dan evaluasi, XGBoost untuk pembangunan model, Matplotlib dan Seaborn untuk visualisasi, serta SHAP untuk interpretasi model.</w:t>
       </w:r>
     </w:p>
     <w:p>

--- a/TESIS_FINAL.docx
+++ b/TESIS_FINAL.docx
@@ -6318,10 +6318,29 @@
       </w:r>
     </w:p>
     <w:p>
+      <w:pPr>
+        <w:jc w:val="both"/>
+      </w:pPr>
+      <w:r>
+        <w:rPr>
+          <w:rFonts w:ascii="Times New Roman" w:hAnsi="Times New Roman"/>
+          <w:sz w:val="24"/>
+        </w:rPr>
+        <w:t>Seleksi subjek penelitian dilakukan secara retrospektif dari basis data RME pasien dengan diagnosis utama STEMI atau NSTEMI yang dirawat di Pusat Jantung Terpadu RSUP Dr. Wahidin Sudirohusodo Makassar periode Januari 2024 sampai Maret 2026. Dari 1.952 rekam pasien yang teridentifikasi, dilakukan eksklusi bertahap melalui kriteria yang telah ditetapkan sebelumnya. Alur seleksi lengkap disajikan pada Gambar 2.3.</w:t>
+      </w:r>
+    </w:p>
+    <w:p>
+      <w:pPr>
+        <w:jc w:val="both"/>
+      </w:pPr>
       <w:r/>
-    </w:p>
-    <w:p>
-      <w:r/>
+      <w:r>
+        <w:rPr>
+          <w:rFonts w:ascii="Times New Roman" w:hAnsi="Times New Roman"/>
+          <w:sz w:val="24"/>
+        </w:rPr>
+        <w:t>Proses eksklusi mencakup pasien dengan shock atau hipotensi saat admisi, koding non-ACS, riwayat CABG, pulang paksa, data tidak lengkap, dan kelas Killip IV yang terlewat pada penyaringan awal.</w:t>
+      </w:r>
     </w:p>
     <w:p>
       <w:r>

--- a/TESIS_FINAL.docx
+++ b/TESIS_FINAL.docx
@@ -3052,6 +3052,64 @@
       <w:tr>
         <w:tc>
           <w:tcPr>
+            <w:tcW w:type="dxa" w:w="9354"/>
+            <w:shd w:fill="D9E2F3" w:val="clear"/>
+          </w:tcPr>
+          <w:p>
+            <w:r>
+              <w:rPr>
+                <w:sz w:val="20"/>
+              </w:rPr>
+              <w:t>Laju Napas (Respiratory Rate)</w:t>
+            </w:r>
+          </w:p>
+        </w:tc>
+        <w:tc>
+          <w:tcPr>
+            <w:tcW w:type="dxa" w:w="9354"/>
+            <w:shd w:fill="D9E2F3" w:val="clear"/>
+          </w:tcPr>
+          <w:p>
+            <w:r>
+              <w:rPr>
+                <w:sz w:val="20"/>
+              </w:rPr>
+              <w:t>Frekuensi napas saat admisi, nilai tertinggi (maksimum) dalam 0-24 jam pertama</w:t>
+            </w:r>
+          </w:p>
+        </w:tc>
+        <w:tc>
+          <w:tcPr>
+            <w:tcW w:type="dxa" w:w="9354"/>
+            <w:shd w:fill="D9E2F3" w:val="clear"/>
+          </w:tcPr>
+          <w:p>
+            <w:r>
+              <w:rPr>
+                <w:sz w:val="20"/>
+              </w:rPr>
+              <w:t>Kontinu</w:t>
+            </w:r>
+          </w:p>
+        </w:tc>
+        <w:tc>
+          <w:tcPr>
+            <w:tcW w:type="dxa" w:w="9354"/>
+            <w:shd w:fill="D9E2F3" w:val="clear"/>
+          </w:tcPr>
+          <w:p>
+            <w:r>
+              <w:rPr>
+                <w:sz w:val="20"/>
+              </w:rPr>
+              <w:t>x/menit, nilai numerik</w:t>
+            </w:r>
+          </w:p>
+        </w:tc>
+      </w:tr>
+      <w:tr>
+        <w:tc>
+          <w:tcPr>
             <w:tcW w:type="dxa" w:w="1417"/>
           </w:tcPr>
           <w:p>
@@ -3691,6 +3749,222 @@
             <w:tcW w:type="dxa" w:w="1417"/>
           </w:tcPr>
           <w:p>
+            <w:r>
+              <w:rPr>
+                <w:sz w:val="20"/>
+              </w:rPr>
+              <w:t>Kardiomegali</w:t>
+            </w:r>
+          </w:p>
+        </w:tc>
+        <w:tc>
+          <w:tcPr>
+            <w:tcW w:type="dxa" w:w="1417"/>
+          </w:tcPr>
+          <w:p>
+            <w:r>
+              <w:rPr>
+                <w:sz w:val="20"/>
+              </w:rPr>
+              <w:t>Pembesaran ukuran jantung berdasarkan foto toraks saat admisi</w:t>
+            </w:r>
+          </w:p>
+        </w:tc>
+        <w:tc>
+          <w:tcPr>
+            <w:tcW w:type="dxa" w:w="1417"/>
+          </w:tcPr>
+          <w:p>
+            <w:r>
+              <w:rPr>
+                <w:sz w:val="20"/>
+              </w:rPr>
+              <w:t>Biner</w:t>
+            </w:r>
+          </w:p>
+        </w:tc>
+        <w:tc>
+          <w:tcPr>
+            <w:tcW w:type="dxa" w:w="1417"/>
+          </w:tcPr>
+          <w:p>
+            <w:r>
+              <w:rPr>
+                <w:sz w:val="20"/>
+              </w:rPr>
+              <w:t>Ya=1 jika CTR (cardiothoracic ratio) &gt;0,5 pada foto toraks PA; Tidak=0</w:t>
+            </w:r>
+          </w:p>
+        </w:tc>
+      </w:tr>
+      <w:tr>
+        <w:tc>
+          <w:tcPr>
+            <w:tcW w:type="dxa" w:w="1417"/>
+          </w:tcPr>
+          <w:p>
+            <w:r>
+              <w:rPr>
+                <w:sz w:val="20"/>
+              </w:rPr>
+              <w:t>Edema Paru</w:t>
+            </w:r>
+          </w:p>
+        </w:tc>
+        <w:tc>
+          <w:tcPr>
+            <w:tcW w:type="dxa" w:w="1417"/>
+          </w:tcPr>
+          <w:p>
+            <w:r>
+              <w:rPr>
+                <w:sz w:val="20"/>
+              </w:rPr>
+              <w:t>Tanda edema paru berdasarkan foto toraks atau pemeriksaan fisik saat admisi</w:t>
+            </w:r>
+          </w:p>
+        </w:tc>
+        <w:tc>
+          <w:tcPr>
+            <w:tcW w:type="dxa" w:w="1417"/>
+          </w:tcPr>
+          <w:p>
+            <w:r>
+              <w:rPr>
+                <w:sz w:val="20"/>
+              </w:rPr>
+              <w:t>Biner</w:t>
+            </w:r>
+          </w:p>
+        </w:tc>
+        <w:tc>
+          <w:tcPr>
+            <w:tcW w:type="dxa" w:w="1417"/>
+          </w:tcPr>
+          <w:p>
+            <w:r>
+              <w:rPr>
+                <w:sz w:val="20"/>
+              </w:rPr>
+              <w:t>Ya=1 jika terdapat gambaran edema paru pada foto toraks atau ronkhi basah pada auskultasi paru; Tidak=0</w:t>
+            </w:r>
+          </w:p>
+        </w:tc>
+      </w:tr>
+      <w:tr>
+        <w:tc>
+          <w:tcPr>
+            <w:tcW w:type="dxa" w:w="1417"/>
+          </w:tcPr>
+          <w:p>
+            <w:r>
+              <w:rPr>
+                <w:sz w:val="20"/>
+              </w:rPr>
+              <w:t>Elevasi ST</w:t>
+            </w:r>
+          </w:p>
+        </w:tc>
+        <w:tc>
+          <w:tcPr>
+            <w:tcW w:type="dxa" w:w="1417"/>
+          </w:tcPr>
+          <w:p>
+            <w:r>
+              <w:rPr>
+                <w:sz w:val="20"/>
+              </w:rPr>
+              <w:t>Terdapat elevasi segmen ST pada EKG awal sesuai definisi STEMI universal</w:t>
+            </w:r>
+          </w:p>
+        </w:tc>
+        <w:tc>
+          <w:tcPr>
+            <w:tcW w:type="dxa" w:w="1417"/>
+          </w:tcPr>
+          <w:p>
+            <w:r>
+              <w:rPr>
+                <w:sz w:val="20"/>
+              </w:rPr>
+              <w:t>Biner</w:t>
+            </w:r>
+          </w:p>
+        </w:tc>
+        <w:tc>
+          <w:tcPr>
+            <w:tcW w:type="dxa" w:w="1417"/>
+          </w:tcPr>
+          <w:p>
+            <w:r>
+              <w:rPr>
+                <w:sz w:val="20"/>
+              </w:rPr>
+              <w:t>Ya=1 jika elevasi ST &gt;=1 mm pada &gt;=2 sadapan ekstremitas atau &gt;=2 mm pada &gt;=2 sadapan prekordial; Tidak=0</w:t>
+            </w:r>
+          </w:p>
+        </w:tc>
+      </w:tr>
+      <w:tr>
+        <w:tc>
+          <w:tcPr>
+            <w:tcW w:type="dxa" w:w="1417"/>
+          </w:tcPr>
+          <w:p>
+            <w:r>
+              <w:rPr>
+                <w:sz w:val="20"/>
+              </w:rPr>
+              <w:t>Gelombang Q patologis/OMI</w:t>
+            </w:r>
+          </w:p>
+        </w:tc>
+        <w:tc>
+          <w:tcPr>
+            <w:tcW w:type="dxa" w:w="1417"/>
+          </w:tcPr>
+          <w:p>
+            <w:r>
+              <w:rPr>
+                <w:sz w:val="20"/>
+              </w:rPr>
+              <w:t>Terdapat gelombang Q patologis atau gambaran old myocardial infarction pada EKG awal</w:t>
+            </w:r>
+          </w:p>
+        </w:tc>
+        <w:tc>
+          <w:tcPr>
+            <w:tcW w:type="dxa" w:w="1417"/>
+          </w:tcPr>
+          <w:p>
+            <w:r>
+              <w:rPr>
+                <w:sz w:val="20"/>
+              </w:rPr>
+              <w:t>Biner</w:t>
+            </w:r>
+          </w:p>
+        </w:tc>
+        <w:tc>
+          <w:tcPr>
+            <w:tcW w:type="dxa" w:w="1417"/>
+          </w:tcPr>
+          <w:p>
+            <w:r>
+              <w:rPr>
+                <w:sz w:val="20"/>
+              </w:rPr>
+              <w:t>Ya=1 jika durasi Q &gt;=0,04 detik dan/atau kedalaman Q &gt;=25% tinggi R pada &gt;=2 sadapan; Tidak=0</w:t>
+            </w:r>
+          </w:p>
+        </w:tc>
+      </w:tr>
+      <w:tr>
+        <w:tc>
+          <w:tcPr>
+            <w:tcW w:type="dxa" w:w="1417"/>
+          </w:tcPr>
+          <w:p>
             <w:pPr>
               <w:jc w:val="left"/>
               <w:spacing w:line="360" w:lineRule="auto"/>
@@ -4112,6 +4386,222 @@
       <w:tr>
         <w:tc>
           <w:tcPr>
+            <w:tcW w:type="dxa" w:w="1417"/>
+          </w:tcPr>
+          <w:p>
+            <w:r>
+              <w:rPr>
+                <w:sz w:val="20"/>
+              </w:rPr>
+              <w:t>Kreatinin</w:t>
+            </w:r>
+          </w:p>
+        </w:tc>
+        <w:tc>
+          <w:tcPr>
+            <w:tcW w:type="dxa" w:w="1417"/>
+          </w:tcPr>
+          <w:p>
+            <w:r>
+              <w:rPr>
+                <w:sz w:val="20"/>
+              </w:rPr>
+              <w:t>Kadar kreatinin serum, nilai pada 0-24 jam pertama</w:t>
+            </w:r>
+          </w:p>
+        </w:tc>
+        <w:tc>
+          <w:tcPr>
+            <w:tcW w:type="dxa" w:w="1417"/>
+          </w:tcPr>
+          <w:p>
+            <w:r>
+              <w:rPr>
+                <w:sz w:val="20"/>
+              </w:rPr>
+              <w:t>Kontinu</w:t>
+            </w:r>
+          </w:p>
+        </w:tc>
+        <w:tc>
+          <w:tcPr>
+            <w:tcW w:type="dxa" w:w="1417"/>
+          </w:tcPr>
+          <w:p>
+            <w:r>
+              <w:rPr>
+                <w:sz w:val="20"/>
+              </w:rPr>
+              <w:t>mg/dL, nilai numerik</w:t>
+            </w:r>
+          </w:p>
+        </w:tc>
+      </w:tr>
+      <w:tr>
+        <w:tc>
+          <w:tcPr>
+            <w:tcW w:type="dxa" w:w="1417"/>
+          </w:tcPr>
+          <w:p>
+            <w:r>
+              <w:rPr>
+                <w:sz w:val="20"/>
+              </w:rPr>
+              <w:t>NLR (Neutrophil-to-Lymphocyte Ratio)</w:t>
+            </w:r>
+          </w:p>
+        </w:tc>
+        <w:tc>
+          <w:tcPr>
+            <w:tcW w:type="dxa" w:w="1417"/>
+          </w:tcPr>
+          <w:p>
+            <w:r>
+              <w:rPr>
+                <w:sz w:val="20"/>
+              </w:rPr>
+              <w:t>Rasio neutrofil terhadap limfosit dari darah tepi, nilai pada 0-24 jam pertama</w:t>
+            </w:r>
+          </w:p>
+        </w:tc>
+        <w:tc>
+          <w:tcPr>
+            <w:tcW w:type="dxa" w:w="1417"/>
+          </w:tcPr>
+          <w:p>
+            <w:r>
+              <w:rPr>
+                <w:sz w:val="20"/>
+              </w:rPr>
+              <w:t>Kontinu</w:t>
+            </w:r>
+          </w:p>
+        </w:tc>
+        <w:tc>
+          <w:tcPr>
+            <w:tcW w:type="dxa" w:w="1417"/>
+          </w:tcPr>
+          <w:p>
+            <w:r>
+              <w:rPr>
+                <w:sz w:val="20"/>
+              </w:rPr>
+              <w:t>NLR = hitung jenis neutrofil absolut / hitung jenis limfosit absolut</w:t>
+            </w:r>
+          </w:p>
+        </w:tc>
+      </w:tr>
+      <w:tr>
+        <w:tc>
+          <w:tcPr>
+            <w:tcW w:type="dxa" w:w="1417"/>
+          </w:tcPr>
+          <w:p>
+            <w:r>
+              <w:rPr>
+                <w:sz w:val="20"/>
+              </w:rPr>
+              <w:t>SII (Systemic Immune-Inflammation Index)</w:t>
+            </w:r>
+          </w:p>
+        </w:tc>
+        <w:tc>
+          <w:tcPr>
+            <w:tcW w:type="dxa" w:w="1417"/>
+          </w:tcPr>
+          <w:p>
+            <w:r>
+              <w:rPr>
+                <w:sz w:val="20"/>
+              </w:rPr>
+              <w:t>Indeks imun-inflamasi sistemik, dihitung dari nilai laboratorium 0-24 jam pertama</w:t>
+            </w:r>
+          </w:p>
+        </w:tc>
+        <w:tc>
+          <w:tcPr>
+            <w:tcW w:type="dxa" w:w="1417"/>
+          </w:tcPr>
+          <w:p>
+            <w:r>
+              <w:rPr>
+                <w:sz w:val="20"/>
+              </w:rPr>
+              <w:t>Kontinu</w:t>
+            </w:r>
+          </w:p>
+        </w:tc>
+        <w:tc>
+          <w:tcPr>
+            <w:tcW w:type="dxa" w:w="1417"/>
+          </w:tcPr>
+          <w:p>
+            <w:r>
+              <w:rPr>
+                <w:sz w:val="20"/>
+              </w:rPr>
+              <w:t>SII = (hitung jenis neutrofil absolut × hitung jenis trombosit absolut) / hitung jenis limfosit absolut</w:t>
+            </w:r>
+          </w:p>
+        </w:tc>
+      </w:tr>
+      <w:tr>
+        <w:tc>
+          <w:tcPr>
+            <w:tcW w:type="dxa" w:w="1417"/>
+          </w:tcPr>
+          <w:p>
+            <w:r>
+              <w:rPr>
+                <w:sz w:val="20"/>
+              </w:rPr>
+              <w:t>APTT (Activated Partial Thromboplastin Time)</w:t>
+            </w:r>
+          </w:p>
+        </w:tc>
+        <w:tc>
+          <w:tcPr>
+            <w:tcW w:type="dxa" w:w="1417"/>
+          </w:tcPr>
+          <w:p>
+            <w:r>
+              <w:rPr>
+                <w:sz w:val="20"/>
+              </w:rPr>
+              <w:t>Waktu tromboplastin parsial teraktivasi, nilai pada 0-24 jam pertama</w:t>
+            </w:r>
+          </w:p>
+        </w:tc>
+        <w:tc>
+          <w:tcPr>
+            <w:tcW w:type="dxa" w:w="1417"/>
+          </w:tcPr>
+          <w:p>
+            <w:r>
+              <w:rPr>
+                <w:sz w:val="20"/>
+              </w:rPr>
+              <w:t>Kontinu</w:t>
+            </w:r>
+          </w:p>
+        </w:tc>
+        <w:tc>
+          <w:tcPr>
+            <w:tcW w:type="dxa" w:w="1417"/>
+          </w:tcPr>
+          <w:p>
+            <w:r>
+              <w:rPr>
+                <w:sz w:val="20"/>
+              </w:rPr>
+              <w:t>detik, nilai numerik</w:t>
+            </w:r>
+          </w:p>
+        </w:tc>
+      </w:tr>
+      <w:tr>
+        <w:tc>
+          <w:tcPr>
             <w:tcW w:type="dxa" w:w="9354"/>
             <w:gridSpan w:val="4"/>
             <w:shd w:fill="D9E2F3" w:val="clear"/>
@@ -4516,6 +5006,60 @@
             <w:tcW w:type="dxa" w:w="1417"/>
           </w:tcPr>
           <w:p>
+            <w:r>
+              <w:rPr>
+                <w:sz w:val="20"/>
+              </w:rPr>
+              <w:t>LVOT VTI (Velocity Time Integral)</w:t>
+            </w:r>
+          </w:p>
+        </w:tc>
+        <w:tc>
+          <w:tcPr>
+            <w:tcW w:type="dxa" w:w="1417"/>
+          </w:tcPr>
+          <w:p>
+            <w:r>
+              <w:rPr>
+                <w:sz w:val="20"/>
+              </w:rPr>
+              <w:t>Velocity time integral dari left ventricular outflow tract, pulsed-wave Doppler apikal 5-ruang</w:t>
+            </w:r>
+          </w:p>
+        </w:tc>
+        <w:tc>
+          <w:tcPr>
+            <w:tcW w:type="dxa" w:w="1417"/>
+          </w:tcPr>
+          <w:p>
+            <w:r>
+              <w:rPr>
+                <w:sz w:val="20"/>
+              </w:rPr>
+              <w:t>Kontinu</w:t>
+            </w:r>
+          </w:p>
+        </w:tc>
+        <w:tc>
+          <w:tcPr>
+            <w:tcW w:type="dxa" w:w="1417"/>
+          </w:tcPr>
+          <w:p>
+            <w:r>
+              <w:rPr>
+                <w:sz w:val="20"/>
+              </w:rPr>
+              <w:t>cm, nilai numerik</w:t>
+            </w:r>
+          </w:p>
+        </w:tc>
+      </w:tr>
+      <w:tr>
+        <w:tc>
+          <w:tcPr>
+            <w:tcW w:type="dxa" w:w="1417"/>
+          </w:tcPr>
+          <w:p>
             <w:pPr>
               <w:jc w:val="left"/>
               <w:spacing w:line="360" w:lineRule="auto"/>
@@ -5331,6 +5875,114 @@
                 <w:szCs w:val="24"/>
               </w:rPr>
               <w:t>Ya=1; Tidak=0</w:t>
+            </w:r>
+          </w:p>
+        </w:tc>
+      </w:tr>
+      <w:tr>
+        <w:tc>
+          <w:tcPr>
+            <w:tcW w:type="dxa" w:w="1417"/>
+          </w:tcPr>
+          <w:p>
+            <w:r>
+              <w:rPr>
+                <w:sz w:val="20"/>
+              </w:rPr>
+              <w:t>Dislipidemia</w:t>
+            </w:r>
+          </w:p>
+        </w:tc>
+        <w:tc>
+          <w:tcPr>
+            <w:tcW w:type="dxa" w:w="1417"/>
+          </w:tcPr>
+          <w:p>
+            <w:r>
+              <w:rPr>
+                <w:sz w:val="20"/>
+              </w:rPr>
+              <w:t>Riwayat dislipidemia atau penggunaan obat penurun lipid sebelum admisi</w:t>
+            </w:r>
+          </w:p>
+        </w:tc>
+        <w:tc>
+          <w:tcPr>
+            <w:tcW w:type="dxa" w:w="1417"/>
+          </w:tcPr>
+          <w:p>
+            <w:r>
+              <w:rPr>
+                <w:sz w:val="20"/>
+              </w:rPr>
+              <w:t>Biner</w:t>
+            </w:r>
+          </w:p>
+        </w:tc>
+        <w:tc>
+          <w:tcPr>
+            <w:tcW w:type="dxa" w:w="1417"/>
+          </w:tcPr>
+          <w:p>
+            <w:r>
+              <w:rPr>
+                <w:sz w:val="20"/>
+              </w:rPr>
+              <w:t>Ya=1 jika di problem list atau penggunaan statin/fibrat kronik sebelum admisi; Tidak=0</w:t>
+            </w:r>
+          </w:p>
+        </w:tc>
+      </w:tr>
+      <w:tr>
+        <w:tc>
+          <w:tcPr>
+            <w:tcW w:type="dxa" w:w="1417"/>
+          </w:tcPr>
+          <w:p>
+            <w:r>
+              <w:rPr>
+                <w:sz w:val="20"/>
+              </w:rPr>
+              <w:t>Penyakit Ginjal Kronik</w:t>
+            </w:r>
+          </w:p>
+        </w:tc>
+        <w:tc>
+          <w:tcPr>
+            <w:tcW w:type="dxa" w:w="1417"/>
+          </w:tcPr>
+          <w:p>
+            <w:r>
+              <w:rPr>
+                <w:sz w:val="20"/>
+              </w:rPr>
+              <w:t>Riwayat penyakit ginjal kronik atau eGFR &lt;60 mL/menit/1,73 m2 yang menetap sebelum admisi</w:t>
+            </w:r>
+          </w:p>
+        </w:tc>
+        <w:tc>
+          <w:tcPr>
+            <w:tcW w:type="dxa" w:w="1417"/>
+          </w:tcPr>
+          <w:p>
+            <w:r>
+              <w:rPr>
+                <w:sz w:val="20"/>
+              </w:rPr>
+              <w:t>Biner</w:t>
+            </w:r>
+          </w:p>
+        </w:tc>
+        <w:tc>
+          <w:tcPr>
+            <w:tcW w:type="dxa" w:w="1417"/>
+          </w:tcPr>
+          <w:p>
+            <w:r>
+              <w:rPr>
+                <w:sz w:val="20"/>
+              </w:rPr>
+              <w:t>Ya=1 jika di problem list atau eGFR kronik &lt;60; Tidak=0</w:t>
             </w:r>
           </w:p>
         </w:tc>

--- a/TESIS_FINAL.docx
+++ b/TESIS_FINAL.docx
@@ -3820,7 +3820,7 @@
               <w:rPr>
                 <w:sz w:val="20"/>
               </w:rPr>
-              <w:t>Tanda edema paru berdasarkan foto toraks atau pemeriksaan fisik saat admisi</w:t>
+              <w:t>Tanda edema paru berdasarkan foto toraks saat admisi</w:t>
             </w:r>
           </w:p>
         </w:tc>
@@ -3846,7 +3846,7 @@
               <w:rPr>
                 <w:sz w:val="20"/>
               </w:rPr>
-              <w:t>Ya=1 jika terdapat gambaran edema paru pada foto toraks atau ronkhi basah pada auskultasi paru; Tidak=0</w:t>
+              <w:t>Ya=1 jika terdapat gambaran edema paru pada foto toraks PA; Tidak=0</w:t>
             </w:r>
           </w:p>
         </w:tc>

--- a/TESIS_FINAL.docx
+++ b/TESIS_FINAL.docx
@@ -12949,8 +12949,8 @@
       <w:r>
         <w:drawing>
           <wp:inline>
-            <wp:extent cx="5029200" cy="5173277"/>
-            <wp:docPr id="2" name="Picture 2"/>
+            <wp:extent cx="5029200" cy="4388348"/>
+            <wp:docPr id="14" name="Picture 14"/>
             <wp:cNvGraphicFramePr>
               <a:graphicFrameLocks noChangeAspect="1"/>
             </wp:cNvGraphicFramePr>
@@ -12958,11 +12958,11 @@
               <a:graphicData uri="http://schemas.openxmlformats.org/drawingml/2006/picture">
                 <pic:pic>
                   <pic:nvPicPr>
-                    <pic:cNvPr id="0" name="image.png"/>
+                    <pic:cNvPr id="0" name="fig11_roc_3outcomes.png"/>
                     <pic:cNvPicPr/>
                   </pic:nvPicPr>
                   <pic:blipFill>
-                    <a:blip r:embed="rId28"/>
+                    <a:blip r:embed="rId1"/>
                     <a:stretch>
                       <a:fillRect/>
                     </a:stretch>
@@ -12970,7 +12970,7 @@
                   <pic:spPr>
                     <a:xfrm>
                       <a:off x="0" y="0"/>
-                      <a:ext cx="5029200" cy="5173277"/>
+                      <a:ext cx="5029200" cy="4388348"/>
                     </a:xfrm>
                     <a:prstGeom prst="rect"/>
                   </pic:spPr>

--- a/TESIS_FINAL.docx
+++ b/TESIS_FINAL.docx
@@ -13656,8 +13656,9 @@
             <w:r>
               <w:rPr>
                 <w:b/>
-              </w:rPr>
-              <w:t>Analisis</w:t>
+                <w:sz w:val="20"/>
+              </w:rPr>
+              <w:t>Model / Skor Risiko</w:t>
             </w:r>
           </w:p>
         </w:tc>
@@ -13671,8 +13672,9 @@
             <w:r>
               <w:rPr>
                 <w:b/>
-              </w:rPr>
-              <w:t>Populasi / ambang</w:t>
+                <w:sz w:val="20"/>
+              </w:rPr>
+              <w:t>AUC</w:t>
             </w:r>
           </w:p>
         </w:tc>
@@ -13686,8 +13688,9 @@
             <w:r>
               <w:rPr>
                 <w:b/>
-              </w:rPr>
-              <w:t>Hasil</w:t>
+                <w:sz w:val="20"/>
+              </w:rPr>
+              <w:t>Populasi</w:t>
             </w:r>
           </w:p>
         </w:tc>
@@ -13701,472 +13704,380 @@
             <w:r>
               <w:rPr>
                 <w:b/>
-              </w:rPr>
-              <w:t>Nilai p / keterangan</w:t>
+                <w:sz w:val="20"/>
+              </w:rPr>
+              <w:t>Sumber</w:t>
             </w:r>
           </w:p>
         </w:tc>
       </w:tr>
       <w:tr>
+        <w:trPr>
+          <w:tblHeader w:val="true"/>
+        </w:trPr>
         <w:tc>
           <w:tcPr>
             <w:tcW w:type="dxa" w:w="1856"/>
-          </w:tcPr>
-          <w:p>
-            <w:r>
-              <w:t>Random Forest</w:t>
+            <w:shd w:val="clear" w:fill="D9EAF7"/>
+            <w:vAlign w:val="center"/>
+          </w:tcPr>
+          <w:p>
+            <w:r>
+              <w:t>Random Forest (model kami)</w:t>
             </w:r>
           </w:p>
         </w:tc>
         <w:tc>
           <w:tcPr>
             <w:tcW w:type="dxa" w:w="1856"/>
-          </w:tcPr>
-          <w:p>
-            <w:r>
-              <w:t>N=1.524</w:t>
+            <w:shd w:val="clear" w:fill="D9EAF7"/>
+            <w:vAlign w:val="center"/>
+          </w:tcPr>
+          <w:p>
+            <w:r>
+              <w:t>0,819</w:t>
             </w:r>
           </w:p>
         </w:tc>
         <w:tc>
           <w:tcPr>
             <w:tcW w:type="dxa" w:w="1856"/>
-          </w:tcPr>
-          <w:p>
-            <w:r>
-              <w:t>AUC 0,819</w:t>
+            <w:shd w:val="clear" w:fill="D9EAF7"/>
+            <w:vAlign w:val="center"/>
+          </w:tcPr>
+          <w:p>
+            <w:r>
+              <w:t>SKA, N=1.524</w:t>
             </w:r>
           </w:p>
         </w:tc>
         <w:tc>
           <w:tcPr>
             <w:tcW w:type="dxa" w:w="1856"/>
-          </w:tcPr>
-          <w:p>
-            <w:r>
-              <w:t>Vektor OOF rerata</w:t>
+            <w:shd w:val="clear" w:fill="D9EAF7"/>
+            <w:vAlign w:val="center"/>
+          </w:tcPr>
+          <w:p>
+            <w:r>
+              <w:t>13 fitur; 5-fold CV x 10 seed</w:t>
             </w:r>
           </w:p>
         </w:tc>
       </w:tr>
       <w:tr>
+        <w:trPr>
+          <w:tblHeader w:val="true"/>
+        </w:trPr>
         <w:tc>
           <w:tcPr>
             <w:tcW w:type="dxa" w:w="1856"/>
-          </w:tcPr>
-          <w:p>
-            <w:r>
-              <w:t>GRACE 2.0</w:t>
+            <w:shd w:val="clear" w:fill="D9EAF7"/>
+            <w:vAlign w:val="center"/>
+          </w:tcPr>
+          <w:p>
+            <w:r>
+              <w:t>GRACE 2.0 (dihitung ulang)</w:t>
             </w:r>
           </w:p>
         </w:tc>
         <w:tc>
           <w:tcPr>
             <w:tcW w:type="dxa" w:w="1856"/>
-          </w:tcPr>
-          <w:p>
-            <w:r>
-              <w:t>N=1.524</w:t>
+            <w:shd w:val="clear" w:fill="D9EAF7"/>
+            <w:vAlign w:val="center"/>
+          </w:tcPr>
+          <w:p>
+            <w:r>
+              <w:t>0,777</w:t>
             </w:r>
           </w:p>
         </w:tc>
         <w:tc>
           <w:tcPr>
             <w:tcW w:type="dxa" w:w="1856"/>
-          </w:tcPr>
-          <w:p>
-            <w:r>
-              <w:t>AUC 0,777</w:t>
+            <w:shd w:val="clear" w:fill="D9EAF7"/>
+            <w:vAlign w:val="center"/>
+          </w:tcPr>
+          <w:p>
+            <w:r>
+              <w:t>SKA, N=1.524</w:t>
             </w:r>
           </w:p>
         </w:tc>
         <w:tc>
           <w:tcPr>
             <w:tcW w:type="dxa" w:w="1856"/>
-          </w:tcPr>
-          <w:p>
-            <w:r>
-              <w:t>Bootstrap p=0,0290</w:t>
+            <w:shd w:val="clear" w:fill="D9EAF7"/>
+            <w:vAlign w:val="center"/>
+          </w:tcPr>
+          <w:p>
+            <w:r>
+              <w:t>Berdasarkan data penelitian ini</w:t>
             </w:r>
           </w:p>
         </w:tc>
       </w:tr>
       <w:tr>
+        <w:trPr>
+          <w:tblHeader w:val="true"/>
+        </w:trPr>
         <w:tc>
           <w:tcPr>
             <w:tcW w:type="dxa" w:w="1856"/>
-          </w:tcPr>
-          <w:p>
-            <w:r>
-              <w:t>Selisih AUC</w:t>
+            <w:shd w:val="clear" w:fill="D9EAF7"/>
+            <w:vAlign w:val="center"/>
+          </w:tcPr>
+          <w:p>
+            <w:r>
+              <w:t>GRACE Score</w:t>
             </w:r>
           </w:p>
         </w:tc>
         <w:tc>
           <w:tcPr>
             <w:tcW w:type="dxa" w:w="1856"/>
-          </w:tcPr>
-          <w:p>
-            <w:r>
-              <w:t>RF dikurangi GRACE</w:t>
+            <w:shd w:val="clear" w:fill="D9EAF7"/>
+            <w:vAlign w:val="center"/>
+          </w:tcPr>
+          <w:p>
+            <w:r>
+              <w:t>0,790-0,800</w:t>
             </w:r>
           </w:p>
         </w:tc>
         <w:tc>
           <w:tcPr>
             <w:tcW w:type="dxa" w:w="1856"/>
-          </w:tcPr>
-          <w:p>
-            <w:r>
-              <w:t>0,042</w:t>
+            <w:shd w:val="clear" w:fill="D9EAF7"/>
+            <w:vAlign w:val="center"/>
+          </w:tcPr>
+          <w:p>
+            <w:r>
+              <w:t>SKA</w:t>
             </w:r>
           </w:p>
         </w:tc>
         <w:tc>
           <w:tcPr>
             <w:tcW w:type="dxa" w:w="1856"/>
-          </w:tcPr>
-          <w:p>
-            <w:r>
-              <w:t>IK 95% 0,003 sampai 0,084</w:t>
+            <w:shd w:val="clear" w:fill="D9EAF7"/>
+            <w:vAlign w:val="center"/>
+          </w:tcPr>
+          <w:p>
+            <w:r>
+              <w:t>Huang et al. (2020), Park et al. (2021)</w:t>
             </w:r>
           </w:p>
         </w:tc>
       </w:tr>
       <w:tr>
+        <w:trPr>
+          <w:tblHeader w:val="true"/>
+        </w:trPr>
         <w:tc>
           <w:tcPr>
             <w:tcW w:type="dxa" w:w="1856"/>
-          </w:tcPr>
-          <w:p>
-            <w:r>
-              <w:t>RF pada risiko ≥20%</w:t>
+            <w:shd w:val="clear" w:fill="D9EAF7"/>
+            <w:vAlign w:val="center"/>
+          </w:tcPr>
+          <w:p>
+            <w:r>
+              <w:t>TIMI STEMI</w:t>
             </w:r>
           </w:p>
         </w:tc>
         <w:tc>
           <w:tcPr>
             <w:tcW w:type="dxa" w:w="1856"/>
-          </w:tcPr>
-          <w:p>
-            <w:r>
-              <w:t>Ambang 0,200</w:t>
+            <w:shd w:val="clear" w:fill="D9EAF7"/>
+            <w:vAlign w:val="center"/>
+          </w:tcPr>
+          <w:p>
+            <w:r>
+              <w:t>0,760</w:t>
             </w:r>
           </w:p>
         </w:tc>
         <w:tc>
           <w:tcPr>
             <w:tcW w:type="dxa" w:w="1856"/>
-          </w:tcPr>
-          <w:p>
-            <w:r>
-              <w:t>Sens 40,9%; spes 92,8%</w:t>
+            <w:shd w:val="clear" w:fill="D9EAF7"/>
+            <w:vAlign w:val="center"/>
+          </w:tcPr>
+          <w:p>
+            <w:r>
+              <w:t>STEMI</w:t>
             </w:r>
           </w:p>
         </w:tc>
         <w:tc>
           <w:tcPr>
             <w:tcW w:type="dxa" w:w="1856"/>
-          </w:tcPr>
-          <w:p>
-            <w:r>
-              <w:t>FN=68</w:t>
+            <w:shd w:val="clear" w:fill="D9EAF7"/>
+            <w:vAlign w:val="center"/>
+          </w:tcPr>
+          <w:p>
+            <w:r>
+              <w:t>Morrow et al. (2000)</w:t>
             </w:r>
           </w:p>
         </w:tc>
       </w:tr>
       <w:tr>
+        <w:trPr>
+          <w:tblHeader w:val="true"/>
+        </w:trPr>
         <w:tc>
           <w:tcPr>
             <w:tcW w:type="dxa" w:w="1856"/>
-          </w:tcPr>
-          <w:p>
-            <w:r>
-              <w:t>GRACE pada risiko ≥20%</w:t>
+            <w:shd w:val="clear" w:fill="D9EAF7"/>
+            <w:vAlign w:val="center"/>
+          </w:tcPr>
+          <w:p>
+            <w:r>
+              <w:t>TIMI NSTEMI</w:t>
             </w:r>
           </w:p>
         </w:tc>
         <w:tc>
           <w:tcPr>
             <w:tcW w:type="dxa" w:w="1856"/>
-          </w:tcPr>
-          <w:p>
-            <w:r>
-              <w:t>Skor ≥163</w:t>
+            <w:shd w:val="clear" w:fill="D9EAF7"/>
+            <w:vAlign w:val="center"/>
+          </w:tcPr>
+          <w:p>
+            <w:r>
+              <w:t>0,750</w:t>
             </w:r>
           </w:p>
         </w:tc>
         <w:tc>
           <w:tcPr>
             <w:tcW w:type="dxa" w:w="1856"/>
-          </w:tcPr>
-          <w:p>
-            <w:r>
-              <w:t>Sens 52,2%; spes 85,3%</w:t>
+            <w:shd w:val="clear" w:fill="D9EAF7"/>
+            <w:vAlign w:val="center"/>
+          </w:tcPr>
+          <w:p>
+            <w:r>
+              <w:t>NSTEMI</w:t>
             </w:r>
           </w:p>
         </w:tc>
         <w:tc>
           <w:tcPr>
             <w:tcW w:type="dxa" w:w="1856"/>
-          </w:tcPr>
-          <w:p>
-            <w:r>
-              <w:t>FN=55</w:t>
+            <w:shd w:val="clear" w:fill="D9EAF7"/>
+            <w:vAlign w:val="center"/>
+          </w:tcPr>
+          <w:p>
+            <w:r>
+              <w:t>Antman et al. (2000)</w:t>
             </w:r>
           </w:p>
         </w:tc>
       </w:tr>
       <w:tr>
+        <w:trPr>
+          <w:tblHeader w:val="true"/>
+        </w:trPr>
         <w:tc>
           <w:tcPr>
             <w:tcW w:type="dxa" w:w="1856"/>
-          </w:tcPr>
-          <w:p>
-            <w:r>
-              <w:t>McNemar berpasangan</w:t>
+            <w:shd w:val="clear" w:fill="D9EAF7"/>
+            <w:vAlign w:val="center"/>
+          </w:tcPr>
+          <w:p>
+            <w:r>
+              <w:t>qSOFA</w:t>
             </w:r>
           </w:p>
         </w:tc>
         <w:tc>
           <w:tcPr>
             <w:tcW w:type="dxa" w:w="1856"/>
-          </w:tcPr>
-          <w:p>
-            <w:r>
-              <w:t>Ambang risiko 20%</w:t>
+            <w:shd w:val="clear" w:fill="D9EAF7"/>
+            <w:vAlign w:val="center"/>
+          </w:tcPr>
+          <w:p>
+            <w:r>
+              <w:t>0,650</w:t>
             </w:r>
           </w:p>
         </w:tc>
         <w:tc>
           <w:tcPr>
             <w:tcW w:type="dxa" w:w="1856"/>
-          </w:tcPr>
-          <w:p>
-            <w:r>
-              <w:t>RF saja benar=159; GRACE saja benar=66</w:t>
+            <w:shd w:val="clear" w:fill="D9EAF7"/>
+            <w:vAlign w:val="center"/>
+          </w:tcPr>
+          <w:p>
+            <w:r>
+              <w:t>Sepsis</w:t>
             </w:r>
           </w:p>
         </w:tc>
         <w:tc>
           <w:tcPr>
             <w:tcW w:type="dxa" w:w="1856"/>
-          </w:tcPr>
-          <w:p>
-            <w:r>
-              <w:t>p&lt;0,001</w:t>
+            <w:shd w:val="clear" w:fill="D9EAF7"/>
+            <w:vAlign w:val="center"/>
+          </w:tcPr>
+          <w:p>
+            <w:r>
+              <w:t>Singer et al. (2016)</w:t>
             </w:r>
           </w:p>
         </w:tc>
       </w:tr>
       <w:tr>
+        <w:trPr>
+          <w:tblHeader w:val="true"/>
+        </w:trPr>
         <w:tc>
           <w:tcPr>
             <w:tcW w:type="dxa" w:w="1856"/>
-          </w:tcPr>
-          <w:p>
-            <w:pPr>
-              <w:jc w:val="center"/>
-              <w:spacing w:line="360" w:lineRule="auto"/>
-            </w:pPr>
-            <w:r>
-              <w:rPr>
-                <w:rFonts w:ascii="Times New Roman" w:hAnsi="Times New Roman" w:cs="Times New Roman"/>
-                <w:sz w:val="24"/>
-                <w:szCs w:val="24"/>
-              </w:rPr>
-            </w:r>
-            <w:r>
-              <w:rPr>
-                <w:rFonts w:ascii="Times New Roman" w:hAnsi="Times New Roman" w:cs="Times New Roman"/>
-                <w:sz w:val="24"/>
-                <w:szCs w:val="24"/>
-              </w:rPr>
-              <w:t>qSOFA (Singer, 2016)</w:t>
+            <w:shd w:val="clear" w:fill="D9EAF7"/>
+            <w:vAlign w:val="center"/>
+          </w:tcPr>
+          <w:p>
+            <w:r>
+              <w:t>Jentzer Score</w:t>
             </w:r>
           </w:p>
         </w:tc>
         <w:tc>
           <w:tcPr>
             <w:tcW w:type="dxa" w:w="1856"/>
-          </w:tcPr>
-          <w:p>
-            <w:pPr>
-              <w:jc w:val="left"/>
-              <w:spacing w:line="360" w:lineRule="auto"/>
-            </w:pPr>
-            <w:r>
-              <w:rPr>
-                <w:rFonts w:ascii="Times New Roman" w:hAnsi="Times New Roman" w:cs="Times New Roman"/>
-                <w:sz w:val="24"/>
-                <w:szCs w:val="24"/>
-              </w:rPr>
-            </w:r>
-            <w:r>
-              <w:rPr>
-                <w:rFonts w:ascii="Times New Roman" w:hAnsi="Times New Roman" w:cs="Times New Roman"/>
-                <w:sz w:val="24"/>
-                <w:szCs w:val="24"/>
-              </w:rPr>
-              <w:t>Pasien sepsis</w:t>
+            <w:shd w:val="clear" w:fill="D9EAF7"/>
+            <w:vAlign w:val="center"/>
+          </w:tcPr>
+          <w:p>
+            <w:r>
+              <w:t>0,760</w:t>
             </w:r>
           </w:p>
         </w:tc>
         <w:tc>
           <w:tcPr>
             <w:tcW w:type="dxa" w:w="1856"/>
-          </w:tcPr>
-          <w:p>
-            <w:pPr>
-              <w:jc w:val="left"/>
-              <w:spacing w:line="360" w:lineRule="auto"/>
-            </w:pPr>
-            <w:r>
-              <w:rPr>
-                <w:rFonts w:ascii="Times New Roman" w:hAnsi="Times New Roman" w:cs="Times New Roman"/>
-                <w:sz w:val="24"/>
-                <w:szCs w:val="24"/>
-              </w:rPr>
-            </w:r>
-            <w:r>
-              <w:rPr>
-                <w:rFonts w:ascii="Times New Roman" w:hAnsi="Times New Roman" w:cs="Times New Roman"/>
-                <w:sz w:val="24"/>
-                <w:szCs w:val="24"/>
-              </w:rPr>
-              <w:t>0,650</w:t>
+            <w:shd w:val="clear" w:fill="D9EAF7"/>
+            <w:vAlign w:val="center"/>
+          </w:tcPr>
+          <w:p>
+            <w:r>
+              <w:t>SKG, CICU</w:t>
             </w:r>
           </w:p>
         </w:tc>
         <w:tc>
           <w:tcPr>
             <w:tcW w:type="dxa" w:w="1856"/>
-          </w:tcPr>
-          <w:p>
-            <w:pPr>
-              <w:jc w:val="left"/>
-              <w:spacing w:line="360" w:lineRule="auto"/>
-            </w:pPr>
-            <w:r>
-              <w:rPr>
-                <w:rFonts w:ascii="Times New Roman" w:hAnsi="Times New Roman" w:cs="Times New Roman"/>
-                <w:sz w:val="24"/>
-                <w:szCs w:val="24"/>
-              </w:rPr>
-            </w:r>
-            <w:r>
-              <w:rPr>
-                <w:rFonts w:ascii="Times New Roman" w:hAnsi="Times New Roman" w:cs="Times New Roman"/>
-                <w:sz w:val="24"/>
-                <w:szCs w:val="24"/>
-              </w:rPr>
-              <w:t>3 parameter klinis</w:t>
-            </w:r>
-          </w:p>
-        </w:tc>
-      </w:tr>
-      <w:tr>
-        <w:tc>
-          <w:tcPr>
-            <w:tcW w:type="dxa" w:w="1856"/>
-          </w:tcPr>
-          <w:p>
-            <w:pPr>
-              <w:jc w:val="center"/>
-              <w:spacing w:line="360" w:lineRule="auto"/>
-            </w:pPr>
-            <w:r>
-              <w:rPr>
-                <w:rFonts w:ascii="Times New Roman" w:hAnsi="Times New Roman" w:cs="Times New Roman"/>
-                <w:sz w:val="24"/>
-                <w:szCs w:val="24"/>
-              </w:rPr>
-            </w:r>
-            <w:r>
-              <w:rPr>
-                <w:rFonts w:ascii="Times New Roman" w:hAnsi="Times New Roman" w:cs="Times New Roman"/>
-                <w:sz w:val="24"/>
-                <w:szCs w:val="24"/>
-              </w:rPr>
-              <w:t>Jentzer Score (Jentzer, 2021)</w:t>
-            </w:r>
-          </w:p>
-        </w:tc>
-        <w:tc>
-          <w:tcPr>
-            <w:tcW w:type="dxa" w:w="1856"/>
-          </w:tcPr>
-          <w:p>
-            <w:pPr>
-              <w:jc w:val="left"/>
-              <w:spacing w:line="360" w:lineRule="auto"/>
-            </w:pPr>
-            <w:r>
-              <w:rPr>
-                <w:rFonts w:ascii="Times New Roman" w:hAnsi="Times New Roman" w:cs="Times New Roman"/>
-                <w:sz w:val="24"/>
-                <w:szCs w:val="24"/>
-              </w:rPr>
-            </w:r>
-            <w:r>
-              <w:rPr>
-                <w:rFonts w:ascii="Times New Roman" w:hAnsi="Times New Roman" w:cs="Times New Roman"/>
-                <w:sz w:val="24"/>
-                <w:szCs w:val="24"/>
-              </w:rPr>
-              <w:t>SKG, CICU</w:t>
-            </w:r>
-          </w:p>
-        </w:tc>
-        <w:tc>
-          <w:tcPr>
-            <w:tcW w:type="dxa" w:w="1856"/>
-          </w:tcPr>
-          <w:p>
-            <w:pPr>
-              <w:jc w:val="left"/>
-              <w:spacing w:line="360" w:lineRule="auto"/>
-            </w:pPr>
-            <w:r>
-              <w:rPr>
-                <w:rFonts w:ascii="Times New Roman" w:hAnsi="Times New Roman" w:cs="Times New Roman"/>
-                <w:sz w:val="24"/>
-                <w:szCs w:val="24"/>
-              </w:rPr>
-            </w:r>
-            <w:r>
-              <w:rPr>
-                <w:rFonts w:ascii="Times New Roman" w:hAnsi="Times New Roman" w:cs="Times New Roman"/>
-                <w:sz w:val="24"/>
-                <w:szCs w:val="24"/>
-              </w:rPr>
-              <w:t>0,760</w:t>
-            </w:r>
-          </w:p>
-        </w:tc>
-        <w:tc>
-          <w:tcPr>
-            <w:tcW w:type="dxa" w:w="1856"/>
-          </w:tcPr>
-          <w:p>
-            <w:pPr>
-              <w:jc w:val="left"/>
-              <w:spacing w:line="360" w:lineRule="auto"/>
-            </w:pPr>
-            <w:r>
-              <w:rPr>
-                <w:rFonts w:ascii="Times New Roman" w:hAnsi="Times New Roman" w:cs="Times New Roman"/>
-                <w:sz w:val="24"/>
-                <w:szCs w:val="24"/>
-              </w:rPr>
-            </w:r>
-            <w:r>
-              <w:rPr>
-                <w:rFonts w:ascii="Times New Roman" w:hAnsi="Times New Roman" w:cs="Times New Roman"/>
-                <w:sz w:val="24"/>
-                <w:szCs w:val="24"/>
-              </w:rPr>
-              <w:t>Skor spesifik SKG</w:t>
+            <w:shd w:val="clear" w:fill="D9EAF7"/>
+            <w:vAlign w:val="center"/>
+          </w:tcPr>
+          <w:p>
+            <w:r>
+              <w:t>Jentzer et al. (2021)</w:t>
             </w:r>
           </w:p>
         </w:tc>
